--- a/IRS-Project-Proposal-V1-CN.docx
+++ b/IRS-Project-Proposal-V1-CN.docx
@@ -1,6 +1,6 @@
 
 <file path=word/document.xml><?xml version="1.0" encoding="utf-8"?>
-<w:document xmlns:wpc="http://schemas.microsoft.com/office/word/2010/wordprocessingCanvas" xmlns:cx="http://schemas.microsoft.com/office/drawing/2014/chartex" xmlns:cx1="http://schemas.microsoft.com/office/drawing/2015/9/8/chartex" xmlns:cx2="http://schemas.microsoft.com/office/drawing/2015/10/21/chartex" xmlns:cx3="http://schemas.microsoft.com/office/drawing/2016/5/9/chartex" xmlns:cx4="http://schemas.microsoft.com/office/drawing/2016/5/10/chartex" xmlns:cx5="http://schemas.microsoft.com/office/drawing/2016/5/11/chartex" xmlns:cx6="http://schemas.microsoft.com/office/drawing/2016/5/12/chartex" xmlns:cx7="http://schemas.microsoft.com/office/drawing/2016/5/13/chartex" xmlns:cx8="http://schemas.microsoft.com/office/drawing/2016/5/14/chartex" xmlns:mc="http://schemas.openxmlformats.org/markup-compatibility/2006" xmlns:aink="http://schemas.microsoft.com/office/drawing/2016/ink" xmlns:am3d="http://schemas.microsoft.com/office/drawing/2017/model3d" xmlns:o="urn:schemas-microsoft-com:office:office" xmlns:oel="http://schemas.microsoft.com/office/2019/extlst" xmlns:r="http://schemas.openxmlformats.org/officeDocument/2006/relationships" xmlns:m="http://schemas.openxmlformats.org/officeDocument/2006/math" xmlns:v="urn:schemas-microsoft-com:vml" xmlns:wp14="http://schemas.microsoft.com/office/word/2010/wordprocessingDrawing" xmlns:wp="http://schemas.openxmlformats.org/drawingml/2006/wordprocessingDrawing" xmlns:w10="urn:schemas-microsoft-com:office:word" xmlns:w="http://schemas.openxmlformats.org/wordprocessingml/2006/main" xmlns:w14="http://schemas.microsoft.com/office/word/2010/wordml" xmlns:w15="http://schemas.microsoft.com/office/word/2012/wordml" xmlns:w16cex="http://schemas.microsoft.com/office/word/2018/wordml/cex" xmlns:w16cid="http://schemas.microsoft.com/office/word/2016/wordml/cid" xmlns:w16="http://schemas.microsoft.com/office/word/2018/wordml" xmlns:w16du="http://schemas.microsoft.com/office/word/2023/wordml/word16du" xmlns:w16sdtdh="http://schemas.microsoft.com/office/word/2020/wordml/sdtdatahash" xmlns:w16sdtfl="http://schemas.microsoft.com/office/word/2024/wordml/sdtformatlock" xmlns:w16se="http://schemas.microsoft.com/office/word/2015/wordml/symex" xmlns:wpg="http://schemas.microsoft.com/office/word/2010/wordprocessingGroup" xmlns:wpi="http://schemas.microsoft.com/office/word/2010/wordprocessingInk" xmlns:wne="http://schemas.microsoft.com/office/word/2006/wordml" xmlns:wps="http://schemas.microsoft.com/office/word/2010/wordprocessingShape" mc:Ignorable="w14 w15 w16se w16cid w16 w16cex w16sdtdh w16sdtfl w16du wp14">
+<w:document xmlns:wpc="http://schemas.microsoft.com/office/word/2010/wordprocessingCanvas" xmlns:cx="http://schemas.microsoft.com/office/drawing/2014/chartex" xmlns:cx1="http://schemas.microsoft.com/office/drawing/2015/9/8/chartex" xmlns:cx2="http://schemas.microsoft.com/office/drawing/2015/10/21/chartex" xmlns:cx3="http://schemas.microsoft.com/office/drawing/2016/5/9/chartex" xmlns:cx4="http://schemas.microsoft.com/office/drawing/2016/5/10/chartex" xmlns:cx5="http://schemas.microsoft.com/office/drawing/2016/5/11/chartex" xmlns:cx6="http://schemas.microsoft.com/office/drawing/2016/5/12/chartex" xmlns:cx7="http://schemas.microsoft.com/office/drawing/2016/5/13/chartex" xmlns:cx8="http://schemas.microsoft.com/office/drawing/2016/5/14/chartex" xmlns:mc="http://schemas.openxmlformats.org/markup-compatibility/2006" xmlns:aink="http://schemas.microsoft.com/office/drawing/2016/ink" xmlns:am3d="http://schemas.microsoft.com/office/drawing/2017/model3d" xmlns:o="urn:schemas-microsoft-com:office:office" xmlns:oel="http://schemas.microsoft.com/office/2019/extlst" xmlns:r="http://schemas.openxmlformats.org/officeDocument/2006/relationships" xmlns:m="http://schemas.openxmlformats.org/officeDocument/2006/math" xmlns:v="urn:schemas-microsoft-com:vml" xmlns:wp14="http://schemas.microsoft.com/office/word/2010/wordprocessingDrawing" xmlns:wp="http://schemas.openxmlformats.org/drawingml/2006/wordprocessingDrawing" xmlns:w10="urn:schemas-microsoft-com:office:word" xmlns:w="http://schemas.openxmlformats.org/wordprocessingml/2006/main" xmlns:w14="http://schemas.microsoft.com/office/word/2010/wordml" xmlns:w15="http://schemas.microsoft.com/office/word/2012/wordml" xmlns:w16cex="http://schemas.microsoft.com/office/word/2018/wordml/cex" xmlns:w16cid="http://schemas.microsoft.com/office/word/2016/wordml/cid" xmlns:w16="http://schemas.microsoft.com/office/word/2018/wordml" xmlns:w16sdtdh="http://schemas.microsoft.com/office/word/2020/wordml/sdtdatahash" xmlns:w16se="http://schemas.microsoft.com/office/word/2015/wordml/symex" xmlns:wpg="http://schemas.microsoft.com/office/word/2010/wordprocessingGroup" xmlns:wpi="http://schemas.microsoft.com/office/word/2010/wordprocessingInk" xmlns:wne="http://schemas.microsoft.com/office/word/2006/wordml" xmlns:wps="http://schemas.microsoft.com/office/word/2010/wordprocessingShape" mc:Ignorable="w14 w15 w16se w16cid w16 w16cex w16sdtdh wp14">
   <w:body>
     <w:p>
       <w:pPr>
@@ -771,7 +771,7 @@
         <w:pStyle w:val="1"/>
         <w:spacing w:before="360" w:after="140"/>
       </w:pPr>
-      <w:bookmarkStart w:id="0" w:name="_Toc239256409"/>
+      <w:bookmarkStart w:id="0" w:name="_Toc239691255"/>
       <w:r>
         <w:rPr>
           <w:rFonts w:eastAsia="微软雅黑"/>
@@ -791,6 +791,7 @@
         <w:alias w:val="Contents"/>
         <w:id w:val="820235994"/>
       </w:sdtPr>
+      <w:sdtEndPr/>
       <w:sdtContent>
         <w:p>
           <w:pPr>
@@ -799,7 +800,8 @@
               <w:tab w:val="right" w:leader="dot" w:pos="9736"/>
             </w:tabs>
             <w:rPr>
-              <w:rFonts w:asciiTheme="minorHAnsi" w:hAnsiTheme="minorHAnsi" w:cstheme="minorBidi"/>
+              <w:rFonts w:asciiTheme="minorHAnsi" w:hAnsiTheme="minorHAnsi" w:cstheme="minorBidi" w:hint="eastAsia"/>
+              <w:noProof/>
               <w:kern w:val="2"/>
               <w:sz w:val="22"/>
               <w:szCs w:val="24"/>
@@ -815,60 +817,73 @@
           <w:r>
             <w:fldChar w:fldCharType="separate"/>
           </w:r>
-          <w:hyperlink w:anchor="_Toc239256409" w:history="1">
+          <w:hyperlink w:anchor="_Toc239691255" w:history="1">
             <w:r>
               <w:rPr>
                 <w:rStyle w:val="ad"/>
                 <w:rFonts w:eastAsia="微软雅黑" w:hint="eastAsia"/>
                 <w:b/>
                 <w:bCs/>
+                <w:noProof/>
               </w:rPr>
               <w:t>目录</w:t>
             </w:r>
             <w:r>
               <w:rPr>
                 <w:rFonts w:hint="eastAsia"/>
+                <w:noProof/>
               </w:rPr>
               <w:tab/>
             </w:r>
             <w:r>
               <w:rPr>
                 <w:rFonts w:hint="eastAsia"/>
+                <w:noProof/>
               </w:rPr>
               <w:fldChar w:fldCharType="begin"/>
             </w:r>
             <w:r>
               <w:rPr>
                 <w:rFonts w:hint="eastAsia"/>
+                <w:noProof/>
               </w:rPr>
               <w:instrText xml:space="preserve"> </w:instrText>
             </w:r>
             <w:r>
-              <w:instrText>PAGEREF _Toc239256409 \h</w:instrText>
-            </w:r>
-            <w:r>
-              <w:rPr>
-                <w:rFonts w:hint="eastAsia"/>
+              <w:rPr>
+                <w:noProof/>
+              </w:rPr>
+              <w:instrText>PAGEREF _Toc239691255 \h</w:instrText>
+            </w:r>
+            <w:r>
+              <w:rPr>
+                <w:rFonts w:hint="eastAsia"/>
+                <w:noProof/>
               </w:rPr>
               <w:instrText xml:space="preserve"> </w:instrText>
             </w:r>
             <w:r>
               <w:rPr>
                 <w:rFonts w:hint="eastAsia"/>
-              </w:rPr>
-            </w:r>
-            <w:r>
-              <w:rPr>
-                <w:rFonts w:hint="eastAsia"/>
+                <w:noProof/>
+              </w:rPr>
+            </w:r>
+            <w:r>
+              <w:rPr>
+                <w:noProof/>
               </w:rPr>
               <w:fldChar w:fldCharType="separate"/>
             </w:r>
             <w:r>
+              <w:rPr>
+                <w:noProof/>
+              </w:rPr>
               <w:t>2</w:t>
             </w:r>
             <w:r>
               <w:rPr>
                 <w:rFonts w:hint="eastAsia"/>
+                <w:noProof/>
               </w:rPr>
               <w:fldChar w:fldCharType="end"/>
             </w:r>
@@ -881,20 +896,22 @@
               <w:tab w:val="right" w:leader="dot" w:pos="9736"/>
             </w:tabs>
             <w:rPr>
-              <w:rFonts w:asciiTheme="minorHAnsi" w:hAnsiTheme="minorHAnsi" w:cstheme="minorBidi"/>
+              <w:rFonts w:asciiTheme="minorHAnsi" w:hAnsiTheme="minorHAnsi" w:cstheme="minorBidi" w:hint="eastAsia"/>
+              <w:noProof/>
               <w:kern w:val="2"/>
               <w:sz w:val="22"/>
               <w:szCs w:val="24"/>
               <w14:ligatures w14:val="standardContextual"/>
             </w:rPr>
           </w:pPr>
-          <w:hyperlink w:anchor="_Toc239256410" w:history="1">
+          <w:hyperlink w:anchor="_Toc239691256" w:history="1">
             <w:r>
               <w:rPr>
                 <w:rStyle w:val="ad"/>
                 <w:rFonts w:eastAsia="微软雅黑" w:hint="eastAsia"/>
                 <w:b/>
                 <w:bCs/>
+                <w:noProof/>
               </w:rPr>
               <w:t xml:space="preserve">1. </w:t>
             </w:r>
@@ -904,53 +921,260 @@
                 <w:rFonts w:eastAsia="微软雅黑" w:hint="eastAsia"/>
                 <w:b/>
                 <w:bCs/>
-              </w:rPr>
-              <w:t>项目标题</w:t>
-            </w:r>
-            <w:r>
-              <w:rPr>
-                <w:rFonts w:hint="eastAsia"/>
+                <w:noProof/>
+              </w:rPr>
+              <w:t>引言</w:t>
+            </w:r>
+            <w:r>
+              <w:rPr>
+                <w:rFonts w:hint="eastAsia"/>
+                <w:noProof/>
               </w:rPr>
               <w:tab/>
             </w:r>
             <w:r>
               <w:rPr>
                 <w:rFonts w:hint="eastAsia"/>
+                <w:noProof/>
               </w:rPr>
               <w:fldChar w:fldCharType="begin"/>
             </w:r>
             <w:r>
               <w:rPr>
                 <w:rFonts w:hint="eastAsia"/>
+                <w:noProof/>
               </w:rPr>
               <w:instrText xml:space="preserve"> </w:instrText>
             </w:r>
             <w:r>
-              <w:instrText>PAGEREF _Toc239256410 \h</w:instrText>
-            </w:r>
-            <w:r>
-              <w:rPr>
-                <w:rFonts w:hint="eastAsia"/>
+              <w:rPr>
+                <w:noProof/>
+              </w:rPr>
+              <w:instrText>PAGEREF _Toc239691256 \h</w:instrText>
+            </w:r>
+            <w:r>
+              <w:rPr>
+                <w:rFonts w:hint="eastAsia"/>
+                <w:noProof/>
               </w:rPr>
               <w:instrText xml:space="preserve"> </w:instrText>
             </w:r>
             <w:r>
               <w:rPr>
                 <w:rFonts w:hint="eastAsia"/>
-              </w:rPr>
-            </w:r>
-            <w:r>
-              <w:rPr>
-                <w:rFonts w:hint="eastAsia"/>
+                <w:noProof/>
+              </w:rPr>
+            </w:r>
+            <w:r>
+              <w:rPr>
+                <w:noProof/>
               </w:rPr>
               <w:fldChar w:fldCharType="separate"/>
             </w:r>
             <w:r>
+              <w:rPr>
+                <w:noProof/>
+              </w:rPr>
               <w:t>3</w:t>
             </w:r>
             <w:r>
               <w:rPr>
                 <w:rFonts w:hint="eastAsia"/>
+                <w:noProof/>
+              </w:rPr>
+              <w:fldChar w:fldCharType="end"/>
+            </w:r>
+          </w:hyperlink>
+        </w:p>
+        <w:p>
+          <w:pPr>
+            <w:pStyle w:val="TOC2"/>
+            <w:tabs>
+              <w:tab w:val="right" w:leader="dot" w:pos="9736"/>
+            </w:tabs>
+            <w:rPr>
+              <w:rFonts w:asciiTheme="minorHAnsi" w:hAnsiTheme="minorHAnsi" w:cstheme="minorBidi" w:hint="eastAsia"/>
+              <w:noProof/>
+              <w:kern w:val="2"/>
+              <w:sz w:val="22"/>
+              <w:szCs w:val="24"/>
+              <w14:ligatures w14:val="standardContextual"/>
+            </w:rPr>
+          </w:pPr>
+          <w:hyperlink w:anchor="_Toc239691257" w:history="1">
+            <w:r>
+              <w:rPr>
+                <w:rStyle w:val="ad"/>
+                <w:rFonts w:eastAsia="微软雅黑" w:hint="eastAsia"/>
+                <w:b/>
+                <w:bCs/>
+                <w:noProof/>
+              </w:rPr>
+              <w:t xml:space="preserve">1.1 </w:t>
+            </w:r>
+            <w:r>
+              <w:rPr>
+                <w:rStyle w:val="ad"/>
+                <w:rFonts w:eastAsia="微软雅黑" w:hint="eastAsia"/>
+                <w:b/>
+                <w:bCs/>
+                <w:noProof/>
+              </w:rPr>
+              <w:t>项目概述与预期价值</w:t>
+            </w:r>
+            <w:r>
+              <w:rPr>
+                <w:rFonts w:hint="eastAsia"/>
+                <w:noProof/>
+              </w:rPr>
+              <w:tab/>
+            </w:r>
+            <w:r>
+              <w:rPr>
+                <w:rFonts w:hint="eastAsia"/>
+                <w:noProof/>
+              </w:rPr>
+              <w:fldChar w:fldCharType="begin"/>
+            </w:r>
+            <w:r>
+              <w:rPr>
+                <w:rFonts w:hint="eastAsia"/>
+                <w:noProof/>
+              </w:rPr>
+              <w:instrText xml:space="preserve"> </w:instrText>
+            </w:r>
+            <w:r>
+              <w:rPr>
+                <w:noProof/>
+              </w:rPr>
+              <w:instrText>PAGEREF _Toc239691257 \h</w:instrText>
+            </w:r>
+            <w:r>
+              <w:rPr>
+                <w:rFonts w:hint="eastAsia"/>
+                <w:noProof/>
+              </w:rPr>
+              <w:instrText xml:space="preserve"> </w:instrText>
+            </w:r>
+            <w:r>
+              <w:rPr>
+                <w:rFonts w:hint="eastAsia"/>
+                <w:noProof/>
+              </w:rPr>
+            </w:r>
+            <w:r>
+              <w:rPr>
+                <w:noProof/>
+              </w:rPr>
+              <w:fldChar w:fldCharType="separate"/>
+            </w:r>
+            <w:r>
+              <w:rPr>
+                <w:noProof/>
+              </w:rPr>
+              <w:t>3</w:t>
+            </w:r>
+            <w:r>
+              <w:rPr>
+                <w:rFonts w:hint="eastAsia"/>
+                <w:noProof/>
+              </w:rPr>
+              <w:fldChar w:fldCharType="end"/>
+            </w:r>
+          </w:hyperlink>
+        </w:p>
+        <w:p>
+          <w:pPr>
+            <w:pStyle w:val="TOC2"/>
+            <w:tabs>
+              <w:tab w:val="right" w:leader="dot" w:pos="9736"/>
+            </w:tabs>
+            <w:rPr>
+              <w:rFonts w:asciiTheme="minorHAnsi" w:hAnsiTheme="minorHAnsi" w:cstheme="minorBidi" w:hint="eastAsia"/>
+              <w:noProof/>
+              <w:kern w:val="2"/>
+              <w:sz w:val="22"/>
+              <w:szCs w:val="24"/>
+              <w14:ligatures w14:val="standardContextual"/>
+            </w:rPr>
+          </w:pPr>
+          <w:hyperlink w:anchor="_Toc239691258" w:history="1">
+            <w:r>
+              <w:rPr>
+                <w:rStyle w:val="ad"/>
+                <w:rFonts w:eastAsia="微软雅黑" w:hint="eastAsia"/>
+                <w:b/>
+                <w:bCs/>
+                <w:noProof/>
+              </w:rPr>
+              <w:t xml:space="preserve">1.2 </w:t>
+            </w:r>
+            <w:r>
+              <w:rPr>
+                <w:rStyle w:val="ad"/>
+                <w:rFonts w:eastAsia="微软雅黑" w:hint="eastAsia"/>
+                <w:b/>
+                <w:bCs/>
+                <w:noProof/>
+              </w:rPr>
+              <w:t>项目目标</w:t>
+            </w:r>
+            <w:r>
+              <w:rPr>
+                <w:rFonts w:hint="eastAsia"/>
+                <w:noProof/>
+              </w:rPr>
+              <w:tab/>
+            </w:r>
+            <w:r>
+              <w:rPr>
+                <w:rFonts w:hint="eastAsia"/>
+                <w:noProof/>
+              </w:rPr>
+              <w:fldChar w:fldCharType="begin"/>
+            </w:r>
+            <w:r>
+              <w:rPr>
+                <w:rFonts w:hint="eastAsia"/>
+                <w:noProof/>
+              </w:rPr>
+              <w:instrText xml:space="preserve"> </w:instrText>
+            </w:r>
+            <w:r>
+              <w:rPr>
+                <w:noProof/>
+              </w:rPr>
+              <w:instrText>PAGEREF _Toc239691258 \h</w:instrText>
+            </w:r>
+            <w:r>
+              <w:rPr>
+                <w:rFonts w:hint="eastAsia"/>
+                <w:noProof/>
+              </w:rPr>
+              <w:instrText xml:space="preserve"> </w:instrText>
+            </w:r>
+            <w:r>
+              <w:rPr>
+                <w:rFonts w:hint="eastAsia"/>
+                <w:noProof/>
+              </w:rPr>
+            </w:r>
+            <w:r>
+              <w:rPr>
+                <w:noProof/>
+              </w:rPr>
+              <w:fldChar w:fldCharType="separate"/>
+            </w:r>
+            <w:r>
+              <w:rPr>
+                <w:noProof/>
+              </w:rPr>
+              <w:t>3</w:t>
+            </w:r>
+            <w:r>
+              <w:rPr>
+                <w:rFonts w:hint="eastAsia"/>
+                <w:noProof/>
               </w:rPr>
               <w:fldChar w:fldCharType="end"/>
             </w:r>
@@ -963,20 +1187,22 @@
               <w:tab w:val="right" w:leader="dot" w:pos="9736"/>
             </w:tabs>
             <w:rPr>
-              <w:rFonts w:asciiTheme="minorHAnsi" w:hAnsiTheme="minorHAnsi" w:cstheme="minorBidi"/>
+              <w:rFonts w:asciiTheme="minorHAnsi" w:hAnsiTheme="minorHAnsi" w:cstheme="minorBidi" w:hint="eastAsia"/>
+              <w:noProof/>
               <w:kern w:val="2"/>
               <w:sz w:val="22"/>
               <w:szCs w:val="24"/>
               <w14:ligatures w14:val="standardContextual"/>
             </w:rPr>
           </w:pPr>
-          <w:hyperlink w:anchor="_Toc239256411" w:history="1">
+          <w:hyperlink w:anchor="_Toc239691259" w:history="1">
             <w:r>
               <w:rPr>
                 <w:rStyle w:val="ad"/>
                 <w:rFonts w:eastAsia="微软雅黑" w:hint="eastAsia"/>
                 <w:b/>
                 <w:bCs/>
+                <w:noProof/>
               </w:rPr>
               <w:t xml:space="preserve">2. </w:t>
             </w:r>
@@ -986,53 +1212,66 @@
                 <w:rFonts w:eastAsia="微软雅黑" w:hint="eastAsia"/>
                 <w:b/>
                 <w:bCs/>
-              </w:rPr>
-              <w:t>引言</w:t>
-            </w:r>
-            <w:r>
-              <w:rPr>
-                <w:rFonts w:hint="eastAsia"/>
+                <w:noProof/>
+              </w:rPr>
+              <w:t>项目背景</w:t>
+            </w:r>
+            <w:r>
+              <w:rPr>
+                <w:rFonts w:hint="eastAsia"/>
+                <w:noProof/>
               </w:rPr>
               <w:tab/>
             </w:r>
             <w:r>
               <w:rPr>
                 <w:rFonts w:hint="eastAsia"/>
+                <w:noProof/>
               </w:rPr>
               <w:fldChar w:fldCharType="begin"/>
             </w:r>
             <w:r>
               <w:rPr>
                 <w:rFonts w:hint="eastAsia"/>
+                <w:noProof/>
               </w:rPr>
               <w:instrText xml:space="preserve"> </w:instrText>
             </w:r>
             <w:r>
-              <w:instrText>PAGEREF _Toc239256411 \h</w:instrText>
-            </w:r>
-            <w:r>
-              <w:rPr>
-                <w:rFonts w:hint="eastAsia"/>
+              <w:rPr>
+                <w:noProof/>
+              </w:rPr>
+              <w:instrText>PAGEREF _Toc239691259 \h</w:instrText>
+            </w:r>
+            <w:r>
+              <w:rPr>
+                <w:rFonts w:hint="eastAsia"/>
+                <w:noProof/>
               </w:rPr>
               <w:instrText xml:space="preserve"> </w:instrText>
             </w:r>
             <w:r>
               <w:rPr>
                 <w:rFonts w:hint="eastAsia"/>
-              </w:rPr>
-            </w:r>
-            <w:r>
-              <w:rPr>
-                <w:rFonts w:hint="eastAsia"/>
+                <w:noProof/>
+              </w:rPr>
+            </w:r>
+            <w:r>
+              <w:rPr>
+                <w:noProof/>
               </w:rPr>
               <w:fldChar w:fldCharType="separate"/>
             </w:r>
             <w:r>
-              <w:t>3</w:t>
-            </w:r>
-            <w:r>
-              <w:rPr>
-                <w:rFonts w:hint="eastAsia"/>
+              <w:rPr>
+                <w:noProof/>
+              </w:rPr>
+              <w:t>4</w:t>
+            </w:r>
+            <w:r>
+              <w:rPr>
+                <w:rFonts w:hint="eastAsia"/>
+                <w:noProof/>
               </w:rPr>
               <w:fldChar w:fldCharType="end"/>
             </w:r>
@@ -1045,22 +1284,24 @@
               <w:tab w:val="right" w:leader="dot" w:pos="9736"/>
             </w:tabs>
             <w:rPr>
-              <w:rFonts w:asciiTheme="minorHAnsi" w:hAnsiTheme="minorHAnsi" w:cstheme="minorBidi"/>
+              <w:rFonts w:asciiTheme="minorHAnsi" w:hAnsiTheme="minorHAnsi" w:cstheme="minorBidi" w:hint="eastAsia"/>
+              <w:noProof/>
               <w:kern w:val="2"/>
               <w:sz w:val="22"/>
               <w:szCs w:val="24"/>
               <w14:ligatures w14:val="standardContextual"/>
             </w:rPr>
           </w:pPr>
-          <w:hyperlink w:anchor="_Toc239256412" w:history="1">
+          <w:hyperlink w:anchor="_Toc239691260" w:history="1">
             <w:r>
               <w:rPr>
                 <w:rStyle w:val="ad"/>
                 <w:rFonts w:eastAsia="微软雅黑" w:hint="eastAsia"/>
                 <w:b/>
                 <w:bCs/>
-              </w:rPr>
-              <w:t xml:space="preserve">2.1 </w:t>
+                <w:noProof/>
+              </w:rPr>
+              <w:t>学生在申请</w:t>
             </w:r>
             <w:r>
               <w:rPr>
@@ -1068,53 +1309,136 @@
                 <w:rFonts w:eastAsia="微软雅黑" w:hint="eastAsia"/>
                 <w:b/>
                 <w:bCs/>
-              </w:rPr>
-              <w:t>项目概述与预期价值</w:t>
-            </w:r>
-            <w:r>
-              <w:rPr>
-                <w:rFonts w:hint="eastAsia"/>
+                <w:noProof/>
+              </w:rPr>
+              <w:t xml:space="preserve"> IT </w:t>
+            </w:r>
+            <w:r>
+              <w:rPr>
+                <w:rStyle w:val="ad"/>
+                <w:rFonts w:eastAsia="微软雅黑" w:hint="eastAsia"/>
+                <w:b/>
+                <w:bCs/>
+                <w:noProof/>
+              </w:rPr>
+              <w:t>行业实习和校招岗位时，通常面对岗位信息分散、</w:t>
+            </w:r>
+            <w:r>
+              <w:rPr>
+                <w:rStyle w:val="ad"/>
+                <w:rFonts w:eastAsia="微软雅黑" w:hint="eastAsia"/>
+                <w:b/>
+                <w:bCs/>
+                <w:noProof/>
+              </w:rPr>
+              <w:t xml:space="preserve">JD </w:t>
+            </w:r>
+            <w:r>
+              <w:rPr>
+                <w:rStyle w:val="ad"/>
+                <w:rFonts w:eastAsia="微软雅黑" w:hint="eastAsia"/>
+                <w:b/>
+                <w:bCs/>
+                <w:noProof/>
+              </w:rPr>
+              <w:t>技术要求难以理解、简历缺少针对性、技能差距反馈不足等问题。很多学生会用同一份通用简历批量投递不同岗位，但</w:t>
+            </w:r>
+            <w:r>
+              <w:rPr>
+                <w:rStyle w:val="ad"/>
+                <w:rFonts w:eastAsia="微软雅黑" w:hint="eastAsia"/>
+                <w:b/>
+                <w:bCs/>
+                <w:noProof/>
+              </w:rPr>
+              <w:t xml:space="preserve"> IT </w:t>
+            </w:r>
+            <w:r>
+              <w:rPr>
+                <w:rStyle w:val="ad"/>
+                <w:rFonts w:eastAsia="微软雅黑" w:hint="eastAsia"/>
+                <w:b/>
+                <w:bCs/>
+                <w:noProof/>
+              </w:rPr>
+              <w:t>岗位对技术栈、项目经验和岗位方向的要求差异明显，通用申请往往难以突出匹配度。因此，本项目希望通过智能推理系统帮助学生更快识别适合自己的岗位，并围绕具体</w:t>
+            </w:r>
+            <w:r>
+              <w:rPr>
+                <w:rStyle w:val="ad"/>
+                <w:rFonts w:eastAsia="微软雅黑" w:hint="eastAsia"/>
+                <w:b/>
+                <w:bCs/>
+                <w:noProof/>
+              </w:rPr>
+              <w:t xml:space="preserve"> JD </w:t>
+            </w:r>
+            <w:r>
+              <w:rPr>
+                <w:rStyle w:val="ad"/>
+                <w:rFonts w:eastAsia="微软雅黑" w:hint="eastAsia"/>
+                <w:b/>
+                <w:bCs/>
+                <w:noProof/>
+              </w:rPr>
+              <w:t>优化简历表达。</w:t>
+            </w:r>
+            <w:r>
+              <w:rPr>
+                <w:rFonts w:hint="eastAsia"/>
+                <w:noProof/>
               </w:rPr>
               <w:tab/>
             </w:r>
             <w:r>
               <w:rPr>
                 <w:rFonts w:hint="eastAsia"/>
+                <w:noProof/>
               </w:rPr>
               <w:fldChar w:fldCharType="begin"/>
             </w:r>
             <w:r>
               <w:rPr>
                 <w:rFonts w:hint="eastAsia"/>
+                <w:noProof/>
               </w:rPr>
               <w:instrText xml:space="preserve"> </w:instrText>
             </w:r>
             <w:r>
-              <w:instrText>PAGEREF _Toc239256412 \h</w:instrText>
-            </w:r>
-            <w:r>
-              <w:rPr>
-                <w:rFonts w:hint="eastAsia"/>
+              <w:rPr>
+                <w:noProof/>
+              </w:rPr>
+              <w:instrText>PAGEREF _Toc239691260 \h</w:instrText>
+            </w:r>
+            <w:r>
+              <w:rPr>
+                <w:rFonts w:hint="eastAsia"/>
+                <w:noProof/>
               </w:rPr>
               <w:instrText xml:space="preserve"> </w:instrText>
             </w:r>
             <w:r>
               <w:rPr>
                 <w:rFonts w:hint="eastAsia"/>
-              </w:rPr>
-            </w:r>
-            <w:r>
-              <w:rPr>
-                <w:rFonts w:hint="eastAsia"/>
+                <w:noProof/>
+              </w:rPr>
+            </w:r>
+            <w:r>
+              <w:rPr>
+                <w:noProof/>
               </w:rPr>
               <w:fldChar w:fldCharType="separate"/>
             </w:r>
             <w:r>
-              <w:t>3</w:t>
-            </w:r>
-            <w:r>
-              <w:rPr>
-                <w:rFonts w:hint="eastAsia"/>
+              <w:rPr>
+                <w:noProof/>
+              </w:rPr>
+              <w:t>4</w:t>
+            </w:r>
+            <w:r>
+              <w:rPr>
+                <w:rFonts w:hint="eastAsia"/>
+                <w:noProof/>
               </w:rPr>
               <w:fldChar w:fldCharType="end"/>
             </w:r>
@@ -1127,22 +1451,24 @@
               <w:tab w:val="right" w:leader="dot" w:pos="9736"/>
             </w:tabs>
             <w:rPr>
-              <w:rFonts w:asciiTheme="minorHAnsi" w:hAnsiTheme="minorHAnsi" w:cstheme="minorBidi"/>
+              <w:rFonts w:asciiTheme="minorHAnsi" w:hAnsiTheme="minorHAnsi" w:cstheme="minorBidi" w:hint="eastAsia"/>
+              <w:noProof/>
               <w:kern w:val="2"/>
               <w:sz w:val="22"/>
               <w:szCs w:val="24"/>
               <w14:ligatures w14:val="standardContextual"/>
             </w:rPr>
           </w:pPr>
-          <w:hyperlink w:anchor="_Toc239256413" w:history="1">
+          <w:hyperlink w:anchor="_Toc239691261" w:history="1">
             <w:r>
               <w:rPr>
                 <w:rStyle w:val="ad"/>
                 <w:rFonts w:eastAsia="微软雅黑" w:hint="eastAsia"/>
                 <w:b/>
                 <w:bCs/>
-              </w:rPr>
-              <w:t xml:space="preserve">2.2 </w:t>
+                <w:noProof/>
+              </w:rPr>
+              <w:t xml:space="preserve">2.1 </w:t>
             </w:r>
             <w:r>
               <w:rPr>
@@ -1150,53 +1476,153 @@
                 <w:rFonts w:eastAsia="微软雅黑" w:hint="eastAsia"/>
                 <w:b/>
                 <w:bCs/>
-              </w:rPr>
-              <w:t>项目目标</w:t>
-            </w:r>
-            <w:r>
-              <w:rPr>
-                <w:rFonts w:hint="eastAsia"/>
+                <w:noProof/>
+              </w:rPr>
+              <w:t>目标用户与使用场景</w:t>
+            </w:r>
+            <w:r>
+              <w:rPr>
+                <w:rFonts w:hint="eastAsia"/>
+                <w:noProof/>
               </w:rPr>
               <w:tab/>
             </w:r>
             <w:r>
               <w:rPr>
                 <w:rFonts w:hint="eastAsia"/>
+                <w:noProof/>
               </w:rPr>
               <w:fldChar w:fldCharType="begin"/>
             </w:r>
             <w:r>
               <w:rPr>
                 <w:rFonts w:hint="eastAsia"/>
+                <w:noProof/>
               </w:rPr>
               <w:instrText xml:space="preserve"> </w:instrText>
             </w:r>
             <w:r>
-              <w:instrText>PAGEREF _Toc239256413 \h</w:instrText>
-            </w:r>
-            <w:r>
-              <w:rPr>
-                <w:rFonts w:hint="eastAsia"/>
+              <w:rPr>
+                <w:noProof/>
+              </w:rPr>
+              <w:instrText>PAGEREF _Toc239691261 \h</w:instrText>
+            </w:r>
+            <w:r>
+              <w:rPr>
+                <w:rFonts w:hint="eastAsia"/>
+                <w:noProof/>
               </w:rPr>
               <w:instrText xml:space="preserve"> </w:instrText>
             </w:r>
             <w:r>
               <w:rPr>
                 <w:rFonts w:hint="eastAsia"/>
-              </w:rPr>
-            </w:r>
-            <w:r>
-              <w:rPr>
-                <w:rFonts w:hint="eastAsia"/>
+                <w:noProof/>
+              </w:rPr>
+            </w:r>
+            <w:r>
+              <w:rPr>
+                <w:noProof/>
               </w:rPr>
               <w:fldChar w:fldCharType="separate"/>
             </w:r>
             <w:r>
-              <w:t>3</w:t>
-            </w:r>
-            <w:r>
-              <w:rPr>
-                <w:rFonts w:hint="eastAsia"/>
+              <w:rPr>
+                <w:noProof/>
+              </w:rPr>
+              <w:t>4</w:t>
+            </w:r>
+            <w:r>
+              <w:rPr>
+                <w:rFonts w:hint="eastAsia"/>
+                <w:noProof/>
+              </w:rPr>
+              <w:fldChar w:fldCharType="end"/>
+            </w:r>
+          </w:hyperlink>
+        </w:p>
+        <w:p>
+          <w:pPr>
+            <w:pStyle w:val="TOC2"/>
+            <w:tabs>
+              <w:tab w:val="right" w:leader="dot" w:pos="9736"/>
+            </w:tabs>
+            <w:rPr>
+              <w:rFonts w:asciiTheme="minorHAnsi" w:hAnsiTheme="minorHAnsi" w:cstheme="minorBidi" w:hint="eastAsia"/>
+              <w:noProof/>
+              <w:kern w:val="2"/>
+              <w:sz w:val="22"/>
+              <w:szCs w:val="24"/>
+              <w14:ligatures w14:val="standardContextual"/>
+            </w:rPr>
+          </w:pPr>
+          <w:hyperlink w:anchor="_Toc239691262" w:history="1">
+            <w:r>
+              <w:rPr>
+                <w:rStyle w:val="ad"/>
+                <w:rFonts w:eastAsia="微软雅黑" w:hint="eastAsia"/>
+                <w:b/>
+                <w:bCs/>
+                <w:noProof/>
+              </w:rPr>
+              <w:t>典型使用流程如下：</w:t>
+            </w:r>
+            <w:r>
+              <w:rPr>
+                <w:rFonts w:hint="eastAsia"/>
+                <w:noProof/>
+              </w:rPr>
+              <w:tab/>
+            </w:r>
+            <w:r>
+              <w:rPr>
+                <w:rFonts w:hint="eastAsia"/>
+                <w:noProof/>
+              </w:rPr>
+              <w:fldChar w:fldCharType="begin"/>
+            </w:r>
+            <w:r>
+              <w:rPr>
+                <w:rFonts w:hint="eastAsia"/>
+                <w:noProof/>
+              </w:rPr>
+              <w:instrText xml:space="preserve"> </w:instrText>
+            </w:r>
+            <w:r>
+              <w:rPr>
+                <w:noProof/>
+              </w:rPr>
+              <w:instrText>PAGEREF _Toc239691262 \h</w:instrText>
+            </w:r>
+            <w:r>
+              <w:rPr>
+                <w:rFonts w:hint="eastAsia"/>
+                <w:noProof/>
+              </w:rPr>
+              <w:instrText xml:space="preserve"> </w:instrText>
+            </w:r>
+            <w:r>
+              <w:rPr>
+                <w:rFonts w:hint="eastAsia"/>
+                <w:noProof/>
+              </w:rPr>
+            </w:r>
+            <w:r>
+              <w:rPr>
+                <w:noProof/>
+              </w:rPr>
+              <w:fldChar w:fldCharType="separate"/>
+            </w:r>
+            <w:r>
+              <w:rPr>
+                <w:noProof/>
+              </w:rPr>
+              <w:t>4</w:t>
+            </w:r>
+            <w:r>
+              <w:rPr>
+                <w:rFonts w:hint="eastAsia"/>
+                <w:noProof/>
               </w:rPr>
               <w:fldChar w:fldCharType="end"/>
             </w:r>
@@ -1209,20 +1635,22 @@
               <w:tab w:val="right" w:leader="dot" w:pos="9736"/>
             </w:tabs>
             <w:rPr>
-              <w:rFonts w:asciiTheme="minorHAnsi" w:hAnsiTheme="minorHAnsi" w:cstheme="minorBidi"/>
+              <w:rFonts w:asciiTheme="minorHAnsi" w:hAnsiTheme="minorHAnsi" w:cstheme="minorBidi" w:hint="eastAsia"/>
+              <w:noProof/>
               <w:kern w:val="2"/>
               <w:sz w:val="22"/>
               <w:szCs w:val="24"/>
               <w14:ligatures w14:val="standardContextual"/>
             </w:rPr>
           </w:pPr>
-          <w:hyperlink w:anchor="_Toc239256414" w:history="1">
+          <w:hyperlink w:anchor="_Toc239691263" w:history="1">
             <w:r>
               <w:rPr>
                 <w:rStyle w:val="ad"/>
                 <w:rFonts w:eastAsia="微软雅黑" w:hint="eastAsia"/>
                 <w:b/>
                 <w:bCs/>
+                <w:noProof/>
               </w:rPr>
               <w:t xml:space="preserve">3. </w:t>
             </w:r>
@@ -1232,53 +1660,66 @@
                 <w:rFonts w:eastAsia="微软雅黑" w:hint="eastAsia"/>
                 <w:b/>
                 <w:bCs/>
-              </w:rPr>
-              <w:t>项目背景</w:t>
-            </w:r>
-            <w:r>
-              <w:rPr>
-                <w:rFonts w:hint="eastAsia"/>
+                <w:noProof/>
+              </w:rPr>
+              <w:t>市场调研</w:t>
+            </w:r>
+            <w:r>
+              <w:rPr>
+                <w:rFonts w:hint="eastAsia"/>
+                <w:noProof/>
               </w:rPr>
               <w:tab/>
             </w:r>
             <w:r>
               <w:rPr>
                 <w:rFonts w:hint="eastAsia"/>
+                <w:noProof/>
               </w:rPr>
               <w:fldChar w:fldCharType="begin"/>
             </w:r>
             <w:r>
               <w:rPr>
                 <w:rFonts w:hint="eastAsia"/>
+                <w:noProof/>
               </w:rPr>
               <w:instrText xml:space="preserve"> </w:instrText>
             </w:r>
             <w:r>
-              <w:instrText>PAGEREF _Toc239256414 \h</w:instrText>
-            </w:r>
-            <w:r>
-              <w:rPr>
-                <w:rFonts w:hint="eastAsia"/>
+              <w:rPr>
+                <w:noProof/>
+              </w:rPr>
+              <w:instrText>PAGEREF _Toc239691263 \h</w:instrText>
+            </w:r>
+            <w:r>
+              <w:rPr>
+                <w:rFonts w:hint="eastAsia"/>
+                <w:noProof/>
               </w:rPr>
               <w:instrText xml:space="preserve"> </w:instrText>
             </w:r>
             <w:r>
               <w:rPr>
                 <w:rFonts w:hint="eastAsia"/>
-              </w:rPr>
-            </w:r>
-            <w:r>
-              <w:rPr>
-                <w:rFonts w:hint="eastAsia"/>
+                <w:noProof/>
+              </w:rPr>
+            </w:r>
+            <w:r>
+              <w:rPr>
+                <w:noProof/>
               </w:rPr>
               <w:fldChar w:fldCharType="separate"/>
             </w:r>
             <w:r>
-              <w:t>4</w:t>
-            </w:r>
-            <w:r>
-              <w:rPr>
-                <w:rFonts w:hint="eastAsia"/>
+              <w:rPr>
+                <w:noProof/>
+              </w:rPr>
+              <w:t>5</w:t>
+            </w:r>
+            <w:r>
+              <w:rPr>
+                <w:rFonts w:hint="eastAsia"/>
+                <w:noProof/>
               </w:rPr>
               <w:fldChar w:fldCharType="end"/>
             </w:r>
@@ -1291,22 +1732,24 @@
               <w:tab w:val="right" w:leader="dot" w:pos="9736"/>
             </w:tabs>
             <w:rPr>
-              <w:rFonts w:asciiTheme="minorHAnsi" w:hAnsiTheme="minorHAnsi" w:cstheme="minorBidi"/>
+              <w:rFonts w:asciiTheme="minorHAnsi" w:hAnsiTheme="minorHAnsi" w:cstheme="minorBidi" w:hint="eastAsia"/>
+              <w:noProof/>
               <w:kern w:val="2"/>
               <w:sz w:val="22"/>
               <w:szCs w:val="24"/>
               <w14:ligatures w14:val="standardContextual"/>
             </w:rPr>
           </w:pPr>
-          <w:hyperlink w:anchor="_Toc239256415" w:history="1">
+          <w:hyperlink w:anchor="_Toc239691264" w:history="1">
             <w:r>
               <w:rPr>
                 <w:rStyle w:val="ad"/>
                 <w:rFonts w:eastAsia="微软雅黑" w:hint="eastAsia"/>
                 <w:b/>
                 <w:bCs/>
-              </w:rPr>
-              <w:t>学生在申请</w:t>
+                <w:noProof/>
+              </w:rPr>
+              <w:t xml:space="preserve">3.1 </w:t>
             </w:r>
             <w:r>
               <w:rPr>
@@ -1314,116 +1757,66 @@
                 <w:rFonts w:eastAsia="微软雅黑" w:hint="eastAsia"/>
                 <w:b/>
                 <w:bCs/>
-              </w:rPr>
-              <w:t xml:space="preserve"> IT </w:t>
-            </w:r>
-            <w:r>
-              <w:rPr>
-                <w:rStyle w:val="ad"/>
-                <w:rFonts w:eastAsia="微软雅黑" w:hint="eastAsia"/>
-                <w:b/>
-                <w:bCs/>
-              </w:rPr>
-              <w:t>行业实习和校招岗位时，通常面对岗位信息分散、</w:t>
-            </w:r>
-            <w:r>
-              <w:rPr>
-                <w:rStyle w:val="ad"/>
-                <w:rFonts w:eastAsia="微软雅黑" w:hint="eastAsia"/>
-                <w:b/>
-                <w:bCs/>
-              </w:rPr>
-              <w:t xml:space="preserve">JD </w:t>
-            </w:r>
-            <w:r>
-              <w:rPr>
-                <w:rStyle w:val="ad"/>
-                <w:rFonts w:eastAsia="微软雅黑" w:hint="eastAsia"/>
-                <w:b/>
-                <w:bCs/>
-              </w:rPr>
-              <w:t>技术要求难以理解、简历缺少针对性、技能差距反馈不足等问题。很多学生会用同一份通用简历批量投递不同岗位，但</w:t>
-            </w:r>
-            <w:r>
-              <w:rPr>
-                <w:rStyle w:val="ad"/>
-                <w:rFonts w:eastAsia="微软雅黑" w:hint="eastAsia"/>
-                <w:b/>
-                <w:bCs/>
-              </w:rPr>
-              <w:t xml:space="preserve"> IT </w:t>
-            </w:r>
-            <w:r>
-              <w:rPr>
-                <w:rStyle w:val="ad"/>
-                <w:rFonts w:eastAsia="微软雅黑" w:hint="eastAsia"/>
-                <w:b/>
-                <w:bCs/>
-              </w:rPr>
-              <w:t>岗位对技术栈、项目经验和岗位方向的要求差异明显，通用申请往往难以突出匹配度。因此，本项目希望通过智能推理系统帮助学生更快识别适合自己的岗位，并围绕具体</w:t>
-            </w:r>
-            <w:r>
-              <w:rPr>
-                <w:rStyle w:val="ad"/>
-                <w:rFonts w:eastAsia="微软雅黑" w:hint="eastAsia"/>
-                <w:b/>
-                <w:bCs/>
-              </w:rPr>
-              <w:t xml:space="preserve"> JD </w:t>
-            </w:r>
-            <w:r>
-              <w:rPr>
-                <w:rStyle w:val="ad"/>
-                <w:rFonts w:eastAsia="微软雅黑" w:hint="eastAsia"/>
-                <w:b/>
-                <w:bCs/>
-              </w:rPr>
-              <w:t>优化简历表达。</w:t>
-            </w:r>
-            <w:r>
-              <w:rPr>
-                <w:rFonts w:hint="eastAsia"/>
+                <w:noProof/>
+              </w:rPr>
+              <w:t>竞品分析</w:t>
+            </w:r>
+            <w:r>
+              <w:rPr>
+                <w:rFonts w:hint="eastAsia"/>
+                <w:noProof/>
               </w:rPr>
               <w:tab/>
             </w:r>
             <w:r>
               <w:rPr>
                 <w:rFonts w:hint="eastAsia"/>
+                <w:noProof/>
               </w:rPr>
               <w:fldChar w:fldCharType="begin"/>
             </w:r>
             <w:r>
               <w:rPr>
                 <w:rFonts w:hint="eastAsia"/>
+                <w:noProof/>
               </w:rPr>
               <w:instrText xml:space="preserve"> </w:instrText>
             </w:r>
             <w:r>
-              <w:instrText>PAGEREF _Toc239256415 \h</w:instrText>
-            </w:r>
-            <w:r>
-              <w:rPr>
-                <w:rFonts w:hint="eastAsia"/>
+              <w:rPr>
+                <w:noProof/>
+              </w:rPr>
+              <w:instrText>PAGEREF _Toc239691264 \h</w:instrText>
+            </w:r>
+            <w:r>
+              <w:rPr>
+                <w:rFonts w:hint="eastAsia"/>
+                <w:noProof/>
               </w:rPr>
               <w:instrText xml:space="preserve"> </w:instrText>
             </w:r>
             <w:r>
               <w:rPr>
                 <w:rFonts w:hint="eastAsia"/>
-              </w:rPr>
-            </w:r>
-            <w:r>
-              <w:rPr>
-                <w:rFonts w:hint="eastAsia"/>
+                <w:noProof/>
+              </w:rPr>
+            </w:r>
+            <w:r>
+              <w:rPr>
+                <w:noProof/>
               </w:rPr>
               <w:fldChar w:fldCharType="separate"/>
             </w:r>
             <w:r>
-              <w:t>4</w:t>
-            </w:r>
-            <w:r>
-              <w:rPr>
-                <w:rFonts w:hint="eastAsia"/>
+              <w:rPr>
+                <w:noProof/>
+              </w:rPr>
+              <w:t>5</w:t>
+            </w:r>
+            <w:r>
+              <w:rPr>
+                <w:rFonts w:hint="eastAsia"/>
+                <w:noProof/>
               </w:rPr>
               <w:fldChar w:fldCharType="end"/>
             </w:r>
@@ -1436,22 +1829,24 @@
               <w:tab w:val="right" w:leader="dot" w:pos="9736"/>
             </w:tabs>
             <w:rPr>
-              <w:rFonts w:asciiTheme="minorHAnsi" w:hAnsiTheme="minorHAnsi" w:cstheme="minorBidi"/>
+              <w:rFonts w:asciiTheme="minorHAnsi" w:hAnsiTheme="minorHAnsi" w:cstheme="minorBidi" w:hint="eastAsia"/>
+              <w:noProof/>
               <w:kern w:val="2"/>
               <w:sz w:val="22"/>
               <w:szCs w:val="24"/>
               <w14:ligatures w14:val="standardContextual"/>
             </w:rPr>
           </w:pPr>
-          <w:hyperlink w:anchor="_Toc239256416" w:history="1">
+          <w:hyperlink w:anchor="_Toc239691265" w:history="1">
             <w:r>
               <w:rPr>
                 <w:rStyle w:val="ad"/>
                 <w:rFonts w:eastAsia="微软雅黑" w:hint="eastAsia"/>
                 <w:b/>
                 <w:bCs/>
-              </w:rPr>
-              <w:t xml:space="preserve">3.1 </w:t>
+                <w:noProof/>
+              </w:rPr>
+              <w:t xml:space="preserve">3.2 </w:t>
             </w:r>
             <w:r>
               <w:rPr>
@@ -1459,53 +1854,66 @@
                 <w:rFonts w:eastAsia="微软雅黑" w:hint="eastAsia"/>
                 <w:b/>
                 <w:bCs/>
-              </w:rPr>
-              <w:t>目标用户与使用场景</w:t>
-            </w:r>
-            <w:r>
-              <w:rPr>
-                <w:rFonts w:hint="eastAsia"/>
+                <w:noProof/>
+              </w:rPr>
+              <w:t>合规边界与自动申请问题</w:t>
+            </w:r>
+            <w:r>
+              <w:rPr>
+                <w:rFonts w:hint="eastAsia"/>
+                <w:noProof/>
               </w:rPr>
               <w:tab/>
             </w:r>
             <w:r>
               <w:rPr>
                 <w:rFonts w:hint="eastAsia"/>
+                <w:noProof/>
               </w:rPr>
               <w:fldChar w:fldCharType="begin"/>
             </w:r>
             <w:r>
               <w:rPr>
                 <w:rFonts w:hint="eastAsia"/>
+                <w:noProof/>
               </w:rPr>
               <w:instrText xml:space="preserve"> </w:instrText>
             </w:r>
             <w:r>
-              <w:instrText>PAGEREF _Toc239256416 \h</w:instrText>
-            </w:r>
-            <w:r>
-              <w:rPr>
-                <w:rFonts w:hint="eastAsia"/>
+              <w:rPr>
+                <w:noProof/>
+              </w:rPr>
+              <w:instrText>PAGEREF _Toc239691265 \h</w:instrText>
+            </w:r>
+            <w:r>
+              <w:rPr>
+                <w:rFonts w:hint="eastAsia"/>
+                <w:noProof/>
               </w:rPr>
               <w:instrText xml:space="preserve"> </w:instrText>
             </w:r>
             <w:r>
               <w:rPr>
                 <w:rFonts w:hint="eastAsia"/>
-              </w:rPr>
-            </w:r>
-            <w:r>
-              <w:rPr>
-                <w:rFonts w:hint="eastAsia"/>
+                <w:noProof/>
+              </w:rPr>
+            </w:r>
+            <w:r>
+              <w:rPr>
+                <w:noProof/>
               </w:rPr>
               <w:fldChar w:fldCharType="separate"/>
             </w:r>
             <w:r>
-              <w:t>4</w:t>
-            </w:r>
-            <w:r>
-              <w:rPr>
-                <w:rFonts w:hint="eastAsia"/>
+              <w:rPr>
+                <w:noProof/>
+              </w:rPr>
+              <w:t>5</w:t>
+            </w:r>
+            <w:r>
+              <w:rPr>
+                <w:rFonts w:hint="eastAsia"/>
+                <w:noProof/>
               </w:rPr>
               <w:fldChar w:fldCharType="end"/>
             </w:r>
@@ -1518,67 +1926,188 @@
               <w:tab w:val="right" w:leader="dot" w:pos="9736"/>
             </w:tabs>
             <w:rPr>
-              <w:rFonts w:asciiTheme="minorHAnsi" w:hAnsiTheme="minorHAnsi" w:cstheme="minorBidi"/>
+              <w:rFonts w:asciiTheme="minorHAnsi" w:hAnsiTheme="minorHAnsi" w:cstheme="minorBidi" w:hint="eastAsia"/>
+              <w:noProof/>
               <w:kern w:val="2"/>
               <w:sz w:val="22"/>
               <w:szCs w:val="24"/>
               <w14:ligatures w14:val="standardContextual"/>
             </w:rPr>
           </w:pPr>
-          <w:hyperlink w:anchor="_Toc239256417" w:history="1">
+          <w:hyperlink w:anchor="_Toc239691266" w:history="1">
             <w:r>
               <w:rPr>
                 <w:rStyle w:val="ad"/>
                 <w:rFonts w:eastAsia="微软雅黑" w:hint="eastAsia"/>
                 <w:b/>
                 <w:bCs/>
-              </w:rPr>
-              <w:t>典型使用流程如下：</w:t>
-            </w:r>
-            <w:r>
-              <w:rPr>
-                <w:rFonts w:hint="eastAsia"/>
+                <w:noProof/>
+              </w:rPr>
+              <w:t xml:space="preserve">3.3 </w:t>
+            </w:r>
+            <w:r>
+              <w:rPr>
+                <w:rStyle w:val="ad"/>
+                <w:rFonts w:eastAsia="微软雅黑" w:hint="eastAsia"/>
+                <w:b/>
+                <w:bCs/>
+                <w:noProof/>
+              </w:rPr>
+              <w:t>市场趋势</w:t>
+            </w:r>
+            <w:r>
+              <w:rPr>
+                <w:rFonts w:hint="eastAsia"/>
+                <w:noProof/>
               </w:rPr>
               <w:tab/>
             </w:r>
             <w:r>
               <w:rPr>
                 <w:rFonts w:hint="eastAsia"/>
+                <w:noProof/>
               </w:rPr>
               <w:fldChar w:fldCharType="begin"/>
             </w:r>
             <w:r>
               <w:rPr>
                 <w:rFonts w:hint="eastAsia"/>
+                <w:noProof/>
               </w:rPr>
               <w:instrText xml:space="preserve"> </w:instrText>
             </w:r>
             <w:r>
-              <w:instrText>PAGEREF _Toc239256417 \h</w:instrText>
-            </w:r>
-            <w:r>
-              <w:rPr>
-                <w:rFonts w:hint="eastAsia"/>
+              <w:rPr>
+                <w:noProof/>
+              </w:rPr>
+              <w:instrText>PAGEREF _Toc239691266 \h</w:instrText>
+            </w:r>
+            <w:r>
+              <w:rPr>
+                <w:rFonts w:hint="eastAsia"/>
+                <w:noProof/>
               </w:rPr>
               <w:instrText xml:space="preserve"> </w:instrText>
             </w:r>
             <w:r>
               <w:rPr>
                 <w:rFonts w:hint="eastAsia"/>
-              </w:rPr>
-            </w:r>
-            <w:r>
-              <w:rPr>
-                <w:rFonts w:hint="eastAsia"/>
+                <w:noProof/>
+              </w:rPr>
+            </w:r>
+            <w:r>
+              <w:rPr>
+                <w:noProof/>
               </w:rPr>
               <w:fldChar w:fldCharType="separate"/>
             </w:r>
             <w:r>
-              <w:t>4</w:t>
-            </w:r>
-            <w:r>
-              <w:rPr>
-                <w:rFonts w:hint="eastAsia"/>
+              <w:rPr>
+                <w:noProof/>
+              </w:rPr>
+              <w:t>6</w:t>
+            </w:r>
+            <w:r>
+              <w:rPr>
+                <w:rFonts w:hint="eastAsia"/>
+                <w:noProof/>
+              </w:rPr>
+              <w:fldChar w:fldCharType="end"/>
+            </w:r>
+          </w:hyperlink>
+        </w:p>
+        <w:p>
+          <w:pPr>
+            <w:pStyle w:val="TOC2"/>
+            <w:tabs>
+              <w:tab w:val="right" w:leader="dot" w:pos="9736"/>
+            </w:tabs>
+            <w:rPr>
+              <w:rFonts w:asciiTheme="minorHAnsi" w:hAnsiTheme="minorHAnsi" w:cstheme="minorBidi" w:hint="eastAsia"/>
+              <w:noProof/>
+              <w:kern w:val="2"/>
+              <w:sz w:val="22"/>
+              <w:szCs w:val="24"/>
+              <w14:ligatures w14:val="standardContextual"/>
+            </w:rPr>
+          </w:pPr>
+          <w:hyperlink w:anchor="_Toc239691267" w:history="1">
+            <w:r>
+              <w:rPr>
+                <w:rStyle w:val="ad"/>
+                <w:rFonts w:eastAsia="微软雅黑" w:hint="eastAsia"/>
+                <w:b/>
+                <w:bCs/>
+                <w:noProof/>
+              </w:rPr>
+              <w:t xml:space="preserve">3.4 </w:t>
+            </w:r>
+            <w:r>
+              <w:rPr>
+                <w:rStyle w:val="ad"/>
+                <w:rFonts w:eastAsia="微软雅黑" w:hint="eastAsia"/>
+                <w:b/>
+                <w:bCs/>
+                <w:noProof/>
+              </w:rPr>
+              <w:t>市场空白</w:t>
+            </w:r>
+            <w:r>
+              <w:rPr>
+                <w:rFonts w:hint="eastAsia"/>
+                <w:noProof/>
+              </w:rPr>
+              <w:tab/>
+            </w:r>
+            <w:r>
+              <w:rPr>
+                <w:rFonts w:hint="eastAsia"/>
+                <w:noProof/>
+              </w:rPr>
+              <w:fldChar w:fldCharType="begin"/>
+            </w:r>
+            <w:r>
+              <w:rPr>
+                <w:rFonts w:hint="eastAsia"/>
+                <w:noProof/>
+              </w:rPr>
+              <w:instrText xml:space="preserve"> </w:instrText>
+            </w:r>
+            <w:r>
+              <w:rPr>
+                <w:noProof/>
+              </w:rPr>
+              <w:instrText>PAGEREF _Toc239691267 \h</w:instrText>
+            </w:r>
+            <w:r>
+              <w:rPr>
+                <w:rFonts w:hint="eastAsia"/>
+                <w:noProof/>
+              </w:rPr>
+              <w:instrText xml:space="preserve"> </w:instrText>
+            </w:r>
+            <w:r>
+              <w:rPr>
+                <w:rFonts w:hint="eastAsia"/>
+                <w:noProof/>
+              </w:rPr>
+            </w:r>
+            <w:r>
+              <w:rPr>
+                <w:noProof/>
+              </w:rPr>
+              <w:fldChar w:fldCharType="separate"/>
+            </w:r>
+            <w:r>
+              <w:rPr>
+                <w:noProof/>
+              </w:rPr>
+              <w:t>6</w:t>
+            </w:r>
+            <w:r>
+              <w:rPr>
+                <w:rFonts w:hint="eastAsia"/>
+                <w:noProof/>
               </w:rPr>
               <w:fldChar w:fldCharType="end"/>
             </w:r>
@@ -1591,20 +2120,22 @@
               <w:tab w:val="right" w:leader="dot" w:pos="9736"/>
             </w:tabs>
             <w:rPr>
-              <w:rFonts w:asciiTheme="minorHAnsi" w:hAnsiTheme="minorHAnsi" w:cstheme="minorBidi"/>
+              <w:rFonts w:asciiTheme="minorHAnsi" w:hAnsiTheme="minorHAnsi" w:cstheme="minorBidi" w:hint="eastAsia"/>
+              <w:noProof/>
               <w:kern w:val="2"/>
               <w:sz w:val="22"/>
               <w:szCs w:val="24"/>
               <w14:ligatures w14:val="standardContextual"/>
             </w:rPr>
           </w:pPr>
-          <w:hyperlink w:anchor="_Toc239256418" w:history="1">
+          <w:hyperlink w:anchor="_Toc239691268" w:history="1">
             <w:r>
               <w:rPr>
                 <w:rStyle w:val="ad"/>
                 <w:rFonts w:eastAsia="微软雅黑" w:hint="eastAsia"/>
                 <w:b/>
                 <w:bCs/>
+                <w:noProof/>
               </w:rPr>
               <w:t xml:space="preserve">4. </w:t>
             </w:r>
@@ -1614,53 +2145,66 @@
                 <w:rFonts w:eastAsia="微软雅黑" w:hint="eastAsia"/>
                 <w:b/>
                 <w:bCs/>
-              </w:rPr>
-              <w:t>市场环境与市场调研</w:t>
-            </w:r>
-            <w:r>
-              <w:rPr>
-                <w:rFonts w:hint="eastAsia"/>
+                <w:noProof/>
+              </w:rPr>
+              <w:t>项目范围</w:t>
+            </w:r>
+            <w:r>
+              <w:rPr>
+                <w:rFonts w:hint="eastAsia"/>
+                <w:noProof/>
               </w:rPr>
               <w:tab/>
             </w:r>
             <w:r>
               <w:rPr>
                 <w:rFonts w:hint="eastAsia"/>
+                <w:noProof/>
               </w:rPr>
               <w:fldChar w:fldCharType="begin"/>
             </w:r>
             <w:r>
               <w:rPr>
                 <w:rFonts w:hint="eastAsia"/>
+                <w:noProof/>
               </w:rPr>
               <w:instrText xml:space="preserve"> </w:instrText>
             </w:r>
             <w:r>
-              <w:instrText>PAGEREF _Toc239256418 \h</w:instrText>
-            </w:r>
-            <w:r>
-              <w:rPr>
-                <w:rFonts w:hint="eastAsia"/>
+              <w:rPr>
+                <w:noProof/>
+              </w:rPr>
+              <w:instrText>PAGEREF _Toc239691268 \h</w:instrText>
+            </w:r>
+            <w:r>
+              <w:rPr>
+                <w:rFonts w:hint="eastAsia"/>
+                <w:noProof/>
               </w:rPr>
               <w:instrText xml:space="preserve"> </w:instrText>
             </w:r>
             <w:r>
               <w:rPr>
                 <w:rFonts w:hint="eastAsia"/>
-              </w:rPr>
-            </w:r>
-            <w:r>
-              <w:rPr>
-                <w:rFonts w:hint="eastAsia"/>
+                <w:noProof/>
+              </w:rPr>
+            </w:r>
+            <w:r>
+              <w:rPr>
+                <w:noProof/>
               </w:rPr>
               <w:fldChar w:fldCharType="separate"/>
             </w:r>
             <w:r>
-              <w:t>5</w:t>
-            </w:r>
-            <w:r>
-              <w:rPr>
-                <w:rFonts w:hint="eastAsia"/>
+              <w:rPr>
+                <w:noProof/>
+              </w:rPr>
+              <w:t>7</w:t>
+            </w:r>
+            <w:r>
+              <w:rPr>
+                <w:rFonts w:hint="eastAsia"/>
+                <w:noProof/>
               </w:rPr>
               <w:fldChar w:fldCharType="end"/>
             </w:r>
@@ -1673,20 +2217,22 @@
               <w:tab w:val="right" w:leader="dot" w:pos="9736"/>
             </w:tabs>
             <w:rPr>
-              <w:rFonts w:asciiTheme="minorHAnsi" w:hAnsiTheme="minorHAnsi" w:cstheme="minorBidi"/>
+              <w:rFonts w:asciiTheme="minorHAnsi" w:hAnsiTheme="minorHAnsi" w:cstheme="minorBidi" w:hint="eastAsia"/>
+              <w:noProof/>
               <w:kern w:val="2"/>
               <w:sz w:val="22"/>
               <w:szCs w:val="24"/>
               <w14:ligatures w14:val="standardContextual"/>
             </w:rPr>
           </w:pPr>
-          <w:hyperlink w:anchor="_Toc239256419" w:history="1">
+          <w:hyperlink w:anchor="_Toc239691269" w:history="1">
             <w:r>
               <w:rPr>
                 <w:rStyle w:val="ad"/>
                 <w:rFonts w:eastAsia="微软雅黑" w:hint="eastAsia"/>
                 <w:b/>
                 <w:bCs/>
+                <w:noProof/>
               </w:rPr>
               <w:t xml:space="preserve">4.1 </w:t>
             </w:r>
@@ -1696,53 +2242,260 @@
                 <w:rFonts w:eastAsia="微软雅黑" w:hint="eastAsia"/>
                 <w:b/>
                 <w:bCs/>
-              </w:rPr>
-              <w:t>市场环境与竞争格局</w:t>
-            </w:r>
-            <w:r>
-              <w:rPr>
-                <w:rFonts w:hint="eastAsia"/>
+                <w:noProof/>
+              </w:rPr>
+              <w:t>范围内</w:t>
+            </w:r>
+            <w:r>
+              <w:rPr>
+                <w:rFonts w:hint="eastAsia"/>
+                <w:noProof/>
               </w:rPr>
               <w:tab/>
             </w:r>
             <w:r>
               <w:rPr>
                 <w:rFonts w:hint="eastAsia"/>
+                <w:noProof/>
               </w:rPr>
               <w:fldChar w:fldCharType="begin"/>
             </w:r>
             <w:r>
               <w:rPr>
                 <w:rFonts w:hint="eastAsia"/>
+                <w:noProof/>
               </w:rPr>
               <w:instrText xml:space="preserve"> </w:instrText>
             </w:r>
             <w:r>
-              <w:instrText>PAGEREF _Toc239256419 \h</w:instrText>
-            </w:r>
-            <w:r>
-              <w:rPr>
-                <w:rFonts w:hint="eastAsia"/>
+              <w:rPr>
+                <w:noProof/>
+              </w:rPr>
+              <w:instrText>PAGEREF _Toc239691269 \h</w:instrText>
+            </w:r>
+            <w:r>
+              <w:rPr>
+                <w:rFonts w:hint="eastAsia"/>
+                <w:noProof/>
               </w:rPr>
               <w:instrText xml:space="preserve"> </w:instrText>
             </w:r>
             <w:r>
               <w:rPr>
                 <w:rFonts w:hint="eastAsia"/>
-              </w:rPr>
-            </w:r>
-            <w:r>
-              <w:rPr>
-                <w:rFonts w:hint="eastAsia"/>
+                <w:noProof/>
+              </w:rPr>
+            </w:r>
+            <w:r>
+              <w:rPr>
+                <w:noProof/>
               </w:rPr>
               <w:fldChar w:fldCharType="separate"/>
             </w:r>
             <w:r>
-              <w:t>5</w:t>
-            </w:r>
-            <w:r>
-              <w:rPr>
-                <w:rFonts w:hint="eastAsia"/>
+              <w:rPr>
+                <w:noProof/>
+              </w:rPr>
+              <w:t>7</w:t>
+            </w:r>
+            <w:r>
+              <w:rPr>
+                <w:rFonts w:hint="eastAsia"/>
+                <w:noProof/>
+              </w:rPr>
+              <w:fldChar w:fldCharType="end"/>
+            </w:r>
+          </w:hyperlink>
+        </w:p>
+        <w:p>
+          <w:pPr>
+            <w:pStyle w:val="TOC2"/>
+            <w:tabs>
+              <w:tab w:val="right" w:leader="dot" w:pos="9736"/>
+            </w:tabs>
+            <w:rPr>
+              <w:rFonts w:asciiTheme="minorHAnsi" w:hAnsiTheme="minorHAnsi" w:cstheme="minorBidi" w:hint="eastAsia"/>
+              <w:noProof/>
+              <w:kern w:val="2"/>
+              <w:sz w:val="22"/>
+              <w:szCs w:val="24"/>
+              <w14:ligatures w14:val="standardContextual"/>
+            </w:rPr>
+          </w:pPr>
+          <w:hyperlink w:anchor="_Toc239691270" w:history="1">
+            <w:r>
+              <w:rPr>
+                <w:rStyle w:val="ad"/>
+                <w:rFonts w:eastAsia="微软雅黑" w:hint="eastAsia"/>
+                <w:b/>
+                <w:bCs/>
+                <w:noProof/>
+              </w:rPr>
+              <w:t xml:space="preserve">4.2 </w:t>
+            </w:r>
+            <w:r>
+              <w:rPr>
+                <w:rStyle w:val="ad"/>
+                <w:rFonts w:eastAsia="微软雅黑" w:hint="eastAsia"/>
+                <w:b/>
+                <w:bCs/>
+                <w:noProof/>
+              </w:rPr>
+              <w:t>范围外</w:t>
+            </w:r>
+            <w:r>
+              <w:rPr>
+                <w:rFonts w:hint="eastAsia"/>
+                <w:noProof/>
+              </w:rPr>
+              <w:tab/>
+            </w:r>
+            <w:r>
+              <w:rPr>
+                <w:rFonts w:hint="eastAsia"/>
+                <w:noProof/>
+              </w:rPr>
+              <w:fldChar w:fldCharType="begin"/>
+            </w:r>
+            <w:r>
+              <w:rPr>
+                <w:rFonts w:hint="eastAsia"/>
+                <w:noProof/>
+              </w:rPr>
+              <w:instrText xml:space="preserve"> </w:instrText>
+            </w:r>
+            <w:r>
+              <w:rPr>
+                <w:noProof/>
+              </w:rPr>
+              <w:instrText>PAGEREF _Toc239691270 \h</w:instrText>
+            </w:r>
+            <w:r>
+              <w:rPr>
+                <w:rFonts w:hint="eastAsia"/>
+                <w:noProof/>
+              </w:rPr>
+              <w:instrText xml:space="preserve"> </w:instrText>
+            </w:r>
+            <w:r>
+              <w:rPr>
+                <w:rFonts w:hint="eastAsia"/>
+                <w:noProof/>
+              </w:rPr>
+            </w:r>
+            <w:r>
+              <w:rPr>
+                <w:noProof/>
+              </w:rPr>
+              <w:fldChar w:fldCharType="separate"/>
+            </w:r>
+            <w:r>
+              <w:rPr>
+                <w:noProof/>
+              </w:rPr>
+              <w:t>7</w:t>
+            </w:r>
+            <w:r>
+              <w:rPr>
+                <w:rFonts w:hint="eastAsia"/>
+                <w:noProof/>
+              </w:rPr>
+              <w:fldChar w:fldCharType="end"/>
+            </w:r>
+          </w:hyperlink>
+        </w:p>
+        <w:p>
+          <w:pPr>
+            <w:pStyle w:val="TOC2"/>
+            <w:tabs>
+              <w:tab w:val="right" w:leader="dot" w:pos="9736"/>
+            </w:tabs>
+            <w:rPr>
+              <w:rFonts w:asciiTheme="minorHAnsi" w:hAnsiTheme="minorHAnsi" w:cstheme="minorBidi" w:hint="eastAsia"/>
+              <w:noProof/>
+              <w:kern w:val="2"/>
+              <w:sz w:val="22"/>
+              <w:szCs w:val="24"/>
+              <w14:ligatures w14:val="standardContextual"/>
+            </w:rPr>
+          </w:pPr>
+          <w:hyperlink w:anchor="_Toc239691271" w:history="1">
+            <w:r>
+              <w:rPr>
+                <w:rStyle w:val="ad"/>
+                <w:rFonts w:eastAsia="微软雅黑" w:hint="eastAsia"/>
+                <w:b/>
+                <w:bCs/>
+                <w:noProof/>
+              </w:rPr>
+              <w:t xml:space="preserve">4.3 </w:t>
+            </w:r>
+            <w:r>
+              <w:rPr>
+                <w:rStyle w:val="ad"/>
+                <w:rFonts w:eastAsia="微软雅黑" w:hint="eastAsia"/>
+                <w:b/>
+                <w:bCs/>
+                <w:noProof/>
+              </w:rPr>
+              <w:t>约束与假设</w:t>
+            </w:r>
+            <w:r>
+              <w:rPr>
+                <w:rFonts w:hint="eastAsia"/>
+                <w:noProof/>
+              </w:rPr>
+              <w:tab/>
+            </w:r>
+            <w:r>
+              <w:rPr>
+                <w:rFonts w:hint="eastAsia"/>
+                <w:noProof/>
+              </w:rPr>
+              <w:fldChar w:fldCharType="begin"/>
+            </w:r>
+            <w:r>
+              <w:rPr>
+                <w:rFonts w:hint="eastAsia"/>
+                <w:noProof/>
+              </w:rPr>
+              <w:instrText xml:space="preserve"> </w:instrText>
+            </w:r>
+            <w:r>
+              <w:rPr>
+                <w:noProof/>
+              </w:rPr>
+              <w:instrText>PAGEREF _Toc239691271 \h</w:instrText>
+            </w:r>
+            <w:r>
+              <w:rPr>
+                <w:rFonts w:hint="eastAsia"/>
+                <w:noProof/>
+              </w:rPr>
+              <w:instrText xml:space="preserve"> </w:instrText>
+            </w:r>
+            <w:r>
+              <w:rPr>
+                <w:rFonts w:hint="eastAsia"/>
+                <w:noProof/>
+              </w:rPr>
+            </w:r>
+            <w:r>
+              <w:rPr>
+                <w:noProof/>
+              </w:rPr>
+              <w:fldChar w:fldCharType="separate"/>
+            </w:r>
+            <w:r>
+              <w:rPr>
+                <w:noProof/>
+              </w:rPr>
+              <w:t>8</w:t>
+            </w:r>
+            <w:r>
+              <w:rPr>
+                <w:rFonts w:hint="eastAsia"/>
+                <w:noProof/>
               </w:rPr>
               <w:fldChar w:fldCharType="end"/>
             </w:r>
@@ -1755,20 +2508,22 @@
               <w:tab w:val="right" w:leader="dot" w:pos="9736"/>
             </w:tabs>
             <w:rPr>
-              <w:rFonts w:asciiTheme="minorHAnsi" w:hAnsiTheme="minorHAnsi" w:cstheme="minorBidi"/>
+              <w:rFonts w:asciiTheme="minorHAnsi" w:hAnsiTheme="minorHAnsi" w:cstheme="minorBidi" w:hint="eastAsia"/>
+              <w:noProof/>
               <w:kern w:val="2"/>
               <w:sz w:val="22"/>
               <w:szCs w:val="24"/>
               <w14:ligatures w14:val="standardContextual"/>
             </w:rPr>
           </w:pPr>
-          <w:hyperlink w:anchor="_Toc239256420" w:history="1">
+          <w:hyperlink w:anchor="_Toc239691272" w:history="1">
             <w:r>
               <w:rPr>
                 <w:rStyle w:val="ad"/>
                 <w:rFonts w:eastAsia="微软雅黑" w:hint="eastAsia"/>
                 <w:b/>
                 <w:bCs/>
+                <w:noProof/>
               </w:rPr>
               <w:t xml:space="preserve">5. </w:t>
             </w:r>
@@ -1778,53 +2533,163 @@
                 <w:rFonts w:eastAsia="微软雅黑" w:hint="eastAsia"/>
                 <w:b/>
                 <w:bCs/>
-              </w:rPr>
-              <w:t>项目范围</w:t>
-            </w:r>
-            <w:r>
-              <w:rPr>
-                <w:rFonts w:hint="eastAsia"/>
+                <w:noProof/>
+              </w:rPr>
+              <w:t>数据收集与准备</w:t>
+            </w:r>
+            <w:r>
+              <w:rPr>
+                <w:rFonts w:hint="eastAsia"/>
+                <w:noProof/>
               </w:rPr>
               <w:tab/>
             </w:r>
             <w:r>
               <w:rPr>
                 <w:rFonts w:hint="eastAsia"/>
+                <w:noProof/>
               </w:rPr>
               <w:fldChar w:fldCharType="begin"/>
             </w:r>
             <w:r>
               <w:rPr>
                 <w:rFonts w:hint="eastAsia"/>
+                <w:noProof/>
               </w:rPr>
               <w:instrText xml:space="preserve"> </w:instrText>
             </w:r>
             <w:r>
-              <w:instrText>PAGEREF _Toc239256420 \h</w:instrText>
-            </w:r>
-            <w:r>
-              <w:rPr>
-                <w:rFonts w:hint="eastAsia"/>
+              <w:rPr>
+                <w:noProof/>
+              </w:rPr>
+              <w:instrText>PAGEREF _Toc239691272 \h</w:instrText>
+            </w:r>
+            <w:r>
+              <w:rPr>
+                <w:rFonts w:hint="eastAsia"/>
+                <w:noProof/>
               </w:rPr>
               <w:instrText xml:space="preserve"> </w:instrText>
             </w:r>
             <w:r>
               <w:rPr>
                 <w:rFonts w:hint="eastAsia"/>
-              </w:rPr>
-            </w:r>
-            <w:r>
-              <w:rPr>
-                <w:rFonts w:hint="eastAsia"/>
+                <w:noProof/>
+              </w:rPr>
+            </w:r>
+            <w:r>
+              <w:rPr>
+                <w:noProof/>
               </w:rPr>
               <w:fldChar w:fldCharType="separate"/>
             </w:r>
             <w:r>
-              <w:t>7</w:t>
-            </w:r>
-            <w:r>
-              <w:rPr>
-                <w:rFonts w:hint="eastAsia"/>
+              <w:rPr>
+                <w:noProof/>
+              </w:rPr>
+              <w:t>9</w:t>
+            </w:r>
+            <w:r>
+              <w:rPr>
+                <w:rFonts w:hint="eastAsia"/>
+                <w:noProof/>
+              </w:rPr>
+              <w:fldChar w:fldCharType="end"/>
+            </w:r>
+          </w:hyperlink>
+        </w:p>
+        <w:p>
+          <w:pPr>
+            <w:pStyle w:val="TOC1"/>
+            <w:tabs>
+              <w:tab w:val="right" w:leader="dot" w:pos="9736"/>
+            </w:tabs>
+            <w:rPr>
+              <w:rFonts w:asciiTheme="minorHAnsi" w:hAnsiTheme="minorHAnsi" w:cstheme="minorBidi" w:hint="eastAsia"/>
+              <w:noProof/>
+              <w:kern w:val="2"/>
+              <w:sz w:val="22"/>
+              <w:szCs w:val="24"/>
+              <w14:ligatures w14:val="standardContextual"/>
+            </w:rPr>
+          </w:pPr>
+          <w:hyperlink w:anchor="_Toc239691273" w:history="1">
+            <w:r>
+              <w:rPr>
+                <w:rStyle w:val="ad"/>
+                <w:rFonts w:eastAsia="微软雅黑" w:hint="eastAsia"/>
+                <w:b/>
+                <w:bCs/>
+                <w:noProof/>
+              </w:rPr>
+              <w:t xml:space="preserve">6. </w:t>
+            </w:r>
+            <w:r>
+              <w:rPr>
+                <w:rStyle w:val="ad"/>
+                <w:rFonts w:eastAsia="微软雅黑" w:hint="eastAsia"/>
+                <w:b/>
+                <w:bCs/>
+                <w:noProof/>
+              </w:rPr>
+              <w:t>系统设计</w:t>
+            </w:r>
+            <w:r>
+              <w:rPr>
+                <w:rFonts w:hint="eastAsia"/>
+                <w:noProof/>
+              </w:rPr>
+              <w:tab/>
+            </w:r>
+            <w:r>
+              <w:rPr>
+                <w:rFonts w:hint="eastAsia"/>
+                <w:noProof/>
+              </w:rPr>
+              <w:fldChar w:fldCharType="begin"/>
+            </w:r>
+            <w:r>
+              <w:rPr>
+                <w:rFonts w:hint="eastAsia"/>
+                <w:noProof/>
+              </w:rPr>
+              <w:instrText xml:space="preserve"> </w:instrText>
+            </w:r>
+            <w:r>
+              <w:rPr>
+                <w:noProof/>
+              </w:rPr>
+              <w:instrText>PAGEREF _Toc239691273 \h</w:instrText>
+            </w:r>
+            <w:r>
+              <w:rPr>
+                <w:rFonts w:hint="eastAsia"/>
+                <w:noProof/>
+              </w:rPr>
+              <w:instrText xml:space="preserve"> </w:instrText>
+            </w:r>
+            <w:r>
+              <w:rPr>
+                <w:rFonts w:hint="eastAsia"/>
+                <w:noProof/>
+              </w:rPr>
+            </w:r>
+            <w:r>
+              <w:rPr>
+                <w:noProof/>
+              </w:rPr>
+              <w:fldChar w:fldCharType="separate"/>
+            </w:r>
+            <w:r>
+              <w:rPr>
+                <w:noProof/>
+              </w:rPr>
+              <w:t>10</w:t>
+            </w:r>
+            <w:r>
+              <w:rPr>
+                <w:rFonts w:hint="eastAsia"/>
+                <w:noProof/>
               </w:rPr>
               <w:fldChar w:fldCharType="end"/>
             </w:r>
@@ -1837,22 +2702,24 @@
               <w:tab w:val="right" w:leader="dot" w:pos="9736"/>
             </w:tabs>
             <w:rPr>
-              <w:rFonts w:asciiTheme="minorHAnsi" w:hAnsiTheme="minorHAnsi" w:cstheme="minorBidi"/>
+              <w:rFonts w:asciiTheme="minorHAnsi" w:hAnsiTheme="minorHAnsi" w:cstheme="minorBidi" w:hint="eastAsia"/>
+              <w:noProof/>
               <w:kern w:val="2"/>
               <w:sz w:val="22"/>
               <w:szCs w:val="24"/>
               <w14:ligatures w14:val="standardContextual"/>
             </w:rPr>
           </w:pPr>
-          <w:hyperlink w:anchor="_Toc239256421" w:history="1">
+          <w:hyperlink w:anchor="_Toc239691274" w:history="1">
             <w:r>
               <w:rPr>
                 <w:rStyle w:val="ad"/>
                 <w:rFonts w:eastAsia="微软雅黑" w:hint="eastAsia"/>
                 <w:b/>
                 <w:bCs/>
-              </w:rPr>
-              <w:t xml:space="preserve">5.1 </w:t>
+                <w:noProof/>
+              </w:rPr>
+              <w:t xml:space="preserve">6.1 </w:t>
             </w:r>
             <w:r>
               <w:rPr>
@@ -1860,53 +2727,66 @@
                 <w:rFonts w:eastAsia="微软雅黑" w:hint="eastAsia"/>
                 <w:b/>
                 <w:bCs/>
-              </w:rPr>
-              <w:t>范围内</w:t>
-            </w:r>
-            <w:r>
-              <w:rPr>
-                <w:rFonts w:hint="eastAsia"/>
+                <w:noProof/>
+              </w:rPr>
+              <w:t>框架结构</w:t>
+            </w:r>
+            <w:r>
+              <w:rPr>
+                <w:rFonts w:hint="eastAsia"/>
+                <w:noProof/>
               </w:rPr>
               <w:tab/>
             </w:r>
             <w:r>
               <w:rPr>
                 <w:rFonts w:hint="eastAsia"/>
+                <w:noProof/>
               </w:rPr>
               <w:fldChar w:fldCharType="begin"/>
             </w:r>
             <w:r>
               <w:rPr>
                 <w:rFonts w:hint="eastAsia"/>
+                <w:noProof/>
               </w:rPr>
               <w:instrText xml:space="preserve"> </w:instrText>
             </w:r>
             <w:r>
-              <w:instrText>PAGEREF _Toc239256421 \h</w:instrText>
-            </w:r>
-            <w:r>
-              <w:rPr>
-                <w:rFonts w:hint="eastAsia"/>
+              <w:rPr>
+                <w:noProof/>
+              </w:rPr>
+              <w:instrText>PAGEREF _Toc239691274 \h</w:instrText>
+            </w:r>
+            <w:r>
+              <w:rPr>
+                <w:rFonts w:hint="eastAsia"/>
+                <w:noProof/>
               </w:rPr>
               <w:instrText xml:space="preserve"> </w:instrText>
             </w:r>
             <w:r>
               <w:rPr>
                 <w:rFonts w:hint="eastAsia"/>
-              </w:rPr>
-            </w:r>
-            <w:r>
-              <w:rPr>
-                <w:rFonts w:hint="eastAsia"/>
+                <w:noProof/>
+              </w:rPr>
+            </w:r>
+            <w:r>
+              <w:rPr>
+                <w:noProof/>
               </w:rPr>
               <w:fldChar w:fldCharType="separate"/>
             </w:r>
             <w:r>
-              <w:t>7</w:t>
-            </w:r>
-            <w:r>
-              <w:rPr>
-                <w:rFonts w:hint="eastAsia"/>
+              <w:rPr>
+                <w:noProof/>
+              </w:rPr>
+              <w:t>10</w:t>
+            </w:r>
+            <w:r>
+              <w:rPr>
+                <w:rFonts w:hint="eastAsia"/>
+                <w:noProof/>
               </w:rPr>
               <w:fldChar w:fldCharType="end"/>
             </w:r>
@@ -1919,22 +2799,24 @@
               <w:tab w:val="right" w:leader="dot" w:pos="9736"/>
             </w:tabs>
             <w:rPr>
-              <w:rFonts w:asciiTheme="minorHAnsi" w:hAnsiTheme="minorHAnsi" w:cstheme="minorBidi"/>
+              <w:rFonts w:asciiTheme="minorHAnsi" w:hAnsiTheme="minorHAnsi" w:cstheme="minorBidi" w:hint="eastAsia"/>
+              <w:noProof/>
               <w:kern w:val="2"/>
               <w:sz w:val="22"/>
               <w:szCs w:val="24"/>
               <w14:ligatures w14:val="standardContextual"/>
             </w:rPr>
           </w:pPr>
-          <w:hyperlink w:anchor="_Toc239256422" w:history="1">
+          <w:hyperlink w:anchor="_Toc239691275" w:history="1">
             <w:r>
               <w:rPr>
                 <w:rStyle w:val="ad"/>
                 <w:rFonts w:eastAsia="微软雅黑" w:hint="eastAsia"/>
                 <w:b/>
                 <w:bCs/>
-              </w:rPr>
-              <w:t xml:space="preserve">5.2 </w:t>
+                <w:noProof/>
+              </w:rPr>
+              <w:t xml:space="preserve">6.2 </w:t>
             </w:r>
             <w:r>
               <w:rPr>
@@ -1942,53 +2824,66 @@
                 <w:rFonts w:eastAsia="微软雅黑" w:hint="eastAsia"/>
                 <w:b/>
                 <w:bCs/>
-              </w:rPr>
-              <w:t>范围外</w:t>
-            </w:r>
-            <w:r>
-              <w:rPr>
-                <w:rFonts w:hint="eastAsia"/>
+                <w:noProof/>
+              </w:rPr>
+              <w:t>技术选择原因</w:t>
+            </w:r>
+            <w:r>
+              <w:rPr>
+                <w:rFonts w:hint="eastAsia"/>
+                <w:noProof/>
               </w:rPr>
               <w:tab/>
             </w:r>
             <w:r>
               <w:rPr>
                 <w:rFonts w:hint="eastAsia"/>
+                <w:noProof/>
               </w:rPr>
               <w:fldChar w:fldCharType="begin"/>
             </w:r>
             <w:r>
               <w:rPr>
                 <w:rFonts w:hint="eastAsia"/>
+                <w:noProof/>
               </w:rPr>
               <w:instrText xml:space="preserve"> </w:instrText>
             </w:r>
             <w:r>
-              <w:instrText>PAGEREF _Toc239256422 \h</w:instrText>
-            </w:r>
-            <w:r>
-              <w:rPr>
-                <w:rFonts w:hint="eastAsia"/>
+              <w:rPr>
+                <w:noProof/>
+              </w:rPr>
+              <w:instrText>PAGEREF _Toc239691275 \h</w:instrText>
+            </w:r>
+            <w:r>
+              <w:rPr>
+                <w:rFonts w:hint="eastAsia"/>
+                <w:noProof/>
               </w:rPr>
               <w:instrText xml:space="preserve"> </w:instrText>
             </w:r>
             <w:r>
               <w:rPr>
                 <w:rFonts w:hint="eastAsia"/>
-              </w:rPr>
-            </w:r>
-            <w:r>
-              <w:rPr>
-                <w:rFonts w:hint="eastAsia"/>
+                <w:noProof/>
+              </w:rPr>
+            </w:r>
+            <w:r>
+              <w:rPr>
+                <w:noProof/>
               </w:rPr>
               <w:fldChar w:fldCharType="separate"/>
             </w:r>
             <w:r>
-              <w:t>7</w:t>
-            </w:r>
-            <w:r>
-              <w:rPr>
-                <w:rFonts w:hint="eastAsia"/>
+              <w:rPr>
+                <w:noProof/>
+              </w:rPr>
+              <w:t>10</w:t>
+            </w:r>
+            <w:r>
+              <w:rPr>
+                <w:rFonts w:hint="eastAsia"/>
+                <w:noProof/>
               </w:rPr>
               <w:fldChar w:fldCharType="end"/>
             </w:r>
@@ -2001,22 +2896,24 @@
               <w:tab w:val="right" w:leader="dot" w:pos="9736"/>
             </w:tabs>
             <w:rPr>
-              <w:rFonts w:asciiTheme="minorHAnsi" w:hAnsiTheme="minorHAnsi" w:cstheme="minorBidi"/>
+              <w:rFonts w:asciiTheme="minorHAnsi" w:hAnsiTheme="minorHAnsi" w:cstheme="minorBidi" w:hint="eastAsia"/>
+              <w:noProof/>
               <w:kern w:val="2"/>
               <w:sz w:val="22"/>
               <w:szCs w:val="24"/>
               <w14:ligatures w14:val="standardContextual"/>
             </w:rPr>
           </w:pPr>
-          <w:hyperlink w:anchor="_Toc239256423" w:history="1">
+          <w:hyperlink w:anchor="_Toc239691276" w:history="1">
             <w:r>
               <w:rPr>
                 <w:rStyle w:val="ad"/>
                 <w:rFonts w:eastAsia="微软雅黑" w:hint="eastAsia"/>
                 <w:b/>
                 <w:bCs/>
-              </w:rPr>
-              <w:t xml:space="preserve">5.3 </w:t>
+                <w:noProof/>
+              </w:rPr>
+              <w:t xml:space="preserve">6.3 </w:t>
             </w:r>
             <w:r>
               <w:rPr>
@@ -2024,53 +2921,66 @@
                 <w:rFonts w:eastAsia="微软雅黑" w:hint="eastAsia"/>
                 <w:b/>
                 <w:bCs/>
-              </w:rPr>
-              <w:t>约束与假设</w:t>
-            </w:r>
-            <w:r>
-              <w:rPr>
-                <w:rFonts w:hint="eastAsia"/>
+                <w:noProof/>
+              </w:rPr>
+              <w:t>技术栈</w:t>
+            </w:r>
+            <w:r>
+              <w:rPr>
+                <w:rFonts w:hint="eastAsia"/>
+                <w:noProof/>
               </w:rPr>
               <w:tab/>
             </w:r>
             <w:r>
               <w:rPr>
                 <w:rFonts w:hint="eastAsia"/>
+                <w:noProof/>
               </w:rPr>
               <w:fldChar w:fldCharType="begin"/>
             </w:r>
             <w:r>
               <w:rPr>
                 <w:rFonts w:hint="eastAsia"/>
+                <w:noProof/>
               </w:rPr>
               <w:instrText xml:space="preserve"> </w:instrText>
             </w:r>
             <w:r>
-              <w:instrText>PAGEREF _Toc239256423 \h</w:instrText>
-            </w:r>
-            <w:r>
-              <w:rPr>
-                <w:rFonts w:hint="eastAsia"/>
+              <w:rPr>
+                <w:noProof/>
+              </w:rPr>
+              <w:instrText>PAGEREF _Toc239691276 \h</w:instrText>
+            </w:r>
+            <w:r>
+              <w:rPr>
+                <w:rFonts w:hint="eastAsia"/>
+                <w:noProof/>
               </w:rPr>
               <w:instrText xml:space="preserve"> </w:instrText>
             </w:r>
             <w:r>
               <w:rPr>
                 <w:rFonts w:hint="eastAsia"/>
-              </w:rPr>
-            </w:r>
-            <w:r>
-              <w:rPr>
-                <w:rFonts w:hint="eastAsia"/>
+                <w:noProof/>
+              </w:rPr>
+            </w:r>
+            <w:r>
+              <w:rPr>
+                <w:noProof/>
               </w:rPr>
               <w:fldChar w:fldCharType="separate"/>
             </w:r>
             <w:r>
-              <w:t>8</w:t>
-            </w:r>
-            <w:r>
-              <w:rPr>
-                <w:rFonts w:hint="eastAsia"/>
+              <w:rPr>
+                <w:noProof/>
+              </w:rPr>
+              <w:t>11</w:t>
+            </w:r>
+            <w:r>
+              <w:rPr>
+                <w:rFonts w:hint="eastAsia"/>
+                <w:noProof/>
               </w:rPr>
               <w:fldChar w:fldCharType="end"/>
             </w:r>
@@ -2083,22 +2993,24 @@
               <w:tab w:val="right" w:leader="dot" w:pos="9736"/>
             </w:tabs>
             <w:rPr>
-              <w:rFonts w:asciiTheme="minorHAnsi" w:hAnsiTheme="minorHAnsi" w:cstheme="minorBidi"/>
+              <w:rFonts w:asciiTheme="minorHAnsi" w:hAnsiTheme="minorHAnsi" w:cstheme="minorBidi" w:hint="eastAsia"/>
+              <w:noProof/>
               <w:kern w:val="2"/>
               <w:sz w:val="22"/>
               <w:szCs w:val="24"/>
               <w14:ligatures w14:val="standardContextual"/>
             </w:rPr>
           </w:pPr>
-          <w:hyperlink w:anchor="_Toc239256424" w:history="1">
+          <w:hyperlink w:anchor="_Toc239691277" w:history="1">
             <w:r>
               <w:rPr>
                 <w:rStyle w:val="ad"/>
                 <w:rFonts w:eastAsia="微软雅黑" w:hint="eastAsia"/>
                 <w:b/>
                 <w:bCs/>
-              </w:rPr>
-              <w:t xml:space="preserve">6. </w:t>
+                <w:noProof/>
+              </w:rPr>
+              <w:t xml:space="preserve">7. </w:t>
             </w:r>
             <w:r>
               <w:rPr>
@@ -2106,53 +3018,66 @@
                 <w:rFonts w:eastAsia="微软雅黑" w:hint="eastAsia"/>
                 <w:b/>
                 <w:bCs/>
-              </w:rPr>
-              <w:t>数据收集与准备</w:t>
-            </w:r>
-            <w:r>
-              <w:rPr>
-                <w:rFonts w:hint="eastAsia"/>
+                <w:noProof/>
+              </w:rPr>
+              <w:t>实施计划</w:t>
+            </w:r>
+            <w:r>
+              <w:rPr>
+                <w:rFonts w:hint="eastAsia"/>
+                <w:noProof/>
               </w:rPr>
               <w:tab/>
             </w:r>
             <w:r>
               <w:rPr>
                 <w:rFonts w:hint="eastAsia"/>
+                <w:noProof/>
               </w:rPr>
               <w:fldChar w:fldCharType="begin"/>
             </w:r>
             <w:r>
               <w:rPr>
                 <w:rFonts w:hint="eastAsia"/>
+                <w:noProof/>
               </w:rPr>
               <w:instrText xml:space="preserve"> </w:instrText>
             </w:r>
             <w:r>
-              <w:instrText>PAGEREF _Toc239256424 \h</w:instrText>
-            </w:r>
-            <w:r>
-              <w:rPr>
-                <w:rFonts w:hint="eastAsia"/>
+              <w:rPr>
+                <w:noProof/>
+              </w:rPr>
+              <w:instrText>PAGEREF _Toc239691277 \h</w:instrText>
+            </w:r>
+            <w:r>
+              <w:rPr>
+                <w:rFonts w:hint="eastAsia"/>
+                <w:noProof/>
               </w:rPr>
               <w:instrText xml:space="preserve"> </w:instrText>
             </w:r>
             <w:r>
               <w:rPr>
                 <w:rFonts w:hint="eastAsia"/>
-              </w:rPr>
-            </w:r>
-            <w:r>
-              <w:rPr>
-                <w:rFonts w:hint="eastAsia"/>
+                <w:noProof/>
+              </w:rPr>
+            </w:r>
+            <w:r>
+              <w:rPr>
+                <w:noProof/>
               </w:rPr>
               <w:fldChar w:fldCharType="separate"/>
             </w:r>
             <w:r>
-              <w:t>9</w:t>
-            </w:r>
-            <w:r>
-              <w:rPr>
-                <w:rFonts w:hint="eastAsia"/>
+              <w:rPr>
+                <w:noProof/>
+              </w:rPr>
+              <w:t>12</w:t>
+            </w:r>
+            <w:r>
+              <w:rPr>
+                <w:rFonts w:hint="eastAsia"/>
+                <w:noProof/>
               </w:rPr>
               <w:fldChar w:fldCharType="end"/>
             </w:r>
@@ -2165,22 +3090,24 @@
               <w:tab w:val="right" w:leader="dot" w:pos="9736"/>
             </w:tabs>
             <w:rPr>
-              <w:rFonts w:asciiTheme="minorHAnsi" w:hAnsiTheme="minorHAnsi" w:cstheme="minorBidi"/>
+              <w:rFonts w:asciiTheme="minorHAnsi" w:hAnsiTheme="minorHAnsi" w:cstheme="minorBidi" w:hint="eastAsia"/>
+              <w:noProof/>
               <w:kern w:val="2"/>
               <w:sz w:val="22"/>
               <w:szCs w:val="24"/>
               <w14:ligatures w14:val="standardContextual"/>
             </w:rPr>
           </w:pPr>
-          <w:hyperlink w:anchor="_Toc239256425" w:history="1">
+          <w:hyperlink w:anchor="_Toc239691278" w:history="1">
             <w:r>
               <w:rPr>
                 <w:rStyle w:val="ad"/>
                 <w:rFonts w:eastAsia="微软雅黑" w:hint="eastAsia"/>
                 <w:b/>
                 <w:bCs/>
-              </w:rPr>
-              <w:t xml:space="preserve">7. </w:t>
+                <w:noProof/>
+              </w:rPr>
+              <w:t xml:space="preserve">8. </w:t>
             </w:r>
             <w:r>
               <w:rPr>
@@ -2188,1118 +3115,66 @@
                 <w:rFonts w:eastAsia="微软雅黑" w:hint="eastAsia"/>
                 <w:b/>
                 <w:bCs/>
-              </w:rPr>
-              <w:t>系统设计</w:t>
-            </w:r>
-            <w:r>
-              <w:rPr>
-                <w:rFonts w:hint="eastAsia"/>
+                <w:noProof/>
+              </w:rPr>
+              <w:t>评估计划</w:t>
+            </w:r>
+            <w:r>
+              <w:rPr>
+                <w:rFonts w:hint="eastAsia"/>
+                <w:noProof/>
               </w:rPr>
               <w:tab/>
             </w:r>
             <w:r>
               <w:rPr>
                 <w:rFonts w:hint="eastAsia"/>
+                <w:noProof/>
               </w:rPr>
               <w:fldChar w:fldCharType="begin"/>
             </w:r>
             <w:r>
               <w:rPr>
                 <w:rFonts w:hint="eastAsia"/>
+                <w:noProof/>
               </w:rPr>
               <w:instrText xml:space="preserve"> </w:instrText>
             </w:r>
             <w:r>
-              <w:instrText>PAGEREF _Toc239256425 \h</w:instrText>
-            </w:r>
-            <w:r>
-              <w:rPr>
-                <w:rFonts w:hint="eastAsia"/>
+              <w:rPr>
+                <w:noProof/>
+              </w:rPr>
+              <w:instrText>PAGEREF _Toc239691278 \h</w:instrText>
+            </w:r>
+            <w:r>
+              <w:rPr>
+                <w:rFonts w:hint="eastAsia"/>
+                <w:noProof/>
               </w:rPr>
               <w:instrText xml:space="preserve"> </w:instrText>
             </w:r>
             <w:r>
               <w:rPr>
                 <w:rFonts w:hint="eastAsia"/>
-              </w:rPr>
-            </w:r>
-            <w:r>
-              <w:rPr>
-                <w:rFonts w:hint="eastAsia"/>
+                <w:noProof/>
+              </w:rPr>
+            </w:r>
+            <w:r>
+              <w:rPr>
+                <w:noProof/>
               </w:rPr>
               <w:fldChar w:fldCharType="separate"/>
             </w:r>
             <w:r>
-              <w:t>10</w:t>
-            </w:r>
-            <w:r>
-              <w:rPr>
-                <w:rFonts w:hint="eastAsia"/>
-              </w:rPr>
-              <w:fldChar w:fldCharType="end"/>
-            </w:r>
-          </w:hyperlink>
-        </w:p>
-        <w:p>
-          <w:pPr>
-            <w:pStyle w:val="TOC2"/>
-            <w:tabs>
-              <w:tab w:val="right" w:leader="dot" w:pos="9736"/>
-            </w:tabs>
-            <w:rPr>
-              <w:rFonts w:asciiTheme="minorHAnsi" w:hAnsiTheme="minorHAnsi" w:cstheme="minorBidi"/>
-              <w:kern w:val="2"/>
-              <w:sz w:val="22"/>
-              <w:szCs w:val="24"/>
-              <w14:ligatures w14:val="standardContextual"/>
-            </w:rPr>
-          </w:pPr>
-          <w:hyperlink w:anchor="_Toc239256426" w:history="1">
-            <w:r>
-              <w:rPr>
-                <w:rStyle w:val="ad"/>
-                <w:rFonts w:eastAsia="微软雅黑" w:hint="eastAsia"/>
-                <w:b/>
-                <w:bCs/>
-              </w:rPr>
-              <w:t xml:space="preserve">7.1 </w:t>
-            </w:r>
-            <w:r>
-              <w:rPr>
-                <w:rStyle w:val="ad"/>
-                <w:rFonts w:eastAsia="微软雅黑" w:hint="eastAsia"/>
-                <w:b/>
-                <w:bCs/>
-              </w:rPr>
-              <w:t>框架结构</w:t>
-            </w:r>
-            <w:r>
-              <w:rPr>
-                <w:rFonts w:hint="eastAsia"/>
-              </w:rPr>
-              <w:tab/>
-            </w:r>
-            <w:r>
-              <w:rPr>
-                <w:rFonts w:hint="eastAsia"/>
-              </w:rPr>
-              <w:fldChar w:fldCharType="begin"/>
-            </w:r>
-            <w:r>
-              <w:rPr>
-                <w:rFonts w:hint="eastAsia"/>
-              </w:rPr>
-              <w:instrText xml:space="preserve"> </w:instrText>
-            </w:r>
-            <w:r>
-              <w:instrText>PAGEREF _Toc239256426 \h</w:instrText>
-            </w:r>
-            <w:r>
-              <w:rPr>
-                <w:rFonts w:hint="eastAsia"/>
-              </w:rPr>
-              <w:instrText xml:space="preserve"> </w:instrText>
-            </w:r>
-            <w:r>
-              <w:rPr>
-                <w:rFonts w:hint="eastAsia"/>
-              </w:rPr>
-            </w:r>
-            <w:r>
-              <w:rPr>
-                <w:rFonts w:hint="eastAsia"/>
-              </w:rPr>
-              <w:fldChar w:fldCharType="separate"/>
-            </w:r>
-            <w:r>
-              <w:t>10</w:t>
-            </w:r>
-            <w:r>
-              <w:rPr>
-                <w:rFonts w:hint="eastAsia"/>
-              </w:rPr>
-              <w:fldChar w:fldCharType="end"/>
-            </w:r>
-          </w:hyperlink>
-        </w:p>
-        <w:p>
-          <w:pPr>
-            <w:pStyle w:val="TOC2"/>
-            <w:tabs>
-              <w:tab w:val="right" w:leader="dot" w:pos="9736"/>
-            </w:tabs>
-            <w:rPr>
-              <w:rFonts w:asciiTheme="minorHAnsi" w:hAnsiTheme="minorHAnsi" w:cstheme="minorBidi"/>
-              <w:kern w:val="2"/>
-              <w:sz w:val="22"/>
-              <w:szCs w:val="24"/>
-              <w14:ligatures w14:val="standardContextual"/>
-            </w:rPr>
-          </w:pPr>
-          <w:hyperlink w:anchor="_Toc239256427" w:history="1">
-            <w:r>
-              <w:rPr>
-                <w:rStyle w:val="ad"/>
-                <w:rFonts w:eastAsia="微软雅黑" w:hint="eastAsia"/>
-                <w:b/>
-                <w:bCs/>
-              </w:rPr>
-              <w:t xml:space="preserve">7.2 </w:t>
-            </w:r>
-            <w:r>
-              <w:rPr>
-                <w:rStyle w:val="ad"/>
-                <w:rFonts w:eastAsia="微软雅黑" w:hint="eastAsia"/>
-                <w:b/>
-                <w:bCs/>
-              </w:rPr>
-              <w:t>技术选择原因</w:t>
-            </w:r>
-            <w:r>
-              <w:rPr>
-                <w:rFonts w:hint="eastAsia"/>
-              </w:rPr>
-              <w:tab/>
-            </w:r>
-            <w:r>
-              <w:rPr>
-                <w:rFonts w:hint="eastAsia"/>
-              </w:rPr>
-              <w:fldChar w:fldCharType="begin"/>
-            </w:r>
-            <w:r>
-              <w:rPr>
-                <w:rFonts w:hint="eastAsia"/>
-              </w:rPr>
-              <w:instrText xml:space="preserve"> </w:instrText>
-            </w:r>
-            <w:r>
-              <w:instrText>PAGEREF _Toc239256427 \h</w:instrText>
-            </w:r>
-            <w:r>
-              <w:rPr>
-                <w:rFonts w:hint="eastAsia"/>
-              </w:rPr>
-              <w:instrText xml:space="preserve"> </w:instrText>
-            </w:r>
-            <w:r>
-              <w:rPr>
-                <w:rFonts w:hint="eastAsia"/>
-              </w:rPr>
-            </w:r>
-            <w:r>
-              <w:rPr>
-                <w:rFonts w:hint="eastAsia"/>
-              </w:rPr>
-              <w:fldChar w:fldCharType="separate"/>
-            </w:r>
-            <w:r>
-              <w:t>10</w:t>
-            </w:r>
-            <w:r>
-              <w:rPr>
-                <w:rFonts w:hint="eastAsia"/>
-              </w:rPr>
-              <w:fldChar w:fldCharType="end"/>
-            </w:r>
-          </w:hyperlink>
-        </w:p>
-        <w:p>
-          <w:pPr>
-            <w:pStyle w:val="TOC2"/>
-            <w:tabs>
-              <w:tab w:val="right" w:leader="dot" w:pos="9736"/>
-            </w:tabs>
-            <w:rPr>
-              <w:rFonts w:asciiTheme="minorHAnsi" w:hAnsiTheme="minorHAnsi" w:cstheme="minorBidi"/>
-              <w:kern w:val="2"/>
-              <w:sz w:val="22"/>
-              <w:szCs w:val="24"/>
-              <w14:ligatures w14:val="standardContextual"/>
-            </w:rPr>
-          </w:pPr>
-          <w:hyperlink w:anchor="_Toc239256428" w:history="1">
-            <w:r>
-              <w:rPr>
-                <w:rStyle w:val="ad"/>
-                <w:rFonts w:eastAsia="微软雅黑" w:hint="eastAsia"/>
-                <w:b/>
-                <w:bCs/>
-              </w:rPr>
-              <w:t xml:space="preserve">7.3 </w:t>
-            </w:r>
-            <w:r>
-              <w:rPr>
-                <w:rStyle w:val="ad"/>
-                <w:rFonts w:eastAsia="微软雅黑" w:hint="eastAsia"/>
-                <w:b/>
-                <w:bCs/>
-              </w:rPr>
-              <w:t>技术栈</w:t>
-            </w:r>
-            <w:r>
-              <w:rPr>
-                <w:rFonts w:hint="eastAsia"/>
-              </w:rPr>
-              <w:tab/>
-            </w:r>
-            <w:r>
-              <w:rPr>
-                <w:rFonts w:hint="eastAsia"/>
-              </w:rPr>
-              <w:fldChar w:fldCharType="begin"/>
-            </w:r>
-            <w:r>
-              <w:rPr>
-                <w:rFonts w:hint="eastAsia"/>
-              </w:rPr>
-              <w:instrText xml:space="preserve"> </w:instrText>
-            </w:r>
-            <w:r>
-              <w:instrText>PAGEREF _Toc239256428 \h</w:instrText>
-            </w:r>
-            <w:r>
-              <w:rPr>
-                <w:rFonts w:hint="eastAsia"/>
-              </w:rPr>
-              <w:instrText xml:space="preserve"> </w:instrText>
-            </w:r>
-            <w:r>
-              <w:rPr>
-                <w:rFonts w:hint="eastAsia"/>
-              </w:rPr>
-            </w:r>
-            <w:r>
-              <w:rPr>
-                <w:rFonts w:hint="eastAsia"/>
-              </w:rPr>
-              <w:fldChar w:fldCharType="separate"/>
-            </w:r>
-            <w:r>
-              <w:t>11</w:t>
-            </w:r>
-            <w:r>
-              <w:rPr>
-                <w:rFonts w:hint="eastAsia"/>
-              </w:rPr>
-              <w:fldChar w:fldCharType="end"/>
-            </w:r>
-          </w:hyperlink>
-        </w:p>
-        <w:p>
-          <w:pPr>
-            <w:pStyle w:val="TOC1"/>
-            <w:tabs>
-              <w:tab w:val="right" w:leader="dot" w:pos="9736"/>
-            </w:tabs>
-            <w:rPr>
-              <w:rFonts w:asciiTheme="minorHAnsi" w:hAnsiTheme="minorHAnsi" w:cstheme="minorBidi"/>
-              <w:kern w:val="2"/>
-              <w:sz w:val="22"/>
-              <w:szCs w:val="24"/>
-              <w14:ligatures w14:val="standardContextual"/>
-            </w:rPr>
-          </w:pPr>
-          <w:hyperlink w:anchor="_Toc239256429" w:history="1">
-            <w:r>
-              <w:rPr>
-                <w:rStyle w:val="ad"/>
-                <w:rFonts w:eastAsia="微软雅黑" w:hint="eastAsia"/>
-                <w:b/>
-                <w:bCs/>
-              </w:rPr>
-              <w:t xml:space="preserve">8. </w:t>
-            </w:r>
-            <w:r>
-              <w:rPr>
-                <w:rStyle w:val="ad"/>
-                <w:rFonts w:eastAsia="微软雅黑" w:hint="eastAsia"/>
-                <w:b/>
-                <w:bCs/>
-              </w:rPr>
-              <w:t>实施计划</w:t>
-            </w:r>
-            <w:r>
-              <w:rPr>
-                <w:rFonts w:hint="eastAsia"/>
-              </w:rPr>
-              <w:tab/>
-            </w:r>
-            <w:r>
-              <w:rPr>
-                <w:rFonts w:hint="eastAsia"/>
-              </w:rPr>
-              <w:fldChar w:fldCharType="begin"/>
-            </w:r>
-            <w:r>
-              <w:rPr>
-                <w:rFonts w:hint="eastAsia"/>
-              </w:rPr>
-              <w:instrText xml:space="preserve"> </w:instrText>
-            </w:r>
-            <w:r>
-              <w:instrText>PAGEREF _Toc239256429 \h</w:instrText>
-            </w:r>
-            <w:r>
-              <w:rPr>
-                <w:rFonts w:hint="eastAsia"/>
-              </w:rPr>
-              <w:instrText xml:space="preserve"> </w:instrText>
-            </w:r>
-            <w:r>
-              <w:rPr>
-                <w:rFonts w:hint="eastAsia"/>
-              </w:rPr>
-            </w:r>
-            <w:r>
-              <w:rPr>
-                <w:rFonts w:hint="eastAsia"/>
-              </w:rPr>
-              <w:fldChar w:fldCharType="separate"/>
-            </w:r>
-            <w:r>
-              <w:t>13</w:t>
-            </w:r>
-            <w:r>
-              <w:rPr>
-                <w:rFonts w:hint="eastAsia"/>
-              </w:rPr>
-              <w:fldChar w:fldCharType="end"/>
-            </w:r>
-          </w:hyperlink>
-        </w:p>
-        <w:p>
-          <w:pPr>
-            <w:pStyle w:val="TOC1"/>
-            <w:tabs>
-              <w:tab w:val="right" w:leader="dot" w:pos="9736"/>
-            </w:tabs>
-            <w:rPr>
-              <w:rFonts w:asciiTheme="minorHAnsi" w:hAnsiTheme="minorHAnsi" w:cstheme="minorBidi"/>
-              <w:kern w:val="2"/>
-              <w:sz w:val="22"/>
-              <w:szCs w:val="24"/>
-              <w14:ligatures w14:val="standardContextual"/>
-            </w:rPr>
-          </w:pPr>
-          <w:hyperlink w:anchor="_Toc239256430" w:history="1">
-            <w:r>
-              <w:rPr>
-                <w:rStyle w:val="ad"/>
-                <w:rFonts w:eastAsia="微软雅黑" w:hint="eastAsia"/>
-                <w:b/>
-                <w:bCs/>
-              </w:rPr>
-              <w:t xml:space="preserve">9. </w:t>
-            </w:r>
-            <w:r>
-              <w:rPr>
-                <w:rStyle w:val="ad"/>
-                <w:rFonts w:eastAsia="微软雅黑" w:hint="eastAsia"/>
-                <w:b/>
-                <w:bCs/>
-              </w:rPr>
-              <w:t>评估计划</w:t>
-            </w:r>
-            <w:r>
-              <w:rPr>
-                <w:rFonts w:hint="eastAsia"/>
-              </w:rPr>
-              <w:tab/>
-            </w:r>
-            <w:r>
-              <w:rPr>
-                <w:rFonts w:hint="eastAsia"/>
-              </w:rPr>
-              <w:fldChar w:fldCharType="begin"/>
-            </w:r>
-            <w:r>
-              <w:rPr>
-                <w:rFonts w:hint="eastAsia"/>
-              </w:rPr>
-              <w:instrText xml:space="preserve"> </w:instrText>
-            </w:r>
-            <w:r>
-              <w:instrText>PAGEREF _Toc239256430 \h</w:instrText>
-            </w:r>
-            <w:r>
-              <w:rPr>
-                <w:rFonts w:hint="eastAsia"/>
-              </w:rPr>
-              <w:instrText xml:space="preserve"> </w:instrText>
-            </w:r>
-            <w:r>
-              <w:rPr>
-                <w:rFonts w:hint="eastAsia"/>
-              </w:rPr>
-            </w:r>
-            <w:r>
-              <w:rPr>
-                <w:rFonts w:hint="eastAsia"/>
-              </w:rPr>
-              <w:fldChar w:fldCharType="separate"/>
-            </w:r>
-            <w:r>
-              <w:t>13</w:t>
-            </w:r>
-            <w:r>
-              <w:rPr>
-                <w:rFonts w:hint="eastAsia"/>
-              </w:rPr>
-              <w:fldChar w:fldCharType="end"/>
-            </w:r>
-          </w:hyperlink>
-        </w:p>
-        <w:p>
-          <w:pPr>
-            <w:pStyle w:val="TOC1"/>
-            <w:tabs>
-              <w:tab w:val="right" w:leader="dot" w:pos="9736"/>
-            </w:tabs>
-            <w:rPr>
-              <w:rFonts w:asciiTheme="minorHAnsi" w:hAnsiTheme="minorHAnsi" w:cstheme="minorBidi"/>
-              <w:kern w:val="2"/>
-              <w:sz w:val="22"/>
-              <w:szCs w:val="24"/>
-              <w14:ligatures w14:val="standardContextual"/>
-            </w:rPr>
-          </w:pPr>
-          <w:hyperlink w:anchor="_Toc239256431" w:history="1">
-            <w:r>
-              <w:rPr>
-                <w:rStyle w:val="ad"/>
-                <w:rFonts w:eastAsia="微软雅黑" w:hint="eastAsia"/>
-                <w:b/>
-                <w:bCs/>
-              </w:rPr>
-              <w:t xml:space="preserve">10. </w:t>
-            </w:r>
-            <w:r>
-              <w:rPr>
-                <w:rStyle w:val="ad"/>
-                <w:rFonts w:eastAsia="微软雅黑" w:hint="eastAsia"/>
-                <w:b/>
-                <w:bCs/>
-              </w:rPr>
-              <w:t>挑战与风险管理</w:t>
-            </w:r>
-            <w:r>
-              <w:rPr>
-                <w:rFonts w:hint="eastAsia"/>
-              </w:rPr>
-              <w:tab/>
-            </w:r>
-            <w:r>
-              <w:rPr>
-                <w:rFonts w:hint="eastAsia"/>
-              </w:rPr>
-              <w:fldChar w:fldCharType="begin"/>
-            </w:r>
-            <w:r>
-              <w:rPr>
-                <w:rFonts w:hint="eastAsia"/>
-              </w:rPr>
-              <w:instrText xml:space="preserve"> </w:instrText>
-            </w:r>
-            <w:r>
-              <w:instrText>PAGEREF _Toc239256431 \h</w:instrText>
-            </w:r>
-            <w:r>
-              <w:rPr>
-                <w:rFonts w:hint="eastAsia"/>
-              </w:rPr>
-              <w:instrText xml:space="preserve"> </w:instrText>
-            </w:r>
-            <w:r>
-              <w:rPr>
-                <w:rFonts w:hint="eastAsia"/>
-              </w:rPr>
-            </w:r>
-            <w:r>
-              <w:rPr>
-                <w:rFonts w:hint="eastAsia"/>
-              </w:rPr>
-              <w:fldChar w:fldCharType="separate"/>
-            </w:r>
-            <w:r>
-              <w:t>13</w:t>
-            </w:r>
-            <w:r>
-              <w:rPr>
-                <w:rFonts w:hint="eastAsia"/>
-              </w:rPr>
-              <w:fldChar w:fldCharType="end"/>
-            </w:r>
-          </w:hyperlink>
-        </w:p>
-        <w:p>
-          <w:pPr>
-            <w:pStyle w:val="TOC1"/>
-            <w:tabs>
-              <w:tab w:val="right" w:leader="dot" w:pos="9736"/>
-            </w:tabs>
-            <w:rPr>
-              <w:rFonts w:asciiTheme="minorHAnsi" w:hAnsiTheme="minorHAnsi" w:cstheme="minorBidi"/>
-              <w:kern w:val="2"/>
-              <w:sz w:val="22"/>
-              <w:szCs w:val="24"/>
-              <w14:ligatures w14:val="standardContextual"/>
-            </w:rPr>
-          </w:pPr>
-          <w:hyperlink w:anchor="_Toc239256432" w:history="1">
-            <w:r>
-              <w:rPr>
-                <w:rStyle w:val="ad"/>
-                <w:rFonts w:eastAsia="微软雅黑" w:hint="eastAsia"/>
-                <w:b/>
-                <w:bCs/>
-              </w:rPr>
-              <w:t xml:space="preserve">11. </w:t>
-            </w:r>
-            <w:r>
-              <w:rPr>
-                <w:rStyle w:val="ad"/>
-                <w:rFonts w:eastAsia="微软雅黑" w:hint="eastAsia"/>
-                <w:b/>
-                <w:bCs/>
-              </w:rPr>
-              <w:t>未来工作</w:t>
-            </w:r>
-            <w:r>
-              <w:rPr>
-                <w:rFonts w:hint="eastAsia"/>
-              </w:rPr>
-              <w:tab/>
-            </w:r>
-            <w:r>
-              <w:rPr>
-                <w:rFonts w:hint="eastAsia"/>
-              </w:rPr>
-              <w:fldChar w:fldCharType="begin"/>
-            </w:r>
-            <w:r>
-              <w:rPr>
-                <w:rFonts w:hint="eastAsia"/>
-              </w:rPr>
-              <w:instrText xml:space="preserve"> </w:instrText>
-            </w:r>
-            <w:r>
-              <w:instrText>PAGEREF _Toc239256432 \h</w:instrText>
-            </w:r>
-            <w:r>
-              <w:rPr>
-                <w:rFonts w:hint="eastAsia"/>
-              </w:rPr>
-              <w:instrText xml:space="preserve"> </w:instrText>
-            </w:r>
-            <w:r>
-              <w:rPr>
-                <w:rFonts w:hint="eastAsia"/>
-              </w:rPr>
-            </w:r>
-            <w:r>
-              <w:rPr>
-                <w:rFonts w:hint="eastAsia"/>
-              </w:rPr>
-              <w:fldChar w:fldCharType="separate"/>
-            </w:r>
-            <w:r>
-              <w:t>14</w:t>
-            </w:r>
-            <w:r>
-              <w:rPr>
-                <w:rFonts w:hint="eastAsia"/>
-              </w:rPr>
-              <w:fldChar w:fldCharType="end"/>
-            </w:r>
-          </w:hyperlink>
-        </w:p>
-        <w:p>
-          <w:pPr>
-            <w:pStyle w:val="TOC1"/>
-            <w:tabs>
-              <w:tab w:val="right" w:leader="dot" w:pos="9736"/>
-            </w:tabs>
-            <w:rPr>
-              <w:rFonts w:asciiTheme="minorHAnsi" w:hAnsiTheme="minorHAnsi" w:cstheme="minorBidi"/>
-              <w:kern w:val="2"/>
-              <w:sz w:val="22"/>
-              <w:szCs w:val="24"/>
-              <w14:ligatures w14:val="standardContextual"/>
-            </w:rPr>
-          </w:pPr>
-          <w:hyperlink w:anchor="_Toc239256433" w:history="1">
-            <w:r>
-              <w:rPr>
-                <w:rStyle w:val="ad"/>
-                <w:rFonts w:eastAsia="微软雅黑" w:hint="eastAsia"/>
-                <w:b/>
-                <w:bCs/>
-              </w:rPr>
-              <w:t xml:space="preserve">12. </w:t>
-            </w:r>
-            <w:r>
-              <w:rPr>
-                <w:rStyle w:val="ad"/>
-                <w:rFonts w:eastAsia="微软雅黑" w:hint="eastAsia"/>
-                <w:b/>
-                <w:bCs/>
-              </w:rPr>
-              <w:t>结论</w:t>
-            </w:r>
-            <w:r>
-              <w:rPr>
-                <w:rFonts w:hint="eastAsia"/>
-              </w:rPr>
-              <w:tab/>
-            </w:r>
-            <w:r>
-              <w:rPr>
-                <w:rFonts w:hint="eastAsia"/>
-              </w:rPr>
-              <w:fldChar w:fldCharType="begin"/>
-            </w:r>
-            <w:r>
-              <w:rPr>
-                <w:rFonts w:hint="eastAsia"/>
-              </w:rPr>
-              <w:instrText xml:space="preserve"> </w:instrText>
-            </w:r>
-            <w:r>
-              <w:instrText>PAGEREF _Toc239256433 \h</w:instrText>
-            </w:r>
-            <w:r>
-              <w:rPr>
-                <w:rFonts w:hint="eastAsia"/>
-              </w:rPr>
-              <w:instrText xml:space="preserve"> </w:instrText>
-            </w:r>
-            <w:r>
-              <w:rPr>
-                <w:rFonts w:hint="eastAsia"/>
-              </w:rPr>
-            </w:r>
-            <w:r>
-              <w:rPr>
-                <w:rFonts w:hint="eastAsia"/>
-              </w:rPr>
-              <w:fldChar w:fldCharType="separate"/>
-            </w:r>
-            <w:r>
-              <w:t>14</w:t>
-            </w:r>
-            <w:r>
-              <w:rPr>
-                <w:rFonts w:hint="eastAsia"/>
-              </w:rPr>
-              <w:fldChar w:fldCharType="end"/>
-            </w:r>
-          </w:hyperlink>
-        </w:p>
-        <w:p>
-          <w:pPr>
-            <w:pStyle w:val="TOC1"/>
-            <w:tabs>
-              <w:tab w:val="right" w:leader="dot" w:pos="9736"/>
-            </w:tabs>
-            <w:rPr>
-              <w:rFonts w:asciiTheme="minorHAnsi" w:hAnsiTheme="minorHAnsi" w:cstheme="minorBidi"/>
-              <w:kern w:val="2"/>
-              <w:sz w:val="22"/>
-              <w:szCs w:val="24"/>
-              <w14:ligatures w14:val="standardContextual"/>
-            </w:rPr>
-          </w:pPr>
-          <w:hyperlink w:anchor="_Toc239256434" w:history="1">
-            <w:r>
-              <w:rPr>
-                <w:rStyle w:val="ad"/>
-                <w:rFonts w:eastAsia="微软雅黑" w:hint="eastAsia"/>
-                <w:b/>
-                <w:bCs/>
-              </w:rPr>
-              <w:t xml:space="preserve">13. </w:t>
-            </w:r>
-            <w:r>
-              <w:rPr>
-                <w:rStyle w:val="ad"/>
-                <w:rFonts w:eastAsia="微软雅黑" w:hint="eastAsia"/>
-                <w:b/>
-                <w:bCs/>
-              </w:rPr>
-              <w:t>补充材料</w:t>
-            </w:r>
-            <w:r>
-              <w:rPr>
-                <w:rFonts w:hint="eastAsia"/>
-              </w:rPr>
-              <w:tab/>
-            </w:r>
-            <w:r>
-              <w:rPr>
-                <w:rFonts w:hint="eastAsia"/>
-              </w:rPr>
-              <w:fldChar w:fldCharType="begin"/>
-            </w:r>
-            <w:r>
-              <w:rPr>
-                <w:rFonts w:hint="eastAsia"/>
-              </w:rPr>
-              <w:instrText xml:space="preserve"> </w:instrText>
-            </w:r>
-            <w:r>
-              <w:instrText>PAGEREF _Toc239256434 \h</w:instrText>
-            </w:r>
-            <w:r>
-              <w:rPr>
-                <w:rFonts w:hint="eastAsia"/>
-              </w:rPr>
-              <w:instrText xml:space="preserve"> </w:instrText>
-            </w:r>
-            <w:r>
-              <w:rPr>
-                <w:rFonts w:hint="eastAsia"/>
-              </w:rPr>
-            </w:r>
-            <w:r>
-              <w:rPr>
-                <w:rFonts w:hint="eastAsia"/>
-              </w:rPr>
-              <w:fldChar w:fldCharType="separate"/>
-            </w:r>
-            <w:r>
-              <w:t>14</w:t>
-            </w:r>
-            <w:r>
-              <w:rPr>
-                <w:rFonts w:hint="eastAsia"/>
-              </w:rPr>
-              <w:fldChar w:fldCharType="end"/>
-            </w:r>
-          </w:hyperlink>
-        </w:p>
-        <w:p>
-          <w:pPr>
-            <w:pStyle w:val="TOC2"/>
-            <w:tabs>
-              <w:tab w:val="right" w:leader="dot" w:pos="9736"/>
-            </w:tabs>
-            <w:rPr>
-              <w:rFonts w:asciiTheme="minorHAnsi" w:hAnsiTheme="minorHAnsi" w:cstheme="minorBidi"/>
-              <w:kern w:val="2"/>
-              <w:sz w:val="22"/>
-              <w:szCs w:val="24"/>
-              <w14:ligatures w14:val="standardContextual"/>
-            </w:rPr>
-          </w:pPr>
-          <w:hyperlink w:anchor="_Toc239256435" w:history="1">
-            <w:r>
-              <w:rPr>
-                <w:rStyle w:val="ad"/>
-                <w:rFonts w:eastAsia="微软雅黑" w:hint="eastAsia"/>
-                <w:b/>
-                <w:bCs/>
-              </w:rPr>
-              <w:t>附录</w:t>
-            </w:r>
-            <w:r>
-              <w:rPr>
-                <w:rStyle w:val="ad"/>
-                <w:rFonts w:eastAsia="微软雅黑" w:hint="eastAsia"/>
-                <w:b/>
-                <w:bCs/>
-              </w:rPr>
-              <w:t xml:space="preserve"> A </w:t>
-            </w:r>
-            <w:r>
-              <w:rPr>
-                <w:rStyle w:val="ad"/>
-                <w:rFonts w:eastAsia="微软雅黑" w:hint="eastAsia"/>
-                <w:b/>
-                <w:bCs/>
-              </w:rPr>
-              <w:t>—</w:t>
-            </w:r>
-            <w:r>
-              <w:rPr>
-                <w:rStyle w:val="ad"/>
-                <w:rFonts w:eastAsia="微软雅黑" w:hint="eastAsia"/>
-                <w:b/>
-                <w:bCs/>
-              </w:rPr>
-              <w:t xml:space="preserve"> AI </w:t>
-            </w:r>
-            <w:r>
-              <w:rPr>
-                <w:rStyle w:val="ad"/>
-                <w:rFonts w:eastAsia="微软雅黑" w:hint="eastAsia"/>
-                <w:b/>
-                <w:bCs/>
-              </w:rPr>
-              <w:t>使用声明</w:t>
-            </w:r>
-            <w:r>
-              <w:rPr>
-                <w:rFonts w:hint="eastAsia"/>
-              </w:rPr>
-              <w:tab/>
-            </w:r>
-            <w:r>
-              <w:rPr>
-                <w:rFonts w:hint="eastAsia"/>
-              </w:rPr>
-              <w:fldChar w:fldCharType="begin"/>
-            </w:r>
-            <w:r>
-              <w:rPr>
-                <w:rFonts w:hint="eastAsia"/>
-              </w:rPr>
-              <w:instrText xml:space="preserve"> </w:instrText>
-            </w:r>
-            <w:r>
-              <w:instrText>PAGEREF _Toc239256435 \h</w:instrText>
-            </w:r>
-            <w:r>
-              <w:rPr>
-                <w:rFonts w:hint="eastAsia"/>
-              </w:rPr>
-              <w:instrText xml:space="preserve"> </w:instrText>
-            </w:r>
-            <w:r>
-              <w:rPr>
-                <w:rFonts w:hint="eastAsia"/>
-              </w:rPr>
-            </w:r>
-            <w:r>
-              <w:rPr>
-                <w:rFonts w:hint="eastAsia"/>
-              </w:rPr>
-              <w:fldChar w:fldCharType="separate"/>
-            </w:r>
-            <w:r>
-              <w:t>14</w:t>
-            </w:r>
-            <w:r>
-              <w:rPr>
-                <w:rFonts w:hint="eastAsia"/>
-              </w:rPr>
-              <w:fldChar w:fldCharType="end"/>
-            </w:r>
-          </w:hyperlink>
-        </w:p>
-        <w:p>
-          <w:pPr>
-            <w:pStyle w:val="TOC2"/>
-            <w:tabs>
-              <w:tab w:val="right" w:leader="dot" w:pos="9736"/>
-            </w:tabs>
-            <w:rPr>
-              <w:rFonts w:asciiTheme="minorHAnsi" w:hAnsiTheme="minorHAnsi" w:cstheme="minorBidi"/>
-              <w:kern w:val="2"/>
-              <w:sz w:val="22"/>
-              <w:szCs w:val="24"/>
-              <w14:ligatures w14:val="standardContextual"/>
-            </w:rPr>
-          </w:pPr>
-          <w:hyperlink w:anchor="_Toc239256436" w:history="1">
-            <w:r>
-              <w:rPr>
-                <w:rStyle w:val="ad"/>
-                <w:rFonts w:eastAsia="微软雅黑" w:hint="eastAsia"/>
-                <w:b/>
-                <w:bCs/>
-              </w:rPr>
-              <w:t>附录</w:t>
-            </w:r>
-            <w:r>
-              <w:rPr>
-                <w:rStyle w:val="ad"/>
-                <w:rFonts w:eastAsia="微软雅黑" w:hint="eastAsia"/>
-                <w:b/>
-                <w:bCs/>
-              </w:rPr>
-              <w:t xml:space="preserve"> B </w:t>
-            </w:r>
-            <w:r>
-              <w:rPr>
-                <w:rStyle w:val="ad"/>
-                <w:rFonts w:eastAsia="微软雅黑" w:hint="eastAsia"/>
-                <w:b/>
-                <w:bCs/>
-              </w:rPr>
-              <w:t>—</w:t>
-            </w:r>
-            <w:r>
-              <w:rPr>
-                <w:rStyle w:val="ad"/>
-                <w:rFonts w:eastAsia="微软雅黑" w:hint="eastAsia"/>
-                <w:b/>
-                <w:bCs/>
-              </w:rPr>
-              <w:t xml:space="preserve"> </w:t>
-            </w:r>
-            <w:r>
-              <w:rPr>
-                <w:rStyle w:val="ad"/>
-                <w:rFonts w:eastAsia="微软雅黑" w:hint="eastAsia"/>
-                <w:b/>
-                <w:bCs/>
-              </w:rPr>
-              <w:t>数据来源与合规</w:t>
-            </w:r>
-            <w:r>
-              <w:rPr>
-                <w:rFonts w:hint="eastAsia"/>
-              </w:rPr>
-              <w:tab/>
-            </w:r>
-            <w:r>
-              <w:rPr>
-                <w:rFonts w:hint="eastAsia"/>
-              </w:rPr>
-              <w:fldChar w:fldCharType="begin"/>
-            </w:r>
-            <w:r>
-              <w:rPr>
-                <w:rFonts w:hint="eastAsia"/>
-              </w:rPr>
-              <w:instrText xml:space="preserve"> </w:instrText>
-            </w:r>
-            <w:r>
-              <w:instrText>PAGEREF _Toc239256436 \h</w:instrText>
-            </w:r>
-            <w:r>
-              <w:rPr>
-                <w:rFonts w:hint="eastAsia"/>
-              </w:rPr>
-              <w:instrText xml:space="preserve"> </w:instrText>
-            </w:r>
-            <w:r>
-              <w:rPr>
-                <w:rFonts w:hint="eastAsia"/>
-              </w:rPr>
-            </w:r>
-            <w:r>
-              <w:rPr>
-                <w:rFonts w:hint="eastAsia"/>
-              </w:rPr>
-              <w:fldChar w:fldCharType="separate"/>
-            </w:r>
-            <w:r>
-              <w:t>15</w:t>
-            </w:r>
-            <w:r>
-              <w:rPr>
-                <w:rFonts w:hint="eastAsia"/>
-              </w:rPr>
-              <w:fldChar w:fldCharType="end"/>
-            </w:r>
-          </w:hyperlink>
-        </w:p>
-        <w:p>
-          <w:pPr>
-            <w:pStyle w:val="TOC2"/>
-            <w:tabs>
-              <w:tab w:val="right" w:leader="dot" w:pos="9736"/>
-            </w:tabs>
-            <w:rPr>
-              <w:rFonts w:asciiTheme="minorHAnsi" w:hAnsiTheme="minorHAnsi" w:cstheme="minorBidi"/>
-              <w:kern w:val="2"/>
-              <w:sz w:val="22"/>
-              <w:szCs w:val="24"/>
-              <w14:ligatures w14:val="standardContextual"/>
-            </w:rPr>
-          </w:pPr>
-          <w:hyperlink w:anchor="_Toc239256437" w:history="1">
-            <w:r>
-              <w:rPr>
-                <w:rStyle w:val="ad"/>
-                <w:rFonts w:eastAsia="微软雅黑" w:hint="eastAsia"/>
-                <w:b/>
-                <w:bCs/>
-              </w:rPr>
-              <w:t>附录</w:t>
-            </w:r>
-            <w:r>
-              <w:rPr>
-                <w:rStyle w:val="ad"/>
-                <w:rFonts w:eastAsia="微软雅黑" w:hint="eastAsia"/>
-                <w:b/>
-                <w:bCs/>
-              </w:rPr>
-              <w:t xml:space="preserve"> C </w:t>
-            </w:r>
-            <w:r>
-              <w:rPr>
-                <w:rStyle w:val="ad"/>
-                <w:rFonts w:eastAsia="微软雅黑" w:hint="eastAsia"/>
-                <w:b/>
-                <w:bCs/>
-              </w:rPr>
-              <w:t>—</w:t>
-            </w:r>
-            <w:r>
-              <w:rPr>
-                <w:rStyle w:val="ad"/>
-                <w:rFonts w:eastAsia="微软雅黑" w:hint="eastAsia"/>
-                <w:b/>
-                <w:bCs/>
-              </w:rPr>
-              <w:t xml:space="preserve"> </w:t>
-            </w:r>
-            <w:r>
-              <w:rPr>
-                <w:rStyle w:val="ad"/>
-                <w:rFonts w:eastAsia="微软雅黑" w:hint="eastAsia"/>
-                <w:b/>
-                <w:bCs/>
-              </w:rPr>
-              <w:t>进一步附录</w:t>
-            </w:r>
-            <w:r>
-              <w:rPr>
-                <w:rFonts w:hint="eastAsia"/>
-              </w:rPr>
-              <w:tab/>
-            </w:r>
-            <w:r>
-              <w:rPr>
-                <w:rFonts w:hint="eastAsia"/>
-              </w:rPr>
-              <w:fldChar w:fldCharType="begin"/>
-            </w:r>
-            <w:r>
-              <w:rPr>
-                <w:rFonts w:hint="eastAsia"/>
-              </w:rPr>
-              <w:instrText xml:space="preserve"> </w:instrText>
-            </w:r>
-            <w:r>
-              <w:instrText>PAGEREF _Toc239256437 \h</w:instrText>
-            </w:r>
-            <w:r>
-              <w:rPr>
-                <w:rFonts w:hint="eastAsia"/>
-              </w:rPr>
-              <w:instrText xml:space="preserve"> </w:instrText>
-            </w:r>
-            <w:r>
-              <w:rPr>
-                <w:rFonts w:hint="eastAsia"/>
-              </w:rPr>
-            </w:r>
-            <w:r>
-              <w:rPr>
-                <w:rFonts w:hint="eastAsia"/>
-              </w:rPr>
-              <w:fldChar w:fldCharType="separate"/>
-            </w:r>
-            <w:r>
-              <w:t>15</w:t>
-            </w:r>
-            <w:r>
-              <w:rPr>
-                <w:rFonts w:hint="eastAsia"/>
+              <w:rPr>
+                <w:noProof/>
+              </w:rPr>
+              <w:t>12</w:t>
+            </w:r>
+            <w:r>
+              <w:rPr>
+                <w:rFonts w:hint="eastAsia"/>
+                <w:noProof/>
               </w:rPr>
               <w:fldChar w:fldCharType="end"/>
             </w:r>
@@ -3322,8 +3197,7 @@
         <w:pStyle w:val="1"/>
         <w:spacing w:before="360" w:after="140"/>
       </w:pPr>
-      <w:bookmarkStart w:id="1" w:name="_Toc239256410"/>
-      <w:commentRangeStart w:id="2"/>
+      <w:bookmarkStart w:id="1" w:name="_Toc239691256"/>
       <w:r>
         <w:rPr>
           <w:rFonts w:eastAsia="微软雅黑"/>
@@ -3345,126 +3219,16 @@
           <w:sz w:val="30"/>
           <w:szCs w:val="30"/>
         </w:rPr>
-        <w:t>项目标题</w:t>
+        <w:t>引言</w:t>
       </w:r>
       <w:bookmarkEnd w:id="1"/>
-    </w:p>
-    <w:p>
-      <w:pPr>
-        <w:spacing w:after="120" w:line="276" w:lineRule="auto"/>
-      </w:pPr>
-      <w:r>
-        <w:rPr>
-          <w:rFonts w:eastAsia="微软雅黑"/>
-          <w:b/>
-          <w:bCs/>
-          <w:sz w:val="23"/>
-          <w:szCs w:val="23"/>
-        </w:rPr>
-        <w:t>IT CareerPilot</w:t>
-      </w:r>
-      <w:r>
-        <w:rPr>
-          <w:rFonts w:eastAsia="微软雅黑"/>
-          <w:b/>
-          <w:bCs/>
-          <w:sz w:val="23"/>
-          <w:szCs w:val="23"/>
-        </w:rPr>
-        <w:t>：面向</w:t>
-      </w:r>
-      <w:r>
-        <w:rPr>
-          <w:rFonts w:eastAsia="微软雅黑"/>
-          <w:b/>
-          <w:bCs/>
-          <w:sz w:val="23"/>
-          <w:szCs w:val="23"/>
-        </w:rPr>
-        <w:t xml:space="preserve"> IT </w:t>
-      </w:r>
-      <w:r>
-        <w:rPr>
-          <w:rFonts w:eastAsia="微软雅黑"/>
-          <w:b/>
-          <w:bCs/>
-          <w:sz w:val="23"/>
-          <w:szCs w:val="23"/>
-        </w:rPr>
-        <w:t>学生实习与毕业求职的可解释混合推理系统</w:t>
-      </w:r>
-    </w:p>
-    <w:p>
-      <w:pPr>
-        <w:spacing w:after="120" w:line="276" w:lineRule="auto"/>
-      </w:pPr>
-      <w:r>
-        <w:rPr>
-          <w:rFonts w:eastAsia="微软雅黑"/>
-        </w:rPr>
-        <w:t xml:space="preserve">IT CareerPilot </w:t>
-      </w:r>
-      <w:r>
-        <w:rPr>
-          <w:rFonts w:eastAsia="微软雅黑"/>
-        </w:rPr>
-        <w:t>是一个智能推理系统，支持信息技术学生完成完整的实习与毕业求职申请流程：发现相关岗位，判断哪些岗位真正值得投入，准确理解某个岗位为什么适合或不适合，针对该岗位定制申请材料，并在候选岗位清单中分配有限的每周时间预算。</w:t>
-      </w:r>
-    </w:p>
-    <w:p>
-      <w:pPr>
-        <w:spacing w:after="120" w:line="276" w:lineRule="auto"/>
-      </w:pPr>
-      <w:r>
-        <w:rPr>
-          <w:rFonts w:eastAsia="微软雅黑"/>
-        </w:rPr>
-        <w:t>这个名称体现了系统的设计理念。飞行员不会在乘客不知情的情况下替乘客驾驶飞机；它提供建议，解释自己的推理，而人仍然保留决策控制权。该系统明确是一个有人在环的决策支持系统，而不是一个无人监督地提交申请的自主代理。</w:t>
-      </w:r>
-      <w:commentRangeEnd w:id="2"/>
-      <w:r>
-        <w:rPr>
-          <w:rStyle w:val="af0"/>
-        </w:rPr>
-        <w:commentReference w:id="2"/>
-      </w:r>
-    </w:p>
-    <w:p>
-      <w:pPr>
-        <w:pStyle w:val="1"/>
-        <w:spacing w:before="360" w:after="140"/>
-      </w:pPr>
-      <w:bookmarkStart w:id="3" w:name="_Toc239256411"/>
-      <w:r>
-        <w:rPr>
-          <w:rFonts w:eastAsia="微软雅黑"/>
-          <w:b/>
-          <w:bCs/>
-          <w:color w:val="1F3864"/>
-          <w:sz w:val="30"/>
-          <w:szCs w:val="30"/>
-        </w:rPr>
-        <w:t xml:space="preserve">2. </w:t>
-      </w:r>
-      <w:r>
-        <w:rPr>
-          <w:rFonts w:eastAsia="微软雅黑"/>
-          <w:b/>
-          <w:bCs/>
-          <w:color w:val="1F3864"/>
-          <w:sz w:val="30"/>
-          <w:szCs w:val="30"/>
-        </w:rPr>
-        <w:t>引言</w:t>
-      </w:r>
-      <w:bookmarkEnd w:id="3"/>
     </w:p>
     <w:p>
       <w:pPr>
         <w:pStyle w:val="2"/>
         <w:spacing w:before="240" w:after="140"/>
       </w:pPr>
-      <w:bookmarkStart w:id="4" w:name="_Toc239256412"/>
+      <w:bookmarkStart w:id="2" w:name="_Toc239691257"/>
       <w:r>
         <w:rPr>
           <w:rFonts w:eastAsia="微软雅黑"/>
@@ -3474,7 +3238,7 @@
           <w:sz w:val="25"/>
           <w:szCs w:val="25"/>
         </w:rPr>
-        <w:t xml:space="preserve">2.1 </w:t>
+        <w:t xml:space="preserve">1.1 </w:t>
       </w:r>
       <w:r>
         <w:rPr>
@@ -3487,13 +3251,12 @@
         </w:rPr>
         <w:t>项目概述与预期价值</w:t>
       </w:r>
-      <w:bookmarkEnd w:id="4"/>
+      <w:bookmarkEnd w:id="2"/>
     </w:p>
     <w:p>
       <w:pPr>
         <w:spacing w:after="120" w:line="276" w:lineRule="auto"/>
       </w:pPr>
-      <w:commentRangeStart w:id="5"/>
       <w:r>
         <w:rPr>
           <w:rFonts w:eastAsia="微软雅黑"/>
@@ -3516,7 +3279,7 @@
         <w:rPr>
           <w:rFonts w:eastAsia="微软雅黑"/>
         </w:rPr>
-        <w:t>实习与校招岗位的学生，提供从岗位发现、岗位匹配、</w:t>
+        <w:t>实习与校招岗位的学生，提供岗位发现、岗位匹配、</w:t>
       </w:r>
       <w:r>
         <w:rPr>
@@ -3528,21 +3291,7 @@
         <w:rPr>
           <w:rFonts w:eastAsia="微软雅黑"/>
         </w:rPr>
-        <w:t>分析到简历优化的求职支持。</w:t>
-      </w:r>
-      <w:commentRangeEnd w:id="5"/>
-      <w:r>
-        <w:rPr>
-          <w:rStyle w:val="af0"/>
-          <w:rFonts w:eastAsia="微软雅黑"/>
-        </w:rPr>
-        <w:commentReference w:id="5"/>
-      </w:r>
-      <w:r>
-        <w:rPr>
-          <w:rFonts w:eastAsia="微软雅黑"/>
-        </w:rPr>
-        <w:t>学生上传简历并填写求职意向后，系统会解析学生技能、项目经历和偏好，从公开岗位信息中推荐合适机会，并说明推荐原因。</w:t>
+        <w:t>分析、简历优化和模拟面试支持。学生上传简历并填写求职意向后，系统会解析学生技能、项目经历和偏好，从公开岗位信息中推荐合适机会，说明推荐原因，并根据目标岗位生成后续准备建议。</w:t>
       </w:r>
     </w:p>
     <w:p>
@@ -3553,40 +3302,7 @@
         <w:rPr>
           <w:rFonts w:eastAsia="微软雅黑"/>
         </w:rPr>
-        <w:t>本项目的</w:t>
-      </w:r>
-      <w:commentRangeStart w:id="6"/>
-      <w:r>
-        <w:rPr>
-          <w:rFonts w:eastAsia="微软雅黑"/>
-        </w:rPr>
-        <w:t>核心价值在于</w:t>
-      </w:r>
-      <w:commentRangeEnd w:id="6"/>
-      <w:r>
-        <w:rPr>
-          <w:rStyle w:val="af0"/>
-          <w:rFonts w:eastAsia="微软雅黑"/>
-        </w:rPr>
-        <w:commentReference w:id="6"/>
-      </w:r>
-      <w:r>
-        <w:rPr>
-          <w:rFonts w:eastAsia="微软雅黑"/>
-        </w:rPr>
-        <w:t>把岗位推荐和简历优化放在同一条流程中：系统先判断学生与岗位的匹配程度，再根据目标</w:t>
-      </w:r>
-      <w:r>
-        <w:rPr>
-          <w:rFonts w:eastAsia="微软雅黑"/>
-        </w:rPr>
-        <w:t xml:space="preserve"> JD </w:t>
-      </w:r>
-      <w:r>
-        <w:rPr>
-          <w:rFonts w:eastAsia="微软雅黑"/>
-        </w:rPr>
-        <w:t>给出有事实约束的简历修改建议。这样既能减少学生筛选岗位的时间成本，也能帮助他们理解自身技能差距，并以更有针对性的方式准备申请材料。</w:t>
+        <w:t>本项目的核心价值不是简单地增加投递数量，而是帮助学生把有限时间投入到更值得申请的岗位上。系统通过规则筛选排除明显不适合的岗位，通过语义匹配和技能知识库解释匹配度与技能差距，再用受事实约束的生成模块改写简历要点并准备模拟面试问题。因此，学生能够更清楚地知道为什么申请某个岗位、应该如何修改材料，以及面试前需要重点准备什么。</w:t>
       </w:r>
     </w:p>
     <w:p>
@@ -3594,7 +3310,7 @@
         <w:pStyle w:val="2"/>
         <w:spacing w:before="240" w:after="140"/>
       </w:pPr>
-      <w:bookmarkStart w:id="7" w:name="_Toc239256413"/>
+      <w:bookmarkStart w:id="3" w:name="_Toc239691258"/>
       <w:r>
         <w:rPr>
           <w:rFonts w:eastAsia="微软雅黑"/>
@@ -3604,7 +3320,7 @@
           <w:sz w:val="25"/>
           <w:szCs w:val="25"/>
         </w:rPr>
-        <w:t xml:space="preserve">2.2 </w:t>
+        <w:t xml:space="preserve">1.2 </w:t>
       </w:r>
       <w:r>
         <w:rPr>
@@ -3617,7 +3333,7 @@
         </w:rPr>
         <w:t>项目目标</w:t>
       </w:r>
-      <w:bookmarkEnd w:id="7"/>
+      <w:bookmarkEnd w:id="3"/>
     </w:p>
     <w:p>
       <w:pPr>
@@ -3627,19 +3343,7 @@
         <w:rPr>
           <w:rFonts w:eastAsia="微软雅黑"/>
         </w:rPr>
-        <w:t>本项目聚焦以下目标，不在</w:t>
-      </w:r>
-      <w:r>
-        <w:rPr>
-          <w:rFonts w:eastAsia="微软雅黑"/>
-        </w:rPr>
-        <w:t xml:space="preserve"> proposal </w:t>
-      </w:r>
-      <w:r>
-        <w:rPr>
-          <w:rFonts w:eastAsia="微软雅黑"/>
-        </w:rPr>
-        <w:t>阶段设置单独验收标准：</w:t>
+        <w:t>本项目聚焦以下目标：</w:t>
       </w:r>
     </w:p>
     <w:tbl>
@@ -3827,7 +3531,7 @@
                 <w:sz w:val="19"/>
                 <w:szCs w:val="19"/>
               </w:rPr>
-              <w:t>在系统设计中体现多种智能推理技术的集成应用。</w:t>
+              <w:t>根据目标岗位生成模拟面试问题和准备建议，帮助学生完成从申请材料到面试准备的闭环。</w:t>
             </w:r>
           </w:p>
         </w:tc>
@@ -3843,7 +3547,7 @@
         <w:pStyle w:val="1"/>
         <w:spacing w:before="360" w:after="140"/>
       </w:pPr>
-      <w:bookmarkStart w:id="8" w:name="_Toc239256414"/>
+      <w:bookmarkStart w:id="4" w:name="_Toc239691259"/>
       <w:r>
         <w:rPr>
           <w:rFonts w:eastAsia="微软雅黑"/>
@@ -3854,7 +3558,7 @@
           <w:szCs w:val="30"/>
         </w:rPr>
         <w:lastRenderedPageBreak/>
-        <w:t xml:space="preserve">3. </w:t>
+        <w:t xml:space="preserve">2. </w:t>
       </w:r>
       <w:r>
         <w:rPr>
@@ -3867,14 +3571,14 @@
         </w:rPr>
         <w:t>项目背景</w:t>
       </w:r>
-      <w:bookmarkEnd w:id="8"/>
+      <w:bookmarkEnd w:id="4"/>
     </w:p>
     <w:p>
       <w:pPr>
         <w:pStyle w:val="2"/>
         <w:spacing w:before="240" w:after="140"/>
       </w:pPr>
-      <w:bookmarkStart w:id="9" w:name="_Toc239256415"/>
+      <w:bookmarkStart w:id="5" w:name="_Toc239691260"/>
       <w:r>
         <w:rPr>
           <w:rFonts w:eastAsia="微软雅黑"/>
@@ -3974,14 +3678,14 @@
         </w:rPr>
         <w:t>优化简历表达。</w:t>
       </w:r>
-      <w:bookmarkEnd w:id="9"/>
+      <w:bookmarkEnd w:id="5"/>
     </w:p>
     <w:p>
       <w:pPr>
         <w:pStyle w:val="2"/>
         <w:spacing w:before="240" w:after="140"/>
       </w:pPr>
-      <w:bookmarkStart w:id="10" w:name="_Toc239256416"/>
+      <w:bookmarkStart w:id="6" w:name="_Toc239691261"/>
       <w:r>
         <w:rPr>
           <w:rFonts w:eastAsia="微软雅黑"/>
@@ -3991,7 +3695,7 @@
           <w:sz w:val="25"/>
           <w:szCs w:val="25"/>
         </w:rPr>
-        <w:t xml:space="preserve">3.1 </w:t>
+        <w:t xml:space="preserve">2.1 </w:t>
       </w:r>
       <w:r>
         <w:rPr>
@@ -4004,14 +3708,14 @@
         </w:rPr>
         <w:t>目标用户与使用场景</w:t>
       </w:r>
-      <w:bookmarkEnd w:id="10"/>
+      <w:bookmarkEnd w:id="6"/>
     </w:p>
     <w:p>
       <w:pPr>
         <w:pStyle w:val="2"/>
         <w:spacing w:before="240" w:after="140"/>
       </w:pPr>
-      <w:bookmarkStart w:id="11" w:name="_Toc239256417"/>
+      <w:bookmarkStart w:id="7" w:name="_Toc239691262"/>
       <w:r>
         <w:rPr>
           <w:rFonts w:eastAsia="微软雅黑"/>
@@ -4023,7 +3727,7 @@
         </w:rPr>
         <w:t>典型使用流程如下：</w:t>
       </w:r>
-      <w:bookmarkEnd w:id="11"/>
+      <w:bookmarkEnd w:id="7"/>
     </w:p>
     <w:p>
       <w:pPr>
@@ -4228,7 +3932,7 @@
         <w:rPr>
           <w:rFonts w:eastAsia="微软雅黑"/>
         </w:rPr>
-        <w:t>对于每个被选中的目标，系统生成经过事实核查的简历改写、区分可迁移差距与硬差距的技能差距报告，以及检索得到的面试准备包。</w:t>
+        <w:t>系统根据目标岗位的技能和职责，生成模拟面试问题与准备建议，帮助学生在修改简历后继续准备面试。</w:t>
       </w:r>
     </w:p>
     <w:p>
@@ -4285,7 +3989,7 @@
         <w:pStyle w:val="1"/>
         <w:spacing w:before="360" w:after="140"/>
       </w:pPr>
-      <w:bookmarkStart w:id="12" w:name="_Toc239256418"/>
+      <w:bookmarkStart w:id="8" w:name="_Toc239691263"/>
       <w:r>
         <w:rPr>
           <w:rFonts w:eastAsia="微软雅黑"/>
@@ -4296,7 +4000,7 @@
           <w:szCs w:val="30"/>
         </w:rPr>
         <w:lastRenderedPageBreak/>
-        <w:t xml:space="preserve">4. </w:t>
+        <w:t xml:space="preserve">3. </w:t>
       </w:r>
       <w:r>
         <w:rPr>
@@ -4309,14 +4013,14 @@
         </w:rPr>
         <w:t>市场调研</w:t>
       </w:r>
-      <w:bookmarkEnd w:id="12"/>
+      <w:bookmarkEnd w:id="8"/>
     </w:p>
     <w:p>
       <w:pPr>
         <w:pStyle w:val="2"/>
         <w:spacing w:before="240" w:after="140"/>
       </w:pPr>
-      <w:bookmarkStart w:id="13" w:name="_Toc239256419"/>
+      <w:bookmarkStart w:id="9" w:name="_Toc239691264"/>
       <w:r>
         <w:rPr>
           <w:rFonts w:eastAsia="微软雅黑"/>
@@ -4326,20 +4030,20 @@
           <w:sz w:val="25"/>
           <w:szCs w:val="25"/>
         </w:rPr>
-        <w:t xml:space="preserve">4.1 </w:t>
-      </w:r>
-      <w:bookmarkEnd w:id="13"/>
+        <w:t xml:space="preserve">3.1 </w:t>
+      </w:r>
       <w:r>
         <w:rPr>
           <w:rFonts w:eastAsia="微软雅黑"/>
           <w:b/>
           <w:bCs/>
           <w:color w:val="1F3864"/>
-          <w:sz w:val="22"/>
-          <w:szCs w:val="22"/>
+          <w:sz w:val="25"/>
+          <w:szCs w:val="25"/>
         </w:rPr>
         <w:t>竞品分析</w:t>
       </w:r>
+      <w:bookmarkEnd w:id="9"/>
     </w:p>
     <w:p>
       <w:pPr>
@@ -6235,6 +5939,7 @@
         <w:pStyle w:val="2"/>
         <w:spacing w:before="240" w:after="140"/>
       </w:pPr>
+      <w:bookmarkStart w:id="10" w:name="_Toc239691265"/>
       <w:r>
         <w:rPr>
           <w:rFonts w:eastAsia="微软雅黑"/>
@@ -6244,30 +5949,20 @@
           <w:sz w:val="25"/>
           <w:szCs w:val="25"/>
         </w:rPr>
-        <w:t>4.</w:t>
-      </w:r>
-      <w:r>
-        <w:rPr>
-          <w:rFonts w:eastAsia="微软雅黑" w:hint="eastAsia"/>
+        <w:t xml:space="preserve">3.2 </w:t>
+      </w:r>
+      <w:r>
+        <w:rPr>
+          <w:rFonts w:eastAsia="微软雅黑"/>
           <w:b/>
           <w:bCs/>
           <w:color w:val="1F3864"/>
           <w:sz w:val="25"/>
           <w:szCs w:val="25"/>
         </w:rPr>
-        <w:t xml:space="preserve">2 </w:t>
-      </w:r>
-      <w:r>
-        <w:rPr>
-          <w:rFonts w:eastAsia="微软雅黑"/>
-          <w:b/>
-          <w:bCs/>
-          <w:color w:val="1F3864"/>
-          <w:sz w:val="22"/>
-          <w:szCs w:val="22"/>
-        </w:rPr>
         <w:t>合规边界与自动申请问题</w:t>
       </w:r>
+      <w:bookmarkEnd w:id="10"/>
     </w:p>
     <w:p>
       <w:pPr>
@@ -6309,6 +6004,7 @@
         <w:pStyle w:val="2"/>
         <w:spacing w:before="240" w:after="140"/>
       </w:pPr>
+      <w:bookmarkStart w:id="11" w:name="_Toc239691266"/>
       <w:r>
         <w:rPr>
           <w:rFonts w:eastAsia="微软雅黑"/>
@@ -6318,20 +6014,60 @@
           <w:sz w:val="25"/>
           <w:szCs w:val="25"/>
         </w:rPr>
-        <w:t>4.</w:t>
-      </w:r>
-      <w:r>
-        <w:rPr>
-          <w:rFonts w:eastAsia="微软雅黑" w:hint="eastAsia"/>
+        <w:t xml:space="preserve">3.3 </w:t>
+      </w:r>
+      <w:r>
+        <w:rPr>
+          <w:rFonts w:eastAsia="微软雅黑"/>
           <w:b/>
           <w:bCs/>
           <w:color w:val="1F3864"/>
           <w:sz w:val="25"/>
           <w:szCs w:val="25"/>
         </w:rPr>
-        <w:t xml:space="preserve">3 </w:t>
-      </w:r>
-      <w:r>
+        <w:t>市场趋势</w:t>
+      </w:r>
+      <w:bookmarkEnd w:id="11"/>
+    </w:p>
+    <w:p>
+      <w:pPr>
+        <w:spacing w:after="120" w:line="276" w:lineRule="auto"/>
+      </w:pPr>
+      <w:r>
+        <w:rPr>
+          <w:rFonts w:eastAsia="微软雅黑"/>
+        </w:rPr>
+        <w:t>随着</w:t>
+      </w:r>
+      <w:r>
+        <w:rPr>
+          <w:rFonts w:eastAsia="微软雅黑"/>
+        </w:rPr>
+        <w:t xml:space="preserve"> AI </w:t>
+      </w:r>
+      <w:r>
+        <w:rPr>
+          <w:rFonts w:eastAsia="微软雅黑"/>
+        </w:rPr>
+        <w:t>工具在求职过程中的使用增加，岗位申请数量快速上升，雇主也更依赖自动筛选。这使得学生更需要有针对性的岗位选择、</w:t>
+      </w:r>
+      <w:r>
+        <w:rPr>
+          <w:rFonts w:eastAsia="微软雅黑"/>
+        </w:rPr>
+        <w:t xml:space="preserve">JD </w:t>
+      </w:r>
+      <w:r>
+        <w:rPr>
+          <w:rFonts w:eastAsia="微软雅黑"/>
+        </w:rPr>
+        <w:t>理解和简历优化，而不是单纯增加投递数量。</w:t>
+      </w:r>
+    </w:p>
+    <w:p>
+      <w:pPr>
+        <w:pStyle w:val="2"/>
+        <w:spacing w:before="240" w:after="140"/>
         <w:rPr>
           <w:rFonts w:eastAsia="微软雅黑"/>
           <w:b/>
@@ -6340,57 +6076,8 @@
           <w:sz w:val="22"/>
           <w:szCs w:val="22"/>
         </w:rPr>
-        <w:t>市场趋势</w:t>
-      </w:r>
-    </w:p>
-    <w:p>
-      <w:pPr>
-        <w:spacing w:after="120" w:line="276" w:lineRule="auto"/>
       </w:pPr>
-      <w:r>
-        <w:rPr>
-          <w:rFonts w:eastAsia="微软雅黑"/>
-        </w:rPr>
-        <w:t>随着</w:t>
-      </w:r>
-      <w:r>
-        <w:rPr>
-          <w:rFonts w:eastAsia="微软雅黑"/>
-        </w:rPr>
-        <w:t xml:space="preserve"> AI </w:t>
-      </w:r>
-      <w:r>
-        <w:rPr>
-          <w:rFonts w:eastAsia="微软雅黑"/>
-        </w:rPr>
-        <w:t>工具在求职过程中的使用增加，岗位申请数量快速上升，雇主也更依赖自动筛选。这使得学生更需要有针对性的岗位选择、</w:t>
-      </w:r>
-      <w:r>
-        <w:rPr>
-          <w:rFonts w:eastAsia="微软雅黑"/>
-        </w:rPr>
-        <w:t xml:space="preserve">JD </w:t>
-      </w:r>
-      <w:r>
-        <w:rPr>
-          <w:rFonts w:eastAsia="微软雅黑"/>
-        </w:rPr>
-        <w:t>理解和简历优化，而不是单纯增加投递数量。</w:t>
-      </w:r>
-    </w:p>
-    <w:p>
-      <w:pPr>
-        <w:pStyle w:val="2"/>
-        <w:spacing w:before="240" w:after="140"/>
-        <w:rPr>
-          <w:rFonts w:eastAsia="微软雅黑"/>
-          <w:b/>
-          <w:bCs/>
-          <w:color w:val="1F3864"/>
-          <w:sz w:val="22"/>
-          <w:szCs w:val="22"/>
-        </w:rPr>
-      </w:pPr>
+      <w:bookmarkStart w:id="12" w:name="_Toc239691267"/>
       <w:r>
         <w:rPr>
           <w:rFonts w:eastAsia="微软雅黑"/>
@@ -6400,30 +6087,20 @@
           <w:sz w:val="25"/>
           <w:szCs w:val="25"/>
         </w:rPr>
-        <w:t>4.</w:t>
-      </w:r>
-      <w:r>
-        <w:rPr>
-          <w:rFonts w:eastAsia="微软雅黑" w:hint="eastAsia"/>
+        <w:t xml:space="preserve">3.4 </w:t>
+      </w:r>
+      <w:r>
+        <w:rPr>
+          <w:rFonts w:eastAsia="微软雅黑"/>
           <w:b/>
           <w:bCs/>
           <w:color w:val="1F3864"/>
           <w:sz w:val="25"/>
           <w:szCs w:val="25"/>
         </w:rPr>
-        <w:t xml:space="preserve">4 </w:t>
-      </w:r>
-      <w:r>
-        <w:rPr>
-          <w:rFonts w:eastAsia="微软雅黑"/>
-          <w:b/>
-          <w:bCs/>
-          <w:color w:val="1F3864"/>
-          <w:sz w:val="22"/>
-          <w:szCs w:val="22"/>
-        </w:rPr>
         <w:t>市场空白</w:t>
       </w:r>
+      <w:bookmarkEnd w:id="12"/>
     </w:p>
     <w:p>
       <w:pPr>
@@ -6538,7 +6215,7 @@
           <w:b/>
           <w:bCs/>
         </w:rPr>
-        <w:t>生成可操作、不过度包装的简历优化建议。</w:t>
+        <w:t>生成可操作、不过度包装的简历优化建议和模拟面试准备内容。</w:t>
       </w:r>
     </w:p>
     <w:p>
@@ -6551,7 +6228,7 @@
         <w:pStyle w:val="1"/>
         <w:spacing w:before="360" w:after="140"/>
       </w:pPr>
-      <w:bookmarkStart w:id="14" w:name="_Toc239256420"/>
+      <w:bookmarkStart w:id="13" w:name="_Toc239691268"/>
       <w:r>
         <w:rPr>
           <w:rFonts w:eastAsia="微软雅黑"/>
@@ -6562,7 +6239,7 @@
           <w:szCs w:val="30"/>
         </w:rPr>
         <w:lastRenderedPageBreak/>
-        <w:t xml:space="preserve">5. </w:t>
+        <w:t xml:space="preserve">4. </w:t>
       </w:r>
       <w:r>
         <w:rPr>
@@ -6575,14 +6252,14 @@
         </w:rPr>
         <w:t>项目范围</w:t>
       </w:r>
-      <w:bookmarkEnd w:id="14"/>
+      <w:bookmarkEnd w:id="13"/>
     </w:p>
     <w:p>
       <w:pPr>
         <w:pStyle w:val="2"/>
         <w:spacing w:before="240" w:after="140"/>
       </w:pPr>
-      <w:bookmarkStart w:id="15" w:name="_Toc239256421"/>
+      <w:bookmarkStart w:id="14" w:name="_Toc239691269"/>
       <w:r>
         <w:rPr>
           <w:rFonts w:eastAsia="微软雅黑"/>
@@ -6592,7 +6269,7 @@
           <w:sz w:val="25"/>
           <w:szCs w:val="25"/>
         </w:rPr>
-        <w:t xml:space="preserve">5.1 </w:t>
+        <w:t xml:space="preserve">4.1 </w:t>
       </w:r>
       <w:r>
         <w:rPr>
@@ -6605,7 +6282,7 @@
         </w:rPr>
         <w:t>范围内</w:t>
       </w:r>
-      <w:bookmarkEnd w:id="15"/>
+      <w:bookmarkEnd w:id="14"/>
     </w:p>
     <w:p>
       <w:pPr>
@@ -6663,7 +6340,19 @@
         <w:rPr>
           <w:rFonts w:eastAsia="微软雅黑"/>
         </w:rPr>
-        <w:t>场景决定。</w:t>
+        <w:t>场景决定。范围内功能包括岗位推荐、</w:t>
+      </w:r>
+      <w:r>
+        <w:rPr>
+          <w:rFonts w:eastAsia="微软雅黑"/>
+        </w:rPr>
+        <w:t xml:space="preserve">JD </w:t>
+      </w:r>
+      <w:r>
+        <w:rPr>
+          <w:rFonts w:eastAsia="微软雅黑"/>
+        </w:rPr>
+        <w:t>分析、简历优化、技能差距解释、模拟面试和基础申请计划。</w:t>
       </w:r>
     </w:p>
     <w:p>
@@ -7502,7 +7191,7 @@
                 <w:sz w:val="19"/>
                 <w:szCs w:val="19"/>
               </w:rPr>
-              <w:t>面试准备</w:t>
+              <w:t>模拟面试</w:t>
             </w:r>
           </w:p>
         </w:tc>
@@ -7526,7 +7215,7 @@
                 <w:sz w:val="19"/>
                 <w:szCs w:val="19"/>
               </w:rPr>
-              <w:t>根据岗位技能检索面试准备材料</w:t>
+              <w:t>根据岗位技能、职责和简历内容生成模拟面试问题</w:t>
             </w:r>
           </w:p>
         </w:tc>
@@ -7550,7 +7239,7 @@
                 <w:sz w:val="19"/>
                 <w:szCs w:val="19"/>
               </w:rPr>
-              <w:t>作为扩展功能展示</w:t>
+              <w:t>帮助学生准备技术问题和行为问题</w:t>
             </w:r>
           </w:p>
         </w:tc>
@@ -7677,7 +7366,7 @@
                 <w:sz w:val="19"/>
                 <w:szCs w:val="19"/>
               </w:rPr>
-              <w:t>协调解析、推荐、解释和生成模块</w:t>
+              <w:t>协调解析、推荐、解释、生成和模拟面试模块</w:t>
             </w:r>
           </w:p>
         </w:tc>
@@ -7753,7 +7442,7 @@
                 <w:sz w:val="19"/>
                 <w:szCs w:val="19"/>
               </w:rPr>
-              <w:t>展示岗位推荐、匹配解释和简历建议</w:t>
+              <w:t>展示岗位推荐、匹配解释、简历建议和模拟面试内容</w:t>
             </w:r>
           </w:p>
         </w:tc>
@@ -7797,7 +7486,7 @@
         <w:pStyle w:val="2"/>
         <w:spacing w:before="240" w:after="140"/>
       </w:pPr>
-      <w:bookmarkStart w:id="16" w:name="_Toc239256422"/>
+      <w:bookmarkStart w:id="15" w:name="_Toc239691270"/>
       <w:r>
         <w:rPr>
           <w:rFonts w:eastAsia="微软雅黑"/>
@@ -7807,7 +7496,7 @@
           <w:sz w:val="25"/>
           <w:szCs w:val="25"/>
         </w:rPr>
-        <w:t xml:space="preserve">5.2 </w:t>
+        <w:t xml:space="preserve">4.2 </w:t>
       </w:r>
       <w:r>
         <w:rPr>
@@ -7820,7 +7509,7 @@
         </w:rPr>
         <w:t>范围外</w:t>
       </w:r>
-      <w:bookmarkEnd w:id="16"/>
+      <w:bookmarkEnd w:id="15"/>
     </w:p>
     <w:p>
       <w:pPr>
@@ -8060,6 +7749,7 @@
                 <w:sz w:val="19"/>
                 <w:szCs w:val="19"/>
               </w:rPr>
+              <w:lastRenderedPageBreak/>
               <w:t>生成学生并不具备的经历</w:t>
             </w:r>
           </w:p>
@@ -8127,7 +7817,6 @@
                 <w:sz w:val="19"/>
                 <w:szCs w:val="19"/>
               </w:rPr>
-              <w:lastRenderedPageBreak/>
               <w:t>非</w:t>
             </w:r>
             <w:r>
@@ -8396,7 +8085,7 @@
         <w:pStyle w:val="2"/>
         <w:spacing w:before="240" w:after="140"/>
       </w:pPr>
-      <w:bookmarkStart w:id="17" w:name="_Toc239256423"/>
+      <w:bookmarkStart w:id="16" w:name="_Toc239691271"/>
       <w:r>
         <w:rPr>
           <w:rFonts w:eastAsia="微软雅黑"/>
@@ -8406,7 +8095,7 @@
           <w:sz w:val="25"/>
           <w:szCs w:val="25"/>
         </w:rPr>
-        <w:t xml:space="preserve">5.3 </w:t>
+        <w:t xml:space="preserve">4.3 </w:t>
       </w:r>
       <w:r>
         <w:rPr>
@@ -8419,7 +8108,7 @@
         </w:rPr>
         <w:t>约束与假设</w:t>
       </w:r>
-      <w:bookmarkEnd w:id="17"/>
+      <w:bookmarkEnd w:id="16"/>
     </w:p>
     <w:p>
       <w:pPr>
@@ -8446,7 +8135,7 @@
         <w:rPr>
           <w:rFonts w:eastAsia="微软雅黑"/>
         </w:rPr>
-        <w:t>阶段以可演示的核心闭环为优先：岗位解析、匹配推荐、解释和基于</w:t>
+        <w:t>阶段以可演示的核心闭环为优先：岗位解析、匹配推荐、解释、基于</w:t>
       </w:r>
       <w:r>
         <w:rPr>
@@ -8458,7 +8147,7 @@
         <w:rPr>
           <w:rFonts w:eastAsia="微软雅黑"/>
         </w:rPr>
-        <w:t>的简历优化。</w:t>
+        <w:t>的简历优化和模拟面试。</w:t>
       </w:r>
     </w:p>
     <w:p>
@@ -8558,11 +8247,8 @@
       <w:pPr>
         <w:pStyle w:val="1"/>
         <w:spacing w:before="360" w:after="140"/>
-        <w:rPr>
-          <w:highlight w:val="yellow"/>
-        </w:rPr>
       </w:pPr>
-      <w:bookmarkStart w:id="18" w:name="_Toc239256424"/>
+      <w:bookmarkStart w:id="17" w:name="_Toc239691272"/>
       <w:r>
         <w:rPr>
           <w:rFonts w:eastAsia="微软雅黑"/>
@@ -8571,10 +8257,9 @@
           <w:color w:val="1F3864"/>
           <w:sz w:val="30"/>
           <w:szCs w:val="30"/>
-          <w:highlight w:val="yellow"/>
         </w:rPr>
         <w:lastRenderedPageBreak/>
-        <w:t xml:space="preserve">6. </w:t>
+        <w:t xml:space="preserve">5. </w:t>
       </w:r>
       <w:r>
         <w:rPr>
@@ -8584,11 +8269,10 @@
           <w:color w:val="1F3864"/>
           <w:sz w:val="30"/>
           <w:szCs w:val="30"/>
-          <w:highlight w:val="yellow"/>
         </w:rPr>
         <w:t>数据收集与准备</w:t>
       </w:r>
-      <w:bookmarkEnd w:id="18"/>
+      <w:bookmarkEnd w:id="17"/>
     </w:p>
     <w:p>
       <w:pPr>
@@ -9080,7 +8764,7 @@
                 <w:sz w:val="19"/>
                 <w:szCs w:val="19"/>
               </w:rPr>
-              <w:t>面试材料</w:t>
+              <w:t>模拟面试材料</w:t>
             </w:r>
           </w:p>
         </w:tc>
@@ -9105,7 +8789,7 @@
                 <w:sz w:val="19"/>
                 <w:szCs w:val="19"/>
               </w:rPr>
-              <w:t>公开题库和面试经验材料</w:t>
+              <w:t>公开题库、面试经验材料和技术岗位常见面试问题</w:t>
             </w:r>
           </w:p>
         </w:tc>
@@ -9130,7 +8814,7 @@
                 <w:sz w:val="19"/>
                 <w:szCs w:val="19"/>
               </w:rPr>
-              <w:t>面试准备检索扩展功能</w:t>
+              <w:t>模拟面试问题生成和面试准备建议</w:t>
             </w:r>
           </w:p>
         </w:tc>
@@ -9248,7 +8932,7 @@
         <w:pStyle w:val="1"/>
         <w:spacing w:before="360" w:after="140"/>
       </w:pPr>
-      <w:bookmarkStart w:id="19" w:name="_Toc239256425"/>
+      <w:bookmarkStart w:id="18" w:name="_Toc239691273"/>
       <w:r>
         <w:rPr>
           <w:rFonts w:eastAsia="微软雅黑"/>
@@ -9259,7 +8943,7 @@
           <w:szCs w:val="30"/>
         </w:rPr>
         <w:lastRenderedPageBreak/>
-        <w:t xml:space="preserve">7. </w:t>
+        <w:t xml:space="preserve">6. </w:t>
       </w:r>
       <w:r>
         <w:rPr>
@@ -9272,14 +8956,14 @@
         </w:rPr>
         <w:t>系统设计</w:t>
       </w:r>
-      <w:bookmarkEnd w:id="19"/>
+      <w:bookmarkEnd w:id="18"/>
     </w:p>
     <w:p>
       <w:pPr>
         <w:pStyle w:val="2"/>
         <w:spacing w:before="240" w:after="140"/>
       </w:pPr>
-      <w:bookmarkStart w:id="20" w:name="_Toc239256426"/>
+      <w:bookmarkStart w:id="19" w:name="_Toc239691274"/>
       <w:r>
         <w:rPr>
           <w:rFonts w:eastAsia="微软雅黑"/>
@@ -9289,7 +8973,7 @@
           <w:sz w:val="25"/>
           <w:szCs w:val="25"/>
         </w:rPr>
-        <w:t xml:space="preserve">7.1 </w:t>
+        <w:t xml:space="preserve">6.1 </w:t>
       </w:r>
       <w:r>
         <w:rPr>
@@ -9302,7 +8986,7 @@
         </w:rPr>
         <w:t>框架结构</w:t>
       </w:r>
-      <w:bookmarkEnd w:id="20"/>
+      <w:bookmarkEnd w:id="19"/>
     </w:p>
     <w:p>
       <w:pPr>
@@ -9348,7 +9032,7 @@
         <w:rPr>
           <w:rFonts w:eastAsia="微软雅黑"/>
         </w:rPr>
-        <w:t>给出简历优化建议；界面层向学生展示推荐岗位、匹配原因和修改建议。</w:t>
+        <w:t>给出简历优化建议和模拟面试问题；界面层向学生展示推荐岗位、匹配原因、简历修改建议和面试准备内容。</w:t>
       </w:r>
     </w:p>
     <w:p>
@@ -9389,7 +9073,7 @@
                     </pic:cNvPicPr>
                   </pic:nvPicPr>
                   <pic:blipFill>
-                    <a:blip r:embed="rId11"/>
+                    <a:blip r:embed="rId7"/>
                     <a:srcRect/>
                     <a:stretch>
                       <a:fillRect/>
@@ -9477,7 +9161,7 @@
         <w:pStyle w:val="2"/>
         <w:spacing w:before="240" w:after="140"/>
       </w:pPr>
-      <w:bookmarkStart w:id="21" w:name="_Toc239256427"/>
+      <w:bookmarkStart w:id="20" w:name="_Toc239691275"/>
       <w:r>
         <w:rPr>
           <w:rFonts w:eastAsia="微软雅黑"/>
@@ -9487,7 +9171,7 @@
           <w:sz w:val="25"/>
           <w:szCs w:val="25"/>
         </w:rPr>
-        <w:t xml:space="preserve">7.2 </w:t>
+        <w:t xml:space="preserve">6.2 </w:t>
       </w:r>
       <w:r>
         <w:rPr>
@@ -9500,7 +9184,7 @@
         </w:rPr>
         <w:t>技术选择原因</w:t>
       </w:r>
-      <w:bookmarkEnd w:id="21"/>
+      <w:bookmarkEnd w:id="20"/>
     </w:p>
     <w:p>
       <w:pPr>
@@ -9645,7 +9329,7 @@
           <w:sz w:val="22"/>
           <w:szCs w:val="22"/>
         </w:rPr>
-        <w:t>用于抽取回退、解释生成和简历</w:t>
+        <w:t>用于抽取回退、解释生成、简历</w:t>
       </w:r>
       <w:r>
         <w:rPr>
@@ -9667,7 +9351,7 @@
           <w:sz w:val="22"/>
           <w:szCs w:val="22"/>
         </w:rPr>
-        <w:t>改写，但输出需要受事实约束，避免虚构学生经历。</w:t>
+        <w:t>改写和模拟面试问题生成，但输出需要受事实约束，避免虚构学生经历。</w:t>
       </w:r>
     </w:p>
     <w:p>
@@ -9686,7 +9370,7 @@
         <w:pStyle w:val="2"/>
         <w:spacing w:before="240" w:after="140"/>
       </w:pPr>
-      <w:bookmarkStart w:id="22" w:name="_Toc239256428"/>
+      <w:bookmarkStart w:id="21" w:name="_Toc239691276"/>
       <w:r>
         <w:rPr>
           <w:rFonts w:eastAsia="微软雅黑"/>
@@ -9696,7 +9380,7 @@
           <w:sz w:val="25"/>
           <w:szCs w:val="25"/>
         </w:rPr>
-        <w:t xml:space="preserve">7.3 </w:t>
+        <w:t xml:space="preserve">6.3 </w:t>
       </w:r>
       <w:r>
         <w:rPr>
@@ -9709,7 +9393,7 @@
         </w:rPr>
         <w:t>技术栈</w:t>
       </w:r>
-      <w:bookmarkEnd w:id="22"/>
+      <w:bookmarkEnd w:id="21"/>
     </w:p>
     <w:tbl>
       <w:tblPr>
@@ -10870,7 +10554,7 @@
         <w:pStyle w:val="1"/>
         <w:spacing w:before="360" w:after="140"/>
       </w:pPr>
-      <w:bookmarkStart w:id="23" w:name="_Toc239256429"/>
+      <w:bookmarkStart w:id="22" w:name="_Toc239691277"/>
       <w:r>
         <w:rPr>
           <w:rFonts w:eastAsia="微软雅黑"/>
@@ -10881,7 +10565,7 @@
           <w:szCs w:val="30"/>
         </w:rPr>
         <w:lastRenderedPageBreak/>
-        <w:t xml:space="preserve">8. </w:t>
+        <w:t xml:space="preserve">7. </w:t>
       </w:r>
       <w:r>
         <w:rPr>
@@ -10894,7 +10578,7 @@
         </w:rPr>
         <w:t>实施计划</w:t>
       </w:r>
-      <w:bookmarkEnd w:id="23"/>
+      <w:bookmarkEnd w:id="22"/>
     </w:p>
     <w:p>
       <w:pPr>
@@ -11533,7 +11217,7 @@
                 <w:sz w:val="19"/>
                 <w:szCs w:val="19"/>
               </w:rPr>
-              <w:t>带事实验证的简历改写；面试检索；范围冻结</w:t>
+              <w:t>带事实验证的简历改写；模拟面试问题生成；范围冻结</w:t>
             </w:r>
           </w:p>
         </w:tc>
@@ -11888,11 +11572,8 @@
       <w:pPr>
         <w:pStyle w:val="1"/>
         <w:spacing w:before="360" w:after="140"/>
-        <w:rPr>
-          <w:highlight w:val="yellow"/>
-        </w:rPr>
       </w:pPr>
-      <w:bookmarkStart w:id="24" w:name="_Toc239256430"/>
+      <w:bookmarkStart w:id="23" w:name="_Toc239691278"/>
       <w:r>
         <w:rPr>
           <w:rFonts w:eastAsia="微软雅黑"/>
@@ -11901,9 +11582,8 @@
           <w:color w:val="1F3864"/>
           <w:sz w:val="30"/>
           <w:szCs w:val="30"/>
-          <w:highlight w:val="yellow"/>
-        </w:rPr>
-        <w:t xml:space="preserve">9. </w:t>
+        </w:rPr>
+        <w:t xml:space="preserve">8. </w:t>
       </w:r>
       <w:r>
         <w:rPr>
@@ -11913,11 +11593,10 @@
           <w:color w:val="1F3864"/>
           <w:sz w:val="30"/>
           <w:szCs w:val="30"/>
-          <w:highlight w:val="yellow"/>
         </w:rPr>
         <w:t>评估计划</w:t>
       </w:r>
-      <w:bookmarkEnd w:id="24"/>
+      <w:bookmarkEnd w:id="23"/>
     </w:p>
     <w:tbl>
       <w:tblPr>
@@ -11937,10 +11616,9 @@
         <w:tblLook w:val="04A0" w:firstRow="1" w:lastRow="0" w:firstColumn="1" w:lastColumn="0" w:noHBand="0" w:noVBand="1"/>
       </w:tblPr>
       <w:tblGrid>
-        <w:gridCol w:w="600"/>
-        <w:gridCol w:w="1900"/>
-        <w:gridCol w:w="3300"/>
-        <w:gridCol w:w="3560"/>
+        <w:gridCol w:w="1398"/>
+        <w:gridCol w:w="2909"/>
+        <w:gridCol w:w="5053"/>
       </w:tblGrid>
       <w:tr>
         <w:trPr>
@@ -11969,7 +11647,7 @@
                 <w:sz w:val="18"/>
                 <w:szCs w:val="18"/>
               </w:rPr>
-              <w:t>ID</w:t>
+              <w:t>模型或算法</w:t>
             </w:r>
           </w:p>
         </w:tc>
@@ -11996,7 +11674,7 @@
                 <w:sz w:val="18"/>
                 <w:szCs w:val="18"/>
               </w:rPr>
-              <w:t>实验</w:t>
+              <w:t>对应评估方法</w:t>
             </w:r>
           </w:p>
         </w:tc>
@@ -12023,34 +11701,137 @@
                 <w:sz w:val="18"/>
                 <w:szCs w:val="18"/>
               </w:rPr>
-              <w:t>比较</w:t>
-            </w:r>
-          </w:p>
-        </w:tc>
-        <w:tc>
-          <w:tcPr>
-            <w:tcW w:w="3560" w:type="dxa"/>
-            <w:shd w:val="clear" w:color="auto" w:fill="DEEAF6"/>
-            <w:tcMar>
-              <w:top w:w="60" w:type="dxa"/>
-              <w:left w:w="90" w:type="dxa"/>
-              <w:bottom w:w="60" w:type="dxa"/>
-              <w:right w:w="90" w:type="dxa"/>
-            </w:tcMar>
-          </w:tcPr>
-          <w:p>
-            <w:pPr>
-              <w:spacing w:after="40"/>
-            </w:pPr>
-            <w:r>
-              <w:rPr>
-                <w:rFonts w:eastAsia="微软雅黑"/>
-                <w:b/>
-                <w:bCs/>
+              <w:t>用途</w:t>
+            </w:r>
+          </w:p>
+        </w:tc>
+      </w:tr>
+      <w:tr>
+        <w:tc>
+          <w:tcPr>
+            <w:tcW w:w="600" w:type="dxa"/>
+            <w:tcMar>
+              <w:top w:w="60" w:type="dxa"/>
+              <w:left w:w="90" w:type="dxa"/>
+              <w:bottom w:w="60" w:type="dxa"/>
+              <w:right w:w="90" w:type="dxa"/>
+            </w:tcMar>
+          </w:tcPr>
+          <w:p>
+            <w:pPr>
+              <w:spacing w:after="40"/>
+            </w:pPr>
+            <w:r>
+              <w:rPr>
+                <w:rFonts w:eastAsia="微软雅黑"/>
                 <w:sz w:val="18"/>
                 <w:szCs w:val="18"/>
               </w:rPr>
-              <w:t>指标</w:t>
+              <w:t xml:space="preserve">spaCy + </w:t>
+            </w:r>
+            <w:r>
+              <w:rPr>
+                <w:rFonts w:eastAsia="微软雅黑"/>
+                <w:sz w:val="18"/>
+                <w:szCs w:val="18"/>
+              </w:rPr>
+              <w:t>技能词典</w:t>
+            </w:r>
+            <w:r>
+              <w:rPr>
+                <w:rFonts w:eastAsia="微软雅黑"/>
+                <w:sz w:val="18"/>
+                <w:szCs w:val="18"/>
+              </w:rPr>
+              <w:t xml:space="preserve"> + LLM </w:t>
+            </w:r>
+            <w:r>
+              <w:rPr>
+                <w:rFonts w:eastAsia="微软雅黑"/>
+                <w:sz w:val="18"/>
+                <w:szCs w:val="18"/>
+              </w:rPr>
+              <w:t>抽取回退</w:t>
+            </w:r>
+          </w:p>
+        </w:tc>
+        <w:tc>
+          <w:tcPr>
+            <w:tcW w:w="1900" w:type="dxa"/>
+            <w:tcMar>
+              <w:top w:w="60" w:type="dxa"/>
+              <w:left w:w="90" w:type="dxa"/>
+              <w:bottom w:w="60" w:type="dxa"/>
+              <w:right w:w="90" w:type="dxa"/>
+            </w:tcMar>
+          </w:tcPr>
+          <w:p>
+            <w:pPr>
+              <w:spacing w:after="40"/>
+            </w:pPr>
+            <w:r>
+              <w:rPr>
+                <w:rFonts w:eastAsia="微软雅黑"/>
+                <w:sz w:val="18"/>
+                <w:szCs w:val="18"/>
+              </w:rPr>
+              <w:t>选取样例</w:t>
+            </w:r>
+            <w:r>
+              <w:rPr>
+                <w:rFonts w:eastAsia="微软雅黑"/>
+                <w:sz w:val="18"/>
+                <w:szCs w:val="18"/>
+              </w:rPr>
+              <w:t xml:space="preserve"> JD </w:t>
+            </w:r>
+            <w:r>
+              <w:rPr>
+                <w:rFonts w:eastAsia="微软雅黑"/>
+                <w:sz w:val="18"/>
+                <w:szCs w:val="18"/>
+              </w:rPr>
+              <w:t>和简历，由人工检查抽取出的技能、职责、学历和约束是否准确。</w:t>
+            </w:r>
+          </w:p>
+        </w:tc>
+        <w:tc>
+          <w:tcPr>
+            <w:tcW w:w="3300" w:type="dxa"/>
+            <w:tcMar>
+              <w:top w:w="60" w:type="dxa"/>
+              <w:left w:w="90" w:type="dxa"/>
+              <w:bottom w:w="60" w:type="dxa"/>
+              <w:right w:w="90" w:type="dxa"/>
+            </w:tcMar>
+          </w:tcPr>
+          <w:p>
+            <w:pPr>
+              <w:spacing w:after="40"/>
+            </w:pPr>
+            <w:r>
+              <w:rPr>
+                <w:rFonts w:eastAsia="微软雅黑"/>
+                <w:sz w:val="18"/>
+                <w:szCs w:val="18"/>
+              </w:rPr>
+              <w:t>评估简历解析和</w:t>
+            </w:r>
+            <w:r>
+              <w:rPr>
+                <w:rFonts w:eastAsia="微软雅黑"/>
+                <w:sz w:val="18"/>
+                <w:szCs w:val="18"/>
+              </w:rPr>
+              <w:t xml:space="preserve"> JD </w:t>
+            </w:r>
+            <w:r>
+              <w:rPr>
+                <w:rFonts w:eastAsia="微软雅黑"/>
+                <w:sz w:val="18"/>
+                <w:szCs w:val="18"/>
+              </w:rPr>
+              <w:t>分析是否能支撑后续推荐。</w:t>
             </w:r>
           </w:p>
         </w:tc>
@@ -12059,72 +11840,41 @@
         <w:tc>
           <w:tcPr>
             <w:tcW w:w="600" w:type="dxa"/>
-            <w:tcMar>
-              <w:top w:w="60" w:type="dxa"/>
-              <w:left w:w="90" w:type="dxa"/>
-              <w:bottom w:w="60" w:type="dxa"/>
-              <w:right w:w="90" w:type="dxa"/>
-            </w:tcMar>
-          </w:tcPr>
-          <w:p>
-            <w:pPr>
-              <w:spacing w:after="40"/>
-            </w:pPr>
-            <w:r>
-              <w:rPr>
-                <w:rFonts w:eastAsia="Calibri"/>
+            <w:shd w:val="clear" w:color="auto" w:fill="F2F2F2"/>
+            <w:tcMar>
+              <w:top w:w="60" w:type="dxa"/>
+              <w:left w:w="90" w:type="dxa"/>
+              <w:bottom w:w="60" w:type="dxa"/>
+              <w:right w:w="90" w:type="dxa"/>
+            </w:tcMar>
+          </w:tcPr>
+          <w:p>
+            <w:pPr>
+              <w:spacing w:after="40"/>
+            </w:pPr>
+            <w:r>
+              <w:rPr>
+                <w:rFonts w:eastAsia="微软雅黑"/>
                 <w:sz w:val="18"/>
                 <w:szCs w:val="18"/>
               </w:rPr>
-              <w:t>E1</w:t>
-            </w:r>
-          </w:p>
-        </w:tc>
-        <w:tc>
-          <w:tcPr>
-            <w:tcW w:w="1900" w:type="dxa"/>
-            <w:tcMar>
-              <w:top w:w="60" w:type="dxa"/>
-              <w:left w:w="90" w:type="dxa"/>
-              <w:bottom w:w="60" w:type="dxa"/>
-              <w:right w:w="90" w:type="dxa"/>
-            </w:tcMar>
-          </w:tcPr>
-          <w:p>
-            <w:pPr>
-              <w:spacing w:after="40"/>
-            </w:pPr>
+              <w:t>TF-IDF</w:t>
+            </w:r>
             <w:r>
               <w:rPr>
                 <w:rFonts w:eastAsia="微软雅黑"/>
                 <w:sz w:val="18"/>
                 <w:szCs w:val="18"/>
               </w:rPr>
-              <w:t>抽取质量</w:t>
-            </w:r>
-          </w:p>
-        </w:tc>
-        <w:tc>
-          <w:tcPr>
-            <w:tcW w:w="3300" w:type="dxa"/>
-            <w:tcMar>
-              <w:top w:w="60" w:type="dxa"/>
-              <w:left w:w="90" w:type="dxa"/>
-              <w:bottom w:w="60" w:type="dxa"/>
-              <w:right w:w="90" w:type="dxa"/>
-            </w:tcMar>
-          </w:tcPr>
-          <w:p>
-            <w:pPr>
-              <w:spacing w:after="40"/>
-            </w:pPr>
+              <w:t>、</w:t>
+            </w:r>
             <w:r>
               <w:rPr>
                 <w:rFonts w:eastAsia="微软雅黑"/>
                 <w:sz w:val="18"/>
                 <w:szCs w:val="18"/>
               </w:rPr>
-              <w:t>仅词典</w:t>
+              <w:t xml:space="preserve">Sentence-BERT </w:t>
             </w:r>
             <w:r>
               <w:rPr>
@@ -12132,87 +11882,191 @@
                 <w:sz w:val="18"/>
                 <w:szCs w:val="18"/>
               </w:rPr>
-              <w:t xml:space="preserve"> vs </w:t>
-            </w:r>
+              <w:t>与混合排序</w:t>
+            </w:r>
+          </w:p>
+        </w:tc>
+        <w:tc>
+          <w:tcPr>
+            <w:tcW w:w="1900" w:type="dxa"/>
+            <w:shd w:val="clear" w:color="auto" w:fill="F2F2F2"/>
+            <w:tcMar>
+              <w:top w:w="60" w:type="dxa"/>
+              <w:left w:w="90" w:type="dxa"/>
+              <w:bottom w:w="60" w:type="dxa"/>
+              <w:right w:w="90" w:type="dxa"/>
+            </w:tcMar>
+          </w:tcPr>
+          <w:p>
+            <w:pPr>
+              <w:spacing w:after="40"/>
+            </w:pPr>
             <w:r>
               <w:rPr>
                 <w:rFonts w:eastAsia="微软雅黑"/>
                 <w:sz w:val="18"/>
                 <w:szCs w:val="18"/>
               </w:rPr>
-              <w:t>词典加</w:t>
-            </w:r>
+              <w:t>比较不同排序方法给出的岗位列表，并由团队根据学生画像判断推荐顺序是否合理。</w:t>
+            </w:r>
+          </w:p>
+        </w:tc>
+        <w:tc>
+          <w:tcPr>
+            <w:tcW w:w="3300" w:type="dxa"/>
+            <w:shd w:val="clear" w:color="auto" w:fill="F2F2F2"/>
+            <w:tcMar>
+              <w:top w:w="60" w:type="dxa"/>
+              <w:left w:w="90" w:type="dxa"/>
+              <w:bottom w:w="60" w:type="dxa"/>
+              <w:right w:w="90" w:type="dxa"/>
+            </w:tcMar>
+          </w:tcPr>
+          <w:p>
+            <w:pPr>
+              <w:spacing w:after="40"/>
+            </w:pPr>
             <w:r>
               <w:rPr>
                 <w:rFonts w:eastAsia="微软雅黑"/>
                 <w:sz w:val="18"/>
                 <w:szCs w:val="18"/>
               </w:rPr>
-              <w:t xml:space="preserve"> LLM </w:t>
-            </w:r>
+              <w:t>评估岗位推荐模块的有效性。</w:t>
+            </w:r>
+          </w:p>
+        </w:tc>
+      </w:tr>
+      <w:tr>
+        <w:tc>
+          <w:tcPr>
+            <w:tcW w:w="600" w:type="dxa"/>
+            <w:tcMar>
+              <w:top w:w="60" w:type="dxa"/>
+              <w:left w:w="90" w:type="dxa"/>
+              <w:bottom w:w="60" w:type="dxa"/>
+              <w:right w:w="90" w:type="dxa"/>
+            </w:tcMar>
+          </w:tcPr>
+          <w:p>
+            <w:pPr>
+              <w:spacing w:after="40"/>
+            </w:pPr>
             <w:r>
               <w:rPr>
                 <w:rFonts w:eastAsia="微软雅黑"/>
                 <w:sz w:val="18"/>
                 <w:szCs w:val="18"/>
               </w:rPr>
-              <w:t>回退</w:t>
-            </w:r>
-          </w:p>
-        </w:tc>
-        <w:tc>
-          <w:tcPr>
-            <w:tcW w:w="3560" w:type="dxa"/>
-            <w:tcMar>
-              <w:top w:w="60" w:type="dxa"/>
-              <w:left w:w="90" w:type="dxa"/>
-              <w:bottom w:w="60" w:type="dxa"/>
-              <w:right w:w="90" w:type="dxa"/>
-            </w:tcMar>
-          </w:tcPr>
-          <w:p>
-            <w:pPr>
-              <w:spacing w:after="40"/>
-            </w:pPr>
+              <w:t>技能知识图谱与</w:t>
+            </w:r>
             <w:r>
               <w:rPr>
                 <w:rFonts w:eastAsia="微软雅黑"/>
                 <w:sz w:val="18"/>
                 <w:szCs w:val="18"/>
               </w:rPr>
-              <w:t xml:space="preserve">200 </w:t>
-            </w:r>
+              <w:t xml:space="preserve"> PyKEEN</w:t>
+            </w:r>
+          </w:p>
+        </w:tc>
+        <w:tc>
+          <w:tcPr>
+            <w:tcW w:w="1900" w:type="dxa"/>
+            <w:tcMar>
+              <w:top w:w="60" w:type="dxa"/>
+              <w:left w:w="90" w:type="dxa"/>
+              <w:bottom w:w="60" w:type="dxa"/>
+              <w:right w:w="90" w:type="dxa"/>
+            </w:tcMar>
+          </w:tcPr>
+          <w:p>
+            <w:pPr>
+              <w:spacing w:after="40"/>
+            </w:pPr>
             <w:r>
               <w:rPr>
                 <w:rFonts w:eastAsia="微软雅黑"/>
                 <w:sz w:val="18"/>
                 <w:szCs w:val="18"/>
               </w:rPr>
-              <w:t>条标注岗位上的</w:t>
-            </w:r>
+              <w:t>抽样检查技能别名、相近技能和上下位关系，并比较加入图谱前后的技能差距解释。</w:t>
+            </w:r>
+          </w:p>
+        </w:tc>
+        <w:tc>
+          <w:tcPr>
+            <w:tcW w:w="3300" w:type="dxa"/>
+            <w:tcMar>
+              <w:top w:w="60" w:type="dxa"/>
+              <w:left w:w="90" w:type="dxa"/>
+              <w:bottom w:w="60" w:type="dxa"/>
+              <w:right w:w="90" w:type="dxa"/>
+            </w:tcMar>
+          </w:tcPr>
+          <w:p>
+            <w:pPr>
+              <w:spacing w:after="40"/>
+            </w:pPr>
             <w:r>
               <w:rPr>
                 <w:rFonts w:eastAsia="微软雅黑"/>
                 <w:sz w:val="18"/>
                 <w:szCs w:val="18"/>
               </w:rPr>
-              <w:t xml:space="preserve"> precision</w:t>
-            </w:r>
+              <w:t>评估技能关系推理是否能区分可迁移差距和硬差距。</w:t>
+            </w:r>
+          </w:p>
+        </w:tc>
+      </w:tr>
+      <w:tr>
+        <w:tc>
+          <w:tcPr>
+            <w:tcW w:w="600" w:type="dxa"/>
+            <w:shd w:val="clear" w:color="auto" w:fill="F2F2F2"/>
+            <w:tcMar>
+              <w:top w:w="60" w:type="dxa"/>
+              <w:left w:w="90" w:type="dxa"/>
+              <w:bottom w:w="60" w:type="dxa"/>
+              <w:right w:w="90" w:type="dxa"/>
+            </w:tcMar>
+          </w:tcPr>
+          <w:p>
+            <w:pPr>
+              <w:spacing w:after="40"/>
+            </w:pPr>
             <w:r>
               <w:rPr>
                 <w:rFonts w:eastAsia="微软雅黑"/>
                 <w:sz w:val="18"/>
                 <w:szCs w:val="18"/>
               </w:rPr>
-              <w:t>、</w:t>
-            </w:r>
+              <w:t>规则引擎</w:t>
+            </w:r>
+          </w:p>
+        </w:tc>
+        <w:tc>
+          <w:tcPr>
+            <w:tcW w:w="1900" w:type="dxa"/>
+            <w:shd w:val="clear" w:color="auto" w:fill="F2F2F2"/>
+            <w:tcMar>
+              <w:top w:w="60" w:type="dxa"/>
+              <w:left w:w="90" w:type="dxa"/>
+              <w:bottom w:w="60" w:type="dxa"/>
+              <w:right w:w="90" w:type="dxa"/>
+            </w:tcMar>
+          </w:tcPr>
+          <w:p>
+            <w:pPr>
+              <w:spacing w:after="40"/>
+            </w:pPr>
             <w:r>
               <w:rPr>
                 <w:rFonts w:eastAsia="微软雅黑"/>
                 <w:sz w:val="18"/>
                 <w:szCs w:val="18"/>
               </w:rPr>
-              <w:t>recall</w:t>
+              <w:t>设计典型学生画像和</w:t>
             </w:r>
             <w:r>
               <w:rPr>
@@ -12220,7 +12074,7 @@
                 <w:sz w:val="18"/>
                 <w:szCs w:val="18"/>
               </w:rPr>
-              <w:t>、</w:t>
+              <w:t xml:space="preserve"> JD </w:t>
             </w:r>
             <w:r>
               <w:rPr>
@@ -12228,7 +12082,32 @@
                 <w:sz w:val="18"/>
                 <w:szCs w:val="18"/>
               </w:rPr>
-              <w:t>F1</w:t>
+              <w:t>案例，检查系统是否正确处理地点、学历、工作准证和截止日期等约束。</w:t>
+            </w:r>
+          </w:p>
+        </w:tc>
+        <w:tc>
+          <w:tcPr>
+            <w:tcW w:w="3300" w:type="dxa"/>
+            <w:shd w:val="clear" w:color="auto" w:fill="F2F2F2"/>
+            <w:tcMar>
+              <w:top w:w="60" w:type="dxa"/>
+              <w:left w:w="90" w:type="dxa"/>
+              <w:bottom w:w="60" w:type="dxa"/>
+              <w:right w:w="90" w:type="dxa"/>
+            </w:tcMar>
+          </w:tcPr>
+          <w:p>
+            <w:pPr>
+              <w:spacing w:after="40"/>
+            </w:pPr>
+            <w:r>
+              <w:rPr>
+                <w:rFonts w:eastAsia="微软雅黑"/>
+                <w:sz w:val="18"/>
+                <w:szCs w:val="18"/>
+              </w:rPr>
+              <w:t>评估硬约束筛选是否可靠。</w:t>
             </w:r>
           </w:p>
         </w:tc>
@@ -12237,25 +12116,139 @@
         <w:tc>
           <w:tcPr>
             <w:tcW w:w="600" w:type="dxa"/>
-            <w:shd w:val="clear" w:color="auto" w:fill="F2F2F2"/>
-            <w:tcMar>
-              <w:top w:w="60" w:type="dxa"/>
-              <w:left w:w="90" w:type="dxa"/>
-              <w:bottom w:w="60" w:type="dxa"/>
-              <w:right w:w="90" w:type="dxa"/>
-            </w:tcMar>
-          </w:tcPr>
-          <w:p>
-            <w:pPr>
-              <w:spacing w:after="40"/>
-            </w:pPr>
-            <w:r>
-              <w:rPr>
-                <w:rFonts w:eastAsia="Calibri"/>
+            <w:tcMar>
+              <w:top w:w="60" w:type="dxa"/>
+              <w:left w:w="90" w:type="dxa"/>
+              <w:bottom w:w="60" w:type="dxa"/>
+              <w:right w:w="90" w:type="dxa"/>
+            </w:tcMar>
+          </w:tcPr>
+          <w:p>
+            <w:pPr>
+              <w:spacing w:after="40"/>
+            </w:pPr>
+            <w:r>
+              <w:rPr>
+                <w:rFonts w:eastAsia="微软雅黑"/>
                 <w:sz w:val="18"/>
                 <w:szCs w:val="18"/>
               </w:rPr>
-              <w:t>E2</w:t>
+              <w:t>受事实约束的</w:t>
+            </w:r>
+            <w:r>
+              <w:rPr>
+                <w:rFonts w:eastAsia="微软雅黑"/>
+                <w:sz w:val="18"/>
+                <w:szCs w:val="18"/>
+              </w:rPr>
+              <w:t xml:space="preserve"> LLM </w:t>
+            </w:r>
+            <w:r>
+              <w:rPr>
+                <w:rFonts w:eastAsia="微软雅黑"/>
+                <w:sz w:val="18"/>
+                <w:szCs w:val="18"/>
+              </w:rPr>
+              <w:t>简历改写</w:t>
+            </w:r>
+          </w:p>
+        </w:tc>
+        <w:tc>
+          <w:tcPr>
+            <w:tcW w:w="1900" w:type="dxa"/>
+            <w:tcMar>
+              <w:top w:w="60" w:type="dxa"/>
+              <w:left w:w="90" w:type="dxa"/>
+              <w:bottom w:w="60" w:type="dxa"/>
+              <w:right w:w="90" w:type="dxa"/>
+            </w:tcMar>
+          </w:tcPr>
+          <w:p>
+            <w:pPr>
+              <w:spacing w:after="40"/>
+            </w:pPr>
+            <w:r>
+              <w:rPr>
+                <w:rFonts w:eastAsia="微软雅黑"/>
+                <w:sz w:val="18"/>
+                <w:szCs w:val="18"/>
+              </w:rPr>
+              <w:t>对比原简历、目标</w:t>
+            </w:r>
+            <w:r>
+              <w:rPr>
+                <w:rFonts w:eastAsia="微软雅黑"/>
+                <w:sz w:val="18"/>
+                <w:szCs w:val="18"/>
+              </w:rPr>
+              <w:t xml:space="preserve"> JD </w:t>
+            </w:r>
+            <w:r>
+              <w:rPr>
+                <w:rFonts w:eastAsia="微软雅黑"/>
+                <w:sz w:val="18"/>
+                <w:szCs w:val="18"/>
+              </w:rPr>
+              <w:t>和改写结果，人工检查是否保留事实、突出相关经历并避免新增未经支持的信息。</w:t>
+            </w:r>
+          </w:p>
+        </w:tc>
+        <w:tc>
+          <w:tcPr>
+            <w:tcW w:w="3300" w:type="dxa"/>
+            <w:tcMar>
+              <w:top w:w="60" w:type="dxa"/>
+              <w:left w:w="90" w:type="dxa"/>
+              <w:bottom w:w="60" w:type="dxa"/>
+              <w:right w:w="90" w:type="dxa"/>
+            </w:tcMar>
+          </w:tcPr>
+          <w:p>
+            <w:pPr>
+              <w:spacing w:after="40"/>
+            </w:pPr>
+            <w:r>
+              <w:rPr>
+                <w:rFonts w:eastAsia="微软雅黑"/>
+                <w:sz w:val="18"/>
+                <w:szCs w:val="18"/>
+              </w:rPr>
+              <w:t>评估简历优化模块的可信度。</w:t>
+            </w:r>
+          </w:p>
+        </w:tc>
+      </w:tr>
+      <w:tr>
+        <w:tc>
+          <w:tcPr>
+            <w:tcW w:w="600" w:type="dxa"/>
+            <w:shd w:val="clear" w:color="auto" w:fill="F2F2F2"/>
+            <w:tcMar>
+              <w:top w:w="60" w:type="dxa"/>
+              <w:left w:w="90" w:type="dxa"/>
+              <w:bottom w:w="60" w:type="dxa"/>
+              <w:right w:w="90" w:type="dxa"/>
+            </w:tcMar>
+          </w:tcPr>
+          <w:p>
+            <w:pPr>
+              <w:spacing w:after="40"/>
+            </w:pPr>
+            <w:r>
+              <w:rPr>
+                <w:rFonts w:eastAsia="微软雅黑"/>
+                <w:sz w:val="18"/>
+                <w:szCs w:val="18"/>
+              </w:rPr>
+              <w:t xml:space="preserve">DEAP </w:t>
+            </w:r>
+            <w:r>
+              <w:rPr>
+                <w:rFonts w:eastAsia="微软雅黑"/>
+                <w:sz w:val="18"/>
+                <w:szCs w:val="18"/>
+              </w:rPr>
+              <w:t>遗传算法优化器</w:t>
             </w:r>
           </w:p>
         </w:tc>
@@ -12280,7 +12273,16 @@
                 <w:sz w:val="18"/>
                 <w:szCs w:val="18"/>
               </w:rPr>
-              <w:t>排序质量</w:t>
+              <w:t>将优化器生成的申请计划与简单按分数排序的计划比较，检查其是否</w:t>
+            </w:r>
+            <w:r>
+              <w:rPr>
+                <w:rFonts w:eastAsia="微软雅黑"/>
+                <w:sz w:val="18"/>
+                <w:szCs w:val="18"/>
+              </w:rPr>
+              <w:lastRenderedPageBreak/>
+              <w:t>合理考虑时间预算、准备成本和截止日期。</w:t>
             </w:r>
           </w:p>
         </w:tc>
@@ -12305,23 +12307,58 @@
                 <w:sz w:val="18"/>
                 <w:szCs w:val="18"/>
               </w:rPr>
-              <w:t xml:space="preserve">TF-IDF </w:t>
-            </w:r>
+              <w:lastRenderedPageBreak/>
+              <w:t>评估申请计划模块的可用性。</w:t>
+            </w:r>
+          </w:p>
+        </w:tc>
+      </w:tr>
+      <w:tr>
+        <w:tc>
+          <w:tcPr>
+            <w:tcW w:w="600" w:type="dxa"/>
+            <w:tcMar>
+              <w:top w:w="60" w:type="dxa"/>
+              <w:left w:w="90" w:type="dxa"/>
+              <w:bottom w:w="60" w:type="dxa"/>
+              <w:right w:w="90" w:type="dxa"/>
+            </w:tcMar>
+          </w:tcPr>
+          <w:p>
+            <w:pPr>
+              <w:spacing w:after="40"/>
+            </w:pPr>
             <w:r>
               <w:rPr>
                 <w:rFonts w:eastAsia="微软雅黑"/>
                 <w:sz w:val="18"/>
                 <w:szCs w:val="18"/>
               </w:rPr>
-              <w:t>余弦；整篇文档</w:t>
-            </w:r>
+              <w:t>模拟面试生成模块</w:t>
+            </w:r>
+          </w:p>
+        </w:tc>
+        <w:tc>
+          <w:tcPr>
+            <w:tcW w:w="1900" w:type="dxa"/>
+            <w:tcMar>
+              <w:top w:w="60" w:type="dxa"/>
+              <w:left w:w="90" w:type="dxa"/>
+              <w:bottom w:w="60" w:type="dxa"/>
+              <w:right w:w="90" w:type="dxa"/>
+            </w:tcMar>
+          </w:tcPr>
+          <w:p>
+            <w:pPr>
+              <w:spacing w:after="40"/>
+            </w:pPr>
             <w:r>
               <w:rPr>
                 <w:rFonts w:eastAsia="微软雅黑"/>
                 <w:sz w:val="18"/>
                 <w:szCs w:val="18"/>
               </w:rPr>
-              <w:t xml:space="preserve"> SBERT </w:t>
+              <w:t>根据目标</w:t>
             </w:r>
             <w:r>
               <w:rPr>
@@ -12329,7 +12366,7 @@
                 <w:sz w:val="18"/>
                 <w:szCs w:val="18"/>
               </w:rPr>
-              <w:t>余弦；按维度混合；混合加</w:t>
+              <w:t xml:space="preserve"> JD</w:t>
             </w:r>
             <w:r>
               <w:rPr>
@@ -12337,14 +12374,13 @@
                 <w:sz w:val="18"/>
                 <w:szCs w:val="18"/>
               </w:rPr>
-              <w:t xml:space="preserve"> KG</w:t>
-            </w:r>
-          </w:p>
-        </w:tc>
-        <w:tc>
-          <w:tcPr>
-            <w:tcW w:w="3560" w:type="dxa"/>
-            <w:shd w:val="clear" w:color="auto" w:fill="F2F2F2"/>
+              <w:t>、岗位技能和简历内容生成问题，由团队检查问题是否贴合岗位且不偏离学生背景。</w:t>
+            </w:r>
+          </w:p>
+        </w:tc>
+        <w:tc>
+          <w:tcPr>
+            <w:tcW w:w="3300" w:type="dxa"/>
             <w:tcMar>
               <w:top w:w="60" w:type="dxa"/>
               <w:left w:w="90" w:type="dxa"/>
@@ -12362,721 +12398,7 @@
                 <w:sz w:val="18"/>
                 <w:szCs w:val="18"/>
               </w:rPr>
-              <w:t>Precision@5</w:t>
-            </w:r>
-            <w:r>
-              <w:rPr>
-                <w:rFonts w:eastAsia="微软雅黑"/>
-                <w:sz w:val="18"/>
-                <w:szCs w:val="18"/>
-              </w:rPr>
-              <w:t>、</w:t>
-            </w:r>
-            <w:r>
-              <w:rPr>
-                <w:rFonts w:eastAsia="微软雅黑"/>
-                <w:sz w:val="18"/>
-                <w:szCs w:val="18"/>
-              </w:rPr>
-              <w:t>Precision@10</w:t>
-            </w:r>
-            <w:r>
-              <w:rPr>
-                <w:rFonts w:eastAsia="微软雅黑"/>
-                <w:sz w:val="18"/>
-                <w:szCs w:val="18"/>
-              </w:rPr>
-              <w:t>、</w:t>
-            </w:r>
-            <w:r>
-              <w:rPr>
-                <w:rFonts w:eastAsia="微软雅黑"/>
-                <w:sz w:val="18"/>
-                <w:szCs w:val="18"/>
-              </w:rPr>
-              <w:t>NDCG@10</w:t>
-            </w:r>
-            <w:r>
-              <w:rPr>
-                <w:rFonts w:eastAsia="微软雅黑"/>
-                <w:sz w:val="18"/>
-                <w:szCs w:val="18"/>
-              </w:rPr>
-              <w:t>、</w:t>
-            </w:r>
-            <w:r>
-              <w:rPr>
-                <w:rFonts w:eastAsia="微软雅黑"/>
-                <w:sz w:val="18"/>
-                <w:szCs w:val="18"/>
-              </w:rPr>
-              <w:t>MAP</w:t>
-            </w:r>
-          </w:p>
-        </w:tc>
-      </w:tr>
-      <w:tr>
-        <w:tc>
-          <w:tcPr>
-            <w:tcW w:w="600" w:type="dxa"/>
-            <w:tcMar>
-              <w:top w:w="60" w:type="dxa"/>
-              <w:left w:w="90" w:type="dxa"/>
-              <w:bottom w:w="60" w:type="dxa"/>
-              <w:right w:w="90" w:type="dxa"/>
-            </w:tcMar>
-          </w:tcPr>
-          <w:p>
-            <w:pPr>
-              <w:spacing w:after="40"/>
-            </w:pPr>
-            <w:r>
-              <w:rPr>
-                <w:rFonts w:eastAsia="Calibri"/>
-                <w:sz w:val="18"/>
-                <w:szCs w:val="18"/>
-              </w:rPr>
-              <w:t>E3</w:t>
-            </w:r>
-          </w:p>
-        </w:tc>
-        <w:tc>
-          <w:tcPr>
-            <w:tcW w:w="1900" w:type="dxa"/>
-            <w:tcMar>
-              <w:top w:w="60" w:type="dxa"/>
-              <w:left w:w="90" w:type="dxa"/>
-              <w:bottom w:w="60" w:type="dxa"/>
-              <w:right w:w="90" w:type="dxa"/>
-            </w:tcMar>
-          </w:tcPr>
-          <w:p>
-            <w:pPr>
-              <w:spacing w:after="40"/>
-            </w:pPr>
-            <w:r>
-              <w:rPr>
-                <w:rFonts w:eastAsia="微软雅黑"/>
-                <w:sz w:val="18"/>
-                <w:szCs w:val="18"/>
-              </w:rPr>
-              <w:t>权重校准和消融</w:t>
-            </w:r>
-          </w:p>
-        </w:tc>
-        <w:tc>
-          <w:tcPr>
-            <w:tcW w:w="3300" w:type="dxa"/>
-            <w:tcMar>
-              <w:top w:w="60" w:type="dxa"/>
-              <w:left w:w="90" w:type="dxa"/>
-              <w:bottom w:w="60" w:type="dxa"/>
-              <w:right w:w="90" w:type="dxa"/>
-            </w:tcMar>
-          </w:tcPr>
-          <w:p>
-            <w:pPr>
-              <w:spacing w:after="40"/>
-            </w:pPr>
-            <w:r>
-              <w:rPr>
-                <w:rFonts w:eastAsia="微软雅黑"/>
-                <w:sz w:val="18"/>
-                <w:szCs w:val="18"/>
-              </w:rPr>
-              <w:t>网格搜索；移除每个评分项</w:t>
-            </w:r>
-          </w:p>
-        </w:tc>
-        <w:tc>
-          <w:tcPr>
-            <w:tcW w:w="3560" w:type="dxa"/>
-            <w:tcMar>
-              <w:top w:w="60" w:type="dxa"/>
-              <w:left w:w="90" w:type="dxa"/>
-              <w:bottom w:w="60" w:type="dxa"/>
-              <w:right w:w="90" w:type="dxa"/>
-            </w:tcMar>
-          </w:tcPr>
-          <w:p>
-            <w:pPr>
-              <w:spacing w:after="40"/>
-            </w:pPr>
-            <w:r>
-              <w:rPr>
-                <w:rFonts w:eastAsia="微软雅黑"/>
-                <w:sz w:val="18"/>
-                <w:szCs w:val="18"/>
-              </w:rPr>
-              <w:t xml:space="preserve">NDCG@10 </w:t>
-            </w:r>
-            <w:r>
-              <w:rPr>
-                <w:rFonts w:eastAsia="微软雅黑"/>
-                <w:sz w:val="18"/>
-                <w:szCs w:val="18"/>
-              </w:rPr>
-              <w:t>曲面；逐项消融</w:t>
-            </w:r>
-            <w:r>
-              <w:rPr>
-                <w:rFonts w:eastAsia="微软雅黑"/>
-                <w:sz w:val="18"/>
-                <w:szCs w:val="18"/>
-              </w:rPr>
-              <w:t xml:space="preserve"> delta</w:t>
-            </w:r>
-          </w:p>
-        </w:tc>
-      </w:tr>
-      <w:tr>
-        <w:tc>
-          <w:tcPr>
-            <w:tcW w:w="600" w:type="dxa"/>
-            <w:shd w:val="clear" w:color="auto" w:fill="F2F2F2"/>
-            <w:tcMar>
-              <w:top w:w="60" w:type="dxa"/>
-              <w:left w:w="90" w:type="dxa"/>
-              <w:bottom w:w="60" w:type="dxa"/>
-              <w:right w:w="90" w:type="dxa"/>
-            </w:tcMar>
-          </w:tcPr>
-          <w:p>
-            <w:pPr>
-              <w:spacing w:after="40"/>
-            </w:pPr>
-            <w:r>
-              <w:rPr>
-                <w:rFonts w:eastAsia="Calibri"/>
-                <w:sz w:val="18"/>
-                <w:szCs w:val="18"/>
-              </w:rPr>
-              <w:t>E4</w:t>
-            </w:r>
-          </w:p>
-        </w:tc>
-        <w:tc>
-          <w:tcPr>
-            <w:tcW w:w="1900" w:type="dxa"/>
-            <w:shd w:val="clear" w:color="auto" w:fill="F2F2F2"/>
-            <w:tcMar>
-              <w:top w:w="60" w:type="dxa"/>
-              <w:left w:w="90" w:type="dxa"/>
-              <w:bottom w:w="60" w:type="dxa"/>
-              <w:right w:w="90" w:type="dxa"/>
-            </w:tcMar>
-          </w:tcPr>
-          <w:p>
-            <w:pPr>
-              <w:spacing w:after="40"/>
-            </w:pPr>
-            <w:r>
-              <w:rPr>
-                <w:rFonts w:eastAsia="微软雅黑"/>
-                <w:sz w:val="18"/>
-                <w:szCs w:val="18"/>
-              </w:rPr>
-              <w:t>规则引擎价值</w:t>
-            </w:r>
-          </w:p>
-        </w:tc>
-        <w:tc>
-          <w:tcPr>
-            <w:tcW w:w="3300" w:type="dxa"/>
-            <w:shd w:val="clear" w:color="auto" w:fill="F2F2F2"/>
-            <w:tcMar>
-              <w:top w:w="60" w:type="dxa"/>
-              <w:left w:w="90" w:type="dxa"/>
-              <w:bottom w:w="60" w:type="dxa"/>
-              <w:right w:w="90" w:type="dxa"/>
-            </w:tcMar>
-          </w:tcPr>
-          <w:p>
-            <w:pPr>
-              <w:spacing w:after="40"/>
-            </w:pPr>
-            <w:r>
-              <w:rPr>
-                <w:rFonts w:eastAsia="微软雅黑"/>
-                <w:sz w:val="18"/>
-                <w:szCs w:val="18"/>
-              </w:rPr>
-              <w:t>有预过滤</w:t>
-            </w:r>
-            <w:r>
-              <w:rPr>
-                <w:rFonts w:eastAsia="微软雅黑"/>
-                <w:sz w:val="18"/>
-                <w:szCs w:val="18"/>
-              </w:rPr>
-              <w:t xml:space="preserve"> vs </w:t>
-            </w:r>
-            <w:r>
-              <w:rPr>
-                <w:rFonts w:eastAsia="微软雅黑"/>
-                <w:sz w:val="18"/>
-                <w:szCs w:val="18"/>
-              </w:rPr>
-              <w:t>无预过滤</w:t>
-            </w:r>
-          </w:p>
-        </w:tc>
-        <w:tc>
-          <w:tcPr>
-            <w:tcW w:w="3560" w:type="dxa"/>
-            <w:shd w:val="clear" w:color="auto" w:fill="F2F2F2"/>
-            <w:tcMar>
-              <w:top w:w="60" w:type="dxa"/>
-              <w:left w:w="90" w:type="dxa"/>
-              <w:bottom w:w="60" w:type="dxa"/>
-              <w:right w:w="90" w:type="dxa"/>
-            </w:tcMar>
-          </w:tcPr>
-          <w:p>
-            <w:pPr>
-              <w:spacing w:after="40"/>
-            </w:pPr>
-            <w:r>
-              <w:rPr>
-                <w:rFonts w:eastAsia="微软雅黑"/>
-                <w:sz w:val="18"/>
-                <w:szCs w:val="18"/>
-              </w:rPr>
-              <w:t xml:space="preserve">Top 10 </w:t>
-            </w:r>
-            <w:r>
-              <w:rPr>
-                <w:rFonts w:eastAsia="微软雅黑"/>
-                <w:sz w:val="18"/>
-                <w:szCs w:val="18"/>
-              </w:rPr>
-              <w:t>中不合格岗位比例；候选集减少；端到端延迟</w:t>
-            </w:r>
-          </w:p>
-        </w:tc>
-      </w:tr>
-      <w:tr>
-        <w:tc>
-          <w:tcPr>
-            <w:tcW w:w="600" w:type="dxa"/>
-            <w:tcMar>
-              <w:top w:w="60" w:type="dxa"/>
-              <w:left w:w="90" w:type="dxa"/>
-              <w:bottom w:w="60" w:type="dxa"/>
-              <w:right w:w="90" w:type="dxa"/>
-            </w:tcMar>
-          </w:tcPr>
-          <w:p>
-            <w:pPr>
-              <w:spacing w:after="40"/>
-            </w:pPr>
-            <w:r>
-              <w:rPr>
-                <w:rFonts w:eastAsia="Calibri"/>
-                <w:sz w:val="18"/>
-                <w:szCs w:val="18"/>
-              </w:rPr>
-              <w:t>E5</w:t>
-            </w:r>
-          </w:p>
-        </w:tc>
-        <w:tc>
-          <w:tcPr>
-            <w:tcW w:w="1900" w:type="dxa"/>
-            <w:tcMar>
-              <w:top w:w="60" w:type="dxa"/>
-              <w:left w:w="90" w:type="dxa"/>
-              <w:bottom w:w="60" w:type="dxa"/>
-              <w:right w:w="90" w:type="dxa"/>
-            </w:tcMar>
-          </w:tcPr>
-          <w:p>
-            <w:pPr>
-              <w:spacing w:after="40"/>
-            </w:pPr>
-            <w:r>
-              <w:rPr>
-                <w:rFonts w:eastAsia="微软雅黑"/>
-                <w:sz w:val="18"/>
-                <w:szCs w:val="18"/>
-              </w:rPr>
-              <w:t>事实一致性</w:t>
-            </w:r>
-          </w:p>
-        </w:tc>
-        <w:tc>
-          <w:tcPr>
-            <w:tcW w:w="3300" w:type="dxa"/>
-            <w:tcMar>
-              <w:top w:w="60" w:type="dxa"/>
-              <w:left w:w="90" w:type="dxa"/>
-              <w:bottom w:w="60" w:type="dxa"/>
-              <w:right w:w="90" w:type="dxa"/>
-            </w:tcMar>
-          </w:tcPr>
-          <w:p>
-            <w:pPr>
-              <w:spacing w:after="40"/>
-            </w:pPr>
-            <w:r>
-              <w:rPr>
-                <w:rFonts w:eastAsia="微软雅黑"/>
-                <w:sz w:val="18"/>
-                <w:szCs w:val="18"/>
-              </w:rPr>
-              <w:t>无约束</w:t>
-            </w:r>
-            <w:r>
-              <w:rPr>
-                <w:rFonts w:eastAsia="微软雅黑"/>
-                <w:sz w:val="18"/>
-                <w:szCs w:val="18"/>
-              </w:rPr>
-              <w:t xml:space="preserve"> prompting vs </w:t>
-            </w:r>
-            <w:r>
-              <w:rPr>
-                <w:rFonts w:eastAsia="微软雅黑"/>
-                <w:sz w:val="18"/>
-                <w:szCs w:val="18"/>
-              </w:rPr>
-              <w:t>带验证的受约束改写</w:t>
-            </w:r>
-          </w:p>
-        </w:tc>
-        <w:tc>
-          <w:tcPr>
-            <w:tcW w:w="3560" w:type="dxa"/>
-            <w:tcMar>
-              <w:top w:w="60" w:type="dxa"/>
-              <w:left w:w="90" w:type="dxa"/>
-              <w:bottom w:w="60" w:type="dxa"/>
-              <w:right w:w="90" w:type="dxa"/>
-            </w:tcMar>
-          </w:tcPr>
-          <w:p>
-            <w:pPr>
-              <w:spacing w:after="40"/>
-            </w:pPr>
-            <w:r>
-              <w:rPr>
-                <w:rFonts w:eastAsia="微软雅黑"/>
-                <w:sz w:val="18"/>
-                <w:szCs w:val="18"/>
-              </w:rPr>
-              <w:t xml:space="preserve">100 </w:t>
-            </w:r>
-            <w:r>
-              <w:rPr>
-                <w:rFonts w:eastAsia="微软雅黑"/>
-                <w:sz w:val="18"/>
-                <w:szCs w:val="18"/>
-              </w:rPr>
-              <w:t>条人工判定</w:t>
-            </w:r>
-            <w:r>
-              <w:rPr>
-                <w:rFonts w:eastAsia="微软雅黑"/>
-                <w:sz w:val="18"/>
-                <w:szCs w:val="18"/>
-              </w:rPr>
-              <w:t xml:space="preserve"> bullet </w:t>
-            </w:r>
-            <w:r>
-              <w:rPr>
-                <w:rFonts w:eastAsia="微软雅黑"/>
-                <w:sz w:val="18"/>
-                <w:szCs w:val="18"/>
-              </w:rPr>
-              <w:t>上的幻觉率；</w:t>
-            </w:r>
-            <w:r>
-              <w:rPr>
-                <w:rFonts w:eastAsia="微软雅黑"/>
-                <w:sz w:val="18"/>
-                <w:szCs w:val="18"/>
-              </w:rPr>
-              <w:t xml:space="preserve">JD </w:t>
-            </w:r>
-            <w:r>
-              <w:rPr>
-                <w:rFonts w:eastAsia="微软雅黑"/>
-                <w:sz w:val="18"/>
-                <w:szCs w:val="18"/>
-              </w:rPr>
-              <w:t>关键词覆盖提升；语义忠实度</w:t>
-            </w:r>
-          </w:p>
-        </w:tc>
-      </w:tr>
-      <w:tr>
-        <w:tc>
-          <w:tcPr>
-            <w:tcW w:w="600" w:type="dxa"/>
-            <w:shd w:val="clear" w:color="auto" w:fill="F2F2F2"/>
-            <w:tcMar>
-              <w:top w:w="60" w:type="dxa"/>
-              <w:left w:w="90" w:type="dxa"/>
-              <w:bottom w:w="60" w:type="dxa"/>
-              <w:right w:w="90" w:type="dxa"/>
-            </w:tcMar>
-          </w:tcPr>
-          <w:p>
-            <w:pPr>
-              <w:spacing w:after="40"/>
-            </w:pPr>
-            <w:r>
-              <w:rPr>
-                <w:rFonts w:eastAsia="Calibri"/>
-                <w:sz w:val="18"/>
-                <w:szCs w:val="18"/>
-              </w:rPr>
-              <w:t>E6</w:t>
-            </w:r>
-          </w:p>
-        </w:tc>
-        <w:tc>
-          <w:tcPr>
-            <w:tcW w:w="1900" w:type="dxa"/>
-            <w:shd w:val="clear" w:color="auto" w:fill="F2F2F2"/>
-            <w:tcMar>
-              <w:top w:w="60" w:type="dxa"/>
-              <w:left w:w="90" w:type="dxa"/>
-              <w:bottom w:w="60" w:type="dxa"/>
-              <w:right w:w="90" w:type="dxa"/>
-            </w:tcMar>
-          </w:tcPr>
-          <w:p>
-            <w:pPr>
-              <w:spacing w:after="40"/>
-            </w:pPr>
-            <w:r>
-              <w:rPr>
-                <w:rFonts w:eastAsia="微软雅黑"/>
-                <w:sz w:val="18"/>
-                <w:szCs w:val="18"/>
-              </w:rPr>
-              <w:t>优化器性能</w:t>
-            </w:r>
-          </w:p>
-        </w:tc>
-        <w:tc>
-          <w:tcPr>
-            <w:tcW w:w="3300" w:type="dxa"/>
-            <w:shd w:val="clear" w:color="auto" w:fill="F2F2F2"/>
-            <w:tcMar>
-              <w:top w:w="60" w:type="dxa"/>
-              <w:left w:w="90" w:type="dxa"/>
-              <w:bottom w:w="60" w:type="dxa"/>
-              <w:right w:w="90" w:type="dxa"/>
-            </w:tcMar>
-          </w:tcPr>
-          <w:p>
-            <w:pPr>
-              <w:spacing w:after="40"/>
-            </w:pPr>
-            <w:r>
-              <w:rPr>
-                <w:rFonts w:eastAsia="微软雅黑"/>
-                <w:sz w:val="18"/>
-                <w:szCs w:val="18"/>
-              </w:rPr>
-              <w:t>贪心</w:t>
-            </w:r>
-            <w:r>
-              <w:rPr>
-                <w:rFonts w:eastAsia="微软雅黑"/>
-                <w:sz w:val="18"/>
-                <w:szCs w:val="18"/>
-              </w:rPr>
-              <w:t xml:space="preserve"> top-K</w:t>
-            </w:r>
-            <w:r>
-              <w:rPr>
-                <w:rFonts w:eastAsia="微软雅黑"/>
-                <w:sz w:val="18"/>
-                <w:szCs w:val="18"/>
-              </w:rPr>
-              <w:t>；小规模实例上的</w:t>
-            </w:r>
-            <w:r>
-              <w:rPr>
-                <w:rFonts w:eastAsia="微软雅黑"/>
-                <w:sz w:val="18"/>
-                <w:szCs w:val="18"/>
-              </w:rPr>
-              <w:t xml:space="preserve"> A*</w:t>
-            </w:r>
-            <w:r>
-              <w:rPr>
-                <w:rFonts w:eastAsia="微软雅黑"/>
-                <w:sz w:val="18"/>
-                <w:szCs w:val="18"/>
-              </w:rPr>
-              <w:t>；不同参数设置下的</w:t>
-            </w:r>
-            <w:r>
-              <w:rPr>
-                <w:rFonts w:eastAsia="微软雅黑"/>
-                <w:sz w:val="18"/>
-                <w:szCs w:val="18"/>
-              </w:rPr>
-              <w:t xml:space="preserve"> GA</w:t>
-            </w:r>
-          </w:p>
-        </w:tc>
-        <w:tc>
-          <w:tcPr>
-            <w:tcW w:w="3560" w:type="dxa"/>
-            <w:shd w:val="clear" w:color="auto" w:fill="F2F2F2"/>
-            <w:tcMar>
-              <w:top w:w="60" w:type="dxa"/>
-              <w:left w:w="90" w:type="dxa"/>
-              <w:bottom w:w="60" w:type="dxa"/>
-              <w:right w:w="90" w:type="dxa"/>
-            </w:tcMar>
-          </w:tcPr>
-          <w:p>
-            <w:pPr>
-              <w:spacing w:after="40"/>
-            </w:pPr>
-            <w:r>
-              <w:rPr>
-                <w:rFonts w:eastAsia="微软雅黑"/>
-                <w:sz w:val="18"/>
-                <w:szCs w:val="18"/>
-              </w:rPr>
-              <w:t>预算内期望价值；收敛曲线；最优性差距；参数敏感性</w:t>
-            </w:r>
-          </w:p>
-        </w:tc>
-      </w:tr>
-      <w:tr>
-        <w:tc>
-          <w:tcPr>
-            <w:tcW w:w="600" w:type="dxa"/>
-            <w:tcMar>
-              <w:top w:w="60" w:type="dxa"/>
-              <w:left w:w="90" w:type="dxa"/>
-              <w:bottom w:w="60" w:type="dxa"/>
-              <w:right w:w="90" w:type="dxa"/>
-            </w:tcMar>
-          </w:tcPr>
-          <w:p>
-            <w:pPr>
-              <w:spacing w:after="40"/>
-            </w:pPr>
-            <w:r>
-              <w:rPr>
-                <w:rFonts w:eastAsia="Calibri"/>
-                <w:sz w:val="18"/>
-                <w:szCs w:val="18"/>
-              </w:rPr>
-              <w:t>E7</w:t>
-            </w:r>
-          </w:p>
-        </w:tc>
-        <w:tc>
-          <w:tcPr>
-            <w:tcW w:w="1900" w:type="dxa"/>
-            <w:tcMar>
-              <w:top w:w="60" w:type="dxa"/>
-              <w:left w:w="90" w:type="dxa"/>
-              <w:bottom w:w="60" w:type="dxa"/>
-              <w:right w:w="90" w:type="dxa"/>
-            </w:tcMar>
-          </w:tcPr>
-          <w:p>
-            <w:pPr>
-              <w:spacing w:after="40"/>
-            </w:pPr>
-            <w:r>
-              <w:rPr>
-                <w:rFonts w:eastAsia="微软雅黑"/>
-                <w:sz w:val="18"/>
-                <w:szCs w:val="18"/>
-              </w:rPr>
-              <w:t>端到端可用性</w:t>
-            </w:r>
-          </w:p>
-        </w:tc>
-        <w:tc>
-          <w:tcPr>
-            <w:tcW w:w="3300" w:type="dxa"/>
-            <w:tcMar>
-              <w:top w:w="60" w:type="dxa"/>
-              <w:left w:w="90" w:type="dxa"/>
-              <w:bottom w:w="60" w:type="dxa"/>
-              <w:right w:w="90" w:type="dxa"/>
-            </w:tcMar>
-          </w:tcPr>
-          <w:p>
-            <w:pPr>
-              <w:spacing w:after="40"/>
-            </w:pPr>
-            <w:r>
-              <w:rPr>
-                <w:rFonts w:eastAsia="Calibri"/>
-                <w:sz w:val="18"/>
-                <w:szCs w:val="18"/>
-              </w:rPr>
-              <w:t>—</w:t>
-            </w:r>
-          </w:p>
-        </w:tc>
-        <w:tc>
-          <w:tcPr>
-            <w:tcW w:w="3560" w:type="dxa"/>
-            <w:tcMar>
-              <w:top w:w="60" w:type="dxa"/>
-              <w:left w:w="90" w:type="dxa"/>
-              <w:bottom w:w="60" w:type="dxa"/>
-              <w:right w:w="90" w:type="dxa"/>
-            </w:tcMar>
-          </w:tcPr>
-          <w:p>
-            <w:pPr>
-              <w:spacing w:after="40"/>
-            </w:pPr>
-            <w:r>
-              <w:rPr>
-                <w:rFonts w:eastAsia="微软雅黑"/>
-                <w:sz w:val="18"/>
-                <w:szCs w:val="18"/>
-              </w:rPr>
-              <w:t>任务完成率；端到端延迟；来自</w:t>
-            </w:r>
-            <w:r>
-              <w:rPr>
-                <w:rFonts w:eastAsia="微软雅黑"/>
-                <w:sz w:val="18"/>
-                <w:szCs w:val="18"/>
-              </w:rPr>
-              <w:t xml:space="preserve"> 5 </w:t>
-            </w:r>
-            <w:r>
-              <w:rPr>
-                <w:rFonts w:eastAsia="微软雅黑"/>
-                <w:sz w:val="18"/>
-                <w:szCs w:val="18"/>
-              </w:rPr>
-              <w:t>名学生测试者的</w:t>
-            </w:r>
-            <w:r>
-              <w:rPr>
-                <w:rFonts w:eastAsia="微软雅黑"/>
-                <w:sz w:val="18"/>
-                <w:szCs w:val="18"/>
-              </w:rPr>
-              <w:t xml:space="preserve"> SUS </w:t>
-            </w:r>
-            <w:r>
-              <w:rPr>
-                <w:rFonts w:eastAsia="微软雅黑"/>
-                <w:sz w:val="18"/>
-                <w:szCs w:val="18"/>
-              </w:rPr>
-              <w:t>分数和解释可理解性评分</w:t>
+              <w:t>评估面试准备内容是否实用。</w:t>
             </w:r>
           </w:p>
         </w:tc>
@@ -13089,7 +12411,7 @@
       </w:pPr>
     </w:p>
     <w:sectPr>
-      <w:footerReference w:type="default" r:id="rId12"/>
+      <w:footerReference w:type="default" r:id="rId8"/>
       <w:pgSz w:w="11906" w:h="16838"/>
       <w:pgMar w:top="1080" w:right="1080" w:bottom="1080" w:left="1080" w:header="708" w:footer="708" w:gutter="0"/>
       <w:cols w:space="720"/>
@@ -13099,94 +12421,8 @@
 </w:document>
 </file>
 
-<file path=word/comments.xml><?xml version="1.0" encoding="utf-8"?>
-<w:comments xmlns:wpc="http://schemas.microsoft.com/office/word/2010/wordprocessingCanvas" xmlns:cx="http://schemas.microsoft.com/office/drawing/2014/chartex" xmlns:cx1="http://schemas.microsoft.com/office/drawing/2015/9/8/chartex" xmlns:cx2="http://schemas.microsoft.com/office/drawing/2015/10/21/chartex" xmlns:cx3="http://schemas.microsoft.com/office/drawing/2016/5/9/chartex" xmlns:cx4="http://schemas.microsoft.com/office/drawing/2016/5/10/chartex" xmlns:cx5="http://schemas.microsoft.com/office/drawing/2016/5/11/chartex" xmlns:cx6="http://schemas.microsoft.com/office/drawing/2016/5/12/chartex" xmlns:cx7="http://schemas.microsoft.com/office/drawing/2016/5/13/chartex" xmlns:cx8="http://schemas.microsoft.com/office/drawing/2016/5/14/chartex" xmlns:mc="http://schemas.openxmlformats.org/markup-compatibility/2006" xmlns:aink="http://schemas.microsoft.com/office/drawing/2016/ink" xmlns:am3d="http://schemas.microsoft.com/office/drawing/2017/model3d" xmlns:o="urn:schemas-microsoft-com:office:office" xmlns:oel="http://schemas.microsoft.com/office/2019/extlst" xmlns:r="http://schemas.openxmlformats.org/officeDocument/2006/relationships" xmlns:m="http://schemas.openxmlformats.org/officeDocument/2006/math" xmlns:v="urn:schemas-microsoft-com:vml" xmlns:wp14="http://schemas.microsoft.com/office/word/2010/wordprocessingDrawing" xmlns:wp="http://schemas.openxmlformats.org/drawingml/2006/wordprocessingDrawing" xmlns:w10="urn:schemas-microsoft-com:office:word" xmlns:w="http://schemas.openxmlformats.org/wordprocessingml/2006/main" xmlns:w14="http://schemas.microsoft.com/office/word/2010/wordml" xmlns:w15="http://schemas.microsoft.com/office/word/2012/wordml" xmlns:w16cex="http://schemas.microsoft.com/office/word/2018/wordml/cex" xmlns:w16cid="http://schemas.microsoft.com/office/word/2016/wordml/cid" xmlns:w16="http://schemas.microsoft.com/office/word/2018/wordml" xmlns:w16du="http://schemas.microsoft.com/office/word/2023/wordml/word16du" xmlns:w16sdtdh="http://schemas.microsoft.com/office/word/2020/wordml/sdtdatahash" xmlns:w16sdtfl="http://schemas.microsoft.com/office/word/2024/wordml/sdtformatlock" xmlns:w16se="http://schemas.microsoft.com/office/word/2015/wordml/symex" xmlns:wpg="http://schemas.microsoft.com/office/word/2010/wordprocessingGroup" xmlns:wpi="http://schemas.microsoft.com/office/word/2010/wordprocessingInk" xmlns:wne="http://schemas.microsoft.com/office/word/2006/wordml" xmlns:wps="http://schemas.microsoft.com/office/word/2010/wordprocessingShape" mc:Ignorable="w14 w15 w16se w16cid w16 w16cex w16sdtdh w16sdtfl w16du wp14">
-  <w:comment w:id="2" w:author="Sun Wenjing" w:date="2026-09-07T10:28:00Z" w:initials="WS">
-    <w:p>
-      <w:pPr>
-        <w:pStyle w:val="af1"/>
-      </w:pPr>
-      <w:r>
-        <w:rPr>
-          <w:rStyle w:val="af0"/>
-        </w:rPr>
-        <w:annotationRef/>
-      </w:r>
-      <w:r>
-        <w:rPr>
-          <w:rFonts w:hint="eastAsia"/>
-        </w:rPr>
-        <w:t>项目标题不用有一个单独的段落吧，可以直接删了，内容合并引言</w:t>
-      </w:r>
-    </w:p>
-  </w:comment>
-  <w:comment w:id="5" w:author="Sun Wenjing" w:date="2026-09-07T10:28:00Z" w:initials="WS">
-    <w:p>
-      <w:pPr>
-        <w:pStyle w:val="af1"/>
-      </w:pPr>
-      <w:r>
-        <w:rPr>
-          <w:rStyle w:val="af0"/>
-        </w:rPr>
-        <w:annotationRef/>
-      </w:r>
-      <w:r>
-        <w:rPr>
-          <w:rFonts w:hint="eastAsia"/>
-        </w:rPr>
-        <w:t>加模拟面试</w:t>
-      </w:r>
-    </w:p>
-  </w:comment>
-  <w:comment w:id="6" w:author="Sun Wenjing" w:date="2026-09-07T10:30:00Z" w:initials="WS">
-    <w:p>
-      <w:pPr>
-        <w:pStyle w:val="af1"/>
-      </w:pPr>
-      <w:r>
-        <w:rPr>
-          <w:rStyle w:val="af0"/>
-        </w:rPr>
-        <w:annotationRef/>
-      </w:r>
-      <w:r>
-        <w:rPr>
-          <w:rFonts w:hint="eastAsia"/>
-        </w:rPr>
-        <w:t>核心价值要重新讨论一下</w:t>
-      </w:r>
-    </w:p>
-  </w:comment>
-</w:comments>
-</file>
-
-<file path=word/commentsExtended.xml><?xml version="1.0" encoding="utf-8"?>
-<w15:commentsEx xmlns:wpc="http://schemas.microsoft.com/office/word/2010/wordprocessingCanvas" xmlns:cx="http://schemas.microsoft.com/office/drawing/2014/chartex" xmlns:cx1="http://schemas.microsoft.com/office/drawing/2015/9/8/chartex" xmlns:cx2="http://schemas.microsoft.com/office/drawing/2015/10/21/chartex" xmlns:cx3="http://schemas.microsoft.com/office/drawing/2016/5/9/chartex" xmlns:cx4="http://schemas.microsoft.com/office/drawing/2016/5/10/chartex" xmlns:cx5="http://schemas.microsoft.com/office/drawing/2016/5/11/chartex" xmlns:cx6="http://schemas.microsoft.com/office/drawing/2016/5/12/chartex" xmlns:cx7="http://schemas.microsoft.com/office/drawing/2016/5/13/chartex" xmlns:cx8="http://schemas.microsoft.com/office/drawing/2016/5/14/chartex" xmlns:mc="http://schemas.openxmlformats.org/markup-compatibility/2006" xmlns:aink="http://schemas.microsoft.com/office/drawing/2016/ink" xmlns:am3d="http://schemas.microsoft.com/office/drawing/2017/model3d" xmlns:o="urn:schemas-microsoft-com:office:office" xmlns:oel="http://schemas.microsoft.com/office/2019/extlst" xmlns:r="http://schemas.openxmlformats.org/officeDocument/2006/relationships" xmlns:m="http://schemas.openxmlformats.org/officeDocument/2006/math" xmlns:v="urn:schemas-microsoft-com:vml" xmlns:wp14="http://schemas.microsoft.com/office/word/2010/wordprocessingDrawing" xmlns:wp="http://schemas.openxmlformats.org/drawingml/2006/wordprocessingDrawing" xmlns:w10="urn:schemas-microsoft-com:office:word" xmlns:w="http://schemas.openxmlformats.org/wordprocessingml/2006/main" xmlns:w14="http://schemas.microsoft.com/office/word/2010/wordml" xmlns:w15="http://schemas.microsoft.com/office/word/2012/wordml" xmlns:w16cex="http://schemas.microsoft.com/office/word/2018/wordml/cex" xmlns:w16cid="http://schemas.microsoft.com/office/word/2016/wordml/cid" xmlns:w16="http://schemas.microsoft.com/office/word/2018/wordml" xmlns:w16du="http://schemas.microsoft.com/office/word/2023/wordml/word16du" xmlns:w16sdtdh="http://schemas.microsoft.com/office/word/2020/wordml/sdtdatahash" xmlns:w16sdtfl="http://schemas.microsoft.com/office/word/2024/wordml/sdtformatlock" xmlns:w16se="http://schemas.microsoft.com/office/word/2015/wordml/symex" xmlns:wpg="http://schemas.microsoft.com/office/word/2010/wordprocessingGroup" xmlns:wpi="http://schemas.microsoft.com/office/word/2010/wordprocessingInk" xmlns:wne="http://schemas.microsoft.com/office/word/2006/wordml" xmlns:wps="http://schemas.microsoft.com/office/word/2010/wordprocessingShape" mc:Ignorable="w14 w15 w16se w16cid w16 w16cex w16sdtdh w16sdtfl w16du wp14">
-  <w15:commentEx w15:paraId="56362125" w15:done="0"/>
-  <w15:commentEx w15:paraId="5739C936" w15:done="0"/>
-  <w15:commentEx w15:paraId="651B5553" w15:done="0"/>
-</w15:commentsEx>
-</file>
-
-<file path=word/commentsExtensible.xml><?xml version="1.0" encoding="utf-8"?>
-<w16cex:commentsExtensible xmlns:wpc="http://schemas.microsoft.com/office/word/2010/wordprocessingCanvas" xmlns:cx="http://schemas.microsoft.com/office/drawing/2014/chartex" xmlns:cx1="http://schemas.microsoft.com/office/drawing/2015/9/8/chartex" xmlns:cx2="http://schemas.microsoft.com/office/drawing/2015/10/21/chartex" xmlns:cx3="http://schemas.microsoft.com/office/drawing/2016/5/9/chartex" xmlns:cx4="http://schemas.microsoft.com/office/drawing/2016/5/10/chartex" xmlns:cx5="http://schemas.microsoft.com/office/drawing/2016/5/11/chartex" xmlns:cx6="http://schemas.microsoft.com/office/drawing/2016/5/12/chartex" xmlns:cx7="http://schemas.microsoft.com/office/drawing/2016/5/13/chartex" xmlns:cx8="http://schemas.microsoft.com/office/drawing/2016/5/14/chartex" xmlns:cr="http://schemas.microsoft.com/office/comments/2020/reactions" xmlns:mc="http://schemas.openxmlformats.org/markup-compatibility/2006" xmlns:aink="http://schemas.microsoft.com/office/drawing/2016/ink" xmlns:am3d="http://schemas.microsoft.com/office/drawing/2017/model3d" xmlns:o="urn:schemas-microsoft-com:office:office" xmlns:oel="http://schemas.microsoft.com/office/2019/extlst" xmlns:r="http://schemas.openxmlformats.org/officeDocument/2006/relationships" xmlns:m="http://schemas.openxmlformats.org/officeDocument/2006/math" xmlns:v="urn:schemas-microsoft-com:vml" xmlns:wp14="http://schemas.microsoft.com/office/word/2010/wordprocessingDrawing" xmlns:wp="http://schemas.openxmlformats.org/drawingml/2006/wordprocessingDrawing" xmlns:w10="urn:schemas-microsoft-com:office:word" xmlns:w="http://schemas.openxmlformats.org/wordprocessingml/2006/main" xmlns:w14="http://schemas.microsoft.com/office/word/2010/wordml" xmlns:w15="http://schemas.microsoft.com/office/word/2012/wordml" xmlns:w16cex="http://schemas.microsoft.com/office/word/2018/wordml/cex" xmlns:w16cid="http://schemas.microsoft.com/office/word/2016/wordml/cid" xmlns:w16="http://schemas.microsoft.com/office/word/2018/wordml" xmlns:w16du="http://schemas.microsoft.com/office/word/2023/wordml/word16du" xmlns:w16sdtdh="http://schemas.microsoft.com/office/word/2020/wordml/sdtdatahash" xmlns:w16sdtfl="http://schemas.microsoft.com/office/word/2024/wordml/sdtformatlock" xmlns:w16se="http://schemas.microsoft.com/office/word/2015/wordml/symex" xmlns:wpg="http://schemas.microsoft.com/office/word/2010/wordprocessingGroup" xmlns:wpi="http://schemas.microsoft.com/office/word/2010/wordprocessingInk" xmlns:wne="http://schemas.microsoft.com/office/word/2006/wordml" xmlns:wps="http://schemas.microsoft.com/office/word/2010/wordprocessingShape" mc:Ignorable="w14 w15 w16se w16cid w16 w16cex w16sdtdh w16sdtfl cr w16du wp14">
-  <w16cex:commentExtensible w16cex:durableId="29E4AB39" w16cex:dateUtc="2026-09-07T02:28:00Z"/>
-  <w16cex:commentExtensible w16cex:durableId="577C41DC" w16cex:dateUtc="2026-09-07T02:28:00Z"/>
-  <w16cex:commentExtensible w16cex:durableId="55520BE4" w16cex:dateUtc="2026-09-07T02:30:00Z"/>
-</w16cex:commentsExtensible>
-</file>
-
-<file path=word/commentsIds.xml><?xml version="1.0" encoding="utf-8"?>
-<w16cid:commentsIds xmlns:wpc="http://schemas.microsoft.com/office/word/2010/wordprocessingCanvas" xmlns:cx="http://schemas.microsoft.com/office/drawing/2014/chartex" xmlns:cx1="http://schemas.microsoft.com/office/drawing/2015/9/8/chartex" xmlns:cx2="http://schemas.microsoft.com/office/drawing/2015/10/21/chartex" xmlns:cx3="http://schemas.microsoft.com/office/drawing/2016/5/9/chartex" xmlns:cx4="http://schemas.microsoft.com/office/drawing/2016/5/10/chartex" xmlns:cx5="http://schemas.microsoft.com/office/drawing/2016/5/11/chartex" xmlns:cx6="http://schemas.microsoft.com/office/drawing/2016/5/12/chartex" xmlns:cx7="http://schemas.microsoft.com/office/drawing/2016/5/13/chartex" xmlns:cx8="http://schemas.microsoft.com/office/drawing/2016/5/14/chartex" xmlns:mc="http://schemas.openxmlformats.org/markup-compatibility/2006" xmlns:aink="http://schemas.microsoft.com/office/drawing/2016/ink" xmlns:am3d="http://schemas.microsoft.com/office/drawing/2017/model3d" xmlns:o="urn:schemas-microsoft-com:office:office" xmlns:oel="http://schemas.microsoft.com/office/2019/extlst" xmlns:r="http://schemas.openxmlformats.org/officeDocument/2006/relationships" xmlns:m="http://schemas.openxmlformats.org/officeDocument/2006/math" xmlns:v="urn:schemas-microsoft-com:vml" xmlns:wp14="http://schemas.microsoft.com/office/word/2010/wordprocessingDrawing" xmlns:wp="http://schemas.openxmlformats.org/drawingml/2006/wordprocessingDrawing" xmlns:w10="urn:schemas-microsoft-com:office:word" xmlns:w="http://schemas.openxmlformats.org/wordprocessingml/2006/main" xmlns:w14="http://schemas.microsoft.com/office/word/2010/wordml" xmlns:w15="http://schemas.microsoft.com/office/word/2012/wordml" xmlns:w16cex="http://schemas.microsoft.com/office/word/2018/wordml/cex" xmlns:w16cid="http://schemas.microsoft.com/office/word/2016/wordml/cid" xmlns:w16="http://schemas.microsoft.com/office/word/2018/wordml" xmlns:w16du="http://schemas.microsoft.com/office/word/2023/wordml/word16du" xmlns:w16sdtdh="http://schemas.microsoft.com/office/word/2020/wordml/sdtdatahash" xmlns:w16sdtfl="http://schemas.microsoft.com/office/word/2024/wordml/sdtformatlock" xmlns:w16se="http://schemas.microsoft.com/office/word/2015/wordml/symex" xmlns:wpg="http://schemas.microsoft.com/office/word/2010/wordprocessingGroup" xmlns:wpi="http://schemas.microsoft.com/office/word/2010/wordprocessingInk" xmlns:wne="http://schemas.microsoft.com/office/word/2006/wordml" xmlns:wps="http://schemas.microsoft.com/office/word/2010/wordprocessingShape" mc:Ignorable="w14 w15 w16se w16cid w16 w16cex w16sdtdh w16sdtfl w16du wp14">
-  <w16cid:commentId w16cid:paraId="56362125" w16cid:durableId="29E4AB39"/>
-  <w16cid:commentId w16cid:paraId="5739C936" w16cid:durableId="577C41DC"/>
-  <w16cid:commentId w16cid:paraId="651B5553" w16cid:durableId="55520BE4"/>
-</w16cid:commentsIds>
-</file>
-
 <file path=word/endnotes.xml><?xml version="1.0" encoding="utf-8"?>
-<w:endnotes xmlns:wpc="http://schemas.microsoft.com/office/word/2010/wordprocessingCanvas" xmlns:cx="http://schemas.microsoft.com/office/drawing/2014/chartex" xmlns:cx1="http://schemas.microsoft.com/office/drawing/2015/9/8/chartex" xmlns:cx2="http://schemas.microsoft.com/office/drawing/2015/10/21/chartex" xmlns:cx3="http://schemas.microsoft.com/office/drawing/2016/5/9/chartex" xmlns:cx4="http://schemas.microsoft.com/office/drawing/2016/5/10/chartex" xmlns:cx5="http://schemas.microsoft.com/office/drawing/2016/5/11/chartex" xmlns:cx6="http://schemas.microsoft.com/office/drawing/2016/5/12/chartex" xmlns:cx7="http://schemas.microsoft.com/office/drawing/2016/5/13/chartex" xmlns:cx8="http://schemas.microsoft.com/office/drawing/2016/5/14/chartex" xmlns:mc="http://schemas.openxmlformats.org/markup-compatibility/2006" xmlns:aink="http://schemas.microsoft.com/office/drawing/2016/ink" xmlns:am3d="http://schemas.microsoft.com/office/drawing/2017/model3d" xmlns:o="urn:schemas-microsoft-com:office:office" xmlns:oel="http://schemas.microsoft.com/office/2019/extlst" xmlns:r="http://schemas.openxmlformats.org/officeDocument/2006/relationships" xmlns:m="http://schemas.openxmlformats.org/officeDocument/2006/math" xmlns:v="urn:schemas-microsoft-com:vml" xmlns:wp14="http://schemas.microsoft.com/office/word/2010/wordprocessingDrawing" xmlns:wp="http://schemas.openxmlformats.org/drawingml/2006/wordprocessingDrawing" xmlns:w10="urn:schemas-microsoft-com:office:word" xmlns:w="http://schemas.openxmlformats.org/wordprocessingml/2006/main" xmlns:w14="http://schemas.microsoft.com/office/word/2010/wordml" xmlns:w15="http://schemas.microsoft.com/office/word/2012/wordml" xmlns:w16cex="http://schemas.microsoft.com/office/word/2018/wordml/cex" xmlns:w16cid="http://schemas.microsoft.com/office/word/2016/wordml/cid" xmlns:w16="http://schemas.microsoft.com/office/word/2018/wordml" xmlns:w16du="http://schemas.microsoft.com/office/word/2023/wordml/word16du" xmlns:w16sdtdh="http://schemas.microsoft.com/office/word/2020/wordml/sdtdatahash" xmlns:w16sdtfl="http://schemas.microsoft.com/office/word/2024/wordml/sdtformatlock" xmlns:w16se="http://schemas.microsoft.com/office/word/2015/wordml/symex" xmlns:wpg="http://schemas.microsoft.com/office/word/2010/wordprocessingGroup" xmlns:wpi="http://schemas.microsoft.com/office/word/2010/wordprocessingInk" xmlns:wne="http://schemas.microsoft.com/office/word/2006/wordml" xmlns:wps="http://schemas.microsoft.com/office/word/2010/wordprocessingShape" mc:Ignorable="w14 w15 w16se w16cid w16 w16cex w16sdtdh w16sdtfl w16du wp14">
+<w:endnotes xmlns:wpc="http://schemas.microsoft.com/office/word/2010/wordprocessingCanvas" xmlns:cx="http://schemas.microsoft.com/office/drawing/2014/chartex" xmlns:cx1="http://schemas.microsoft.com/office/drawing/2015/9/8/chartex" xmlns:cx2="http://schemas.microsoft.com/office/drawing/2015/10/21/chartex" xmlns:cx3="http://schemas.microsoft.com/office/drawing/2016/5/9/chartex" xmlns:cx4="http://schemas.microsoft.com/office/drawing/2016/5/10/chartex" xmlns:cx5="http://schemas.microsoft.com/office/drawing/2016/5/11/chartex" xmlns:cx6="http://schemas.microsoft.com/office/drawing/2016/5/12/chartex" xmlns:cx7="http://schemas.microsoft.com/office/drawing/2016/5/13/chartex" xmlns:cx8="http://schemas.microsoft.com/office/drawing/2016/5/14/chartex" xmlns:mc="http://schemas.openxmlformats.org/markup-compatibility/2006" xmlns:aink="http://schemas.microsoft.com/office/drawing/2016/ink" xmlns:am3d="http://schemas.microsoft.com/office/drawing/2017/model3d" xmlns:o="urn:schemas-microsoft-com:office:office" xmlns:oel="http://schemas.microsoft.com/office/2019/extlst" xmlns:r="http://schemas.openxmlformats.org/officeDocument/2006/relationships" xmlns:m="http://schemas.openxmlformats.org/officeDocument/2006/math" xmlns:v="urn:schemas-microsoft-com:vml" xmlns:wp14="http://schemas.microsoft.com/office/word/2010/wordprocessingDrawing" xmlns:wp="http://schemas.openxmlformats.org/drawingml/2006/wordprocessingDrawing" xmlns:w10="urn:schemas-microsoft-com:office:word" xmlns:w="http://schemas.openxmlformats.org/wordprocessingml/2006/main" xmlns:w14="http://schemas.microsoft.com/office/word/2010/wordml" xmlns:w15="http://schemas.microsoft.com/office/word/2012/wordml" xmlns:w16cex="http://schemas.microsoft.com/office/word/2018/wordml/cex" xmlns:w16cid="http://schemas.microsoft.com/office/word/2016/wordml/cid" xmlns:w16="http://schemas.microsoft.com/office/word/2018/wordml" xmlns:w16sdtdh="http://schemas.microsoft.com/office/word/2020/wordml/sdtdatahash" xmlns:w16se="http://schemas.microsoft.com/office/word/2015/wordml/symex" xmlns:wpg="http://schemas.microsoft.com/office/word/2010/wordprocessingGroup" xmlns:wpi="http://schemas.microsoft.com/office/word/2010/wordprocessingInk" xmlns:wne="http://schemas.microsoft.com/office/word/2006/wordml" xmlns:wps="http://schemas.microsoft.com/office/word/2010/wordprocessingShape" mc:Ignorable="w14 w15 w16se w16cid w16 w16cex w16sdtdh wp14">
   <w:endnote w:type="separator" w:id="-1">
     <w:p>
       <w:r>
@@ -13205,7 +12441,7 @@
 </file>
 
 <file path=word/footer1.xml><?xml version="1.0" encoding="utf-8"?>
-<w:ftr xmlns:wpc="http://schemas.microsoft.com/office/word/2010/wordprocessingCanvas" xmlns:cx="http://schemas.microsoft.com/office/drawing/2014/chartex" xmlns:cx1="http://schemas.microsoft.com/office/drawing/2015/9/8/chartex" xmlns:cx2="http://schemas.microsoft.com/office/drawing/2015/10/21/chartex" xmlns:cx3="http://schemas.microsoft.com/office/drawing/2016/5/9/chartex" xmlns:cx4="http://schemas.microsoft.com/office/drawing/2016/5/10/chartex" xmlns:cx5="http://schemas.microsoft.com/office/drawing/2016/5/11/chartex" xmlns:cx6="http://schemas.microsoft.com/office/drawing/2016/5/12/chartex" xmlns:cx7="http://schemas.microsoft.com/office/drawing/2016/5/13/chartex" xmlns:cx8="http://schemas.microsoft.com/office/drawing/2016/5/14/chartex" xmlns:mc="http://schemas.openxmlformats.org/markup-compatibility/2006" xmlns:aink="http://schemas.microsoft.com/office/drawing/2016/ink" xmlns:am3d="http://schemas.microsoft.com/office/drawing/2017/model3d" xmlns:o="urn:schemas-microsoft-com:office:office" xmlns:oel="http://schemas.microsoft.com/office/2019/extlst" xmlns:r="http://schemas.openxmlformats.org/officeDocument/2006/relationships" xmlns:m="http://schemas.openxmlformats.org/officeDocument/2006/math" xmlns:v="urn:schemas-microsoft-com:vml" xmlns:wp14="http://schemas.microsoft.com/office/word/2010/wordprocessingDrawing" xmlns:wp="http://schemas.openxmlformats.org/drawingml/2006/wordprocessingDrawing" xmlns:w10="urn:schemas-microsoft-com:office:word" xmlns:w="http://schemas.openxmlformats.org/wordprocessingml/2006/main" xmlns:w14="http://schemas.microsoft.com/office/word/2010/wordml" xmlns:w15="http://schemas.microsoft.com/office/word/2012/wordml" xmlns:w16cex="http://schemas.microsoft.com/office/word/2018/wordml/cex" xmlns:w16cid="http://schemas.microsoft.com/office/word/2016/wordml/cid" xmlns:w16="http://schemas.microsoft.com/office/word/2018/wordml" xmlns:w16du="http://schemas.microsoft.com/office/word/2023/wordml/word16du" xmlns:w16sdtdh="http://schemas.microsoft.com/office/word/2020/wordml/sdtdatahash" xmlns:w16sdtfl="http://schemas.microsoft.com/office/word/2024/wordml/sdtformatlock" xmlns:w16se="http://schemas.microsoft.com/office/word/2015/wordml/symex" xmlns:wpg="http://schemas.microsoft.com/office/word/2010/wordprocessingGroup" xmlns:wpi="http://schemas.microsoft.com/office/word/2010/wordprocessingInk" xmlns:wne="http://schemas.microsoft.com/office/word/2006/wordml" xmlns:wps="http://schemas.microsoft.com/office/word/2010/wordprocessingShape" mc:Ignorable="w14 w15 w16se w16cid w16 w16cex w16sdtdh w16sdtfl w16du wp14">
+<w:ftr xmlns:wpc="http://schemas.microsoft.com/office/word/2010/wordprocessingCanvas" xmlns:cx="http://schemas.microsoft.com/office/drawing/2014/chartex" xmlns:cx1="http://schemas.microsoft.com/office/drawing/2015/9/8/chartex" xmlns:cx2="http://schemas.microsoft.com/office/drawing/2015/10/21/chartex" xmlns:cx3="http://schemas.microsoft.com/office/drawing/2016/5/9/chartex" xmlns:cx4="http://schemas.microsoft.com/office/drawing/2016/5/10/chartex" xmlns:cx5="http://schemas.microsoft.com/office/drawing/2016/5/11/chartex" xmlns:cx6="http://schemas.microsoft.com/office/drawing/2016/5/12/chartex" xmlns:cx7="http://schemas.microsoft.com/office/drawing/2016/5/13/chartex" xmlns:cx8="http://schemas.microsoft.com/office/drawing/2016/5/14/chartex" xmlns:mc="http://schemas.openxmlformats.org/markup-compatibility/2006" xmlns:aink="http://schemas.microsoft.com/office/drawing/2016/ink" xmlns:am3d="http://schemas.microsoft.com/office/drawing/2017/model3d" xmlns:o="urn:schemas-microsoft-com:office:office" xmlns:oel="http://schemas.microsoft.com/office/2019/extlst" xmlns:r="http://schemas.openxmlformats.org/officeDocument/2006/relationships" xmlns:m="http://schemas.openxmlformats.org/officeDocument/2006/math" xmlns:v="urn:schemas-microsoft-com:vml" xmlns:wp14="http://schemas.microsoft.com/office/word/2010/wordprocessingDrawing" xmlns:wp="http://schemas.openxmlformats.org/drawingml/2006/wordprocessingDrawing" xmlns:w10="urn:schemas-microsoft-com:office:word" xmlns:w="http://schemas.openxmlformats.org/wordprocessingml/2006/main" xmlns:w14="http://schemas.microsoft.com/office/word/2010/wordml" xmlns:w15="http://schemas.microsoft.com/office/word/2012/wordml" xmlns:w16cex="http://schemas.microsoft.com/office/word/2018/wordml/cex" xmlns:w16cid="http://schemas.microsoft.com/office/word/2016/wordml/cid" xmlns:w16="http://schemas.microsoft.com/office/word/2018/wordml" xmlns:w16sdtdh="http://schemas.microsoft.com/office/word/2020/wordml/sdtdatahash" xmlns:w16se="http://schemas.microsoft.com/office/word/2015/wordml/symex" xmlns:wpg="http://schemas.microsoft.com/office/word/2010/wordprocessingGroup" xmlns:wpi="http://schemas.microsoft.com/office/word/2010/wordprocessingInk" xmlns:wne="http://schemas.microsoft.com/office/word/2006/wordml" xmlns:wps="http://schemas.microsoft.com/office/word/2010/wordprocessingShape" mc:Ignorable="w14 w15 w16se w16cid w16 w16cex w16sdtdh wp14">
   <w:p>
     <w:pPr>
       <w:jc w:val="center"/>
@@ -13260,7 +12496,7 @@
 </file>
 
 <file path=word/footnotes.xml><?xml version="1.0" encoding="utf-8"?>
-<w:footnotes xmlns:wpc="http://schemas.microsoft.com/office/word/2010/wordprocessingCanvas" xmlns:cx="http://schemas.microsoft.com/office/drawing/2014/chartex" xmlns:cx1="http://schemas.microsoft.com/office/drawing/2015/9/8/chartex" xmlns:cx2="http://schemas.microsoft.com/office/drawing/2015/10/21/chartex" xmlns:cx3="http://schemas.microsoft.com/office/drawing/2016/5/9/chartex" xmlns:cx4="http://schemas.microsoft.com/office/drawing/2016/5/10/chartex" xmlns:cx5="http://schemas.microsoft.com/office/drawing/2016/5/11/chartex" xmlns:cx6="http://schemas.microsoft.com/office/drawing/2016/5/12/chartex" xmlns:cx7="http://schemas.microsoft.com/office/drawing/2016/5/13/chartex" xmlns:cx8="http://schemas.microsoft.com/office/drawing/2016/5/14/chartex" xmlns:mc="http://schemas.openxmlformats.org/markup-compatibility/2006" xmlns:aink="http://schemas.microsoft.com/office/drawing/2016/ink" xmlns:am3d="http://schemas.microsoft.com/office/drawing/2017/model3d" xmlns:o="urn:schemas-microsoft-com:office:office" xmlns:oel="http://schemas.microsoft.com/office/2019/extlst" xmlns:r="http://schemas.openxmlformats.org/officeDocument/2006/relationships" xmlns:m="http://schemas.openxmlformats.org/officeDocument/2006/math" xmlns:v="urn:schemas-microsoft-com:vml" xmlns:wp14="http://schemas.microsoft.com/office/word/2010/wordprocessingDrawing" xmlns:wp="http://schemas.openxmlformats.org/drawingml/2006/wordprocessingDrawing" xmlns:w10="urn:schemas-microsoft-com:office:word" xmlns:w="http://schemas.openxmlformats.org/wordprocessingml/2006/main" xmlns:w14="http://schemas.microsoft.com/office/word/2010/wordml" xmlns:w15="http://schemas.microsoft.com/office/word/2012/wordml" xmlns:w16cex="http://schemas.microsoft.com/office/word/2018/wordml/cex" xmlns:w16cid="http://schemas.microsoft.com/office/word/2016/wordml/cid" xmlns:w16="http://schemas.microsoft.com/office/word/2018/wordml" xmlns:w16du="http://schemas.microsoft.com/office/word/2023/wordml/word16du" xmlns:w16sdtdh="http://schemas.microsoft.com/office/word/2020/wordml/sdtdatahash" xmlns:w16sdtfl="http://schemas.microsoft.com/office/word/2024/wordml/sdtformatlock" xmlns:w16se="http://schemas.microsoft.com/office/word/2015/wordml/symex" xmlns:wpg="http://schemas.microsoft.com/office/word/2010/wordprocessingGroup" xmlns:wpi="http://schemas.microsoft.com/office/word/2010/wordprocessingInk" xmlns:wne="http://schemas.microsoft.com/office/word/2006/wordml" xmlns:wps="http://schemas.microsoft.com/office/word/2010/wordprocessingShape" mc:Ignorable="w14 w15 w16se w16cid w16 w16cex w16sdtdh w16sdtfl w16du wp14">
+<w:footnotes xmlns:wpc="http://schemas.microsoft.com/office/word/2010/wordprocessingCanvas" xmlns:cx="http://schemas.microsoft.com/office/drawing/2014/chartex" xmlns:cx1="http://schemas.microsoft.com/office/drawing/2015/9/8/chartex" xmlns:cx2="http://schemas.microsoft.com/office/drawing/2015/10/21/chartex" xmlns:cx3="http://schemas.microsoft.com/office/drawing/2016/5/9/chartex" xmlns:cx4="http://schemas.microsoft.com/office/drawing/2016/5/10/chartex" xmlns:cx5="http://schemas.microsoft.com/office/drawing/2016/5/11/chartex" xmlns:cx6="http://schemas.microsoft.com/office/drawing/2016/5/12/chartex" xmlns:cx7="http://schemas.microsoft.com/office/drawing/2016/5/13/chartex" xmlns:cx8="http://schemas.microsoft.com/office/drawing/2016/5/14/chartex" xmlns:mc="http://schemas.openxmlformats.org/markup-compatibility/2006" xmlns:aink="http://schemas.microsoft.com/office/drawing/2016/ink" xmlns:am3d="http://schemas.microsoft.com/office/drawing/2017/model3d" xmlns:o="urn:schemas-microsoft-com:office:office" xmlns:oel="http://schemas.microsoft.com/office/2019/extlst" xmlns:r="http://schemas.openxmlformats.org/officeDocument/2006/relationships" xmlns:m="http://schemas.openxmlformats.org/officeDocument/2006/math" xmlns:v="urn:schemas-microsoft-com:vml" xmlns:wp14="http://schemas.microsoft.com/office/word/2010/wordprocessingDrawing" xmlns:wp="http://schemas.openxmlformats.org/drawingml/2006/wordprocessingDrawing" xmlns:w10="urn:schemas-microsoft-com:office:word" xmlns:w="http://schemas.openxmlformats.org/wordprocessingml/2006/main" xmlns:w14="http://schemas.microsoft.com/office/word/2010/wordml" xmlns:w15="http://schemas.microsoft.com/office/word/2012/wordml" xmlns:w16cex="http://schemas.microsoft.com/office/word/2018/wordml/cex" xmlns:w16cid="http://schemas.microsoft.com/office/word/2016/wordml/cid" xmlns:w16="http://schemas.microsoft.com/office/word/2018/wordml" xmlns:w16sdtdh="http://schemas.microsoft.com/office/word/2020/wordml/sdtdatahash" xmlns:w16se="http://schemas.microsoft.com/office/word/2015/wordml/symex" xmlns:wpg="http://schemas.microsoft.com/office/word/2010/wordprocessingGroup" xmlns:wpi="http://schemas.microsoft.com/office/word/2010/wordprocessingInk" xmlns:wne="http://schemas.microsoft.com/office/word/2006/wordml" xmlns:wps="http://schemas.microsoft.com/office/word/2010/wordprocessingShape" mc:Ignorable="w14 w15 w16se w16cid w16 w16cex w16sdtdh wp14">
   <w:footnote w:type="separator" w:id="-1">
     <w:p>
       <w:r>
@@ -13279,7 +12515,7 @@
 </file>
 
 <file path=word/numbering.xml><?xml version="1.0" encoding="utf-8"?>
-<w:numbering xmlns:wpc="http://schemas.microsoft.com/office/word/2010/wordprocessingCanvas" xmlns:cx="http://schemas.microsoft.com/office/drawing/2014/chartex" xmlns:cx1="http://schemas.microsoft.com/office/drawing/2015/9/8/chartex" xmlns:cx2="http://schemas.microsoft.com/office/drawing/2015/10/21/chartex" xmlns:cx3="http://schemas.microsoft.com/office/drawing/2016/5/9/chartex" xmlns:cx4="http://schemas.microsoft.com/office/drawing/2016/5/10/chartex" xmlns:cx5="http://schemas.microsoft.com/office/drawing/2016/5/11/chartex" xmlns:cx6="http://schemas.microsoft.com/office/drawing/2016/5/12/chartex" xmlns:cx7="http://schemas.microsoft.com/office/drawing/2016/5/13/chartex" xmlns:cx8="http://schemas.microsoft.com/office/drawing/2016/5/14/chartex" xmlns:mc="http://schemas.openxmlformats.org/markup-compatibility/2006" xmlns:aink="http://schemas.microsoft.com/office/drawing/2016/ink" xmlns:am3d="http://schemas.microsoft.com/office/drawing/2017/model3d" xmlns:o="urn:schemas-microsoft-com:office:office" xmlns:oel="http://schemas.microsoft.com/office/2019/extlst" xmlns:r="http://schemas.openxmlformats.org/officeDocument/2006/relationships" xmlns:m="http://schemas.openxmlformats.org/officeDocument/2006/math" xmlns:v="urn:schemas-microsoft-com:vml" xmlns:wp14="http://schemas.microsoft.com/office/word/2010/wordprocessingDrawing" xmlns:wp="http://schemas.openxmlformats.org/drawingml/2006/wordprocessingDrawing" xmlns:w10="urn:schemas-microsoft-com:office:word" xmlns:w="http://schemas.openxmlformats.org/wordprocessingml/2006/main" xmlns:w14="http://schemas.microsoft.com/office/word/2010/wordml" xmlns:w15="http://schemas.microsoft.com/office/word/2012/wordml" xmlns:w16cex="http://schemas.microsoft.com/office/word/2018/wordml/cex" xmlns:w16cid="http://schemas.microsoft.com/office/word/2016/wordml/cid" xmlns:w16="http://schemas.microsoft.com/office/word/2018/wordml" xmlns:w16du="http://schemas.microsoft.com/office/word/2023/wordml/word16du" xmlns:w16sdtdh="http://schemas.microsoft.com/office/word/2020/wordml/sdtdatahash" xmlns:w16sdtfl="http://schemas.microsoft.com/office/word/2024/wordml/sdtformatlock" xmlns:w16se="http://schemas.microsoft.com/office/word/2015/wordml/symex" xmlns:wpg="http://schemas.microsoft.com/office/word/2010/wordprocessingGroup" xmlns:wpi="http://schemas.microsoft.com/office/word/2010/wordprocessingInk" xmlns:wne="http://schemas.microsoft.com/office/word/2006/wordml" xmlns:wps="http://schemas.microsoft.com/office/word/2010/wordprocessingShape" mc:Ignorable="w14 w15 w16se w16cid w16 w16cex w16sdtdh w16sdtfl w16du wp14">
+<w:numbering xmlns:wpc="http://schemas.microsoft.com/office/word/2010/wordprocessingCanvas" xmlns:cx="http://schemas.microsoft.com/office/drawing/2014/chartex" xmlns:cx1="http://schemas.microsoft.com/office/drawing/2015/9/8/chartex" xmlns:cx2="http://schemas.microsoft.com/office/drawing/2015/10/21/chartex" xmlns:cx3="http://schemas.microsoft.com/office/drawing/2016/5/9/chartex" xmlns:cx4="http://schemas.microsoft.com/office/drawing/2016/5/10/chartex" xmlns:cx5="http://schemas.microsoft.com/office/drawing/2016/5/11/chartex" xmlns:cx6="http://schemas.microsoft.com/office/drawing/2016/5/12/chartex" xmlns:cx7="http://schemas.microsoft.com/office/drawing/2016/5/13/chartex" xmlns:cx8="http://schemas.microsoft.com/office/drawing/2016/5/14/chartex" xmlns:mc="http://schemas.openxmlformats.org/markup-compatibility/2006" xmlns:aink="http://schemas.microsoft.com/office/drawing/2016/ink" xmlns:am3d="http://schemas.microsoft.com/office/drawing/2017/model3d" xmlns:o="urn:schemas-microsoft-com:office:office" xmlns:oel="http://schemas.microsoft.com/office/2019/extlst" xmlns:r="http://schemas.openxmlformats.org/officeDocument/2006/relationships" xmlns:m="http://schemas.openxmlformats.org/officeDocument/2006/math" xmlns:v="urn:schemas-microsoft-com:vml" xmlns:wp14="http://schemas.microsoft.com/office/word/2010/wordprocessingDrawing" xmlns:wp="http://schemas.openxmlformats.org/drawingml/2006/wordprocessingDrawing" xmlns:w10="urn:schemas-microsoft-com:office:word" xmlns:w="http://schemas.openxmlformats.org/wordprocessingml/2006/main" xmlns:w14="http://schemas.microsoft.com/office/word/2010/wordml" xmlns:w15="http://schemas.microsoft.com/office/word/2012/wordml" xmlns:w16cex="http://schemas.microsoft.com/office/word/2018/wordml/cex" xmlns:w16cid="http://schemas.microsoft.com/office/word/2016/wordml/cid" xmlns:w16="http://schemas.microsoft.com/office/word/2018/wordml" xmlns:w16sdtdh="http://schemas.microsoft.com/office/word/2020/wordml/sdtdatahash" xmlns:w16se="http://schemas.microsoft.com/office/word/2015/wordml/symex" xmlns:wpg="http://schemas.microsoft.com/office/word/2010/wordprocessingGroup" xmlns:wpi="http://schemas.microsoft.com/office/word/2010/wordprocessingInk" xmlns:wne="http://schemas.microsoft.com/office/word/2006/wordml" xmlns:wps="http://schemas.microsoft.com/office/word/2010/wordprocessingShape" mc:Ignorable="w14 w15 w16se w16cid w16 w16cex w16sdtdh wp14">
   <w:abstractNum w:abstractNumId="0" w15:restartNumberingAfterBreak="0">
     <w:nsid w:val="09164243"/>
     <w:multiLevelType w:val="multilevel"/>
@@ -13407,16 +12643,8 @@
 </w:numbering>
 </file>
 
-<file path=word/people.xml><?xml version="1.0" encoding="utf-8"?>
-<w15:people xmlns:wpc="http://schemas.microsoft.com/office/word/2010/wordprocessingCanvas" xmlns:cx="http://schemas.microsoft.com/office/drawing/2014/chartex" xmlns:cx1="http://schemas.microsoft.com/office/drawing/2015/9/8/chartex" xmlns:cx2="http://schemas.microsoft.com/office/drawing/2015/10/21/chartex" xmlns:cx3="http://schemas.microsoft.com/office/drawing/2016/5/9/chartex" xmlns:cx4="http://schemas.microsoft.com/office/drawing/2016/5/10/chartex" xmlns:cx5="http://schemas.microsoft.com/office/drawing/2016/5/11/chartex" xmlns:cx6="http://schemas.microsoft.com/office/drawing/2016/5/12/chartex" xmlns:cx7="http://schemas.microsoft.com/office/drawing/2016/5/13/chartex" xmlns:cx8="http://schemas.microsoft.com/office/drawing/2016/5/14/chartex" xmlns:mc="http://schemas.openxmlformats.org/markup-compatibility/2006" xmlns:aink="http://schemas.microsoft.com/office/drawing/2016/ink" xmlns:am3d="http://schemas.microsoft.com/office/drawing/2017/model3d" xmlns:o="urn:schemas-microsoft-com:office:office" xmlns:oel="http://schemas.microsoft.com/office/2019/extlst" xmlns:r="http://schemas.openxmlformats.org/officeDocument/2006/relationships" xmlns:m="http://schemas.openxmlformats.org/officeDocument/2006/math" xmlns:v="urn:schemas-microsoft-com:vml" xmlns:wp14="http://schemas.microsoft.com/office/word/2010/wordprocessingDrawing" xmlns:wp="http://schemas.openxmlformats.org/drawingml/2006/wordprocessingDrawing" xmlns:w10="urn:schemas-microsoft-com:office:word" xmlns:w="http://schemas.openxmlformats.org/wordprocessingml/2006/main" xmlns:w14="http://schemas.microsoft.com/office/word/2010/wordml" xmlns:w15="http://schemas.microsoft.com/office/word/2012/wordml" xmlns:w16cex="http://schemas.microsoft.com/office/word/2018/wordml/cex" xmlns:w16cid="http://schemas.microsoft.com/office/word/2016/wordml/cid" xmlns:w16="http://schemas.microsoft.com/office/word/2018/wordml" xmlns:w16du="http://schemas.microsoft.com/office/word/2023/wordml/word16du" xmlns:w16sdtdh="http://schemas.microsoft.com/office/word/2020/wordml/sdtdatahash" xmlns:w16sdtfl="http://schemas.microsoft.com/office/word/2024/wordml/sdtformatlock" xmlns:w16se="http://schemas.microsoft.com/office/word/2015/wordml/symex" xmlns:wpg="http://schemas.microsoft.com/office/word/2010/wordprocessingGroup" xmlns:wpi="http://schemas.microsoft.com/office/word/2010/wordprocessingInk" xmlns:wne="http://schemas.microsoft.com/office/word/2006/wordml" xmlns:wps="http://schemas.microsoft.com/office/word/2010/wordprocessingShape" mc:Ignorable="w14 w15 w16se w16cid w16 w16cex w16sdtdh w16sdtfl w16du wp14">
-  <w15:person w15:author="Sun Wenjing">
-    <w15:presenceInfo w15:providerId="AD" w15:userId="S::e1538441@u.nus.edu::9bc9582b-3ba8-44be-8bef-d6496fc1292a"/>
-  </w15:person>
-</w15:people>
-</file>
-
 <file path=word/styles.xml><?xml version="1.0" encoding="utf-8"?>
-<w:styles xmlns:mc="http://schemas.openxmlformats.org/markup-compatibility/2006" xmlns:r="http://schemas.openxmlformats.org/officeDocument/2006/relationships" xmlns:w="http://schemas.openxmlformats.org/wordprocessingml/2006/main" xmlns:w14="http://schemas.microsoft.com/office/word/2010/wordml" xmlns:w15="http://schemas.microsoft.com/office/word/2012/wordml" xmlns:w16cex="http://schemas.microsoft.com/office/word/2018/wordml/cex" xmlns:w16cid="http://schemas.microsoft.com/office/word/2016/wordml/cid" xmlns:w16="http://schemas.microsoft.com/office/word/2018/wordml" xmlns:w16du="http://schemas.microsoft.com/office/word/2023/wordml/word16du" xmlns:w16sdtdh="http://schemas.microsoft.com/office/word/2020/wordml/sdtdatahash" xmlns:w16sdtfl="http://schemas.microsoft.com/office/word/2024/wordml/sdtformatlock" xmlns:w16se="http://schemas.microsoft.com/office/word/2015/wordml/symex" mc:Ignorable="w14 w15 w16se w16cid w16 w16cex w16sdtdh w16sdtfl w16du">
+<w:styles xmlns:mc="http://schemas.openxmlformats.org/markup-compatibility/2006" xmlns:r="http://schemas.openxmlformats.org/officeDocument/2006/relationships" xmlns:w="http://schemas.openxmlformats.org/wordprocessingml/2006/main" xmlns:w14="http://schemas.microsoft.com/office/word/2010/wordml" xmlns:w15="http://schemas.microsoft.com/office/word/2012/wordml" xmlns:w16cex="http://schemas.microsoft.com/office/word/2018/wordml/cex" xmlns:w16cid="http://schemas.microsoft.com/office/word/2016/wordml/cid" xmlns:w16="http://schemas.microsoft.com/office/word/2018/wordml" xmlns:w16sdtdh="http://schemas.microsoft.com/office/word/2020/wordml/sdtdatahash" xmlns:w16se="http://schemas.microsoft.com/office/word/2015/wordml/symex" mc:Ignorable="w14 w15 w16se w16cid w16 w16cex w16sdtdh">
   <w:docDefaults>
     <w:rPrDefault>
       <w:rPr>

--- a/IRS-Project-Proposal-V1-CN.docx
+++ b/IRS-Project-Proposal-V1-CN.docx
@@ -771,7 +771,7 @@
         <w:pStyle w:val="1"/>
         <w:spacing w:before="360" w:after="140"/>
       </w:pPr>
-      <w:bookmarkStart w:id="0" w:name="_Toc239691255"/>
+      <w:bookmarkStart w:id="0" w:name="_Toc239790255"/>
       <w:r>
         <w:rPr>
           <w:rFonts w:eastAsia="微软雅黑"/>
@@ -817,7 +817,7 @@
           <w:r>
             <w:fldChar w:fldCharType="separate"/>
           </w:r>
-          <w:hyperlink w:anchor="_Toc239691255" w:history="1">
+          <w:hyperlink w:anchor="_Toc239790255" w:history="1">
             <w:r>
               <w:rPr>
                 <w:rStyle w:val="ad"/>
@@ -853,7 +853,7 @@
               <w:rPr>
                 <w:noProof/>
               </w:rPr>
-              <w:instrText>PAGEREF _Toc239691255 \h</w:instrText>
+              <w:instrText>PAGEREF _Toc239790255 \h</w:instrText>
             </w:r>
             <w:r>
               <w:rPr>
@@ -904,7 +904,7 @@
               <w14:ligatures w14:val="standardContextual"/>
             </w:rPr>
           </w:pPr>
-          <w:hyperlink w:anchor="_Toc239691256" w:history="1">
+          <w:hyperlink w:anchor="_Toc239790256" w:history="1">
             <w:r>
               <w:rPr>
                 <w:rStyle w:val="ad"/>
@@ -950,7 +950,7 @@
               <w:rPr>
                 <w:noProof/>
               </w:rPr>
-              <w:instrText>PAGEREF _Toc239691256 \h</w:instrText>
+              <w:instrText>PAGEREF _Toc239790256 \h</w:instrText>
             </w:r>
             <w:r>
               <w:rPr>
@@ -1001,7 +1001,7 @@
               <w14:ligatures w14:val="standardContextual"/>
             </w:rPr>
           </w:pPr>
-          <w:hyperlink w:anchor="_Toc239691257" w:history="1">
+          <w:hyperlink w:anchor="_Toc239790257" w:history="1">
             <w:r>
               <w:rPr>
                 <w:rStyle w:val="ad"/>
@@ -1047,7 +1047,7 @@
               <w:rPr>
                 <w:noProof/>
               </w:rPr>
-              <w:instrText>PAGEREF _Toc239691257 \h</w:instrText>
+              <w:instrText>PAGEREF _Toc239790257 \h</w:instrText>
             </w:r>
             <w:r>
               <w:rPr>
@@ -1098,7 +1098,7 @@
               <w14:ligatures w14:val="standardContextual"/>
             </w:rPr>
           </w:pPr>
-          <w:hyperlink w:anchor="_Toc239691258" w:history="1">
+          <w:hyperlink w:anchor="_Toc239790258" w:history="1">
             <w:r>
               <w:rPr>
                 <w:rStyle w:val="ad"/>
@@ -1144,7 +1144,7 @@
               <w:rPr>
                 <w:noProof/>
               </w:rPr>
-              <w:instrText>PAGEREF _Toc239691258 \h</w:instrText>
+              <w:instrText>PAGEREF _Toc239790258 \h</w:instrText>
             </w:r>
             <w:r>
               <w:rPr>
@@ -1195,7 +1195,7 @@
               <w14:ligatures w14:val="standardContextual"/>
             </w:rPr>
           </w:pPr>
-          <w:hyperlink w:anchor="_Toc239691259" w:history="1">
+          <w:hyperlink w:anchor="_Toc239790259" w:history="1">
             <w:r>
               <w:rPr>
                 <w:rStyle w:val="ad"/>
@@ -1241,7 +1241,7 @@
               <w:rPr>
                 <w:noProof/>
               </w:rPr>
-              <w:instrText>PAGEREF _Toc239691259 \h</w:instrText>
+              <w:instrText>PAGEREF _Toc239790259 \h</w:instrText>
             </w:r>
             <w:r>
               <w:rPr>
@@ -1292,7 +1292,7 @@
               <w14:ligatures w14:val="standardContextual"/>
             </w:rPr>
           </w:pPr>
-          <w:hyperlink w:anchor="_Toc239691260" w:history="1">
+          <w:hyperlink w:anchor="_Toc239790260" w:history="1">
             <w:r>
               <w:rPr>
                 <w:rStyle w:val="ad"/>
@@ -1408,7 +1408,7 @@
               <w:rPr>
                 <w:noProof/>
               </w:rPr>
-              <w:instrText>PAGEREF _Toc239691260 \h</w:instrText>
+              <w:instrText>PAGEREF _Toc239790260 \h</w:instrText>
             </w:r>
             <w:r>
               <w:rPr>
@@ -1459,7 +1459,7 @@
               <w14:ligatures w14:val="standardContextual"/>
             </w:rPr>
           </w:pPr>
-          <w:hyperlink w:anchor="_Toc239691261" w:history="1">
+          <w:hyperlink w:anchor="_Toc239790261" w:history="1">
             <w:r>
               <w:rPr>
                 <w:rStyle w:val="ad"/>
@@ -1505,7 +1505,7 @@
               <w:rPr>
                 <w:noProof/>
               </w:rPr>
-              <w:instrText>PAGEREF _Toc239691261 \h</w:instrText>
+              <w:instrText>PAGEREF _Toc239790261 \h</w:instrText>
             </w:r>
             <w:r>
               <w:rPr>
@@ -1556,7 +1556,7 @@
               <w14:ligatures w14:val="standardContextual"/>
             </w:rPr>
           </w:pPr>
-          <w:hyperlink w:anchor="_Toc239691262" w:history="1">
+          <w:hyperlink w:anchor="_Toc239790262" w:history="1">
             <w:r>
               <w:rPr>
                 <w:rStyle w:val="ad"/>
@@ -1592,7 +1592,7 @@
               <w:rPr>
                 <w:noProof/>
               </w:rPr>
-              <w:instrText>PAGEREF _Toc239691262 \h</w:instrText>
+              <w:instrText>PAGEREF _Toc239790262 \h</w:instrText>
             </w:r>
             <w:r>
               <w:rPr>
@@ -1643,7 +1643,7 @@
               <w14:ligatures w14:val="standardContextual"/>
             </w:rPr>
           </w:pPr>
-          <w:hyperlink w:anchor="_Toc239691263" w:history="1">
+          <w:hyperlink w:anchor="_Toc239790263" w:history="1">
             <w:r>
               <w:rPr>
                 <w:rStyle w:val="ad"/>
@@ -1689,7 +1689,7 @@
               <w:rPr>
                 <w:noProof/>
               </w:rPr>
-              <w:instrText>PAGEREF _Toc239691263 \h</w:instrText>
+              <w:instrText>PAGEREF _Toc239790263 \h</w:instrText>
             </w:r>
             <w:r>
               <w:rPr>
@@ -1740,7 +1740,7 @@
               <w14:ligatures w14:val="standardContextual"/>
             </w:rPr>
           </w:pPr>
-          <w:hyperlink w:anchor="_Toc239691264" w:history="1">
+          <w:hyperlink w:anchor="_Toc239790264" w:history="1">
             <w:r>
               <w:rPr>
                 <w:rStyle w:val="ad"/>
@@ -1786,7 +1786,7 @@
               <w:rPr>
                 <w:noProof/>
               </w:rPr>
-              <w:instrText>PAGEREF _Toc239691264 \h</w:instrText>
+              <w:instrText>PAGEREF _Toc239790264 \h</w:instrText>
             </w:r>
             <w:r>
               <w:rPr>
@@ -1837,7 +1837,7 @@
               <w14:ligatures w14:val="standardContextual"/>
             </w:rPr>
           </w:pPr>
-          <w:hyperlink w:anchor="_Toc239691265" w:history="1">
+          <w:hyperlink w:anchor="_Toc239790265" w:history="1">
             <w:r>
               <w:rPr>
                 <w:rStyle w:val="ad"/>
@@ -1883,7 +1883,7 @@
               <w:rPr>
                 <w:noProof/>
               </w:rPr>
-              <w:instrText>PAGEREF _Toc239691265 \h</w:instrText>
+              <w:instrText>PAGEREF _Toc239790265 \h</w:instrText>
             </w:r>
             <w:r>
               <w:rPr>
@@ -1934,7 +1934,7 @@
               <w14:ligatures w14:val="standardContextual"/>
             </w:rPr>
           </w:pPr>
-          <w:hyperlink w:anchor="_Toc239691266" w:history="1">
+          <w:hyperlink w:anchor="_Toc239790266" w:history="1">
             <w:r>
               <w:rPr>
                 <w:rStyle w:val="ad"/>
@@ -1980,7 +1980,7 @@
               <w:rPr>
                 <w:noProof/>
               </w:rPr>
-              <w:instrText>PAGEREF _Toc239691266 \h</w:instrText>
+              <w:instrText>PAGEREF _Toc239790266 \h</w:instrText>
             </w:r>
             <w:r>
               <w:rPr>
@@ -2031,7 +2031,7 @@
               <w14:ligatures w14:val="standardContextual"/>
             </w:rPr>
           </w:pPr>
-          <w:hyperlink w:anchor="_Toc239691267" w:history="1">
+          <w:hyperlink w:anchor="_Toc239790267" w:history="1">
             <w:r>
               <w:rPr>
                 <w:rStyle w:val="ad"/>
@@ -2077,7 +2077,7 @@
               <w:rPr>
                 <w:noProof/>
               </w:rPr>
-              <w:instrText>PAGEREF _Toc239691267 \h</w:instrText>
+              <w:instrText>PAGEREF _Toc239790267 \h</w:instrText>
             </w:r>
             <w:r>
               <w:rPr>
@@ -2128,7 +2128,7 @@
               <w14:ligatures w14:val="standardContextual"/>
             </w:rPr>
           </w:pPr>
-          <w:hyperlink w:anchor="_Toc239691268" w:history="1">
+          <w:hyperlink w:anchor="_Toc239790268" w:history="1">
             <w:r>
               <w:rPr>
                 <w:rStyle w:val="ad"/>
@@ -2174,7 +2174,7 @@
               <w:rPr>
                 <w:noProof/>
               </w:rPr>
-              <w:instrText>PAGEREF _Toc239691268 \h</w:instrText>
+              <w:instrText>PAGEREF _Toc239790268 \h</w:instrText>
             </w:r>
             <w:r>
               <w:rPr>
@@ -2225,7 +2225,7 @@
               <w14:ligatures w14:val="standardContextual"/>
             </w:rPr>
           </w:pPr>
-          <w:hyperlink w:anchor="_Toc239691269" w:history="1">
+          <w:hyperlink w:anchor="_Toc239790269" w:history="1">
             <w:r>
               <w:rPr>
                 <w:rStyle w:val="ad"/>
@@ -2271,7 +2271,7 @@
               <w:rPr>
                 <w:noProof/>
               </w:rPr>
-              <w:instrText>PAGEREF _Toc239691269 \h</w:instrText>
+              <w:instrText>PAGEREF _Toc239790269 \h</w:instrText>
             </w:r>
             <w:r>
               <w:rPr>
@@ -2322,7 +2322,7 @@
               <w14:ligatures w14:val="standardContextual"/>
             </w:rPr>
           </w:pPr>
-          <w:hyperlink w:anchor="_Toc239691270" w:history="1">
+          <w:hyperlink w:anchor="_Toc239790270" w:history="1">
             <w:r>
               <w:rPr>
                 <w:rStyle w:val="ad"/>
@@ -2368,7 +2368,7 @@
               <w:rPr>
                 <w:noProof/>
               </w:rPr>
-              <w:instrText>PAGEREF _Toc239691270 \h</w:instrText>
+              <w:instrText>PAGEREF _Toc239790270 \h</w:instrText>
             </w:r>
             <w:r>
               <w:rPr>
@@ -2419,7 +2419,7 @@
               <w14:ligatures w14:val="standardContextual"/>
             </w:rPr>
           </w:pPr>
-          <w:hyperlink w:anchor="_Toc239691271" w:history="1">
+          <w:hyperlink w:anchor="_Toc239790271" w:history="1">
             <w:r>
               <w:rPr>
                 <w:rStyle w:val="ad"/>
@@ -2465,7 +2465,7 @@
               <w:rPr>
                 <w:noProof/>
               </w:rPr>
-              <w:instrText>PAGEREF _Toc239691271 \h</w:instrText>
+              <w:instrText>PAGEREF _Toc239790271 \h</w:instrText>
             </w:r>
             <w:r>
               <w:rPr>
@@ -2516,7 +2516,7 @@
               <w14:ligatures w14:val="standardContextual"/>
             </w:rPr>
           </w:pPr>
-          <w:hyperlink w:anchor="_Toc239691272" w:history="1">
+          <w:hyperlink w:anchor="_Toc239790272" w:history="1">
             <w:r>
               <w:rPr>
                 <w:rStyle w:val="ad"/>
@@ -2562,7 +2562,7 @@
               <w:rPr>
                 <w:noProof/>
               </w:rPr>
-              <w:instrText>PAGEREF _Toc239691272 \h</w:instrText>
+              <w:instrText>PAGEREF _Toc239790272 \h</w:instrText>
             </w:r>
             <w:r>
               <w:rPr>
@@ -2613,7 +2613,7 @@
               <w14:ligatures w14:val="standardContextual"/>
             </w:rPr>
           </w:pPr>
-          <w:hyperlink w:anchor="_Toc239691273" w:history="1">
+          <w:hyperlink w:anchor="_Toc239790273" w:history="1">
             <w:r>
               <w:rPr>
                 <w:rStyle w:val="ad"/>
@@ -2659,7 +2659,7 @@
               <w:rPr>
                 <w:noProof/>
               </w:rPr>
-              <w:instrText>PAGEREF _Toc239691273 \h</w:instrText>
+              <w:instrText>PAGEREF _Toc239790273 \h</w:instrText>
             </w:r>
             <w:r>
               <w:rPr>
@@ -2710,7 +2710,7 @@
               <w14:ligatures w14:val="standardContextual"/>
             </w:rPr>
           </w:pPr>
-          <w:hyperlink w:anchor="_Toc239691274" w:history="1">
+          <w:hyperlink w:anchor="_Toc239790274" w:history="1">
             <w:r>
               <w:rPr>
                 <w:rStyle w:val="ad"/>
@@ -2756,7 +2756,7 @@
               <w:rPr>
                 <w:noProof/>
               </w:rPr>
-              <w:instrText>PAGEREF _Toc239691274 \h</w:instrText>
+              <w:instrText>PAGEREF _Toc239790274 \h</w:instrText>
             </w:r>
             <w:r>
               <w:rPr>
@@ -2807,7 +2807,7 @@
               <w14:ligatures w14:val="standardContextual"/>
             </w:rPr>
           </w:pPr>
-          <w:hyperlink w:anchor="_Toc239691275" w:history="1">
+          <w:hyperlink w:anchor="_Toc239790275" w:history="1">
             <w:r>
               <w:rPr>
                 <w:rStyle w:val="ad"/>
@@ -2853,7 +2853,7 @@
               <w:rPr>
                 <w:noProof/>
               </w:rPr>
-              <w:instrText>PAGEREF _Toc239691275 \h</w:instrText>
+              <w:instrText>PAGEREF _Toc239790275 \h</w:instrText>
             </w:r>
             <w:r>
               <w:rPr>
@@ -2904,7 +2904,7 @@
               <w14:ligatures w14:val="standardContextual"/>
             </w:rPr>
           </w:pPr>
-          <w:hyperlink w:anchor="_Toc239691276" w:history="1">
+          <w:hyperlink w:anchor="_Toc239790276" w:history="1">
             <w:r>
               <w:rPr>
                 <w:rStyle w:val="ad"/>
@@ -2950,7 +2950,7 @@
               <w:rPr>
                 <w:noProof/>
               </w:rPr>
-              <w:instrText>PAGEREF _Toc239691276 \h</w:instrText>
+              <w:instrText>PAGEREF _Toc239790276 \h</w:instrText>
             </w:r>
             <w:r>
               <w:rPr>
@@ -3001,7 +3001,7 @@
               <w14:ligatures w14:val="standardContextual"/>
             </w:rPr>
           </w:pPr>
-          <w:hyperlink w:anchor="_Toc239691277" w:history="1">
+          <w:hyperlink w:anchor="_Toc239790277" w:history="1">
             <w:r>
               <w:rPr>
                 <w:rStyle w:val="ad"/>
@@ -3047,7 +3047,7 @@
               <w:rPr>
                 <w:noProof/>
               </w:rPr>
-              <w:instrText>PAGEREF _Toc239691277 \h</w:instrText>
+              <w:instrText>PAGEREF _Toc239790277 \h</w:instrText>
             </w:r>
             <w:r>
               <w:rPr>
@@ -3098,7 +3098,7 @@
               <w14:ligatures w14:val="standardContextual"/>
             </w:rPr>
           </w:pPr>
-          <w:hyperlink w:anchor="_Toc239691278" w:history="1">
+          <w:hyperlink w:anchor="_Toc239790278" w:history="1">
             <w:r>
               <w:rPr>
                 <w:rStyle w:val="ad"/>
@@ -3144,7 +3144,7 @@
               <w:rPr>
                 <w:noProof/>
               </w:rPr>
-              <w:instrText>PAGEREF _Toc239691278 \h</w:instrText>
+              <w:instrText>PAGEREF _Toc239790278 \h</w:instrText>
             </w:r>
             <w:r>
               <w:rPr>
@@ -3197,7 +3197,7 @@
         <w:pStyle w:val="1"/>
         <w:spacing w:before="360" w:after="140"/>
       </w:pPr>
-      <w:bookmarkStart w:id="1" w:name="_Toc239691256"/>
+      <w:bookmarkStart w:id="1" w:name="_Toc239790256"/>
       <w:r>
         <w:rPr>
           <w:rFonts w:eastAsia="微软雅黑"/>
@@ -3228,7 +3228,7 @@
         <w:pStyle w:val="2"/>
         <w:spacing w:before="240" w:after="140"/>
       </w:pPr>
-      <w:bookmarkStart w:id="2" w:name="_Toc239691257"/>
+      <w:bookmarkStart w:id="2" w:name="_Toc239790257"/>
       <w:r>
         <w:rPr>
           <w:rFonts w:eastAsia="微软雅黑"/>
@@ -3291,7 +3291,7 @@
         <w:rPr>
           <w:rFonts w:eastAsia="微软雅黑"/>
         </w:rPr>
-        <w:t>分析、简历优化和模拟面试支持。学生上传简历并填写求职意向后，系统会解析学生技能、项目经历和偏好，从公开岗位信息中推荐合适机会，说明推荐原因，并根据目标岗位生成后续准备建议。</w:t>
+        <w:t>分析、简历优化和模拟面试支持。学生上传简历并填写求职意向后，系统会解析学生技能、项目经历和偏好，从公开岗位信息中推荐合适机会，说明推荐原因，并根据目标岗位生成简历改写建议、模拟面试题库和后续准备建议。</w:t>
       </w:r>
     </w:p>
     <w:p>
@@ -3302,7 +3302,7 @@
         <w:rPr>
           <w:rFonts w:eastAsia="微软雅黑"/>
         </w:rPr>
-        <w:t>本项目的核心价值不是简单地增加投递数量，而是帮助学生把有限时间投入到更值得申请的岗位上。系统通过规则筛选排除明显不适合的岗位，通过语义匹配和技能知识库解释匹配度与技能差距，再用受事实约束的生成模块改写简历要点并准备模拟面试问题。因此，学生能够更清楚地知道为什么申请某个岗位、应该如何修改材料，以及面试前需要重点准备什么。</w:t>
+        <w:t>本项目的核心价值不是简单地增加投递数量，而是帮助学生把有限时间投入到更值得申请的岗位上。系统通过规则筛选排除明显不适合的岗位，通过语义匹配和技能知识库解释匹配度与技能差距，再用受事实约束的生成模块改写简历要点，并生成模拟面试题库、作答记录和反馈建议。因此，学生能够更清楚地知道为什么申请某个岗位、应该如何修改材料，以及面试前需要重点准备什么。</w:t>
       </w:r>
     </w:p>
     <w:p>
@@ -3310,7 +3310,7 @@
         <w:pStyle w:val="2"/>
         <w:spacing w:before="240" w:after="140"/>
       </w:pPr>
-      <w:bookmarkStart w:id="3" w:name="_Toc239691258"/>
+      <w:bookmarkStart w:id="3" w:name="_Toc239790258"/>
       <w:r>
         <w:rPr>
           <w:rFonts w:eastAsia="微软雅黑"/>
@@ -3531,7 +3531,7 @@
                 <w:sz w:val="19"/>
                 <w:szCs w:val="19"/>
               </w:rPr>
-              <w:t>根据目标岗位生成模拟面试问题和准备建议，帮助学生完成从申请材料到面试准备的闭环。</w:t>
+              <w:t>根据目标岗位生成模拟面试题库、作答记录和反馈建议，帮助学生完成从申请材料到面试准备的闭环。</w:t>
             </w:r>
           </w:p>
         </w:tc>
@@ -3547,7 +3547,7 @@
         <w:pStyle w:val="1"/>
         <w:spacing w:before="360" w:after="140"/>
       </w:pPr>
-      <w:bookmarkStart w:id="4" w:name="_Toc239691259"/>
+      <w:bookmarkStart w:id="4" w:name="_Toc239790259"/>
       <w:r>
         <w:rPr>
           <w:rFonts w:eastAsia="微软雅黑"/>
@@ -3578,7 +3578,7 @@
         <w:pStyle w:val="2"/>
         <w:spacing w:before="240" w:after="140"/>
       </w:pPr>
-      <w:bookmarkStart w:id="5" w:name="_Toc239691260"/>
+      <w:bookmarkStart w:id="5" w:name="_Toc239790260"/>
       <w:r>
         <w:rPr>
           <w:rFonts w:eastAsia="微软雅黑"/>
@@ -3685,7 +3685,7 @@
         <w:pStyle w:val="2"/>
         <w:spacing w:before="240" w:after="140"/>
       </w:pPr>
-      <w:bookmarkStart w:id="6" w:name="_Toc239691261"/>
+      <w:bookmarkStart w:id="6" w:name="_Toc239790261"/>
       <w:r>
         <w:rPr>
           <w:rFonts w:eastAsia="微软雅黑"/>
@@ -3715,7 +3715,7 @@
         <w:pStyle w:val="2"/>
         <w:spacing w:before="240" w:after="140"/>
       </w:pPr>
-      <w:bookmarkStart w:id="7" w:name="_Toc239691262"/>
+      <w:bookmarkStart w:id="7" w:name="_Toc239790262"/>
       <w:r>
         <w:rPr>
           <w:rFonts w:eastAsia="微软雅黑"/>
@@ -3932,7 +3932,7 @@
         <w:rPr>
           <w:rFonts w:eastAsia="微软雅黑"/>
         </w:rPr>
-        <w:t>系统根据目标岗位的技能和职责，生成模拟面试问题与准备建议，帮助学生在修改简历后继续准备面试。</w:t>
+        <w:t>系统根据目标岗位的技能、职责和简历差距，生成模拟面试题库，并在前端提供录制作答、转写占位和逐题反馈原型，帮助学生在修改简历后继续准备面试。</w:t>
       </w:r>
     </w:p>
     <w:p>
@@ -3976,7 +3976,7 @@
         <w:rPr>
           <w:rFonts w:eastAsia="微软雅黑"/>
         </w:rPr>
-        <w:t>优化器生成每周申请计划：在尊重截止日期和声明时间预算的前提下，确定准备哪些目标以及按什么顺序准备。</w:t>
+        <w:t>系统在目标岗位页展示准备进度和基础申请计划建议：在参考截止日期和声明时间预算的前提下，提示先准备哪些目标以及下一步行动。</w:t>
       </w:r>
     </w:p>
     <w:p>
@@ -3989,7 +3989,7 @@
         <w:pStyle w:val="1"/>
         <w:spacing w:before="360" w:after="140"/>
       </w:pPr>
-      <w:bookmarkStart w:id="8" w:name="_Toc239691263"/>
+      <w:bookmarkStart w:id="8" w:name="_Toc239790263"/>
       <w:r>
         <w:rPr>
           <w:rFonts w:eastAsia="微软雅黑"/>
@@ -4020,7 +4020,7 @@
         <w:pStyle w:val="2"/>
         <w:spacing w:before="240" w:after="140"/>
       </w:pPr>
-      <w:bookmarkStart w:id="9" w:name="_Toc239691264"/>
+      <w:bookmarkStart w:id="9" w:name="_Toc239790264"/>
       <w:r>
         <w:rPr>
           <w:rFonts w:eastAsia="微软雅黑"/>
@@ -5939,7 +5939,7 @@
         <w:pStyle w:val="2"/>
         <w:spacing w:before="240" w:after="140"/>
       </w:pPr>
-      <w:bookmarkStart w:id="10" w:name="_Toc239691265"/>
+      <w:bookmarkStart w:id="10" w:name="_Toc239790265"/>
       <w:r>
         <w:rPr>
           <w:rFonts w:eastAsia="微软雅黑"/>
@@ -6004,7 +6004,7 @@
         <w:pStyle w:val="2"/>
         <w:spacing w:before="240" w:after="140"/>
       </w:pPr>
-      <w:bookmarkStart w:id="11" w:name="_Toc239691266"/>
+      <w:bookmarkStart w:id="11" w:name="_Toc239790266"/>
       <w:r>
         <w:rPr>
           <w:rFonts w:eastAsia="微软雅黑"/>
@@ -6077,7 +6077,7 @@
           <w:szCs w:val="22"/>
         </w:rPr>
       </w:pPr>
-      <w:bookmarkStart w:id="12" w:name="_Toc239691267"/>
+      <w:bookmarkStart w:id="12" w:name="_Toc239790267"/>
       <w:r>
         <w:rPr>
           <w:rFonts w:eastAsia="微软雅黑"/>
@@ -6228,7 +6228,7 @@
         <w:pStyle w:val="1"/>
         <w:spacing w:before="360" w:after="140"/>
       </w:pPr>
-      <w:bookmarkStart w:id="13" w:name="_Toc239691268"/>
+      <w:bookmarkStart w:id="13" w:name="_Toc239790268"/>
       <w:r>
         <w:rPr>
           <w:rFonts w:eastAsia="微软雅黑"/>
@@ -6259,7 +6259,7 @@
         <w:pStyle w:val="2"/>
         <w:spacing w:before="240" w:after="140"/>
       </w:pPr>
-      <w:bookmarkStart w:id="14" w:name="_Toc239691269"/>
+      <w:bookmarkStart w:id="14" w:name="_Toc239790269"/>
       <w:r>
         <w:rPr>
           <w:rFonts w:eastAsia="微软雅黑"/>
@@ -6352,7 +6352,7 @@
         <w:rPr>
           <w:rFonts w:eastAsia="微软雅黑"/>
         </w:rPr>
-        <w:t>分析、简历优化、技能差距解释、模拟面试和基础申请计划。</w:t>
+        <w:t>分析、简历优化、技能差距解释、视频模拟面试原型、目标岗位进度跟踪和基础申请计划建议。</w:t>
       </w:r>
     </w:p>
     <w:p>
@@ -7215,7 +7215,7 @@
                 <w:sz w:val="19"/>
                 <w:szCs w:val="19"/>
               </w:rPr>
-              <w:t>根据岗位技能、职责和简历内容生成模拟面试问题</w:t>
+              <w:t>根据岗位技能、职责和简历内容生成模拟面试题库，并提供录制作答、转写和点评的前端原型</w:t>
             </w:r>
           </w:p>
         </w:tc>
@@ -7239,7 +7239,7 @@
                 <w:sz w:val="19"/>
                 <w:szCs w:val="19"/>
               </w:rPr>
-              <w:t>帮助学生准备技术问题和行为问题</w:t>
+              <w:t>帮助学生准备技术问题、行为问题和面试表达</w:t>
             </w:r>
           </w:p>
         </w:tc>
@@ -7266,7 +7266,7 @@
                 <w:sz w:val="19"/>
                 <w:szCs w:val="19"/>
               </w:rPr>
-              <w:t>申请计划</w:t>
+              <w:t>申请进度与计划建议</w:t>
             </w:r>
           </w:p>
         </w:tc>
@@ -7291,7 +7291,7 @@
                 <w:sz w:val="19"/>
                 <w:szCs w:val="19"/>
               </w:rPr>
-              <w:t>根据时间预算和截止日期安排申请优先级</w:t>
+              <w:t>根据目标岗位状态、截止日期和时间预算提示下一步行动</w:t>
             </w:r>
           </w:p>
         </w:tc>
@@ -7316,7 +7316,23 @@
                 <w:sz w:val="19"/>
                 <w:szCs w:val="19"/>
               </w:rPr>
-              <w:t>作为优化推理示例</w:t>
+              <w:t>与当前</w:t>
+            </w:r>
+            <w:r>
+              <w:rPr>
+                <w:rFonts w:eastAsia="微软雅黑"/>
+                <w:sz w:val="19"/>
+                <w:szCs w:val="19"/>
+              </w:rPr>
+              <w:t xml:space="preserve"> demo </w:t>
+            </w:r>
+            <w:r>
+              <w:rPr>
+                <w:rFonts w:eastAsia="微软雅黑"/>
+                <w:sz w:val="19"/>
+                <w:szCs w:val="19"/>
+              </w:rPr>
+              <w:t>的目标岗位进度跟踪保持一致，可在后续扩展为优化算法</w:t>
             </w:r>
           </w:p>
         </w:tc>
@@ -7486,7 +7502,7 @@
         <w:pStyle w:val="2"/>
         <w:spacing w:before="240" w:after="140"/>
       </w:pPr>
-      <w:bookmarkStart w:id="15" w:name="_Toc239691270"/>
+      <w:bookmarkStart w:id="15" w:name="_Toc239790270"/>
       <w:r>
         <w:rPr>
           <w:rFonts w:eastAsia="微软雅黑"/>
@@ -7647,23 +7663,16 @@
                 <w:sz w:val="19"/>
                 <w:szCs w:val="19"/>
               </w:rPr>
-              <w:t>被主要平台服务条款禁止（第</w:t>
-            </w:r>
-            <w:r>
-              <w:rPr>
-                <w:rFonts w:eastAsia="微软雅黑"/>
-                <w:sz w:val="19"/>
-                <w:szCs w:val="19"/>
-              </w:rPr>
-              <w:t xml:space="preserve"> 4.2.2 </w:t>
-            </w:r>
-            <w:r>
-              <w:rPr>
-                <w:rFonts w:eastAsia="微软雅黑"/>
-                <w:sz w:val="19"/>
-                <w:szCs w:val="19"/>
-              </w:rPr>
-              <w:t>节），且不可逆行动不应在缺乏人工审阅时委托给自动化。系统生成完整申请包，由学生自行提交。这保留了全部实质收益，同时保持合规。</w:t>
+              <w:t>主要招聘平台通常限制自动化提交，且不可逆行动不应在缺乏人工审阅时委托给自动化。系统生成申请材料和岗位链接，由学生自行提交。这保留了主要实</w:t>
+            </w:r>
+            <w:r>
+              <w:rPr>
+                <w:rFonts w:eastAsia="微软雅黑"/>
+                <w:sz w:val="19"/>
+                <w:szCs w:val="19"/>
+              </w:rPr>
+              <w:lastRenderedPageBreak/>
+              <w:t>质收益，同时保持合规。</w:t>
             </w:r>
           </w:p>
         </w:tc>
@@ -7690,6 +7699,7 @@
                 <w:sz w:val="19"/>
                 <w:szCs w:val="19"/>
               </w:rPr>
+              <w:lastRenderedPageBreak/>
               <w:t>保证面试或</w:t>
             </w:r>
             <w:r>
@@ -7749,7 +7759,6 @@
                 <w:sz w:val="19"/>
                 <w:szCs w:val="19"/>
               </w:rPr>
-              <w:lastRenderedPageBreak/>
               <w:t>生成学生并不具备的经历</w:t>
             </w:r>
           </w:p>
@@ -7774,23 +7783,7 @@
                 <w:sz w:val="19"/>
                 <w:szCs w:val="19"/>
               </w:rPr>
-              <w:t>这是由事实一致性检查器强制执行并在目标</w:t>
-            </w:r>
-            <w:r>
-              <w:rPr>
-                <w:rFonts w:eastAsia="微软雅黑"/>
-                <w:sz w:val="19"/>
-                <w:szCs w:val="19"/>
-              </w:rPr>
-              <w:t xml:space="preserve"> G3 </w:t>
-            </w:r>
-            <w:r>
-              <w:rPr>
-                <w:rFonts w:eastAsia="微软雅黑"/>
-                <w:sz w:val="19"/>
-                <w:szCs w:val="19"/>
-              </w:rPr>
-              <w:t>下度量的硬设计约束。系统改进真实经历的表达方式；它不编造。</w:t>
+              <w:t>这是系统事实一致性检查器需要强制执行的硬设计约束。系统改进真实经历的表达方式；它不编造。</w:t>
             </w:r>
           </w:p>
         </w:tc>
@@ -7976,23 +7969,7 @@
                 <w:sz w:val="19"/>
                 <w:szCs w:val="19"/>
               </w:rPr>
-              <w:t>项目开始时没有结果标签。通过第</w:t>
-            </w:r>
-            <w:r>
-              <w:rPr>
-                <w:rFonts w:eastAsia="微软雅黑"/>
-                <w:sz w:val="19"/>
-                <w:szCs w:val="19"/>
-              </w:rPr>
-              <w:t xml:space="preserve"> 7.6 </w:t>
-            </w:r>
-            <w:r>
-              <w:rPr>
-                <w:rFonts w:eastAsia="微软雅黑"/>
-                <w:sz w:val="19"/>
-                <w:szCs w:val="19"/>
-              </w:rPr>
-              <w:t>节描述的代理标注策略处理。</w:t>
+              <w:t>项目开始时没有结果标签。本阶段通过团队人工标注和样例测试做初步评估，真实申请结果学习作为未来工作。</w:t>
             </w:r>
           </w:p>
         </w:tc>
@@ -8042,23 +8019,7 @@
                 <w:sz w:val="19"/>
                 <w:szCs w:val="19"/>
               </w:rPr>
-              <w:t>第</w:t>
-            </w:r>
-            <w:r>
-              <w:rPr>
-                <w:rFonts w:eastAsia="微软雅黑"/>
-                <w:sz w:val="19"/>
-                <w:szCs w:val="19"/>
-              </w:rPr>
-              <w:t xml:space="preserve"> 4.2.2 </w:t>
-            </w:r>
-            <w:r>
-              <w:rPr>
-                <w:rFonts w:eastAsia="微软雅黑"/>
-                <w:sz w:val="19"/>
-                <w:szCs w:val="19"/>
-              </w:rPr>
-              <w:t>节引用的条款禁止此行为。获取依赖开放数据集，以及对公司招聘页面进行小规模、限速、遵守</w:t>
+              <w:t>主要平台条款通常限制此类行为。获取依赖开放数据集，以及对公司招聘页面进行小规模、限速、遵守</w:t>
             </w:r>
             <w:r>
               <w:rPr>
@@ -8085,7 +8046,7 @@
         <w:pStyle w:val="2"/>
         <w:spacing w:before="240" w:after="140"/>
       </w:pPr>
-      <w:bookmarkStart w:id="16" w:name="_Toc239691271"/>
+      <w:bookmarkStart w:id="16" w:name="_Toc239790271"/>
       <w:r>
         <w:rPr>
           <w:rFonts w:eastAsia="微软雅黑"/>
@@ -8147,7 +8108,7 @@
         <w:rPr>
           <w:rFonts w:eastAsia="微软雅黑"/>
         </w:rPr>
-        <w:t>的简历优化和模拟面试。</w:t>
+        <w:t>的简历优化、视频模拟面试原型和目标岗位进度跟踪。</w:t>
       </w:r>
     </w:p>
     <w:p>
@@ -8248,7 +8209,7 @@
         <w:pStyle w:val="1"/>
         <w:spacing w:before="360" w:after="140"/>
       </w:pPr>
-      <w:bookmarkStart w:id="17" w:name="_Toc239691272"/>
+      <w:bookmarkStart w:id="17" w:name="_Toc239790272"/>
       <w:r>
         <w:rPr>
           <w:rFonts w:eastAsia="微软雅黑"/>
@@ -8814,7 +8775,7 @@
                 <w:sz w:val="19"/>
                 <w:szCs w:val="19"/>
               </w:rPr>
-              <w:t>模拟面试问题生成和面试准备建议</w:t>
+              <w:t>模拟面试题库、作答反馈和点评规则设计</w:t>
             </w:r>
           </w:p>
         </w:tc>
@@ -8932,7 +8893,7 @@
         <w:pStyle w:val="1"/>
         <w:spacing w:before="360" w:after="140"/>
       </w:pPr>
-      <w:bookmarkStart w:id="18" w:name="_Toc239691273"/>
+      <w:bookmarkStart w:id="18" w:name="_Toc239790273"/>
       <w:r>
         <w:rPr>
           <w:rFonts w:eastAsia="微软雅黑"/>
@@ -8963,7 +8924,7 @@
         <w:pStyle w:val="2"/>
         <w:spacing w:before="240" w:after="140"/>
       </w:pPr>
-      <w:bookmarkStart w:id="19" w:name="_Toc239691274"/>
+      <w:bookmarkStart w:id="19" w:name="_Toc239790274"/>
       <w:r>
         <w:rPr>
           <w:rFonts w:eastAsia="微软雅黑"/>
@@ -9032,7 +8993,7 @@
         <w:rPr>
           <w:rFonts w:eastAsia="微软雅黑"/>
         </w:rPr>
-        <w:t>给出简历优化建议和模拟面试问题；界面层向学生展示推荐岗位、匹配原因、简历修改建议和面试准备内容。</w:t>
+        <w:t>给出简历优化建议、模拟面试题库和反馈建议；界面层向学生展示推荐岗位、匹配原因、简历修改建议、面试准备内容和目标岗位进度。</w:t>
       </w:r>
     </w:p>
     <w:p>
@@ -9161,7 +9122,7 @@
         <w:pStyle w:val="2"/>
         <w:spacing w:before="240" w:after="140"/>
       </w:pPr>
-      <w:bookmarkStart w:id="20" w:name="_Toc239691275"/>
+      <w:bookmarkStart w:id="20" w:name="_Toc239790275"/>
       <w:r>
         <w:rPr>
           <w:rFonts w:eastAsia="微软雅黑"/>
@@ -9233,7 +9194,14 @@
         <w:rPr>
           <w:rFonts w:eastAsia="微软雅黑"/>
         </w:rPr>
-        <w:t>规则推理用于处理工作准证、学历、地点、截止日期等硬约束，因为这些条件不能简单地与相似度分数相互抵消。</w:t>
+        <w:t>规则推理用于处理工作准证、学历、地点、截止日期等硬约束，因为这些条件不能简单地与相似度分数相</w:t>
+      </w:r>
+      <w:r>
+        <w:rPr>
+          <w:rFonts w:eastAsia="微软雅黑"/>
+        </w:rPr>
+        <w:lastRenderedPageBreak/>
+        <w:t>互抵消。</w:t>
       </w:r>
     </w:p>
     <w:p>
@@ -9249,7 +9217,6 @@
           <w:sz w:val="19"/>
           <w:szCs w:val="19"/>
         </w:rPr>
-        <w:lastRenderedPageBreak/>
         <w:t>语义匹配和统计排序用于比较简历项目</w:t>
       </w:r>
       <w:r>
@@ -9351,7 +9318,7 @@
           <w:sz w:val="22"/>
           <w:szCs w:val="22"/>
         </w:rPr>
-        <w:t>改写和模拟面试问题生成，但输出需要受事实约束，避免虚构学生经历。</w:t>
+        <w:t>改写、模拟面试题库生成和反馈建议生成，但输出需要受事实约束，避免虚构学生经历。</w:t>
       </w:r>
     </w:p>
     <w:p>
@@ -9362,7 +9329,7 @@
         <w:rPr>
           <w:rFonts w:eastAsia="微软雅黑"/>
         </w:rPr>
-        <w:t>优化算法用于在有限每周时间预算、岗位截止日期和准备成本之间安排申请优先级。</w:t>
+        <w:t>基础计划逻辑用于结合目标岗位状态、岗位截止日期和每周时间预算，生成可解释的下一步准备建议。</w:t>
       </w:r>
     </w:p>
     <w:p>
@@ -9370,7 +9337,7 @@
         <w:pStyle w:val="2"/>
         <w:spacing w:before="240" w:after="140"/>
       </w:pPr>
-      <w:bookmarkStart w:id="21" w:name="_Toc239691276"/>
+      <w:bookmarkStart w:id="21" w:name="_Toc239790276"/>
       <w:r>
         <w:rPr>
           <w:rFonts w:eastAsia="微软雅黑"/>
@@ -9599,7 +9566,7 @@
                 <w:sz w:val="18"/>
                 <w:szCs w:val="18"/>
               </w:rPr>
-              <w:t>界面</w:t>
+              <w:t>前端界面</w:t>
             </w:r>
           </w:p>
         </w:tc>
@@ -9624,7 +9591,7 @@
                 <w:sz w:val="18"/>
                 <w:szCs w:val="18"/>
               </w:rPr>
-              <w:t>Streamlit</w:t>
+              <w:t>React / TypeScript / 单文件 HTML 原型</w:t>
             </w:r>
           </w:p>
         </w:tc>
@@ -9649,7 +9616,7 @@
                 <w:sz w:val="18"/>
                 <w:szCs w:val="18"/>
               </w:rPr>
-              <w:t>在工作量预算内提供可演示界面；</w:t>
+              <w:t>与当前</w:t>
             </w:r>
             <w:r>
               <w:rPr>
@@ -9657,7 +9624,7 @@
                 <w:sz w:val="18"/>
                 <w:szCs w:val="18"/>
               </w:rPr>
-              <w:t xml:space="preserve">React </w:t>
+              <w:t xml:space="preserve"> demo </w:t>
             </w:r>
             <w:r>
               <w:rPr>
@@ -9665,7 +9632,23 @@
                 <w:sz w:val="18"/>
                 <w:szCs w:val="18"/>
               </w:rPr>
-              <w:t>前端会消耗本应投入推理组件的时间</w:t>
+              <w:t>保持一致，支持多页面交互、岗位推荐、简历改写审阅、视频模拟面试和目标岗位进度展示；后续通过</w:t>
+            </w:r>
+            <w:r>
+              <w:rPr>
+                <w:rFonts w:eastAsia="微软雅黑"/>
+                <w:sz w:val="18"/>
+                <w:szCs w:val="18"/>
+              </w:rPr>
+              <w:t xml:space="preserve"> FastAPI </w:t>
+            </w:r>
+            <w:r>
+              <w:rPr>
+                <w:rFonts w:eastAsia="微软雅黑"/>
+                <w:sz w:val="18"/>
+                <w:szCs w:val="18"/>
+              </w:rPr>
+              <w:t>接入真实推理模块</w:t>
             </w:r>
           </w:p>
         </w:tc>
@@ -10288,7 +10271,7 @@
                 <w:sz w:val="18"/>
                 <w:szCs w:val="18"/>
               </w:rPr>
-              <w:t>优化</w:t>
+              <w:t>申请计划逻辑</w:t>
             </w:r>
           </w:p>
         </w:tc>
@@ -10312,7 +10295,7 @@
                 <w:sz w:val="18"/>
                 <w:szCs w:val="18"/>
               </w:rPr>
-              <w:t>DEAP</w:t>
+              <w:t>启发式排序 / 规则优先级</w:t>
             </w:r>
           </w:p>
         </w:tc>
@@ -10336,7 +10319,7 @@
                 <w:sz w:val="18"/>
                 <w:szCs w:val="18"/>
               </w:rPr>
-              <w:t>透明的</w:t>
+              <w:t>当前</w:t>
             </w:r>
             <w:r>
               <w:rPr>
@@ -10344,7 +10327,7 @@
                 <w:sz w:val="18"/>
                 <w:szCs w:val="18"/>
               </w:rPr>
-              <w:t xml:space="preserve"> GA </w:t>
+              <w:t xml:space="preserve"> demo </w:t>
             </w:r>
             <w:r>
               <w:rPr>
@@ -10352,7 +10335,7 @@
                 <w:sz w:val="18"/>
                 <w:szCs w:val="18"/>
               </w:rPr>
-              <w:t>数据结构，适合快速原型化算子</w:t>
+              <w:t>使用可解释规则安排下一步行动；遗传算法可作为后续扩展，不作为核心交付依赖</w:t>
             </w:r>
           </w:p>
         </w:tc>
@@ -10541,7 +10524,19 @@
         <w:rPr>
           <w:rFonts w:eastAsia="微软雅黑"/>
         </w:rPr>
-        <w:t>技术栈表保留如下，作为后续实现阶段的初步选型。</w:t>
+        <w:t>技术栈表保留如下，作为后续实现阶段的初步选型，并与当前前端</w:t>
+      </w:r>
+      <w:r>
+        <w:rPr>
+          <w:rFonts w:eastAsia="微软雅黑"/>
+        </w:rPr>
+        <w:t xml:space="preserve"> demo </w:t>
+      </w:r>
+      <w:r>
+        <w:rPr>
+          <w:rFonts w:eastAsia="微软雅黑"/>
+        </w:rPr>
+        <w:t>保持一致。</w:t>
       </w:r>
     </w:p>
     <w:p>
@@ -10554,7 +10549,7 @@
         <w:pStyle w:val="1"/>
         <w:spacing w:before="360" w:after="140"/>
       </w:pPr>
-      <w:bookmarkStart w:id="22" w:name="_Toc239691277"/>
+      <w:bookmarkStart w:id="22" w:name="_Toc239790277"/>
       <w:r>
         <w:rPr>
           <w:rFonts w:eastAsia="微软雅黑"/>
@@ -11331,23 +11326,23 @@
                 <w:sz w:val="19"/>
                 <w:szCs w:val="19"/>
               </w:rPr>
-              <w:t>遗传优化器；代理编排；</w:t>
-            </w:r>
-            <w:r>
-              <w:rPr>
-                <w:rFonts w:eastAsia="微软雅黑"/>
-                <w:sz w:val="19"/>
-                <w:szCs w:val="19"/>
-              </w:rPr>
-              <w:t xml:space="preserve">Streamlit </w:t>
-            </w:r>
-            <w:r>
-              <w:rPr>
-                <w:rFonts w:eastAsia="微软雅黑"/>
-                <w:sz w:val="19"/>
-                <w:szCs w:val="19"/>
-              </w:rPr>
-              <w:t>界面；可演示系统</w:t>
+              <w:t>目标岗位进度跟踪；前端界面；后端</w:t>
+            </w:r>
+            <w:r>
+              <w:rPr>
+                <w:rFonts w:eastAsia="微软雅黑"/>
+                <w:sz w:val="19"/>
+                <w:szCs w:val="19"/>
+              </w:rPr>
+              <w:t xml:space="preserve"> API </w:t>
+            </w:r>
+            <w:r>
+              <w:rPr>
+                <w:rFonts w:eastAsia="微软雅黑"/>
+                <w:sz w:val="19"/>
+                <w:szCs w:val="19"/>
+              </w:rPr>
+              <w:t>编排；可演示系统</w:t>
             </w:r>
           </w:p>
         </w:tc>
@@ -11573,7 +11568,7 @@
         <w:pStyle w:val="1"/>
         <w:spacing w:before="360" w:after="140"/>
       </w:pPr>
-      <w:bookmarkStart w:id="23" w:name="_Toc239691278"/>
+      <w:bookmarkStart w:id="23" w:name="_Toc239790278"/>
       <w:r>
         <w:rPr>
           <w:rFonts w:eastAsia="微软雅黑"/>
@@ -12240,40 +12235,41 @@
                 <w:sz w:val="18"/>
                 <w:szCs w:val="18"/>
               </w:rPr>
-              <w:t xml:space="preserve">DEAP </w:t>
-            </w:r>
+              <w:t>基础申请计划规则</w:t>
+            </w:r>
+          </w:p>
+        </w:tc>
+        <w:tc>
+          <w:tcPr>
+            <w:tcW w:w="1900" w:type="dxa"/>
+            <w:shd w:val="clear" w:color="auto" w:fill="F2F2F2"/>
+            <w:tcMar>
+              <w:top w:w="60" w:type="dxa"/>
+              <w:left w:w="90" w:type="dxa"/>
+              <w:bottom w:w="60" w:type="dxa"/>
+              <w:right w:w="90" w:type="dxa"/>
+            </w:tcMar>
+          </w:tcPr>
+          <w:p>
+            <w:pPr>
+              <w:spacing w:after="40"/>
+            </w:pPr>
             <w:r>
               <w:rPr>
                 <w:rFonts w:eastAsia="微软雅黑"/>
                 <w:sz w:val="18"/>
                 <w:szCs w:val="18"/>
               </w:rPr>
-              <w:t>遗传算法优化器</w:t>
-            </w:r>
-          </w:p>
-        </w:tc>
-        <w:tc>
-          <w:tcPr>
-            <w:tcW w:w="1900" w:type="dxa"/>
-            <w:shd w:val="clear" w:color="auto" w:fill="F2F2F2"/>
-            <w:tcMar>
-              <w:top w:w="60" w:type="dxa"/>
-              <w:left w:w="90" w:type="dxa"/>
-              <w:bottom w:w="60" w:type="dxa"/>
-              <w:right w:w="90" w:type="dxa"/>
-            </w:tcMar>
-          </w:tcPr>
-          <w:p>
-            <w:pPr>
-              <w:spacing w:after="40"/>
-            </w:pPr>
+              <w:t>将目标岗位进度、截止日期和时间预算形成下一步行动建议，并由团</w:t>
+            </w:r>
             <w:r>
               <w:rPr>
                 <w:rFonts w:eastAsia="微软雅黑"/>
                 <w:sz w:val="18"/>
                 <w:szCs w:val="18"/>
               </w:rPr>
-              <w:t>将优化器生成的申请计划与简单按分数排序的计划比较，检查其是否</w:t>
+              <w:lastRenderedPageBreak/>
+              <w:t>队检查建议是否符合</w:t>
             </w:r>
             <w:r>
               <w:rPr>
@@ -12281,8 +12277,15 @@
                 <w:sz w:val="18"/>
                 <w:szCs w:val="18"/>
               </w:rPr>
-              <w:lastRenderedPageBreak/>
-              <w:t>合理考虑时间预算、准备成本和截止日期。</w:t>
+              <w:t xml:space="preserve"> demo </w:t>
+            </w:r>
+            <w:r>
+              <w:rPr>
+                <w:rFonts w:eastAsia="微软雅黑"/>
+                <w:sz w:val="18"/>
+                <w:szCs w:val="18"/>
+              </w:rPr>
+              <w:t>流程。</w:t>
             </w:r>
           </w:p>
         </w:tc>
@@ -12308,7 +12311,7 @@
                 <w:szCs w:val="18"/>
               </w:rPr>
               <w:lastRenderedPageBreak/>
-              <w:t>评估申请计划模块的可用性。</w:t>
+              <w:t>评估申请计划与目标岗位跟踪模块的可用性。</w:t>
             </w:r>
           </w:p>
         </w:tc>
@@ -12334,7 +12337,7 @@
                 <w:sz w:val="18"/>
                 <w:szCs w:val="18"/>
               </w:rPr>
-              <w:t>模拟面试生成模块</w:t>
+              <w:t>视频模拟面试原型</w:t>
             </w:r>
           </w:p>
         </w:tc>
@@ -12374,7 +12377,7 @@
                 <w:sz w:val="18"/>
                 <w:szCs w:val="18"/>
               </w:rPr>
-              <w:t>、岗位技能和简历内容生成问题，由团队检查问题是否贴合岗位且不偏离学生背景。</w:t>
+              <w:t>、岗位技能和简历内容生成题库、作答记录和反馈建议，由团队检查内容是否贴合岗位且不偏离学生背景。</w:t>
             </w:r>
           </w:p>
         </w:tc>
@@ -12398,7 +12401,7 @@
                 <w:sz w:val="18"/>
                 <w:szCs w:val="18"/>
               </w:rPr>
-              <w:t>评估面试准备内容是否实用。</w:t>
+              <w:t>评估面试准备与反馈内容是否实用。</w:t>
             </w:r>
           </w:p>
         </w:tc>

--- a/IRS-Project-Proposal-V1-CN.docx
+++ b/IRS-Project-Proposal-V1-CN.docx
@@ -1,6 +1,6 @@
 
 <file path=word/document.xml><?xml version="1.0" encoding="utf-8"?>
-<w:document xmlns:wpc="http://schemas.microsoft.com/office/word/2010/wordprocessingCanvas" xmlns:cx="http://schemas.microsoft.com/office/drawing/2014/chartex" xmlns:cx1="http://schemas.microsoft.com/office/drawing/2015/9/8/chartex" xmlns:cx2="http://schemas.microsoft.com/office/drawing/2015/10/21/chartex" xmlns:cx3="http://schemas.microsoft.com/office/drawing/2016/5/9/chartex" xmlns:cx4="http://schemas.microsoft.com/office/drawing/2016/5/10/chartex" xmlns:cx5="http://schemas.microsoft.com/office/drawing/2016/5/11/chartex" xmlns:cx6="http://schemas.microsoft.com/office/drawing/2016/5/12/chartex" xmlns:cx7="http://schemas.microsoft.com/office/drawing/2016/5/13/chartex" xmlns:cx8="http://schemas.microsoft.com/office/drawing/2016/5/14/chartex" xmlns:mc="http://schemas.openxmlformats.org/markup-compatibility/2006" xmlns:aink="http://schemas.microsoft.com/office/drawing/2016/ink" xmlns:am3d="http://schemas.microsoft.com/office/drawing/2017/model3d" xmlns:o="urn:schemas-microsoft-com:office:office" xmlns:oel="http://schemas.microsoft.com/office/2019/extlst" xmlns:r="http://schemas.openxmlformats.org/officeDocument/2006/relationships" xmlns:m="http://schemas.openxmlformats.org/officeDocument/2006/math" xmlns:v="urn:schemas-microsoft-com:vml" xmlns:wp14="http://schemas.microsoft.com/office/word/2010/wordprocessingDrawing" xmlns:wp="http://schemas.openxmlformats.org/drawingml/2006/wordprocessingDrawing" xmlns:w10="urn:schemas-microsoft-com:office:word" xmlns:w="http://schemas.openxmlformats.org/wordprocessingml/2006/main" xmlns:w14="http://schemas.microsoft.com/office/word/2010/wordml" xmlns:w15="http://schemas.microsoft.com/office/word/2012/wordml" xmlns:w16cex="http://schemas.microsoft.com/office/word/2018/wordml/cex" xmlns:w16cid="http://schemas.microsoft.com/office/word/2016/wordml/cid" xmlns:w16="http://schemas.microsoft.com/office/word/2018/wordml" xmlns:w16sdtdh="http://schemas.microsoft.com/office/word/2020/wordml/sdtdatahash" xmlns:w16se="http://schemas.microsoft.com/office/word/2015/wordml/symex" xmlns:wpg="http://schemas.microsoft.com/office/word/2010/wordprocessingGroup" xmlns:wpi="http://schemas.microsoft.com/office/word/2010/wordprocessingInk" xmlns:wne="http://schemas.microsoft.com/office/word/2006/wordml" xmlns:wps="http://schemas.microsoft.com/office/word/2010/wordprocessingShape" mc:Ignorable="w14 w15 w16se w16cid w16 w16cex w16sdtdh wp14">
+<w:document xmlns:wpc="http://schemas.microsoft.com/office/word/2010/wordprocessingCanvas" xmlns:cx="http://schemas.microsoft.com/office/drawing/2014/chartex" xmlns:cx1="http://schemas.microsoft.com/office/drawing/2015/9/8/chartex" xmlns:cx2="http://schemas.microsoft.com/office/drawing/2015/10/21/chartex" xmlns:cx3="http://schemas.microsoft.com/office/drawing/2016/5/9/chartex" xmlns:cx4="http://schemas.microsoft.com/office/drawing/2016/5/10/chartex" xmlns:cx5="http://schemas.microsoft.com/office/drawing/2016/5/11/chartex" xmlns:cx6="http://schemas.microsoft.com/office/drawing/2016/5/12/chartex" xmlns:cx7="http://schemas.microsoft.com/office/drawing/2016/5/13/chartex" xmlns:cx8="http://schemas.microsoft.com/office/drawing/2016/5/14/chartex" xmlns:mc="http://schemas.openxmlformats.org/markup-compatibility/2006" xmlns:aink="http://schemas.microsoft.com/office/drawing/2016/ink" xmlns:am3d="http://schemas.microsoft.com/office/drawing/2017/model3d" xmlns:o="urn:schemas-microsoft-com:office:office" xmlns:oel="http://schemas.microsoft.com/office/2019/extlst" xmlns:r="http://schemas.openxmlformats.org/officeDocument/2006/relationships" xmlns:m="http://schemas.openxmlformats.org/officeDocument/2006/math" xmlns:v="urn:schemas-microsoft-com:vml" xmlns:wp14="http://schemas.microsoft.com/office/word/2010/wordprocessingDrawing" xmlns:wp="http://schemas.openxmlformats.org/drawingml/2006/wordprocessingDrawing" xmlns:w10="urn:schemas-microsoft-com:office:word" xmlns:w="http://schemas.openxmlformats.org/wordprocessingml/2006/main" xmlns:w14="http://schemas.microsoft.com/office/word/2010/wordml" xmlns:w15="http://schemas.microsoft.com/office/word/2012/wordml" xmlns:w16cex="http://schemas.microsoft.com/office/word/2018/wordml/cex" xmlns:w16cid="http://schemas.microsoft.com/office/word/2016/wordml/cid" xmlns:w16="http://schemas.microsoft.com/office/word/2018/wordml" xmlns:w16du="http://schemas.microsoft.com/office/word/2023/wordml/word16du" xmlns:w16sdtdh="http://schemas.microsoft.com/office/word/2020/wordml/sdtdatahash" xmlns:w16sdtfl="http://schemas.microsoft.com/office/word/2024/wordml/sdtformatlock" xmlns:w16se="http://schemas.microsoft.com/office/word/2015/wordml/symex" xmlns:wpg="http://schemas.microsoft.com/office/word/2010/wordprocessingGroup" xmlns:wpi="http://schemas.microsoft.com/office/word/2010/wordprocessingInk" xmlns:wne="http://schemas.microsoft.com/office/word/2006/wordml" xmlns:wps="http://schemas.microsoft.com/office/word/2010/wordprocessingShape" mc:Ignorable="w14 w15 w16se w16cid w16 w16cex w16sdtdh w16sdtfl w16du wp14">
   <w:body>
     <w:p>
       <w:pPr>
@@ -38,8 +38,9 @@
           <w:sz w:val="24"/>
           <w:szCs w:val="24"/>
         </w:rPr>
-        <w:t>实践模块</w:t>
-      </w:r>
+        <w:t>实践</w:t>
+      </w:r>
+      <w:proofErr w:type="gramStart"/>
       <w:r>
         <w:rPr>
           <w:rFonts w:eastAsia="微软雅黑"/>
@@ -47,8 +48,18 @@
           <w:sz w:val="24"/>
           <w:szCs w:val="24"/>
         </w:rPr>
+        <w:t>模块</w:t>
+      </w:r>
+      <w:r>
+        <w:rPr>
+          <w:rFonts w:eastAsia="微软雅黑"/>
+          <w:color w:val="595959"/>
+          <w:sz w:val="24"/>
+          <w:szCs w:val="24"/>
+        </w:rPr>
         <w:t xml:space="preserve"> — </w:t>
       </w:r>
+      <w:proofErr w:type="gramEnd"/>
       <w:r>
         <w:rPr>
           <w:rFonts w:eastAsia="微软雅黑"/>
@@ -73,8 +84,21 @@
           <w:sz w:val="56"/>
           <w:szCs w:val="56"/>
         </w:rPr>
-        <w:t>IT CareerPilot</w:t>
-      </w:r>
+        <w:t xml:space="preserve">IT </w:t>
+      </w:r>
+      <w:proofErr w:type="spellStart"/>
+      <w:r>
+        <w:rPr>
+          <w:rFonts w:eastAsia="微软雅黑"/>
+          <w:b/>
+          <w:bCs/>
+          <w:color w:val="1F3864"/>
+          <w:sz w:val="56"/>
+          <w:szCs w:val="56"/>
+        </w:rPr>
+        <w:t>CareerPilot</w:t>
+      </w:r>
+      <w:proofErr w:type="spellEnd"/>
     </w:p>
     <w:p>
       <w:pPr>
@@ -249,23 +273,25 @@
                 <w:sz w:val="20"/>
                 <w:szCs w:val="20"/>
               </w:rPr>
-              <w:t>IT CareerPilot</w:t>
-            </w:r>
+              <w:t xml:space="preserve">IT </w:t>
+            </w:r>
+            <w:proofErr w:type="spellStart"/>
             <w:r>
               <w:rPr>
                 <w:rFonts w:eastAsia="微软雅黑"/>
                 <w:sz w:val="20"/>
                 <w:szCs w:val="20"/>
               </w:rPr>
-              <w:t>：面向</w:t>
-            </w:r>
+              <w:t>CareerPilot</w:t>
+            </w:r>
+            <w:proofErr w:type="spellEnd"/>
             <w:r>
               <w:rPr>
                 <w:rFonts w:eastAsia="微软雅黑"/>
                 <w:sz w:val="20"/>
                 <w:szCs w:val="20"/>
               </w:rPr>
-              <w:t xml:space="preserve"> IT </w:t>
+              <w:t>：面向</w:t>
             </w:r>
             <w:r>
               <w:rPr>
@@ -273,6 +299,14 @@
                 <w:sz w:val="20"/>
                 <w:szCs w:val="20"/>
               </w:rPr>
+              <w:t xml:space="preserve"> IT </w:t>
+            </w:r>
+            <w:r>
+              <w:rPr>
+                <w:rFonts w:eastAsia="微软雅黑"/>
+                <w:sz w:val="20"/>
+                <w:szCs w:val="20"/>
+              </w:rPr>
               <w:t>学生实习与毕业求职的可解释混合推理系统</w:t>
             </w:r>
           </w:p>
@@ -333,15 +367,16 @@
                 <w:sz w:val="20"/>
                 <w:szCs w:val="20"/>
               </w:rPr>
-              <w:t>待填写</w:t>
-            </w:r>
+              <w:t>待</w:t>
+            </w:r>
+            <w:proofErr w:type="gramStart"/>
             <w:r>
               <w:rPr>
                 <w:rFonts w:eastAsia="微软雅黑"/>
                 <w:sz w:val="20"/>
                 <w:szCs w:val="20"/>
               </w:rPr>
-              <w:t xml:space="preserve"> — </w:t>
+              <w:t>填写</w:t>
             </w:r>
             <w:r>
               <w:rPr>
@@ -349,15 +384,16 @@
                 <w:sz w:val="20"/>
                 <w:szCs w:val="20"/>
               </w:rPr>
-              <w:t>以</w:t>
-            </w:r>
+              <w:t xml:space="preserve"> — </w:t>
+            </w:r>
+            <w:proofErr w:type="gramEnd"/>
             <w:r>
               <w:rPr>
                 <w:rFonts w:eastAsia="微软雅黑"/>
                 <w:sz w:val="20"/>
                 <w:szCs w:val="20"/>
               </w:rPr>
-              <w:t xml:space="preserve"> Canvas </w:t>
+              <w:t>以</w:t>
             </w:r>
             <w:r>
               <w:rPr>
@@ -365,7 +401,7 @@
                 <w:sz w:val="20"/>
                 <w:szCs w:val="20"/>
               </w:rPr>
-              <w:t>注册信息为准</w:t>
+              <w:t xml:space="preserve"> Canvas </w:t>
             </w:r>
             <w:r>
               <w:rPr>
@@ -373,6 +409,14 @@
                 <w:sz w:val="20"/>
                 <w:szCs w:val="20"/>
               </w:rPr>
+              <w:t>注册信息为准</w:t>
+            </w:r>
+            <w:r>
+              <w:rPr>
+                <w:rFonts w:eastAsia="微软雅黑"/>
+                <w:sz w:val="20"/>
+                <w:szCs w:val="20"/>
+              </w:rPr>
               <w:t>]</w:t>
             </w:r>
           </w:p>
@@ -439,8 +483,18 @@
                 <w:sz w:val="20"/>
                 <w:szCs w:val="20"/>
               </w:rPr>
-              <w:t>Student ID / Masked NRIC] × 5</w:t>
-            </w:r>
+              <w:t xml:space="preserve">Student ID / Masked NRIC] </w:t>
+            </w:r>
+            <w:proofErr w:type="gramStart"/>
+            <w:r>
+              <w:rPr>
+                <w:rFonts w:eastAsia="微软雅黑"/>
+                <w:sz w:val="20"/>
+                <w:szCs w:val="20"/>
+              </w:rPr>
+              <w:t>× 5</w:t>
+            </w:r>
+            <w:proofErr w:type="gramEnd"/>
           </w:p>
         </w:tc>
       </w:tr>
@@ -611,6 +665,7 @@
               </w:rPr>
               <w:t xml:space="preserve">2026 </w:t>
             </w:r>
+            <w:proofErr w:type="gramStart"/>
             <w:r>
               <w:rPr>
                 <w:rFonts w:eastAsia="微软雅黑"/>
@@ -627,6 +682,7 @@
               </w:rPr>
               <w:t xml:space="preserve"> 9 </w:t>
             </w:r>
+            <w:proofErr w:type="gramEnd"/>
             <w:r>
               <w:rPr>
                 <w:rFonts w:eastAsia="微软雅黑"/>
@@ -641,15 +697,16 @@
                 <w:sz w:val="20"/>
                 <w:szCs w:val="20"/>
               </w:rPr>
-              <w:t xml:space="preserve"> 13 </w:t>
-            </w:r>
+              <w:t xml:space="preserve"> </w:t>
+            </w:r>
+            <w:proofErr w:type="gramStart"/>
             <w:r>
               <w:rPr>
                 <w:rFonts w:eastAsia="微软雅黑"/>
                 <w:sz w:val="20"/>
                 <w:szCs w:val="20"/>
               </w:rPr>
-              <w:t>日，</w:t>
+              <w:t xml:space="preserve">13 </w:t>
             </w:r>
             <w:r>
               <w:rPr>
@@ -657,6 +714,23 @@
                 <w:sz w:val="20"/>
                 <w:szCs w:val="20"/>
               </w:rPr>
+              <w:t>日</w:t>
+            </w:r>
+            <w:proofErr w:type="gramEnd"/>
+            <w:r>
+              <w:rPr>
+                <w:rFonts w:eastAsia="微软雅黑"/>
+                <w:sz w:val="20"/>
+                <w:szCs w:val="20"/>
+              </w:rPr>
+              <w:t>，</w:t>
+            </w:r>
+            <w:r>
+              <w:rPr>
+                <w:rFonts w:eastAsia="微软雅黑"/>
+                <w:sz w:val="20"/>
+                <w:szCs w:val="20"/>
+              </w:rPr>
               <w:t>23:59</w:t>
             </w:r>
           </w:p>
@@ -709,6 +783,7 @@
               </w:rPr>
               <w:t xml:space="preserve">2026 </w:t>
             </w:r>
+            <w:proofErr w:type="gramStart"/>
             <w:r>
               <w:rPr>
                 <w:rFonts w:eastAsia="微软雅黑"/>
@@ -725,6 +800,7 @@
               </w:rPr>
               <w:t xml:space="preserve"> 10 </w:t>
             </w:r>
+            <w:proofErr w:type="gramEnd"/>
             <w:r>
               <w:rPr>
                 <w:rFonts w:eastAsia="微软雅黑"/>
@@ -739,15 +815,33 @@
                 <w:sz w:val="20"/>
                 <w:szCs w:val="20"/>
               </w:rPr>
-              <w:t xml:space="preserve"> 25 </w:t>
-            </w:r>
+              <w:t xml:space="preserve"> </w:t>
+            </w:r>
+            <w:proofErr w:type="gramStart"/>
             <w:r>
               <w:rPr>
                 <w:rFonts w:eastAsia="微软雅黑"/>
                 <w:sz w:val="20"/>
                 <w:szCs w:val="20"/>
               </w:rPr>
-              <w:t>日，</w:t>
+              <w:t xml:space="preserve">25 </w:t>
+            </w:r>
+            <w:r>
+              <w:rPr>
+                <w:rFonts w:eastAsia="微软雅黑"/>
+                <w:sz w:val="20"/>
+                <w:szCs w:val="20"/>
+              </w:rPr>
+              <w:t>日</w:t>
+            </w:r>
+            <w:proofErr w:type="gramEnd"/>
+            <w:r>
+              <w:rPr>
+                <w:rFonts w:eastAsia="微软雅黑"/>
+                <w:sz w:val="20"/>
+                <w:szCs w:val="20"/>
+              </w:rPr>
+              <w:t>，</w:t>
             </w:r>
             <w:r>
               <w:rPr>
@@ -771,7 +865,7 @@
         <w:pStyle w:val="1"/>
         <w:spacing w:before="360" w:after="140"/>
       </w:pPr>
-      <w:bookmarkStart w:id="0" w:name="_Toc239790255"/>
+      <w:bookmarkStart w:id="0" w:name="_Toc239856084"/>
       <w:r>
         <w:rPr>
           <w:rFonts w:eastAsia="微软雅黑"/>
@@ -791,7 +885,6 @@
         <w:alias w:val="Contents"/>
         <w:id w:val="820235994"/>
       </w:sdtPr>
-      <w:sdtEndPr/>
       <w:sdtContent>
         <w:p>
           <w:pPr>
@@ -800,7 +893,7 @@
               <w:tab w:val="right" w:leader="dot" w:pos="9736"/>
             </w:tabs>
             <w:rPr>
-              <w:rFonts w:asciiTheme="minorHAnsi" w:hAnsiTheme="minorHAnsi" w:cstheme="minorBidi" w:hint="eastAsia"/>
+              <w:rFonts w:asciiTheme="minorHAnsi" w:hAnsiTheme="minorHAnsi" w:cstheme="minorBidi"/>
               <w:noProof/>
               <w:kern w:val="2"/>
               <w:sz w:val="22"/>
@@ -817,11 +910,11 @@
           <w:r>
             <w:fldChar w:fldCharType="separate"/>
           </w:r>
-          <w:hyperlink w:anchor="_Toc239790255" w:history="1">
+          <w:hyperlink w:anchor="_Toc239856084" w:history="1">
             <w:r>
               <w:rPr>
                 <w:rStyle w:val="ad"/>
-                <w:rFonts w:eastAsia="微软雅黑" w:hint="eastAsia"/>
+                <w:rFonts w:eastAsia="微软雅黑"/>
                 <w:b/>
                 <w:bCs/>
                 <w:noProof/>
@@ -830,41 +923,24 @@
             </w:r>
             <w:r>
               <w:rPr>
-                <w:rFonts w:hint="eastAsia"/>
                 <w:noProof/>
               </w:rPr>
               <w:tab/>
             </w:r>
             <w:r>
               <w:rPr>
-                <w:rFonts w:hint="eastAsia"/>
                 <w:noProof/>
               </w:rPr>
               <w:fldChar w:fldCharType="begin"/>
             </w:r>
             <w:r>
               <w:rPr>
-                <w:rFonts w:hint="eastAsia"/>
-                <w:noProof/>
-              </w:rPr>
-              <w:instrText xml:space="preserve"> </w:instrText>
-            </w:r>
-            <w:r>
-              <w:rPr>
-                <w:noProof/>
-              </w:rPr>
-              <w:instrText>PAGEREF _Toc239790255 \h</w:instrText>
-            </w:r>
-            <w:r>
-              <w:rPr>
-                <w:rFonts w:hint="eastAsia"/>
-                <w:noProof/>
-              </w:rPr>
-              <w:instrText xml:space="preserve"> </w:instrText>
-            </w:r>
-            <w:r>
-              <w:rPr>
-                <w:rFonts w:hint="eastAsia"/>
+                <w:noProof/>
+              </w:rPr>
+              <w:instrText xml:space="preserve"> PAGEREF _Toc239856084 \h </w:instrText>
+            </w:r>
+            <w:r>
+              <w:rPr>
                 <w:noProof/>
               </w:rPr>
             </w:r>
@@ -882,7 +958,6 @@
             </w:r>
             <w:r>
               <w:rPr>
-                <w:rFonts w:hint="eastAsia"/>
                 <w:noProof/>
               </w:rPr>
               <w:fldChar w:fldCharType="end"/>
@@ -896,7 +971,7 @@
               <w:tab w:val="right" w:leader="dot" w:pos="9736"/>
             </w:tabs>
             <w:rPr>
-              <w:rFonts w:asciiTheme="minorHAnsi" w:hAnsiTheme="minorHAnsi" w:cstheme="minorBidi" w:hint="eastAsia"/>
+              <w:rFonts w:asciiTheme="minorHAnsi" w:hAnsiTheme="minorHAnsi" w:cstheme="minorBidi"/>
               <w:noProof/>
               <w:kern w:val="2"/>
               <w:sz w:val="22"/>
@@ -904,11 +979,11 @@
               <w14:ligatures w14:val="standardContextual"/>
             </w:rPr>
           </w:pPr>
-          <w:hyperlink w:anchor="_Toc239790256" w:history="1">
+          <w:hyperlink w:anchor="_Toc239856085" w:history="1">
             <w:r>
               <w:rPr>
                 <w:rStyle w:val="ad"/>
-                <w:rFonts w:eastAsia="微软雅黑" w:hint="eastAsia"/>
+                <w:rFonts w:eastAsia="微软雅黑"/>
                 <w:b/>
                 <w:bCs/>
                 <w:noProof/>
@@ -918,7 +993,7 @@
             <w:r>
               <w:rPr>
                 <w:rStyle w:val="ad"/>
-                <w:rFonts w:eastAsia="微软雅黑" w:hint="eastAsia"/>
+                <w:rFonts w:eastAsia="微软雅黑"/>
                 <w:b/>
                 <w:bCs/>
                 <w:noProof/>
@@ -927,41 +1002,24 @@
             </w:r>
             <w:r>
               <w:rPr>
-                <w:rFonts w:hint="eastAsia"/>
                 <w:noProof/>
               </w:rPr>
               <w:tab/>
             </w:r>
             <w:r>
               <w:rPr>
-                <w:rFonts w:hint="eastAsia"/>
                 <w:noProof/>
               </w:rPr>
               <w:fldChar w:fldCharType="begin"/>
             </w:r>
             <w:r>
               <w:rPr>
-                <w:rFonts w:hint="eastAsia"/>
-                <w:noProof/>
-              </w:rPr>
-              <w:instrText xml:space="preserve"> </w:instrText>
-            </w:r>
-            <w:r>
-              <w:rPr>
-                <w:noProof/>
-              </w:rPr>
-              <w:instrText>PAGEREF _Toc239790256 \h</w:instrText>
-            </w:r>
-            <w:r>
-              <w:rPr>
-                <w:rFonts w:hint="eastAsia"/>
-                <w:noProof/>
-              </w:rPr>
-              <w:instrText xml:space="preserve"> </w:instrText>
-            </w:r>
-            <w:r>
-              <w:rPr>
-                <w:rFonts w:hint="eastAsia"/>
+                <w:noProof/>
+              </w:rPr>
+              <w:instrText xml:space="preserve"> PAGEREF _Toc239856085 \h </w:instrText>
+            </w:r>
+            <w:r>
+              <w:rPr>
                 <w:noProof/>
               </w:rPr>
             </w:r>
@@ -979,7 +1037,6 @@
             </w:r>
             <w:r>
               <w:rPr>
-                <w:rFonts w:hint="eastAsia"/>
                 <w:noProof/>
               </w:rPr>
               <w:fldChar w:fldCharType="end"/>
@@ -993,7 +1050,7 @@
               <w:tab w:val="right" w:leader="dot" w:pos="9736"/>
             </w:tabs>
             <w:rPr>
-              <w:rFonts w:asciiTheme="minorHAnsi" w:hAnsiTheme="minorHAnsi" w:cstheme="minorBidi" w:hint="eastAsia"/>
+              <w:rFonts w:asciiTheme="minorHAnsi" w:hAnsiTheme="minorHAnsi" w:cstheme="minorBidi"/>
               <w:noProof/>
               <w:kern w:val="2"/>
               <w:sz w:val="22"/>
@@ -1001,11 +1058,11 @@
               <w14:ligatures w14:val="standardContextual"/>
             </w:rPr>
           </w:pPr>
-          <w:hyperlink w:anchor="_Toc239790257" w:history="1">
+          <w:hyperlink w:anchor="_Toc239856086" w:history="1">
             <w:r>
               <w:rPr>
                 <w:rStyle w:val="ad"/>
-                <w:rFonts w:eastAsia="微软雅黑" w:hint="eastAsia"/>
+                <w:rFonts w:eastAsia="微软雅黑"/>
                 <w:b/>
                 <w:bCs/>
                 <w:noProof/>
@@ -1015,7 +1072,7 @@
             <w:r>
               <w:rPr>
                 <w:rStyle w:val="ad"/>
-                <w:rFonts w:eastAsia="微软雅黑" w:hint="eastAsia"/>
+                <w:rFonts w:eastAsia="微软雅黑"/>
                 <w:b/>
                 <w:bCs/>
                 <w:noProof/>
@@ -1024,41 +1081,24 @@
             </w:r>
             <w:r>
               <w:rPr>
-                <w:rFonts w:hint="eastAsia"/>
                 <w:noProof/>
               </w:rPr>
               <w:tab/>
             </w:r>
             <w:r>
               <w:rPr>
-                <w:rFonts w:hint="eastAsia"/>
                 <w:noProof/>
               </w:rPr>
               <w:fldChar w:fldCharType="begin"/>
             </w:r>
             <w:r>
               <w:rPr>
-                <w:rFonts w:hint="eastAsia"/>
-                <w:noProof/>
-              </w:rPr>
-              <w:instrText xml:space="preserve"> </w:instrText>
-            </w:r>
-            <w:r>
-              <w:rPr>
-                <w:noProof/>
-              </w:rPr>
-              <w:instrText>PAGEREF _Toc239790257 \h</w:instrText>
-            </w:r>
-            <w:r>
-              <w:rPr>
-                <w:rFonts w:hint="eastAsia"/>
-                <w:noProof/>
-              </w:rPr>
-              <w:instrText xml:space="preserve"> </w:instrText>
-            </w:r>
-            <w:r>
-              <w:rPr>
-                <w:rFonts w:hint="eastAsia"/>
+                <w:noProof/>
+              </w:rPr>
+              <w:instrText xml:space="preserve"> PAGEREF _Toc239856086 \h </w:instrText>
+            </w:r>
+            <w:r>
+              <w:rPr>
                 <w:noProof/>
               </w:rPr>
             </w:r>
@@ -1076,7 +1116,6 @@
             </w:r>
             <w:r>
               <w:rPr>
-                <w:rFonts w:hint="eastAsia"/>
                 <w:noProof/>
               </w:rPr>
               <w:fldChar w:fldCharType="end"/>
@@ -1090,7 +1129,7 @@
               <w:tab w:val="right" w:leader="dot" w:pos="9736"/>
             </w:tabs>
             <w:rPr>
-              <w:rFonts w:asciiTheme="minorHAnsi" w:hAnsiTheme="minorHAnsi" w:cstheme="minorBidi" w:hint="eastAsia"/>
+              <w:rFonts w:asciiTheme="minorHAnsi" w:hAnsiTheme="minorHAnsi" w:cstheme="minorBidi"/>
               <w:noProof/>
               <w:kern w:val="2"/>
               <w:sz w:val="22"/>
@@ -1098,11 +1137,11 @@
               <w14:ligatures w14:val="standardContextual"/>
             </w:rPr>
           </w:pPr>
-          <w:hyperlink w:anchor="_Toc239790258" w:history="1">
+          <w:hyperlink w:anchor="_Toc239856087" w:history="1">
             <w:r>
               <w:rPr>
                 <w:rStyle w:val="ad"/>
-                <w:rFonts w:eastAsia="微软雅黑" w:hint="eastAsia"/>
+                <w:rFonts w:eastAsia="微软雅黑"/>
                 <w:b/>
                 <w:bCs/>
                 <w:noProof/>
@@ -1112,7 +1151,7 @@
             <w:r>
               <w:rPr>
                 <w:rStyle w:val="ad"/>
-                <w:rFonts w:eastAsia="微软雅黑" w:hint="eastAsia"/>
+                <w:rFonts w:eastAsia="微软雅黑"/>
                 <w:b/>
                 <w:bCs/>
                 <w:noProof/>
@@ -1121,41 +1160,24 @@
             </w:r>
             <w:r>
               <w:rPr>
-                <w:rFonts w:hint="eastAsia"/>
                 <w:noProof/>
               </w:rPr>
               <w:tab/>
             </w:r>
             <w:r>
               <w:rPr>
-                <w:rFonts w:hint="eastAsia"/>
                 <w:noProof/>
               </w:rPr>
               <w:fldChar w:fldCharType="begin"/>
             </w:r>
             <w:r>
               <w:rPr>
-                <w:rFonts w:hint="eastAsia"/>
-                <w:noProof/>
-              </w:rPr>
-              <w:instrText xml:space="preserve"> </w:instrText>
-            </w:r>
-            <w:r>
-              <w:rPr>
-                <w:noProof/>
-              </w:rPr>
-              <w:instrText>PAGEREF _Toc239790258 \h</w:instrText>
-            </w:r>
-            <w:r>
-              <w:rPr>
-                <w:rFonts w:hint="eastAsia"/>
-                <w:noProof/>
-              </w:rPr>
-              <w:instrText xml:space="preserve"> </w:instrText>
-            </w:r>
-            <w:r>
-              <w:rPr>
-                <w:rFonts w:hint="eastAsia"/>
+                <w:noProof/>
+              </w:rPr>
+              <w:instrText xml:space="preserve"> PAGEREF _Toc239856087 \h </w:instrText>
+            </w:r>
+            <w:r>
+              <w:rPr>
                 <w:noProof/>
               </w:rPr>
             </w:r>
@@ -1173,7 +1195,6 @@
             </w:r>
             <w:r>
               <w:rPr>
-                <w:rFonts w:hint="eastAsia"/>
                 <w:noProof/>
               </w:rPr>
               <w:fldChar w:fldCharType="end"/>
@@ -1187,7 +1208,7 @@
               <w:tab w:val="right" w:leader="dot" w:pos="9736"/>
             </w:tabs>
             <w:rPr>
-              <w:rFonts w:asciiTheme="minorHAnsi" w:hAnsiTheme="minorHAnsi" w:cstheme="minorBidi" w:hint="eastAsia"/>
+              <w:rFonts w:asciiTheme="minorHAnsi" w:hAnsiTheme="minorHAnsi" w:cstheme="minorBidi"/>
               <w:noProof/>
               <w:kern w:val="2"/>
               <w:sz w:val="22"/>
@@ -1195,11 +1216,11 @@
               <w14:ligatures w14:val="standardContextual"/>
             </w:rPr>
           </w:pPr>
-          <w:hyperlink w:anchor="_Toc239790259" w:history="1">
+          <w:hyperlink w:anchor="_Toc239856088" w:history="1">
             <w:r>
               <w:rPr>
                 <w:rStyle w:val="ad"/>
-                <w:rFonts w:eastAsia="微软雅黑" w:hint="eastAsia"/>
+                <w:rFonts w:eastAsia="微软雅黑"/>
                 <w:b/>
                 <w:bCs/>
                 <w:noProof/>
@@ -1209,7 +1230,7 @@
             <w:r>
               <w:rPr>
                 <w:rStyle w:val="ad"/>
-                <w:rFonts w:eastAsia="微软雅黑" w:hint="eastAsia"/>
+                <w:rFonts w:eastAsia="微软雅黑"/>
                 <w:b/>
                 <w:bCs/>
                 <w:noProof/>
@@ -1218,41 +1239,24 @@
             </w:r>
             <w:r>
               <w:rPr>
-                <w:rFonts w:hint="eastAsia"/>
                 <w:noProof/>
               </w:rPr>
               <w:tab/>
             </w:r>
             <w:r>
               <w:rPr>
-                <w:rFonts w:hint="eastAsia"/>
                 <w:noProof/>
               </w:rPr>
               <w:fldChar w:fldCharType="begin"/>
             </w:r>
             <w:r>
               <w:rPr>
-                <w:rFonts w:hint="eastAsia"/>
-                <w:noProof/>
-              </w:rPr>
-              <w:instrText xml:space="preserve"> </w:instrText>
-            </w:r>
-            <w:r>
-              <w:rPr>
-                <w:noProof/>
-              </w:rPr>
-              <w:instrText>PAGEREF _Toc239790259 \h</w:instrText>
-            </w:r>
-            <w:r>
-              <w:rPr>
-                <w:rFonts w:hint="eastAsia"/>
-                <w:noProof/>
-              </w:rPr>
-              <w:instrText xml:space="preserve"> </w:instrText>
-            </w:r>
-            <w:r>
-              <w:rPr>
-                <w:rFonts w:hint="eastAsia"/>
+                <w:noProof/>
+              </w:rPr>
+              <w:instrText xml:space="preserve"> PAGEREF _Toc239856088 \h </w:instrText>
+            </w:r>
+            <w:r>
+              <w:rPr>
                 <w:noProof/>
               </w:rPr>
             </w:r>
@@ -1270,7 +1274,6 @@
             </w:r>
             <w:r>
               <w:rPr>
-                <w:rFonts w:hint="eastAsia"/>
                 <w:noProof/>
               </w:rPr>
               <w:fldChar w:fldCharType="end"/>
@@ -1284,7 +1287,7 @@
               <w:tab w:val="right" w:leader="dot" w:pos="9736"/>
             </w:tabs>
             <w:rPr>
-              <w:rFonts w:asciiTheme="minorHAnsi" w:hAnsiTheme="minorHAnsi" w:cstheme="minorBidi" w:hint="eastAsia"/>
+              <w:rFonts w:asciiTheme="minorHAnsi" w:hAnsiTheme="minorHAnsi" w:cstheme="minorBidi"/>
               <w:noProof/>
               <w:kern w:val="2"/>
               <w:sz w:val="22"/>
@@ -1292,134 +1295,47 @@
               <w14:ligatures w14:val="standardContextual"/>
             </w:rPr>
           </w:pPr>
-          <w:hyperlink w:anchor="_Toc239790260" w:history="1">
+          <w:hyperlink w:anchor="_Toc239856089" w:history="1">
             <w:r>
               <w:rPr>
                 <w:rStyle w:val="ad"/>
-                <w:rFonts w:eastAsia="微软雅黑" w:hint="eastAsia"/>
+                <w:rFonts w:eastAsia="微软雅黑"/>
                 <w:b/>
                 <w:bCs/>
                 <w:noProof/>
               </w:rPr>
-              <w:t>学生在申请</w:t>
+              <w:t xml:space="preserve">2.1 </w:t>
             </w:r>
             <w:r>
               <w:rPr>
                 <w:rStyle w:val="ad"/>
-                <w:rFonts w:eastAsia="微软雅黑" w:hint="eastAsia"/>
+                <w:rFonts w:eastAsia="微软雅黑"/>
                 <w:b/>
                 <w:bCs/>
                 <w:noProof/>
               </w:rPr>
-              <w:t xml:space="preserve"> IT </w:t>
-            </w:r>
-            <w:r>
-              <w:rPr>
-                <w:rStyle w:val="ad"/>
-                <w:rFonts w:eastAsia="微软雅黑" w:hint="eastAsia"/>
-                <w:b/>
-                <w:bCs/>
-                <w:noProof/>
-              </w:rPr>
-              <w:t>行业实习和校招岗位时，通常面对岗位信息分散、</w:t>
-            </w:r>
-            <w:r>
-              <w:rPr>
-                <w:rStyle w:val="ad"/>
-                <w:rFonts w:eastAsia="微软雅黑" w:hint="eastAsia"/>
-                <w:b/>
-                <w:bCs/>
-                <w:noProof/>
-              </w:rPr>
-              <w:t xml:space="preserve">JD </w:t>
-            </w:r>
-            <w:r>
-              <w:rPr>
-                <w:rStyle w:val="ad"/>
-                <w:rFonts w:eastAsia="微软雅黑" w:hint="eastAsia"/>
-                <w:b/>
-                <w:bCs/>
-                <w:noProof/>
-              </w:rPr>
-              <w:t>技术要求难以理解、简历缺少针对性、技能差距反馈不足等问题。很多学生会用同一份通用简历批量投递不同岗位，但</w:t>
-            </w:r>
-            <w:r>
-              <w:rPr>
-                <w:rStyle w:val="ad"/>
-                <w:rFonts w:eastAsia="微软雅黑" w:hint="eastAsia"/>
-                <w:b/>
-                <w:bCs/>
-                <w:noProof/>
-              </w:rPr>
-              <w:t xml:space="preserve"> IT </w:t>
-            </w:r>
-            <w:r>
-              <w:rPr>
-                <w:rStyle w:val="ad"/>
-                <w:rFonts w:eastAsia="微软雅黑" w:hint="eastAsia"/>
-                <w:b/>
-                <w:bCs/>
-                <w:noProof/>
-              </w:rPr>
-              <w:t>岗位对技术栈、项目经验和岗位方向的要求差异明显，通用申请往往难以突出匹配度。因此，本项目希望通过智能推理系统帮助学生更快识别适合自己的岗位，并围绕具体</w:t>
-            </w:r>
-            <w:r>
-              <w:rPr>
-                <w:rStyle w:val="ad"/>
-                <w:rFonts w:eastAsia="微软雅黑" w:hint="eastAsia"/>
-                <w:b/>
-                <w:bCs/>
-                <w:noProof/>
-              </w:rPr>
-              <w:t xml:space="preserve"> JD </w:t>
-            </w:r>
-            <w:r>
-              <w:rPr>
-                <w:rStyle w:val="ad"/>
-                <w:rFonts w:eastAsia="微软雅黑" w:hint="eastAsia"/>
-                <w:b/>
-                <w:bCs/>
-                <w:noProof/>
-              </w:rPr>
-              <w:t>优化简历表达。</w:t>
-            </w:r>
-            <w:r>
-              <w:rPr>
-                <w:rFonts w:hint="eastAsia"/>
+              <w:t>目标用户与使用场景</w:t>
+            </w:r>
+            <w:r>
+              <w:rPr>
                 <w:noProof/>
               </w:rPr>
               <w:tab/>
             </w:r>
             <w:r>
               <w:rPr>
-                <w:rFonts w:hint="eastAsia"/>
                 <w:noProof/>
               </w:rPr>
               <w:fldChar w:fldCharType="begin"/>
             </w:r>
             <w:r>
               <w:rPr>
-                <w:rFonts w:hint="eastAsia"/>
-                <w:noProof/>
-              </w:rPr>
-              <w:instrText xml:space="preserve"> </w:instrText>
-            </w:r>
-            <w:r>
-              <w:rPr>
-                <w:noProof/>
-              </w:rPr>
-              <w:instrText>PAGEREF _Toc239790260 \h</w:instrText>
-            </w:r>
-            <w:r>
-              <w:rPr>
-                <w:rFonts w:hint="eastAsia"/>
-                <w:noProof/>
-              </w:rPr>
-              <w:instrText xml:space="preserve"> </w:instrText>
-            </w:r>
-            <w:r>
-              <w:rPr>
-                <w:rFonts w:hint="eastAsia"/>
+                <w:noProof/>
+              </w:rPr>
+              <w:instrText xml:space="preserve"> PAGEREF _Toc239856089 \h </w:instrText>
+            </w:r>
+            <w:r>
+              <w:rPr>
                 <w:noProof/>
               </w:rPr>
             </w:r>
@@ -1437,7 +1353,6 @@
             </w:r>
             <w:r>
               <w:rPr>
-                <w:rFonts w:hint="eastAsia"/>
                 <w:noProof/>
               </w:rPr>
               <w:fldChar w:fldCharType="end"/>
@@ -1451,7 +1366,7 @@
               <w:tab w:val="right" w:leader="dot" w:pos="9736"/>
             </w:tabs>
             <w:rPr>
-              <w:rFonts w:asciiTheme="minorHAnsi" w:hAnsiTheme="minorHAnsi" w:cstheme="minorBidi" w:hint="eastAsia"/>
+              <w:rFonts w:asciiTheme="minorHAnsi" w:hAnsiTheme="minorHAnsi" w:cstheme="minorBidi"/>
               <w:noProof/>
               <w:kern w:val="2"/>
               <w:sz w:val="22"/>
@@ -1459,64 +1374,116 @@
               <w14:ligatures w14:val="standardContextual"/>
             </w:rPr>
           </w:pPr>
-          <w:hyperlink w:anchor="_Toc239790261" w:history="1">
+          <w:hyperlink w:anchor="_Toc239856090" w:history="1">
             <w:r>
               <w:rPr>
                 <w:rStyle w:val="ad"/>
-                <w:rFonts w:eastAsia="微软雅黑" w:hint="eastAsia"/>
+                <w:rFonts w:eastAsia="微软雅黑"/>
                 <w:b/>
                 <w:bCs/>
                 <w:noProof/>
               </w:rPr>
-              <w:t xml:space="preserve">2.1 </w:t>
-            </w:r>
+              <w:t>典型使用流程如下：</w:t>
+            </w:r>
+            <w:r>
+              <w:rPr>
+                <w:noProof/>
+              </w:rPr>
+              <w:tab/>
+            </w:r>
+            <w:r>
+              <w:rPr>
+                <w:noProof/>
+              </w:rPr>
+              <w:fldChar w:fldCharType="begin"/>
+            </w:r>
+            <w:r>
+              <w:rPr>
+                <w:noProof/>
+              </w:rPr>
+              <w:instrText xml:space="preserve"> PAGEREF _Toc239856090 \h </w:instrText>
+            </w:r>
+            <w:r>
+              <w:rPr>
+                <w:noProof/>
+              </w:rPr>
+            </w:r>
+            <w:r>
+              <w:rPr>
+                <w:noProof/>
+              </w:rPr>
+              <w:fldChar w:fldCharType="separate"/>
+            </w:r>
+            <w:r>
+              <w:rPr>
+                <w:noProof/>
+              </w:rPr>
+              <w:t>4</w:t>
+            </w:r>
+            <w:r>
+              <w:rPr>
+                <w:noProof/>
+              </w:rPr>
+              <w:fldChar w:fldCharType="end"/>
+            </w:r>
+          </w:hyperlink>
+        </w:p>
+        <w:p>
+          <w:pPr>
+            <w:pStyle w:val="TOC1"/>
+            <w:tabs>
+              <w:tab w:val="right" w:leader="dot" w:pos="9736"/>
+            </w:tabs>
+            <w:rPr>
+              <w:rFonts w:asciiTheme="minorHAnsi" w:hAnsiTheme="minorHAnsi" w:cstheme="minorBidi"/>
+              <w:noProof/>
+              <w:kern w:val="2"/>
+              <w:sz w:val="22"/>
+              <w:szCs w:val="24"/>
+              <w14:ligatures w14:val="standardContextual"/>
+            </w:rPr>
+          </w:pPr>
+          <w:hyperlink w:anchor="_Toc239856091" w:history="1">
             <w:r>
               <w:rPr>
                 <w:rStyle w:val="ad"/>
-                <w:rFonts w:eastAsia="微软雅黑" w:hint="eastAsia"/>
+                <w:rFonts w:eastAsia="微软雅黑"/>
                 <w:b/>
                 <w:bCs/>
                 <w:noProof/>
               </w:rPr>
-              <w:t>目标用户与使用场景</w:t>
-            </w:r>
-            <w:r>
-              <w:rPr>
-                <w:rFonts w:hint="eastAsia"/>
+              <w:t xml:space="preserve">3. </w:t>
+            </w:r>
+            <w:r>
+              <w:rPr>
+                <w:rStyle w:val="ad"/>
+                <w:rFonts w:eastAsia="微软雅黑"/>
+                <w:b/>
+                <w:bCs/>
+                <w:noProof/>
+              </w:rPr>
+              <w:t>市场调研</w:t>
+            </w:r>
+            <w:r>
+              <w:rPr>
                 <w:noProof/>
               </w:rPr>
               <w:tab/>
             </w:r>
             <w:r>
               <w:rPr>
-                <w:rFonts w:hint="eastAsia"/>
                 <w:noProof/>
               </w:rPr>
               <w:fldChar w:fldCharType="begin"/>
             </w:r>
             <w:r>
               <w:rPr>
-                <w:rFonts w:hint="eastAsia"/>
-                <w:noProof/>
-              </w:rPr>
-              <w:instrText xml:space="preserve"> </w:instrText>
-            </w:r>
-            <w:r>
-              <w:rPr>
-                <w:noProof/>
-              </w:rPr>
-              <w:instrText>PAGEREF _Toc239790261 \h</w:instrText>
-            </w:r>
-            <w:r>
-              <w:rPr>
-                <w:rFonts w:hint="eastAsia"/>
-                <w:noProof/>
-              </w:rPr>
-              <w:instrText xml:space="preserve"> </w:instrText>
-            </w:r>
-            <w:r>
-              <w:rPr>
-                <w:rFonts w:hint="eastAsia"/>
+                <w:noProof/>
+              </w:rPr>
+              <w:instrText xml:space="preserve"> PAGEREF _Toc239856091 \h </w:instrText>
+            </w:r>
+            <w:r>
+              <w:rPr>
                 <w:noProof/>
               </w:rPr>
             </w:r>
@@ -1530,11 +1497,10 @@
               <w:rPr>
                 <w:noProof/>
               </w:rPr>
-              <w:t>4</w:t>
-            </w:r>
-            <w:r>
-              <w:rPr>
-                <w:rFonts w:hint="eastAsia"/>
+              <w:t>5</w:t>
+            </w:r>
+            <w:r>
+              <w:rPr>
                 <w:noProof/>
               </w:rPr>
               <w:fldChar w:fldCharType="end"/>
@@ -1548,7 +1514,7 @@
               <w:tab w:val="right" w:leader="dot" w:pos="9736"/>
             </w:tabs>
             <w:rPr>
-              <w:rFonts w:asciiTheme="minorHAnsi" w:hAnsiTheme="minorHAnsi" w:cstheme="minorBidi" w:hint="eastAsia"/>
+              <w:rFonts w:asciiTheme="minorHAnsi" w:hAnsiTheme="minorHAnsi" w:cstheme="minorBidi"/>
               <w:noProof/>
               <w:kern w:val="2"/>
               <w:sz w:val="22"/>
@@ -1556,54 +1522,47 @@
               <w14:ligatures w14:val="standardContextual"/>
             </w:rPr>
           </w:pPr>
-          <w:hyperlink w:anchor="_Toc239790262" w:history="1">
+          <w:hyperlink w:anchor="_Toc239856092" w:history="1">
             <w:r>
               <w:rPr>
                 <w:rStyle w:val="ad"/>
-                <w:rFonts w:eastAsia="微软雅黑" w:hint="eastAsia"/>
+                <w:rFonts w:eastAsia="微软雅黑"/>
                 <w:b/>
                 <w:bCs/>
                 <w:noProof/>
               </w:rPr>
-              <w:t>典型使用流程如下：</w:t>
-            </w:r>
-            <w:r>
-              <w:rPr>
-                <w:rFonts w:hint="eastAsia"/>
+              <w:t xml:space="preserve">3.1 </w:t>
+            </w:r>
+            <w:r>
+              <w:rPr>
+                <w:rStyle w:val="ad"/>
+                <w:rFonts w:eastAsia="微软雅黑"/>
+                <w:b/>
+                <w:bCs/>
+                <w:noProof/>
+              </w:rPr>
+              <w:t>竞品分析</w:t>
+            </w:r>
+            <w:r>
+              <w:rPr>
                 <w:noProof/>
               </w:rPr>
               <w:tab/>
             </w:r>
             <w:r>
               <w:rPr>
-                <w:rFonts w:hint="eastAsia"/>
                 <w:noProof/>
               </w:rPr>
               <w:fldChar w:fldCharType="begin"/>
             </w:r>
             <w:r>
               <w:rPr>
-                <w:rFonts w:hint="eastAsia"/>
-                <w:noProof/>
-              </w:rPr>
-              <w:instrText xml:space="preserve"> </w:instrText>
-            </w:r>
-            <w:r>
-              <w:rPr>
-                <w:noProof/>
-              </w:rPr>
-              <w:instrText>PAGEREF _Toc239790262 \h</w:instrText>
-            </w:r>
-            <w:r>
-              <w:rPr>
-                <w:rFonts w:hint="eastAsia"/>
-                <w:noProof/>
-              </w:rPr>
-              <w:instrText xml:space="preserve"> </w:instrText>
-            </w:r>
-            <w:r>
-              <w:rPr>
-                <w:rFonts w:hint="eastAsia"/>
+                <w:noProof/>
+              </w:rPr>
+              <w:instrText xml:space="preserve"> PAGEREF _Toc239856092 \h </w:instrText>
+            </w:r>
+            <w:r>
+              <w:rPr>
                 <w:noProof/>
               </w:rPr>
             </w:r>
@@ -1617,11 +1576,247 @@
               <w:rPr>
                 <w:noProof/>
               </w:rPr>
-              <w:t>4</w:t>
-            </w:r>
-            <w:r>
-              <w:rPr>
-                <w:rFonts w:hint="eastAsia"/>
+              <w:t>5</w:t>
+            </w:r>
+            <w:r>
+              <w:rPr>
+                <w:noProof/>
+              </w:rPr>
+              <w:fldChar w:fldCharType="end"/>
+            </w:r>
+          </w:hyperlink>
+        </w:p>
+        <w:p>
+          <w:pPr>
+            <w:pStyle w:val="TOC2"/>
+            <w:tabs>
+              <w:tab w:val="right" w:leader="dot" w:pos="9736"/>
+            </w:tabs>
+            <w:rPr>
+              <w:rFonts w:asciiTheme="minorHAnsi" w:hAnsiTheme="minorHAnsi" w:cstheme="minorBidi"/>
+              <w:noProof/>
+              <w:kern w:val="2"/>
+              <w:sz w:val="22"/>
+              <w:szCs w:val="24"/>
+              <w14:ligatures w14:val="standardContextual"/>
+            </w:rPr>
+          </w:pPr>
+          <w:hyperlink w:anchor="_Toc239856093" w:history="1">
+            <w:r>
+              <w:rPr>
+                <w:rStyle w:val="ad"/>
+                <w:rFonts w:eastAsia="微软雅黑"/>
+                <w:b/>
+                <w:bCs/>
+                <w:noProof/>
+              </w:rPr>
+              <w:t xml:space="preserve">3.2 </w:t>
+            </w:r>
+            <w:r>
+              <w:rPr>
+                <w:rStyle w:val="ad"/>
+                <w:rFonts w:eastAsia="微软雅黑"/>
+                <w:b/>
+                <w:bCs/>
+                <w:noProof/>
+              </w:rPr>
+              <w:t>合规边界与自动申请问题</w:t>
+            </w:r>
+            <w:r>
+              <w:rPr>
+                <w:noProof/>
+              </w:rPr>
+              <w:tab/>
+            </w:r>
+            <w:r>
+              <w:rPr>
+                <w:noProof/>
+              </w:rPr>
+              <w:fldChar w:fldCharType="begin"/>
+            </w:r>
+            <w:r>
+              <w:rPr>
+                <w:noProof/>
+              </w:rPr>
+              <w:instrText xml:space="preserve"> PAGEREF _Toc239856093 \h </w:instrText>
+            </w:r>
+            <w:r>
+              <w:rPr>
+                <w:noProof/>
+              </w:rPr>
+            </w:r>
+            <w:r>
+              <w:rPr>
+                <w:noProof/>
+              </w:rPr>
+              <w:fldChar w:fldCharType="separate"/>
+            </w:r>
+            <w:r>
+              <w:rPr>
+                <w:noProof/>
+              </w:rPr>
+              <w:t>5</w:t>
+            </w:r>
+            <w:r>
+              <w:rPr>
+                <w:noProof/>
+              </w:rPr>
+              <w:fldChar w:fldCharType="end"/>
+            </w:r>
+          </w:hyperlink>
+        </w:p>
+        <w:p>
+          <w:pPr>
+            <w:pStyle w:val="TOC2"/>
+            <w:tabs>
+              <w:tab w:val="right" w:leader="dot" w:pos="9736"/>
+            </w:tabs>
+            <w:rPr>
+              <w:rFonts w:asciiTheme="minorHAnsi" w:hAnsiTheme="minorHAnsi" w:cstheme="minorBidi"/>
+              <w:noProof/>
+              <w:kern w:val="2"/>
+              <w:sz w:val="22"/>
+              <w:szCs w:val="24"/>
+              <w14:ligatures w14:val="standardContextual"/>
+            </w:rPr>
+          </w:pPr>
+          <w:hyperlink w:anchor="_Toc239856094" w:history="1">
+            <w:r>
+              <w:rPr>
+                <w:rStyle w:val="ad"/>
+                <w:rFonts w:eastAsia="微软雅黑"/>
+                <w:b/>
+                <w:bCs/>
+                <w:noProof/>
+              </w:rPr>
+              <w:t xml:space="preserve">3.3 </w:t>
+            </w:r>
+            <w:r>
+              <w:rPr>
+                <w:rStyle w:val="ad"/>
+                <w:rFonts w:eastAsia="微软雅黑"/>
+                <w:b/>
+                <w:bCs/>
+                <w:noProof/>
+              </w:rPr>
+              <w:t>市场趋势</w:t>
+            </w:r>
+            <w:r>
+              <w:rPr>
+                <w:noProof/>
+              </w:rPr>
+              <w:tab/>
+            </w:r>
+            <w:r>
+              <w:rPr>
+                <w:noProof/>
+              </w:rPr>
+              <w:fldChar w:fldCharType="begin"/>
+            </w:r>
+            <w:r>
+              <w:rPr>
+                <w:noProof/>
+              </w:rPr>
+              <w:instrText xml:space="preserve"> PAGEREF _Toc239856094 \h </w:instrText>
+            </w:r>
+            <w:r>
+              <w:rPr>
+                <w:noProof/>
+              </w:rPr>
+            </w:r>
+            <w:r>
+              <w:rPr>
+                <w:noProof/>
+              </w:rPr>
+              <w:fldChar w:fldCharType="separate"/>
+            </w:r>
+            <w:r>
+              <w:rPr>
+                <w:noProof/>
+              </w:rPr>
+              <w:t>6</w:t>
+            </w:r>
+            <w:r>
+              <w:rPr>
+                <w:noProof/>
+              </w:rPr>
+              <w:fldChar w:fldCharType="end"/>
+            </w:r>
+          </w:hyperlink>
+        </w:p>
+        <w:p>
+          <w:pPr>
+            <w:pStyle w:val="TOC2"/>
+            <w:tabs>
+              <w:tab w:val="right" w:leader="dot" w:pos="9736"/>
+            </w:tabs>
+            <w:rPr>
+              <w:rFonts w:asciiTheme="minorHAnsi" w:hAnsiTheme="minorHAnsi" w:cstheme="minorBidi"/>
+              <w:noProof/>
+              <w:kern w:val="2"/>
+              <w:sz w:val="22"/>
+              <w:szCs w:val="24"/>
+              <w14:ligatures w14:val="standardContextual"/>
+            </w:rPr>
+          </w:pPr>
+          <w:hyperlink w:anchor="_Toc239856095" w:history="1">
+            <w:r>
+              <w:rPr>
+                <w:rStyle w:val="ad"/>
+                <w:rFonts w:eastAsia="微软雅黑"/>
+                <w:b/>
+                <w:bCs/>
+                <w:noProof/>
+              </w:rPr>
+              <w:t xml:space="preserve">3.4 </w:t>
+            </w:r>
+            <w:r>
+              <w:rPr>
+                <w:rStyle w:val="ad"/>
+                <w:rFonts w:eastAsia="微软雅黑"/>
+                <w:b/>
+                <w:bCs/>
+                <w:noProof/>
+              </w:rPr>
+              <w:t>市场空白</w:t>
+            </w:r>
+            <w:r>
+              <w:rPr>
+                <w:noProof/>
+              </w:rPr>
+              <w:tab/>
+            </w:r>
+            <w:r>
+              <w:rPr>
+                <w:noProof/>
+              </w:rPr>
+              <w:fldChar w:fldCharType="begin"/>
+            </w:r>
+            <w:r>
+              <w:rPr>
+                <w:noProof/>
+              </w:rPr>
+              <w:instrText xml:space="preserve"> PAGEREF _Toc239856095 \h </w:instrText>
+            </w:r>
+            <w:r>
+              <w:rPr>
+                <w:noProof/>
+              </w:rPr>
+            </w:r>
+            <w:r>
+              <w:rPr>
+                <w:noProof/>
+              </w:rPr>
+              <w:fldChar w:fldCharType="separate"/>
+            </w:r>
+            <w:r>
+              <w:rPr>
+                <w:noProof/>
+              </w:rPr>
+              <w:t>6</w:t>
+            </w:r>
+            <w:r>
+              <w:rPr>
                 <w:noProof/>
               </w:rPr>
               <w:fldChar w:fldCharType="end"/>
@@ -1635,7 +1830,7 @@
               <w:tab w:val="right" w:leader="dot" w:pos="9736"/>
             </w:tabs>
             <w:rPr>
-              <w:rFonts w:asciiTheme="minorHAnsi" w:hAnsiTheme="minorHAnsi" w:cstheme="minorBidi" w:hint="eastAsia"/>
+              <w:rFonts w:asciiTheme="minorHAnsi" w:hAnsiTheme="minorHAnsi" w:cstheme="minorBidi"/>
               <w:noProof/>
               <w:kern w:val="2"/>
               <w:sz w:val="22"/>
@@ -1643,64 +1838,47 @@
               <w14:ligatures w14:val="standardContextual"/>
             </w:rPr>
           </w:pPr>
-          <w:hyperlink w:anchor="_Toc239790263" w:history="1">
+          <w:hyperlink w:anchor="_Toc239856096" w:history="1">
             <w:r>
               <w:rPr>
                 <w:rStyle w:val="ad"/>
-                <w:rFonts w:eastAsia="微软雅黑" w:hint="eastAsia"/>
+                <w:rFonts w:eastAsia="微软雅黑"/>
                 <w:b/>
                 <w:bCs/>
                 <w:noProof/>
               </w:rPr>
-              <w:t xml:space="preserve">3. </w:t>
+              <w:t xml:space="preserve">4. </w:t>
             </w:r>
             <w:r>
               <w:rPr>
                 <w:rStyle w:val="ad"/>
-                <w:rFonts w:eastAsia="微软雅黑" w:hint="eastAsia"/>
+                <w:rFonts w:eastAsia="微软雅黑"/>
                 <w:b/>
                 <w:bCs/>
                 <w:noProof/>
               </w:rPr>
-              <w:t>市场调研</w:t>
-            </w:r>
-            <w:r>
-              <w:rPr>
-                <w:rFonts w:hint="eastAsia"/>
+              <w:t>项目范围</w:t>
+            </w:r>
+            <w:r>
+              <w:rPr>
                 <w:noProof/>
               </w:rPr>
               <w:tab/>
             </w:r>
             <w:r>
               <w:rPr>
-                <w:rFonts w:hint="eastAsia"/>
                 <w:noProof/>
               </w:rPr>
               <w:fldChar w:fldCharType="begin"/>
             </w:r>
             <w:r>
               <w:rPr>
-                <w:rFonts w:hint="eastAsia"/>
-                <w:noProof/>
-              </w:rPr>
-              <w:instrText xml:space="preserve"> </w:instrText>
-            </w:r>
-            <w:r>
-              <w:rPr>
-                <w:noProof/>
-              </w:rPr>
-              <w:instrText>PAGEREF _Toc239790263 \h</w:instrText>
-            </w:r>
-            <w:r>
-              <w:rPr>
-                <w:rFonts w:hint="eastAsia"/>
-                <w:noProof/>
-              </w:rPr>
-              <w:instrText xml:space="preserve"> </w:instrText>
-            </w:r>
-            <w:r>
-              <w:rPr>
-                <w:rFonts w:hint="eastAsia"/>
+                <w:noProof/>
+              </w:rPr>
+              <w:instrText xml:space="preserve"> PAGEREF _Toc239856096 \h </w:instrText>
+            </w:r>
+            <w:r>
+              <w:rPr>
                 <w:noProof/>
               </w:rPr>
             </w:r>
@@ -1714,11 +1892,10 @@
               <w:rPr>
                 <w:noProof/>
               </w:rPr>
-              <w:t>5</w:t>
-            </w:r>
-            <w:r>
-              <w:rPr>
-                <w:rFonts w:hint="eastAsia"/>
+              <w:t>7</w:t>
+            </w:r>
+            <w:r>
+              <w:rPr>
                 <w:noProof/>
               </w:rPr>
               <w:fldChar w:fldCharType="end"/>
@@ -1732,7 +1909,7 @@
               <w:tab w:val="right" w:leader="dot" w:pos="9736"/>
             </w:tabs>
             <w:rPr>
-              <w:rFonts w:asciiTheme="minorHAnsi" w:hAnsiTheme="minorHAnsi" w:cstheme="minorBidi" w:hint="eastAsia"/>
+              <w:rFonts w:asciiTheme="minorHAnsi" w:hAnsiTheme="minorHAnsi" w:cstheme="minorBidi"/>
               <w:noProof/>
               <w:kern w:val="2"/>
               <w:sz w:val="22"/>
@@ -1740,64 +1917,47 @@
               <w14:ligatures w14:val="standardContextual"/>
             </w:rPr>
           </w:pPr>
-          <w:hyperlink w:anchor="_Toc239790264" w:history="1">
+          <w:hyperlink w:anchor="_Toc239856097" w:history="1">
             <w:r>
               <w:rPr>
                 <w:rStyle w:val="ad"/>
-                <w:rFonts w:eastAsia="微软雅黑" w:hint="eastAsia"/>
+                <w:rFonts w:eastAsia="微软雅黑"/>
                 <w:b/>
                 <w:bCs/>
                 <w:noProof/>
               </w:rPr>
-              <w:t xml:space="preserve">3.1 </w:t>
+              <w:t xml:space="preserve">4.1 </w:t>
             </w:r>
             <w:r>
               <w:rPr>
                 <w:rStyle w:val="ad"/>
-                <w:rFonts w:eastAsia="微软雅黑" w:hint="eastAsia"/>
+                <w:rFonts w:eastAsia="微软雅黑"/>
                 <w:b/>
                 <w:bCs/>
                 <w:noProof/>
               </w:rPr>
-              <w:t>竞品分析</w:t>
-            </w:r>
-            <w:r>
-              <w:rPr>
-                <w:rFonts w:hint="eastAsia"/>
+              <w:t>范围内</w:t>
+            </w:r>
+            <w:r>
+              <w:rPr>
                 <w:noProof/>
               </w:rPr>
               <w:tab/>
             </w:r>
             <w:r>
               <w:rPr>
-                <w:rFonts w:hint="eastAsia"/>
                 <w:noProof/>
               </w:rPr>
               <w:fldChar w:fldCharType="begin"/>
             </w:r>
             <w:r>
               <w:rPr>
-                <w:rFonts w:hint="eastAsia"/>
-                <w:noProof/>
-              </w:rPr>
-              <w:instrText xml:space="preserve"> </w:instrText>
-            </w:r>
-            <w:r>
-              <w:rPr>
-                <w:noProof/>
-              </w:rPr>
-              <w:instrText>PAGEREF _Toc239790264 \h</w:instrText>
-            </w:r>
-            <w:r>
-              <w:rPr>
-                <w:rFonts w:hint="eastAsia"/>
-                <w:noProof/>
-              </w:rPr>
-              <w:instrText xml:space="preserve"> </w:instrText>
-            </w:r>
-            <w:r>
-              <w:rPr>
-                <w:rFonts w:hint="eastAsia"/>
+                <w:noProof/>
+              </w:rPr>
+              <w:instrText xml:space="preserve"> PAGEREF _Toc239856097 \h </w:instrText>
+            </w:r>
+            <w:r>
+              <w:rPr>
                 <w:noProof/>
               </w:rPr>
             </w:r>
@@ -1811,11 +1971,10 @@
               <w:rPr>
                 <w:noProof/>
               </w:rPr>
-              <w:t>5</w:t>
-            </w:r>
-            <w:r>
-              <w:rPr>
-                <w:rFonts w:hint="eastAsia"/>
+              <w:t>7</w:t>
+            </w:r>
+            <w:r>
+              <w:rPr>
                 <w:noProof/>
               </w:rPr>
               <w:fldChar w:fldCharType="end"/>
@@ -1829,7 +1988,7 @@
               <w:tab w:val="right" w:leader="dot" w:pos="9736"/>
             </w:tabs>
             <w:rPr>
-              <w:rFonts w:asciiTheme="minorHAnsi" w:hAnsiTheme="minorHAnsi" w:cstheme="minorBidi" w:hint="eastAsia"/>
+              <w:rFonts w:asciiTheme="minorHAnsi" w:hAnsiTheme="minorHAnsi" w:cstheme="minorBidi"/>
               <w:noProof/>
               <w:kern w:val="2"/>
               <w:sz w:val="22"/>
@@ -1837,64 +1996,47 @@
               <w14:ligatures w14:val="standardContextual"/>
             </w:rPr>
           </w:pPr>
-          <w:hyperlink w:anchor="_Toc239790265" w:history="1">
+          <w:hyperlink w:anchor="_Toc239856098" w:history="1">
             <w:r>
               <w:rPr>
                 <w:rStyle w:val="ad"/>
-                <w:rFonts w:eastAsia="微软雅黑" w:hint="eastAsia"/>
+                <w:rFonts w:eastAsia="微软雅黑"/>
                 <w:b/>
                 <w:bCs/>
                 <w:noProof/>
               </w:rPr>
-              <w:t xml:space="preserve">3.2 </w:t>
+              <w:t xml:space="preserve">4.2 </w:t>
             </w:r>
             <w:r>
               <w:rPr>
                 <w:rStyle w:val="ad"/>
-                <w:rFonts w:eastAsia="微软雅黑" w:hint="eastAsia"/>
+                <w:rFonts w:eastAsia="微软雅黑"/>
                 <w:b/>
                 <w:bCs/>
                 <w:noProof/>
               </w:rPr>
-              <w:t>合规边界与自动申请问题</w:t>
-            </w:r>
-            <w:r>
-              <w:rPr>
-                <w:rFonts w:hint="eastAsia"/>
+              <w:t>范围外</w:t>
+            </w:r>
+            <w:r>
+              <w:rPr>
                 <w:noProof/>
               </w:rPr>
               <w:tab/>
             </w:r>
             <w:r>
               <w:rPr>
-                <w:rFonts w:hint="eastAsia"/>
                 <w:noProof/>
               </w:rPr>
               <w:fldChar w:fldCharType="begin"/>
             </w:r>
             <w:r>
               <w:rPr>
-                <w:rFonts w:hint="eastAsia"/>
-                <w:noProof/>
-              </w:rPr>
-              <w:instrText xml:space="preserve"> </w:instrText>
-            </w:r>
-            <w:r>
-              <w:rPr>
-                <w:noProof/>
-              </w:rPr>
-              <w:instrText>PAGEREF _Toc239790265 \h</w:instrText>
-            </w:r>
-            <w:r>
-              <w:rPr>
-                <w:rFonts w:hint="eastAsia"/>
-                <w:noProof/>
-              </w:rPr>
-              <w:instrText xml:space="preserve"> </w:instrText>
-            </w:r>
-            <w:r>
-              <w:rPr>
-                <w:rFonts w:hint="eastAsia"/>
+                <w:noProof/>
+              </w:rPr>
+              <w:instrText xml:space="preserve"> PAGEREF _Toc239856098 \h </w:instrText>
+            </w:r>
+            <w:r>
+              <w:rPr>
                 <w:noProof/>
               </w:rPr>
             </w:r>
@@ -1908,11 +2050,10 @@
               <w:rPr>
                 <w:noProof/>
               </w:rPr>
-              <w:t>5</w:t>
-            </w:r>
-            <w:r>
-              <w:rPr>
-                <w:rFonts w:hint="eastAsia"/>
+              <w:t>7</w:t>
+            </w:r>
+            <w:r>
+              <w:rPr>
                 <w:noProof/>
               </w:rPr>
               <w:fldChar w:fldCharType="end"/>
@@ -1926,7 +2067,7 @@
               <w:tab w:val="right" w:leader="dot" w:pos="9736"/>
             </w:tabs>
             <w:rPr>
-              <w:rFonts w:asciiTheme="minorHAnsi" w:hAnsiTheme="minorHAnsi" w:cstheme="minorBidi" w:hint="eastAsia"/>
+              <w:rFonts w:asciiTheme="minorHAnsi" w:hAnsiTheme="minorHAnsi" w:cstheme="minorBidi"/>
               <w:noProof/>
               <w:kern w:val="2"/>
               <w:sz w:val="22"/>
@@ -1934,64 +2075,47 @@
               <w14:ligatures w14:val="standardContextual"/>
             </w:rPr>
           </w:pPr>
-          <w:hyperlink w:anchor="_Toc239790266" w:history="1">
+          <w:hyperlink w:anchor="_Toc239856099" w:history="1">
             <w:r>
               <w:rPr>
                 <w:rStyle w:val="ad"/>
-                <w:rFonts w:eastAsia="微软雅黑" w:hint="eastAsia"/>
+                <w:rFonts w:eastAsia="微软雅黑"/>
                 <w:b/>
                 <w:bCs/>
                 <w:noProof/>
               </w:rPr>
-              <w:t xml:space="preserve">3.3 </w:t>
+              <w:t xml:space="preserve">4.3 </w:t>
             </w:r>
             <w:r>
               <w:rPr>
                 <w:rStyle w:val="ad"/>
-                <w:rFonts w:eastAsia="微软雅黑" w:hint="eastAsia"/>
+                <w:rFonts w:eastAsia="微软雅黑"/>
                 <w:b/>
                 <w:bCs/>
                 <w:noProof/>
               </w:rPr>
-              <w:t>市场趋势</w:t>
-            </w:r>
-            <w:r>
-              <w:rPr>
-                <w:rFonts w:hint="eastAsia"/>
+              <w:t>约束与假设</w:t>
+            </w:r>
+            <w:r>
+              <w:rPr>
                 <w:noProof/>
               </w:rPr>
               <w:tab/>
             </w:r>
             <w:r>
               <w:rPr>
-                <w:rFonts w:hint="eastAsia"/>
                 <w:noProof/>
               </w:rPr>
               <w:fldChar w:fldCharType="begin"/>
             </w:r>
             <w:r>
               <w:rPr>
-                <w:rFonts w:hint="eastAsia"/>
-                <w:noProof/>
-              </w:rPr>
-              <w:instrText xml:space="preserve"> </w:instrText>
-            </w:r>
-            <w:r>
-              <w:rPr>
-                <w:noProof/>
-              </w:rPr>
-              <w:instrText>PAGEREF _Toc239790266 \h</w:instrText>
-            </w:r>
-            <w:r>
-              <w:rPr>
-                <w:rFonts w:hint="eastAsia"/>
-                <w:noProof/>
-              </w:rPr>
-              <w:instrText xml:space="preserve"> </w:instrText>
-            </w:r>
-            <w:r>
-              <w:rPr>
-                <w:rFonts w:hint="eastAsia"/>
+                <w:noProof/>
+              </w:rPr>
+              <w:instrText xml:space="preserve"> PAGEREF _Toc239856099 \h </w:instrText>
+            </w:r>
+            <w:r>
+              <w:rPr>
                 <w:noProof/>
               </w:rPr>
             </w:r>
@@ -2005,11 +2129,168 @@
               <w:rPr>
                 <w:noProof/>
               </w:rPr>
-              <w:t>6</w:t>
-            </w:r>
-            <w:r>
-              <w:rPr>
-                <w:rFonts w:hint="eastAsia"/>
+              <w:t>8</w:t>
+            </w:r>
+            <w:r>
+              <w:rPr>
+                <w:noProof/>
+              </w:rPr>
+              <w:fldChar w:fldCharType="end"/>
+            </w:r>
+          </w:hyperlink>
+        </w:p>
+        <w:p>
+          <w:pPr>
+            <w:pStyle w:val="TOC1"/>
+            <w:tabs>
+              <w:tab w:val="right" w:leader="dot" w:pos="9736"/>
+            </w:tabs>
+            <w:rPr>
+              <w:rFonts w:asciiTheme="minorHAnsi" w:hAnsiTheme="minorHAnsi" w:cstheme="minorBidi"/>
+              <w:noProof/>
+              <w:kern w:val="2"/>
+              <w:sz w:val="22"/>
+              <w:szCs w:val="24"/>
+              <w14:ligatures w14:val="standardContextual"/>
+            </w:rPr>
+          </w:pPr>
+          <w:hyperlink w:anchor="_Toc239856100" w:history="1">
+            <w:r>
+              <w:rPr>
+                <w:rStyle w:val="ad"/>
+                <w:rFonts w:eastAsia="微软雅黑"/>
+                <w:b/>
+                <w:bCs/>
+                <w:noProof/>
+              </w:rPr>
+              <w:t xml:space="preserve">5. </w:t>
+            </w:r>
+            <w:r>
+              <w:rPr>
+                <w:rStyle w:val="ad"/>
+                <w:rFonts w:eastAsia="微软雅黑"/>
+                <w:b/>
+                <w:bCs/>
+                <w:noProof/>
+              </w:rPr>
+              <w:t>数据收集与准备</w:t>
+            </w:r>
+            <w:r>
+              <w:rPr>
+                <w:noProof/>
+              </w:rPr>
+              <w:tab/>
+            </w:r>
+            <w:r>
+              <w:rPr>
+                <w:noProof/>
+              </w:rPr>
+              <w:fldChar w:fldCharType="begin"/>
+            </w:r>
+            <w:r>
+              <w:rPr>
+                <w:noProof/>
+              </w:rPr>
+              <w:instrText xml:space="preserve"> PAGEREF _Toc239856100 \h </w:instrText>
+            </w:r>
+            <w:r>
+              <w:rPr>
+                <w:noProof/>
+              </w:rPr>
+            </w:r>
+            <w:r>
+              <w:rPr>
+                <w:noProof/>
+              </w:rPr>
+              <w:fldChar w:fldCharType="separate"/>
+            </w:r>
+            <w:r>
+              <w:rPr>
+                <w:noProof/>
+              </w:rPr>
+              <w:t>9</w:t>
+            </w:r>
+            <w:r>
+              <w:rPr>
+                <w:noProof/>
+              </w:rPr>
+              <w:fldChar w:fldCharType="end"/>
+            </w:r>
+          </w:hyperlink>
+        </w:p>
+        <w:p>
+          <w:pPr>
+            <w:pStyle w:val="TOC1"/>
+            <w:tabs>
+              <w:tab w:val="right" w:leader="dot" w:pos="9736"/>
+            </w:tabs>
+            <w:rPr>
+              <w:rFonts w:asciiTheme="minorHAnsi" w:hAnsiTheme="minorHAnsi" w:cstheme="minorBidi"/>
+              <w:noProof/>
+              <w:kern w:val="2"/>
+              <w:sz w:val="22"/>
+              <w:szCs w:val="24"/>
+              <w14:ligatures w14:val="standardContextual"/>
+            </w:rPr>
+          </w:pPr>
+          <w:hyperlink w:anchor="_Toc239856101" w:history="1">
+            <w:r>
+              <w:rPr>
+                <w:rStyle w:val="ad"/>
+                <w:rFonts w:eastAsia="微软雅黑"/>
+                <w:b/>
+                <w:bCs/>
+                <w:noProof/>
+              </w:rPr>
+              <w:t xml:space="preserve">6. </w:t>
+            </w:r>
+            <w:r>
+              <w:rPr>
+                <w:rStyle w:val="ad"/>
+                <w:rFonts w:eastAsia="微软雅黑"/>
+                <w:b/>
+                <w:bCs/>
+                <w:noProof/>
+              </w:rPr>
+              <w:t>系统设计</w:t>
+            </w:r>
+            <w:r>
+              <w:rPr>
+                <w:noProof/>
+              </w:rPr>
+              <w:tab/>
+            </w:r>
+            <w:r>
+              <w:rPr>
+                <w:noProof/>
+              </w:rPr>
+              <w:fldChar w:fldCharType="begin"/>
+            </w:r>
+            <w:r>
+              <w:rPr>
+                <w:noProof/>
+              </w:rPr>
+              <w:instrText xml:space="preserve"> PAGEREF _Toc239856101 \h </w:instrText>
+            </w:r>
+            <w:r>
+              <w:rPr>
+                <w:noProof/>
+              </w:rPr>
+            </w:r>
+            <w:r>
+              <w:rPr>
+                <w:noProof/>
+              </w:rPr>
+              <w:fldChar w:fldCharType="separate"/>
+            </w:r>
+            <w:r>
+              <w:rPr>
+                <w:noProof/>
+              </w:rPr>
+              <w:t>10</w:t>
+            </w:r>
+            <w:r>
+              <w:rPr>
                 <w:noProof/>
               </w:rPr>
               <w:fldChar w:fldCharType="end"/>
@@ -2023,7 +2304,7 @@
               <w:tab w:val="right" w:leader="dot" w:pos="9736"/>
             </w:tabs>
             <w:rPr>
-              <w:rFonts w:asciiTheme="minorHAnsi" w:hAnsiTheme="minorHAnsi" w:cstheme="minorBidi" w:hint="eastAsia"/>
+              <w:rFonts w:asciiTheme="minorHAnsi" w:hAnsiTheme="minorHAnsi" w:cstheme="minorBidi"/>
               <w:noProof/>
               <w:kern w:val="2"/>
               <w:sz w:val="22"/>
@@ -2031,64 +2312,47 @@
               <w14:ligatures w14:val="standardContextual"/>
             </w:rPr>
           </w:pPr>
-          <w:hyperlink w:anchor="_Toc239790267" w:history="1">
+          <w:hyperlink w:anchor="_Toc239856102" w:history="1">
             <w:r>
               <w:rPr>
                 <w:rStyle w:val="ad"/>
-                <w:rFonts w:eastAsia="微软雅黑" w:hint="eastAsia"/>
+                <w:rFonts w:eastAsia="微软雅黑"/>
                 <w:b/>
                 <w:bCs/>
                 <w:noProof/>
               </w:rPr>
-              <w:t xml:space="preserve">3.4 </w:t>
+              <w:t xml:space="preserve">6.1 </w:t>
             </w:r>
             <w:r>
               <w:rPr>
                 <w:rStyle w:val="ad"/>
-                <w:rFonts w:eastAsia="微软雅黑" w:hint="eastAsia"/>
+                <w:rFonts w:eastAsia="微软雅黑"/>
                 <w:b/>
                 <w:bCs/>
                 <w:noProof/>
               </w:rPr>
-              <w:t>市场空白</w:t>
-            </w:r>
-            <w:r>
-              <w:rPr>
-                <w:rFonts w:hint="eastAsia"/>
+              <w:t>框架结构</w:t>
+            </w:r>
+            <w:r>
+              <w:rPr>
                 <w:noProof/>
               </w:rPr>
               <w:tab/>
             </w:r>
             <w:r>
               <w:rPr>
-                <w:rFonts w:hint="eastAsia"/>
                 <w:noProof/>
               </w:rPr>
               <w:fldChar w:fldCharType="begin"/>
             </w:r>
             <w:r>
               <w:rPr>
-                <w:rFonts w:hint="eastAsia"/>
-                <w:noProof/>
-              </w:rPr>
-              <w:instrText xml:space="preserve"> </w:instrText>
-            </w:r>
-            <w:r>
-              <w:rPr>
-                <w:noProof/>
-              </w:rPr>
-              <w:instrText>PAGEREF _Toc239790267 \h</w:instrText>
-            </w:r>
-            <w:r>
-              <w:rPr>
-                <w:rFonts w:hint="eastAsia"/>
-                <w:noProof/>
-              </w:rPr>
-              <w:instrText xml:space="preserve"> </w:instrText>
-            </w:r>
-            <w:r>
-              <w:rPr>
-                <w:rFonts w:hint="eastAsia"/>
+                <w:noProof/>
+              </w:rPr>
+              <w:instrText xml:space="preserve"> PAGEREF _Toc239856102 \h </w:instrText>
+            </w:r>
+            <w:r>
+              <w:rPr>
                 <w:noProof/>
               </w:rPr>
             </w:r>
@@ -2102,11 +2366,168 @@
               <w:rPr>
                 <w:noProof/>
               </w:rPr>
-              <w:t>6</w:t>
-            </w:r>
-            <w:r>
-              <w:rPr>
-                <w:rFonts w:hint="eastAsia"/>
+              <w:t>10</w:t>
+            </w:r>
+            <w:r>
+              <w:rPr>
+                <w:noProof/>
+              </w:rPr>
+              <w:fldChar w:fldCharType="end"/>
+            </w:r>
+          </w:hyperlink>
+        </w:p>
+        <w:p>
+          <w:pPr>
+            <w:pStyle w:val="TOC2"/>
+            <w:tabs>
+              <w:tab w:val="right" w:leader="dot" w:pos="9736"/>
+            </w:tabs>
+            <w:rPr>
+              <w:rFonts w:asciiTheme="minorHAnsi" w:hAnsiTheme="minorHAnsi" w:cstheme="minorBidi"/>
+              <w:noProof/>
+              <w:kern w:val="2"/>
+              <w:sz w:val="22"/>
+              <w:szCs w:val="24"/>
+              <w14:ligatures w14:val="standardContextual"/>
+            </w:rPr>
+          </w:pPr>
+          <w:hyperlink w:anchor="_Toc239856103" w:history="1">
+            <w:r>
+              <w:rPr>
+                <w:rStyle w:val="ad"/>
+                <w:rFonts w:eastAsia="微软雅黑"/>
+                <w:b/>
+                <w:bCs/>
+                <w:noProof/>
+              </w:rPr>
+              <w:t xml:space="preserve">6.2 </w:t>
+            </w:r>
+            <w:r>
+              <w:rPr>
+                <w:rStyle w:val="ad"/>
+                <w:rFonts w:eastAsia="微软雅黑"/>
+                <w:b/>
+                <w:bCs/>
+                <w:noProof/>
+              </w:rPr>
+              <w:t>技术选择原因</w:t>
+            </w:r>
+            <w:r>
+              <w:rPr>
+                <w:noProof/>
+              </w:rPr>
+              <w:tab/>
+            </w:r>
+            <w:r>
+              <w:rPr>
+                <w:noProof/>
+              </w:rPr>
+              <w:fldChar w:fldCharType="begin"/>
+            </w:r>
+            <w:r>
+              <w:rPr>
+                <w:noProof/>
+              </w:rPr>
+              <w:instrText xml:space="preserve"> PAGEREF _Toc239856103 \h </w:instrText>
+            </w:r>
+            <w:r>
+              <w:rPr>
+                <w:noProof/>
+              </w:rPr>
+            </w:r>
+            <w:r>
+              <w:rPr>
+                <w:noProof/>
+              </w:rPr>
+              <w:fldChar w:fldCharType="separate"/>
+            </w:r>
+            <w:r>
+              <w:rPr>
+                <w:noProof/>
+              </w:rPr>
+              <w:t>10</w:t>
+            </w:r>
+            <w:r>
+              <w:rPr>
+                <w:noProof/>
+              </w:rPr>
+              <w:fldChar w:fldCharType="end"/>
+            </w:r>
+          </w:hyperlink>
+        </w:p>
+        <w:p>
+          <w:pPr>
+            <w:pStyle w:val="TOC2"/>
+            <w:tabs>
+              <w:tab w:val="right" w:leader="dot" w:pos="9736"/>
+            </w:tabs>
+            <w:rPr>
+              <w:rFonts w:asciiTheme="minorHAnsi" w:hAnsiTheme="minorHAnsi" w:cstheme="minorBidi"/>
+              <w:noProof/>
+              <w:kern w:val="2"/>
+              <w:sz w:val="22"/>
+              <w:szCs w:val="24"/>
+              <w14:ligatures w14:val="standardContextual"/>
+            </w:rPr>
+          </w:pPr>
+          <w:hyperlink w:anchor="_Toc239856104" w:history="1">
+            <w:r>
+              <w:rPr>
+                <w:rStyle w:val="ad"/>
+                <w:rFonts w:eastAsia="微软雅黑"/>
+                <w:b/>
+                <w:bCs/>
+                <w:noProof/>
+              </w:rPr>
+              <w:t xml:space="preserve">6.3 </w:t>
+            </w:r>
+            <w:r>
+              <w:rPr>
+                <w:rStyle w:val="ad"/>
+                <w:rFonts w:eastAsia="微软雅黑"/>
+                <w:b/>
+                <w:bCs/>
+                <w:noProof/>
+              </w:rPr>
+              <w:t>技术栈</w:t>
+            </w:r>
+            <w:r>
+              <w:rPr>
+                <w:noProof/>
+              </w:rPr>
+              <w:tab/>
+            </w:r>
+            <w:r>
+              <w:rPr>
+                <w:noProof/>
+              </w:rPr>
+              <w:fldChar w:fldCharType="begin"/>
+            </w:r>
+            <w:r>
+              <w:rPr>
+                <w:noProof/>
+              </w:rPr>
+              <w:instrText xml:space="preserve"> PAGEREF _Toc239856104 \h </w:instrText>
+            </w:r>
+            <w:r>
+              <w:rPr>
+                <w:noProof/>
+              </w:rPr>
+            </w:r>
+            <w:r>
+              <w:rPr>
+                <w:noProof/>
+              </w:rPr>
+              <w:fldChar w:fldCharType="separate"/>
+            </w:r>
+            <w:r>
+              <w:rPr>
+                <w:noProof/>
+              </w:rPr>
+              <w:t>11</w:t>
+            </w:r>
+            <w:r>
+              <w:rPr>
                 <w:noProof/>
               </w:rPr>
               <w:fldChar w:fldCharType="end"/>
@@ -2120,7 +2541,7 @@
               <w:tab w:val="right" w:leader="dot" w:pos="9736"/>
             </w:tabs>
             <w:rPr>
-              <w:rFonts w:asciiTheme="minorHAnsi" w:hAnsiTheme="minorHAnsi" w:cstheme="minorBidi" w:hint="eastAsia"/>
+              <w:rFonts w:asciiTheme="minorHAnsi" w:hAnsiTheme="minorHAnsi" w:cstheme="minorBidi"/>
               <w:noProof/>
               <w:kern w:val="2"/>
               <w:sz w:val="22"/>
@@ -2128,64 +2549,47 @@
               <w14:ligatures w14:val="standardContextual"/>
             </w:rPr>
           </w:pPr>
-          <w:hyperlink w:anchor="_Toc239790268" w:history="1">
+          <w:hyperlink w:anchor="_Toc239856105" w:history="1">
             <w:r>
               <w:rPr>
                 <w:rStyle w:val="ad"/>
-                <w:rFonts w:eastAsia="微软雅黑" w:hint="eastAsia"/>
+                <w:rFonts w:eastAsia="微软雅黑"/>
                 <w:b/>
                 <w:bCs/>
                 <w:noProof/>
               </w:rPr>
-              <w:t xml:space="preserve">4. </w:t>
+              <w:t xml:space="preserve">7. </w:t>
             </w:r>
             <w:r>
               <w:rPr>
                 <w:rStyle w:val="ad"/>
-                <w:rFonts w:eastAsia="微软雅黑" w:hint="eastAsia"/>
+                <w:rFonts w:eastAsia="微软雅黑"/>
                 <w:b/>
                 <w:bCs/>
                 <w:noProof/>
               </w:rPr>
-              <w:t>项目范围</w:t>
-            </w:r>
-            <w:r>
-              <w:rPr>
-                <w:rFonts w:hint="eastAsia"/>
+              <w:t>实施计划</w:t>
+            </w:r>
+            <w:r>
+              <w:rPr>
                 <w:noProof/>
               </w:rPr>
               <w:tab/>
             </w:r>
             <w:r>
               <w:rPr>
-                <w:rFonts w:hint="eastAsia"/>
                 <w:noProof/>
               </w:rPr>
               <w:fldChar w:fldCharType="begin"/>
             </w:r>
             <w:r>
               <w:rPr>
-                <w:rFonts w:hint="eastAsia"/>
-                <w:noProof/>
-              </w:rPr>
-              <w:instrText xml:space="preserve"> </w:instrText>
-            </w:r>
-            <w:r>
-              <w:rPr>
-                <w:noProof/>
-              </w:rPr>
-              <w:instrText>PAGEREF _Toc239790268 \h</w:instrText>
-            </w:r>
-            <w:r>
-              <w:rPr>
-                <w:rFonts w:hint="eastAsia"/>
-                <w:noProof/>
-              </w:rPr>
-              <w:instrText xml:space="preserve"> </w:instrText>
-            </w:r>
-            <w:r>
-              <w:rPr>
-                <w:rFonts w:hint="eastAsia"/>
+                <w:noProof/>
+              </w:rPr>
+              <w:instrText xml:space="preserve"> PAGEREF _Toc239856105 \h </w:instrText>
+            </w:r>
+            <w:r>
+              <w:rPr>
                 <w:noProof/>
               </w:rPr>
             </w:r>
@@ -2199,302 +2603,10 @@
               <w:rPr>
                 <w:noProof/>
               </w:rPr>
-              <w:t>7</w:t>
-            </w:r>
-            <w:r>
-              <w:rPr>
-                <w:rFonts w:hint="eastAsia"/>
-                <w:noProof/>
-              </w:rPr>
-              <w:fldChar w:fldCharType="end"/>
-            </w:r>
-          </w:hyperlink>
-        </w:p>
-        <w:p>
-          <w:pPr>
-            <w:pStyle w:val="TOC2"/>
-            <w:tabs>
-              <w:tab w:val="right" w:leader="dot" w:pos="9736"/>
-            </w:tabs>
-            <w:rPr>
-              <w:rFonts w:asciiTheme="minorHAnsi" w:hAnsiTheme="minorHAnsi" w:cstheme="minorBidi" w:hint="eastAsia"/>
-              <w:noProof/>
-              <w:kern w:val="2"/>
-              <w:sz w:val="22"/>
-              <w:szCs w:val="24"/>
-              <w14:ligatures w14:val="standardContextual"/>
-            </w:rPr>
-          </w:pPr>
-          <w:hyperlink w:anchor="_Toc239790269" w:history="1">
-            <w:r>
-              <w:rPr>
-                <w:rStyle w:val="ad"/>
-                <w:rFonts w:eastAsia="微软雅黑" w:hint="eastAsia"/>
-                <w:b/>
-                <w:bCs/>
-                <w:noProof/>
-              </w:rPr>
-              <w:t xml:space="preserve">4.1 </w:t>
-            </w:r>
-            <w:r>
-              <w:rPr>
-                <w:rStyle w:val="ad"/>
-                <w:rFonts w:eastAsia="微软雅黑" w:hint="eastAsia"/>
-                <w:b/>
-                <w:bCs/>
-                <w:noProof/>
-              </w:rPr>
-              <w:t>范围内</w:t>
-            </w:r>
-            <w:r>
-              <w:rPr>
-                <w:rFonts w:hint="eastAsia"/>
-                <w:noProof/>
-              </w:rPr>
-              <w:tab/>
-            </w:r>
-            <w:r>
-              <w:rPr>
-                <w:rFonts w:hint="eastAsia"/>
-                <w:noProof/>
-              </w:rPr>
-              <w:fldChar w:fldCharType="begin"/>
-            </w:r>
-            <w:r>
-              <w:rPr>
-                <w:rFonts w:hint="eastAsia"/>
-                <w:noProof/>
-              </w:rPr>
-              <w:instrText xml:space="preserve"> </w:instrText>
-            </w:r>
-            <w:r>
-              <w:rPr>
-                <w:noProof/>
-              </w:rPr>
-              <w:instrText>PAGEREF _Toc239790269 \h</w:instrText>
-            </w:r>
-            <w:r>
-              <w:rPr>
-                <w:rFonts w:hint="eastAsia"/>
-                <w:noProof/>
-              </w:rPr>
-              <w:instrText xml:space="preserve"> </w:instrText>
-            </w:r>
-            <w:r>
-              <w:rPr>
-                <w:rFonts w:hint="eastAsia"/>
-                <w:noProof/>
-              </w:rPr>
-            </w:r>
-            <w:r>
-              <w:rPr>
-                <w:noProof/>
-              </w:rPr>
-              <w:fldChar w:fldCharType="separate"/>
-            </w:r>
-            <w:r>
-              <w:rPr>
-                <w:noProof/>
-              </w:rPr>
-              <w:t>7</w:t>
-            </w:r>
-            <w:r>
-              <w:rPr>
-                <w:rFonts w:hint="eastAsia"/>
-                <w:noProof/>
-              </w:rPr>
-              <w:fldChar w:fldCharType="end"/>
-            </w:r>
-          </w:hyperlink>
-        </w:p>
-        <w:p>
-          <w:pPr>
-            <w:pStyle w:val="TOC2"/>
-            <w:tabs>
-              <w:tab w:val="right" w:leader="dot" w:pos="9736"/>
-            </w:tabs>
-            <w:rPr>
-              <w:rFonts w:asciiTheme="minorHAnsi" w:hAnsiTheme="minorHAnsi" w:cstheme="minorBidi" w:hint="eastAsia"/>
-              <w:noProof/>
-              <w:kern w:val="2"/>
-              <w:sz w:val="22"/>
-              <w:szCs w:val="24"/>
-              <w14:ligatures w14:val="standardContextual"/>
-            </w:rPr>
-          </w:pPr>
-          <w:hyperlink w:anchor="_Toc239790270" w:history="1">
-            <w:r>
-              <w:rPr>
-                <w:rStyle w:val="ad"/>
-                <w:rFonts w:eastAsia="微软雅黑" w:hint="eastAsia"/>
-                <w:b/>
-                <w:bCs/>
-                <w:noProof/>
-              </w:rPr>
-              <w:t xml:space="preserve">4.2 </w:t>
-            </w:r>
-            <w:r>
-              <w:rPr>
-                <w:rStyle w:val="ad"/>
-                <w:rFonts w:eastAsia="微软雅黑" w:hint="eastAsia"/>
-                <w:b/>
-                <w:bCs/>
-                <w:noProof/>
-              </w:rPr>
-              <w:t>范围外</w:t>
-            </w:r>
-            <w:r>
-              <w:rPr>
-                <w:rFonts w:hint="eastAsia"/>
-                <w:noProof/>
-              </w:rPr>
-              <w:tab/>
-            </w:r>
-            <w:r>
-              <w:rPr>
-                <w:rFonts w:hint="eastAsia"/>
-                <w:noProof/>
-              </w:rPr>
-              <w:fldChar w:fldCharType="begin"/>
-            </w:r>
-            <w:r>
-              <w:rPr>
-                <w:rFonts w:hint="eastAsia"/>
-                <w:noProof/>
-              </w:rPr>
-              <w:instrText xml:space="preserve"> </w:instrText>
-            </w:r>
-            <w:r>
-              <w:rPr>
-                <w:noProof/>
-              </w:rPr>
-              <w:instrText>PAGEREF _Toc239790270 \h</w:instrText>
-            </w:r>
-            <w:r>
-              <w:rPr>
-                <w:rFonts w:hint="eastAsia"/>
-                <w:noProof/>
-              </w:rPr>
-              <w:instrText xml:space="preserve"> </w:instrText>
-            </w:r>
-            <w:r>
-              <w:rPr>
-                <w:rFonts w:hint="eastAsia"/>
-                <w:noProof/>
-              </w:rPr>
-            </w:r>
-            <w:r>
-              <w:rPr>
-                <w:noProof/>
-              </w:rPr>
-              <w:fldChar w:fldCharType="separate"/>
-            </w:r>
-            <w:r>
-              <w:rPr>
-                <w:noProof/>
-              </w:rPr>
-              <w:t>7</w:t>
-            </w:r>
-            <w:r>
-              <w:rPr>
-                <w:rFonts w:hint="eastAsia"/>
-                <w:noProof/>
-              </w:rPr>
-              <w:fldChar w:fldCharType="end"/>
-            </w:r>
-          </w:hyperlink>
-        </w:p>
-        <w:p>
-          <w:pPr>
-            <w:pStyle w:val="TOC2"/>
-            <w:tabs>
-              <w:tab w:val="right" w:leader="dot" w:pos="9736"/>
-            </w:tabs>
-            <w:rPr>
-              <w:rFonts w:asciiTheme="minorHAnsi" w:hAnsiTheme="minorHAnsi" w:cstheme="minorBidi" w:hint="eastAsia"/>
-              <w:noProof/>
-              <w:kern w:val="2"/>
-              <w:sz w:val="22"/>
-              <w:szCs w:val="24"/>
-              <w14:ligatures w14:val="standardContextual"/>
-            </w:rPr>
-          </w:pPr>
-          <w:hyperlink w:anchor="_Toc239790271" w:history="1">
-            <w:r>
-              <w:rPr>
-                <w:rStyle w:val="ad"/>
-                <w:rFonts w:eastAsia="微软雅黑" w:hint="eastAsia"/>
-                <w:b/>
-                <w:bCs/>
-                <w:noProof/>
-              </w:rPr>
-              <w:t xml:space="preserve">4.3 </w:t>
-            </w:r>
-            <w:r>
-              <w:rPr>
-                <w:rStyle w:val="ad"/>
-                <w:rFonts w:eastAsia="微软雅黑" w:hint="eastAsia"/>
-                <w:b/>
-                <w:bCs/>
-                <w:noProof/>
-              </w:rPr>
-              <w:t>约束与假设</w:t>
-            </w:r>
-            <w:r>
-              <w:rPr>
-                <w:rFonts w:hint="eastAsia"/>
-                <w:noProof/>
-              </w:rPr>
-              <w:tab/>
-            </w:r>
-            <w:r>
-              <w:rPr>
-                <w:rFonts w:hint="eastAsia"/>
-                <w:noProof/>
-              </w:rPr>
-              <w:fldChar w:fldCharType="begin"/>
-            </w:r>
-            <w:r>
-              <w:rPr>
-                <w:rFonts w:hint="eastAsia"/>
-                <w:noProof/>
-              </w:rPr>
-              <w:instrText xml:space="preserve"> </w:instrText>
-            </w:r>
-            <w:r>
-              <w:rPr>
-                <w:noProof/>
-              </w:rPr>
-              <w:instrText>PAGEREF _Toc239790271 \h</w:instrText>
-            </w:r>
-            <w:r>
-              <w:rPr>
-                <w:rFonts w:hint="eastAsia"/>
-                <w:noProof/>
-              </w:rPr>
-              <w:instrText xml:space="preserve"> </w:instrText>
-            </w:r>
-            <w:r>
-              <w:rPr>
-                <w:rFonts w:hint="eastAsia"/>
-                <w:noProof/>
-              </w:rPr>
-            </w:r>
-            <w:r>
-              <w:rPr>
-                <w:noProof/>
-              </w:rPr>
-              <w:fldChar w:fldCharType="separate"/>
-            </w:r>
-            <w:r>
-              <w:rPr>
-                <w:noProof/>
-              </w:rPr>
-              <w:t>8</w:t>
-            </w:r>
-            <w:r>
-              <w:rPr>
-                <w:rFonts w:hint="eastAsia"/>
+              <w:t>12</w:t>
+            </w:r>
+            <w:r>
+              <w:rPr>
                 <w:noProof/>
               </w:rPr>
               <w:fldChar w:fldCharType="end"/>
@@ -2508,7 +2620,7 @@
               <w:tab w:val="right" w:leader="dot" w:pos="9736"/>
             </w:tabs>
             <w:rPr>
-              <w:rFonts w:asciiTheme="minorHAnsi" w:hAnsiTheme="minorHAnsi" w:cstheme="minorBidi" w:hint="eastAsia"/>
+              <w:rFonts w:asciiTheme="minorHAnsi" w:hAnsiTheme="minorHAnsi" w:cstheme="minorBidi"/>
               <w:noProof/>
               <w:kern w:val="2"/>
               <w:sz w:val="22"/>
@@ -2516,64 +2628,47 @@
               <w14:ligatures w14:val="standardContextual"/>
             </w:rPr>
           </w:pPr>
-          <w:hyperlink w:anchor="_Toc239790272" w:history="1">
+          <w:hyperlink w:anchor="_Toc239856106" w:history="1">
             <w:r>
               <w:rPr>
                 <w:rStyle w:val="ad"/>
-                <w:rFonts w:eastAsia="微软雅黑" w:hint="eastAsia"/>
+                <w:rFonts w:eastAsia="微软雅黑"/>
                 <w:b/>
                 <w:bCs/>
                 <w:noProof/>
               </w:rPr>
-              <w:t xml:space="preserve">5. </w:t>
+              <w:t xml:space="preserve">8. </w:t>
             </w:r>
             <w:r>
               <w:rPr>
                 <w:rStyle w:val="ad"/>
-                <w:rFonts w:eastAsia="微软雅黑" w:hint="eastAsia"/>
+                <w:rFonts w:eastAsia="微软雅黑"/>
                 <w:b/>
                 <w:bCs/>
                 <w:noProof/>
               </w:rPr>
-              <w:t>数据收集与准备</w:t>
-            </w:r>
-            <w:r>
-              <w:rPr>
-                <w:rFonts w:hint="eastAsia"/>
+              <w:t>评估计划</w:t>
+            </w:r>
+            <w:r>
+              <w:rPr>
                 <w:noProof/>
               </w:rPr>
               <w:tab/>
             </w:r>
             <w:r>
               <w:rPr>
-                <w:rFonts w:hint="eastAsia"/>
                 <w:noProof/>
               </w:rPr>
               <w:fldChar w:fldCharType="begin"/>
             </w:r>
             <w:r>
               <w:rPr>
-                <w:rFonts w:hint="eastAsia"/>
-                <w:noProof/>
-              </w:rPr>
-              <w:instrText xml:space="preserve"> </w:instrText>
-            </w:r>
-            <w:r>
-              <w:rPr>
-                <w:noProof/>
-              </w:rPr>
-              <w:instrText>PAGEREF _Toc239790272 \h</w:instrText>
-            </w:r>
-            <w:r>
-              <w:rPr>
-                <w:rFonts w:hint="eastAsia"/>
-                <w:noProof/>
-              </w:rPr>
-              <w:instrText xml:space="preserve"> </w:instrText>
-            </w:r>
-            <w:r>
-              <w:rPr>
-                <w:rFonts w:hint="eastAsia"/>
+                <w:noProof/>
+              </w:rPr>
+              <w:instrText xml:space="preserve"> PAGEREF _Toc239856106 \h </w:instrText>
+            </w:r>
+            <w:r>
+              <w:rPr>
                 <w:noProof/>
               </w:rPr>
             </w:r>
@@ -2587,593 +2682,10 @@
               <w:rPr>
                 <w:noProof/>
               </w:rPr>
-              <w:t>9</w:t>
-            </w:r>
-            <w:r>
-              <w:rPr>
-                <w:rFonts w:hint="eastAsia"/>
-                <w:noProof/>
-              </w:rPr>
-              <w:fldChar w:fldCharType="end"/>
-            </w:r>
-          </w:hyperlink>
-        </w:p>
-        <w:p>
-          <w:pPr>
-            <w:pStyle w:val="TOC1"/>
-            <w:tabs>
-              <w:tab w:val="right" w:leader="dot" w:pos="9736"/>
-            </w:tabs>
-            <w:rPr>
-              <w:rFonts w:asciiTheme="minorHAnsi" w:hAnsiTheme="minorHAnsi" w:cstheme="minorBidi" w:hint="eastAsia"/>
-              <w:noProof/>
-              <w:kern w:val="2"/>
-              <w:sz w:val="22"/>
-              <w:szCs w:val="24"/>
-              <w14:ligatures w14:val="standardContextual"/>
-            </w:rPr>
-          </w:pPr>
-          <w:hyperlink w:anchor="_Toc239790273" w:history="1">
-            <w:r>
-              <w:rPr>
-                <w:rStyle w:val="ad"/>
-                <w:rFonts w:eastAsia="微软雅黑" w:hint="eastAsia"/>
-                <w:b/>
-                <w:bCs/>
-                <w:noProof/>
-              </w:rPr>
-              <w:t xml:space="preserve">6. </w:t>
-            </w:r>
-            <w:r>
-              <w:rPr>
-                <w:rStyle w:val="ad"/>
-                <w:rFonts w:eastAsia="微软雅黑" w:hint="eastAsia"/>
-                <w:b/>
-                <w:bCs/>
-                <w:noProof/>
-              </w:rPr>
-              <w:t>系统设计</w:t>
-            </w:r>
-            <w:r>
-              <w:rPr>
-                <w:rFonts w:hint="eastAsia"/>
-                <w:noProof/>
-              </w:rPr>
-              <w:tab/>
-            </w:r>
-            <w:r>
-              <w:rPr>
-                <w:rFonts w:hint="eastAsia"/>
-                <w:noProof/>
-              </w:rPr>
-              <w:fldChar w:fldCharType="begin"/>
-            </w:r>
-            <w:r>
-              <w:rPr>
-                <w:rFonts w:hint="eastAsia"/>
-                <w:noProof/>
-              </w:rPr>
-              <w:instrText xml:space="preserve"> </w:instrText>
-            </w:r>
-            <w:r>
-              <w:rPr>
-                <w:noProof/>
-              </w:rPr>
-              <w:instrText>PAGEREF _Toc239790273 \h</w:instrText>
-            </w:r>
-            <w:r>
-              <w:rPr>
-                <w:rFonts w:hint="eastAsia"/>
-                <w:noProof/>
-              </w:rPr>
-              <w:instrText xml:space="preserve"> </w:instrText>
-            </w:r>
-            <w:r>
-              <w:rPr>
-                <w:rFonts w:hint="eastAsia"/>
-                <w:noProof/>
-              </w:rPr>
-            </w:r>
-            <w:r>
-              <w:rPr>
-                <w:noProof/>
-              </w:rPr>
-              <w:fldChar w:fldCharType="separate"/>
-            </w:r>
-            <w:r>
-              <w:rPr>
-                <w:noProof/>
-              </w:rPr>
-              <w:t>10</w:t>
-            </w:r>
-            <w:r>
-              <w:rPr>
-                <w:rFonts w:hint="eastAsia"/>
-                <w:noProof/>
-              </w:rPr>
-              <w:fldChar w:fldCharType="end"/>
-            </w:r>
-          </w:hyperlink>
-        </w:p>
-        <w:p>
-          <w:pPr>
-            <w:pStyle w:val="TOC2"/>
-            <w:tabs>
-              <w:tab w:val="right" w:leader="dot" w:pos="9736"/>
-            </w:tabs>
-            <w:rPr>
-              <w:rFonts w:asciiTheme="minorHAnsi" w:hAnsiTheme="minorHAnsi" w:cstheme="minorBidi" w:hint="eastAsia"/>
-              <w:noProof/>
-              <w:kern w:val="2"/>
-              <w:sz w:val="22"/>
-              <w:szCs w:val="24"/>
-              <w14:ligatures w14:val="standardContextual"/>
-            </w:rPr>
-          </w:pPr>
-          <w:hyperlink w:anchor="_Toc239790274" w:history="1">
-            <w:r>
-              <w:rPr>
-                <w:rStyle w:val="ad"/>
-                <w:rFonts w:eastAsia="微软雅黑" w:hint="eastAsia"/>
-                <w:b/>
-                <w:bCs/>
-                <w:noProof/>
-              </w:rPr>
-              <w:t xml:space="preserve">6.1 </w:t>
-            </w:r>
-            <w:r>
-              <w:rPr>
-                <w:rStyle w:val="ad"/>
-                <w:rFonts w:eastAsia="微软雅黑" w:hint="eastAsia"/>
-                <w:b/>
-                <w:bCs/>
-                <w:noProof/>
-              </w:rPr>
-              <w:t>框架结构</w:t>
-            </w:r>
-            <w:r>
-              <w:rPr>
-                <w:rFonts w:hint="eastAsia"/>
-                <w:noProof/>
-              </w:rPr>
-              <w:tab/>
-            </w:r>
-            <w:r>
-              <w:rPr>
-                <w:rFonts w:hint="eastAsia"/>
-                <w:noProof/>
-              </w:rPr>
-              <w:fldChar w:fldCharType="begin"/>
-            </w:r>
-            <w:r>
-              <w:rPr>
-                <w:rFonts w:hint="eastAsia"/>
-                <w:noProof/>
-              </w:rPr>
-              <w:instrText xml:space="preserve"> </w:instrText>
-            </w:r>
-            <w:r>
-              <w:rPr>
-                <w:noProof/>
-              </w:rPr>
-              <w:instrText>PAGEREF _Toc239790274 \h</w:instrText>
-            </w:r>
-            <w:r>
-              <w:rPr>
-                <w:rFonts w:hint="eastAsia"/>
-                <w:noProof/>
-              </w:rPr>
-              <w:instrText xml:space="preserve"> </w:instrText>
-            </w:r>
-            <w:r>
-              <w:rPr>
-                <w:rFonts w:hint="eastAsia"/>
-                <w:noProof/>
-              </w:rPr>
-            </w:r>
-            <w:r>
-              <w:rPr>
-                <w:noProof/>
-              </w:rPr>
-              <w:fldChar w:fldCharType="separate"/>
-            </w:r>
-            <w:r>
-              <w:rPr>
-                <w:noProof/>
-              </w:rPr>
-              <w:t>10</w:t>
-            </w:r>
-            <w:r>
-              <w:rPr>
-                <w:rFonts w:hint="eastAsia"/>
-                <w:noProof/>
-              </w:rPr>
-              <w:fldChar w:fldCharType="end"/>
-            </w:r>
-          </w:hyperlink>
-        </w:p>
-        <w:p>
-          <w:pPr>
-            <w:pStyle w:val="TOC2"/>
-            <w:tabs>
-              <w:tab w:val="right" w:leader="dot" w:pos="9736"/>
-            </w:tabs>
-            <w:rPr>
-              <w:rFonts w:asciiTheme="minorHAnsi" w:hAnsiTheme="minorHAnsi" w:cstheme="minorBidi" w:hint="eastAsia"/>
-              <w:noProof/>
-              <w:kern w:val="2"/>
-              <w:sz w:val="22"/>
-              <w:szCs w:val="24"/>
-              <w14:ligatures w14:val="standardContextual"/>
-            </w:rPr>
-          </w:pPr>
-          <w:hyperlink w:anchor="_Toc239790275" w:history="1">
-            <w:r>
-              <w:rPr>
-                <w:rStyle w:val="ad"/>
-                <w:rFonts w:eastAsia="微软雅黑" w:hint="eastAsia"/>
-                <w:b/>
-                <w:bCs/>
-                <w:noProof/>
-              </w:rPr>
-              <w:t xml:space="preserve">6.2 </w:t>
-            </w:r>
-            <w:r>
-              <w:rPr>
-                <w:rStyle w:val="ad"/>
-                <w:rFonts w:eastAsia="微软雅黑" w:hint="eastAsia"/>
-                <w:b/>
-                <w:bCs/>
-                <w:noProof/>
-              </w:rPr>
-              <w:t>技术选择原因</w:t>
-            </w:r>
-            <w:r>
-              <w:rPr>
-                <w:rFonts w:hint="eastAsia"/>
-                <w:noProof/>
-              </w:rPr>
-              <w:tab/>
-            </w:r>
-            <w:r>
-              <w:rPr>
-                <w:rFonts w:hint="eastAsia"/>
-                <w:noProof/>
-              </w:rPr>
-              <w:fldChar w:fldCharType="begin"/>
-            </w:r>
-            <w:r>
-              <w:rPr>
-                <w:rFonts w:hint="eastAsia"/>
-                <w:noProof/>
-              </w:rPr>
-              <w:instrText xml:space="preserve"> </w:instrText>
-            </w:r>
-            <w:r>
-              <w:rPr>
-                <w:noProof/>
-              </w:rPr>
-              <w:instrText>PAGEREF _Toc239790275 \h</w:instrText>
-            </w:r>
-            <w:r>
-              <w:rPr>
-                <w:rFonts w:hint="eastAsia"/>
-                <w:noProof/>
-              </w:rPr>
-              <w:instrText xml:space="preserve"> </w:instrText>
-            </w:r>
-            <w:r>
-              <w:rPr>
-                <w:rFonts w:hint="eastAsia"/>
-                <w:noProof/>
-              </w:rPr>
-            </w:r>
-            <w:r>
-              <w:rPr>
-                <w:noProof/>
-              </w:rPr>
-              <w:fldChar w:fldCharType="separate"/>
-            </w:r>
-            <w:r>
-              <w:rPr>
-                <w:noProof/>
-              </w:rPr>
-              <w:t>10</w:t>
-            </w:r>
-            <w:r>
-              <w:rPr>
-                <w:rFonts w:hint="eastAsia"/>
-                <w:noProof/>
-              </w:rPr>
-              <w:fldChar w:fldCharType="end"/>
-            </w:r>
-          </w:hyperlink>
-        </w:p>
-        <w:p>
-          <w:pPr>
-            <w:pStyle w:val="TOC2"/>
-            <w:tabs>
-              <w:tab w:val="right" w:leader="dot" w:pos="9736"/>
-            </w:tabs>
-            <w:rPr>
-              <w:rFonts w:asciiTheme="minorHAnsi" w:hAnsiTheme="minorHAnsi" w:cstheme="minorBidi" w:hint="eastAsia"/>
-              <w:noProof/>
-              <w:kern w:val="2"/>
-              <w:sz w:val="22"/>
-              <w:szCs w:val="24"/>
-              <w14:ligatures w14:val="standardContextual"/>
-            </w:rPr>
-          </w:pPr>
-          <w:hyperlink w:anchor="_Toc239790276" w:history="1">
-            <w:r>
-              <w:rPr>
-                <w:rStyle w:val="ad"/>
-                <w:rFonts w:eastAsia="微软雅黑" w:hint="eastAsia"/>
-                <w:b/>
-                <w:bCs/>
-                <w:noProof/>
-              </w:rPr>
-              <w:t xml:space="preserve">6.3 </w:t>
-            </w:r>
-            <w:r>
-              <w:rPr>
-                <w:rStyle w:val="ad"/>
-                <w:rFonts w:eastAsia="微软雅黑" w:hint="eastAsia"/>
-                <w:b/>
-                <w:bCs/>
-                <w:noProof/>
-              </w:rPr>
-              <w:t>技术栈</w:t>
-            </w:r>
-            <w:r>
-              <w:rPr>
-                <w:rFonts w:hint="eastAsia"/>
-                <w:noProof/>
-              </w:rPr>
-              <w:tab/>
-            </w:r>
-            <w:r>
-              <w:rPr>
-                <w:rFonts w:hint="eastAsia"/>
-                <w:noProof/>
-              </w:rPr>
-              <w:fldChar w:fldCharType="begin"/>
-            </w:r>
-            <w:r>
-              <w:rPr>
-                <w:rFonts w:hint="eastAsia"/>
-                <w:noProof/>
-              </w:rPr>
-              <w:instrText xml:space="preserve"> </w:instrText>
-            </w:r>
-            <w:r>
-              <w:rPr>
-                <w:noProof/>
-              </w:rPr>
-              <w:instrText>PAGEREF _Toc239790276 \h</w:instrText>
-            </w:r>
-            <w:r>
-              <w:rPr>
-                <w:rFonts w:hint="eastAsia"/>
-                <w:noProof/>
-              </w:rPr>
-              <w:instrText xml:space="preserve"> </w:instrText>
-            </w:r>
-            <w:r>
-              <w:rPr>
-                <w:rFonts w:hint="eastAsia"/>
-                <w:noProof/>
-              </w:rPr>
-            </w:r>
-            <w:r>
-              <w:rPr>
-                <w:noProof/>
-              </w:rPr>
-              <w:fldChar w:fldCharType="separate"/>
-            </w:r>
-            <w:r>
-              <w:rPr>
-                <w:noProof/>
-              </w:rPr>
-              <w:t>11</w:t>
-            </w:r>
-            <w:r>
-              <w:rPr>
-                <w:rFonts w:hint="eastAsia"/>
-                <w:noProof/>
-              </w:rPr>
-              <w:fldChar w:fldCharType="end"/>
-            </w:r>
-          </w:hyperlink>
-        </w:p>
-        <w:p>
-          <w:pPr>
-            <w:pStyle w:val="TOC1"/>
-            <w:tabs>
-              <w:tab w:val="right" w:leader="dot" w:pos="9736"/>
-            </w:tabs>
-            <w:rPr>
-              <w:rFonts w:asciiTheme="minorHAnsi" w:hAnsiTheme="minorHAnsi" w:cstheme="minorBidi" w:hint="eastAsia"/>
-              <w:noProof/>
-              <w:kern w:val="2"/>
-              <w:sz w:val="22"/>
-              <w:szCs w:val="24"/>
-              <w14:ligatures w14:val="standardContextual"/>
-            </w:rPr>
-          </w:pPr>
-          <w:hyperlink w:anchor="_Toc239790277" w:history="1">
-            <w:r>
-              <w:rPr>
-                <w:rStyle w:val="ad"/>
-                <w:rFonts w:eastAsia="微软雅黑" w:hint="eastAsia"/>
-                <w:b/>
-                <w:bCs/>
-                <w:noProof/>
-              </w:rPr>
-              <w:t xml:space="preserve">7. </w:t>
-            </w:r>
-            <w:r>
-              <w:rPr>
-                <w:rStyle w:val="ad"/>
-                <w:rFonts w:eastAsia="微软雅黑" w:hint="eastAsia"/>
-                <w:b/>
-                <w:bCs/>
-                <w:noProof/>
-              </w:rPr>
-              <w:t>实施计划</w:t>
-            </w:r>
-            <w:r>
-              <w:rPr>
-                <w:rFonts w:hint="eastAsia"/>
-                <w:noProof/>
-              </w:rPr>
-              <w:tab/>
-            </w:r>
-            <w:r>
-              <w:rPr>
-                <w:rFonts w:hint="eastAsia"/>
-                <w:noProof/>
-              </w:rPr>
-              <w:fldChar w:fldCharType="begin"/>
-            </w:r>
-            <w:r>
-              <w:rPr>
-                <w:rFonts w:hint="eastAsia"/>
-                <w:noProof/>
-              </w:rPr>
-              <w:instrText xml:space="preserve"> </w:instrText>
-            </w:r>
-            <w:r>
-              <w:rPr>
-                <w:noProof/>
-              </w:rPr>
-              <w:instrText>PAGEREF _Toc239790277 \h</w:instrText>
-            </w:r>
-            <w:r>
-              <w:rPr>
-                <w:rFonts w:hint="eastAsia"/>
-                <w:noProof/>
-              </w:rPr>
-              <w:instrText xml:space="preserve"> </w:instrText>
-            </w:r>
-            <w:r>
-              <w:rPr>
-                <w:rFonts w:hint="eastAsia"/>
-                <w:noProof/>
-              </w:rPr>
-            </w:r>
-            <w:r>
-              <w:rPr>
-                <w:noProof/>
-              </w:rPr>
-              <w:fldChar w:fldCharType="separate"/>
-            </w:r>
-            <w:r>
-              <w:rPr>
-                <w:noProof/>
-              </w:rPr>
               <w:t>12</w:t>
             </w:r>
             <w:r>
               <w:rPr>
-                <w:rFonts w:hint="eastAsia"/>
-                <w:noProof/>
-              </w:rPr>
-              <w:fldChar w:fldCharType="end"/>
-            </w:r>
-          </w:hyperlink>
-        </w:p>
-        <w:p>
-          <w:pPr>
-            <w:pStyle w:val="TOC1"/>
-            <w:tabs>
-              <w:tab w:val="right" w:leader="dot" w:pos="9736"/>
-            </w:tabs>
-            <w:rPr>
-              <w:rFonts w:asciiTheme="minorHAnsi" w:hAnsiTheme="minorHAnsi" w:cstheme="minorBidi" w:hint="eastAsia"/>
-              <w:noProof/>
-              <w:kern w:val="2"/>
-              <w:sz w:val="22"/>
-              <w:szCs w:val="24"/>
-              <w14:ligatures w14:val="standardContextual"/>
-            </w:rPr>
-          </w:pPr>
-          <w:hyperlink w:anchor="_Toc239790278" w:history="1">
-            <w:r>
-              <w:rPr>
-                <w:rStyle w:val="ad"/>
-                <w:rFonts w:eastAsia="微软雅黑" w:hint="eastAsia"/>
-                <w:b/>
-                <w:bCs/>
-                <w:noProof/>
-              </w:rPr>
-              <w:t xml:space="preserve">8. </w:t>
-            </w:r>
-            <w:r>
-              <w:rPr>
-                <w:rStyle w:val="ad"/>
-                <w:rFonts w:eastAsia="微软雅黑" w:hint="eastAsia"/>
-                <w:b/>
-                <w:bCs/>
-                <w:noProof/>
-              </w:rPr>
-              <w:t>评估计划</w:t>
-            </w:r>
-            <w:r>
-              <w:rPr>
-                <w:rFonts w:hint="eastAsia"/>
-                <w:noProof/>
-              </w:rPr>
-              <w:tab/>
-            </w:r>
-            <w:r>
-              <w:rPr>
-                <w:rFonts w:hint="eastAsia"/>
-                <w:noProof/>
-              </w:rPr>
-              <w:fldChar w:fldCharType="begin"/>
-            </w:r>
-            <w:r>
-              <w:rPr>
-                <w:rFonts w:hint="eastAsia"/>
-                <w:noProof/>
-              </w:rPr>
-              <w:instrText xml:space="preserve"> </w:instrText>
-            </w:r>
-            <w:r>
-              <w:rPr>
-                <w:noProof/>
-              </w:rPr>
-              <w:instrText>PAGEREF _Toc239790278 \h</w:instrText>
-            </w:r>
-            <w:r>
-              <w:rPr>
-                <w:rFonts w:hint="eastAsia"/>
-                <w:noProof/>
-              </w:rPr>
-              <w:instrText xml:space="preserve"> </w:instrText>
-            </w:r>
-            <w:r>
-              <w:rPr>
-                <w:rFonts w:hint="eastAsia"/>
-                <w:noProof/>
-              </w:rPr>
-            </w:r>
-            <w:r>
-              <w:rPr>
-                <w:noProof/>
-              </w:rPr>
-              <w:fldChar w:fldCharType="separate"/>
-            </w:r>
-            <w:r>
-              <w:rPr>
-                <w:noProof/>
-              </w:rPr>
-              <w:t>12</w:t>
-            </w:r>
-            <w:r>
-              <w:rPr>
-                <w:rFonts w:hint="eastAsia"/>
                 <w:noProof/>
               </w:rPr>
               <w:fldChar w:fldCharType="end"/>
@@ -3197,7 +2709,7 @@
         <w:pStyle w:val="1"/>
         <w:spacing w:before="360" w:after="140"/>
       </w:pPr>
-      <w:bookmarkStart w:id="1" w:name="_Toc239790256"/>
+      <w:bookmarkStart w:id="1" w:name="_Toc239856085"/>
       <w:r>
         <w:rPr>
           <w:rFonts w:eastAsia="微软雅黑"/>
@@ -3208,8 +2720,9 @@
           <w:szCs w:val="30"/>
         </w:rPr>
         <w:lastRenderedPageBreak/>
-        <w:t xml:space="preserve">1. </w:t>
-      </w:r>
+        <w:t>1</w:t>
+      </w:r>
+      <w:proofErr w:type="gramStart"/>
       <w:r>
         <w:rPr>
           <w:rFonts w:eastAsia="微软雅黑"/>
@@ -3219,16 +2732,29 @@
           <w:sz w:val="30"/>
           <w:szCs w:val="30"/>
         </w:rPr>
+        <w:t xml:space="preserve">. </w:t>
+      </w:r>
+      <w:r>
+        <w:rPr>
+          <w:rFonts w:eastAsia="微软雅黑"/>
+          <w:b/>
+          <w:bCs/>
+          <w:color w:val="1F3864"/>
+          <w:sz w:val="30"/>
+          <w:szCs w:val="30"/>
+        </w:rPr>
         <w:t>引言</w:t>
       </w:r>
       <w:bookmarkEnd w:id="1"/>
+      <w:proofErr w:type="gramEnd"/>
     </w:p>
     <w:p>
       <w:pPr>
         <w:pStyle w:val="2"/>
         <w:spacing w:before="240" w:after="140"/>
       </w:pPr>
-      <w:bookmarkStart w:id="2" w:name="_Toc239790257"/>
+      <w:bookmarkStart w:id="2" w:name="_Toc239856086"/>
+      <w:proofErr w:type="gramStart"/>
       <w:r>
         <w:rPr>
           <w:rFonts w:eastAsia="微软雅黑"/>
@@ -3249,7 +2775,19 @@
           <w:sz w:val="25"/>
           <w:szCs w:val="25"/>
         </w:rPr>
-        <w:t>项目概述与预期价值</w:t>
+        <w:t>项目</w:t>
+      </w:r>
+      <w:proofErr w:type="gramEnd"/>
+      <w:r>
+        <w:rPr>
+          <w:rFonts w:eastAsia="微软雅黑"/>
+          <w:b/>
+          <w:bCs/>
+          <w:color w:val="1F3864"/>
+          <w:sz w:val="25"/>
+          <w:szCs w:val="25"/>
+        </w:rPr>
+        <w:t>概述与预期价值</w:t>
       </w:r>
       <w:bookmarkEnd w:id="2"/>
     </w:p>
@@ -3261,7 +2799,21 @@
         <w:rPr>
           <w:rFonts w:eastAsia="微软雅黑"/>
         </w:rPr>
-        <w:t xml:space="preserve">IT CareerPilot </w:t>
+        <w:t xml:space="preserve">IT </w:t>
+      </w:r>
+      <w:proofErr w:type="spellStart"/>
+      <w:r>
+        <w:rPr>
+          <w:rFonts w:eastAsia="微软雅黑"/>
+        </w:rPr>
+        <w:t>CareerPilot</w:t>
+      </w:r>
+      <w:proofErr w:type="spellEnd"/>
+      <w:r>
+        <w:rPr>
+          <w:rFonts w:eastAsia="微软雅黑"/>
+        </w:rPr>
+        <w:t xml:space="preserve"> </w:t>
       </w:r>
       <w:r>
         <w:rPr>
@@ -3310,7 +2862,8 @@
         <w:pStyle w:val="2"/>
         <w:spacing w:before="240" w:after="140"/>
       </w:pPr>
-      <w:bookmarkStart w:id="3" w:name="_Toc239790258"/>
+      <w:bookmarkStart w:id="3" w:name="_Toc239856087"/>
+      <w:proofErr w:type="gramStart"/>
       <w:r>
         <w:rPr>
           <w:rFonts w:eastAsia="微软雅黑"/>
@@ -3331,7 +2884,19 @@
           <w:sz w:val="25"/>
           <w:szCs w:val="25"/>
         </w:rPr>
-        <w:t>项目目标</w:t>
+        <w:t>项目</w:t>
+      </w:r>
+      <w:proofErr w:type="gramEnd"/>
+      <w:r>
+        <w:rPr>
+          <w:rFonts w:eastAsia="微软雅黑"/>
+          <w:b/>
+          <w:bCs/>
+          <w:color w:val="1F3864"/>
+          <w:sz w:val="25"/>
+          <w:szCs w:val="25"/>
+        </w:rPr>
+        <w:t>目标</w:t>
       </w:r>
       <w:bookmarkEnd w:id="3"/>
     </w:p>
@@ -3547,7 +3112,7 @@
         <w:pStyle w:val="1"/>
         <w:spacing w:before="360" w:after="140"/>
       </w:pPr>
-      <w:bookmarkStart w:id="4" w:name="_Toc239790259"/>
+      <w:bookmarkStart w:id="4" w:name="_Toc239856088"/>
       <w:r>
         <w:rPr>
           <w:rFonts w:eastAsia="微软雅黑"/>
@@ -3558,8 +3123,9 @@
           <w:szCs w:val="30"/>
         </w:rPr>
         <w:lastRenderedPageBreak/>
-        <w:t xml:space="preserve">2. </w:t>
-      </w:r>
+        <w:t>2</w:t>
+      </w:r>
+      <w:proofErr w:type="gramStart"/>
       <w:r>
         <w:rPr>
           <w:rFonts w:eastAsia="微软雅黑"/>
@@ -3569,16 +3135,102 @@
           <w:sz w:val="30"/>
           <w:szCs w:val="30"/>
         </w:rPr>
-        <w:t>项目背景</w:t>
+        <w:t xml:space="preserve">. </w:t>
+      </w:r>
+      <w:r>
+        <w:rPr>
+          <w:rFonts w:eastAsia="微软雅黑"/>
+          <w:b/>
+          <w:bCs/>
+          <w:color w:val="1F3864"/>
+          <w:sz w:val="30"/>
+          <w:szCs w:val="30"/>
+        </w:rPr>
+        <w:t>项目</w:t>
+      </w:r>
+      <w:proofErr w:type="gramEnd"/>
+      <w:r>
+        <w:rPr>
+          <w:rFonts w:eastAsia="微软雅黑"/>
+          <w:b/>
+          <w:bCs/>
+          <w:color w:val="1F3864"/>
+          <w:sz w:val="30"/>
+          <w:szCs w:val="30"/>
+        </w:rPr>
+        <w:t>背景</w:t>
       </w:r>
       <w:bookmarkEnd w:id="4"/>
+    </w:p>
+    <w:p>
+      <w:pPr>
+        <w:spacing w:after="120" w:line="276" w:lineRule="auto"/>
+        <w:rPr>
+          <w:rFonts w:eastAsia="微软雅黑"/>
+        </w:rPr>
+      </w:pPr>
+      <w:r>
+        <w:rPr>
+          <w:rFonts w:eastAsia="微软雅黑"/>
+        </w:rPr>
+        <w:t>学生在申请</w:t>
+      </w:r>
+      <w:r>
+        <w:rPr>
+          <w:rFonts w:eastAsia="微软雅黑"/>
+        </w:rPr>
+        <w:t xml:space="preserve"> IT </w:t>
+      </w:r>
+      <w:r>
+        <w:rPr>
+          <w:rFonts w:eastAsia="微软雅黑"/>
+        </w:rPr>
+        <w:t>行业实习和校招岗位时，通常面对岗位信息分散、</w:t>
+      </w:r>
+      <w:r>
+        <w:rPr>
+          <w:rFonts w:eastAsia="微软雅黑"/>
+        </w:rPr>
+        <w:t xml:space="preserve">JD </w:t>
+      </w:r>
+      <w:r>
+        <w:rPr>
+          <w:rFonts w:eastAsia="微软雅黑"/>
+        </w:rPr>
+        <w:t>技术要求难以理解、简历缺少针对性、技能差距反馈不足等问题。很多学生会用同一份通用简历批量投递不同岗位，但</w:t>
+      </w:r>
+      <w:r>
+        <w:rPr>
+          <w:rFonts w:eastAsia="微软雅黑"/>
+        </w:rPr>
+        <w:t xml:space="preserve"> IT </w:t>
+      </w:r>
+      <w:r>
+        <w:rPr>
+          <w:rFonts w:eastAsia="微软雅黑"/>
+        </w:rPr>
+        <w:t>岗位对技术栈、项目经验和岗位方向的要求差异明显，通用申请往往难以突出匹配度。因此，本项目希望通过智能推理系统帮助学生更快识别适合自己的岗位，并围绕具体</w:t>
+      </w:r>
+      <w:r>
+        <w:rPr>
+          <w:rFonts w:eastAsia="微软雅黑"/>
+        </w:rPr>
+        <w:t xml:space="preserve"> JD </w:t>
+      </w:r>
+      <w:r>
+        <w:rPr>
+          <w:rFonts w:eastAsia="微软雅黑"/>
+        </w:rPr>
+        <w:t>优化简历表达。</w:t>
+      </w:r>
     </w:p>
     <w:p>
       <w:pPr>
         <w:pStyle w:val="2"/>
         <w:spacing w:before="240" w:after="140"/>
       </w:pPr>
-      <w:bookmarkStart w:id="5" w:name="_Toc239790260"/>
+      <w:bookmarkStart w:id="5" w:name="_Toc239856089"/>
+      <w:proofErr w:type="gramStart"/>
       <w:r>
         <w:rPr>
           <w:rFonts w:eastAsia="微软雅黑"/>
@@ -3588,7 +3240,7 @@
           <w:sz w:val="25"/>
           <w:szCs w:val="25"/>
         </w:rPr>
-        <w:t>学生在申请</w:t>
+        <w:t xml:space="preserve">2.1 </w:t>
       </w:r>
       <w:r>
         <w:rPr>
@@ -3599,8 +3251,9 @@
           <w:sz w:val="25"/>
           <w:szCs w:val="25"/>
         </w:rPr>
-        <w:t xml:space="preserve"> IT </w:t>
-      </w:r>
+        <w:t>目标</w:t>
+      </w:r>
+      <w:proofErr w:type="gramEnd"/>
       <w:r>
         <w:rPr>
           <w:rFonts w:eastAsia="微软雅黑"/>
@@ -3610,73 +3263,7 @@
           <w:sz w:val="25"/>
           <w:szCs w:val="25"/>
         </w:rPr>
-        <w:t>行业实习和校招岗位时，通常面对岗位信息分散、</w:t>
-      </w:r>
-      <w:r>
-        <w:rPr>
-          <w:rFonts w:eastAsia="微软雅黑"/>
-          <w:b/>
-          <w:bCs/>
-          <w:color w:val="1F3864"/>
-          <w:sz w:val="25"/>
-          <w:szCs w:val="25"/>
-        </w:rPr>
-        <w:t xml:space="preserve">JD </w:t>
-      </w:r>
-      <w:r>
-        <w:rPr>
-          <w:rFonts w:eastAsia="微软雅黑"/>
-          <w:b/>
-          <w:bCs/>
-          <w:color w:val="1F3864"/>
-          <w:sz w:val="25"/>
-          <w:szCs w:val="25"/>
-        </w:rPr>
-        <w:t>技术要求难以理解、简历缺少针对性、技能差距反馈不足等问题。很多学生会用同一份通用简历批量投递不同岗位，但</w:t>
-      </w:r>
-      <w:r>
-        <w:rPr>
-          <w:rFonts w:eastAsia="微软雅黑"/>
-          <w:b/>
-          <w:bCs/>
-          <w:color w:val="1F3864"/>
-          <w:sz w:val="25"/>
-          <w:szCs w:val="25"/>
-        </w:rPr>
-        <w:t xml:space="preserve"> IT </w:t>
-      </w:r>
-      <w:r>
-        <w:rPr>
-          <w:rFonts w:eastAsia="微软雅黑"/>
-          <w:b/>
-          <w:bCs/>
-          <w:color w:val="1F3864"/>
-          <w:sz w:val="25"/>
-          <w:szCs w:val="25"/>
-        </w:rPr>
-        <w:t>岗位对技术栈、项目经验和岗位方向的要求差异明显，通用申请往往难以突出匹配度。因此，本项目希望通过智能推理系统帮助学生更快识别适合自己的岗位，并围绕具体</w:t>
-      </w:r>
-      <w:r>
-        <w:rPr>
-          <w:rFonts w:eastAsia="微软雅黑"/>
-          <w:b/>
-          <w:bCs/>
-          <w:color w:val="1F3864"/>
-          <w:sz w:val="25"/>
-          <w:szCs w:val="25"/>
-        </w:rPr>
-        <w:t xml:space="preserve"> JD </w:t>
-      </w:r>
-      <w:r>
-        <w:rPr>
-          <w:rFonts w:eastAsia="微软雅黑"/>
-          <w:b/>
-          <w:bCs/>
-          <w:color w:val="1F3864"/>
-          <w:sz w:val="25"/>
-          <w:szCs w:val="25"/>
-        </w:rPr>
-        <w:t>优化简历表达。</w:t>
+        <w:t>用户与使用场景</w:t>
       </w:r>
       <w:bookmarkEnd w:id="5"/>
     </w:p>
@@ -3685,7 +3272,7 @@
         <w:pStyle w:val="2"/>
         <w:spacing w:before="240" w:after="140"/>
       </w:pPr>
-      <w:bookmarkStart w:id="6" w:name="_Toc239790261"/>
+      <w:bookmarkStart w:id="6" w:name="_Toc239856090"/>
       <w:r>
         <w:rPr>
           <w:rFonts w:eastAsia="微软雅黑"/>
@@ -3695,39 +3282,9 @@
           <w:sz w:val="25"/>
           <w:szCs w:val="25"/>
         </w:rPr>
-        <w:t xml:space="preserve">2.1 </w:t>
-      </w:r>
-      <w:r>
-        <w:rPr>
-          <w:rFonts w:eastAsia="微软雅黑"/>
-          <w:b/>
-          <w:bCs/>
-          <w:color w:val="1F3864"/>
-          <w:sz w:val="25"/>
-          <w:szCs w:val="25"/>
-        </w:rPr>
-        <w:t>目标用户与使用场景</w:t>
+        <w:t>典型使用流程如下：</w:t>
       </w:r>
       <w:bookmarkEnd w:id="6"/>
-    </w:p>
-    <w:p>
-      <w:pPr>
-        <w:pStyle w:val="2"/>
-        <w:spacing w:before="240" w:after="140"/>
-      </w:pPr>
-      <w:bookmarkStart w:id="7" w:name="_Toc239790262"/>
-      <w:r>
-        <w:rPr>
-          <w:rFonts w:eastAsia="微软雅黑"/>
-          <w:b/>
-          <w:bCs/>
-          <w:color w:val="1F3864"/>
-          <w:sz w:val="25"/>
-          <w:szCs w:val="25"/>
-        </w:rPr>
-        <w:t>典型使用流程如下：</w:t>
-      </w:r>
-      <w:bookmarkEnd w:id="7"/>
     </w:p>
     <w:p>
       <w:pPr>
@@ -3989,7 +3546,7 @@
         <w:pStyle w:val="1"/>
         <w:spacing w:before="360" w:after="140"/>
       </w:pPr>
-      <w:bookmarkStart w:id="8" w:name="_Toc239790263"/>
+      <w:bookmarkStart w:id="7" w:name="_Toc239856091"/>
       <w:r>
         <w:rPr>
           <w:rFonts w:eastAsia="微软雅黑"/>
@@ -4000,8 +3557,9 @@
           <w:szCs w:val="30"/>
         </w:rPr>
         <w:lastRenderedPageBreak/>
-        <w:t xml:space="preserve">3. </w:t>
-      </w:r>
+        <w:t>3</w:t>
+      </w:r>
+      <w:proofErr w:type="gramStart"/>
       <w:r>
         <w:rPr>
           <w:rFonts w:eastAsia="微软雅黑"/>
@@ -4011,16 +3569,40 @@
           <w:sz w:val="30"/>
           <w:szCs w:val="30"/>
         </w:rPr>
-        <w:t>市场调研</w:t>
-      </w:r>
-      <w:bookmarkEnd w:id="8"/>
+        <w:t xml:space="preserve">. </w:t>
+      </w:r>
+      <w:r>
+        <w:rPr>
+          <w:rFonts w:eastAsia="微软雅黑"/>
+          <w:b/>
+          <w:bCs/>
+          <w:color w:val="1F3864"/>
+          <w:sz w:val="30"/>
+          <w:szCs w:val="30"/>
+        </w:rPr>
+        <w:t>市场</w:t>
+      </w:r>
+      <w:proofErr w:type="gramEnd"/>
+      <w:r>
+        <w:rPr>
+          <w:rFonts w:eastAsia="微软雅黑"/>
+          <w:b/>
+          <w:bCs/>
+          <w:color w:val="1F3864"/>
+          <w:sz w:val="30"/>
+          <w:szCs w:val="30"/>
+        </w:rPr>
+        <w:t>调研</w:t>
+      </w:r>
+      <w:bookmarkEnd w:id="7"/>
     </w:p>
     <w:p>
       <w:pPr>
         <w:pStyle w:val="2"/>
         <w:spacing w:before="240" w:after="140"/>
       </w:pPr>
-      <w:bookmarkStart w:id="9" w:name="_Toc239790264"/>
+      <w:bookmarkStart w:id="8" w:name="_Toc239856092"/>
+      <w:proofErr w:type="gramStart"/>
       <w:r>
         <w:rPr>
           <w:rFonts w:eastAsia="微软雅黑"/>
@@ -4041,9 +3623,21 @@
           <w:sz w:val="25"/>
           <w:szCs w:val="25"/>
         </w:rPr>
-        <w:t>竞品分析</w:t>
-      </w:r>
-      <w:bookmarkEnd w:id="9"/>
+        <w:t>竞</w:t>
+      </w:r>
+      <w:proofErr w:type="gramEnd"/>
+      <w:r>
+        <w:rPr>
+          <w:rFonts w:eastAsia="微软雅黑"/>
+          <w:b/>
+          <w:bCs/>
+          <w:color w:val="1F3864"/>
+          <w:sz w:val="25"/>
+          <w:szCs w:val="25"/>
+        </w:rPr>
+        <w:t>品分析</w:t>
+      </w:r>
+      <w:bookmarkEnd w:id="8"/>
     </w:p>
     <w:p>
       <w:pPr>
@@ -4304,6 +3898,7 @@
             <w:pPr>
               <w:spacing w:after="40"/>
             </w:pPr>
+            <w:proofErr w:type="gramStart"/>
             <w:r>
               <w:rPr>
                 <w:rFonts w:eastAsia="微软雅黑"/>
@@ -4334,15 +3929,16 @@
                 <w:sz w:val="17"/>
                 <w:szCs w:val="17"/>
               </w:rPr>
-              <w:t xml:space="preserve"> APPLY/SAVE/DISMISS </w:t>
-            </w:r>
+              <w:t xml:space="preserve"> </w:t>
+            </w:r>
+            <w:proofErr w:type="gramEnd"/>
             <w:r>
               <w:rPr>
                 <w:rFonts w:eastAsia="微软雅黑"/>
                 <w:sz w:val="17"/>
                 <w:szCs w:val="17"/>
               </w:rPr>
-              <w:t>序列的活动</w:t>
+              <w:t xml:space="preserve">APPLY/SAVE/DISMISS </w:t>
             </w:r>
             <w:r>
               <w:rPr>
@@ -4350,7 +3946,7 @@
                 <w:sz w:val="17"/>
                 <w:szCs w:val="17"/>
               </w:rPr>
-              <w:t xml:space="preserve"> embedding</w:t>
+              <w:t>序列的活动</w:t>
             </w:r>
             <w:r>
               <w:rPr>
@@ -4358,7 +3954,7 @@
                 <w:sz w:val="17"/>
                 <w:szCs w:val="17"/>
               </w:rPr>
-              <w:t>；</w:t>
+              <w:t xml:space="preserve"> embedding</w:t>
             </w:r>
             <w:r>
               <w:rPr>
@@ -4366,7 +3962,7 @@
                 <w:sz w:val="17"/>
                 <w:szCs w:val="17"/>
               </w:rPr>
-              <w:t>CNN</w:t>
+              <w:t>；</w:t>
             </w:r>
             <w:r>
               <w:rPr>
@@ -4374,7 +3970,7 @@
                 <w:sz w:val="17"/>
                 <w:szCs w:val="17"/>
               </w:rPr>
-              <w:t>、</w:t>
+              <w:t>CNN</w:t>
             </w:r>
             <w:r>
               <w:rPr>
@@ -4382,7 +3978,7 @@
                 <w:sz w:val="17"/>
                 <w:szCs w:val="17"/>
               </w:rPr>
-              <w:t xml:space="preserve">LSTM </w:t>
+              <w:t>、</w:t>
             </w:r>
             <w:r>
               <w:rPr>
@@ -4390,7 +3986,7 @@
                 <w:sz w:val="17"/>
                 <w:szCs w:val="17"/>
               </w:rPr>
-              <w:t>和</w:t>
+              <w:t xml:space="preserve">LSTM </w:t>
             </w:r>
             <w:r>
               <w:rPr>
@@ -4398,7 +3994,7 @@
                 <w:sz w:val="17"/>
                 <w:szCs w:val="17"/>
               </w:rPr>
-              <w:t xml:space="preserve"> Transformer </w:t>
+              <w:t>和</w:t>
             </w:r>
             <w:r>
               <w:rPr>
@@ -4406,37 +4002,21 @@
                 <w:sz w:val="17"/>
                 <w:szCs w:val="17"/>
               </w:rPr>
-              <w:t>序列模型</w:t>
-            </w:r>
-          </w:p>
-        </w:tc>
-        <w:tc>
-          <w:tcPr>
-            <w:tcW w:w="1300" w:type="dxa"/>
-            <w:tcMar>
-              <w:top w:w="60" w:type="dxa"/>
-              <w:left w:w="90" w:type="dxa"/>
-              <w:bottom w:w="60" w:type="dxa"/>
-              <w:right w:w="90" w:type="dxa"/>
-            </w:tcMar>
-          </w:tcPr>
-          <w:p>
-            <w:pPr>
-              <w:spacing w:after="40"/>
-            </w:pPr>
+              <w:t xml:space="preserve"> Transformer </w:t>
+            </w:r>
             <w:r>
               <w:rPr>
                 <w:rFonts w:eastAsia="微软雅黑"/>
                 <w:sz w:val="17"/>
                 <w:szCs w:val="17"/>
               </w:rPr>
-              <w:t>免费层</w:t>
-            </w:r>
-          </w:p>
-        </w:tc>
-        <w:tc>
-          <w:tcPr>
-            <w:tcW w:w="2810" w:type="dxa"/>
+              <w:t>序列模型</w:t>
+            </w:r>
+          </w:p>
+        </w:tc>
+        <w:tc>
+          <w:tcPr>
+            <w:tcW w:w="1300" w:type="dxa"/>
             <w:tcMar>
               <w:top w:w="60" w:type="dxa"/>
               <w:left w:w="90" w:type="dxa"/>
@@ -4454,15 +4034,31 @@
                 <w:sz w:val="17"/>
                 <w:szCs w:val="17"/>
               </w:rPr>
-              <w:t xml:space="preserve">LinkedIn </w:t>
-            </w:r>
+              <w:t>免费层</w:t>
+            </w:r>
+          </w:p>
+        </w:tc>
+        <w:tc>
+          <w:tcPr>
+            <w:tcW w:w="2810" w:type="dxa"/>
+            <w:tcMar>
+              <w:top w:w="60" w:type="dxa"/>
+              <w:left w:w="90" w:type="dxa"/>
+              <w:bottom w:w="60" w:type="dxa"/>
+              <w:right w:w="90" w:type="dxa"/>
+            </w:tcMar>
+          </w:tcPr>
+          <w:p>
+            <w:pPr>
+              <w:spacing w:after="40"/>
+            </w:pPr>
             <w:r>
               <w:rPr>
                 <w:rFonts w:eastAsia="微软雅黑"/>
                 <w:sz w:val="17"/>
                 <w:szCs w:val="17"/>
               </w:rPr>
-              <w:t>自身工程博客称，在</w:t>
+              <w:t xml:space="preserve">LinkedIn </w:t>
             </w:r>
             <w:r>
               <w:rPr>
@@ -4470,15 +4066,16 @@
                 <w:sz w:val="17"/>
                 <w:szCs w:val="17"/>
               </w:rPr>
-              <w:t xml:space="preserve"> 8.3 </w:t>
-            </w:r>
+              <w:t>自身工程博客称，</w:t>
+            </w:r>
+            <w:proofErr w:type="gramStart"/>
             <w:r>
               <w:rPr>
                 <w:rFonts w:eastAsia="微软雅黑"/>
                 <w:sz w:val="17"/>
                 <w:szCs w:val="17"/>
               </w:rPr>
-              <w:t>亿会员中只有约</w:t>
+              <w:t>在</w:t>
             </w:r>
             <w:r>
               <w:rPr>
@@ -4486,8 +4083,35 @@
                 <w:sz w:val="17"/>
                 <w:szCs w:val="17"/>
               </w:rPr>
+              <w:t xml:space="preserve"> 8.3 </w:t>
+            </w:r>
+            <w:proofErr w:type="gramEnd"/>
+            <w:r>
+              <w:rPr>
+                <w:rFonts w:eastAsia="微软雅黑"/>
+                <w:sz w:val="17"/>
+                <w:szCs w:val="17"/>
+              </w:rPr>
+              <w:t>亿会员中只有</w:t>
+            </w:r>
+            <w:proofErr w:type="gramStart"/>
+            <w:r>
+              <w:rPr>
+                <w:rFonts w:eastAsia="微软雅黑"/>
+                <w:sz w:val="17"/>
+                <w:szCs w:val="17"/>
+              </w:rPr>
+              <w:t>约</w:t>
+            </w:r>
+            <w:r>
+              <w:rPr>
+                <w:rFonts w:eastAsia="微软雅黑"/>
+                <w:sz w:val="17"/>
+                <w:szCs w:val="17"/>
+              </w:rPr>
               <w:t xml:space="preserve"> 2,000 </w:t>
             </w:r>
+            <w:proofErr w:type="gramEnd"/>
             <w:r>
               <w:rPr>
                 <w:rFonts w:eastAsia="微软雅黑"/>
@@ -4641,6 +4265,7 @@
             <w:pPr>
               <w:spacing w:after="40"/>
             </w:pPr>
+            <w:proofErr w:type="spellStart"/>
             <w:r>
               <w:rPr>
                 <w:rFonts w:eastAsia="Calibri"/>
@@ -4649,6 +4274,7 @@
               </w:rPr>
               <w:t>MyCareersFuture</w:t>
             </w:r>
+            <w:proofErr w:type="spellEnd"/>
           </w:p>
         </w:tc>
         <w:tc>
@@ -4769,6 +4395,7 @@
               </w:rPr>
               <w:t>报告称，</w:t>
             </w:r>
+            <w:proofErr w:type="gramStart"/>
             <w:r>
               <w:rPr>
                 <w:rFonts w:eastAsia="微软雅黑"/>
@@ -4783,7 +4410,16 @@
                 <w:sz w:val="17"/>
                 <w:szCs w:val="17"/>
               </w:rPr>
-              <w:t>届用户中约六成在六个月内就业；无解释、无定制，仅限新加坡</w:t>
+              <w:t>届</w:t>
+            </w:r>
+            <w:proofErr w:type="gramEnd"/>
+            <w:r>
+              <w:rPr>
+                <w:rFonts w:eastAsia="微软雅黑"/>
+                <w:sz w:val="17"/>
+                <w:szCs w:val="17"/>
+              </w:rPr>
+              <w:t>用户中约六成在六个月内就业；无解释、无定制，仅限新加坡</w:t>
             </w:r>
           </w:p>
         </w:tc>
@@ -4804,6 +4440,7 @@
             <w:pPr>
               <w:spacing w:after="40"/>
             </w:pPr>
+            <w:proofErr w:type="spellStart"/>
             <w:r>
               <w:rPr>
                 <w:rFonts w:eastAsia="Calibri"/>
@@ -4812,6 +4449,7 @@
               </w:rPr>
               <w:t>InternSG</w:t>
             </w:r>
+            <w:proofErr w:type="spellEnd"/>
           </w:p>
         </w:tc>
         <w:tc>
@@ -4854,6 +4492,7 @@
             <w:pPr>
               <w:spacing w:after="40"/>
             </w:pPr>
+            <w:proofErr w:type="gramStart"/>
             <w:r>
               <w:rPr>
                 <w:rFonts w:eastAsia="微软雅黑"/>
@@ -4870,6 +4509,7 @@
               </w:rPr>
               <w:t xml:space="preserve"> — </w:t>
             </w:r>
+            <w:proofErr w:type="gramEnd"/>
             <w:r>
               <w:rPr>
                 <w:rFonts w:eastAsia="微软雅黑"/>
@@ -5069,6 +4709,7 @@
             <w:pPr>
               <w:spacing w:after="40"/>
             </w:pPr>
+            <w:proofErr w:type="spellStart"/>
             <w:r>
               <w:rPr>
                 <w:rFonts w:eastAsia="Calibri"/>
@@ -5077,6 +4718,7 @@
               </w:rPr>
               <w:t>Jobscan</w:t>
             </w:r>
+            <w:proofErr w:type="spellEnd"/>
           </w:p>
         </w:tc>
         <w:tc>
@@ -5175,16 +4817,26 @@
                 <w:sz w:val="17"/>
                 <w:szCs w:val="17"/>
               </w:rPr>
-              <w:t>供应商自己说明，若不堆砌关键词，分数可能无法超过</w:t>
-            </w:r>
+              <w:t>供应商自己说明，若不堆砌关键词，分数可能无法</w:t>
+            </w:r>
+            <w:proofErr w:type="gramStart"/>
             <w:r>
               <w:rPr>
                 <w:rFonts w:eastAsia="微软雅黑"/>
                 <w:sz w:val="17"/>
                 <w:szCs w:val="17"/>
               </w:rPr>
+              <w:t>超过</w:t>
+            </w:r>
+            <w:r>
+              <w:rPr>
+                <w:rFonts w:eastAsia="微软雅黑"/>
+                <w:sz w:val="17"/>
+                <w:szCs w:val="17"/>
+              </w:rPr>
               <w:t xml:space="preserve"> 75%</w:t>
             </w:r>
+            <w:proofErr w:type="gramEnd"/>
             <w:r>
               <w:rPr>
                 <w:rFonts w:eastAsia="微软雅黑"/>
@@ -5321,16 +4973,26 @@
                 <w:sz w:val="17"/>
                 <w:szCs w:val="17"/>
               </w:rPr>
-              <w:t>每月</w:t>
-            </w:r>
+              <w:t>每</w:t>
+            </w:r>
+            <w:proofErr w:type="gramStart"/>
             <w:r>
               <w:rPr>
                 <w:rFonts w:eastAsia="微软雅黑"/>
                 <w:sz w:val="17"/>
                 <w:szCs w:val="17"/>
               </w:rPr>
+              <w:t>月</w:t>
+            </w:r>
+            <w:r>
+              <w:rPr>
+                <w:rFonts w:eastAsia="微软雅黑"/>
+                <w:sz w:val="17"/>
+                <w:szCs w:val="17"/>
+              </w:rPr>
               <w:t xml:space="preserve"> 29 </w:t>
             </w:r>
+            <w:proofErr w:type="gramEnd"/>
             <w:r>
               <w:rPr>
                 <w:rFonts w:eastAsia="微软雅黑"/>
@@ -5448,6 +5110,7 @@
             <w:pPr>
               <w:spacing w:after="40"/>
             </w:pPr>
+            <w:proofErr w:type="gramStart"/>
             <w:r>
               <w:rPr>
                 <w:rFonts w:eastAsia="微软雅黑"/>
@@ -5478,15 +5141,16 @@
                 <w:sz w:val="17"/>
                 <w:szCs w:val="17"/>
               </w:rPr>
-              <w:t xml:space="preserve"> ATS </w:t>
-            </w:r>
+              <w:t xml:space="preserve"> </w:t>
+            </w:r>
+            <w:proofErr w:type="gramEnd"/>
             <w:r>
               <w:rPr>
                 <w:rFonts w:eastAsia="微软雅黑"/>
                 <w:sz w:val="17"/>
                 <w:szCs w:val="17"/>
               </w:rPr>
-              <w:t>兼容性指标的</w:t>
+              <w:t xml:space="preserve">ATS </w:t>
             </w:r>
             <w:r>
               <w:rPr>
@@ -5494,6 +5158,14 @@
                 <w:sz w:val="17"/>
                 <w:szCs w:val="17"/>
               </w:rPr>
+              <w:t>兼容性指标的</w:t>
+            </w:r>
+            <w:r>
+              <w:rPr>
+                <w:rFonts w:eastAsia="微软雅黑"/>
+                <w:sz w:val="17"/>
+                <w:szCs w:val="17"/>
+              </w:rPr>
               <w:t xml:space="preserve"> Rezi Score</w:t>
             </w:r>
           </w:p>
@@ -5535,15 +5207,16 @@
                 <w:sz w:val="17"/>
                 <w:szCs w:val="17"/>
               </w:rPr>
-              <w:t>每月</w:t>
-            </w:r>
+              <w:t>每</w:t>
+            </w:r>
+            <w:proofErr w:type="gramStart"/>
             <w:r>
               <w:rPr>
                 <w:rFonts w:eastAsia="微软雅黑"/>
                 <w:sz w:val="17"/>
                 <w:szCs w:val="17"/>
               </w:rPr>
-              <w:t xml:space="preserve"> 29 </w:t>
+              <w:t>月</w:t>
             </w:r>
             <w:r>
               <w:rPr>
@@ -5551,15 +5224,16 @@
                 <w:sz w:val="17"/>
                 <w:szCs w:val="17"/>
               </w:rPr>
-              <w:t>美元；</w:t>
-            </w:r>
+              <w:t xml:space="preserve"> 29 </w:t>
+            </w:r>
+            <w:proofErr w:type="gramEnd"/>
             <w:r>
               <w:rPr>
                 <w:rFonts w:eastAsia="微软雅黑"/>
                 <w:sz w:val="17"/>
                 <w:szCs w:val="17"/>
               </w:rPr>
-              <w:t xml:space="preserve">Lifetime 149 </w:t>
+              <w:t>美元；</w:t>
             </w:r>
             <w:r>
               <w:rPr>
@@ -5567,8 +5241,26 @@
                 <w:sz w:val="17"/>
                 <w:szCs w:val="17"/>
               </w:rPr>
+              <w:t xml:space="preserve">Lifetime </w:t>
+            </w:r>
+            <w:proofErr w:type="gramStart"/>
+            <w:r>
+              <w:rPr>
+                <w:rFonts w:eastAsia="微软雅黑"/>
+                <w:sz w:val="17"/>
+                <w:szCs w:val="17"/>
+              </w:rPr>
+              <w:t xml:space="preserve">149 </w:t>
+            </w:r>
+            <w:r>
+              <w:rPr>
+                <w:rFonts w:eastAsia="微软雅黑"/>
+                <w:sz w:val="17"/>
+                <w:szCs w:val="17"/>
+              </w:rPr>
               <w:t>美元</w:t>
             </w:r>
+            <w:proofErr w:type="gramEnd"/>
           </w:p>
         </w:tc>
         <w:tc>
@@ -5612,6 +5304,7 @@
             <w:pPr>
               <w:spacing w:after="40"/>
             </w:pPr>
+            <w:proofErr w:type="spellStart"/>
             <w:r>
               <w:rPr>
                 <w:rFonts w:eastAsia="Calibri"/>
@@ -5620,6 +5313,7 @@
               </w:rPr>
               <w:t>LazyApply</w:t>
             </w:r>
+            <w:proofErr w:type="spellEnd"/>
           </w:p>
         </w:tc>
         <w:tc>
@@ -5690,15 +5384,16 @@
                 <w:sz w:val="17"/>
                 <w:szCs w:val="17"/>
               </w:rPr>
-              <w:t>一次性</w:t>
-            </w:r>
+              <w:t>一次</w:t>
+            </w:r>
+            <w:proofErr w:type="gramStart"/>
             <w:r>
               <w:rPr>
                 <w:rFonts w:eastAsia="微软雅黑"/>
                 <w:sz w:val="17"/>
                 <w:szCs w:val="17"/>
               </w:rPr>
-              <w:t xml:space="preserve"> 99-999 </w:t>
+              <w:t>性</w:t>
             </w:r>
             <w:r>
               <w:rPr>
@@ -5706,31 +5401,16 @@
                 <w:sz w:val="17"/>
                 <w:szCs w:val="17"/>
               </w:rPr>
-              <w:t>美元</w:t>
-            </w:r>
-          </w:p>
-        </w:tc>
-        <w:tc>
-          <w:tcPr>
-            <w:tcW w:w="2810" w:type="dxa"/>
-            <w:tcMar>
-              <w:top w:w="60" w:type="dxa"/>
-              <w:left w:w="90" w:type="dxa"/>
-              <w:bottom w:w="60" w:type="dxa"/>
-              <w:right w:w="90" w:type="dxa"/>
-            </w:tcMar>
-          </w:tcPr>
-          <w:p>
-            <w:pPr>
-              <w:spacing w:after="40"/>
-            </w:pPr>
+              <w:t xml:space="preserve"> 99</w:t>
+            </w:r>
+            <w:proofErr w:type="gramEnd"/>
             <w:r>
               <w:rPr>
                 <w:rFonts w:eastAsia="微软雅黑"/>
                 <w:sz w:val="17"/>
                 <w:szCs w:val="17"/>
               </w:rPr>
-              <w:t>与</w:t>
+              <w:t xml:space="preserve">-999 </w:t>
             </w:r>
             <w:r>
               <w:rPr>
@@ -5738,15 +5418,31 @@
                 <w:sz w:val="17"/>
                 <w:szCs w:val="17"/>
               </w:rPr>
-              <w:t xml:space="preserve"> Indeed </w:t>
-            </w:r>
+              <w:t>美元</w:t>
+            </w:r>
+          </w:p>
+        </w:tc>
+        <w:tc>
+          <w:tcPr>
+            <w:tcW w:w="2810" w:type="dxa"/>
+            <w:tcMar>
+              <w:top w:w="60" w:type="dxa"/>
+              <w:left w:w="90" w:type="dxa"/>
+              <w:bottom w:w="60" w:type="dxa"/>
+              <w:right w:w="90" w:type="dxa"/>
+            </w:tcMar>
+          </w:tcPr>
+          <w:p>
+            <w:pPr>
+              <w:spacing w:after="40"/>
+            </w:pPr>
             <w:r>
               <w:rPr>
                 <w:rFonts w:eastAsia="微软雅黑"/>
                 <w:sz w:val="17"/>
                 <w:szCs w:val="17"/>
               </w:rPr>
-              <w:t>服务条款直接冲突（见</w:t>
+              <w:t>与</w:t>
             </w:r>
             <w:r>
               <w:rPr>
@@ -5754,7 +5450,7 @@
                 <w:sz w:val="17"/>
                 <w:szCs w:val="17"/>
               </w:rPr>
-              <w:t xml:space="preserve"> 4.2.2</w:t>
+              <w:t xml:space="preserve"> Indeed </w:t>
             </w:r>
             <w:r>
               <w:rPr>
@@ -5762,6 +5458,40 @@
                 <w:sz w:val="17"/>
                 <w:szCs w:val="17"/>
               </w:rPr>
+              <w:t>服务条款直接冲突（</w:t>
+            </w:r>
+            <w:proofErr w:type="gramStart"/>
+            <w:r>
+              <w:rPr>
+                <w:rFonts w:eastAsia="微软雅黑"/>
+                <w:sz w:val="17"/>
+                <w:szCs w:val="17"/>
+              </w:rPr>
+              <w:t>见</w:t>
+            </w:r>
+            <w:r>
+              <w:rPr>
+                <w:rFonts w:eastAsia="微软雅黑"/>
+                <w:sz w:val="17"/>
+                <w:szCs w:val="17"/>
+              </w:rPr>
+              <w:t xml:space="preserve"> 4</w:t>
+            </w:r>
+            <w:proofErr w:type="gramEnd"/>
+            <w:r>
+              <w:rPr>
+                <w:rFonts w:eastAsia="微软雅黑"/>
+                <w:sz w:val="17"/>
+                <w:szCs w:val="17"/>
+              </w:rPr>
+              <w:t>.2.2</w:t>
+            </w:r>
+            <w:r>
+              <w:rPr>
+                <w:rFonts w:eastAsia="微软雅黑"/>
+                <w:sz w:val="17"/>
+                <w:szCs w:val="17"/>
+              </w:rPr>
               <w:t>）</w:t>
             </w:r>
           </w:p>
@@ -5783,14 +5513,34 @@
             <w:pPr>
               <w:spacing w:after="40"/>
             </w:pPr>
+            <w:proofErr w:type="spellStart"/>
             <w:r>
               <w:rPr>
                 <w:rFonts w:eastAsia="Calibri"/>
                 <w:sz w:val="17"/>
                 <w:szCs w:val="17"/>
               </w:rPr>
-              <w:t>AIHawk / Jobs_Applier_AI_Agent</w:t>
-            </w:r>
+              <w:t>AIHawk</w:t>
+            </w:r>
+            <w:proofErr w:type="spellEnd"/>
+            <w:r>
+              <w:rPr>
+                <w:rFonts w:eastAsia="Calibri"/>
+                <w:sz w:val="17"/>
+                <w:szCs w:val="17"/>
+              </w:rPr>
+              <w:t xml:space="preserve"> / </w:t>
+            </w:r>
+            <w:proofErr w:type="spellStart"/>
+            <w:r>
+              <w:rPr>
+                <w:rFonts w:eastAsia="Calibri"/>
+                <w:sz w:val="17"/>
+                <w:szCs w:val="17"/>
+              </w:rPr>
+              <w:t>Jobs_Applier_AI_Agent</w:t>
+            </w:r>
+            <w:proofErr w:type="spellEnd"/>
           </w:p>
         </w:tc>
         <w:tc>
@@ -5939,7 +5689,8 @@
         <w:pStyle w:val="2"/>
         <w:spacing w:before="240" w:after="140"/>
       </w:pPr>
-      <w:bookmarkStart w:id="10" w:name="_Toc239790265"/>
+      <w:bookmarkStart w:id="9" w:name="_Toc239856093"/>
+      <w:proofErr w:type="gramStart"/>
       <w:r>
         <w:rPr>
           <w:rFonts w:eastAsia="微软雅黑"/>
@@ -5960,7 +5711,111 @@
           <w:sz w:val="25"/>
           <w:szCs w:val="25"/>
         </w:rPr>
-        <w:t>合规边界与自动申请问题</w:t>
+        <w:t>合规</w:t>
+      </w:r>
+      <w:proofErr w:type="gramEnd"/>
+      <w:r>
+        <w:rPr>
+          <w:rFonts w:eastAsia="微软雅黑"/>
+          <w:b/>
+          <w:bCs/>
+          <w:color w:val="1F3864"/>
+          <w:sz w:val="25"/>
+          <w:szCs w:val="25"/>
+        </w:rPr>
+        <w:t>边界与自动申请问题</w:t>
+      </w:r>
+      <w:bookmarkEnd w:id="9"/>
+    </w:p>
+    <w:p>
+      <w:pPr>
+        <w:spacing w:after="120" w:line="276" w:lineRule="auto"/>
+      </w:pPr>
+      <w:r>
+        <w:rPr>
+          <w:rFonts w:eastAsia="微软雅黑"/>
+        </w:rPr>
+        <w:t>本项目不做自动投递，而是生成申请建议和材料草稿，由学生自行审阅并提交。</w:t>
+      </w:r>
+    </w:p>
+    <w:p>
+      <w:pPr>
+        <w:spacing w:after="120" w:line="276" w:lineRule="auto"/>
+      </w:pPr>
+      <w:r>
+        <w:rPr>
+          <w:rFonts w:eastAsia="微软雅黑"/>
+        </w:rPr>
+        <w:lastRenderedPageBreak/>
+        <w:t>这一设计既符合主要招聘平台对自动化申请的限制，也避免了批量投递带来的申请质量下降。</w:t>
+      </w:r>
+      <w:r>
+        <w:rPr>
+          <w:rFonts w:eastAsia="微软雅黑"/>
+        </w:rPr>
+        <w:t xml:space="preserve">IT </w:t>
+      </w:r>
+      <w:proofErr w:type="spellStart"/>
+      <w:r>
+        <w:rPr>
+          <w:rFonts w:eastAsia="微软雅黑"/>
+        </w:rPr>
+        <w:t>CareerPilot</w:t>
+      </w:r>
+      <w:proofErr w:type="spellEnd"/>
+      <w:r>
+        <w:rPr>
+          <w:rFonts w:eastAsia="微软雅黑"/>
+        </w:rPr>
+        <w:t xml:space="preserve"> </w:t>
+      </w:r>
+      <w:r>
+        <w:rPr>
+          <w:rFonts w:eastAsia="微软雅黑"/>
+        </w:rPr>
+        <w:t>的定位是决策支持工具，而不是替学生执行不可逆操作的自动申请代理。</w:t>
+      </w:r>
+    </w:p>
+    <w:p>
+      <w:pPr>
+        <w:pStyle w:val="2"/>
+        <w:spacing w:before="240" w:after="140"/>
+      </w:pPr>
+      <w:bookmarkStart w:id="10" w:name="_Toc239856094"/>
+      <w:proofErr w:type="gramStart"/>
+      <w:r>
+        <w:rPr>
+          <w:rFonts w:eastAsia="微软雅黑"/>
+          <w:b/>
+          <w:bCs/>
+          <w:color w:val="1F3864"/>
+          <w:sz w:val="25"/>
+          <w:szCs w:val="25"/>
+        </w:rPr>
+        <w:t xml:space="preserve">3.3 </w:t>
+      </w:r>
+      <w:r>
+        <w:rPr>
+          <w:rFonts w:eastAsia="微软雅黑"/>
+          <w:b/>
+          <w:bCs/>
+          <w:color w:val="1F3864"/>
+          <w:sz w:val="25"/>
+          <w:szCs w:val="25"/>
+        </w:rPr>
+        <w:t>市场</w:t>
+      </w:r>
+      <w:proofErr w:type="gramEnd"/>
+      <w:r>
+        <w:rPr>
+          <w:rFonts w:eastAsia="微软雅黑"/>
+          <w:b/>
+          <w:bCs/>
+          <w:color w:val="1F3864"/>
+          <w:sz w:val="25"/>
+          <w:szCs w:val="25"/>
+        </w:rPr>
+        <w:t>趋势</w:t>
       </w:r>
       <w:bookmarkEnd w:id="10"/>
     </w:p>
@@ -5972,39 +5827,48 @@
         <w:rPr>
           <w:rFonts w:eastAsia="微软雅黑"/>
         </w:rPr>
-        <w:t>本项目不做自动投递，而是生成申请建议和材料草稿，由学生自行审阅并提交。</w:t>
-      </w:r>
-    </w:p>
-    <w:p>
-      <w:pPr>
-        <w:spacing w:after="120" w:line="276" w:lineRule="auto"/>
-      </w:pPr>
-      <w:r>
-        <w:rPr>
-          <w:rFonts w:eastAsia="微软雅黑"/>
-        </w:rPr>
-        <w:lastRenderedPageBreak/>
-        <w:t>这一设计既符合主要招聘平台对自动化申请的限制，也避免了批量投递带来的申请质量下降。</w:t>
-      </w:r>
-      <w:r>
-        <w:rPr>
-          <w:rFonts w:eastAsia="微软雅黑"/>
-        </w:rPr>
-        <w:t xml:space="preserve">IT CareerPilot </w:t>
-      </w:r>
-      <w:r>
-        <w:rPr>
-          <w:rFonts w:eastAsia="微软雅黑"/>
-        </w:rPr>
-        <w:t>的定位是决策支持工具，而不是替学生执行不可逆操作的自动申请代理。</w:t>
+        <w:t>随着</w:t>
+      </w:r>
+      <w:r>
+        <w:rPr>
+          <w:rFonts w:eastAsia="微软雅黑"/>
+        </w:rPr>
+        <w:t xml:space="preserve"> AI </w:t>
+      </w:r>
+      <w:r>
+        <w:rPr>
+          <w:rFonts w:eastAsia="微软雅黑"/>
+        </w:rPr>
+        <w:t>工具在求职过程中的使用增加，岗位申请数量快速上升，雇主也更依赖自动筛选。这使得学生更需要有针对性的岗位选择、</w:t>
+      </w:r>
+      <w:r>
+        <w:rPr>
+          <w:rFonts w:eastAsia="微软雅黑"/>
+        </w:rPr>
+        <w:t xml:space="preserve">JD </w:t>
+      </w:r>
+      <w:r>
+        <w:rPr>
+          <w:rFonts w:eastAsia="微软雅黑"/>
+        </w:rPr>
+        <w:t>理解和简历优化，而不是单纯增加投递数量。</w:t>
       </w:r>
     </w:p>
     <w:p>
       <w:pPr>
         <w:pStyle w:val="2"/>
         <w:spacing w:before="240" w:after="140"/>
+        <w:rPr>
+          <w:rFonts w:eastAsia="微软雅黑"/>
+          <w:b/>
+          <w:bCs/>
+          <w:color w:val="1F3864"/>
+          <w:sz w:val="22"/>
+          <w:szCs w:val="22"/>
+        </w:rPr>
       </w:pPr>
-      <w:bookmarkStart w:id="11" w:name="_Toc239790266"/>
+      <w:bookmarkStart w:id="11" w:name="_Toc239856095"/>
+      <w:proofErr w:type="gramStart"/>
       <w:r>
         <w:rPr>
           <w:rFonts w:eastAsia="微软雅黑"/>
@@ -6014,7 +5878,7 @@
           <w:sz w:val="25"/>
           <w:szCs w:val="25"/>
         </w:rPr>
-        <w:t xml:space="preserve">3.3 </w:t>
+        <w:t xml:space="preserve">3.4 </w:t>
       </w:r>
       <w:r>
         <w:rPr>
@@ -6025,59 +5889,9 @@
           <w:sz w:val="25"/>
           <w:szCs w:val="25"/>
         </w:rPr>
-        <w:t>市场趋势</w:t>
-      </w:r>
-      <w:bookmarkEnd w:id="11"/>
-    </w:p>
-    <w:p>
-      <w:pPr>
-        <w:spacing w:after="120" w:line="276" w:lineRule="auto"/>
-      </w:pPr>
-      <w:r>
-        <w:rPr>
-          <w:rFonts w:eastAsia="微软雅黑"/>
-        </w:rPr>
-        <w:t>随着</w:t>
-      </w:r>
-      <w:r>
-        <w:rPr>
-          <w:rFonts w:eastAsia="微软雅黑"/>
-        </w:rPr>
-        <w:t xml:space="preserve"> AI </w:t>
-      </w:r>
-      <w:r>
-        <w:rPr>
-          <w:rFonts w:eastAsia="微软雅黑"/>
-        </w:rPr>
-        <w:t>工具在求职过程中的使用增加，岗位申请数量快速上升，雇主也更依赖自动筛选。这使得学生更需要有针对性的岗位选择、</w:t>
-      </w:r>
-      <w:r>
-        <w:rPr>
-          <w:rFonts w:eastAsia="微软雅黑"/>
-        </w:rPr>
-        <w:t xml:space="preserve">JD </w:t>
-      </w:r>
-      <w:r>
-        <w:rPr>
-          <w:rFonts w:eastAsia="微软雅黑"/>
-        </w:rPr>
-        <w:t>理解和简历优化，而不是单纯增加投递数量。</w:t>
-      </w:r>
-    </w:p>
-    <w:p>
-      <w:pPr>
-        <w:pStyle w:val="2"/>
-        <w:spacing w:before="240" w:after="140"/>
-        <w:rPr>
-          <w:rFonts w:eastAsia="微软雅黑"/>
-          <w:b/>
-          <w:bCs/>
-          <w:color w:val="1F3864"/>
-          <w:sz w:val="22"/>
-          <w:szCs w:val="22"/>
-        </w:rPr>
-      </w:pPr>
-      <w:bookmarkStart w:id="12" w:name="_Toc239790267"/>
+        <w:t>市场</w:t>
+      </w:r>
+      <w:proofErr w:type="gramEnd"/>
       <w:r>
         <w:rPr>
           <w:rFonts w:eastAsia="微软雅黑"/>
@@ -6087,20 +5901,9 @@
           <w:sz w:val="25"/>
           <w:szCs w:val="25"/>
         </w:rPr>
-        <w:t xml:space="preserve">3.4 </w:t>
-      </w:r>
-      <w:r>
-        <w:rPr>
-          <w:rFonts w:eastAsia="微软雅黑"/>
-          <w:b/>
-          <w:bCs/>
-          <w:color w:val="1F3864"/>
-          <w:sz w:val="25"/>
-          <w:szCs w:val="25"/>
-        </w:rPr>
-        <w:t>市场空白</w:t>
-      </w:r>
-      <w:bookmarkEnd w:id="12"/>
+        <w:t>空白</w:t>
+      </w:r>
+      <w:bookmarkEnd w:id="11"/>
     </w:p>
     <w:p>
       <w:pPr>
@@ -6228,7 +6031,7 @@
         <w:pStyle w:val="1"/>
         <w:spacing w:before="360" w:after="140"/>
       </w:pPr>
-      <w:bookmarkStart w:id="13" w:name="_Toc239790268"/>
+      <w:bookmarkStart w:id="12" w:name="_Toc239856096"/>
       <w:r>
         <w:rPr>
           <w:rFonts w:eastAsia="微软雅黑"/>
@@ -6239,8 +6042,9 @@
           <w:szCs w:val="30"/>
         </w:rPr>
         <w:lastRenderedPageBreak/>
-        <w:t xml:space="preserve">4. </w:t>
-      </w:r>
+        <w:t>4</w:t>
+      </w:r>
+      <w:proofErr w:type="gramStart"/>
       <w:r>
         <w:rPr>
           <w:rFonts w:eastAsia="微软雅黑"/>
@@ -6250,16 +6054,40 @@
           <w:sz w:val="30"/>
           <w:szCs w:val="30"/>
         </w:rPr>
-        <w:t>项目范围</w:t>
-      </w:r>
-      <w:bookmarkEnd w:id="13"/>
+        <w:t xml:space="preserve">. </w:t>
+      </w:r>
+      <w:r>
+        <w:rPr>
+          <w:rFonts w:eastAsia="微软雅黑"/>
+          <w:b/>
+          <w:bCs/>
+          <w:color w:val="1F3864"/>
+          <w:sz w:val="30"/>
+          <w:szCs w:val="30"/>
+        </w:rPr>
+        <w:t>项目</w:t>
+      </w:r>
+      <w:proofErr w:type="gramEnd"/>
+      <w:r>
+        <w:rPr>
+          <w:rFonts w:eastAsia="微软雅黑"/>
+          <w:b/>
+          <w:bCs/>
+          <w:color w:val="1F3864"/>
+          <w:sz w:val="30"/>
+          <w:szCs w:val="30"/>
+        </w:rPr>
+        <w:t>范围</w:t>
+      </w:r>
+      <w:bookmarkEnd w:id="12"/>
     </w:p>
     <w:p>
       <w:pPr>
         <w:pStyle w:val="2"/>
         <w:spacing w:before="240" w:after="140"/>
       </w:pPr>
-      <w:bookmarkStart w:id="14" w:name="_Toc239790269"/>
+      <w:bookmarkStart w:id="13" w:name="_Toc239856097"/>
+      <w:proofErr w:type="gramStart"/>
       <w:r>
         <w:rPr>
           <w:rFonts w:eastAsia="微软雅黑"/>
@@ -6280,9 +6108,21 @@
           <w:sz w:val="25"/>
           <w:szCs w:val="25"/>
         </w:rPr>
-        <w:t>范围内</w:t>
-      </w:r>
-      <w:bookmarkEnd w:id="14"/>
+        <w:t>范围</w:t>
+      </w:r>
+      <w:proofErr w:type="gramEnd"/>
+      <w:r>
+        <w:rPr>
+          <w:rFonts w:eastAsia="微软雅黑"/>
+          <w:b/>
+          <w:bCs/>
+          <w:color w:val="1F3864"/>
+          <w:sz w:val="25"/>
+          <w:szCs w:val="25"/>
+        </w:rPr>
+        <w:t>内</w:t>
+      </w:r>
+      <w:bookmarkEnd w:id="13"/>
     </w:p>
     <w:p>
       <w:pPr>
@@ -7502,7 +7342,8 @@
         <w:pStyle w:val="2"/>
         <w:spacing w:before="240" w:after="140"/>
       </w:pPr>
-      <w:bookmarkStart w:id="15" w:name="_Toc239790270"/>
+      <w:bookmarkStart w:id="14" w:name="_Toc239856098"/>
+      <w:proofErr w:type="gramStart"/>
       <w:r>
         <w:rPr>
           <w:rFonts w:eastAsia="微软雅黑"/>
@@ -7523,9 +7364,21 @@
           <w:sz w:val="25"/>
           <w:szCs w:val="25"/>
         </w:rPr>
-        <w:t>范围外</w:t>
-      </w:r>
-      <w:bookmarkEnd w:id="15"/>
+        <w:t>范围</w:t>
+      </w:r>
+      <w:proofErr w:type="gramEnd"/>
+      <w:r>
+        <w:rPr>
+          <w:rFonts w:eastAsia="微软雅黑"/>
+          <w:b/>
+          <w:bCs/>
+          <w:color w:val="1F3864"/>
+          <w:sz w:val="25"/>
+          <w:szCs w:val="25"/>
+        </w:rPr>
+        <w:t>外</w:t>
+      </w:r>
+      <w:bookmarkEnd w:id="14"/>
     </w:p>
     <w:p>
       <w:pPr>
@@ -8046,7 +7899,8 @@
         <w:pStyle w:val="2"/>
         <w:spacing w:before="240" w:after="140"/>
       </w:pPr>
-      <w:bookmarkStart w:id="16" w:name="_Toc239790271"/>
+      <w:bookmarkStart w:id="15" w:name="_Toc239856099"/>
+      <w:proofErr w:type="gramStart"/>
       <w:r>
         <w:rPr>
           <w:rFonts w:eastAsia="微软雅黑"/>
@@ -8067,9 +7921,21 @@
           <w:sz w:val="25"/>
           <w:szCs w:val="25"/>
         </w:rPr>
-        <w:t>约束与假设</w:t>
-      </w:r>
-      <w:bookmarkEnd w:id="16"/>
+        <w:t>约束</w:t>
+      </w:r>
+      <w:proofErr w:type="gramEnd"/>
+      <w:r>
+        <w:rPr>
+          <w:rFonts w:eastAsia="微软雅黑"/>
+          <w:b/>
+          <w:bCs/>
+          <w:color w:val="1F3864"/>
+          <w:sz w:val="25"/>
+          <w:szCs w:val="25"/>
+        </w:rPr>
+        <w:t>与假设</w:t>
+      </w:r>
+      <w:bookmarkEnd w:id="15"/>
     </w:p>
     <w:p>
       <w:pPr>
@@ -8209,7 +8075,7 @@
         <w:pStyle w:val="1"/>
         <w:spacing w:before="360" w:after="140"/>
       </w:pPr>
-      <w:bookmarkStart w:id="17" w:name="_Toc239790272"/>
+      <w:bookmarkStart w:id="16" w:name="_Toc239856100"/>
       <w:r>
         <w:rPr>
           <w:rFonts w:eastAsia="微软雅黑"/>
@@ -8220,8 +8086,9 @@
           <w:szCs w:val="30"/>
         </w:rPr>
         <w:lastRenderedPageBreak/>
-        <w:t xml:space="preserve">5. </w:t>
-      </w:r>
+        <w:t>5</w:t>
+      </w:r>
+      <w:proofErr w:type="gramStart"/>
       <w:r>
         <w:rPr>
           <w:rFonts w:eastAsia="微软雅黑"/>
@@ -8231,9 +8098,32 @@
           <w:sz w:val="30"/>
           <w:szCs w:val="30"/>
         </w:rPr>
-        <w:t>数据收集与准备</w:t>
-      </w:r>
-      <w:bookmarkEnd w:id="17"/>
+        <w:t xml:space="preserve">. </w:t>
+      </w:r>
+      <w:r>
+        <w:rPr>
+          <w:rFonts w:eastAsia="微软雅黑"/>
+          <w:b/>
+          <w:bCs/>
+          <w:color w:val="1F3864"/>
+          <w:sz w:val="30"/>
+          <w:szCs w:val="30"/>
+        </w:rPr>
+        <w:t>数据</w:t>
+      </w:r>
+      <w:proofErr w:type="gramEnd"/>
+      <w:r>
+        <w:rPr>
+          <w:rFonts w:eastAsia="微软雅黑"/>
+          <w:b/>
+          <w:bCs/>
+          <w:color w:val="1F3864"/>
+          <w:sz w:val="30"/>
+          <w:szCs w:val="30"/>
+        </w:rPr>
+        <w:t>收集与准备</w:t>
+      </w:r>
+      <w:bookmarkEnd w:id="16"/>
     </w:p>
     <w:p>
       <w:pPr>
@@ -8893,7 +8783,7 @@
         <w:pStyle w:val="1"/>
         <w:spacing w:before="360" w:after="140"/>
       </w:pPr>
-      <w:bookmarkStart w:id="18" w:name="_Toc239790273"/>
+      <w:bookmarkStart w:id="17" w:name="_Toc239856101"/>
       <w:r>
         <w:rPr>
           <w:rFonts w:eastAsia="微软雅黑"/>
@@ -8904,8 +8794,9 @@
           <w:szCs w:val="30"/>
         </w:rPr>
         <w:lastRenderedPageBreak/>
-        <w:t xml:space="preserve">6. </w:t>
-      </w:r>
+        <w:t>6</w:t>
+      </w:r>
+      <w:proofErr w:type="gramStart"/>
       <w:r>
         <w:rPr>
           <w:rFonts w:eastAsia="微软雅黑"/>
@@ -8915,16 +8806,40 @@
           <w:sz w:val="30"/>
           <w:szCs w:val="30"/>
         </w:rPr>
-        <w:t>系统设计</w:t>
-      </w:r>
-      <w:bookmarkEnd w:id="18"/>
+        <w:t xml:space="preserve">. </w:t>
+      </w:r>
+      <w:r>
+        <w:rPr>
+          <w:rFonts w:eastAsia="微软雅黑"/>
+          <w:b/>
+          <w:bCs/>
+          <w:color w:val="1F3864"/>
+          <w:sz w:val="30"/>
+          <w:szCs w:val="30"/>
+        </w:rPr>
+        <w:t>系统</w:t>
+      </w:r>
+      <w:proofErr w:type="gramEnd"/>
+      <w:r>
+        <w:rPr>
+          <w:rFonts w:eastAsia="微软雅黑"/>
+          <w:b/>
+          <w:bCs/>
+          <w:color w:val="1F3864"/>
+          <w:sz w:val="30"/>
+          <w:szCs w:val="30"/>
+        </w:rPr>
+        <w:t>设计</w:t>
+      </w:r>
+      <w:bookmarkEnd w:id="17"/>
     </w:p>
     <w:p>
       <w:pPr>
         <w:pStyle w:val="2"/>
         <w:spacing w:before="240" w:after="140"/>
       </w:pPr>
-      <w:bookmarkStart w:id="19" w:name="_Toc239790274"/>
+      <w:bookmarkStart w:id="18" w:name="_Toc239856102"/>
+      <w:proofErr w:type="gramStart"/>
       <w:r>
         <w:rPr>
           <w:rFonts w:eastAsia="微软雅黑"/>
@@ -8945,9 +8860,21 @@
           <w:sz w:val="25"/>
           <w:szCs w:val="25"/>
         </w:rPr>
-        <w:t>框架结构</w:t>
-      </w:r>
-      <w:bookmarkEnd w:id="19"/>
+        <w:t>框架</w:t>
+      </w:r>
+      <w:proofErr w:type="gramEnd"/>
+      <w:r>
+        <w:rPr>
+          <w:rFonts w:eastAsia="微软雅黑"/>
+          <w:b/>
+          <w:bCs/>
+          <w:color w:val="1F3864"/>
+          <w:sz w:val="25"/>
+          <w:szCs w:val="25"/>
+        </w:rPr>
+        <w:t>结构</w:t>
+      </w:r>
+      <w:bookmarkEnd w:id="18"/>
     </w:p>
     <w:p>
       <w:pPr>
@@ -9081,7 +9008,31 @@
           <w:sz w:val="18"/>
           <w:szCs w:val="18"/>
         </w:rPr>
-        <w:t xml:space="preserve"> 2. IT CareerPilot </w:t>
+        <w:t xml:space="preserve"> 2. IT </w:t>
+      </w:r>
+      <w:proofErr w:type="spellStart"/>
+      <w:r>
+        <w:rPr>
+          <w:rFonts w:eastAsia="微软雅黑"/>
+          <w:i/>
+          <w:iCs/>
+          <w:color w:val="595959"/>
+          <w:sz w:val="18"/>
+          <w:szCs w:val="18"/>
+        </w:rPr>
+        <w:t>CareerPilot</w:t>
+      </w:r>
+      <w:proofErr w:type="spellEnd"/>
+      <w:r>
+        <w:rPr>
+          <w:rFonts w:eastAsia="微软雅黑"/>
+          <w:i/>
+          <w:iCs/>
+          <w:color w:val="595959"/>
+          <w:sz w:val="18"/>
+          <w:szCs w:val="18"/>
+        </w:rPr>
+        <w:t xml:space="preserve"> </w:t>
       </w:r>
       <w:r>
         <w:rPr>
@@ -9122,7 +9073,8 @@
         <w:pStyle w:val="2"/>
         <w:spacing w:before="240" w:after="140"/>
       </w:pPr>
-      <w:bookmarkStart w:id="20" w:name="_Toc239790275"/>
+      <w:bookmarkStart w:id="19" w:name="_Toc239856103"/>
+      <w:proofErr w:type="gramStart"/>
       <w:r>
         <w:rPr>
           <w:rFonts w:eastAsia="微软雅黑"/>
@@ -9143,9 +9095,21 @@
           <w:sz w:val="25"/>
           <w:szCs w:val="25"/>
         </w:rPr>
-        <w:t>技术选择原因</w:t>
-      </w:r>
-      <w:bookmarkEnd w:id="20"/>
+        <w:t>技术</w:t>
+      </w:r>
+      <w:proofErr w:type="gramEnd"/>
+      <w:r>
+        <w:rPr>
+          <w:rFonts w:eastAsia="微软雅黑"/>
+          <w:b/>
+          <w:bCs/>
+          <w:color w:val="1F3864"/>
+          <w:sz w:val="25"/>
+          <w:szCs w:val="25"/>
+        </w:rPr>
+        <w:t>选择原因</w:t>
+      </w:r>
+      <w:bookmarkEnd w:id="19"/>
     </w:p>
     <w:p>
       <w:pPr>
@@ -9337,7 +9301,8 @@
         <w:pStyle w:val="2"/>
         <w:spacing w:before="240" w:after="140"/>
       </w:pPr>
-      <w:bookmarkStart w:id="21" w:name="_Toc239790276"/>
+      <w:bookmarkStart w:id="20" w:name="_Toc239856104"/>
+      <w:proofErr w:type="gramStart"/>
       <w:r>
         <w:rPr>
           <w:rFonts w:eastAsia="微软雅黑"/>
@@ -9358,9 +9323,21 @@
           <w:sz w:val="25"/>
           <w:szCs w:val="25"/>
         </w:rPr>
-        <w:t>技术栈</w:t>
-      </w:r>
-      <w:bookmarkEnd w:id="21"/>
+        <w:t>技术</w:t>
+      </w:r>
+      <w:proofErr w:type="gramEnd"/>
+      <w:r>
+        <w:rPr>
+          <w:rFonts w:eastAsia="微软雅黑"/>
+          <w:b/>
+          <w:bCs/>
+          <w:color w:val="1F3864"/>
+          <w:sz w:val="25"/>
+          <w:szCs w:val="25"/>
+        </w:rPr>
+        <w:t>栈</w:t>
+      </w:r>
+      <w:bookmarkEnd w:id="20"/>
     </w:p>
     <w:tbl>
       <w:tblPr>
@@ -9403,6 +9380,7 @@
             <w:pPr>
               <w:spacing w:after="40"/>
             </w:pPr>
+            <w:bookmarkStart w:id="21" w:name="OLE_LINK1"/>
             <w:r>
               <w:rPr>
                 <w:rFonts w:eastAsia="微软雅黑"/>
@@ -9515,90 +9493,23 @@
                 <w:sz w:val="18"/>
                 <w:szCs w:val="18"/>
               </w:rPr>
-              <w:t>Python 3.11, FastAPI</w:t>
-            </w:r>
-          </w:p>
-        </w:tc>
-        <w:tc>
-          <w:tcPr>
-            <w:tcW w:w="4860" w:type="dxa"/>
-            <w:tcMar>
-              <w:top w:w="60" w:type="dxa"/>
-              <w:left w:w="90" w:type="dxa"/>
-              <w:bottom w:w="60" w:type="dxa"/>
-              <w:right w:w="90" w:type="dxa"/>
-            </w:tcMar>
-          </w:tcPr>
-          <w:p>
-            <w:pPr>
-              <w:spacing w:after="40"/>
-            </w:pPr>
-            <w:r>
-              <w:rPr>
-                <w:rFonts w:eastAsia="微软雅黑"/>
-                <w:sz w:val="18"/>
-                <w:szCs w:val="18"/>
-              </w:rPr>
-              <w:t>团队熟悉；具备所有所需库的生态系统</w:t>
-            </w:r>
-          </w:p>
-        </w:tc>
-      </w:tr>
-      <w:tr>
-        <w:tc>
-          <w:tcPr>
-            <w:tcW w:w="1900" w:type="dxa"/>
-            <w:shd w:val="clear" w:color="auto" w:fill="F2F2F2"/>
-            <w:tcMar>
-              <w:top w:w="60" w:type="dxa"/>
-              <w:left w:w="90" w:type="dxa"/>
-              <w:bottom w:w="60" w:type="dxa"/>
-              <w:right w:w="90" w:type="dxa"/>
-            </w:tcMar>
-          </w:tcPr>
-          <w:p>
-            <w:pPr>
-              <w:spacing w:after="40"/>
-            </w:pPr>
-            <w:r>
-              <w:rPr>
-                <w:rFonts w:eastAsia="微软雅黑"/>
-                <w:sz w:val="18"/>
-                <w:szCs w:val="18"/>
-              </w:rPr>
-              <w:t>前端界面</w:t>
-            </w:r>
-          </w:p>
-        </w:tc>
-        <w:tc>
-          <w:tcPr>
-            <w:tcW w:w="2600" w:type="dxa"/>
-            <w:shd w:val="clear" w:color="auto" w:fill="F2F2F2"/>
-            <w:tcMar>
-              <w:top w:w="60" w:type="dxa"/>
-              <w:left w:w="90" w:type="dxa"/>
-              <w:bottom w:w="60" w:type="dxa"/>
-              <w:right w:w="90" w:type="dxa"/>
-            </w:tcMar>
-          </w:tcPr>
-          <w:p>
-            <w:pPr>
-              <w:spacing w:after="40"/>
-            </w:pPr>
+              <w:t xml:space="preserve">Python 3.11, </w:t>
+            </w:r>
+            <w:proofErr w:type="spellStart"/>
             <w:r>
               <w:rPr>
                 <w:rFonts w:eastAsia="Calibri"/>
                 <w:sz w:val="18"/>
                 <w:szCs w:val="18"/>
               </w:rPr>
-              <w:t>React / TypeScript / 单文件 HTML 原型</w:t>
-            </w:r>
+              <w:t>FastAPI</w:t>
+            </w:r>
+            <w:proofErr w:type="spellEnd"/>
           </w:p>
         </w:tc>
         <w:tc>
           <w:tcPr>
             <w:tcW w:w="4860" w:type="dxa"/>
-            <w:shd w:val="clear" w:color="auto" w:fill="F2F2F2"/>
             <w:tcMar>
               <w:top w:w="60" w:type="dxa"/>
               <w:left w:w="90" w:type="dxa"/>
@@ -9616,71 +9527,41 @@
                 <w:sz w:val="18"/>
                 <w:szCs w:val="18"/>
               </w:rPr>
-              <w:t>与当前</w:t>
-            </w:r>
+              <w:t>团队熟悉；具备所有所需库的生态系统</w:t>
+            </w:r>
+          </w:p>
+        </w:tc>
+      </w:tr>
+      <w:tr>
+        <w:tc>
+          <w:tcPr>
+            <w:tcW w:w="1900" w:type="dxa"/>
+            <w:shd w:val="clear" w:color="auto" w:fill="F2F2F2"/>
+            <w:tcMar>
+              <w:top w:w="60" w:type="dxa"/>
+              <w:left w:w="90" w:type="dxa"/>
+              <w:bottom w:w="60" w:type="dxa"/>
+              <w:right w:w="90" w:type="dxa"/>
+            </w:tcMar>
+          </w:tcPr>
+          <w:p>
+            <w:pPr>
+              <w:spacing w:after="40"/>
+            </w:pPr>
             <w:r>
               <w:rPr>
                 <w:rFonts w:eastAsia="微软雅黑"/>
                 <w:sz w:val="18"/>
                 <w:szCs w:val="18"/>
               </w:rPr>
-              <w:t xml:space="preserve"> demo </w:t>
-            </w:r>
-            <w:r>
-              <w:rPr>
-                <w:rFonts w:eastAsia="微软雅黑"/>
-                <w:sz w:val="18"/>
-                <w:szCs w:val="18"/>
-              </w:rPr>
-              <w:t>保持一致，支持多页面交互、岗位推荐、简历改写审阅、视频模拟面试和目标岗位进度展示；后续通过</w:t>
-            </w:r>
-            <w:r>
-              <w:rPr>
-                <w:rFonts w:eastAsia="微软雅黑"/>
-                <w:sz w:val="18"/>
-                <w:szCs w:val="18"/>
-              </w:rPr>
-              <w:t xml:space="preserve"> FastAPI </w:t>
-            </w:r>
-            <w:r>
-              <w:rPr>
-                <w:rFonts w:eastAsia="微软雅黑"/>
-                <w:sz w:val="18"/>
-                <w:szCs w:val="18"/>
-              </w:rPr>
-              <w:t>接入真实推理模块</w:t>
-            </w:r>
-          </w:p>
-        </w:tc>
-      </w:tr>
-      <w:tr>
-        <w:tc>
-          <w:tcPr>
-            <w:tcW w:w="1900" w:type="dxa"/>
-            <w:tcMar>
-              <w:top w:w="60" w:type="dxa"/>
-              <w:left w:w="90" w:type="dxa"/>
-              <w:bottom w:w="60" w:type="dxa"/>
-              <w:right w:w="90" w:type="dxa"/>
-            </w:tcMar>
-          </w:tcPr>
-          <w:p>
-            <w:pPr>
-              <w:spacing w:after="40"/>
-            </w:pPr>
-            <w:r>
-              <w:rPr>
-                <w:rFonts w:eastAsia="微软雅黑"/>
-                <w:sz w:val="18"/>
-                <w:szCs w:val="18"/>
-              </w:rPr>
-              <w:t>规则引擎</w:t>
+              <w:t>前端界面</w:t>
             </w:r>
           </w:p>
         </w:tc>
         <w:tc>
           <w:tcPr>
             <w:tcW w:w="2600" w:type="dxa"/>
+            <w:shd w:val="clear" w:color="auto" w:fill="F2F2F2"/>
             <w:tcMar>
               <w:top w:w="60" w:type="dxa"/>
               <w:left w:w="90" w:type="dxa"/>
@@ -9698,196 +9579,32 @@
                 <w:sz w:val="18"/>
                 <w:szCs w:val="18"/>
               </w:rPr>
-              <w:t>durable_rules / Experta</w:t>
-            </w:r>
-          </w:p>
-        </w:tc>
-        <w:tc>
-          <w:tcPr>
-            <w:tcW w:w="4860" w:type="dxa"/>
-            <w:tcMar>
-              <w:top w:w="60" w:type="dxa"/>
-              <w:left w:w="90" w:type="dxa"/>
-              <w:bottom w:w="60" w:type="dxa"/>
-              <w:right w:w="90" w:type="dxa"/>
-            </w:tcMar>
-          </w:tcPr>
-          <w:p>
-            <w:pPr>
-              <w:spacing w:after="40"/>
-            </w:pPr>
-            <w:r>
-              <w:rPr>
-                <w:rFonts w:eastAsia="微软雅黑"/>
-                <w:sz w:val="18"/>
-                <w:szCs w:val="18"/>
-              </w:rPr>
-              <w:t>真正的前向链式生产系统，而不是手写条件判断，使规则</w:t>
-            </w:r>
-            <w:r>
-              <w:rPr>
-                <w:rFonts w:eastAsia="微软雅黑"/>
-                <w:sz w:val="18"/>
-                <w:szCs w:val="18"/>
-              </w:rPr>
-              <w:t xml:space="preserve"> provenance </w:t>
-            </w:r>
-            <w:r>
-              <w:rPr>
-                <w:rFonts w:eastAsia="微软雅黑"/>
-                <w:sz w:val="18"/>
-                <w:szCs w:val="18"/>
-              </w:rPr>
-              <w:t>成为一等输出</w:t>
-            </w:r>
-          </w:p>
-        </w:tc>
-      </w:tr>
-      <w:tr>
-        <w:tc>
-          <w:tcPr>
-            <w:tcW w:w="1900" w:type="dxa"/>
-            <w:shd w:val="clear" w:color="auto" w:fill="F2F2F2"/>
-            <w:tcMar>
-              <w:top w:w="60" w:type="dxa"/>
-              <w:left w:w="90" w:type="dxa"/>
-              <w:bottom w:w="60" w:type="dxa"/>
-              <w:right w:w="90" w:type="dxa"/>
-            </w:tcMar>
-          </w:tcPr>
-          <w:p>
-            <w:pPr>
-              <w:spacing w:after="40"/>
-            </w:pPr>
-            <w:r>
-              <w:rPr>
-                <w:rFonts w:eastAsia="微软雅黑"/>
-                <w:sz w:val="18"/>
-                <w:szCs w:val="18"/>
-              </w:rPr>
-              <w:t>知识图谱</w:t>
-            </w:r>
-          </w:p>
-        </w:tc>
-        <w:tc>
-          <w:tcPr>
-            <w:tcW w:w="2600" w:type="dxa"/>
-            <w:shd w:val="clear" w:color="auto" w:fill="F2F2F2"/>
-            <w:tcMar>
-              <w:top w:w="60" w:type="dxa"/>
-              <w:left w:w="90" w:type="dxa"/>
-              <w:bottom w:w="60" w:type="dxa"/>
-              <w:right w:w="90" w:type="dxa"/>
-            </w:tcMar>
-          </w:tcPr>
-          <w:p>
-            <w:pPr>
-              <w:spacing w:after="40"/>
-            </w:pPr>
+              <w:t xml:space="preserve">React / TypeScript </w:t>
+            </w:r>
+            <w:proofErr w:type="gramStart"/>
             <w:r>
               <w:rPr>
                 <w:rFonts w:eastAsia="Calibri"/>
                 <w:sz w:val="18"/>
                 <w:szCs w:val="18"/>
               </w:rPr>
-              <w:t>Neo4j Aura Free, Cypher</w:t>
-            </w:r>
-          </w:p>
-        </w:tc>
-        <w:tc>
-          <w:tcPr>
-            <w:tcW w:w="4860" w:type="dxa"/>
-            <w:shd w:val="clear" w:color="auto" w:fill="F2F2F2"/>
-            <w:tcMar>
-              <w:top w:w="60" w:type="dxa"/>
-              <w:left w:w="90" w:type="dxa"/>
-              <w:bottom w:w="60" w:type="dxa"/>
-              <w:right w:w="90" w:type="dxa"/>
-            </w:tcMar>
-          </w:tcPr>
-          <w:p>
-            <w:pPr>
-              <w:spacing w:after="40"/>
-            </w:pPr>
-            <w:r>
-              <w:rPr>
-                <w:rFonts w:eastAsia="微软雅黑"/>
-                <w:sz w:val="18"/>
-                <w:szCs w:val="18"/>
-              </w:rPr>
-              <w:t>免费层足以支持我们的图规模；</w:t>
-            </w:r>
-            <w:r>
-              <w:rPr>
-                <w:rFonts w:eastAsia="微软雅黑"/>
-                <w:sz w:val="18"/>
-                <w:szCs w:val="18"/>
-              </w:rPr>
-              <w:t xml:space="preserve">Cypher </w:t>
-            </w:r>
-            <w:r>
-              <w:rPr>
-                <w:rFonts w:eastAsia="微软雅黑"/>
-                <w:sz w:val="18"/>
-                <w:szCs w:val="18"/>
-              </w:rPr>
-              <w:t>可直接表达多跳差距查询</w:t>
-            </w:r>
-          </w:p>
-        </w:tc>
-      </w:tr>
-      <w:tr>
-        <w:tc>
-          <w:tcPr>
-            <w:tcW w:w="1900" w:type="dxa"/>
-            <w:tcMar>
-              <w:top w:w="60" w:type="dxa"/>
-              <w:left w:w="90" w:type="dxa"/>
-              <w:bottom w:w="60" w:type="dxa"/>
-              <w:right w:w="90" w:type="dxa"/>
-            </w:tcMar>
-          </w:tcPr>
-          <w:p>
-            <w:pPr>
-              <w:spacing w:after="40"/>
-            </w:pPr>
-            <w:r>
-              <w:rPr>
-                <w:rFonts w:eastAsia="微软雅黑"/>
-                <w:sz w:val="18"/>
-                <w:szCs w:val="18"/>
-              </w:rPr>
-              <w:t>KG embedding</w:t>
-            </w:r>
-          </w:p>
-        </w:tc>
-        <w:tc>
-          <w:tcPr>
-            <w:tcW w:w="2600" w:type="dxa"/>
-            <w:tcMar>
-              <w:top w:w="60" w:type="dxa"/>
-              <w:left w:w="90" w:type="dxa"/>
-              <w:bottom w:w="60" w:type="dxa"/>
-              <w:right w:w="90" w:type="dxa"/>
-            </w:tcMar>
-          </w:tcPr>
-          <w:p>
-            <w:pPr>
-              <w:spacing w:after="40"/>
-            </w:pPr>
+              <w:t>/ 单</w:t>
+            </w:r>
+            <w:proofErr w:type="gramEnd"/>
             <w:r>
               <w:rPr>
                 <w:rFonts w:eastAsia="Calibri"/>
                 <w:sz w:val="18"/>
                 <w:szCs w:val="18"/>
               </w:rPr>
-              <w:t>PyKEEN</w:t>
+              <w:t>文件 HTML 原型</w:t>
             </w:r>
           </w:p>
         </w:tc>
         <w:tc>
           <w:tcPr>
             <w:tcW w:w="4860" w:type="dxa"/>
+            <w:shd w:val="clear" w:color="auto" w:fill="F2F2F2"/>
             <w:tcMar>
               <w:top w:w="60" w:type="dxa"/>
               <w:left w:w="90" w:type="dxa"/>
@@ -9905,7 +9622,7 @@
                 <w:sz w:val="18"/>
                 <w:szCs w:val="18"/>
               </w:rPr>
-              <w:t>在共同评估框架下实现</w:t>
+              <w:t>与当前</w:t>
             </w:r>
             <w:r>
               <w:rPr>
@@ -9913,7 +9630,7 @@
                 <w:sz w:val="18"/>
                 <w:szCs w:val="18"/>
               </w:rPr>
-              <w:t xml:space="preserve"> TransE</w:t>
+              <w:t xml:space="preserve"> demo </w:t>
             </w:r>
             <w:r>
               <w:rPr>
@@ -9921,7 +9638,7 @@
                 <w:sz w:val="18"/>
                 <w:szCs w:val="18"/>
               </w:rPr>
-              <w:t>、</w:t>
+              <w:t>保持一致，支持多页面交互、岗位推荐、简历改写审阅、视频模拟面试和目标岗位进度展示；后续通过</w:t>
             </w:r>
             <w:r>
               <w:rPr>
@@ -9929,23 +9646,25 @@
                 <w:sz w:val="18"/>
                 <w:szCs w:val="18"/>
               </w:rPr>
-              <w:t xml:space="preserve">ComplEx </w:t>
-            </w:r>
+              <w:t xml:space="preserve"> </w:t>
+            </w:r>
+            <w:proofErr w:type="spellStart"/>
             <w:r>
               <w:rPr>
                 <w:rFonts w:eastAsia="微软雅黑"/>
                 <w:sz w:val="18"/>
                 <w:szCs w:val="18"/>
               </w:rPr>
-              <w:t>和</w:t>
-            </w:r>
+              <w:t>FastAPI</w:t>
+            </w:r>
+            <w:proofErr w:type="spellEnd"/>
             <w:r>
               <w:rPr>
                 <w:rFonts w:eastAsia="微软雅黑"/>
                 <w:sz w:val="18"/>
                 <w:szCs w:val="18"/>
               </w:rPr>
-              <w:t xml:space="preserve"> RotatE</w:t>
+              <w:t xml:space="preserve"> </w:t>
             </w:r>
             <w:r>
               <w:rPr>
@@ -9953,7 +9672,7 @@
                 <w:sz w:val="18"/>
                 <w:szCs w:val="18"/>
               </w:rPr>
-              <w:t>，可进行公平比较</w:t>
+              <w:t>接入真实推理模块</w:t>
             </w:r>
           </w:p>
         </w:tc>
@@ -9962,7 +9681,6 @@
         <w:tc>
           <w:tcPr>
             <w:tcW w:w="1900" w:type="dxa"/>
-            <w:shd w:val="clear" w:color="auto" w:fill="F2F2F2"/>
             <w:tcMar>
               <w:top w:w="60" w:type="dxa"/>
               <w:left w:w="90" w:type="dxa"/>
@@ -9980,174 +9698,118 @@
                 <w:sz w:val="18"/>
                 <w:szCs w:val="18"/>
               </w:rPr>
-              <w:t>Embedding</w:t>
+              <w:t>规则引擎</w:t>
             </w:r>
           </w:p>
         </w:tc>
         <w:tc>
           <w:tcPr>
             <w:tcW w:w="2600" w:type="dxa"/>
-            <w:shd w:val="clear" w:color="auto" w:fill="F2F2F2"/>
-            <w:tcMar>
-              <w:top w:w="60" w:type="dxa"/>
-              <w:left w:w="90" w:type="dxa"/>
-              <w:bottom w:w="60" w:type="dxa"/>
-              <w:right w:w="90" w:type="dxa"/>
-            </w:tcMar>
-          </w:tcPr>
-          <w:p>
-            <w:pPr>
-              <w:spacing w:after="40"/>
-            </w:pPr>
+            <w:tcMar>
+              <w:top w:w="60" w:type="dxa"/>
+              <w:left w:w="90" w:type="dxa"/>
+              <w:bottom w:w="60" w:type="dxa"/>
+              <w:right w:w="90" w:type="dxa"/>
+            </w:tcMar>
+          </w:tcPr>
+          <w:p>
+            <w:pPr>
+              <w:spacing w:after="40"/>
+            </w:pPr>
+            <w:proofErr w:type="spellStart"/>
             <w:r>
               <w:rPr>
                 <w:rFonts w:eastAsia="Calibri"/>
                 <w:sz w:val="18"/>
                 <w:szCs w:val="18"/>
               </w:rPr>
-              <w:t>sentence-transformers (all-MiniLM-L6-v2)</w:t>
-            </w:r>
-          </w:p>
-        </w:tc>
-        <w:tc>
-          <w:tcPr>
-            <w:tcW w:w="4860" w:type="dxa"/>
-            <w:shd w:val="clear" w:color="auto" w:fill="F2F2F2"/>
-            <w:tcMar>
-              <w:top w:w="60" w:type="dxa"/>
-              <w:left w:w="90" w:type="dxa"/>
-              <w:bottom w:w="60" w:type="dxa"/>
-              <w:right w:w="90" w:type="dxa"/>
-            </w:tcMar>
-          </w:tcPr>
-          <w:p>
-            <w:pPr>
-              <w:spacing w:after="40"/>
-            </w:pPr>
-            <w:r>
-              <w:rPr>
-                <w:rFonts w:eastAsia="微软雅黑"/>
-                <w:sz w:val="18"/>
-                <w:szCs w:val="18"/>
-              </w:rPr>
-              <w:t>质量成本比强；可本地运行，避免在最高频路径上产生逐调用</w:t>
-            </w:r>
-            <w:r>
-              <w:rPr>
-                <w:rFonts w:eastAsia="微软雅黑"/>
-                <w:sz w:val="18"/>
-                <w:szCs w:val="18"/>
-              </w:rPr>
-              <w:t xml:space="preserve"> API </w:t>
-            </w:r>
-            <w:r>
-              <w:rPr>
-                <w:rFonts w:eastAsia="微软雅黑"/>
-                <w:sz w:val="18"/>
-                <w:szCs w:val="18"/>
-              </w:rPr>
-              <w:t>成本</w:t>
-            </w:r>
-          </w:p>
-        </w:tc>
-      </w:tr>
-      <w:tr>
-        <w:tc>
-          <w:tcPr>
-            <w:tcW w:w="1900" w:type="dxa"/>
-            <w:tcMar>
-              <w:top w:w="60" w:type="dxa"/>
-              <w:left w:w="90" w:type="dxa"/>
-              <w:bottom w:w="60" w:type="dxa"/>
-              <w:right w:w="90" w:type="dxa"/>
-            </w:tcMar>
-          </w:tcPr>
-          <w:p>
-            <w:pPr>
-              <w:spacing w:after="40"/>
-            </w:pPr>
-            <w:r>
-              <w:rPr>
-                <w:rFonts w:eastAsia="微软雅黑"/>
-                <w:sz w:val="18"/>
-                <w:szCs w:val="18"/>
-              </w:rPr>
-              <w:t>向量库</w:t>
-            </w:r>
-          </w:p>
-        </w:tc>
-        <w:tc>
-          <w:tcPr>
-            <w:tcW w:w="2600" w:type="dxa"/>
-            <w:tcMar>
-              <w:top w:w="60" w:type="dxa"/>
-              <w:left w:w="90" w:type="dxa"/>
-              <w:bottom w:w="60" w:type="dxa"/>
-              <w:right w:w="90" w:type="dxa"/>
-            </w:tcMar>
-          </w:tcPr>
-          <w:p>
-            <w:pPr>
-              <w:spacing w:after="40"/>
-            </w:pPr>
+              <w:t>durable_rules</w:t>
+            </w:r>
+            <w:proofErr w:type="spellEnd"/>
             <w:r>
               <w:rPr>
                 <w:rFonts w:eastAsia="Calibri"/>
                 <w:sz w:val="18"/>
                 <w:szCs w:val="18"/>
               </w:rPr>
-              <w:t>ChromaDB</w:t>
-            </w:r>
-          </w:p>
-        </w:tc>
-        <w:tc>
-          <w:tcPr>
-            <w:tcW w:w="4860" w:type="dxa"/>
-            <w:tcMar>
-              <w:top w:w="60" w:type="dxa"/>
-              <w:left w:w="90" w:type="dxa"/>
-              <w:bottom w:w="60" w:type="dxa"/>
-              <w:right w:w="90" w:type="dxa"/>
-            </w:tcMar>
-          </w:tcPr>
-          <w:p>
-            <w:pPr>
-              <w:spacing w:after="40"/>
-            </w:pPr>
-            <w:r>
-              <w:rPr>
-                <w:rFonts w:eastAsia="微软雅黑"/>
-                <w:sz w:val="18"/>
-                <w:szCs w:val="18"/>
-              </w:rPr>
-              <w:t>在我们的语料规模下足够；无基础设施负担</w:t>
-            </w:r>
-          </w:p>
-        </w:tc>
-      </w:tr>
-      <w:tr>
-        <w:tc>
-          <w:tcPr>
-            <w:tcW w:w="1900" w:type="dxa"/>
-            <w:shd w:val="clear" w:color="auto" w:fill="F2F2F2"/>
-            <w:tcMar>
-              <w:top w:w="60" w:type="dxa"/>
-              <w:left w:w="90" w:type="dxa"/>
-              <w:bottom w:w="60" w:type="dxa"/>
-              <w:right w:w="90" w:type="dxa"/>
-            </w:tcMar>
-          </w:tcPr>
-          <w:p>
-            <w:pPr>
-              <w:spacing w:after="40"/>
-            </w:pPr>
+              <w:t xml:space="preserve"> / </w:t>
+            </w:r>
+            <w:proofErr w:type="spellStart"/>
             <w:r>
               <w:rPr>
                 <w:rFonts w:eastAsia="Calibri"/>
                 <w:sz w:val="18"/>
                 <w:szCs w:val="18"/>
               </w:rPr>
-              <w:t>NLP</w:t>
+              <w:t>Experta</w:t>
+            </w:r>
+            <w:proofErr w:type="spellEnd"/>
+          </w:p>
+        </w:tc>
+        <w:tc>
+          <w:tcPr>
+            <w:tcW w:w="4860" w:type="dxa"/>
+            <w:tcMar>
+              <w:top w:w="60" w:type="dxa"/>
+              <w:left w:w="90" w:type="dxa"/>
+              <w:bottom w:w="60" w:type="dxa"/>
+              <w:right w:w="90" w:type="dxa"/>
+            </w:tcMar>
+          </w:tcPr>
+          <w:p>
+            <w:pPr>
+              <w:spacing w:after="40"/>
+            </w:pPr>
+            <w:r>
+              <w:rPr>
+                <w:rFonts w:eastAsia="微软雅黑"/>
+                <w:sz w:val="18"/>
+                <w:szCs w:val="18"/>
+              </w:rPr>
+              <w:t>真正的前向链式生产系统，而不是手写条件判断，使规则</w:t>
+            </w:r>
+            <w:r>
+              <w:rPr>
+                <w:rFonts w:eastAsia="微软雅黑"/>
+                <w:sz w:val="18"/>
+                <w:szCs w:val="18"/>
+              </w:rPr>
+              <w:t xml:space="preserve"> provenance </w:t>
+            </w:r>
+            <w:r>
+              <w:rPr>
+                <w:rFonts w:eastAsia="微软雅黑"/>
+                <w:sz w:val="18"/>
+                <w:szCs w:val="18"/>
+              </w:rPr>
+              <w:t>成为一等输出</w:t>
+            </w:r>
+          </w:p>
+        </w:tc>
+      </w:tr>
+      <w:tr>
+        <w:tc>
+          <w:tcPr>
+            <w:tcW w:w="1900" w:type="dxa"/>
+            <w:shd w:val="clear" w:color="auto" w:fill="F2F2F2"/>
+            <w:tcMar>
+              <w:top w:w="60" w:type="dxa"/>
+              <w:left w:w="90" w:type="dxa"/>
+              <w:bottom w:w="60" w:type="dxa"/>
+              <w:right w:w="90" w:type="dxa"/>
+            </w:tcMar>
+          </w:tcPr>
+          <w:p>
+            <w:pPr>
+              <w:spacing w:after="40"/>
+            </w:pPr>
+            <w:r>
+              <w:rPr>
+                <w:rFonts w:eastAsia="微软雅黑"/>
+                <w:sz w:val="18"/>
+                <w:szCs w:val="18"/>
+              </w:rPr>
+              <w:t>知识图谱</w:t>
             </w:r>
           </w:p>
         </w:tc>
@@ -10172,7 +9834,7 @@
                 <w:sz w:val="18"/>
                 <w:szCs w:val="18"/>
               </w:rPr>
-              <w:t>spaCy (en_core_web_trf)</w:t>
+              <w:t>Neo4j Aura Free, Cypher</w:t>
             </w:r>
           </w:p>
         </w:tc>
@@ -10197,7 +9859,7 @@
                 <w:sz w:val="18"/>
                 <w:szCs w:val="18"/>
               </w:rPr>
-              <w:t>基于</w:t>
+              <w:t>免费层足以支持我们的图规模；</w:t>
             </w:r>
             <w:r>
               <w:rPr>
@@ -10205,7 +9867,7 @@
                 <w:sz w:val="18"/>
                 <w:szCs w:val="18"/>
               </w:rPr>
-              <w:t xml:space="preserve"> Transformer </w:t>
+              <w:t xml:space="preserve">Cypher </w:t>
             </w:r>
             <w:r>
               <w:rPr>
@@ -10213,65 +9875,33 @@
                 <w:sz w:val="18"/>
                 <w:szCs w:val="18"/>
               </w:rPr>
-              <w:t>的</w:t>
-            </w:r>
+              <w:t>可直接表达多跳差距查询</w:t>
+            </w:r>
+          </w:p>
+        </w:tc>
+      </w:tr>
+      <w:tr>
+        <w:tc>
+          <w:tcPr>
+            <w:tcW w:w="1900" w:type="dxa"/>
+            <w:tcMar>
+              <w:top w:w="60" w:type="dxa"/>
+              <w:left w:w="90" w:type="dxa"/>
+              <w:bottom w:w="60" w:type="dxa"/>
+              <w:right w:w="90" w:type="dxa"/>
+            </w:tcMar>
+          </w:tcPr>
+          <w:p>
+            <w:pPr>
+              <w:spacing w:after="40"/>
+            </w:pPr>
             <w:r>
               <w:rPr>
                 <w:rFonts w:eastAsia="微软雅黑"/>
                 <w:sz w:val="18"/>
                 <w:szCs w:val="18"/>
               </w:rPr>
-              <w:t xml:space="preserve"> NER</w:t>
-            </w:r>
-            <w:r>
-              <w:rPr>
-                <w:rFonts w:eastAsia="微软雅黑"/>
-                <w:sz w:val="18"/>
-                <w:szCs w:val="18"/>
-              </w:rPr>
-              <w:t>，并提供</w:t>
-            </w:r>
-            <w:r>
-              <w:rPr>
-                <w:rFonts w:eastAsia="微软雅黑"/>
-                <w:sz w:val="18"/>
-                <w:szCs w:val="18"/>
-              </w:rPr>
-              <w:t xml:space="preserve"> span offsets</w:t>
-            </w:r>
-            <w:r>
-              <w:rPr>
-                <w:rFonts w:eastAsia="微软雅黑"/>
-                <w:sz w:val="18"/>
-                <w:szCs w:val="18"/>
-              </w:rPr>
-              <w:t>，这是证据片段要求所依赖的能力</w:t>
-            </w:r>
-          </w:p>
-        </w:tc>
-      </w:tr>
-      <w:tr>
-        <w:tc>
-          <w:tcPr>
-            <w:tcW w:w="1900" w:type="dxa"/>
-            <w:tcMar>
-              <w:top w:w="60" w:type="dxa"/>
-              <w:left w:w="90" w:type="dxa"/>
-              <w:bottom w:w="60" w:type="dxa"/>
-              <w:right w:w="90" w:type="dxa"/>
-            </w:tcMar>
-          </w:tcPr>
-          <w:p>
-            <w:pPr>
-              <w:spacing w:after="40"/>
-            </w:pPr>
-            <w:r>
-              <w:rPr>
-                <w:rFonts w:eastAsia="微软雅黑"/>
-                <w:sz w:val="18"/>
-                <w:szCs w:val="18"/>
-              </w:rPr>
-              <w:t>申请计划逻辑</w:t>
+              <w:t>KG embedding</w:t>
             </w:r>
           </w:p>
         </w:tc>
@@ -10289,14 +9919,16 @@
             <w:pPr>
               <w:spacing w:after="40"/>
             </w:pPr>
+            <w:proofErr w:type="spellStart"/>
             <w:r>
               <w:rPr>
                 <w:rFonts w:eastAsia="Calibri"/>
                 <w:sz w:val="18"/>
                 <w:szCs w:val="18"/>
               </w:rPr>
-              <w:t>启发式排序 / 规则优先级</w:t>
-            </w:r>
+              <w:t>PyKEEN</w:t>
+            </w:r>
+            <w:proofErr w:type="spellEnd"/>
           </w:p>
         </w:tc>
         <w:tc>
@@ -10319,7 +9951,7 @@
                 <w:sz w:val="18"/>
                 <w:szCs w:val="18"/>
               </w:rPr>
-              <w:t>当前</w:t>
+              <w:t>在共同评估框架下实现</w:t>
             </w:r>
             <w:r>
               <w:rPr>
@@ -10327,7 +9959,7 @@
                 <w:sz w:val="18"/>
                 <w:szCs w:val="18"/>
               </w:rPr>
-              <w:t xml:space="preserve"> demo </w:t>
+              <w:t xml:space="preserve"> TransE</w:t>
             </w:r>
             <w:r>
               <w:rPr>
@@ -10335,7 +9967,59 @@
                 <w:sz w:val="18"/>
                 <w:szCs w:val="18"/>
               </w:rPr>
-              <w:t>使用可解释规则安排下一步行动；遗传算法可作为后续扩展，不作为核心交付依赖</w:t>
+              <w:t>、</w:t>
+            </w:r>
+            <w:proofErr w:type="spellStart"/>
+            <w:r>
+              <w:rPr>
+                <w:rFonts w:eastAsia="微软雅黑"/>
+                <w:sz w:val="18"/>
+                <w:szCs w:val="18"/>
+              </w:rPr>
+              <w:t>ComplEx</w:t>
+            </w:r>
+            <w:proofErr w:type="spellEnd"/>
+            <w:r>
+              <w:rPr>
+                <w:rFonts w:eastAsia="微软雅黑"/>
+                <w:sz w:val="18"/>
+                <w:szCs w:val="18"/>
+              </w:rPr>
+              <w:t xml:space="preserve"> </w:t>
+            </w:r>
+            <w:r>
+              <w:rPr>
+                <w:rFonts w:eastAsia="微软雅黑"/>
+                <w:sz w:val="18"/>
+                <w:szCs w:val="18"/>
+              </w:rPr>
+              <w:t>和</w:t>
+            </w:r>
+            <w:r>
+              <w:rPr>
+                <w:rFonts w:eastAsia="微软雅黑"/>
+                <w:sz w:val="18"/>
+                <w:szCs w:val="18"/>
+              </w:rPr>
+              <w:t xml:space="preserve"> </w:t>
+            </w:r>
+            <w:proofErr w:type="spellStart"/>
+            <w:r>
+              <w:rPr>
+                <w:rFonts w:eastAsia="微软雅黑"/>
+                <w:sz w:val="18"/>
+                <w:szCs w:val="18"/>
+              </w:rPr>
+              <w:t>RotatE</w:t>
+            </w:r>
+            <w:proofErr w:type="spellEnd"/>
+            <w:r>
+              <w:rPr>
+                <w:rFonts w:eastAsia="微软雅黑"/>
+                <w:sz w:val="18"/>
+                <w:szCs w:val="18"/>
+              </w:rPr>
+              <w:t>，可进行公平比较</w:t>
             </w:r>
           </w:p>
         </w:tc>
@@ -10344,6 +10028,31 @@
         <w:tc>
           <w:tcPr>
             <w:tcW w:w="1900" w:type="dxa"/>
+            <w:shd w:val="clear" w:color="auto" w:fill="F2F2F2"/>
+            <w:tcMar>
+              <w:top w:w="60" w:type="dxa"/>
+              <w:left w:w="90" w:type="dxa"/>
+              <w:bottom w:w="60" w:type="dxa"/>
+              <w:right w:w="90" w:type="dxa"/>
+            </w:tcMar>
+          </w:tcPr>
+          <w:p>
+            <w:pPr>
+              <w:spacing w:after="40"/>
+            </w:pPr>
+            <w:r>
+              <w:rPr>
+                <w:rFonts w:eastAsia="微软雅黑"/>
+                <w:sz w:val="18"/>
+                <w:szCs w:val="18"/>
+              </w:rPr>
+              <w:t>Embedding</w:t>
+            </w:r>
+          </w:p>
+        </w:tc>
+        <w:tc>
+          <w:tcPr>
+            <w:tcW w:w="2600" w:type="dxa"/>
             <w:shd w:val="clear" w:color="auto" w:fill="F2F2F2"/>
             <w:tcMar>
               <w:top w:w="60" w:type="dxa"/>
@@ -10362,39 +10071,106 @@
                 <w:sz w:val="18"/>
                 <w:szCs w:val="18"/>
               </w:rPr>
-              <w:t>ML</w:t>
+              <w:t>sentence-transformers (all-MiniLM-L6-v2)</w:t>
+            </w:r>
+          </w:p>
+        </w:tc>
+        <w:tc>
+          <w:tcPr>
+            <w:tcW w:w="4860" w:type="dxa"/>
+            <w:shd w:val="clear" w:color="auto" w:fill="F2F2F2"/>
+            <w:tcMar>
+              <w:top w:w="60" w:type="dxa"/>
+              <w:left w:w="90" w:type="dxa"/>
+              <w:bottom w:w="60" w:type="dxa"/>
+              <w:right w:w="90" w:type="dxa"/>
+            </w:tcMar>
+          </w:tcPr>
+          <w:p>
+            <w:pPr>
+              <w:spacing w:after="40"/>
+            </w:pPr>
+            <w:r>
+              <w:rPr>
+                <w:rFonts w:eastAsia="微软雅黑"/>
+                <w:sz w:val="18"/>
+                <w:szCs w:val="18"/>
+              </w:rPr>
+              <w:t>质量成本比强；可本地运行，避免在最高频路径上产生逐调用</w:t>
+            </w:r>
+            <w:r>
+              <w:rPr>
+                <w:rFonts w:eastAsia="微软雅黑"/>
+                <w:sz w:val="18"/>
+                <w:szCs w:val="18"/>
+              </w:rPr>
+              <w:t xml:space="preserve"> API </w:t>
+            </w:r>
+            <w:r>
+              <w:rPr>
+                <w:rFonts w:eastAsia="微软雅黑"/>
+                <w:sz w:val="18"/>
+                <w:szCs w:val="18"/>
+              </w:rPr>
+              <w:t>成本</w:t>
+            </w:r>
+          </w:p>
+        </w:tc>
+      </w:tr>
+      <w:tr>
+        <w:tc>
+          <w:tcPr>
+            <w:tcW w:w="1900" w:type="dxa"/>
+            <w:tcMar>
+              <w:top w:w="60" w:type="dxa"/>
+              <w:left w:w="90" w:type="dxa"/>
+              <w:bottom w:w="60" w:type="dxa"/>
+              <w:right w:w="90" w:type="dxa"/>
+            </w:tcMar>
+          </w:tcPr>
+          <w:p>
+            <w:pPr>
+              <w:spacing w:after="40"/>
+            </w:pPr>
+            <w:r>
+              <w:rPr>
+                <w:rFonts w:eastAsia="微软雅黑"/>
+                <w:sz w:val="18"/>
+                <w:szCs w:val="18"/>
+              </w:rPr>
+              <w:t>向量库</w:t>
             </w:r>
           </w:p>
         </w:tc>
         <w:tc>
           <w:tcPr>
             <w:tcW w:w="2600" w:type="dxa"/>
-            <w:shd w:val="clear" w:color="auto" w:fill="F2F2F2"/>
-            <w:tcMar>
-              <w:top w:w="60" w:type="dxa"/>
-              <w:left w:w="90" w:type="dxa"/>
-              <w:bottom w:w="60" w:type="dxa"/>
-              <w:right w:w="90" w:type="dxa"/>
-            </w:tcMar>
-          </w:tcPr>
-          <w:p>
-            <w:pPr>
-              <w:spacing w:after="40"/>
-            </w:pPr>
+            <w:tcMar>
+              <w:top w:w="60" w:type="dxa"/>
+              <w:left w:w="90" w:type="dxa"/>
+              <w:bottom w:w="60" w:type="dxa"/>
+              <w:right w:w="90" w:type="dxa"/>
+            </w:tcMar>
+          </w:tcPr>
+          <w:p>
+            <w:pPr>
+              <w:spacing w:after="40"/>
+            </w:pPr>
+            <w:proofErr w:type="spellStart"/>
             <w:r>
               <w:rPr>
                 <w:rFonts w:eastAsia="Calibri"/>
                 <w:sz w:val="18"/>
                 <w:szCs w:val="18"/>
               </w:rPr>
-              <w:t>scikit-learn, LightGBM</w:t>
-            </w:r>
+              <w:t>ChromaDB</w:t>
+            </w:r>
+            <w:proofErr w:type="spellEnd"/>
           </w:p>
         </w:tc>
         <w:tc>
           <w:tcPr>
             <w:tcW w:w="4860" w:type="dxa"/>
-            <w:shd w:val="clear" w:color="auto" w:fill="F2F2F2"/>
             <w:tcMar>
               <w:top w:w="60" w:type="dxa"/>
               <w:left w:w="90" w:type="dxa"/>
@@ -10412,7 +10188,7 @@
                 <w:sz w:val="18"/>
                 <w:szCs w:val="18"/>
               </w:rPr>
-              <w:t>聚类、校准和学习型排序变体</w:t>
+              <w:t>在我们的语料规模下足够；无基础设施负担</w:t>
             </w:r>
           </w:p>
         </w:tc>
@@ -10421,38 +10197,7 @@
         <w:tc>
           <w:tcPr>
             <w:tcW w:w="1900" w:type="dxa"/>
-            <w:tcMar>
-              <w:top w:w="60" w:type="dxa"/>
-              <w:left w:w="90" w:type="dxa"/>
-              <w:bottom w:w="60" w:type="dxa"/>
-              <w:right w:w="90" w:type="dxa"/>
-            </w:tcMar>
-          </w:tcPr>
-          <w:p>
-            <w:pPr>
-              <w:spacing w:after="40"/>
-            </w:pPr>
-            <w:r>
-              <w:rPr>
-                <w:rFonts w:eastAsia="微软雅黑"/>
-                <w:sz w:val="18"/>
-                <w:szCs w:val="18"/>
-              </w:rPr>
-              <w:t>编排与</w:t>
-            </w:r>
-            <w:r>
-              <w:rPr>
-                <w:rFonts w:eastAsia="微软雅黑"/>
-                <w:sz w:val="18"/>
-                <w:szCs w:val="18"/>
-              </w:rPr>
-              <w:t xml:space="preserve"> RAG</w:t>
-            </w:r>
-          </w:p>
-        </w:tc>
-        <w:tc>
-          <w:tcPr>
-            <w:tcW w:w="2600" w:type="dxa"/>
+            <w:shd w:val="clear" w:color="auto" w:fill="F2F2F2"/>
             <w:tcMar>
               <w:top w:w="60" w:type="dxa"/>
               <w:left w:w="90" w:type="dxa"/>
@@ -10470,52 +10215,434 @@
                 <w:sz w:val="18"/>
                 <w:szCs w:val="18"/>
               </w:rPr>
-              <w:t>LangChain</w:t>
-            </w:r>
-          </w:p>
-        </w:tc>
-        <w:tc>
-          <w:tcPr>
-            <w:tcW w:w="4860" w:type="dxa"/>
-            <w:tcMar>
-              <w:top w:w="60" w:type="dxa"/>
-              <w:left w:w="90" w:type="dxa"/>
-              <w:bottom w:w="60" w:type="dxa"/>
-              <w:right w:w="90" w:type="dxa"/>
-            </w:tcMar>
-          </w:tcPr>
-          <w:p>
-            <w:pPr>
-              <w:spacing w:after="40"/>
-            </w:pPr>
-            <w:r>
-              <w:rPr>
-                <w:rFonts w:eastAsia="微软雅黑"/>
+              <w:t>NLP</w:t>
+            </w:r>
+          </w:p>
+        </w:tc>
+        <w:tc>
+          <w:tcPr>
+            <w:tcW w:w="2600" w:type="dxa"/>
+            <w:shd w:val="clear" w:color="auto" w:fill="F2F2F2"/>
+            <w:tcMar>
+              <w:top w:w="60" w:type="dxa"/>
+              <w:left w:w="90" w:type="dxa"/>
+              <w:bottom w:w="60" w:type="dxa"/>
+              <w:right w:w="90" w:type="dxa"/>
+            </w:tcMar>
+          </w:tcPr>
+          <w:p>
+            <w:pPr>
+              <w:spacing w:after="40"/>
+            </w:pPr>
+            <w:proofErr w:type="spellStart"/>
+            <w:r>
+              <w:rPr>
+                <w:rFonts w:eastAsia="Calibri"/>
                 <w:sz w:val="18"/>
                 <w:szCs w:val="18"/>
               </w:rPr>
-              <w:t>工具抽象和检索</w:t>
-            </w:r>
-            <w:r>
-              <w:rPr>
-                <w:rFonts w:eastAsia="微软雅黑"/>
+              <w:t>spaCy</w:t>
+            </w:r>
+            <w:proofErr w:type="spellEnd"/>
+            <w:r>
+              <w:rPr>
+                <w:rFonts w:eastAsia="Calibri"/>
                 <w:sz w:val="18"/>
                 <w:szCs w:val="18"/>
               </w:rPr>
-              <w:t xml:space="preserve"> plumbing</w:t>
-            </w:r>
-            <w:r>
-              <w:rPr>
-                <w:rFonts w:eastAsia="微软雅黑"/>
+              <w:t xml:space="preserve"> (</w:t>
+            </w:r>
+            <w:proofErr w:type="spellStart"/>
+            <w:r>
+              <w:rPr>
+                <w:rFonts w:eastAsia="Calibri"/>
                 <w:sz w:val="18"/>
                 <w:szCs w:val="18"/>
               </w:rPr>
+              <w:t>en_core_web_trf</w:t>
+            </w:r>
+            <w:proofErr w:type="spellEnd"/>
+            <w:r>
+              <w:rPr>
+                <w:rFonts w:eastAsia="Calibri"/>
+                <w:sz w:val="18"/>
+                <w:szCs w:val="18"/>
+              </w:rPr>
+              <w:t>)</w:t>
+            </w:r>
+          </w:p>
+        </w:tc>
+        <w:tc>
+          <w:tcPr>
+            <w:tcW w:w="4860" w:type="dxa"/>
+            <w:shd w:val="clear" w:color="auto" w:fill="F2F2F2"/>
+            <w:tcMar>
+              <w:top w:w="60" w:type="dxa"/>
+              <w:left w:w="90" w:type="dxa"/>
+              <w:bottom w:w="60" w:type="dxa"/>
+              <w:right w:w="90" w:type="dxa"/>
+            </w:tcMar>
+          </w:tcPr>
+          <w:p>
+            <w:pPr>
+              <w:spacing w:after="40"/>
+            </w:pPr>
+            <w:r>
+              <w:rPr>
+                <w:rFonts w:eastAsia="微软雅黑"/>
+                <w:sz w:val="18"/>
+                <w:szCs w:val="18"/>
+              </w:rPr>
+              <w:t>基于</w:t>
+            </w:r>
+            <w:r>
+              <w:rPr>
+                <w:rFonts w:eastAsia="微软雅黑"/>
+                <w:sz w:val="18"/>
+                <w:szCs w:val="18"/>
+              </w:rPr>
+              <w:t xml:space="preserve"> Transformer </w:t>
+            </w:r>
+            <w:r>
+              <w:rPr>
+                <w:rFonts w:eastAsia="微软雅黑"/>
+                <w:sz w:val="18"/>
+                <w:szCs w:val="18"/>
+              </w:rPr>
+              <w:t>的</w:t>
+            </w:r>
+            <w:r>
+              <w:rPr>
+                <w:rFonts w:eastAsia="微软雅黑"/>
+                <w:sz w:val="18"/>
+                <w:szCs w:val="18"/>
+              </w:rPr>
+              <w:t xml:space="preserve"> NER</w:t>
+            </w:r>
+            <w:r>
+              <w:rPr>
+                <w:rFonts w:eastAsia="微软雅黑"/>
+                <w:sz w:val="18"/>
+                <w:szCs w:val="18"/>
+              </w:rPr>
+              <w:t>，并提供</w:t>
+            </w:r>
+            <w:r>
+              <w:rPr>
+                <w:rFonts w:eastAsia="微软雅黑"/>
+                <w:sz w:val="18"/>
+                <w:szCs w:val="18"/>
+              </w:rPr>
+              <w:t xml:space="preserve"> span offsets</w:t>
+            </w:r>
+            <w:r>
+              <w:rPr>
+                <w:rFonts w:eastAsia="微软雅黑"/>
+                <w:sz w:val="18"/>
+                <w:szCs w:val="18"/>
+              </w:rPr>
+              <w:t>，这是证据片段要求所依赖的能力</w:t>
+            </w:r>
+          </w:p>
+        </w:tc>
+      </w:tr>
+      <w:tr>
+        <w:tc>
+          <w:tcPr>
+            <w:tcW w:w="1900" w:type="dxa"/>
+            <w:tcMar>
+              <w:top w:w="60" w:type="dxa"/>
+              <w:left w:w="90" w:type="dxa"/>
+              <w:bottom w:w="60" w:type="dxa"/>
+              <w:right w:w="90" w:type="dxa"/>
+            </w:tcMar>
+          </w:tcPr>
+          <w:p>
+            <w:pPr>
+              <w:spacing w:after="40"/>
+            </w:pPr>
+            <w:r>
+              <w:rPr>
+                <w:rFonts w:eastAsia="微软雅黑"/>
+                <w:sz w:val="18"/>
+                <w:szCs w:val="18"/>
+              </w:rPr>
+              <w:t>申请计划逻辑</w:t>
+            </w:r>
+          </w:p>
+        </w:tc>
+        <w:tc>
+          <w:tcPr>
+            <w:tcW w:w="2600" w:type="dxa"/>
+            <w:tcMar>
+              <w:top w:w="60" w:type="dxa"/>
+              <w:left w:w="90" w:type="dxa"/>
+              <w:bottom w:w="60" w:type="dxa"/>
+              <w:right w:w="90" w:type="dxa"/>
+            </w:tcMar>
+          </w:tcPr>
+          <w:p>
+            <w:pPr>
+              <w:spacing w:after="40"/>
+            </w:pPr>
+            <w:r>
+              <w:rPr>
+                <w:rFonts w:eastAsia="Calibri"/>
+                <w:sz w:val="18"/>
+                <w:szCs w:val="18"/>
+              </w:rPr>
+              <w:t>启发式</w:t>
+            </w:r>
+            <w:proofErr w:type="gramStart"/>
+            <w:r>
+              <w:rPr>
+                <w:rFonts w:eastAsia="Calibri"/>
+                <w:sz w:val="18"/>
+                <w:szCs w:val="18"/>
+              </w:rPr>
+              <w:t xml:space="preserve">排序 / </w:t>
+            </w:r>
+            <w:proofErr w:type="gramEnd"/>
+            <w:r>
+              <w:rPr>
+                <w:rFonts w:eastAsia="Calibri"/>
+                <w:sz w:val="18"/>
+                <w:szCs w:val="18"/>
+              </w:rPr>
+              <w:t>规则优先级</w:t>
+            </w:r>
+          </w:p>
+        </w:tc>
+        <w:tc>
+          <w:tcPr>
+            <w:tcW w:w="4860" w:type="dxa"/>
+            <w:tcMar>
+              <w:top w:w="60" w:type="dxa"/>
+              <w:left w:w="90" w:type="dxa"/>
+              <w:bottom w:w="60" w:type="dxa"/>
+              <w:right w:w="90" w:type="dxa"/>
+            </w:tcMar>
+          </w:tcPr>
+          <w:p>
+            <w:pPr>
+              <w:spacing w:after="40"/>
+            </w:pPr>
+            <w:r>
+              <w:rPr>
+                <w:rFonts w:eastAsia="微软雅黑"/>
+                <w:sz w:val="18"/>
+                <w:szCs w:val="18"/>
+              </w:rPr>
+              <w:t>当前</w:t>
+            </w:r>
+            <w:r>
+              <w:rPr>
+                <w:rFonts w:eastAsia="微软雅黑"/>
+                <w:sz w:val="18"/>
+                <w:szCs w:val="18"/>
+              </w:rPr>
+              <w:t xml:space="preserve"> demo </w:t>
+            </w:r>
+            <w:r>
+              <w:rPr>
+                <w:rFonts w:eastAsia="微软雅黑"/>
+                <w:sz w:val="18"/>
+                <w:szCs w:val="18"/>
+              </w:rPr>
+              <w:t>使用可解释规则安排下一步行动；遗传算法可作为后续扩展，不作为核心交付依赖</w:t>
+            </w:r>
+          </w:p>
+        </w:tc>
+      </w:tr>
+      <w:tr>
+        <w:tc>
+          <w:tcPr>
+            <w:tcW w:w="1900" w:type="dxa"/>
+            <w:shd w:val="clear" w:color="auto" w:fill="F2F2F2"/>
+            <w:tcMar>
+              <w:top w:w="60" w:type="dxa"/>
+              <w:left w:w="90" w:type="dxa"/>
+              <w:bottom w:w="60" w:type="dxa"/>
+              <w:right w:w="90" w:type="dxa"/>
+            </w:tcMar>
+          </w:tcPr>
+          <w:p>
+            <w:pPr>
+              <w:spacing w:after="40"/>
+            </w:pPr>
+            <w:r>
+              <w:rPr>
+                <w:rFonts w:eastAsia="Calibri"/>
+                <w:sz w:val="18"/>
+                <w:szCs w:val="18"/>
+              </w:rPr>
+              <w:t>ML</w:t>
+            </w:r>
+          </w:p>
+        </w:tc>
+        <w:tc>
+          <w:tcPr>
+            <w:tcW w:w="2600" w:type="dxa"/>
+            <w:shd w:val="clear" w:color="auto" w:fill="F2F2F2"/>
+            <w:tcMar>
+              <w:top w:w="60" w:type="dxa"/>
+              <w:left w:w="90" w:type="dxa"/>
+              <w:bottom w:w="60" w:type="dxa"/>
+              <w:right w:w="90" w:type="dxa"/>
+            </w:tcMar>
+          </w:tcPr>
+          <w:p>
+            <w:pPr>
+              <w:spacing w:after="40"/>
+            </w:pPr>
+            <w:r>
+              <w:rPr>
+                <w:rFonts w:eastAsia="Calibri"/>
+                <w:sz w:val="18"/>
+                <w:szCs w:val="18"/>
+              </w:rPr>
+              <w:t xml:space="preserve">scikit-learn, </w:t>
+            </w:r>
+            <w:proofErr w:type="spellStart"/>
+            <w:r>
+              <w:rPr>
+                <w:rFonts w:eastAsia="Calibri"/>
+                <w:sz w:val="18"/>
+                <w:szCs w:val="18"/>
+              </w:rPr>
+              <w:t>LightGBM</w:t>
+            </w:r>
+            <w:proofErr w:type="spellEnd"/>
+          </w:p>
+        </w:tc>
+        <w:tc>
+          <w:tcPr>
+            <w:tcW w:w="4860" w:type="dxa"/>
+            <w:shd w:val="clear" w:color="auto" w:fill="F2F2F2"/>
+            <w:tcMar>
+              <w:top w:w="60" w:type="dxa"/>
+              <w:left w:w="90" w:type="dxa"/>
+              <w:bottom w:w="60" w:type="dxa"/>
+              <w:right w:w="90" w:type="dxa"/>
+            </w:tcMar>
+          </w:tcPr>
+          <w:p>
+            <w:pPr>
+              <w:spacing w:after="40"/>
+            </w:pPr>
+            <w:r>
+              <w:rPr>
+                <w:rFonts w:eastAsia="微软雅黑"/>
+                <w:sz w:val="18"/>
+                <w:szCs w:val="18"/>
+              </w:rPr>
+              <w:t>聚类、校准和学习型排序变体</w:t>
+            </w:r>
+          </w:p>
+        </w:tc>
+      </w:tr>
+      <w:tr>
+        <w:tc>
+          <w:tcPr>
+            <w:tcW w:w="1900" w:type="dxa"/>
+            <w:tcMar>
+              <w:top w:w="60" w:type="dxa"/>
+              <w:left w:w="90" w:type="dxa"/>
+              <w:bottom w:w="60" w:type="dxa"/>
+              <w:right w:w="90" w:type="dxa"/>
+            </w:tcMar>
+          </w:tcPr>
+          <w:p>
+            <w:pPr>
+              <w:spacing w:after="40"/>
+            </w:pPr>
+            <w:r>
+              <w:rPr>
+                <w:rFonts w:eastAsia="微软雅黑"/>
+                <w:sz w:val="18"/>
+                <w:szCs w:val="18"/>
+              </w:rPr>
+              <w:t>编排与</w:t>
+            </w:r>
+            <w:r>
+              <w:rPr>
+                <w:rFonts w:eastAsia="微软雅黑"/>
+                <w:sz w:val="18"/>
+                <w:szCs w:val="18"/>
+              </w:rPr>
+              <w:t xml:space="preserve"> RAG</w:t>
+            </w:r>
+          </w:p>
+        </w:tc>
+        <w:tc>
+          <w:tcPr>
+            <w:tcW w:w="2600" w:type="dxa"/>
+            <w:tcMar>
+              <w:top w:w="60" w:type="dxa"/>
+              <w:left w:w="90" w:type="dxa"/>
+              <w:bottom w:w="60" w:type="dxa"/>
+              <w:right w:w="90" w:type="dxa"/>
+            </w:tcMar>
+          </w:tcPr>
+          <w:p>
+            <w:pPr>
+              <w:spacing w:after="40"/>
+            </w:pPr>
+            <w:proofErr w:type="spellStart"/>
+            <w:r>
+              <w:rPr>
+                <w:rFonts w:eastAsia="Calibri"/>
+                <w:sz w:val="18"/>
+                <w:szCs w:val="18"/>
+              </w:rPr>
+              <w:t>LangChain</w:t>
+            </w:r>
+            <w:proofErr w:type="spellEnd"/>
+          </w:p>
+        </w:tc>
+        <w:tc>
+          <w:tcPr>
+            <w:tcW w:w="4860" w:type="dxa"/>
+            <w:tcMar>
+              <w:top w:w="60" w:type="dxa"/>
+              <w:left w:w="90" w:type="dxa"/>
+              <w:bottom w:w="60" w:type="dxa"/>
+              <w:right w:w="90" w:type="dxa"/>
+            </w:tcMar>
+          </w:tcPr>
+          <w:p>
+            <w:pPr>
+              <w:spacing w:after="40"/>
+            </w:pPr>
+            <w:r>
+              <w:rPr>
+                <w:rFonts w:eastAsia="微软雅黑"/>
+                <w:sz w:val="18"/>
+                <w:szCs w:val="18"/>
+              </w:rPr>
+              <w:t>工具抽象和检索</w:t>
+            </w:r>
+            <w:r>
+              <w:rPr>
+                <w:rFonts w:eastAsia="微软雅黑"/>
+                <w:sz w:val="18"/>
+                <w:szCs w:val="18"/>
+              </w:rPr>
+              <w:t xml:space="preserve"> plumbing</w:t>
+            </w:r>
+            <w:r>
+              <w:rPr>
+                <w:rFonts w:eastAsia="微软雅黑"/>
+                <w:sz w:val="18"/>
+                <w:szCs w:val="18"/>
+              </w:rPr>
               <w:t>；避免重新实现标准组件</w:t>
             </w:r>
           </w:p>
         </w:tc>
       </w:tr>
     </w:tbl>
+    <w:bookmarkEnd w:id="21"/>
     <w:p>
       <w:pPr>
         <w:spacing w:after="120" w:line="276" w:lineRule="auto"/>
@@ -10549,7 +10676,7 @@
         <w:pStyle w:val="1"/>
         <w:spacing w:before="360" w:after="140"/>
       </w:pPr>
-      <w:bookmarkStart w:id="22" w:name="_Toc239790277"/>
+      <w:bookmarkStart w:id="22" w:name="_Toc239856105"/>
       <w:r>
         <w:rPr>
           <w:rFonts w:eastAsia="微软雅黑"/>
@@ -10560,8 +10687,9 @@
           <w:szCs w:val="30"/>
         </w:rPr>
         <w:lastRenderedPageBreak/>
-        <w:t xml:space="preserve">7. </w:t>
-      </w:r>
+        <w:t>7</w:t>
+      </w:r>
+      <w:proofErr w:type="gramStart"/>
       <w:r>
         <w:rPr>
           <w:rFonts w:eastAsia="微软雅黑"/>
@@ -10571,7 +10699,30 @@
           <w:sz w:val="30"/>
           <w:szCs w:val="30"/>
         </w:rPr>
-        <w:t>实施计划</w:t>
+        <w:t xml:space="preserve">. </w:t>
+      </w:r>
+      <w:r>
+        <w:rPr>
+          <w:rFonts w:eastAsia="微软雅黑"/>
+          <w:b/>
+          <w:bCs/>
+          <w:color w:val="1F3864"/>
+          <w:sz w:val="30"/>
+          <w:szCs w:val="30"/>
+        </w:rPr>
+        <w:t>实施</w:t>
+      </w:r>
+      <w:proofErr w:type="gramEnd"/>
+      <w:r>
+        <w:rPr>
+          <w:rFonts w:eastAsia="微软雅黑"/>
+          <w:b/>
+          <w:bCs/>
+          <w:color w:val="1F3864"/>
+          <w:sz w:val="30"/>
+          <w:szCs w:val="30"/>
+        </w:rPr>
+        <w:t>计划</w:t>
       </w:r>
       <w:bookmarkEnd w:id="22"/>
     </w:p>
@@ -10738,6 +10889,7 @@
             <w:pPr>
               <w:spacing w:after="40"/>
             </w:pPr>
+            <w:proofErr w:type="gramStart"/>
             <w:r>
               <w:rPr>
                 <w:rFonts w:eastAsia="微软雅黑"/>
@@ -10768,8 +10920,18 @@
                 <w:sz w:val="19"/>
                 <w:szCs w:val="19"/>
               </w:rPr>
-              <w:t xml:space="preserve"> 9 </w:t>
-            </w:r>
+              <w:t xml:space="preserve"> </w:t>
+            </w:r>
+            <w:proofErr w:type="gramEnd"/>
+            <w:r>
+              <w:rPr>
+                <w:rFonts w:eastAsia="微软雅黑"/>
+                <w:sz w:val="19"/>
+                <w:szCs w:val="19"/>
+              </w:rPr>
+              <w:t xml:space="preserve">9 </w:t>
+            </w:r>
+            <w:proofErr w:type="gramStart"/>
             <w:r>
               <w:rPr>
                 <w:rFonts w:eastAsia="微软雅黑"/>
@@ -10786,6 +10948,7 @@
               </w:rPr>
               <w:t xml:space="preserve"> 13 </w:t>
             </w:r>
+            <w:proofErr w:type="gramEnd"/>
             <w:r>
               <w:rPr>
                 <w:rFonts w:eastAsia="微软雅黑"/>
@@ -10878,6 +11041,7 @@
               </w:rPr>
               <w:t xml:space="preserve">9 </w:t>
             </w:r>
+            <w:proofErr w:type="gramStart"/>
             <w:r>
               <w:rPr>
                 <w:rFonts w:eastAsia="微软雅黑"/>
@@ -10892,7 +11056,16 @@
                 <w:sz w:val="19"/>
                 <w:szCs w:val="19"/>
               </w:rPr>
-              <w:t xml:space="preserve"> 14-20 </w:t>
+              <w:t xml:space="preserve"> 14</w:t>
+            </w:r>
+            <w:proofErr w:type="gramEnd"/>
+            <w:r>
+              <w:rPr>
+                <w:rFonts w:eastAsia="微软雅黑"/>
+                <w:sz w:val="19"/>
+                <w:szCs w:val="19"/>
+              </w:rPr>
+              <w:t xml:space="preserve">-20 </w:t>
             </w:r>
             <w:r>
               <w:rPr>
@@ -11009,6 +11182,7 @@
               </w:rPr>
               <w:t xml:space="preserve">9 </w:t>
             </w:r>
+            <w:proofErr w:type="gramStart"/>
             <w:r>
               <w:rPr>
                 <w:rFonts w:eastAsia="微软雅黑"/>
@@ -11023,7 +11197,16 @@
                 <w:sz w:val="19"/>
                 <w:szCs w:val="19"/>
               </w:rPr>
-              <w:t xml:space="preserve"> 21-27 </w:t>
+              <w:t xml:space="preserve"> 21</w:t>
+            </w:r>
+            <w:proofErr w:type="gramEnd"/>
+            <w:r>
+              <w:rPr>
+                <w:rFonts w:eastAsia="微软雅黑"/>
+                <w:sz w:val="19"/>
+                <w:szCs w:val="19"/>
+              </w:rPr>
+              <w:t xml:space="preserve">-27 </w:t>
             </w:r>
             <w:r>
               <w:rPr>
@@ -11133,6 +11316,7 @@
               </w:rPr>
               <w:t xml:space="preserve">9 </w:t>
             </w:r>
+            <w:proofErr w:type="gramStart"/>
             <w:r>
               <w:rPr>
                 <w:rFonts w:eastAsia="微软雅黑"/>
@@ -11149,6 +11333,7 @@
               </w:rPr>
               <w:t xml:space="preserve"> 28 </w:t>
             </w:r>
+            <w:proofErr w:type="gramEnd"/>
             <w:r>
               <w:rPr>
                 <w:rFonts w:eastAsia="微软雅黑"/>
@@ -11165,6 +11350,7 @@
               </w:rPr>
               <w:t xml:space="preserve">-10 </w:t>
             </w:r>
+            <w:proofErr w:type="gramStart"/>
             <w:r>
               <w:rPr>
                 <w:rFonts w:eastAsia="微软雅黑"/>
@@ -11181,6 +11367,7 @@
               </w:rPr>
               <w:t xml:space="preserve"> 4 </w:t>
             </w:r>
+            <w:proofErr w:type="gramEnd"/>
             <w:r>
               <w:rPr>
                 <w:rFonts w:eastAsia="微软雅黑"/>
@@ -11280,6 +11467,7 @@
               </w:rPr>
               <w:t xml:space="preserve">10 </w:t>
             </w:r>
+            <w:proofErr w:type="gramStart"/>
             <w:r>
               <w:rPr>
                 <w:rFonts w:eastAsia="微软雅黑"/>
@@ -11294,7 +11482,16 @@
                 <w:sz w:val="19"/>
                 <w:szCs w:val="19"/>
               </w:rPr>
-              <w:t xml:space="preserve"> 5-11 </w:t>
+              <w:t xml:space="preserve"> 5</w:t>
+            </w:r>
+            <w:proofErr w:type="gramEnd"/>
+            <w:r>
+              <w:rPr>
+                <w:rFonts w:eastAsia="微软雅黑"/>
+                <w:sz w:val="19"/>
+                <w:szCs w:val="19"/>
+              </w:rPr>
+              <w:t xml:space="preserve">-11 </w:t>
             </w:r>
             <w:r>
               <w:rPr>
@@ -11404,6 +11601,7 @@
               </w:rPr>
               <w:t xml:space="preserve">10 </w:t>
             </w:r>
+            <w:proofErr w:type="gramStart"/>
             <w:r>
               <w:rPr>
                 <w:rFonts w:eastAsia="微软雅黑"/>
@@ -11418,7 +11616,16 @@
                 <w:sz w:val="19"/>
                 <w:szCs w:val="19"/>
               </w:rPr>
-              <w:t xml:space="preserve"> 12-18 </w:t>
+              <w:t xml:space="preserve"> 12</w:t>
+            </w:r>
+            <w:proofErr w:type="gramEnd"/>
+            <w:r>
+              <w:rPr>
+                <w:rFonts w:eastAsia="微软雅黑"/>
+                <w:sz w:val="19"/>
+                <w:szCs w:val="19"/>
+              </w:rPr>
+              <w:t xml:space="preserve">-18 </w:t>
             </w:r>
             <w:r>
               <w:rPr>
@@ -11511,6 +11718,7 @@
               </w:rPr>
               <w:t xml:space="preserve">10 </w:t>
             </w:r>
+            <w:proofErr w:type="gramStart"/>
             <w:r>
               <w:rPr>
                 <w:rFonts w:eastAsia="微软雅黑"/>
@@ -11525,7 +11733,16 @@
                 <w:sz w:val="19"/>
                 <w:szCs w:val="19"/>
               </w:rPr>
-              <w:t xml:space="preserve"> 19-25 </w:t>
+              <w:t xml:space="preserve"> 19</w:t>
+            </w:r>
+            <w:proofErr w:type="gramEnd"/>
+            <w:r>
+              <w:rPr>
+                <w:rFonts w:eastAsia="微软雅黑"/>
+                <w:sz w:val="19"/>
+                <w:szCs w:val="19"/>
+              </w:rPr>
+              <w:t xml:space="preserve">-25 </w:t>
             </w:r>
             <w:r>
               <w:rPr>
@@ -11568,7 +11785,7 @@
         <w:pStyle w:val="1"/>
         <w:spacing w:before="360" w:after="140"/>
       </w:pPr>
-      <w:bookmarkStart w:id="23" w:name="_Toc239790278"/>
+      <w:bookmarkStart w:id="23" w:name="_Toc239856106"/>
       <w:r>
         <w:rPr>
           <w:rFonts w:eastAsia="微软雅黑"/>
@@ -11578,8 +11795,9 @@
           <w:sz w:val="30"/>
           <w:szCs w:val="30"/>
         </w:rPr>
-        <w:t xml:space="preserve">8. </w:t>
-      </w:r>
+        <w:t>8</w:t>
+      </w:r>
+      <w:proofErr w:type="gramStart"/>
       <w:r>
         <w:rPr>
           <w:rFonts w:eastAsia="微软雅黑"/>
@@ -11589,7 +11807,30 @@
           <w:sz w:val="30"/>
           <w:szCs w:val="30"/>
         </w:rPr>
-        <w:t>评估计划</w:t>
+        <w:t xml:space="preserve">. </w:t>
+      </w:r>
+      <w:r>
+        <w:rPr>
+          <w:rFonts w:eastAsia="微软雅黑"/>
+          <w:b/>
+          <w:bCs/>
+          <w:color w:val="1F3864"/>
+          <w:sz w:val="30"/>
+          <w:szCs w:val="30"/>
+        </w:rPr>
+        <w:t>评估</w:t>
+      </w:r>
+      <w:proofErr w:type="gramEnd"/>
+      <w:r>
+        <w:rPr>
+          <w:rFonts w:eastAsia="微软雅黑"/>
+          <w:b/>
+          <w:bCs/>
+          <w:color w:val="1F3864"/>
+          <w:sz w:val="30"/>
+          <w:szCs w:val="30"/>
+        </w:rPr>
+        <w:t>计划</w:t>
       </w:r>
       <w:bookmarkEnd w:id="23"/>
     </w:p>
@@ -11716,21 +11957,23 @@
             <w:pPr>
               <w:spacing w:after="40"/>
             </w:pPr>
+            <w:proofErr w:type="spellStart"/>
             <w:r>
               <w:rPr>
                 <w:rFonts w:eastAsia="微软雅黑"/>
                 <w:sz w:val="18"/>
                 <w:szCs w:val="18"/>
               </w:rPr>
-              <w:t xml:space="preserve">spaCy + </w:t>
-            </w:r>
+              <w:t>spaCy</w:t>
+            </w:r>
+            <w:proofErr w:type="spellEnd"/>
             <w:r>
               <w:rPr>
                 <w:rFonts w:eastAsia="微软雅黑"/>
                 <w:sz w:val="18"/>
                 <w:szCs w:val="18"/>
               </w:rPr>
-              <w:t>技能词典</w:t>
+              <w:t xml:space="preserve"> + </w:t>
             </w:r>
             <w:r>
               <w:rPr>
@@ -11738,7 +11981,7 @@
                 <w:sz w:val="18"/>
                 <w:szCs w:val="18"/>
               </w:rPr>
-              <w:t xml:space="preserve"> + LLM </w:t>
+              <w:t>技能词典</w:t>
             </w:r>
             <w:r>
               <w:rPr>
@@ -11746,39 +11989,39 @@
                 <w:sz w:val="18"/>
                 <w:szCs w:val="18"/>
               </w:rPr>
-              <w:t>抽取回退</w:t>
-            </w:r>
-          </w:p>
-        </w:tc>
-        <w:tc>
-          <w:tcPr>
-            <w:tcW w:w="1900" w:type="dxa"/>
-            <w:tcMar>
-              <w:top w:w="60" w:type="dxa"/>
-              <w:left w:w="90" w:type="dxa"/>
-              <w:bottom w:w="60" w:type="dxa"/>
-              <w:right w:w="90" w:type="dxa"/>
-            </w:tcMar>
-          </w:tcPr>
-          <w:p>
-            <w:pPr>
-              <w:spacing w:after="40"/>
-            </w:pPr>
+              <w:t xml:space="preserve"> + LLM </w:t>
+            </w:r>
             <w:r>
               <w:rPr>
                 <w:rFonts w:eastAsia="微软雅黑"/>
                 <w:sz w:val="18"/>
                 <w:szCs w:val="18"/>
               </w:rPr>
-              <w:t>选取样例</w:t>
-            </w:r>
+              <w:t>抽取回退</w:t>
+            </w:r>
+          </w:p>
+        </w:tc>
+        <w:tc>
+          <w:tcPr>
+            <w:tcW w:w="1900" w:type="dxa"/>
+            <w:tcMar>
+              <w:top w:w="60" w:type="dxa"/>
+              <w:left w:w="90" w:type="dxa"/>
+              <w:bottom w:w="60" w:type="dxa"/>
+              <w:right w:w="90" w:type="dxa"/>
+            </w:tcMar>
+          </w:tcPr>
+          <w:p>
+            <w:pPr>
+              <w:spacing w:after="40"/>
+            </w:pPr>
             <w:r>
               <w:rPr>
                 <w:rFonts w:eastAsia="微软雅黑"/>
                 <w:sz w:val="18"/>
                 <w:szCs w:val="18"/>
               </w:rPr>
-              <w:t xml:space="preserve"> JD </w:t>
+              <w:t>选取样例</w:t>
             </w:r>
             <w:r>
               <w:rPr>
@@ -11786,39 +12029,39 @@
                 <w:sz w:val="18"/>
                 <w:szCs w:val="18"/>
               </w:rPr>
-              <w:t>和简历，由人工检查抽取出的技能、职责、学历和约束是否准确。</w:t>
-            </w:r>
-          </w:p>
-        </w:tc>
-        <w:tc>
-          <w:tcPr>
-            <w:tcW w:w="3300" w:type="dxa"/>
-            <w:tcMar>
-              <w:top w:w="60" w:type="dxa"/>
-              <w:left w:w="90" w:type="dxa"/>
-              <w:bottom w:w="60" w:type="dxa"/>
-              <w:right w:w="90" w:type="dxa"/>
-            </w:tcMar>
-          </w:tcPr>
-          <w:p>
-            <w:pPr>
-              <w:spacing w:after="40"/>
-            </w:pPr>
+              <w:t xml:space="preserve"> JD </w:t>
+            </w:r>
             <w:r>
               <w:rPr>
                 <w:rFonts w:eastAsia="微软雅黑"/>
                 <w:sz w:val="18"/>
                 <w:szCs w:val="18"/>
               </w:rPr>
-              <w:t>评估简历解析和</w:t>
-            </w:r>
+              <w:t>和简历，由人工检查抽取出的技能、职责、学历和约束是否准确。</w:t>
+            </w:r>
+          </w:p>
+        </w:tc>
+        <w:tc>
+          <w:tcPr>
+            <w:tcW w:w="3300" w:type="dxa"/>
+            <w:tcMar>
+              <w:top w:w="60" w:type="dxa"/>
+              <w:left w:w="90" w:type="dxa"/>
+              <w:bottom w:w="60" w:type="dxa"/>
+              <w:right w:w="90" w:type="dxa"/>
+            </w:tcMar>
+          </w:tcPr>
+          <w:p>
+            <w:pPr>
+              <w:spacing w:after="40"/>
+            </w:pPr>
             <w:r>
               <w:rPr>
                 <w:rFonts w:eastAsia="微软雅黑"/>
                 <w:sz w:val="18"/>
                 <w:szCs w:val="18"/>
               </w:rPr>
-              <w:t xml:space="preserve"> JD </w:t>
+              <w:t>评估简历解析和</w:t>
             </w:r>
             <w:r>
               <w:rPr>
@@ -11826,6 +12069,14 @@
                 <w:sz w:val="18"/>
                 <w:szCs w:val="18"/>
               </w:rPr>
+              <w:t xml:space="preserve"> JD </w:t>
+            </w:r>
+            <w:r>
+              <w:rPr>
+                <w:rFonts w:eastAsia="微软雅黑"/>
+                <w:sz w:val="18"/>
+                <w:szCs w:val="18"/>
+              </w:rPr>
               <w:t>分析是否能支撑后续推荐。</w:t>
             </w:r>
           </w:p>
@@ -11961,8 +12212,18 @@
                 <w:sz w:val="18"/>
                 <w:szCs w:val="18"/>
               </w:rPr>
-              <w:t xml:space="preserve"> PyKEEN</w:t>
-            </w:r>
+              <w:t xml:space="preserve"> </w:t>
+            </w:r>
+            <w:proofErr w:type="spellStart"/>
+            <w:r>
+              <w:rPr>
+                <w:rFonts w:eastAsia="微软雅黑"/>
+                <w:sz w:val="18"/>
+                <w:szCs w:val="18"/>
+              </w:rPr>
+              <w:t>PyKEEN</w:t>
+            </w:r>
+            <w:proofErr w:type="spellEnd"/>
           </w:p>
         </w:tc>
         <w:tc>
@@ -12425,7 +12686,7 @@
 </file>
 
 <file path=word/endnotes.xml><?xml version="1.0" encoding="utf-8"?>
-<w:endnotes xmlns:wpc="http://schemas.microsoft.com/office/word/2010/wordprocessingCanvas" xmlns:cx="http://schemas.microsoft.com/office/drawing/2014/chartex" xmlns:cx1="http://schemas.microsoft.com/office/drawing/2015/9/8/chartex" xmlns:cx2="http://schemas.microsoft.com/office/drawing/2015/10/21/chartex" xmlns:cx3="http://schemas.microsoft.com/office/drawing/2016/5/9/chartex" xmlns:cx4="http://schemas.microsoft.com/office/drawing/2016/5/10/chartex" xmlns:cx5="http://schemas.microsoft.com/office/drawing/2016/5/11/chartex" xmlns:cx6="http://schemas.microsoft.com/office/drawing/2016/5/12/chartex" xmlns:cx7="http://schemas.microsoft.com/office/drawing/2016/5/13/chartex" xmlns:cx8="http://schemas.microsoft.com/office/drawing/2016/5/14/chartex" xmlns:mc="http://schemas.openxmlformats.org/markup-compatibility/2006" xmlns:aink="http://schemas.microsoft.com/office/drawing/2016/ink" xmlns:am3d="http://schemas.microsoft.com/office/drawing/2017/model3d" xmlns:o="urn:schemas-microsoft-com:office:office" xmlns:oel="http://schemas.microsoft.com/office/2019/extlst" xmlns:r="http://schemas.openxmlformats.org/officeDocument/2006/relationships" xmlns:m="http://schemas.openxmlformats.org/officeDocument/2006/math" xmlns:v="urn:schemas-microsoft-com:vml" xmlns:wp14="http://schemas.microsoft.com/office/word/2010/wordprocessingDrawing" xmlns:wp="http://schemas.openxmlformats.org/drawingml/2006/wordprocessingDrawing" xmlns:w10="urn:schemas-microsoft-com:office:word" xmlns:w="http://schemas.openxmlformats.org/wordprocessingml/2006/main" xmlns:w14="http://schemas.microsoft.com/office/word/2010/wordml" xmlns:w15="http://schemas.microsoft.com/office/word/2012/wordml" xmlns:w16cex="http://schemas.microsoft.com/office/word/2018/wordml/cex" xmlns:w16cid="http://schemas.microsoft.com/office/word/2016/wordml/cid" xmlns:w16="http://schemas.microsoft.com/office/word/2018/wordml" xmlns:w16sdtdh="http://schemas.microsoft.com/office/word/2020/wordml/sdtdatahash" xmlns:w16se="http://schemas.microsoft.com/office/word/2015/wordml/symex" xmlns:wpg="http://schemas.microsoft.com/office/word/2010/wordprocessingGroup" xmlns:wpi="http://schemas.microsoft.com/office/word/2010/wordprocessingInk" xmlns:wne="http://schemas.microsoft.com/office/word/2006/wordml" xmlns:wps="http://schemas.microsoft.com/office/word/2010/wordprocessingShape" mc:Ignorable="w14 w15 w16se w16cid w16 w16cex w16sdtdh wp14">
+<w:endnotes xmlns:wpc="http://schemas.microsoft.com/office/word/2010/wordprocessingCanvas" xmlns:cx="http://schemas.microsoft.com/office/drawing/2014/chartex" xmlns:cx1="http://schemas.microsoft.com/office/drawing/2015/9/8/chartex" xmlns:cx2="http://schemas.microsoft.com/office/drawing/2015/10/21/chartex" xmlns:cx3="http://schemas.microsoft.com/office/drawing/2016/5/9/chartex" xmlns:cx4="http://schemas.microsoft.com/office/drawing/2016/5/10/chartex" xmlns:cx5="http://schemas.microsoft.com/office/drawing/2016/5/11/chartex" xmlns:cx6="http://schemas.microsoft.com/office/drawing/2016/5/12/chartex" xmlns:cx7="http://schemas.microsoft.com/office/drawing/2016/5/13/chartex" xmlns:cx8="http://schemas.microsoft.com/office/drawing/2016/5/14/chartex" xmlns:mc="http://schemas.openxmlformats.org/markup-compatibility/2006" xmlns:aink="http://schemas.microsoft.com/office/drawing/2016/ink" xmlns:am3d="http://schemas.microsoft.com/office/drawing/2017/model3d" xmlns:o="urn:schemas-microsoft-com:office:office" xmlns:oel="http://schemas.microsoft.com/office/2019/extlst" xmlns:r="http://schemas.openxmlformats.org/officeDocument/2006/relationships" xmlns:m="http://schemas.openxmlformats.org/officeDocument/2006/math" xmlns:v="urn:schemas-microsoft-com:vml" xmlns:wp14="http://schemas.microsoft.com/office/word/2010/wordprocessingDrawing" xmlns:wp="http://schemas.openxmlformats.org/drawingml/2006/wordprocessingDrawing" xmlns:w10="urn:schemas-microsoft-com:office:word" xmlns:w="http://schemas.openxmlformats.org/wordprocessingml/2006/main" xmlns:w14="http://schemas.microsoft.com/office/word/2010/wordml" xmlns:w15="http://schemas.microsoft.com/office/word/2012/wordml" xmlns:w16cex="http://schemas.microsoft.com/office/word/2018/wordml/cex" xmlns:w16cid="http://schemas.microsoft.com/office/word/2016/wordml/cid" xmlns:w16="http://schemas.microsoft.com/office/word/2018/wordml" xmlns:w16du="http://schemas.microsoft.com/office/word/2023/wordml/word16du" xmlns:w16sdtdh="http://schemas.microsoft.com/office/word/2020/wordml/sdtdatahash" xmlns:w16sdtfl="http://schemas.microsoft.com/office/word/2024/wordml/sdtformatlock" xmlns:w16se="http://schemas.microsoft.com/office/word/2015/wordml/symex" xmlns:wpg="http://schemas.microsoft.com/office/word/2010/wordprocessingGroup" xmlns:wpi="http://schemas.microsoft.com/office/word/2010/wordprocessingInk" xmlns:wne="http://schemas.microsoft.com/office/word/2006/wordml" xmlns:wps="http://schemas.microsoft.com/office/word/2010/wordprocessingShape" mc:Ignorable="w14 w15 w16se w16cid w16 w16cex w16sdtdh w16sdtfl w16du wp14">
   <w:endnote w:type="separator" w:id="-1">
     <w:p>
       <w:r>
@@ -12444,11 +12705,12 @@
 </file>
 
 <file path=word/footer1.xml><?xml version="1.0" encoding="utf-8"?>
-<w:ftr xmlns:wpc="http://schemas.microsoft.com/office/word/2010/wordprocessingCanvas" xmlns:cx="http://schemas.microsoft.com/office/drawing/2014/chartex" xmlns:cx1="http://schemas.microsoft.com/office/drawing/2015/9/8/chartex" xmlns:cx2="http://schemas.microsoft.com/office/drawing/2015/10/21/chartex" xmlns:cx3="http://schemas.microsoft.com/office/drawing/2016/5/9/chartex" xmlns:cx4="http://schemas.microsoft.com/office/drawing/2016/5/10/chartex" xmlns:cx5="http://schemas.microsoft.com/office/drawing/2016/5/11/chartex" xmlns:cx6="http://schemas.microsoft.com/office/drawing/2016/5/12/chartex" xmlns:cx7="http://schemas.microsoft.com/office/drawing/2016/5/13/chartex" xmlns:cx8="http://schemas.microsoft.com/office/drawing/2016/5/14/chartex" xmlns:mc="http://schemas.openxmlformats.org/markup-compatibility/2006" xmlns:aink="http://schemas.microsoft.com/office/drawing/2016/ink" xmlns:am3d="http://schemas.microsoft.com/office/drawing/2017/model3d" xmlns:o="urn:schemas-microsoft-com:office:office" xmlns:oel="http://schemas.microsoft.com/office/2019/extlst" xmlns:r="http://schemas.openxmlformats.org/officeDocument/2006/relationships" xmlns:m="http://schemas.openxmlformats.org/officeDocument/2006/math" xmlns:v="urn:schemas-microsoft-com:vml" xmlns:wp14="http://schemas.microsoft.com/office/word/2010/wordprocessingDrawing" xmlns:wp="http://schemas.openxmlformats.org/drawingml/2006/wordprocessingDrawing" xmlns:w10="urn:schemas-microsoft-com:office:word" xmlns:w="http://schemas.openxmlformats.org/wordprocessingml/2006/main" xmlns:w14="http://schemas.microsoft.com/office/word/2010/wordml" xmlns:w15="http://schemas.microsoft.com/office/word/2012/wordml" xmlns:w16cex="http://schemas.microsoft.com/office/word/2018/wordml/cex" xmlns:w16cid="http://schemas.microsoft.com/office/word/2016/wordml/cid" xmlns:w16="http://schemas.microsoft.com/office/word/2018/wordml" xmlns:w16sdtdh="http://schemas.microsoft.com/office/word/2020/wordml/sdtdatahash" xmlns:w16se="http://schemas.microsoft.com/office/word/2015/wordml/symex" xmlns:wpg="http://schemas.microsoft.com/office/word/2010/wordprocessingGroup" xmlns:wpi="http://schemas.microsoft.com/office/word/2010/wordprocessingInk" xmlns:wne="http://schemas.microsoft.com/office/word/2006/wordml" xmlns:wps="http://schemas.microsoft.com/office/word/2010/wordprocessingShape" mc:Ignorable="w14 w15 w16se w16cid w16 w16cex w16sdtdh wp14">
+<w:ftr xmlns:wpc="http://schemas.microsoft.com/office/word/2010/wordprocessingCanvas" xmlns:cx="http://schemas.microsoft.com/office/drawing/2014/chartex" xmlns:cx1="http://schemas.microsoft.com/office/drawing/2015/9/8/chartex" xmlns:cx2="http://schemas.microsoft.com/office/drawing/2015/10/21/chartex" xmlns:cx3="http://schemas.microsoft.com/office/drawing/2016/5/9/chartex" xmlns:cx4="http://schemas.microsoft.com/office/drawing/2016/5/10/chartex" xmlns:cx5="http://schemas.microsoft.com/office/drawing/2016/5/11/chartex" xmlns:cx6="http://schemas.microsoft.com/office/drawing/2016/5/12/chartex" xmlns:cx7="http://schemas.microsoft.com/office/drawing/2016/5/13/chartex" xmlns:cx8="http://schemas.microsoft.com/office/drawing/2016/5/14/chartex" xmlns:mc="http://schemas.openxmlformats.org/markup-compatibility/2006" xmlns:aink="http://schemas.microsoft.com/office/drawing/2016/ink" xmlns:am3d="http://schemas.microsoft.com/office/drawing/2017/model3d" xmlns:o="urn:schemas-microsoft-com:office:office" xmlns:oel="http://schemas.microsoft.com/office/2019/extlst" xmlns:r="http://schemas.openxmlformats.org/officeDocument/2006/relationships" xmlns:m="http://schemas.openxmlformats.org/officeDocument/2006/math" xmlns:v="urn:schemas-microsoft-com:vml" xmlns:wp14="http://schemas.microsoft.com/office/word/2010/wordprocessingDrawing" xmlns:wp="http://schemas.openxmlformats.org/drawingml/2006/wordprocessingDrawing" xmlns:w10="urn:schemas-microsoft-com:office:word" xmlns:w="http://schemas.openxmlformats.org/wordprocessingml/2006/main" xmlns:w14="http://schemas.microsoft.com/office/word/2010/wordml" xmlns:w15="http://schemas.microsoft.com/office/word/2012/wordml" xmlns:w16cex="http://schemas.microsoft.com/office/word/2018/wordml/cex" xmlns:w16cid="http://schemas.microsoft.com/office/word/2016/wordml/cid" xmlns:w16="http://schemas.microsoft.com/office/word/2018/wordml" xmlns:w16du="http://schemas.microsoft.com/office/word/2023/wordml/word16du" xmlns:w16sdtdh="http://schemas.microsoft.com/office/word/2020/wordml/sdtdatahash" xmlns:w16sdtfl="http://schemas.microsoft.com/office/word/2024/wordml/sdtformatlock" xmlns:w16se="http://schemas.microsoft.com/office/word/2015/wordml/symex" xmlns:wpg="http://schemas.microsoft.com/office/word/2010/wordprocessingGroup" xmlns:wpi="http://schemas.microsoft.com/office/word/2010/wordprocessingInk" xmlns:wne="http://schemas.microsoft.com/office/word/2006/wordml" xmlns:wps="http://schemas.microsoft.com/office/word/2010/wordprocessingShape" mc:Ignorable="w14 w15 w16se w16cid w16 w16cex w16sdtdh w16sdtfl w16du wp14">
   <w:p>
     <w:pPr>
       <w:jc w:val="center"/>
     </w:pPr>
+    <w:proofErr w:type="gramStart"/>
     <w:r>
       <w:rPr>
         <w:rFonts w:eastAsia="微软雅黑"/>
@@ -12474,7 +12736,27 @@
         <w:sz w:val="17"/>
         <w:szCs w:val="17"/>
       </w:rPr>
-      <w:t>页，共</w:t>
+      <w:t>页</w:t>
+    </w:r>
+    <w:proofErr w:type="gramEnd"/>
+    <w:r>
+      <w:rPr>
+        <w:rFonts w:eastAsia="微软雅黑"/>
+        <w:color w:val="808080"/>
+        <w:sz w:val="17"/>
+        <w:szCs w:val="17"/>
+      </w:rPr>
+      <w:t>，</w:t>
+    </w:r>
+    <w:proofErr w:type="gramStart"/>
+    <w:r>
+      <w:rPr>
+        <w:rFonts w:eastAsia="微软雅黑"/>
+        <w:color w:val="808080"/>
+        <w:sz w:val="17"/>
+        <w:szCs w:val="17"/>
+      </w:rPr>
+      <w:t>共</w:t>
     </w:r>
     <w:r>
       <w:rPr>
@@ -12494,12 +12776,13 @@
       </w:rPr>
       <w:t>页</w:t>
     </w:r>
+    <w:proofErr w:type="gramEnd"/>
   </w:p>
 </w:ftr>
 </file>
 
 <file path=word/footnotes.xml><?xml version="1.0" encoding="utf-8"?>
-<w:footnotes xmlns:wpc="http://schemas.microsoft.com/office/word/2010/wordprocessingCanvas" xmlns:cx="http://schemas.microsoft.com/office/drawing/2014/chartex" xmlns:cx1="http://schemas.microsoft.com/office/drawing/2015/9/8/chartex" xmlns:cx2="http://schemas.microsoft.com/office/drawing/2015/10/21/chartex" xmlns:cx3="http://schemas.microsoft.com/office/drawing/2016/5/9/chartex" xmlns:cx4="http://schemas.microsoft.com/office/drawing/2016/5/10/chartex" xmlns:cx5="http://schemas.microsoft.com/office/drawing/2016/5/11/chartex" xmlns:cx6="http://schemas.microsoft.com/office/drawing/2016/5/12/chartex" xmlns:cx7="http://schemas.microsoft.com/office/drawing/2016/5/13/chartex" xmlns:cx8="http://schemas.microsoft.com/office/drawing/2016/5/14/chartex" xmlns:mc="http://schemas.openxmlformats.org/markup-compatibility/2006" xmlns:aink="http://schemas.microsoft.com/office/drawing/2016/ink" xmlns:am3d="http://schemas.microsoft.com/office/drawing/2017/model3d" xmlns:o="urn:schemas-microsoft-com:office:office" xmlns:oel="http://schemas.microsoft.com/office/2019/extlst" xmlns:r="http://schemas.openxmlformats.org/officeDocument/2006/relationships" xmlns:m="http://schemas.openxmlformats.org/officeDocument/2006/math" xmlns:v="urn:schemas-microsoft-com:vml" xmlns:wp14="http://schemas.microsoft.com/office/word/2010/wordprocessingDrawing" xmlns:wp="http://schemas.openxmlformats.org/drawingml/2006/wordprocessingDrawing" xmlns:w10="urn:schemas-microsoft-com:office:word" xmlns:w="http://schemas.openxmlformats.org/wordprocessingml/2006/main" xmlns:w14="http://schemas.microsoft.com/office/word/2010/wordml" xmlns:w15="http://schemas.microsoft.com/office/word/2012/wordml" xmlns:w16cex="http://schemas.microsoft.com/office/word/2018/wordml/cex" xmlns:w16cid="http://schemas.microsoft.com/office/word/2016/wordml/cid" xmlns:w16="http://schemas.microsoft.com/office/word/2018/wordml" xmlns:w16sdtdh="http://schemas.microsoft.com/office/word/2020/wordml/sdtdatahash" xmlns:w16se="http://schemas.microsoft.com/office/word/2015/wordml/symex" xmlns:wpg="http://schemas.microsoft.com/office/word/2010/wordprocessingGroup" xmlns:wpi="http://schemas.microsoft.com/office/word/2010/wordprocessingInk" xmlns:wne="http://schemas.microsoft.com/office/word/2006/wordml" xmlns:wps="http://schemas.microsoft.com/office/word/2010/wordprocessingShape" mc:Ignorable="w14 w15 w16se w16cid w16 w16cex w16sdtdh wp14">
+<w:footnotes xmlns:wpc="http://schemas.microsoft.com/office/word/2010/wordprocessingCanvas" xmlns:cx="http://schemas.microsoft.com/office/drawing/2014/chartex" xmlns:cx1="http://schemas.microsoft.com/office/drawing/2015/9/8/chartex" xmlns:cx2="http://schemas.microsoft.com/office/drawing/2015/10/21/chartex" xmlns:cx3="http://schemas.microsoft.com/office/drawing/2016/5/9/chartex" xmlns:cx4="http://schemas.microsoft.com/office/drawing/2016/5/10/chartex" xmlns:cx5="http://schemas.microsoft.com/office/drawing/2016/5/11/chartex" xmlns:cx6="http://schemas.microsoft.com/office/drawing/2016/5/12/chartex" xmlns:cx7="http://schemas.microsoft.com/office/drawing/2016/5/13/chartex" xmlns:cx8="http://schemas.microsoft.com/office/drawing/2016/5/14/chartex" xmlns:mc="http://schemas.openxmlformats.org/markup-compatibility/2006" xmlns:aink="http://schemas.microsoft.com/office/drawing/2016/ink" xmlns:am3d="http://schemas.microsoft.com/office/drawing/2017/model3d" xmlns:o="urn:schemas-microsoft-com:office:office" xmlns:oel="http://schemas.microsoft.com/office/2019/extlst" xmlns:r="http://schemas.openxmlformats.org/officeDocument/2006/relationships" xmlns:m="http://schemas.openxmlformats.org/officeDocument/2006/math" xmlns:v="urn:schemas-microsoft-com:vml" xmlns:wp14="http://schemas.microsoft.com/office/word/2010/wordprocessingDrawing" xmlns:wp="http://schemas.openxmlformats.org/drawingml/2006/wordprocessingDrawing" xmlns:w10="urn:schemas-microsoft-com:office:word" xmlns:w="http://schemas.openxmlformats.org/wordprocessingml/2006/main" xmlns:w14="http://schemas.microsoft.com/office/word/2010/wordml" xmlns:w15="http://schemas.microsoft.com/office/word/2012/wordml" xmlns:w16cex="http://schemas.microsoft.com/office/word/2018/wordml/cex" xmlns:w16cid="http://schemas.microsoft.com/office/word/2016/wordml/cid" xmlns:w16="http://schemas.microsoft.com/office/word/2018/wordml" xmlns:w16du="http://schemas.microsoft.com/office/word/2023/wordml/word16du" xmlns:w16sdtdh="http://schemas.microsoft.com/office/word/2020/wordml/sdtdatahash" xmlns:w16sdtfl="http://schemas.microsoft.com/office/word/2024/wordml/sdtformatlock" xmlns:w16se="http://schemas.microsoft.com/office/word/2015/wordml/symex" xmlns:wpg="http://schemas.microsoft.com/office/word/2010/wordprocessingGroup" xmlns:wpi="http://schemas.microsoft.com/office/word/2010/wordprocessingInk" xmlns:wne="http://schemas.microsoft.com/office/word/2006/wordml" xmlns:wps="http://schemas.microsoft.com/office/word/2010/wordprocessingShape" mc:Ignorable="w14 w15 w16se w16cid w16 w16cex w16sdtdh w16sdtfl w16du wp14">
   <w:footnote w:type="separator" w:id="-1">
     <w:p>
       <w:r>
@@ -12518,7 +12801,7 @@
 </file>
 
 <file path=word/numbering.xml><?xml version="1.0" encoding="utf-8"?>
-<w:numbering xmlns:wpc="http://schemas.microsoft.com/office/word/2010/wordprocessingCanvas" xmlns:cx="http://schemas.microsoft.com/office/drawing/2014/chartex" xmlns:cx1="http://schemas.microsoft.com/office/drawing/2015/9/8/chartex" xmlns:cx2="http://schemas.microsoft.com/office/drawing/2015/10/21/chartex" xmlns:cx3="http://schemas.microsoft.com/office/drawing/2016/5/9/chartex" xmlns:cx4="http://schemas.microsoft.com/office/drawing/2016/5/10/chartex" xmlns:cx5="http://schemas.microsoft.com/office/drawing/2016/5/11/chartex" xmlns:cx6="http://schemas.microsoft.com/office/drawing/2016/5/12/chartex" xmlns:cx7="http://schemas.microsoft.com/office/drawing/2016/5/13/chartex" xmlns:cx8="http://schemas.microsoft.com/office/drawing/2016/5/14/chartex" xmlns:mc="http://schemas.openxmlformats.org/markup-compatibility/2006" xmlns:aink="http://schemas.microsoft.com/office/drawing/2016/ink" xmlns:am3d="http://schemas.microsoft.com/office/drawing/2017/model3d" xmlns:o="urn:schemas-microsoft-com:office:office" xmlns:oel="http://schemas.microsoft.com/office/2019/extlst" xmlns:r="http://schemas.openxmlformats.org/officeDocument/2006/relationships" xmlns:m="http://schemas.openxmlformats.org/officeDocument/2006/math" xmlns:v="urn:schemas-microsoft-com:vml" xmlns:wp14="http://schemas.microsoft.com/office/word/2010/wordprocessingDrawing" xmlns:wp="http://schemas.openxmlformats.org/drawingml/2006/wordprocessingDrawing" xmlns:w10="urn:schemas-microsoft-com:office:word" xmlns:w="http://schemas.openxmlformats.org/wordprocessingml/2006/main" xmlns:w14="http://schemas.microsoft.com/office/word/2010/wordml" xmlns:w15="http://schemas.microsoft.com/office/word/2012/wordml" xmlns:w16cex="http://schemas.microsoft.com/office/word/2018/wordml/cex" xmlns:w16cid="http://schemas.microsoft.com/office/word/2016/wordml/cid" xmlns:w16="http://schemas.microsoft.com/office/word/2018/wordml" xmlns:w16sdtdh="http://schemas.microsoft.com/office/word/2020/wordml/sdtdatahash" xmlns:w16se="http://schemas.microsoft.com/office/word/2015/wordml/symex" xmlns:wpg="http://schemas.microsoft.com/office/word/2010/wordprocessingGroup" xmlns:wpi="http://schemas.microsoft.com/office/word/2010/wordprocessingInk" xmlns:wne="http://schemas.microsoft.com/office/word/2006/wordml" xmlns:wps="http://schemas.microsoft.com/office/word/2010/wordprocessingShape" mc:Ignorable="w14 w15 w16se w16cid w16 w16cex w16sdtdh wp14">
+<w:numbering xmlns:wpc="http://schemas.microsoft.com/office/word/2010/wordprocessingCanvas" xmlns:cx="http://schemas.microsoft.com/office/drawing/2014/chartex" xmlns:cx1="http://schemas.microsoft.com/office/drawing/2015/9/8/chartex" xmlns:cx2="http://schemas.microsoft.com/office/drawing/2015/10/21/chartex" xmlns:cx3="http://schemas.microsoft.com/office/drawing/2016/5/9/chartex" xmlns:cx4="http://schemas.microsoft.com/office/drawing/2016/5/10/chartex" xmlns:cx5="http://schemas.microsoft.com/office/drawing/2016/5/11/chartex" xmlns:cx6="http://schemas.microsoft.com/office/drawing/2016/5/12/chartex" xmlns:cx7="http://schemas.microsoft.com/office/drawing/2016/5/13/chartex" xmlns:cx8="http://schemas.microsoft.com/office/drawing/2016/5/14/chartex" xmlns:mc="http://schemas.openxmlformats.org/markup-compatibility/2006" xmlns:aink="http://schemas.microsoft.com/office/drawing/2016/ink" xmlns:am3d="http://schemas.microsoft.com/office/drawing/2017/model3d" xmlns:o="urn:schemas-microsoft-com:office:office" xmlns:oel="http://schemas.microsoft.com/office/2019/extlst" xmlns:r="http://schemas.openxmlformats.org/officeDocument/2006/relationships" xmlns:m="http://schemas.openxmlformats.org/officeDocument/2006/math" xmlns:v="urn:schemas-microsoft-com:vml" xmlns:wp14="http://schemas.microsoft.com/office/word/2010/wordprocessingDrawing" xmlns:wp="http://schemas.openxmlformats.org/drawingml/2006/wordprocessingDrawing" xmlns:w10="urn:schemas-microsoft-com:office:word" xmlns:w="http://schemas.openxmlformats.org/wordprocessingml/2006/main" xmlns:w14="http://schemas.microsoft.com/office/word/2010/wordml" xmlns:w15="http://schemas.microsoft.com/office/word/2012/wordml" xmlns:w16cex="http://schemas.microsoft.com/office/word/2018/wordml/cex" xmlns:w16cid="http://schemas.microsoft.com/office/word/2016/wordml/cid" xmlns:w16="http://schemas.microsoft.com/office/word/2018/wordml" xmlns:w16du="http://schemas.microsoft.com/office/word/2023/wordml/word16du" xmlns:w16sdtdh="http://schemas.microsoft.com/office/word/2020/wordml/sdtdatahash" xmlns:w16sdtfl="http://schemas.microsoft.com/office/word/2024/wordml/sdtformatlock" xmlns:w16se="http://schemas.microsoft.com/office/word/2015/wordml/symex" xmlns:wpg="http://schemas.microsoft.com/office/word/2010/wordprocessingGroup" xmlns:wpi="http://schemas.microsoft.com/office/word/2010/wordprocessingInk" xmlns:wne="http://schemas.microsoft.com/office/word/2006/wordml" xmlns:wps="http://schemas.microsoft.com/office/word/2010/wordprocessingShape" mc:Ignorable="w14 w15 w16se w16cid w16 w16cex w16sdtdh w16sdtfl w16du wp14">
   <w:abstractNum w:abstractNumId="0" w15:restartNumberingAfterBreak="0">
     <w:nsid w:val="09164243"/>
     <w:multiLevelType w:val="multilevel"/>
@@ -12647,7 +12930,7 @@
 </file>
 
 <file path=word/styles.xml><?xml version="1.0" encoding="utf-8"?>
-<w:styles xmlns:mc="http://schemas.openxmlformats.org/markup-compatibility/2006" xmlns:r="http://schemas.openxmlformats.org/officeDocument/2006/relationships" xmlns:w="http://schemas.openxmlformats.org/wordprocessingml/2006/main" xmlns:w14="http://schemas.microsoft.com/office/word/2010/wordml" xmlns:w15="http://schemas.microsoft.com/office/word/2012/wordml" xmlns:w16cex="http://schemas.microsoft.com/office/word/2018/wordml/cex" xmlns:w16cid="http://schemas.microsoft.com/office/word/2016/wordml/cid" xmlns:w16="http://schemas.microsoft.com/office/word/2018/wordml" xmlns:w16sdtdh="http://schemas.microsoft.com/office/word/2020/wordml/sdtdatahash" xmlns:w16se="http://schemas.microsoft.com/office/word/2015/wordml/symex" mc:Ignorable="w14 w15 w16se w16cid w16 w16cex w16sdtdh">
+<w:styles xmlns:mc="http://schemas.openxmlformats.org/markup-compatibility/2006" xmlns:r="http://schemas.openxmlformats.org/officeDocument/2006/relationships" xmlns:w="http://schemas.openxmlformats.org/wordprocessingml/2006/main" xmlns:w14="http://schemas.microsoft.com/office/word/2010/wordml" xmlns:w15="http://schemas.microsoft.com/office/word/2012/wordml" xmlns:w16cex="http://schemas.microsoft.com/office/word/2018/wordml/cex" xmlns:w16cid="http://schemas.microsoft.com/office/word/2016/wordml/cid" xmlns:w16="http://schemas.microsoft.com/office/word/2018/wordml" xmlns:w16du="http://schemas.microsoft.com/office/word/2023/wordml/word16du" xmlns:w16sdtdh="http://schemas.microsoft.com/office/word/2020/wordml/sdtdatahash" xmlns:w16sdtfl="http://schemas.microsoft.com/office/word/2024/wordml/sdtformatlock" xmlns:w16se="http://schemas.microsoft.com/office/word/2015/wordml/symex" mc:Ignorable="w14 w15 w16se w16cid w16 w16cex w16sdtdh w16sdtfl w16du">
   <w:docDefaults>
     <w:rPrDefault>
       <w:rPr>

--- a/IRS-Project-Proposal-V1-CN.docx
+++ b/IRS-Project-Proposal-V1-CN.docx
@@ -6,69 +6,10 @@
       <w:pPr>
         <w:spacing w:before="1600" w:after="120"/>
         <w:jc w:val="center"/>
+        <w:rPr>
+          <w:rFonts w:hint="eastAsia"/>
+        </w:rPr>
       </w:pPr>
-      <w:r>
-        <w:rPr>
-          <w:rFonts w:eastAsia="微软雅黑"/>
-          <w:color w:val="595959"/>
-          <w:sz w:val="24"/>
-          <w:szCs w:val="24"/>
-        </w:rPr>
-        <w:t xml:space="preserve">NUS-ISS </w:t>
-      </w:r>
-      <w:r>
-        <w:rPr>
-          <w:rFonts w:eastAsia="微软雅黑"/>
-          <w:color w:val="595959"/>
-          <w:sz w:val="24"/>
-          <w:szCs w:val="24"/>
-        </w:rPr>
-        <w:t>智能推理系统证书</w:t>
-      </w:r>
-    </w:p>
-    <w:p>
-      <w:pPr>
-        <w:spacing w:after="400"/>
-        <w:jc w:val="center"/>
-      </w:pPr>
-      <w:r>
-        <w:rPr>
-          <w:rFonts w:eastAsia="微软雅黑"/>
-          <w:color w:val="595959"/>
-          <w:sz w:val="24"/>
-          <w:szCs w:val="24"/>
-        </w:rPr>
-        <w:t>实践</w:t>
-      </w:r>
-      <w:proofErr w:type="gramStart"/>
-      <w:r>
-        <w:rPr>
-          <w:rFonts w:eastAsia="微软雅黑"/>
-          <w:color w:val="595959"/>
-          <w:sz w:val="24"/>
-          <w:szCs w:val="24"/>
-        </w:rPr>
-        <w:t>模块</w:t>
-      </w:r>
-      <w:r>
-        <w:rPr>
-          <w:rFonts w:eastAsia="微软雅黑"/>
-          <w:color w:val="595959"/>
-          <w:sz w:val="24"/>
-          <w:szCs w:val="24"/>
-        </w:rPr>
-        <w:t xml:space="preserve"> — </w:t>
-      </w:r>
-      <w:proofErr w:type="gramEnd"/>
-      <w:r>
-        <w:rPr>
-          <w:rFonts w:eastAsia="微软雅黑"/>
-          <w:color w:val="595959"/>
-          <w:sz w:val="24"/>
-          <w:szCs w:val="24"/>
-        </w:rPr>
-        <w:t>项目提案</w:t>
-      </w:r>
     </w:p>
     <w:p>
       <w:pPr>
@@ -84,21 +25,8 @@
           <w:sz w:val="56"/>
           <w:szCs w:val="56"/>
         </w:rPr>
-        <w:t xml:space="preserve">IT </w:t>
-      </w:r>
-      <w:proofErr w:type="spellStart"/>
-      <w:r>
-        <w:rPr>
-          <w:rFonts w:eastAsia="微软雅黑"/>
-          <w:b/>
-          <w:bCs/>
-          <w:color w:val="1F3864"/>
-          <w:sz w:val="56"/>
-          <w:szCs w:val="56"/>
-        </w:rPr>
-        <w:t>CareerPilot</w:t>
-      </w:r>
-      <w:proofErr w:type="spellEnd"/>
+        <w:t>IT CareerPilot</w:t>
+      </w:r>
     </w:p>
     <w:p>
       <w:pPr>
@@ -188,6 +116,7 @@
             <w:pPr>
               <w:spacing w:after="40"/>
             </w:pPr>
+            <w:commentRangeStart w:id="0"/>
             <w:r>
               <w:rPr>
                 <w:rFonts w:eastAsia="微软雅黑"/>
@@ -273,25 +202,23 @@
                 <w:sz w:val="20"/>
                 <w:szCs w:val="20"/>
               </w:rPr>
-              <w:t xml:space="preserve">IT </w:t>
-            </w:r>
-            <w:proofErr w:type="spellStart"/>
+              <w:t>IT CareerPilot</w:t>
+            </w:r>
             <w:r>
               <w:rPr>
                 <w:rFonts w:eastAsia="微软雅黑"/>
                 <w:sz w:val="20"/>
                 <w:szCs w:val="20"/>
               </w:rPr>
-              <w:t>CareerPilot</w:t>
-            </w:r>
-            <w:proofErr w:type="spellEnd"/>
+              <w:t>：面向</w:t>
+            </w:r>
             <w:r>
               <w:rPr>
                 <w:rFonts w:eastAsia="微软雅黑"/>
                 <w:sz w:val="20"/>
                 <w:szCs w:val="20"/>
               </w:rPr>
-              <w:t>：面向</w:t>
+              <w:t xml:space="preserve"> IT </w:t>
             </w:r>
             <w:r>
               <w:rPr>
@@ -299,15 +226,107 @@
                 <w:sz w:val="20"/>
                 <w:szCs w:val="20"/>
               </w:rPr>
-              <w:t xml:space="preserve"> IT </w:t>
-            </w:r>
+              <w:t>学生实习与毕业求职的可解释混合推理系统</w:t>
+            </w:r>
+          </w:p>
+        </w:tc>
+      </w:tr>
+      <w:tr>
+        <w:tc>
+          <w:tcPr>
+            <w:tcW w:w="2600" w:type="dxa"/>
+            <w:shd w:val="clear" w:color="auto" w:fill="F2F2F2"/>
+            <w:tcMar>
+              <w:top w:w="60" w:type="dxa"/>
+              <w:left w:w="90" w:type="dxa"/>
+              <w:bottom w:w="60" w:type="dxa"/>
+              <w:right w:w="90" w:type="dxa"/>
+            </w:tcMar>
+          </w:tcPr>
+          <w:p>
+            <w:pPr>
+              <w:spacing w:after="40"/>
+            </w:pPr>
             <w:r>
               <w:rPr>
                 <w:rFonts w:eastAsia="微软雅黑"/>
                 <w:sz w:val="20"/>
                 <w:szCs w:val="20"/>
               </w:rPr>
-              <w:t>学生实习与毕业求职的可解释混合推理系统</w:t>
+              <w:t>小组编号</w:t>
+            </w:r>
+          </w:p>
+        </w:tc>
+        <w:tc>
+          <w:tcPr>
+            <w:tcW w:w="6760" w:type="dxa"/>
+            <w:shd w:val="clear" w:color="auto" w:fill="F2F2F2"/>
+            <w:tcMar>
+              <w:top w:w="60" w:type="dxa"/>
+              <w:left w:w="90" w:type="dxa"/>
+              <w:bottom w:w="60" w:type="dxa"/>
+              <w:right w:w="90" w:type="dxa"/>
+            </w:tcMar>
+          </w:tcPr>
+          <w:p>
+            <w:pPr>
+              <w:spacing w:after="40"/>
+            </w:pPr>
+            <w:r>
+              <w:rPr>
+                <w:rFonts w:eastAsia="微软雅黑"/>
+                <w:sz w:val="20"/>
+                <w:szCs w:val="20"/>
+              </w:rPr>
+              <w:t>[</w:t>
+            </w:r>
+            <w:r>
+              <w:rPr>
+                <w:rFonts w:eastAsia="微软雅黑"/>
+                <w:sz w:val="20"/>
+                <w:szCs w:val="20"/>
+              </w:rPr>
+              <w:t>待填写</w:t>
+            </w:r>
+            <w:r>
+              <w:rPr>
+                <w:rFonts w:eastAsia="微软雅黑"/>
+                <w:sz w:val="20"/>
+                <w:szCs w:val="20"/>
+              </w:rPr>
+              <w:t xml:space="preserve"> — </w:t>
+            </w:r>
+            <w:r>
+              <w:rPr>
+                <w:rFonts w:eastAsia="微软雅黑"/>
+                <w:sz w:val="20"/>
+                <w:szCs w:val="20"/>
+              </w:rPr>
+              <w:t>以</w:t>
+            </w:r>
+            <w:r>
+              <w:rPr>
+                <w:rFonts w:eastAsia="微软雅黑"/>
+                <w:sz w:val="20"/>
+                <w:szCs w:val="20"/>
+              </w:rPr>
+              <w:t xml:space="preserve"> Canvas </w:t>
+            </w:r>
+            <w:r>
+              <w:rPr>
+                <w:rFonts w:eastAsia="微软雅黑"/>
+                <w:sz w:val="20"/>
+                <w:szCs w:val="20"/>
+              </w:rPr>
+              <w:t>注册信息为准</w:t>
+            </w:r>
+            <w:r>
+              <w:rPr>
+                <w:rFonts w:eastAsia="微软雅黑"/>
+                <w:sz w:val="20"/>
+                <w:szCs w:val="20"/>
+              </w:rPr>
+              <w:t>]</w:t>
             </w:r>
           </w:p>
         </w:tc>
@@ -316,7 +335,6 @@
         <w:tc>
           <w:tcPr>
             <w:tcW w:w="2600" w:type="dxa"/>
-            <w:shd w:val="clear" w:color="auto" w:fill="F2F2F2"/>
             <w:tcMar>
               <w:top w:w="60" w:type="dxa"/>
               <w:left w:w="90" w:type="dxa"/>
@@ -334,7 +352,74 @@
                 <w:sz w:val="20"/>
                 <w:szCs w:val="20"/>
               </w:rPr>
-              <w:t>小组编号</w:t>
+              <w:t>小组成员</w:t>
+            </w:r>
+          </w:p>
+        </w:tc>
+        <w:tc>
+          <w:tcPr>
+            <w:tcW w:w="6760" w:type="dxa"/>
+            <w:tcMar>
+              <w:top w:w="60" w:type="dxa"/>
+              <w:left w:w="90" w:type="dxa"/>
+              <w:bottom w:w="60" w:type="dxa"/>
+              <w:right w:w="90" w:type="dxa"/>
+            </w:tcMar>
+          </w:tcPr>
+          <w:p>
+            <w:pPr>
+              <w:spacing w:after="40"/>
+            </w:pPr>
+            <w:r>
+              <w:rPr>
+                <w:rFonts w:eastAsia="微软雅黑"/>
+                <w:sz w:val="20"/>
+                <w:szCs w:val="20"/>
+              </w:rPr>
+              <w:t>[</w:t>
+            </w:r>
+            <w:r>
+              <w:rPr>
+                <w:rFonts w:eastAsia="微软雅黑"/>
+                <w:sz w:val="20"/>
+                <w:szCs w:val="20"/>
+              </w:rPr>
+              <w:t>姓名、</w:t>
+            </w:r>
+            <w:r>
+              <w:rPr>
+                <w:rFonts w:eastAsia="微软雅黑"/>
+                <w:sz w:val="20"/>
+                <w:szCs w:val="20"/>
+              </w:rPr>
+              <w:t>Student ID / Masked NRIC] × 5</w:t>
+            </w:r>
+          </w:p>
+        </w:tc>
+      </w:tr>
+      <w:tr>
+        <w:tc>
+          <w:tcPr>
+            <w:tcW w:w="2600" w:type="dxa"/>
+            <w:shd w:val="clear" w:color="auto" w:fill="F2F2F2"/>
+            <w:tcMar>
+              <w:top w:w="60" w:type="dxa"/>
+              <w:left w:w="90" w:type="dxa"/>
+              <w:bottom w:w="60" w:type="dxa"/>
+              <w:right w:w="90" w:type="dxa"/>
+            </w:tcMar>
+          </w:tcPr>
+          <w:p>
+            <w:pPr>
+              <w:spacing w:after="40"/>
+            </w:pPr>
+            <w:r>
+              <w:rPr>
+                <w:rFonts w:eastAsia="微软雅黑"/>
+                <w:sz w:val="20"/>
+                <w:szCs w:val="20"/>
+              </w:rPr>
+              <w:t>项目仓库</w:t>
             </w:r>
           </w:p>
         </w:tc>
@@ -359,24 +444,57 @@
                 <w:sz w:val="20"/>
                 <w:szCs w:val="20"/>
               </w:rPr>
-              <w:t>[</w:t>
-            </w:r>
+              <w:t>https://github.com/Melody5Sun/IRS-v1</w:t>
+            </w:r>
+          </w:p>
+        </w:tc>
+      </w:tr>
+      <w:tr>
+        <w:tc>
+          <w:tcPr>
+            <w:tcW w:w="2600" w:type="dxa"/>
+            <w:tcMar>
+              <w:top w:w="60" w:type="dxa"/>
+              <w:left w:w="90" w:type="dxa"/>
+              <w:bottom w:w="60" w:type="dxa"/>
+              <w:right w:w="90" w:type="dxa"/>
+            </w:tcMar>
+          </w:tcPr>
+          <w:p>
+            <w:pPr>
+              <w:spacing w:after="40"/>
+            </w:pPr>
             <w:r>
               <w:rPr>
                 <w:rFonts w:eastAsia="微软雅黑"/>
                 <w:sz w:val="20"/>
                 <w:szCs w:val="20"/>
               </w:rPr>
-              <w:t>待</w:t>
-            </w:r>
-            <w:proofErr w:type="gramStart"/>
+              <w:t>展示日期</w:t>
+            </w:r>
+          </w:p>
+        </w:tc>
+        <w:tc>
+          <w:tcPr>
+            <w:tcW w:w="6760" w:type="dxa"/>
+            <w:tcMar>
+              <w:top w:w="60" w:type="dxa"/>
+              <w:left w:w="90" w:type="dxa"/>
+              <w:bottom w:w="60" w:type="dxa"/>
+              <w:right w:w="90" w:type="dxa"/>
+            </w:tcMar>
+          </w:tcPr>
+          <w:p>
+            <w:pPr>
+              <w:spacing w:after="40"/>
+            </w:pPr>
             <w:r>
               <w:rPr>
                 <w:rFonts w:eastAsia="微软雅黑"/>
                 <w:sz w:val="20"/>
                 <w:szCs w:val="20"/>
               </w:rPr>
-              <w:t>填写</w:t>
+              <w:t>[</w:t>
             </w:r>
             <w:r>
               <w:rPr>
@@ -384,32 +502,67 @@
                 <w:sz w:val="20"/>
                 <w:szCs w:val="20"/>
               </w:rPr>
-              <w:t xml:space="preserve"> — </w:t>
-            </w:r>
-            <w:proofErr w:type="gramEnd"/>
+              <w:t>待填写</w:t>
+            </w:r>
             <w:r>
               <w:rPr>
                 <w:rFonts w:eastAsia="微软雅黑"/>
                 <w:sz w:val="20"/>
                 <w:szCs w:val="20"/>
               </w:rPr>
-              <w:t>以</w:t>
-            </w:r>
+              <w:t>]</w:t>
+            </w:r>
+          </w:p>
+        </w:tc>
+      </w:tr>
+      <w:tr>
+        <w:tc>
+          <w:tcPr>
+            <w:tcW w:w="2600" w:type="dxa"/>
+            <w:shd w:val="clear" w:color="auto" w:fill="F2F2F2"/>
+            <w:tcMar>
+              <w:top w:w="60" w:type="dxa"/>
+              <w:left w:w="90" w:type="dxa"/>
+              <w:bottom w:w="60" w:type="dxa"/>
+              <w:right w:w="90" w:type="dxa"/>
+            </w:tcMar>
+          </w:tcPr>
+          <w:p>
+            <w:pPr>
+              <w:spacing w:after="40"/>
+            </w:pPr>
             <w:r>
               <w:rPr>
                 <w:rFonts w:eastAsia="微软雅黑"/>
                 <w:sz w:val="20"/>
                 <w:szCs w:val="20"/>
               </w:rPr>
-              <w:t xml:space="preserve"> Canvas </w:t>
-            </w:r>
+              <w:t>提案提交截止日期</w:t>
+            </w:r>
+          </w:p>
+        </w:tc>
+        <w:tc>
+          <w:tcPr>
+            <w:tcW w:w="6760" w:type="dxa"/>
+            <w:shd w:val="clear" w:color="auto" w:fill="F2F2F2"/>
+            <w:tcMar>
+              <w:top w:w="60" w:type="dxa"/>
+              <w:left w:w="90" w:type="dxa"/>
+              <w:bottom w:w="60" w:type="dxa"/>
+              <w:right w:w="90" w:type="dxa"/>
+            </w:tcMar>
+          </w:tcPr>
+          <w:p>
+            <w:pPr>
+              <w:spacing w:after="40"/>
+            </w:pPr>
             <w:r>
               <w:rPr>
                 <w:rFonts w:eastAsia="微软雅黑"/>
                 <w:sz w:val="20"/>
                 <w:szCs w:val="20"/>
               </w:rPr>
-              <w:t>注册信息为准</w:t>
+              <w:t xml:space="preserve">2026 </w:t>
             </w:r>
             <w:r>
               <w:rPr>
@@ -417,7 +570,47 @@
                 <w:sz w:val="20"/>
                 <w:szCs w:val="20"/>
               </w:rPr>
-              <w:t>]</w:t>
+              <w:t>年</w:t>
+            </w:r>
+            <w:r>
+              <w:rPr>
+                <w:rFonts w:eastAsia="微软雅黑"/>
+                <w:sz w:val="20"/>
+                <w:szCs w:val="20"/>
+              </w:rPr>
+              <w:t xml:space="preserve"> 9 </w:t>
+            </w:r>
+            <w:r>
+              <w:rPr>
+                <w:rFonts w:eastAsia="微软雅黑"/>
+                <w:sz w:val="20"/>
+                <w:szCs w:val="20"/>
+              </w:rPr>
+              <w:t>月</w:t>
+            </w:r>
+            <w:r>
+              <w:rPr>
+                <w:rFonts w:eastAsia="微软雅黑"/>
+                <w:sz w:val="20"/>
+                <w:szCs w:val="20"/>
+              </w:rPr>
+              <w:t xml:space="preserve"> 13 </w:t>
+            </w:r>
+            <w:r>
+              <w:rPr>
+                <w:rFonts w:eastAsia="微软雅黑"/>
+                <w:sz w:val="20"/>
+                <w:szCs w:val="20"/>
+              </w:rPr>
+              <w:t>日，</w:t>
+            </w:r>
+            <w:r>
+              <w:rPr>
+                <w:rFonts w:eastAsia="微软雅黑"/>
+                <w:sz w:val="20"/>
+                <w:szCs w:val="20"/>
+              </w:rPr>
+              <w:t>23:59</w:t>
             </w:r>
           </w:p>
         </w:tc>
@@ -443,7 +636,7 @@
                 <w:sz w:val="20"/>
                 <w:szCs w:val="20"/>
               </w:rPr>
-              <w:t>小组成员</w:t>
+              <w:t>最终交付截止日期</w:t>
             </w:r>
           </w:p>
         </w:tc>
@@ -467,7 +660,7 @@
                 <w:sz w:val="20"/>
                 <w:szCs w:val="20"/>
               </w:rPr>
-              <w:t>[</w:t>
+              <w:t xml:space="preserve">2026 </w:t>
             </w:r>
             <w:r>
               <w:rPr>
@@ -475,7 +668,7 @@
                 <w:sz w:val="20"/>
                 <w:szCs w:val="20"/>
               </w:rPr>
-              <w:t>姓名、</w:t>
+              <w:t>年</w:t>
             </w:r>
             <w:r>
               <w:rPr>
@@ -483,365 +676,31 @@
                 <w:sz w:val="20"/>
                 <w:szCs w:val="20"/>
               </w:rPr>
-              <w:t xml:space="preserve">Student ID / Masked NRIC] </w:t>
-            </w:r>
-            <w:proofErr w:type="gramStart"/>
+              <w:t xml:space="preserve"> 10 </w:t>
+            </w:r>
             <w:r>
               <w:rPr>
                 <w:rFonts w:eastAsia="微软雅黑"/>
                 <w:sz w:val="20"/>
                 <w:szCs w:val="20"/>
               </w:rPr>
-              <w:t>× 5</w:t>
-            </w:r>
-            <w:proofErr w:type="gramEnd"/>
-          </w:p>
-        </w:tc>
-      </w:tr>
-      <w:tr>
-        <w:tc>
-          <w:tcPr>
-            <w:tcW w:w="2600" w:type="dxa"/>
-            <w:shd w:val="clear" w:color="auto" w:fill="F2F2F2"/>
-            <w:tcMar>
-              <w:top w:w="60" w:type="dxa"/>
-              <w:left w:w="90" w:type="dxa"/>
-              <w:bottom w:w="60" w:type="dxa"/>
-              <w:right w:w="90" w:type="dxa"/>
-            </w:tcMar>
-          </w:tcPr>
-          <w:p>
-            <w:pPr>
-              <w:spacing w:after="40"/>
-            </w:pPr>
+              <w:t>月</w:t>
+            </w:r>
             <w:r>
               <w:rPr>
                 <w:rFonts w:eastAsia="微软雅黑"/>
                 <w:sz w:val="20"/>
                 <w:szCs w:val="20"/>
               </w:rPr>
-              <w:t>项目仓库</w:t>
-            </w:r>
-          </w:p>
-        </w:tc>
-        <w:tc>
-          <w:tcPr>
-            <w:tcW w:w="6760" w:type="dxa"/>
-            <w:shd w:val="clear" w:color="auto" w:fill="F2F2F2"/>
-            <w:tcMar>
-              <w:top w:w="60" w:type="dxa"/>
-              <w:left w:w="90" w:type="dxa"/>
-              <w:bottom w:w="60" w:type="dxa"/>
-              <w:right w:w="90" w:type="dxa"/>
-            </w:tcMar>
-          </w:tcPr>
-          <w:p>
-            <w:pPr>
-              <w:spacing w:after="40"/>
-            </w:pPr>
+              <w:t xml:space="preserve"> 25 </w:t>
+            </w:r>
             <w:r>
               <w:rPr>
                 <w:rFonts w:eastAsia="微软雅黑"/>
                 <w:sz w:val="20"/>
                 <w:szCs w:val="20"/>
               </w:rPr>
-              <w:t>https://github.com/Melody5Sun/IRS-v1</w:t>
-            </w:r>
-          </w:p>
-        </w:tc>
-      </w:tr>
-      <w:tr>
-        <w:tc>
-          <w:tcPr>
-            <w:tcW w:w="2600" w:type="dxa"/>
-            <w:tcMar>
-              <w:top w:w="60" w:type="dxa"/>
-              <w:left w:w="90" w:type="dxa"/>
-              <w:bottom w:w="60" w:type="dxa"/>
-              <w:right w:w="90" w:type="dxa"/>
-            </w:tcMar>
-          </w:tcPr>
-          <w:p>
-            <w:pPr>
-              <w:spacing w:after="40"/>
-            </w:pPr>
-            <w:r>
-              <w:rPr>
-                <w:rFonts w:eastAsia="微软雅黑"/>
-                <w:sz w:val="20"/>
-                <w:szCs w:val="20"/>
-              </w:rPr>
-              <w:t>展示日期</w:t>
-            </w:r>
-          </w:p>
-        </w:tc>
-        <w:tc>
-          <w:tcPr>
-            <w:tcW w:w="6760" w:type="dxa"/>
-            <w:tcMar>
-              <w:top w:w="60" w:type="dxa"/>
-              <w:left w:w="90" w:type="dxa"/>
-              <w:bottom w:w="60" w:type="dxa"/>
-              <w:right w:w="90" w:type="dxa"/>
-            </w:tcMar>
-          </w:tcPr>
-          <w:p>
-            <w:pPr>
-              <w:spacing w:after="40"/>
-            </w:pPr>
-            <w:r>
-              <w:rPr>
-                <w:rFonts w:eastAsia="微软雅黑"/>
-                <w:sz w:val="20"/>
-                <w:szCs w:val="20"/>
-              </w:rPr>
-              <w:t>[</w:t>
-            </w:r>
-            <w:r>
-              <w:rPr>
-                <w:rFonts w:eastAsia="微软雅黑"/>
-                <w:sz w:val="20"/>
-                <w:szCs w:val="20"/>
-              </w:rPr>
-              <w:t>待填写</w:t>
-            </w:r>
-            <w:r>
-              <w:rPr>
-                <w:rFonts w:eastAsia="微软雅黑"/>
-                <w:sz w:val="20"/>
-                <w:szCs w:val="20"/>
-              </w:rPr>
-              <w:t>]</w:t>
-            </w:r>
-          </w:p>
-        </w:tc>
-      </w:tr>
-      <w:tr>
-        <w:tc>
-          <w:tcPr>
-            <w:tcW w:w="2600" w:type="dxa"/>
-            <w:shd w:val="clear" w:color="auto" w:fill="F2F2F2"/>
-            <w:tcMar>
-              <w:top w:w="60" w:type="dxa"/>
-              <w:left w:w="90" w:type="dxa"/>
-              <w:bottom w:w="60" w:type="dxa"/>
-              <w:right w:w="90" w:type="dxa"/>
-            </w:tcMar>
-          </w:tcPr>
-          <w:p>
-            <w:pPr>
-              <w:spacing w:after="40"/>
-            </w:pPr>
-            <w:r>
-              <w:rPr>
-                <w:rFonts w:eastAsia="微软雅黑"/>
-                <w:sz w:val="20"/>
-                <w:szCs w:val="20"/>
-              </w:rPr>
-              <w:t>提案提交截止日期</w:t>
-            </w:r>
-          </w:p>
-        </w:tc>
-        <w:tc>
-          <w:tcPr>
-            <w:tcW w:w="6760" w:type="dxa"/>
-            <w:shd w:val="clear" w:color="auto" w:fill="F2F2F2"/>
-            <w:tcMar>
-              <w:top w:w="60" w:type="dxa"/>
-              <w:left w:w="90" w:type="dxa"/>
-              <w:bottom w:w="60" w:type="dxa"/>
-              <w:right w:w="90" w:type="dxa"/>
-            </w:tcMar>
-          </w:tcPr>
-          <w:p>
-            <w:pPr>
-              <w:spacing w:after="40"/>
-            </w:pPr>
-            <w:r>
-              <w:rPr>
-                <w:rFonts w:eastAsia="微软雅黑"/>
-                <w:sz w:val="20"/>
-                <w:szCs w:val="20"/>
-              </w:rPr>
-              <w:t xml:space="preserve">2026 </w:t>
-            </w:r>
-            <w:proofErr w:type="gramStart"/>
-            <w:r>
-              <w:rPr>
-                <w:rFonts w:eastAsia="微软雅黑"/>
-                <w:sz w:val="20"/>
-                <w:szCs w:val="20"/>
-              </w:rPr>
-              <w:t>年</w:t>
-            </w:r>
-            <w:r>
-              <w:rPr>
-                <w:rFonts w:eastAsia="微软雅黑"/>
-                <w:sz w:val="20"/>
-                <w:szCs w:val="20"/>
-              </w:rPr>
-              <w:t xml:space="preserve"> 9 </w:t>
-            </w:r>
-            <w:proofErr w:type="gramEnd"/>
-            <w:r>
-              <w:rPr>
-                <w:rFonts w:eastAsia="微软雅黑"/>
-                <w:sz w:val="20"/>
-                <w:szCs w:val="20"/>
-              </w:rPr>
-              <w:t>月</w:t>
-            </w:r>
-            <w:r>
-              <w:rPr>
-                <w:rFonts w:eastAsia="微软雅黑"/>
-                <w:sz w:val="20"/>
-                <w:szCs w:val="20"/>
-              </w:rPr>
-              <w:t xml:space="preserve"> </w:t>
-            </w:r>
-            <w:proofErr w:type="gramStart"/>
-            <w:r>
-              <w:rPr>
-                <w:rFonts w:eastAsia="微软雅黑"/>
-                <w:sz w:val="20"/>
-                <w:szCs w:val="20"/>
-              </w:rPr>
-              <w:t xml:space="preserve">13 </w:t>
-            </w:r>
-            <w:r>
-              <w:rPr>
-                <w:rFonts w:eastAsia="微软雅黑"/>
-                <w:sz w:val="20"/>
-                <w:szCs w:val="20"/>
-              </w:rPr>
-              <w:t>日</w:t>
-            </w:r>
-            <w:proofErr w:type="gramEnd"/>
-            <w:r>
-              <w:rPr>
-                <w:rFonts w:eastAsia="微软雅黑"/>
-                <w:sz w:val="20"/>
-                <w:szCs w:val="20"/>
-              </w:rPr>
-              <w:t>，</w:t>
-            </w:r>
-            <w:r>
-              <w:rPr>
-                <w:rFonts w:eastAsia="微软雅黑"/>
-                <w:sz w:val="20"/>
-                <w:szCs w:val="20"/>
-              </w:rPr>
-              <w:t>23:59</w:t>
-            </w:r>
-          </w:p>
-        </w:tc>
-      </w:tr>
-      <w:tr>
-        <w:tc>
-          <w:tcPr>
-            <w:tcW w:w="2600" w:type="dxa"/>
-            <w:tcMar>
-              <w:top w:w="60" w:type="dxa"/>
-              <w:left w:w="90" w:type="dxa"/>
-              <w:bottom w:w="60" w:type="dxa"/>
-              <w:right w:w="90" w:type="dxa"/>
-            </w:tcMar>
-          </w:tcPr>
-          <w:p>
-            <w:pPr>
-              <w:spacing w:after="40"/>
-            </w:pPr>
-            <w:r>
-              <w:rPr>
-                <w:rFonts w:eastAsia="微软雅黑"/>
-                <w:sz w:val="20"/>
-                <w:szCs w:val="20"/>
-              </w:rPr>
-              <w:t>最终交付截止日期</w:t>
-            </w:r>
-          </w:p>
-        </w:tc>
-        <w:tc>
-          <w:tcPr>
-            <w:tcW w:w="6760" w:type="dxa"/>
-            <w:tcMar>
-              <w:top w:w="60" w:type="dxa"/>
-              <w:left w:w="90" w:type="dxa"/>
-              <w:bottom w:w="60" w:type="dxa"/>
-              <w:right w:w="90" w:type="dxa"/>
-            </w:tcMar>
-          </w:tcPr>
-          <w:p>
-            <w:pPr>
-              <w:spacing w:after="40"/>
-            </w:pPr>
-            <w:r>
-              <w:rPr>
-                <w:rFonts w:eastAsia="微软雅黑"/>
-                <w:sz w:val="20"/>
-                <w:szCs w:val="20"/>
-              </w:rPr>
-              <w:t xml:space="preserve">2026 </w:t>
-            </w:r>
-            <w:proofErr w:type="gramStart"/>
-            <w:r>
-              <w:rPr>
-                <w:rFonts w:eastAsia="微软雅黑"/>
-                <w:sz w:val="20"/>
-                <w:szCs w:val="20"/>
-              </w:rPr>
-              <w:t>年</w:t>
-            </w:r>
-            <w:r>
-              <w:rPr>
-                <w:rFonts w:eastAsia="微软雅黑"/>
-                <w:sz w:val="20"/>
-                <w:szCs w:val="20"/>
-              </w:rPr>
-              <w:t xml:space="preserve"> 10 </w:t>
-            </w:r>
-            <w:proofErr w:type="gramEnd"/>
-            <w:r>
-              <w:rPr>
-                <w:rFonts w:eastAsia="微软雅黑"/>
-                <w:sz w:val="20"/>
-                <w:szCs w:val="20"/>
-              </w:rPr>
-              <w:t>月</w:t>
-            </w:r>
-            <w:r>
-              <w:rPr>
-                <w:rFonts w:eastAsia="微软雅黑"/>
-                <w:sz w:val="20"/>
-                <w:szCs w:val="20"/>
-              </w:rPr>
-              <w:t xml:space="preserve"> </w:t>
-            </w:r>
-            <w:proofErr w:type="gramStart"/>
-            <w:r>
-              <w:rPr>
-                <w:rFonts w:eastAsia="微软雅黑"/>
-                <w:sz w:val="20"/>
-                <w:szCs w:val="20"/>
-              </w:rPr>
-              <w:t xml:space="preserve">25 </w:t>
-            </w:r>
-            <w:r>
-              <w:rPr>
-                <w:rFonts w:eastAsia="微软雅黑"/>
-                <w:sz w:val="20"/>
-                <w:szCs w:val="20"/>
-              </w:rPr>
-              <w:t>日</w:t>
-            </w:r>
-            <w:proofErr w:type="gramEnd"/>
-            <w:r>
-              <w:rPr>
-                <w:rFonts w:eastAsia="微软雅黑"/>
-                <w:sz w:val="20"/>
-                <w:szCs w:val="20"/>
-              </w:rPr>
-              <w:t>，</w:t>
+              <w:t>日，</w:t>
             </w:r>
             <w:r>
               <w:rPr>
@@ -858,6 +717,13 @@
     <w:p>
       <w:r>
         <w:br w:type="page"/>
+      </w:r>
+      <w:commentRangeEnd w:id="0"/>
+      <w:r>
+        <w:rPr>
+          <w:rStyle w:val="af0"/>
+        </w:rPr>
+        <w:commentReference w:id="0"/>
       </w:r>
     </w:p>
     <w:p>
@@ -865,7 +731,7 @@
         <w:pStyle w:val="1"/>
         <w:spacing w:before="360" w:after="140"/>
       </w:pPr>
-      <w:bookmarkStart w:id="0" w:name="_Toc239856084"/>
+      <w:bookmarkStart w:id="1" w:name="_Toc239856084"/>
       <w:r>
         <w:rPr>
           <w:rFonts w:eastAsia="微软雅黑"/>
@@ -878,7 +744,7 @@
         <w:lastRenderedPageBreak/>
         <w:t>目录</w:t>
       </w:r>
-      <w:bookmarkEnd w:id="0"/>
+      <w:bookmarkEnd w:id="1"/>
     </w:p>
     <w:sdt>
       <w:sdtPr>
@@ -2709,7 +2575,7 @@
         <w:pStyle w:val="1"/>
         <w:spacing w:before="360" w:after="140"/>
       </w:pPr>
-      <w:bookmarkStart w:id="1" w:name="_Toc239856085"/>
+      <w:bookmarkStart w:id="2" w:name="_Toc239856085"/>
       <w:r>
         <w:rPr>
           <w:rFonts w:eastAsia="微软雅黑"/>
@@ -2720,9 +2586,8 @@
           <w:szCs w:val="30"/>
         </w:rPr>
         <w:lastRenderedPageBreak/>
-        <w:t>1</w:t>
-      </w:r>
-      <w:proofErr w:type="gramStart"/>
+        <w:t xml:space="preserve">1. </w:t>
+      </w:r>
       <w:r>
         <w:rPr>
           <w:rFonts w:eastAsia="微软雅黑"/>
@@ -2732,29 +2597,16 @@
           <w:sz w:val="30"/>
           <w:szCs w:val="30"/>
         </w:rPr>
-        <w:t xml:space="preserve">. </w:t>
-      </w:r>
-      <w:r>
-        <w:rPr>
-          <w:rFonts w:eastAsia="微软雅黑"/>
-          <w:b/>
-          <w:bCs/>
-          <w:color w:val="1F3864"/>
-          <w:sz w:val="30"/>
-          <w:szCs w:val="30"/>
-        </w:rPr>
         <w:t>引言</w:t>
       </w:r>
-      <w:bookmarkEnd w:id="1"/>
-      <w:proofErr w:type="gramEnd"/>
+      <w:bookmarkEnd w:id="2"/>
     </w:p>
     <w:p>
       <w:pPr>
         <w:pStyle w:val="2"/>
         <w:spacing w:before="240" w:after="140"/>
       </w:pPr>
-      <w:bookmarkStart w:id="2" w:name="_Toc239856086"/>
-      <w:proofErr w:type="gramStart"/>
+      <w:bookmarkStart w:id="3" w:name="_Toc239856086"/>
       <w:r>
         <w:rPr>
           <w:rFonts w:eastAsia="微软雅黑"/>
@@ -2775,21 +2627,9 @@
           <w:sz w:val="25"/>
           <w:szCs w:val="25"/>
         </w:rPr>
-        <w:t>项目</w:t>
-      </w:r>
-      <w:proofErr w:type="gramEnd"/>
-      <w:r>
-        <w:rPr>
-          <w:rFonts w:eastAsia="微软雅黑"/>
-          <w:b/>
-          <w:bCs/>
-          <w:color w:val="1F3864"/>
-          <w:sz w:val="25"/>
-          <w:szCs w:val="25"/>
-        </w:rPr>
-        <w:t>概述与预期价值</w:t>
-      </w:r>
-      <w:bookmarkEnd w:id="2"/>
+        <w:t>项目概述与预期价值</w:t>
+      </w:r>
+      <w:bookmarkEnd w:id="3"/>
     </w:p>
     <w:p>
       <w:pPr>
@@ -2799,21 +2639,7 @@
         <w:rPr>
           <w:rFonts w:eastAsia="微软雅黑"/>
         </w:rPr>
-        <w:t xml:space="preserve">IT </w:t>
-      </w:r>
-      <w:proofErr w:type="spellStart"/>
-      <w:r>
-        <w:rPr>
-          <w:rFonts w:eastAsia="微软雅黑"/>
-        </w:rPr>
-        <w:t>CareerPilot</w:t>
-      </w:r>
-      <w:proofErr w:type="spellEnd"/>
-      <w:r>
-        <w:rPr>
-          <w:rFonts w:eastAsia="微软雅黑"/>
-        </w:rPr>
-        <w:t xml:space="preserve"> </w:t>
+        <w:t xml:space="preserve">IT CareerPilot </w:t>
       </w:r>
       <w:r>
         <w:rPr>
@@ -2862,8 +2688,7 @@
         <w:pStyle w:val="2"/>
         <w:spacing w:before="240" w:after="140"/>
       </w:pPr>
-      <w:bookmarkStart w:id="3" w:name="_Toc239856087"/>
-      <w:proofErr w:type="gramStart"/>
+      <w:bookmarkStart w:id="4" w:name="_Toc239856087"/>
       <w:r>
         <w:rPr>
           <w:rFonts w:eastAsia="微软雅黑"/>
@@ -2884,21 +2709,9 @@
           <w:sz w:val="25"/>
           <w:szCs w:val="25"/>
         </w:rPr>
-        <w:t>项目</w:t>
-      </w:r>
-      <w:proofErr w:type="gramEnd"/>
-      <w:r>
-        <w:rPr>
-          <w:rFonts w:eastAsia="微软雅黑"/>
-          <w:b/>
-          <w:bCs/>
-          <w:color w:val="1F3864"/>
-          <w:sz w:val="25"/>
-          <w:szCs w:val="25"/>
-        </w:rPr>
-        <w:t>目标</w:t>
-      </w:r>
-      <w:bookmarkEnd w:id="3"/>
+        <w:t>项目目标</w:t>
+      </w:r>
+      <w:bookmarkEnd w:id="4"/>
     </w:p>
     <w:p>
       <w:pPr>
@@ -3112,7 +2925,7 @@
         <w:pStyle w:val="1"/>
         <w:spacing w:before="360" w:after="140"/>
       </w:pPr>
-      <w:bookmarkStart w:id="4" w:name="_Toc239856088"/>
+      <w:bookmarkStart w:id="5" w:name="_Toc239856088"/>
       <w:r>
         <w:rPr>
           <w:rFonts w:eastAsia="微软雅黑"/>
@@ -3123,9 +2936,8 @@
           <w:szCs w:val="30"/>
         </w:rPr>
         <w:lastRenderedPageBreak/>
-        <w:t>2</w:t>
-      </w:r>
-      <w:proofErr w:type="gramStart"/>
+        <w:t xml:space="preserve">2. </w:t>
+      </w:r>
       <w:r>
         <w:rPr>
           <w:rFonts w:eastAsia="微软雅黑"/>
@@ -3135,32 +2947,9 @@
           <w:sz w:val="30"/>
           <w:szCs w:val="30"/>
         </w:rPr>
-        <w:t xml:space="preserve">. </w:t>
-      </w:r>
-      <w:r>
-        <w:rPr>
-          <w:rFonts w:eastAsia="微软雅黑"/>
-          <w:b/>
-          <w:bCs/>
-          <w:color w:val="1F3864"/>
-          <w:sz w:val="30"/>
-          <w:szCs w:val="30"/>
-        </w:rPr>
-        <w:t>项目</w:t>
-      </w:r>
-      <w:proofErr w:type="gramEnd"/>
-      <w:r>
-        <w:rPr>
-          <w:rFonts w:eastAsia="微软雅黑"/>
-          <w:b/>
-          <w:bCs/>
-          <w:color w:val="1F3864"/>
-          <w:sz w:val="30"/>
-          <w:szCs w:val="30"/>
-        </w:rPr>
-        <w:t>背景</w:t>
-      </w:r>
-      <w:bookmarkEnd w:id="4"/>
+        <w:t>项目背景</w:t>
+      </w:r>
+      <w:bookmarkEnd w:id="5"/>
     </w:p>
     <w:p>
       <w:pPr>
@@ -3229,8 +3018,7 @@
         <w:pStyle w:val="2"/>
         <w:spacing w:before="240" w:after="140"/>
       </w:pPr>
-      <w:bookmarkStart w:id="5" w:name="_Toc239856089"/>
-      <w:proofErr w:type="gramStart"/>
+      <w:bookmarkStart w:id="6" w:name="_Toc239856089"/>
       <w:r>
         <w:rPr>
           <w:rFonts w:eastAsia="微软雅黑"/>
@@ -3251,28 +3039,17 @@
           <w:sz w:val="25"/>
           <w:szCs w:val="25"/>
         </w:rPr>
-        <w:t>目标</w:t>
-      </w:r>
-      <w:proofErr w:type="gramEnd"/>
-      <w:r>
-        <w:rPr>
-          <w:rFonts w:eastAsia="微软雅黑"/>
-          <w:b/>
-          <w:bCs/>
-          <w:color w:val="1F3864"/>
-          <w:sz w:val="25"/>
-          <w:szCs w:val="25"/>
-        </w:rPr>
-        <w:t>用户与使用场景</w:t>
-      </w:r>
-      <w:bookmarkEnd w:id="5"/>
+        <w:t>目标用户与使用场景</w:t>
+      </w:r>
+      <w:bookmarkEnd w:id="6"/>
     </w:p>
     <w:p>
       <w:pPr>
         <w:pStyle w:val="2"/>
         <w:spacing w:before="240" w:after="140"/>
       </w:pPr>
-      <w:bookmarkStart w:id="6" w:name="_Toc239856090"/>
+      <w:bookmarkStart w:id="7" w:name="_Toc239856090"/>
+      <w:commentRangeStart w:id="8"/>
       <w:r>
         <w:rPr>
           <w:rFonts w:eastAsia="微软雅黑"/>
@@ -3284,7 +3061,7 @@
         </w:rPr>
         <w:t>典型使用流程如下：</w:t>
       </w:r>
-      <w:bookmarkEnd w:id="6"/>
+      <w:bookmarkEnd w:id="7"/>
     </w:p>
     <w:p>
       <w:pPr>
@@ -3535,6 +3312,13 @@
         </w:rPr>
         <w:t>系统在目标岗位页展示准备进度和基础申请计划建议：在参考截止日期和声明时间预算的前提下，提示先准备哪些目标以及下一步行动。</w:t>
       </w:r>
+      <w:commentRangeEnd w:id="8"/>
+      <w:r>
+        <w:rPr>
+          <w:rStyle w:val="af0"/>
+        </w:rPr>
+        <w:commentReference w:id="8"/>
+      </w:r>
     </w:p>
     <w:p>
       <w:r>
@@ -3546,7 +3330,7 @@
         <w:pStyle w:val="1"/>
         <w:spacing w:before="360" w:after="140"/>
       </w:pPr>
-      <w:bookmarkStart w:id="7" w:name="_Toc239856091"/>
+      <w:bookmarkStart w:id="9" w:name="_Toc239856091"/>
       <w:r>
         <w:rPr>
           <w:rFonts w:eastAsia="微软雅黑"/>
@@ -3557,9 +3341,8 @@
           <w:szCs w:val="30"/>
         </w:rPr>
         <w:lastRenderedPageBreak/>
-        <w:t>3</w:t>
-      </w:r>
-      <w:proofErr w:type="gramStart"/>
+        <w:t xml:space="preserve">3. </w:t>
+      </w:r>
       <w:r>
         <w:rPr>
           <w:rFonts w:eastAsia="微软雅黑"/>
@@ -3569,40 +3352,16 @@
           <w:sz w:val="30"/>
           <w:szCs w:val="30"/>
         </w:rPr>
-        <w:t xml:space="preserve">. </w:t>
-      </w:r>
-      <w:r>
-        <w:rPr>
-          <w:rFonts w:eastAsia="微软雅黑"/>
-          <w:b/>
-          <w:bCs/>
-          <w:color w:val="1F3864"/>
-          <w:sz w:val="30"/>
-          <w:szCs w:val="30"/>
-        </w:rPr>
-        <w:t>市场</w:t>
-      </w:r>
-      <w:proofErr w:type="gramEnd"/>
-      <w:r>
-        <w:rPr>
-          <w:rFonts w:eastAsia="微软雅黑"/>
-          <w:b/>
-          <w:bCs/>
-          <w:color w:val="1F3864"/>
-          <w:sz w:val="30"/>
-          <w:szCs w:val="30"/>
-        </w:rPr>
-        <w:t>调研</w:t>
-      </w:r>
-      <w:bookmarkEnd w:id="7"/>
+        <w:t>市场调研</w:t>
+      </w:r>
+      <w:bookmarkEnd w:id="9"/>
     </w:p>
     <w:p>
       <w:pPr>
         <w:pStyle w:val="2"/>
         <w:spacing w:before="240" w:after="140"/>
       </w:pPr>
-      <w:bookmarkStart w:id="8" w:name="_Toc239856092"/>
-      <w:proofErr w:type="gramStart"/>
+      <w:bookmarkStart w:id="10" w:name="_Toc239856092"/>
       <w:r>
         <w:rPr>
           <w:rFonts w:eastAsia="微软雅黑"/>
@@ -3623,21 +3382,9 @@
           <w:sz w:val="25"/>
           <w:szCs w:val="25"/>
         </w:rPr>
-        <w:t>竞</w:t>
-      </w:r>
-      <w:proofErr w:type="gramEnd"/>
-      <w:r>
-        <w:rPr>
-          <w:rFonts w:eastAsia="微软雅黑"/>
-          <w:b/>
-          <w:bCs/>
-          <w:color w:val="1F3864"/>
-          <w:sz w:val="25"/>
-          <w:szCs w:val="25"/>
-        </w:rPr>
-        <w:t>品分析</w:t>
-      </w:r>
-      <w:bookmarkEnd w:id="8"/>
+        <w:t>竞品分析</w:t>
+      </w:r>
+      <w:bookmarkEnd w:id="10"/>
     </w:p>
     <w:p>
       <w:pPr>
@@ -3898,7 +3645,6 @@
             <w:pPr>
               <w:spacing w:after="40"/>
             </w:pPr>
-            <w:proofErr w:type="gramStart"/>
             <w:r>
               <w:rPr>
                 <w:rFonts w:eastAsia="微软雅黑"/>
@@ -3929,16 +3675,15 @@
                 <w:sz w:val="17"/>
                 <w:szCs w:val="17"/>
               </w:rPr>
-              <w:t xml:space="preserve"> </w:t>
-            </w:r>
-            <w:proofErr w:type="gramEnd"/>
+              <w:t xml:space="preserve"> APPLY/SAVE/DISMISS </w:t>
+            </w:r>
             <w:r>
               <w:rPr>
                 <w:rFonts w:eastAsia="微软雅黑"/>
                 <w:sz w:val="17"/>
                 <w:szCs w:val="17"/>
               </w:rPr>
-              <w:t xml:space="preserve">APPLY/SAVE/DISMISS </w:t>
+              <w:t>序列的活动</w:t>
             </w:r>
             <w:r>
               <w:rPr>
@@ -3946,7 +3691,7 @@
                 <w:sz w:val="17"/>
                 <w:szCs w:val="17"/>
               </w:rPr>
-              <w:t>序列的活动</w:t>
+              <w:t xml:space="preserve"> embedding</w:t>
             </w:r>
             <w:r>
               <w:rPr>
@@ -3954,7 +3699,7 @@
                 <w:sz w:val="17"/>
                 <w:szCs w:val="17"/>
               </w:rPr>
-              <w:t xml:space="preserve"> embedding</w:t>
+              <w:t>；</w:t>
             </w:r>
             <w:r>
               <w:rPr>
@@ -3962,7 +3707,7 @@
                 <w:sz w:val="17"/>
                 <w:szCs w:val="17"/>
               </w:rPr>
-              <w:t>；</w:t>
+              <w:t>CNN</w:t>
             </w:r>
             <w:r>
               <w:rPr>
@@ -3970,7 +3715,7 @@
                 <w:sz w:val="17"/>
                 <w:szCs w:val="17"/>
               </w:rPr>
-              <w:t>CNN</w:t>
+              <w:t>、</w:t>
             </w:r>
             <w:r>
               <w:rPr>
@@ -3978,7 +3723,7 @@
                 <w:sz w:val="17"/>
                 <w:szCs w:val="17"/>
               </w:rPr>
-              <w:t>、</w:t>
+              <w:t xml:space="preserve">LSTM </w:t>
             </w:r>
             <w:r>
               <w:rPr>
@@ -3986,7 +3731,7 @@
                 <w:sz w:val="17"/>
                 <w:szCs w:val="17"/>
               </w:rPr>
-              <w:t xml:space="preserve">LSTM </w:t>
+              <w:t>和</w:t>
             </w:r>
             <w:r>
               <w:rPr>
@@ -3994,7 +3739,7 @@
                 <w:sz w:val="17"/>
                 <w:szCs w:val="17"/>
               </w:rPr>
-              <w:t>和</w:t>
+              <w:t xml:space="preserve"> Transformer </w:t>
             </w:r>
             <w:r>
               <w:rPr>
@@ -4002,21 +3747,37 @@
                 <w:sz w:val="17"/>
                 <w:szCs w:val="17"/>
               </w:rPr>
-              <w:t xml:space="preserve"> Transformer </w:t>
-            </w:r>
+              <w:t>序列模型</w:t>
+            </w:r>
+          </w:p>
+        </w:tc>
+        <w:tc>
+          <w:tcPr>
+            <w:tcW w:w="1300" w:type="dxa"/>
+            <w:tcMar>
+              <w:top w:w="60" w:type="dxa"/>
+              <w:left w:w="90" w:type="dxa"/>
+              <w:bottom w:w="60" w:type="dxa"/>
+              <w:right w:w="90" w:type="dxa"/>
+            </w:tcMar>
+          </w:tcPr>
+          <w:p>
+            <w:pPr>
+              <w:spacing w:after="40"/>
+            </w:pPr>
             <w:r>
               <w:rPr>
                 <w:rFonts w:eastAsia="微软雅黑"/>
                 <w:sz w:val="17"/>
                 <w:szCs w:val="17"/>
               </w:rPr>
-              <w:t>序列模型</w:t>
-            </w:r>
-          </w:p>
-        </w:tc>
-        <w:tc>
-          <w:tcPr>
-            <w:tcW w:w="1300" w:type="dxa"/>
+              <w:t>免费层</w:t>
+            </w:r>
+          </w:p>
+        </w:tc>
+        <w:tc>
+          <w:tcPr>
+            <w:tcW w:w="2810" w:type="dxa"/>
             <w:tcMar>
               <w:top w:w="60" w:type="dxa"/>
               <w:left w:w="90" w:type="dxa"/>
@@ -4034,31 +3795,15 @@
                 <w:sz w:val="17"/>
                 <w:szCs w:val="17"/>
               </w:rPr>
-              <w:t>免费层</w:t>
-            </w:r>
-          </w:p>
-        </w:tc>
-        <w:tc>
-          <w:tcPr>
-            <w:tcW w:w="2810" w:type="dxa"/>
-            <w:tcMar>
-              <w:top w:w="60" w:type="dxa"/>
-              <w:left w:w="90" w:type="dxa"/>
-              <w:bottom w:w="60" w:type="dxa"/>
-              <w:right w:w="90" w:type="dxa"/>
-            </w:tcMar>
-          </w:tcPr>
-          <w:p>
-            <w:pPr>
-              <w:spacing w:after="40"/>
-            </w:pPr>
+              <w:t xml:space="preserve">LinkedIn </w:t>
+            </w:r>
             <w:r>
               <w:rPr>
                 <w:rFonts w:eastAsia="微软雅黑"/>
                 <w:sz w:val="17"/>
                 <w:szCs w:val="17"/>
               </w:rPr>
-              <w:t xml:space="preserve">LinkedIn </w:t>
+              <w:t>自身工程博客称，在</w:t>
             </w:r>
             <w:r>
               <w:rPr>
@@ -4066,16 +3811,15 @@
                 <w:sz w:val="17"/>
                 <w:szCs w:val="17"/>
               </w:rPr>
-              <w:t>自身工程博客称，</w:t>
-            </w:r>
-            <w:proofErr w:type="gramStart"/>
+              <w:t xml:space="preserve"> 8.3 </w:t>
+            </w:r>
             <w:r>
               <w:rPr>
                 <w:rFonts w:eastAsia="微软雅黑"/>
                 <w:sz w:val="17"/>
                 <w:szCs w:val="17"/>
               </w:rPr>
-              <w:t>在</w:t>
+              <w:t>亿会员中只有约</w:t>
             </w:r>
             <w:r>
               <w:rPr>
@@ -4083,35 +3827,8 @@
                 <w:sz w:val="17"/>
                 <w:szCs w:val="17"/>
               </w:rPr>
-              <w:t xml:space="preserve"> 8.3 </w:t>
-            </w:r>
-            <w:proofErr w:type="gramEnd"/>
-            <w:r>
-              <w:rPr>
-                <w:rFonts w:eastAsia="微软雅黑"/>
-                <w:sz w:val="17"/>
-                <w:szCs w:val="17"/>
-              </w:rPr>
-              <w:t>亿会员中只有</w:t>
-            </w:r>
-            <w:proofErr w:type="gramStart"/>
-            <w:r>
-              <w:rPr>
-                <w:rFonts w:eastAsia="微软雅黑"/>
-                <w:sz w:val="17"/>
-                <w:szCs w:val="17"/>
-              </w:rPr>
-              <w:t>约</w:t>
-            </w:r>
-            <w:r>
-              <w:rPr>
-                <w:rFonts w:eastAsia="微软雅黑"/>
-                <w:sz w:val="17"/>
-                <w:szCs w:val="17"/>
-              </w:rPr>
               <w:t xml:space="preserve"> 2,000 </w:t>
             </w:r>
-            <w:proofErr w:type="gramEnd"/>
             <w:r>
               <w:rPr>
                 <w:rFonts w:eastAsia="微软雅黑"/>
@@ -4265,7 +3982,6 @@
             <w:pPr>
               <w:spacing w:after="40"/>
             </w:pPr>
-            <w:proofErr w:type="spellStart"/>
             <w:r>
               <w:rPr>
                 <w:rFonts w:eastAsia="Calibri"/>
@@ -4274,7 +3990,6 @@
               </w:rPr>
               <w:t>MyCareersFuture</w:t>
             </w:r>
-            <w:proofErr w:type="spellEnd"/>
           </w:p>
         </w:tc>
         <w:tc>
@@ -4395,7 +4110,6 @@
               </w:rPr>
               <w:t>报告称，</w:t>
             </w:r>
-            <w:proofErr w:type="gramStart"/>
             <w:r>
               <w:rPr>
                 <w:rFonts w:eastAsia="微软雅黑"/>
@@ -4410,16 +4124,7 @@
                 <w:sz w:val="17"/>
                 <w:szCs w:val="17"/>
               </w:rPr>
-              <w:t>届</w:t>
-            </w:r>
-            <w:proofErr w:type="gramEnd"/>
-            <w:r>
-              <w:rPr>
-                <w:rFonts w:eastAsia="微软雅黑"/>
-                <w:sz w:val="17"/>
-                <w:szCs w:val="17"/>
-              </w:rPr>
-              <w:t>用户中约六成在六个月内就业；无解释、无定制，仅限新加坡</w:t>
+              <w:t>届用户中约六成在六个月内就业；无解释、无定制，仅限新加坡</w:t>
             </w:r>
           </w:p>
         </w:tc>
@@ -4440,7 +4145,6 @@
             <w:pPr>
               <w:spacing w:after="40"/>
             </w:pPr>
-            <w:proofErr w:type="spellStart"/>
             <w:r>
               <w:rPr>
                 <w:rFonts w:eastAsia="Calibri"/>
@@ -4449,7 +4153,6 @@
               </w:rPr>
               <w:t>InternSG</w:t>
             </w:r>
-            <w:proofErr w:type="spellEnd"/>
           </w:p>
         </w:tc>
         <w:tc>
@@ -4492,7 +4195,6 @@
             <w:pPr>
               <w:spacing w:after="40"/>
             </w:pPr>
-            <w:proofErr w:type="gramStart"/>
             <w:r>
               <w:rPr>
                 <w:rFonts w:eastAsia="微软雅黑"/>
@@ -4509,7 +4211,6 @@
               </w:rPr>
               <w:t xml:space="preserve"> — </w:t>
             </w:r>
-            <w:proofErr w:type="gramEnd"/>
             <w:r>
               <w:rPr>
                 <w:rFonts w:eastAsia="微软雅黑"/>
@@ -4709,7 +4410,6 @@
             <w:pPr>
               <w:spacing w:after="40"/>
             </w:pPr>
-            <w:proofErr w:type="spellStart"/>
             <w:r>
               <w:rPr>
                 <w:rFonts w:eastAsia="Calibri"/>
@@ -4718,7 +4418,6 @@
               </w:rPr>
               <w:t>Jobscan</w:t>
             </w:r>
-            <w:proofErr w:type="spellEnd"/>
           </w:p>
         </w:tc>
         <w:tc>
@@ -4817,26 +4516,16 @@
                 <w:sz w:val="17"/>
                 <w:szCs w:val="17"/>
               </w:rPr>
-              <w:t>供应商自己说明，若不堆砌关键词，分数可能无法</w:t>
-            </w:r>
-            <w:proofErr w:type="gramStart"/>
+              <w:t>供应商自己说明，若不堆砌关键词，分数可能无法超过</w:t>
+            </w:r>
             <w:r>
               <w:rPr>
                 <w:rFonts w:eastAsia="微软雅黑"/>
                 <w:sz w:val="17"/>
                 <w:szCs w:val="17"/>
               </w:rPr>
-              <w:t>超过</w:t>
-            </w:r>
-            <w:r>
-              <w:rPr>
-                <w:rFonts w:eastAsia="微软雅黑"/>
-                <w:sz w:val="17"/>
-                <w:szCs w:val="17"/>
-              </w:rPr>
               <w:t xml:space="preserve"> 75%</w:t>
             </w:r>
-            <w:proofErr w:type="gramEnd"/>
             <w:r>
               <w:rPr>
                 <w:rFonts w:eastAsia="微软雅黑"/>
@@ -4973,26 +4662,16 @@
                 <w:sz w:val="17"/>
                 <w:szCs w:val="17"/>
               </w:rPr>
-              <w:t>每</w:t>
-            </w:r>
-            <w:proofErr w:type="gramStart"/>
+              <w:t>每月</w:t>
+            </w:r>
             <w:r>
               <w:rPr>
                 <w:rFonts w:eastAsia="微软雅黑"/>
                 <w:sz w:val="17"/>
                 <w:szCs w:val="17"/>
               </w:rPr>
-              <w:t>月</w:t>
-            </w:r>
-            <w:r>
-              <w:rPr>
-                <w:rFonts w:eastAsia="微软雅黑"/>
-                <w:sz w:val="17"/>
-                <w:szCs w:val="17"/>
-              </w:rPr>
               <w:t xml:space="preserve"> 29 </w:t>
             </w:r>
-            <w:proofErr w:type="gramEnd"/>
             <w:r>
               <w:rPr>
                 <w:rFonts w:eastAsia="微软雅黑"/>
@@ -5110,7 +4789,6 @@
             <w:pPr>
               <w:spacing w:after="40"/>
             </w:pPr>
-            <w:proofErr w:type="gramStart"/>
             <w:r>
               <w:rPr>
                 <w:rFonts w:eastAsia="微软雅黑"/>
@@ -5141,16 +4819,15 @@
                 <w:sz w:val="17"/>
                 <w:szCs w:val="17"/>
               </w:rPr>
-              <w:t xml:space="preserve"> </w:t>
-            </w:r>
-            <w:proofErr w:type="gramEnd"/>
+              <w:t xml:space="preserve"> ATS </w:t>
+            </w:r>
             <w:r>
               <w:rPr>
                 <w:rFonts w:eastAsia="微软雅黑"/>
                 <w:sz w:val="17"/>
                 <w:szCs w:val="17"/>
               </w:rPr>
-              <w:t xml:space="preserve">ATS </w:t>
+              <w:t>兼容性指标的</w:t>
             </w:r>
             <w:r>
               <w:rPr>
@@ -5158,40 +4835,40 @@
                 <w:sz w:val="17"/>
                 <w:szCs w:val="17"/>
               </w:rPr>
-              <w:t>兼容性指标的</w:t>
-            </w:r>
+              <w:t xml:space="preserve"> Rezi Score</w:t>
+            </w:r>
+          </w:p>
+        </w:tc>
+        <w:tc>
+          <w:tcPr>
+            <w:tcW w:w="1300" w:type="dxa"/>
+            <w:shd w:val="clear" w:color="auto" w:fill="F2F2F2"/>
+            <w:tcMar>
+              <w:top w:w="60" w:type="dxa"/>
+              <w:left w:w="90" w:type="dxa"/>
+              <w:bottom w:w="60" w:type="dxa"/>
+              <w:right w:w="90" w:type="dxa"/>
+            </w:tcMar>
+          </w:tcPr>
+          <w:p>
+            <w:pPr>
+              <w:spacing w:after="40"/>
+            </w:pPr>
             <w:r>
               <w:rPr>
                 <w:rFonts w:eastAsia="微软雅黑"/>
                 <w:sz w:val="17"/>
                 <w:szCs w:val="17"/>
               </w:rPr>
-              <w:t xml:space="preserve"> Rezi Score</w:t>
-            </w:r>
-          </w:p>
-        </w:tc>
-        <w:tc>
-          <w:tcPr>
-            <w:tcW w:w="1300" w:type="dxa"/>
-            <w:shd w:val="clear" w:color="auto" w:fill="F2F2F2"/>
-            <w:tcMar>
-              <w:top w:w="60" w:type="dxa"/>
-              <w:left w:w="90" w:type="dxa"/>
-              <w:bottom w:w="60" w:type="dxa"/>
-              <w:right w:w="90" w:type="dxa"/>
-            </w:tcMar>
-          </w:tcPr>
-          <w:p>
-            <w:pPr>
-              <w:spacing w:after="40"/>
-            </w:pPr>
+              <w:t>免费；</w:t>
+            </w:r>
             <w:r>
               <w:rPr>
                 <w:rFonts w:eastAsia="微软雅黑"/>
                 <w:sz w:val="17"/>
                 <w:szCs w:val="17"/>
               </w:rPr>
-              <w:t>免费；</w:t>
+              <w:t xml:space="preserve">Pro </w:t>
             </w:r>
             <w:r>
               <w:rPr>
@@ -5199,7 +4876,7 @@
                 <w:sz w:val="17"/>
                 <w:szCs w:val="17"/>
               </w:rPr>
-              <w:t xml:space="preserve">Pro </w:t>
+              <w:t>每月</w:t>
             </w:r>
             <w:r>
               <w:rPr>
@@ -5207,16 +4884,15 @@
                 <w:sz w:val="17"/>
                 <w:szCs w:val="17"/>
               </w:rPr>
-              <w:t>每</w:t>
-            </w:r>
-            <w:proofErr w:type="gramStart"/>
+              <w:t xml:space="preserve"> 29 </w:t>
+            </w:r>
             <w:r>
               <w:rPr>
                 <w:rFonts w:eastAsia="微软雅黑"/>
                 <w:sz w:val="17"/>
                 <w:szCs w:val="17"/>
               </w:rPr>
-              <w:t>月</w:t>
+              <w:t>美元；</w:t>
             </w:r>
             <w:r>
               <w:rPr>
@@ -5224,66 +4900,39 @@
                 <w:sz w:val="17"/>
                 <w:szCs w:val="17"/>
               </w:rPr>
-              <w:t xml:space="preserve"> 29 </w:t>
-            </w:r>
-            <w:proofErr w:type="gramEnd"/>
+              <w:t xml:space="preserve">Lifetime 149 </w:t>
+            </w:r>
             <w:r>
               <w:rPr>
                 <w:rFonts w:eastAsia="微软雅黑"/>
                 <w:sz w:val="17"/>
                 <w:szCs w:val="17"/>
               </w:rPr>
-              <w:t>美元；</w:t>
-            </w:r>
+              <w:t>美元</w:t>
+            </w:r>
+          </w:p>
+        </w:tc>
+        <w:tc>
+          <w:tcPr>
+            <w:tcW w:w="2810" w:type="dxa"/>
+            <w:shd w:val="clear" w:color="auto" w:fill="F2F2F2"/>
+            <w:tcMar>
+              <w:top w:w="60" w:type="dxa"/>
+              <w:left w:w="90" w:type="dxa"/>
+              <w:bottom w:w="60" w:type="dxa"/>
+              <w:right w:w="90" w:type="dxa"/>
+            </w:tcMar>
+          </w:tcPr>
+          <w:p>
+            <w:pPr>
+              <w:spacing w:after="40"/>
+            </w:pPr>
             <w:r>
               <w:rPr>
                 <w:rFonts w:eastAsia="微软雅黑"/>
                 <w:sz w:val="17"/>
                 <w:szCs w:val="17"/>
               </w:rPr>
-              <w:t xml:space="preserve">Lifetime </w:t>
-            </w:r>
-            <w:proofErr w:type="gramStart"/>
-            <w:r>
-              <w:rPr>
-                <w:rFonts w:eastAsia="微软雅黑"/>
-                <w:sz w:val="17"/>
-                <w:szCs w:val="17"/>
-              </w:rPr>
-              <w:t xml:space="preserve">149 </w:t>
-            </w:r>
-            <w:r>
-              <w:rPr>
-                <w:rFonts w:eastAsia="微软雅黑"/>
-                <w:sz w:val="17"/>
-                <w:szCs w:val="17"/>
-              </w:rPr>
-              <w:t>美元</w:t>
-            </w:r>
-            <w:proofErr w:type="gramEnd"/>
-          </w:p>
-        </w:tc>
-        <w:tc>
-          <w:tcPr>
-            <w:tcW w:w="2810" w:type="dxa"/>
-            <w:shd w:val="clear" w:color="auto" w:fill="F2F2F2"/>
-            <w:tcMar>
-              <w:top w:w="60" w:type="dxa"/>
-              <w:left w:w="90" w:type="dxa"/>
-              <w:bottom w:w="60" w:type="dxa"/>
-              <w:right w:w="90" w:type="dxa"/>
-            </w:tcMar>
-          </w:tcPr>
-          <w:p>
-            <w:pPr>
-              <w:spacing w:after="40"/>
-            </w:pPr>
-            <w:r>
-              <w:rPr>
-                <w:rFonts w:eastAsia="微软雅黑"/>
-                <w:sz w:val="17"/>
-                <w:szCs w:val="17"/>
-              </w:rPr>
               <w:t>自报结果声明且无公开方法论；无岗位发现或排序</w:t>
             </w:r>
           </w:p>
@@ -5304,7 +4953,6 @@
             <w:pPr>
               <w:spacing w:after="40"/>
             </w:pPr>
-            <w:proofErr w:type="spellStart"/>
             <w:r>
               <w:rPr>
                 <w:rFonts w:eastAsia="Calibri"/>
@@ -5313,7 +4961,6 @@
               </w:rPr>
               <w:t>LazyApply</w:t>
             </w:r>
-            <w:proofErr w:type="spellEnd"/>
           </w:p>
         </w:tc>
         <w:tc>
@@ -5384,16 +5031,15 @@
                 <w:sz w:val="17"/>
                 <w:szCs w:val="17"/>
               </w:rPr>
-              <w:t>一次</w:t>
-            </w:r>
-            <w:proofErr w:type="gramStart"/>
+              <w:t>一次性</w:t>
+            </w:r>
             <w:r>
               <w:rPr>
                 <w:rFonts w:eastAsia="微软雅黑"/>
                 <w:sz w:val="17"/>
                 <w:szCs w:val="17"/>
               </w:rPr>
-              <w:t>性</w:t>
+              <w:t xml:space="preserve"> 99-999 </w:t>
             </w:r>
             <w:r>
               <w:rPr>
@@ -5401,16 +5047,31 @@
                 <w:sz w:val="17"/>
                 <w:szCs w:val="17"/>
               </w:rPr>
-              <w:t xml:space="preserve"> 99</w:t>
-            </w:r>
-            <w:proofErr w:type="gramEnd"/>
+              <w:t>美元</w:t>
+            </w:r>
+          </w:p>
+        </w:tc>
+        <w:tc>
+          <w:tcPr>
+            <w:tcW w:w="2810" w:type="dxa"/>
+            <w:tcMar>
+              <w:top w:w="60" w:type="dxa"/>
+              <w:left w:w="90" w:type="dxa"/>
+              <w:bottom w:w="60" w:type="dxa"/>
+              <w:right w:w="90" w:type="dxa"/>
+            </w:tcMar>
+          </w:tcPr>
+          <w:p>
+            <w:pPr>
+              <w:spacing w:after="40"/>
+            </w:pPr>
             <w:r>
               <w:rPr>
                 <w:rFonts w:eastAsia="微软雅黑"/>
                 <w:sz w:val="17"/>
                 <w:szCs w:val="17"/>
               </w:rPr>
-              <w:t xml:space="preserve">-999 </w:t>
+              <w:t>与</w:t>
             </w:r>
             <w:r>
               <w:rPr>
@@ -5418,31 +5079,15 @@
                 <w:sz w:val="17"/>
                 <w:szCs w:val="17"/>
               </w:rPr>
-              <w:t>美元</w:t>
-            </w:r>
-          </w:p>
-        </w:tc>
-        <w:tc>
-          <w:tcPr>
-            <w:tcW w:w="2810" w:type="dxa"/>
-            <w:tcMar>
-              <w:top w:w="60" w:type="dxa"/>
-              <w:left w:w="90" w:type="dxa"/>
-              <w:bottom w:w="60" w:type="dxa"/>
-              <w:right w:w="90" w:type="dxa"/>
-            </w:tcMar>
-          </w:tcPr>
-          <w:p>
-            <w:pPr>
-              <w:spacing w:after="40"/>
-            </w:pPr>
+              <w:t xml:space="preserve"> Indeed </w:t>
+            </w:r>
             <w:r>
               <w:rPr>
                 <w:rFonts w:eastAsia="微软雅黑"/>
                 <w:sz w:val="17"/>
                 <w:szCs w:val="17"/>
               </w:rPr>
-              <w:t>与</w:t>
+              <w:t>服务条款直接冲突（见</w:t>
             </w:r>
             <w:r>
               <w:rPr>
@@ -5450,7 +5095,7 @@
                 <w:sz w:val="17"/>
                 <w:szCs w:val="17"/>
               </w:rPr>
-              <w:t xml:space="preserve"> Indeed </w:t>
+              <w:t xml:space="preserve"> 4.2.2</w:t>
             </w:r>
             <w:r>
               <w:rPr>
@@ -5458,40 +5103,6 @@
                 <w:sz w:val="17"/>
                 <w:szCs w:val="17"/>
               </w:rPr>
-              <w:t>服务条款直接冲突（</w:t>
-            </w:r>
-            <w:proofErr w:type="gramStart"/>
-            <w:r>
-              <w:rPr>
-                <w:rFonts w:eastAsia="微软雅黑"/>
-                <w:sz w:val="17"/>
-                <w:szCs w:val="17"/>
-              </w:rPr>
-              <w:t>见</w:t>
-            </w:r>
-            <w:r>
-              <w:rPr>
-                <w:rFonts w:eastAsia="微软雅黑"/>
-                <w:sz w:val="17"/>
-                <w:szCs w:val="17"/>
-              </w:rPr>
-              <w:t xml:space="preserve"> 4</w:t>
-            </w:r>
-            <w:proofErr w:type="gramEnd"/>
-            <w:r>
-              <w:rPr>
-                <w:rFonts w:eastAsia="微软雅黑"/>
-                <w:sz w:val="17"/>
-                <w:szCs w:val="17"/>
-              </w:rPr>
-              <w:t>.2.2</w:t>
-            </w:r>
-            <w:r>
-              <w:rPr>
-                <w:rFonts w:eastAsia="微软雅黑"/>
-                <w:sz w:val="17"/>
-                <w:szCs w:val="17"/>
-              </w:rPr>
               <w:t>）</w:t>
             </w:r>
           </w:p>
@@ -5513,34 +5124,14 @@
             <w:pPr>
               <w:spacing w:after="40"/>
             </w:pPr>
-            <w:proofErr w:type="spellStart"/>
             <w:r>
               <w:rPr>
                 <w:rFonts w:eastAsia="Calibri"/>
                 <w:sz w:val="17"/>
                 <w:szCs w:val="17"/>
               </w:rPr>
-              <w:t>AIHawk</w:t>
-            </w:r>
-            <w:proofErr w:type="spellEnd"/>
-            <w:r>
-              <w:rPr>
-                <w:rFonts w:eastAsia="Calibri"/>
-                <w:sz w:val="17"/>
-                <w:szCs w:val="17"/>
-              </w:rPr>
-              <w:t xml:space="preserve"> / </w:t>
-            </w:r>
-            <w:proofErr w:type="spellStart"/>
-            <w:r>
-              <w:rPr>
-                <w:rFonts w:eastAsia="Calibri"/>
-                <w:sz w:val="17"/>
-                <w:szCs w:val="17"/>
-              </w:rPr>
-              <w:t>Jobs_Applier_AI_Agent</w:t>
-            </w:r>
-            <w:proofErr w:type="spellEnd"/>
+              <w:t>AIHawk / Jobs_Applier_AI_Agent</w:t>
+            </w:r>
           </w:p>
         </w:tc>
         <w:tc>
@@ -5689,8 +5280,7 @@
         <w:pStyle w:val="2"/>
         <w:spacing w:before="240" w:after="140"/>
       </w:pPr>
-      <w:bookmarkStart w:id="9" w:name="_Toc239856093"/>
-      <w:proofErr w:type="gramStart"/>
+      <w:bookmarkStart w:id="11" w:name="_Toc239856093"/>
       <w:r>
         <w:rPr>
           <w:rFonts w:eastAsia="微软雅黑"/>
@@ -5711,21 +5301,9 @@
           <w:sz w:val="25"/>
           <w:szCs w:val="25"/>
         </w:rPr>
-        <w:t>合规</w:t>
-      </w:r>
-      <w:proofErr w:type="gramEnd"/>
-      <w:r>
-        <w:rPr>
-          <w:rFonts w:eastAsia="微软雅黑"/>
-          <w:b/>
-          <w:bCs/>
-          <w:color w:val="1F3864"/>
-          <w:sz w:val="25"/>
-          <w:szCs w:val="25"/>
-        </w:rPr>
-        <w:t>边界与自动申请问题</w:t>
-      </w:r>
-      <w:bookmarkEnd w:id="9"/>
+        <w:t>合规边界与自动申请问题</w:t>
+      </w:r>
+      <w:bookmarkEnd w:id="11"/>
     </w:p>
     <w:p>
       <w:pPr>
@@ -5753,21 +5331,7 @@
         <w:rPr>
           <w:rFonts w:eastAsia="微软雅黑"/>
         </w:rPr>
-        <w:t xml:space="preserve">IT </w:t>
-      </w:r>
-      <w:proofErr w:type="spellStart"/>
-      <w:r>
-        <w:rPr>
-          <w:rFonts w:eastAsia="微软雅黑"/>
-        </w:rPr>
-        <w:t>CareerPilot</w:t>
-      </w:r>
-      <w:proofErr w:type="spellEnd"/>
-      <w:r>
-        <w:rPr>
-          <w:rFonts w:eastAsia="微软雅黑"/>
-        </w:rPr>
-        <w:t xml:space="preserve"> </w:t>
+        <w:t xml:space="preserve">IT CareerPilot </w:t>
       </w:r>
       <w:r>
         <w:rPr>
@@ -5781,8 +5345,7 @@
         <w:pStyle w:val="2"/>
         <w:spacing w:before="240" w:after="140"/>
       </w:pPr>
-      <w:bookmarkStart w:id="10" w:name="_Toc239856094"/>
-      <w:proofErr w:type="gramStart"/>
+      <w:bookmarkStart w:id="12" w:name="_Toc239856094"/>
       <w:r>
         <w:rPr>
           <w:rFonts w:eastAsia="微软雅黑"/>
@@ -5803,9 +5366,59 @@
           <w:sz w:val="25"/>
           <w:szCs w:val="25"/>
         </w:rPr>
-        <w:t>市场</w:t>
-      </w:r>
-      <w:proofErr w:type="gramEnd"/>
+        <w:t>市场趋势</w:t>
+      </w:r>
+      <w:bookmarkEnd w:id="12"/>
+    </w:p>
+    <w:p>
+      <w:pPr>
+        <w:spacing w:after="120" w:line="276" w:lineRule="auto"/>
+      </w:pPr>
+      <w:r>
+        <w:rPr>
+          <w:rFonts w:eastAsia="微软雅黑"/>
+        </w:rPr>
+        <w:t>随着</w:t>
+      </w:r>
+      <w:r>
+        <w:rPr>
+          <w:rFonts w:eastAsia="微软雅黑"/>
+        </w:rPr>
+        <w:t xml:space="preserve"> AI </w:t>
+      </w:r>
+      <w:r>
+        <w:rPr>
+          <w:rFonts w:eastAsia="微软雅黑"/>
+        </w:rPr>
+        <w:t>工具在求职过程中的使用增加，岗位申请数量快速上升，雇主也更依赖自动筛选。这使得学生更需要有针对性的岗位选择、</w:t>
+      </w:r>
+      <w:r>
+        <w:rPr>
+          <w:rFonts w:eastAsia="微软雅黑"/>
+        </w:rPr>
+        <w:t xml:space="preserve">JD </w:t>
+      </w:r>
+      <w:r>
+        <w:rPr>
+          <w:rFonts w:eastAsia="微软雅黑"/>
+        </w:rPr>
+        <w:t>理解和简历优化，而不是单纯增加投递数量。</w:t>
+      </w:r>
+    </w:p>
+    <w:p>
+      <w:pPr>
+        <w:pStyle w:val="2"/>
+        <w:spacing w:before="240" w:after="140"/>
+        <w:rPr>
+          <w:rFonts w:eastAsia="微软雅黑"/>
+          <w:b/>
+          <w:bCs/>
+          <w:color w:val="1F3864"/>
+          <w:sz w:val="22"/>
+          <w:szCs w:val="22"/>
+        </w:rPr>
+      </w:pPr>
+      <w:bookmarkStart w:id="13" w:name="_Toc239856095"/>
       <w:r>
         <w:rPr>
           <w:rFonts w:eastAsia="微软雅黑"/>
@@ -5815,60 +5428,8 @@
           <w:sz w:val="25"/>
           <w:szCs w:val="25"/>
         </w:rPr>
-        <w:t>趋势</w:t>
-      </w:r>
-      <w:bookmarkEnd w:id="10"/>
-    </w:p>
-    <w:p>
-      <w:pPr>
-        <w:spacing w:after="120" w:line="276" w:lineRule="auto"/>
-      </w:pPr>
-      <w:r>
-        <w:rPr>
-          <w:rFonts w:eastAsia="微软雅黑"/>
-        </w:rPr>
-        <w:t>随着</w:t>
-      </w:r>
-      <w:r>
-        <w:rPr>
-          <w:rFonts w:eastAsia="微软雅黑"/>
-        </w:rPr>
-        <w:t xml:space="preserve"> AI </w:t>
-      </w:r>
-      <w:r>
-        <w:rPr>
-          <w:rFonts w:eastAsia="微软雅黑"/>
-        </w:rPr>
-        <w:t>工具在求职过程中的使用增加，岗位申请数量快速上升，雇主也更依赖自动筛选。这使得学生更需要有针对性的岗位选择、</w:t>
-      </w:r>
-      <w:r>
-        <w:rPr>
-          <w:rFonts w:eastAsia="微软雅黑"/>
-        </w:rPr>
-        <w:t xml:space="preserve">JD </w:t>
-      </w:r>
-      <w:r>
-        <w:rPr>
-          <w:rFonts w:eastAsia="微软雅黑"/>
-        </w:rPr>
-        <w:t>理解和简历优化，而不是单纯增加投递数量。</w:t>
-      </w:r>
-    </w:p>
-    <w:p>
-      <w:pPr>
-        <w:pStyle w:val="2"/>
-        <w:spacing w:before="240" w:after="140"/>
-        <w:rPr>
-          <w:rFonts w:eastAsia="微软雅黑"/>
-          <w:b/>
-          <w:bCs/>
-          <w:color w:val="1F3864"/>
-          <w:sz w:val="22"/>
-          <w:szCs w:val="22"/>
-        </w:rPr>
-      </w:pPr>
-      <w:bookmarkStart w:id="11" w:name="_Toc239856095"/>
-      <w:proofErr w:type="gramStart"/>
+        <w:t xml:space="preserve">3.4 </w:t>
+      </w:r>
       <w:r>
         <w:rPr>
           <w:rFonts w:eastAsia="微软雅黑"/>
@@ -5878,32 +5439,9 @@
           <w:sz w:val="25"/>
           <w:szCs w:val="25"/>
         </w:rPr>
-        <w:t xml:space="preserve">3.4 </w:t>
-      </w:r>
-      <w:r>
-        <w:rPr>
-          <w:rFonts w:eastAsia="微软雅黑"/>
-          <w:b/>
-          <w:bCs/>
-          <w:color w:val="1F3864"/>
-          <w:sz w:val="25"/>
-          <w:szCs w:val="25"/>
-        </w:rPr>
-        <w:t>市场</w:t>
-      </w:r>
-      <w:proofErr w:type="gramEnd"/>
-      <w:r>
-        <w:rPr>
-          <w:rFonts w:eastAsia="微软雅黑"/>
-          <w:b/>
-          <w:bCs/>
-          <w:color w:val="1F3864"/>
-          <w:sz w:val="25"/>
-          <w:szCs w:val="25"/>
-        </w:rPr>
-        <w:t>空白</w:t>
-      </w:r>
-      <w:bookmarkEnd w:id="11"/>
+        <w:t>市场空白</w:t>
+      </w:r>
+      <w:bookmarkEnd w:id="13"/>
     </w:p>
     <w:p>
       <w:pPr>
@@ -6031,7 +5569,7 @@
         <w:pStyle w:val="1"/>
         <w:spacing w:before="360" w:after="140"/>
       </w:pPr>
-      <w:bookmarkStart w:id="12" w:name="_Toc239856096"/>
+      <w:bookmarkStart w:id="14" w:name="_Toc239856096"/>
       <w:r>
         <w:rPr>
           <w:rFonts w:eastAsia="微软雅黑"/>
@@ -6042,9 +5580,8 @@
           <w:szCs w:val="30"/>
         </w:rPr>
         <w:lastRenderedPageBreak/>
-        <w:t>4</w:t>
-      </w:r>
-      <w:proofErr w:type="gramStart"/>
+        <w:t xml:space="preserve">4. </w:t>
+      </w:r>
       <w:r>
         <w:rPr>
           <w:rFonts w:eastAsia="微软雅黑"/>
@@ -6054,40 +5591,16 @@
           <w:sz w:val="30"/>
           <w:szCs w:val="30"/>
         </w:rPr>
-        <w:t xml:space="preserve">. </w:t>
-      </w:r>
-      <w:r>
-        <w:rPr>
-          <w:rFonts w:eastAsia="微软雅黑"/>
-          <w:b/>
-          <w:bCs/>
-          <w:color w:val="1F3864"/>
-          <w:sz w:val="30"/>
-          <w:szCs w:val="30"/>
-        </w:rPr>
-        <w:t>项目</w:t>
-      </w:r>
-      <w:proofErr w:type="gramEnd"/>
-      <w:r>
-        <w:rPr>
-          <w:rFonts w:eastAsia="微软雅黑"/>
-          <w:b/>
-          <w:bCs/>
-          <w:color w:val="1F3864"/>
-          <w:sz w:val="30"/>
-          <w:szCs w:val="30"/>
-        </w:rPr>
-        <w:t>范围</w:t>
-      </w:r>
-      <w:bookmarkEnd w:id="12"/>
+        <w:t>项目范围</w:t>
+      </w:r>
+      <w:bookmarkEnd w:id="14"/>
     </w:p>
     <w:p>
       <w:pPr>
         <w:pStyle w:val="2"/>
         <w:spacing w:before="240" w:after="140"/>
       </w:pPr>
-      <w:bookmarkStart w:id="13" w:name="_Toc239856097"/>
-      <w:proofErr w:type="gramStart"/>
+      <w:bookmarkStart w:id="15" w:name="_Toc239856097"/>
       <w:r>
         <w:rPr>
           <w:rFonts w:eastAsia="微软雅黑"/>
@@ -6108,21 +5621,9 @@
           <w:sz w:val="25"/>
           <w:szCs w:val="25"/>
         </w:rPr>
-        <w:t>范围</w:t>
-      </w:r>
-      <w:proofErr w:type="gramEnd"/>
-      <w:r>
-        <w:rPr>
-          <w:rFonts w:eastAsia="微软雅黑"/>
-          <w:b/>
-          <w:bCs/>
-          <w:color w:val="1F3864"/>
-          <w:sz w:val="25"/>
-          <w:szCs w:val="25"/>
-        </w:rPr>
-        <w:t>内</w:t>
-      </w:r>
-      <w:bookmarkEnd w:id="13"/>
+        <w:t>范围内</w:t>
+      </w:r>
+      <w:bookmarkEnd w:id="15"/>
     </w:p>
     <w:p>
       <w:pPr>
@@ -7342,8 +6843,7 @@
         <w:pStyle w:val="2"/>
         <w:spacing w:before="240" w:after="140"/>
       </w:pPr>
-      <w:bookmarkStart w:id="14" w:name="_Toc239856098"/>
-      <w:proofErr w:type="gramStart"/>
+      <w:bookmarkStart w:id="16" w:name="_Toc239856098"/>
       <w:r>
         <w:rPr>
           <w:rFonts w:eastAsia="微软雅黑"/>
@@ -7364,21 +6864,9 @@
           <w:sz w:val="25"/>
           <w:szCs w:val="25"/>
         </w:rPr>
-        <w:t>范围</w:t>
-      </w:r>
-      <w:proofErr w:type="gramEnd"/>
-      <w:r>
-        <w:rPr>
-          <w:rFonts w:eastAsia="微软雅黑"/>
-          <w:b/>
-          <w:bCs/>
-          <w:color w:val="1F3864"/>
-          <w:sz w:val="25"/>
-          <w:szCs w:val="25"/>
-        </w:rPr>
-        <w:t>外</w:t>
-      </w:r>
-      <w:bookmarkEnd w:id="14"/>
+        <w:t>范围外</w:t>
+      </w:r>
+      <w:bookmarkEnd w:id="16"/>
     </w:p>
     <w:p>
       <w:pPr>
@@ -7899,8 +7387,7 @@
         <w:pStyle w:val="2"/>
         <w:spacing w:before="240" w:after="140"/>
       </w:pPr>
-      <w:bookmarkStart w:id="15" w:name="_Toc239856099"/>
-      <w:proofErr w:type="gramStart"/>
+      <w:bookmarkStart w:id="17" w:name="_Toc239856099"/>
       <w:r>
         <w:rPr>
           <w:rFonts w:eastAsia="微软雅黑"/>
@@ -7921,21 +7408,9 @@
           <w:sz w:val="25"/>
           <w:szCs w:val="25"/>
         </w:rPr>
-        <w:t>约束</w:t>
-      </w:r>
-      <w:proofErr w:type="gramEnd"/>
-      <w:r>
-        <w:rPr>
-          <w:rFonts w:eastAsia="微软雅黑"/>
-          <w:b/>
-          <w:bCs/>
-          <w:color w:val="1F3864"/>
-          <w:sz w:val="25"/>
-          <w:szCs w:val="25"/>
-        </w:rPr>
-        <w:t>与假设</w:t>
-      </w:r>
-      <w:bookmarkEnd w:id="15"/>
+        <w:t>约束与假设</w:t>
+      </w:r>
+      <w:bookmarkEnd w:id="17"/>
     </w:p>
     <w:p>
       <w:pPr>
@@ -8074,8 +7549,11 @@
       <w:pPr>
         <w:pStyle w:val="1"/>
         <w:spacing w:before="360" w:after="140"/>
+        <w:rPr>
+          <w:rFonts w:hint="eastAsia"/>
+        </w:rPr>
       </w:pPr>
-      <w:bookmarkStart w:id="16" w:name="_Toc239856100"/>
+      <w:bookmarkStart w:id="18" w:name="_Toc239856100"/>
       <w:r>
         <w:rPr>
           <w:rFonts w:eastAsia="微软雅黑"/>
@@ -8086,9 +7564,8 @@
           <w:szCs w:val="30"/>
         </w:rPr>
         <w:lastRenderedPageBreak/>
-        <w:t>5</w:t>
-      </w:r>
-      <w:proofErr w:type="gramStart"/>
+        <w:t xml:space="preserve">5. </w:t>
+      </w:r>
       <w:r>
         <w:rPr>
           <w:rFonts w:eastAsia="微软雅黑"/>
@@ -8098,55 +7575,9 @@
           <w:sz w:val="30"/>
           <w:szCs w:val="30"/>
         </w:rPr>
-        <w:t xml:space="preserve">. </w:t>
-      </w:r>
-      <w:r>
-        <w:rPr>
-          <w:rFonts w:eastAsia="微软雅黑"/>
-          <w:b/>
-          <w:bCs/>
-          <w:color w:val="1F3864"/>
-          <w:sz w:val="30"/>
-          <w:szCs w:val="30"/>
-        </w:rPr>
-        <w:t>数据</w:t>
-      </w:r>
-      <w:proofErr w:type="gramEnd"/>
-      <w:r>
-        <w:rPr>
-          <w:rFonts w:eastAsia="微软雅黑"/>
-          <w:b/>
-          <w:bCs/>
-          <w:color w:val="1F3864"/>
-          <w:sz w:val="30"/>
-          <w:szCs w:val="30"/>
-        </w:rPr>
-        <w:t>收集与准备</w:t>
-      </w:r>
-      <w:bookmarkEnd w:id="16"/>
-    </w:p>
-    <w:p>
-      <w:pPr>
-        <w:spacing w:after="120" w:line="276" w:lineRule="auto"/>
-      </w:pPr>
-      <w:r>
-        <w:rPr>
-          <w:rFonts w:eastAsia="微软雅黑"/>
-        </w:rPr>
-        <w:t>本节说明</w:t>
-      </w:r>
-      <w:r>
-        <w:rPr>
-          <w:rFonts w:eastAsia="微软雅黑"/>
-        </w:rPr>
-        <w:t xml:space="preserve"> proposal </w:t>
-      </w:r>
-      <w:r>
-        <w:rPr>
-          <w:rFonts w:eastAsia="微软雅黑"/>
-        </w:rPr>
-        <w:t>阶段的数据来源和预处理计划。</w:t>
-      </w:r>
+        <w:t>数据收集与准备</w:t>
+      </w:r>
+      <w:bookmarkEnd w:id="18"/>
     </w:p>
     <w:tbl>
       <w:tblPr>
@@ -8783,7 +8214,7 @@
         <w:pStyle w:val="1"/>
         <w:spacing w:before="360" w:after="140"/>
       </w:pPr>
-      <w:bookmarkStart w:id="17" w:name="_Toc239856101"/>
+      <w:bookmarkStart w:id="19" w:name="_Toc239856101"/>
       <w:r>
         <w:rPr>
           <w:rFonts w:eastAsia="微软雅黑"/>
@@ -8794,9 +8225,8 @@
           <w:szCs w:val="30"/>
         </w:rPr>
         <w:lastRenderedPageBreak/>
-        <w:t>6</w:t>
-      </w:r>
-      <w:proofErr w:type="gramStart"/>
+        <w:t xml:space="preserve">6. </w:t>
+      </w:r>
       <w:r>
         <w:rPr>
           <w:rFonts w:eastAsia="微软雅黑"/>
@@ -8806,40 +8236,16 @@
           <w:sz w:val="30"/>
           <w:szCs w:val="30"/>
         </w:rPr>
-        <w:t xml:space="preserve">. </w:t>
-      </w:r>
-      <w:r>
-        <w:rPr>
-          <w:rFonts w:eastAsia="微软雅黑"/>
-          <w:b/>
-          <w:bCs/>
-          <w:color w:val="1F3864"/>
-          <w:sz w:val="30"/>
-          <w:szCs w:val="30"/>
-        </w:rPr>
-        <w:t>系统</w:t>
-      </w:r>
-      <w:proofErr w:type="gramEnd"/>
-      <w:r>
-        <w:rPr>
-          <w:rFonts w:eastAsia="微软雅黑"/>
-          <w:b/>
-          <w:bCs/>
-          <w:color w:val="1F3864"/>
-          <w:sz w:val="30"/>
-          <w:szCs w:val="30"/>
-        </w:rPr>
-        <w:t>设计</w:t>
-      </w:r>
-      <w:bookmarkEnd w:id="17"/>
+        <w:t>系统设计</w:t>
+      </w:r>
+      <w:bookmarkEnd w:id="19"/>
     </w:p>
     <w:p>
       <w:pPr>
         <w:pStyle w:val="2"/>
         <w:spacing w:before="240" w:after="140"/>
       </w:pPr>
-      <w:bookmarkStart w:id="18" w:name="_Toc239856102"/>
-      <w:proofErr w:type="gramStart"/>
+      <w:bookmarkStart w:id="20" w:name="_Toc239856102"/>
       <w:r>
         <w:rPr>
           <w:rFonts w:eastAsia="微软雅黑"/>
@@ -8860,26 +8266,15 @@
           <w:sz w:val="25"/>
           <w:szCs w:val="25"/>
         </w:rPr>
-        <w:t>框架</w:t>
-      </w:r>
-      <w:proofErr w:type="gramEnd"/>
-      <w:r>
-        <w:rPr>
-          <w:rFonts w:eastAsia="微软雅黑"/>
-          <w:b/>
-          <w:bCs/>
-          <w:color w:val="1F3864"/>
-          <w:sz w:val="25"/>
-          <w:szCs w:val="25"/>
-        </w:rPr>
-        <w:t>结构</w:t>
-      </w:r>
-      <w:bookmarkEnd w:id="18"/>
+        <w:t>框架结构</w:t>
+      </w:r>
+      <w:bookmarkEnd w:id="20"/>
     </w:p>
     <w:p>
       <w:pPr>
         <w:spacing w:after="120" w:line="276" w:lineRule="auto"/>
       </w:pPr>
+      <w:commentRangeStart w:id="21"/>
       <w:r>
         <w:rPr>
           <w:rFonts w:eastAsia="微软雅黑"/>
@@ -8961,7 +8356,7 @@
                     </pic:cNvPicPr>
                   </pic:nvPicPr>
                   <pic:blipFill>
-                    <a:blip r:embed="rId7"/>
+                    <a:blip r:embed="rId11"/>
                     <a:srcRect/>
                     <a:stretch>
                       <a:fillRect/>
@@ -9008,31 +8403,7 @@
           <w:sz w:val="18"/>
           <w:szCs w:val="18"/>
         </w:rPr>
-        <w:t xml:space="preserve"> 2. IT </w:t>
-      </w:r>
-      <w:proofErr w:type="spellStart"/>
-      <w:r>
-        <w:rPr>
-          <w:rFonts w:eastAsia="微软雅黑"/>
-          <w:i/>
-          <w:iCs/>
-          <w:color w:val="595959"/>
-          <w:sz w:val="18"/>
-          <w:szCs w:val="18"/>
-        </w:rPr>
-        <w:t>CareerPilot</w:t>
-      </w:r>
-      <w:proofErr w:type="spellEnd"/>
-      <w:r>
-        <w:rPr>
-          <w:rFonts w:eastAsia="微软雅黑"/>
-          <w:i/>
-          <w:iCs/>
-          <w:color w:val="595959"/>
-          <w:sz w:val="18"/>
-          <w:szCs w:val="18"/>
-        </w:rPr>
-        <w:t xml:space="preserve"> </w:t>
+        <w:t xml:space="preserve"> 2. IT CareerPilot </w:t>
       </w:r>
       <w:r>
         <w:rPr>
@@ -9073,8 +8444,7 @@
         <w:pStyle w:val="2"/>
         <w:spacing w:before="240" w:after="140"/>
       </w:pPr>
-      <w:bookmarkStart w:id="19" w:name="_Toc239856103"/>
-      <w:proofErr w:type="gramStart"/>
+      <w:bookmarkStart w:id="22" w:name="_Toc239856103"/>
       <w:r>
         <w:rPr>
           <w:rFonts w:eastAsia="微软雅黑"/>
@@ -9095,21 +8465,9 @@
           <w:sz w:val="25"/>
           <w:szCs w:val="25"/>
         </w:rPr>
-        <w:t>技术</w:t>
-      </w:r>
-      <w:proofErr w:type="gramEnd"/>
-      <w:r>
-        <w:rPr>
-          <w:rFonts w:eastAsia="微软雅黑"/>
-          <w:b/>
-          <w:bCs/>
-          <w:color w:val="1F3864"/>
-          <w:sz w:val="25"/>
-          <w:szCs w:val="25"/>
-        </w:rPr>
-        <w:t>选择原因</w:t>
-      </w:r>
-      <w:bookmarkEnd w:id="19"/>
+        <w:t>技术选择原因</w:t>
+      </w:r>
+      <w:bookmarkEnd w:id="22"/>
     </w:p>
     <w:p>
       <w:pPr>
@@ -9295,14 +8653,21 @@
         </w:rPr>
         <w:t>基础计划逻辑用于结合目标岗位状态、岗位截止日期和每周时间预算，生成可解释的下一步准备建议。</w:t>
       </w:r>
+      <w:commentRangeEnd w:id="21"/>
+      <w:r>
+        <w:rPr>
+          <w:rStyle w:val="af0"/>
+        </w:rPr>
+        <w:commentReference w:id="21"/>
+      </w:r>
     </w:p>
     <w:p>
       <w:pPr>
         <w:pStyle w:val="2"/>
         <w:spacing w:before="240" w:after="140"/>
       </w:pPr>
-      <w:bookmarkStart w:id="20" w:name="_Toc239856104"/>
-      <w:proofErr w:type="gramStart"/>
+      <w:bookmarkStart w:id="23" w:name="_Toc239856104"/>
+      <w:commentRangeStart w:id="24"/>
       <w:r>
         <w:rPr>
           <w:rFonts w:eastAsia="微软雅黑"/>
@@ -9323,21 +8688,9 @@
           <w:sz w:val="25"/>
           <w:szCs w:val="25"/>
         </w:rPr>
-        <w:t>技术</w:t>
-      </w:r>
-      <w:proofErr w:type="gramEnd"/>
-      <w:r>
-        <w:rPr>
-          <w:rFonts w:eastAsia="微软雅黑"/>
-          <w:b/>
-          <w:bCs/>
-          <w:color w:val="1F3864"/>
-          <w:sz w:val="25"/>
-          <w:szCs w:val="25"/>
-        </w:rPr>
-        <w:t>栈</w:t>
-      </w:r>
-      <w:bookmarkEnd w:id="20"/>
+        <w:t>技术栈</w:t>
+      </w:r>
+      <w:bookmarkEnd w:id="23"/>
     </w:p>
     <w:tbl>
       <w:tblPr>
@@ -9380,7 +8733,7 @@
             <w:pPr>
               <w:spacing w:after="40"/>
             </w:pPr>
-            <w:bookmarkStart w:id="21" w:name="OLE_LINK1"/>
+            <w:bookmarkStart w:id="25" w:name="OLE_LINK1"/>
             <w:r>
               <w:rPr>
                 <w:rFonts w:eastAsia="微软雅黑"/>
@@ -9493,23 +8846,90 @@
                 <w:sz w:val="18"/>
                 <w:szCs w:val="18"/>
               </w:rPr>
-              <w:t xml:space="preserve">Python 3.11, </w:t>
-            </w:r>
-            <w:proofErr w:type="spellStart"/>
+              <w:t>Python 3.11, FastAPI</w:t>
+            </w:r>
+          </w:p>
+        </w:tc>
+        <w:tc>
+          <w:tcPr>
+            <w:tcW w:w="4860" w:type="dxa"/>
+            <w:tcMar>
+              <w:top w:w="60" w:type="dxa"/>
+              <w:left w:w="90" w:type="dxa"/>
+              <w:bottom w:w="60" w:type="dxa"/>
+              <w:right w:w="90" w:type="dxa"/>
+            </w:tcMar>
+          </w:tcPr>
+          <w:p>
+            <w:pPr>
+              <w:spacing w:after="40"/>
+            </w:pPr>
+            <w:r>
+              <w:rPr>
+                <w:rFonts w:eastAsia="微软雅黑"/>
+                <w:sz w:val="18"/>
+                <w:szCs w:val="18"/>
+              </w:rPr>
+              <w:t>团队熟悉；具备所有所需库的生态系统</w:t>
+            </w:r>
+          </w:p>
+        </w:tc>
+      </w:tr>
+      <w:tr>
+        <w:tc>
+          <w:tcPr>
+            <w:tcW w:w="1900" w:type="dxa"/>
+            <w:shd w:val="clear" w:color="auto" w:fill="F2F2F2"/>
+            <w:tcMar>
+              <w:top w:w="60" w:type="dxa"/>
+              <w:left w:w="90" w:type="dxa"/>
+              <w:bottom w:w="60" w:type="dxa"/>
+              <w:right w:w="90" w:type="dxa"/>
+            </w:tcMar>
+          </w:tcPr>
+          <w:p>
+            <w:pPr>
+              <w:spacing w:after="40"/>
+            </w:pPr>
+            <w:r>
+              <w:rPr>
+                <w:rFonts w:eastAsia="微软雅黑"/>
+                <w:sz w:val="18"/>
+                <w:szCs w:val="18"/>
+              </w:rPr>
+              <w:t>前端界面</w:t>
+            </w:r>
+          </w:p>
+        </w:tc>
+        <w:tc>
+          <w:tcPr>
+            <w:tcW w:w="2600" w:type="dxa"/>
+            <w:shd w:val="clear" w:color="auto" w:fill="F2F2F2"/>
+            <w:tcMar>
+              <w:top w:w="60" w:type="dxa"/>
+              <w:left w:w="90" w:type="dxa"/>
+              <w:bottom w:w="60" w:type="dxa"/>
+              <w:right w:w="90" w:type="dxa"/>
+            </w:tcMar>
+          </w:tcPr>
+          <w:p>
+            <w:pPr>
+              <w:spacing w:after="40"/>
+            </w:pPr>
             <w:r>
               <w:rPr>
                 <w:rFonts w:eastAsia="Calibri"/>
                 <w:sz w:val="18"/>
                 <w:szCs w:val="18"/>
               </w:rPr>
-              <w:t>FastAPI</w:t>
-            </w:r>
-            <w:proofErr w:type="spellEnd"/>
+              <w:t>React / TypeScript / 单文件 HTML 原型</w:t>
+            </w:r>
           </w:p>
         </w:tc>
         <w:tc>
           <w:tcPr>
             <w:tcW w:w="4860" w:type="dxa"/>
+            <w:shd w:val="clear" w:color="auto" w:fill="F2F2F2"/>
             <w:tcMar>
               <w:top w:w="60" w:type="dxa"/>
               <w:left w:w="90" w:type="dxa"/>
@@ -9527,7 +8947,39 @@
                 <w:sz w:val="18"/>
                 <w:szCs w:val="18"/>
               </w:rPr>
-              <w:t>团队熟悉；具备所有所需库的生态系统</w:t>
+              <w:t>与当前</w:t>
+            </w:r>
+            <w:r>
+              <w:rPr>
+                <w:rFonts w:eastAsia="微软雅黑"/>
+                <w:sz w:val="18"/>
+                <w:szCs w:val="18"/>
+              </w:rPr>
+              <w:t xml:space="preserve"> demo </w:t>
+            </w:r>
+            <w:r>
+              <w:rPr>
+                <w:rFonts w:eastAsia="微软雅黑"/>
+                <w:sz w:val="18"/>
+                <w:szCs w:val="18"/>
+              </w:rPr>
+              <w:t>保持一致，支持多页面交互、岗位推荐、简历改写审阅、视频模拟面试和目标岗位进度展示；后续通过</w:t>
+            </w:r>
+            <w:r>
+              <w:rPr>
+                <w:rFonts w:eastAsia="微软雅黑"/>
+                <w:sz w:val="18"/>
+                <w:szCs w:val="18"/>
+              </w:rPr>
+              <w:t xml:space="preserve"> FastAPI </w:t>
+            </w:r>
+            <w:r>
+              <w:rPr>
+                <w:rFonts w:eastAsia="微软雅黑"/>
+                <w:sz w:val="18"/>
+                <w:szCs w:val="18"/>
+              </w:rPr>
+              <w:t>接入真实推理模块</w:t>
             </w:r>
           </w:p>
         </w:tc>
@@ -9536,7 +8988,6 @@
         <w:tc>
           <w:tcPr>
             <w:tcW w:w="1900" w:type="dxa"/>
-            <w:shd w:val="clear" w:color="auto" w:fill="F2F2F2"/>
             <w:tcMar>
               <w:top w:w="60" w:type="dxa"/>
               <w:left w:w="90" w:type="dxa"/>
@@ -9554,14 +9005,13 @@
                 <w:sz w:val="18"/>
                 <w:szCs w:val="18"/>
               </w:rPr>
-              <w:t>前端界面</w:t>
+              <w:t>规则引擎</w:t>
             </w:r>
           </w:p>
         </w:tc>
         <w:tc>
           <w:tcPr>
             <w:tcW w:w="2600" w:type="dxa"/>
-            <w:shd w:val="clear" w:color="auto" w:fill="F2F2F2"/>
             <w:tcMar>
               <w:top w:w="60" w:type="dxa"/>
               <w:left w:w="90" w:type="dxa"/>
@@ -9579,32 +9029,196 @@
                 <w:sz w:val="18"/>
                 <w:szCs w:val="18"/>
               </w:rPr>
-              <w:t xml:space="preserve">React / TypeScript </w:t>
-            </w:r>
-            <w:proofErr w:type="gramStart"/>
+              <w:t>durable_rules / Experta</w:t>
+            </w:r>
+          </w:p>
+        </w:tc>
+        <w:tc>
+          <w:tcPr>
+            <w:tcW w:w="4860" w:type="dxa"/>
+            <w:tcMar>
+              <w:top w:w="60" w:type="dxa"/>
+              <w:left w:w="90" w:type="dxa"/>
+              <w:bottom w:w="60" w:type="dxa"/>
+              <w:right w:w="90" w:type="dxa"/>
+            </w:tcMar>
+          </w:tcPr>
+          <w:p>
+            <w:pPr>
+              <w:spacing w:after="40"/>
+            </w:pPr>
+            <w:r>
+              <w:rPr>
+                <w:rFonts w:eastAsia="微软雅黑"/>
+                <w:sz w:val="18"/>
+                <w:szCs w:val="18"/>
+              </w:rPr>
+              <w:t>真正的前向链式生产系统，而不是手写条件判断，使规则</w:t>
+            </w:r>
+            <w:r>
+              <w:rPr>
+                <w:rFonts w:eastAsia="微软雅黑"/>
+                <w:sz w:val="18"/>
+                <w:szCs w:val="18"/>
+              </w:rPr>
+              <w:t xml:space="preserve"> provenance </w:t>
+            </w:r>
+            <w:r>
+              <w:rPr>
+                <w:rFonts w:eastAsia="微软雅黑"/>
+                <w:sz w:val="18"/>
+                <w:szCs w:val="18"/>
+              </w:rPr>
+              <w:t>成为一等输出</w:t>
+            </w:r>
+          </w:p>
+        </w:tc>
+      </w:tr>
+      <w:tr>
+        <w:tc>
+          <w:tcPr>
+            <w:tcW w:w="1900" w:type="dxa"/>
+            <w:shd w:val="clear" w:color="auto" w:fill="F2F2F2"/>
+            <w:tcMar>
+              <w:top w:w="60" w:type="dxa"/>
+              <w:left w:w="90" w:type="dxa"/>
+              <w:bottom w:w="60" w:type="dxa"/>
+              <w:right w:w="90" w:type="dxa"/>
+            </w:tcMar>
+          </w:tcPr>
+          <w:p>
+            <w:pPr>
+              <w:spacing w:after="40"/>
+            </w:pPr>
+            <w:r>
+              <w:rPr>
+                <w:rFonts w:eastAsia="微软雅黑"/>
+                <w:sz w:val="18"/>
+                <w:szCs w:val="18"/>
+              </w:rPr>
+              <w:t>知识图谱</w:t>
+            </w:r>
+          </w:p>
+        </w:tc>
+        <w:tc>
+          <w:tcPr>
+            <w:tcW w:w="2600" w:type="dxa"/>
+            <w:shd w:val="clear" w:color="auto" w:fill="F2F2F2"/>
+            <w:tcMar>
+              <w:top w:w="60" w:type="dxa"/>
+              <w:left w:w="90" w:type="dxa"/>
+              <w:bottom w:w="60" w:type="dxa"/>
+              <w:right w:w="90" w:type="dxa"/>
+            </w:tcMar>
+          </w:tcPr>
+          <w:p>
+            <w:pPr>
+              <w:spacing w:after="40"/>
+            </w:pPr>
             <w:r>
               <w:rPr>
                 <w:rFonts w:eastAsia="Calibri"/>
                 <w:sz w:val="18"/>
                 <w:szCs w:val="18"/>
               </w:rPr>
-              <w:t>/ 单</w:t>
-            </w:r>
-            <w:proofErr w:type="gramEnd"/>
+              <w:t>Neo4j Aura Free, Cypher</w:t>
+            </w:r>
+          </w:p>
+        </w:tc>
+        <w:tc>
+          <w:tcPr>
+            <w:tcW w:w="4860" w:type="dxa"/>
+            <w:shd w:val="clear" w:color="auto" w:fill="F2F2F2"/>
+            <w:tcMar>
+              <w:top w:w="60" w:type="dxa"/>
+              <w:left w:w="90" w:type="dxa"/>
+              <w:bottom w:w="60" w:type="dxa"/>
+              <w:right w:w="90" w:type="dxa"/>
+            </w:tcMar>
+          </w:tcPr>
+          <w:p>
+            <w:pPr>
+              <w:spacing w:after="40"/>
+            </w:pPr>
+            <w:r>
+              <w:rPr>
+                <w:rFonts w:eastAsia="微软雅黑"/>
+                <w:sz w:val="18"/>
+                <w:szCs w:val="18"/>
+              </w:rPr>
+              <w:t>免费层足以支持我们的图规模；</w:t>
+            </w:r>
+            <w:r>
+              <w:rPr>
+                <w:rFonts w:eastAsia="微软雅黑"/>
+                <w:sz w:val="18"/>
+                <w:szCs w:val="18"/>
+              </w:rPr>
+              <w:t xml:space="preserve">Cypher </w:t>
+            </w:r>
+            <w:r>
+              <w:rPr>
+                <w:rFonts w:eastAsia="微软雅黑"/>
+                <w:sz w:val="18"/>
+                <w:szCs w:val="18"/>
+              </w:rPr>
+              <w:t>可直接表达多跳差距查询</w:t>
+            </w:r>
+          </w:p>
+        </w:tc>
+      </w:tr>
+      <w:tr>
+        <w:tc>
+          <w:tcPr>
+            <w:tcW w:w="1900" w:type="dxa"/>
+            <w:tcMar>
+              <w:top w:w="60" w:type="dxa"/>
+              <w:left w:w="90" w:type="dxa"/>
+              <w:bottom w:w="60" w:type="dxa"/>
+              <w:right w:w="90" w:type="dxa"/>
+            </w:tcMar>
+          </w:tcPr>
+          <w:p>
+            <w:pPr>
+              <w:spacing w:after="40"/>
+            </w:pPr>
+            <w:r>
+              <w:rPr>
+                <w:rFonts w:eastAsia="微软雅黑"/>
+                <w:sz w:val="18"/>
+                <w:szCs w:val="18"/>
+              </w:rPr>
+              <w:t>KG embedding</w:t>
+            </w:r>
+          </w:p>
+        </w:tc>
+        <w:tc>
+          <w:tcPr>
+            <w:tcW w:w="2600" w:type="dxa"/>
+            <w:tcMar>
+              <w:top w:w="60" w:type="dxa"/>
+              <w:left w:w="90" w:type="dxa"/>
+              <w:bottom w:w="60" w:type="dxa"/>
+              <w:right w:w="90" w:type="dxa"/>
+            </w:tcMar>
+          </w:tcPr>
+          <w:p>
+            <w:pPr>
+              <w:spacing w:after="40"/>
+            </w:pPr>
             <w:r>
               <w:rPr>
                 <w:rFonts w:eastAsia="Calibri"/>
                 <w:sz w:val="18"/>
                 <w:szCs w:val="18"/>
               </w:rPr>
-              <w:t>文件 HTML 原型</w:t>
+              <w:t>PyKEEN</w:t>
             </w:r>
           </w:p>
         </w:tc>
         <w:tc>
           <w:tcPr>
             <w:tcW w:w="4860" w:type="dxa"/>
-            <w:shd w:val="clear" w:color="auto" w:fill="F2F2F2"/>
             <w:tcMar>
               <w:top w:w="60" w:type="dxa"/>
               <w:left w:w="90" w:type="dxa"/>
@@ -9622,7 +9236,7 @@
                 <w:sz w:val="18"/>
                 <w:szCs w:val="18"/>
               </w:rPr>
-              <w:t>与当前</w:t>
+              <w:t>在共同评估框架下实现</w:t>
             </w:r>
             <w:r>
               <w:rPr>
@@ -9630,7 +9244,7 @@
                 <w:sz w:val="18"/>
                 <w:szCs w:val="18"/>
               </w:rPr>
-              <w:t xml:space="preserve"> demo </w:t>
+              <w:t xml:space="preserve"> TransE</w:t>
             </w:r>
             <w:r>
               <w:rPr>
@@ -9638,7 +9252,7 @@
                 <w:sz w:val="18"/>
                 <w:szCs w:val="18"/>
               </w:rPr>
-              <w:t>保持一致，支持多页面交互、岗位推荐、简历改写审阅、视频模拟面试和目标岗位进度展示；后续通过</w:t>
+              <w:t>、</w:t>
             </w:r>
             <w:r>
               <w:rPr>
@@ -9646,25 +9260,23 @@
                 <w:sz w:val="18"/>
                 <w:szCs w:val="18"/>
               </w:rPr>
-              <w:t xml:space="preserve"> </w:t>
-            </w:r>
-            <w:proofErr w:type="spellStart"/>
+              <w:t xml:space="preserve">ComplEx </w:t>
+            </w:r>
             <w:r>
               <w:rPr>
                 <w:rFonts w:eastAsia="微软雅黑"/>
                 <w:sz w:val="18"/>
                 <w:szCs w:val="18"/>
               </w:rPr>
-              <w:t>FastAPI</w:t>
-            </w:r>
-            <w:proofErr w:type="spellEnd"/>
+              <w:t>和</w:t>
+            </w:r>
             <w:r>
               <w:rPr>
                 <w:rFonts w:eastAsia="微软雅黑"/>
                 <w:sz w:val="18"/>
                 <w:szCs w:val="18"/>
               </w:rPr>
-              <w:t xml:space="preserve"> </w:t>
+              <w:t xml:space="preserve"> RotatE</w:t>
             </w:r>
             <w:r>
               <w:rPr>
@@ -9672,7 +9284,7 @@
                 <w:sz w:val="18"/>
                 <w:szCs w:val="18"/>
               </w:rPr>
-              <w:t>接入真实推理模块</w:t>
+              <w:t>，可进行公平比较</w:t>
             </w:r>
           </w:p>
         </w:tc>
@@ -9681,6 +9293,7 @@
         <w:tc>
           <w:tcPr>
             <w:tcW w:w="1900" w:type="dxa"/>
+            <w:shd w:val="clear" w:color="auto" w:fill="F2F2F2"/>
             <w:tcMar>
               <w:top w:w="60" w:type="dxa"/>
               <w:left w:w="90" w:type="dxa"/>
@@ -9698,118 +9311,174 @@
                 <w:sz w:val="18"/>
                 <w:szCs w:val="18"/>
               </w:rPr>
-              <w:t>规则引擎</w:t>
+              <w:t>Embedding</w:t>
             </w:r>
           </w:p>
         </w:tc>
         <w:tc>
           <w:tcPr>
             <w:tcW w:w="2600" w:type="dxa"/>
-            <w:tcMar>
-              <w:top w:w="60" w:type="dxa"/>
-              <w:left w:w="90" w:type="dxa"/>
-              <w:bottom w:w="60" w:type="dxa"/>
-              <w:right w:w="90" w:type="dxa"/>
-            </w:tcMar>
-          </w:tcPr>
-          <w:p>
-            <w:pPr>
-              <w:spacing w:after="40"/>
-            </w:pPr>
-            <w:proofErr w:type="spellStart"/>
+            <w:shd w:val="clear" w:color="auto" w:fill="F2F2F2"/>
+            <w:tcMar>
+              <w:top w:w="60" w:type="dxa"/>
+              <w:left w:w="90" w:type="dxa"/>
+              <w:bottom w:w="60" w:type="dxa"/>
+              <w:right w:w="90" w:type="dxa"/>
+            </w:tcMar>
+          </w:tcPr>
+          <w:p>
+            <w:pPr>
+              <w:spacing w:after="40"/>
+            </w:pPr>
             <w:r>
               <w:rPr>
                 <w:rFonts w:eastAsia="Calibri"/>
                 <w:sz w:val="18"/>
                 <w:szCs w:val="18"/>
               </w:rPr>
-              <w:t>durable_rules</w:t>
-            </w:r>
-            <w:proofErr w:type="spellEnd"/>
+              <w:t>sentence-transformers (all-MiniLM-L6-v2)</w:t>
+            </w:r>
+          </w:p>
+        </w:tc>
+        <w:tc>
+          <w:tcPr>
+            <w:tcW w:w="4860" w:type="dxa"/>
+            <w:shd w:val="clear" w:color="auto" w:fill="F2F2F2"/>
+            <w:tcMar>
+              <w:top w:w="60" w:type="dxa"/>
+              <w:left w:w="90" w:type="dxa"/>
+              <w:bottom w:w="60" w:type="dxa"/>
+              <w:right w:w="90" w:type="dxa"/>
+            </w:tcMar>
+          </w:tcPr>
+          <w:p>
+            <w:pPr>
+              <w:spacing w:after="40"/>
+            </w:pPr>
+            <w:r>
+              <w:rPr>
+                <w:rFonts w:eastAsia="微软雅黑"/>
+                <w:sz w:val="18"/>
+                <w:szCs w:val="18"/>
+              </w:rPr>
+              <w:t>质量成本比强；可本地运行，避免在最高频路径上产生逐调用</w:t>
+            </w:r>
+            <w:r>
+              <w:rPr>
+                <w:rFonts w:eastAsia="微软雅黑"/>
+                <w:sz w:val="18"/>
+                <w:szCs w:val="18"/>
+              </w:rPr>
+              <w:t xml:space="preserve"> API </w:t>
+            </w:r>
+            <w:r>
+              <w:rPr>
+                <w:rFonts w:eastAsia="微软雅黑"/>
+                <w:sz w:val="18"/>
+                <w:szCs w:val="18"/>
+              </w:rPr>
+              <w:t>成本</w:t>
+            </w:r>
+          </w:p>
+        </w:tc>
+      </w:tr>
+      <w:tr>
+        <w:tc>
+          <w:tcPr>
+            <w:tcW w:w="1900" w:type="dxa"/>
+            <w:tcMar>
+              <w:top w:w="60" w:type="dxa"/>
+              <w:left w:w="90" w:type="dxa"/>
+              <w:bottom w:w="60" w:type="dxa"/>
+              <w:right w:w="90" w:type="dxa"/>
+            </w:tcMar>
+          </w:tcPr>
+          <w:p>
+            <w:pPr>
+              <w:spacing w:after="40"/>
+            </w:pPr>
+            <w:r>
+              <w:rPr>
+                <w:rFonts w:eastAsia="微软雅黑"/>
+                <w:sz w:val="18"/>
+                <w:szCs w:val="18"/>
+              </w:rPr>
+              <w:t>向量库</w:t>
+            </w:r>
+          </w:p>
+        </w:tc>
+        <w:tc>
+          <w:tcPr>
+            <w:tcW w:w="2600" w:type="dxa"/>
+            <w:tcMar>
+              <w:top w:w="60" w:type="dxa"/>
+              <w:left w:w="90" w:type="dxa"/>
+              <w:bottom w:w="60" w:type="dxa"/>
+              <w:right w:w="90" w:type="dxa"/>
+            </w:tcMar>
+          </w:tcPr>
+          <w:p>
+            <w:pPr>
+              <w:spacing w:after="40"/>
+            </w:pPr>
             <w:r>
               <w:rPr>
                 <w:rFonts w:eastAsia="Calibri"/>
                 <w:sz w:val="18"/>
                 <w:szCs w:val="18"/>
               </w:rPr>
-              <w:t xml:space="preserve"> / </w:t>
-            </w:r>
-            <w:proofErr w:type="spellStart"/>
+              <w:t>ChromaDB</w:t>
+            </w:r>
+          </w:p>
+        </w:tc>
+        <w:tc>
+          <w:tcPr>
+            <w:tcW w:w="4860" w:type="dxa"/>
+            <w:tcMar>
+              <w:top w:w="60" w:type="dxa"/>
+              <w:left w:w="90" w:type="dxa"/>
+              <w:bottom w:w="60" w:type="dxa"/>
+              <w:right w:w="90" w:type="dxa"/>
+            </w:tcMar>
+          </w:tcPr>
+          <w:p>
+            <w:pPr>
+              <w:spacing w:after="40"/>
+            </w:pPr>
+            <w:r>
+              <w:rPr>
+                <w:rFonts w:eastAsia="微软雅黑"/>
+                <w:sz w:val="18"/>
+                <w:szCs w:val="18"/>
+              </w:rPr>
+              <w:t>在我们的语料规模下足够；无基础设施负担</w:t>
+            </w:r>
+          </w:p>
+        </w:tc>
+      </w:tr>
+      <w:tr>
+        <w:tc>
+          <w:tcPr>
+            <w:tcW w:w="1900" w:type="dxa"/>
+            <w:shd w:val="clear" w:color="auto" w:fill="F2F2F2"/>
+            <w:tcMar>
+              <w:top w:w="60" w:type="dxa"/>
+              <w:left w:w="90" w:type="dxa"/>
+              <w:bottom w:w="60" w:type="dxa"/>
+              <w:right w:w="90" w:type="dxa"/>
+            </w:tcMar>
+          </w:tcPr>
+          <w:p>
+            <w:pPr>
+              <w:spacing w:after="40"/>
+            </w:pPr>
             <w:r>
               <w:rPr>
                 <w:rFonts w:eastAsia="Calibri"/>
                 <w:sz w:val="18"/>
                 <w:szCs w:val="18"/>
               </w:rPr>
-              <w:t>Experta</w:t>
-            </w:r>
-            <w:proofErr w:type="spellEnd"/>
-          </w:p>
-        </w:tc>
-        <w:tc>
-          <w:tcPr>
-            <w:tcW w:w="4860" w:type="dxa"/>
-            <w:tcMar>
-              <w:top w:w="60" w:type="dxa"/>
-              <w:left w:w="90" w:type="dxa"/>
-              <w:bottom w:w="60" w:type="dxa"/>
-              <w:right w:w="90" w:type="dxa"/>
-            </w:tcMar>
-          </w:tcPr>
-          <w:p>
-            <w:pPr>
-              <w:spacing w:after="40"/>
-            </w:pPr>
-            <w:r>
-              <w:rPr>
-                <w:rFonts w:eastAsia="微软雅黑"/>
-                <w:sz w:val="18"/>
-                <w:szCs w:val="18"/>
-              </w:rPr>
-              <w:t>真正的前向链式生产系统，而不是手写条件判断，使规则</w:t>
-            </w:r>
-            <w:r>
-              <w:rPr>
-                <w:rFonts w:eastAsia="微软雅黑"/>
-                <w:sz w:val="18"/>
-                <w:szCs w:val="18"/>
-              </w:rPr>
-              <w:t xml:space="preserve"> provenance </w:t>
-            </w:r>
-            <w:r>
-              <w:rPr>
-                <w:rFonts w:eastAsia="微软雅黑"/>
-                <w:sz w:val="18"/>
-                <w:szCs w:val="18"/>
-              </w:rPr>
-              <w:t>成为一等输出</w:t>
-            </w:r>
-          </w:p>
-        </w:tc>
-      </w:tr>
-      <w:tr>
-        <w:tc>
-          <w:tcPr>
-            <w:tcW w:w="1900" w:type="dxa"/>
-            <w:shd w:val="clear" w:color="auto" w:fill="F2F2F2"/>
-            <w:tcMar>
-              <w:top w:w="60" w:type="dxa"/>
-              <w:left w:w="90" w:type="dxa"/>
-              <w:bottom w:w="60" w:type="dxa"/>
-              <w:right w:w="90" w:type="dxa"/>
-            </w:tcMar>
-          </w:tcPr>
-          <w:p>
-            <w:pPr>
-              <w:spacing w:after="40"/>
-            </w:pPr>
-            <w:r>
-              <w:rPr>
-                <w:rFonts w:eastAsia="微软雅黑"/>
-                <w:sz w:val="18"/>
-                <w:szCs w:val="18"/>
-              </w:rPr>
-              <w:t>知识图谱</w:t>
+              <w:t>NLP</w:t>
             </w:r>
           </w:p>
         </w:tc>
@@ -9834,7 +9503,7 @@
                 <w:sz w:val="18"/>
                 <w:szCs w:val="18"/>
               </w:rPr>
-              <w:t>Neo4j Aura Free, Cypher</w:t>
+              <w:t>spaCy (en_core_web_trf)</w:t>
             </w:r>
           </w:p>
         </w:tc>
@@ -9859,7 +9528,7 @@
                 <w:sz w:val="18"/>
                 <w:szCs w:val="18"/>
               </w:rPr>
-              <w:t>免费层足以支持我们的图规模；</w:t>
+              <w:t>基于</w:t>
             </w:r>
             <w:r>
               <w:rPr>
@@ -9867,7 +9536,7 @@
                 <w:sz w:val="18"/>
                 <w:szCs w:val="18"/>
               </w:rPr>
-              <w:t xml:space="preserve">Cypher </w:t>
+              <w:t xml:space="preserve"> Transformer </w:t>
             </w:r>
             <w:r>
               <w:rPr>
@@ -9875,7 +9544,39 @@
                 <w:sz w:val="18"/>
                 <w:szCs w:val="18"/>
               </w:rPr>
-              <w:t>可直接表达多跳差距查询</w:t>
+              <w:t>的</w:t>
+            </w:r>
+            <w:r>
+              <w:rPr>
+                <w:rFonts w:eastAsia="微软雅黑"/>
+                <w:sz w:val="18"/>
+                <w:szCs w:val="18"/>
+              </w:rPr>
+              <w:t xml:space="preserve"> NER</w:t>
+            </w:r>
+            <w:r>
+              <w:rPr>
+                <w:rFonts w:eastAsia="微软雅黑"/>
+                <w:sz w:val="18"/>
+                <w:szCs w:val="18"/>
+              </w:rPr>
+              <w:t>，并提供</w:t>
+            </w:r>
+            <w:r>
+              <w:rPr>
+                <w:rFonts w:eastAsia="微软雅黑"/>
+                <w:sz w:val="18"/>
+                <w:szCs w:val="18"/>
+              </w:rPr>
+              <w:t xml:space="preserve"> span offsets</w:t>
+            </w:r>
+            <w:r>
+              <w:rPr>
+                <w:rFonts w:eastAsia="微软雅黑"/>
+                <w:sz w:val="18"/>
+                <w:szCs w:val="18"/>
+              </w:rPr>
+              <w:t>，这是证据片段要求所依赖的能力</w:t>
             </w:r>
           </w:p>
         </w:tc>
@@ -9901,7 +9602,7 @@
                 <w:sz w:val="18"/>
                 <w:szCs w:val="18"/>
               </w:rPr>
-              <w:t>KG embedding</w:t>
+              <w:t>申请计划逻辑</w:t>
             </w:r>
           </w:p>
         </w:tc>
@@ -9919,16 +9620,14 @@
             <w:pPr>
               <w:spacing w:after="40"/>
             </w:pPr>
-            <w:proofErr w:type="spellStart"/>
             <w:r>
               <w:rPr>
                 <w:rFonts w:eastAsia="Calibri"/>
                 <w:sz w:val="18"/>
                 <w:szCs w:val="18"/>
               </w:rPr>
-              <w:t>PyKEEN</w:t>
-            </w:r>
-            <w:proofErr w:type="spellEnd"/>
+              <w:t>启发式排序 / 规则优先级</w:t>
+            </w:r>
           </w:p>
         </w:tc>
         <w:tc>
@@ -9951,7 +9650,7 @@
                 <w:sz w:val="18"/>
                 <w:szCs w:val="18"/>
               </w:rPr>
-              <w:t>在共同评估框架下实现</w:t>
+              <w:t>当前</w:t>
             </w:r>
             <w:r>
               <w:rPr>
@@ -9959,7 +9658,7 @@
                 <w:sz w:val="18"/>
                 <w:szCs w:val="18"/>
               </w:rPr>
-              <w:t xml:space="preserve"> TransE</w:t>
+              <w:t xml:space="preserve"> demo </w:t>
             </w:r>
             <w:r>
               <w:rPr>
@@ -9967,59 +9666,7 @@
                 <w:sz w:val="18"/>
                 <w:szCs w:val="18"/>
               </w:rPr>
-              <w:t>、</w:t>
-            </w:r>
-            <w:proofErr w:type="spellStart"/>
-            <w:r>
-              <w:rPr>
-                <w:rFonts w:eastAsia="微软雅黑"/>
-                <w:sz w:val="18"/>
-                <w:szCs w:val="18"/>
-              </w:rPr>
-              <w:t>ComplEx</w:t>
-            </w:r>
-            <w:proofErr w:type="spellEnd"/>
-            <w:r>
-              <w:rPr>
-                <w:rFonts w:eastAsia="微软雅黑"/>
-                <w:sz w:val="18"/>
-                <w:szCs w:val="18"/>
-              </w:rPr>
-              <w:t xml:space="preserve"> </w:t>
-            </w:r>
-            <w:r>
-              <w:rPr>
-                <w:rFonts w:eastAsia="微软雅黑"/>
-                <w:sz w:val="18"/>
-                <w:szCs w:val="18"/>
-              </w:rPr>
-              <w:t>和</w:t>
-            </w:r>
-            <w:r>
-              <w:rPr>
-                <w:rFonts w:eastAsia="微软雅黑"/>
-                <w:sz w:val="18"/>
-                <w:szCs w:val="18"/>
-              </w:rPr>
-              <w:t xml:space="preserve"> </w:t>
-            </w:r>
-            <w:proofErr w:type="spellStart"/>
-            <w:r>
-              <w:rPr>
-                <w:rFonts w:eastAsia="微软雅黑"/>
-                <w:sz w:val="18"/>
-                <w:szCs w:val="18"/>
-              </w:rPr>
-              <w:t>RotatE</w:t>
-            </w:r>
-            <w:proofErr w:type="spellEnd"/>
-            <w:r>
-              <w:rPr>
-                <w:rFonts w:eastAsia="微软雅黑"/>
-                <w:sz w:val="18"/>
-                <w:szCs w:val="18"/>
-              </w:rPr>
-              <w:t>，可进行公平比较</w:t>
+              <w:t>使用可解释规则安排下一步行动；遗传算法可作为后续扩展，不作为核心交付依赖</w:t>
             </w:r>
           </w:p>
         </w:tc>
@@ -10028,31 +9675,6 @@
         <w:tc>
           <w:tcPr>
             <w:tcW w:w="1900" w:type="dxa"/>
-            <w:shd w:val="clear" w:color="auto" w:fill="F2F2F2"/>
-            <w:tcMar>
-              <w:top w:w="60" w:type="dxa"/>
-              <w:left w:w="90" w:type="dxa"/>
-              <w:bottom w:w="60" w:type="dxa"/>
-              <w:right w:w="90" w:type="dxa"/>
-            </w:tcMar>
-          </w:tcPr>
-          <w:p>
-            <w:pPr>
-              <w:spacing w:after="40"/>
-            </w:pPr>
-            <w:r>
-              <w:rPr>
-                <w:rFonts w:eastAsia="微软雅黑"/>
-                <w:sz w:val="18"/>
-                <w:szCs w:val="18"/>
-              </w:rPr>
-              <w:t>Embedding</w:t>
-            </w:r>
-          </w:p>
-        </w:tc>
-        <w:tc>
-          <w:tcPr>
-            <w:tcW w:w="2600" w:type="dxa"/>
             <w:shd w:val="clear" w:color="auto" w:fill="F2F2F2"/>
             <w:tcMar>
               <w:top w:w="60" w:type="dxa"/>
@@ -10071,13 +9693,13 @@
                 <w:sz w:val="18"/>
                 <w:szCs w:val="18"/>
               </w:rPr>
-              <w:t>sentence-transformers (all-MiniLM-L6-v2)</w:t>
-            </w:r>
-          </w:p>
-        </w:tc>
-        <w:tc>
-          <w:tcPr>
-            <w:tcW w:w="4860" w:type="dxa"/>
+              <w:t>ML</w:t>
+            </w:r>
+          </w:p>
+        </w:tc>
+        <w:tc>
+          <w:tcPr>
+            <w:tcW w:w="2600" w:type="dxa"/>
             <w:shd w:val="clear" w:color="auto" w:fill="F2F2F2"/>
             <w:tcMar>
               <w:top w:w="60" w:type="dxa"/>
@@ -10090,87 +9712,20 @@
             <w:pPr>
               <w:spacing w:after="40"/>
             </w:pPr>
-            <w:r>
-              <w:rPr>
-                <w:rFonts w:eastAsia="微软雅黑"/>
-                <w:sz w:val="18"/>
-                <w:szCs w:val="18"/>
-              </w:rPr>
-              <w:t>质量成本比强；可本地运行，避免在最高频路径上产生逐调用</w:t>
-            </w:r>
-            <w:r>
-              <w:rPr>
-                <w:rFonts w:eastAsia="微软雅黑"/>
-                <w:sz w:val="18"/>
-                <w:szCs w:val="18"/>
-              </w:rPr>
-              <w:t xml:space="preserve"> API </w:t>
-            </w:r>
-            <w:r>
-              <w:rPr>
-                <w:rFonts w:eastAsia="微软雅黑"/>
-                <w:sz w:val="18"/>
-                <w:szCs w:val="18"/>
-              </w:rPr>
-              <w:t>成本</w:t>
-            </w:r>
-          </w:p>
-        </w:tc>
-      </w:tr>
-      <w:tr>
-        <w:tc>
-          <w:tcPr>
-            <w:tcW w:w="1900" w:type="dxa"/>
-            <w:tcMar>
-              <w:top w:w="60" w:type="dxa"/>
-              <w:left w:w="90" w:type="dxa"/>
-              <w:bottom w:w="60" w:type="dxa"/>
-              <w:right w:w="90" w:type="dxa"/>
-            </w:tcMar>
-          </w:tcPr>
-          <w:p>
-            <w:pPr>
-              <w:spacing w:after="40"/>
-            </w:pPr>
-            <w:r>
-              <w:rPr>
-                <w:rFonts w:eastAsia="微软雅黑"/>
-                <w:sz w:val="18"/>
-                <w:szCs w:val="18"/>
-              </w:rPr>
-              <w:t>向量库</w:t>
-            </w:r>
-          </w:p>
-        </w:tc>
-        <w:tc>
-          <w:tcPr>
-            <w:tcW w:w="2600" w:type="dxa"/>
-            <w:tcMar>
-              <w:top w:w="60" w:type="dxa"/>
-              <w:left w:w="90" w:type="dxa"/>
-              <w:bottom w:w="60" w:type="dxa"/>
-              <w:right w:w="90" w:type="dxa"/>
-            </w:tcMar>
-          </w:tcPr>
-          <w:p>
-            <w:pPr>
-              <w:spacing w:after="40"/>
-            </w:pPr>
-            <w:proofErr w:type="spellStart"/>
             <w:r>
               <w:rPr>
                 <w:rFonts w:eastAsia="Calibri"/>
                 <w:sz w:val="18"/>
                 <w:szCs w:val="18"/>
               </w:rPr>
-              <w:t>ChromaDB</w:t>
-            </w:r>
-            <w:proofErr w:type="spellEnd"/>
+              <w:t>scikit-learn, LightGBM</w:t>
+            </w:r>
           </w:p>
         </w:tc>
         <w:tc>
           <w:tcPr>
             <w:tcW w:w="4860" w:type="dxa"/>
+            <w:shd w:val="clear" w:color="auto" w:fill="F2F2F2"/>
             <w:tcMar>
               <w:top w:w="60" w:type="dxa"/>
               <w:left w:w="90" w:type="dxa"/>
@@ -10188,7 +9743,7 @@
                 <w:sz w:val="18"/>
                 <w:szCs w:val="18"/>
               </w:rPr>
-              <w:t>在我们的语料规模下足够；无基础设施负担</w:t>
+              <w:t>聚类、校准和学习型排序变体</w:t>
             </w:r>
           </w:p>
         </w:tc>
@@ -10197,7 +9752,38 @@
         <w:tc>
           <w:tcPr>
             <w:tcW w:w="1900" w:type="dxa"/>
-            <w:shd w:val="clear" w:color="auto" w:fill="F2F2F2"/>
+            <w:tcMar>
+              <w:top w:w="60" w:type="dxa"/>
+              <w:left w:w="90" w:type="dxa"/>
+              <w:bottom w:w="60" w:type="dxa"/>
+              <w:right w:w="90" w:type="dxa"/>
+            </w:tcMar>
+          </w:tcPr>
+          <w:p>
+            <w:pPr>
+              <w:spacing w:after="40"/>
+            </w:pPr>
+            <w:r>
+              <w:rPr>
+                <w:rFonts w:eastAsia="微软雅黑"/>
+                <w:sz w:val="18"/>
+                <w:szCs w:val="18"/>
+              </w:rPr>
+              <w:t>编排与</w:t>
+            </w:r>
+            <w:r>
+              <w:rPr>
+                <w:rFonts w:eastAsia="微软雅黑"/>
+                <w:sz w:val="18"/>
+                <w:szCs w:val="18"/>
+              </w:rPr>
+              <w:t xml:space="preserve"> RAG</w:t>
+            </w:r>
+          </w:p>
+        </w:tc>
+        <w:tc>
+          <w:tcPr>
+            <w:tcW w:w="2600" w:type="dxa"/>
             <w:tcMar>
               <w:top w:w="60" w:type="dxa"/>
               <w:left w:w="90" w:type="dxa"/>
@@ -10215,2467 +9801,64 @@
                 <w:sz w:val="18"/>
                 <w:szCs w:val="18"/>
               </w:rPr>
-              <w:t>NLP</w:t>
-            </w:r>
-          </w:p>
-        </w:tc>
-        <w:tc>
-          <w:tcPr>
-            <w:tcW w:w="2600" w:type="dxa"/>
-            <w:shd w:val="clear" w:color="auto" w:fill="F2F2F2"/>
-            <w:tcMar>
-              <w:top w:w="60" w:type="dxa"/>
-              <w:left w:w="90" w:type="dxa"/>
-              <w:bottom w:w="60" w:type="dxa"/>
-              <w:right w:w="90" w:type="dxa"/>
-            </w:tcMar>
-          </w:tcPr>
-          <w:p>
-            <w:pPr>
-              <w:spacing w:after="40"/>
-            </w:pPr>
-            <w:proofErr w:type="spellStart"/>
-            <w:r>
-              <w:rPr>
-                <w:rFonts w:eastAsia="Calibri"/>
+              <w:t>LangChain</w:t>
+            </w:r>
+          </w:p>
+        </w:tc>
+        <w:tc>
+          <w:tcPr>
+            <w:tcW w:w="4860" w:type="dxa"/>
+            <w:tcMar>
+              <w:top w:w="60" w:type="dxa"/>
+              <w:left w:w="90" w:type="dxa"/>
+              <w:bottom w:w="60" w:type="dxa"/>
+              <w:right w:w="90" w:type="dxa"/>
+            </w:tcMar>
+          </w:tcPr>
+          <w:p>
+            <w:pPr>
+              <w:spacing w:after="40"/>
+            </w:pPr>
+            <w:r>
+              <w:rPr>
+                <w:rFonts w:eastAsia="微软雅黑"/>
                 <w:sz w:val="18"/>
                 <w:szCs w:val="18"/>
               </w:rPr>
-              <w:t>spaCy</w:t>
-            </w:r>
-            <w:proofErr w:type="spellEnd"/>
-            <w:r>
-              <w:rPr>
-                <w:rFonts w:eastAsia="Calibri"/>
+              <w:t>工具抽象和检索</w:t>
+            </w:r>
+            <w:r>
+              <w:rPr>
+                <w:rFonts w:eastAsia="微软雅黑"/>
                 <w:sz w:val="18"/>
                 <w:szCs w:val="18"/>
               </w:rPr>
-              <w:t xml:space="preserve"> (</w:t>
-            </w:r>
-            <w:proofErr w:type="spellStart"/>
-            <w:r>
-              <w:rPr>
-                <w:rFonts w:eastAsia="Calibri"/>
+              <w:t xml:space="preserve"> plumbing</w:t>
+            </w:r>
+            <w:r>
+              <w:rPr>
+                <w:rFonts w:eastAsia="微软雅黑"/>
                 <w:sz w:val="18"/>
                 <w:szCs w:val="18"/>
               </w:rPr>
-              <w:t>en_core_web_trf</w:t>
-            </w:r>
-            <w:proofErr w:type="spellEnd"/>
-            <w:r>
-              <w:rPr>
-                <w:rFonts w:eastAsia="Calibri"/>
-                <w:sz w:val="18"/>
-                <w:szCs w:val="18"/>
-              </w:rPr>
-              <w:t>)</w:t>
-            </w:r>
-          </w:p>
-        </w:tc>
-        <w:tc>
-          <w:tcPr>
-            <w:tcW w:w="4860" w:type="dxa"/>
-            <w:shd w:val="clear" w:color="auto" w:fill="F2F2F2"/>
-            <w:tcMar>
-              <w:top w:w="60" w:type="dxa"/>
-              <w:left w:w="90" w:type="dxa"/>
-              <w:bottom w:w="60" w:type="dxa"/>
-              <w:right w:w="90" w:type="dxa"/>
-            </w:tcMar>
-          </w:tcPr>
-          <w:p>
-            <w:pPr>
-              <w:spacing w:after="40"/>
-            </w:pPr>
-            <w:r>
-              <w:rPr>
-                <w:rFonts w:eastAsia="微软雅黑"/>
-                <w:sz w:val="18"/>
-                <w:szCs w:val="18"/>
-              </w:rPr>
-              <w:t>基于</w:t>
-            </w:r>
-            <w:r>
-              <w:rPr>
-                <w:rFonts w:eastAsia="微软雅黑"/>
-                <w:sz w:val="18"/>
-                <w:szCs w:val="18"/>
-              </w:rPr>
-              <w:t xml:space="preserve"> Transformer </w:t>
-            </w:r>
-            <w:r>
-              <w:rPr>
-                <w:rFonts w:eastAsia="微软雅黑"/>
-                <w:sz w:val="18"/>
-                <w:szCs w:val="18"/>
-              </w:rPr>
-              <w:t>的</w:t>
-            </w:r>
-            <w:r>
-              <w:rPr>
-                <w:rFonts w:eastAsia="微软雅黑"/>
-                <w:sz w:val="18"/>
-                <w:szCs w:val="18"/>
-              </w:rPr>
-              <w:t xml:space="preserve"> NER</w:t>
-            </w:r>
-            <w:r>
-              <w:rPr>
-                <w:rFonts w:eastAsia="微软雅黑"/>
-                <w:sz w:val="18"/>
-                <w:szCs w:val="18"/>
-              </w:rPr>
-              <w:t>，并提供</w:t>
-            </w:r>
-            <w:r>
-              <w:rPr>
-                <w:rFonts w:eastAsia="微软雅黑"/>
-                <w:sz w:val="18"/>
-                <w:szCs w:val="18"/>
-              </w:rPr>
-              <w:t xml:space="preserve"> span offsets</w:t>
-            </w:r>
-            <w:r>
-              <w:rPr>
-                <w:rFonts w:eastAsia="微软雅黑"/>
-                <w:sz w:val="18"/>
-                <w:szCs w:val="18"/>
-              </w:rPr>
-              <w:t>，这是证据片段要求所依赖的能力</w:t>
-            </w:r>
-          </w:p>
-        </w:tc>
-      </w:tr>
-      <w:tr>
-        <w:tc>
-          <w:tcPr>
-            <w:tcW w:w="1900" w:type="dxa"/>
-            <w:tcMar>
-              <w:top w:w="60" w:type="dxa"/>
-              <w:left w:w="90" w:type="dxa"/>
-              <w:bottom w:w="60" w:type="dxa"/>
-              <w:right w:w="90" w:type="dxa"/>
-            </w:tcMar>
-          </w:tcPr>
-          <w:p>
-            <w:pPr>
-              <w:spacing w:after="40"/>
-            </w:pPr>
-            <w:r>
-              <w:rPr>
-                <w:rFonts w:eastAsia="微软雅黑"/>
-                <w:sz w:val="18"/>
-                <w:szCs w:val="18"/>
-              </w:rPr>
-              <w:t>申请计划逻辑</w:t>
-            </w:r>
-          </w:p>
-        </w:tc>
-        <w:tc>
-          <w:tcPr>
-            <w:tcW w:w="2600" w:type="dxa"/>
-            <w:tcMar>
-              <w:top w:w="60" w:type="dxa"/>
-              <w:left w:w="90" w:type="dxa"/>
-              <w:bottom w:w="60" w:type="dxa"/>
-              <w:right w:w="90" w:type="dxa"/>
-            </w:tcMar>
-          </w:tcPr>
-          <w:p>
-            <w:pPr>
-              <w:spacing w:after="40"/>
-            </w:pPr>
-            <w:r>
-              <w:rPr>
-                <w:rFonts w:eastAsia="Calibri"/>
-                <w:sz w:val="18"/>
-                <w:szCs w:val="18"/>
-              </w:rPr>
-              <w:t>启发式</w:t>
-            </w:r>
-            <w:proofErr w:type="gramStart"/>
-            <w:r>
-              <w:rPr>
-                <w:rFonts w:eastAsia="Calibri"/>
-                <w:sz w:val="18"/>
-                <w:szCs w:val="18"/>
-              </w:rPr>
-              <w:t xml:space="preserve">排序 / </w:t>
-            </w:r>
-            <w:proofErr w:type="gramEnd"/>
-            <w:r>
-              <w:rPr>
-                <w:rFonts w:eastAsia="Calibri"/>
-                <w:sz w:val="18"/>
-                <w:szCs w:val="18"/>
-              </w:rPr>
-              <w:t>规则优先级</w:t>
-            </w:r>
-          </w:p>
-        </w:tc>
-        <w:tc>
-          <w:tcPr>
-            <w:tcW w:w="4860" w:type="dxa"/>
-            <w:tcMar>
-              <w:top w:w="60" w:type="dxa"/>
-              <w:left w:w="90" w:type="dxa"/>
-              <w:bottom w:w="60" w:type="dxa"/>
-              <w:right w:w="90" w:type="dxa"/>
-            </w:tcMar>
-          </w:tcPr>
-          <w:p>
-            <w:pPr>
-              <w:spacing w:after="40"/>
-            </w:pPr>
-            <w:r>
-              <w:rPr>
-                <w:rFonts w:eastAsia="微软雅黑"/>
-                <w:sz w:val="18"/>
-                <w:szCs w:val="18"/>
-              </w:rPr>
-              <w:t>当前</w:t>
-            </w:r>
-            <w:r>
-              <w:rPr>
-                <w:rFonts w:eastAsia="微软雅黑"/>
-                <w:sz w:val="18"/>
-                <w:szCs w:val="18"/>
-              </w:rPr>
-              <w:t xml:space="preserve"> demo </w:t>
-            </w:r>
-            <w:r>
-              <w:rPr>
-                <w:rFonts w:eastAsia="微软雅黑"/>
-                <w:sz w:val="18"/>
-                <w:szCs w:val="18"/>
-              </w:rPr>
-              <w:t>使用可解释规则安排下一步行动；遗传算法可作为后续扩展，不作为核心交付依赖</w:t>
-            </w:r>
-          </w:p>
-        </w:tc>
-      </w:tr>
-      <w:tr>
-        <w:tc>
-          <w:tcPr>
-            <w:tcW w:w="1900" w:type="dxa"/>
-            <w:shd w:val="clear" w:color="auto" w:fill="F2F2F2"/>
-            <w:tcMar>
-              <w:top w:w="60" w:type="dxa"/>
-              <w:left w:w="90" w:type="dxa"/>
-              <w:bottom w:w="60" w:type="dxa"/>
-              <w:right w:w="90" w:type="dxa"/>
-            </w:tcMar>
-          </w:tcPr>
-          <w:p>
-            <w:pPr>
-              <w:spacing w:after="40"/>
-            </w:pPr>
-            <w:r>
-              <w:rPr>
-                <w:rFonts w:eastAsia="Calibri"/>
-                <w:sz w:val="18"/>
-                <w:szCs w:val="18"/>
-              </w:rPr>
-              <w:t>ML</w:t>
-            </w:r>
-          </w:p>
-        </w:tc>
-        <w:tc>
-          <w:tcPr>
-            <w:tcW w:w="2600" w:type="dxa"/>
-            <w:shd w:val="clear" w:color="auto" w:fill="F2F2F2"/>
-            <w:tcMar>
-              <w:top w:w="60" w:type="dxa"/>
-              <w:left w:w="90" w:type="dxa"/>
-              <w:bottom w:w="60" w:type="dxa"/>
-              <w:right w:w="90" w:type="dxa"/>
-            </w:tcMar>
-          </w:tcPr>
-          <w:p>
-            <w:pPr>
-              <w:spacing w:after="40"/>
-            </w:pPr>
-            <w:r>
-              <w:rPr>
-                <w:rFonts w:eastAsia="Calibri"/>
-                <w:sz w:val="18"/>
-                <w:szCs w:val="18"/>
-              </w:rPr>
-              <w:t xml:space="preserve">scikit-learn, </w:t>
-            </w:r>
-            <w:proofErr w:type="spellStart"/>
-            <w:r>
-              <w:rPr>
-                <w:rFonts w:eastAsia="Calibri"/>
-                <w:sz w:val="18"/>
-                <w:szCs w:val="18"/>
-              </w:rPr>
-              <w:t>LightGBM</w:t>
-            </w:r>
-            <w:proofErr w:type="spellEnd"/>
-          </w:p>
-        </w:tc>
-        <w:tc>
-          <w:tcPr>
-            <w:tcW w:w="4860" w:type="dxa"/>
-            <w:shd w:val="clear" w:color="auto" w:fill="F2F2F2"/>
-            <w:tcMar>
-              <w:top w:w="60" w:type="dxa"/>
-              <w:left w:w="90" w:type="dxa"/>
-              <w:bottom w:w="60" w:type="dxa"/>
-              <w:right w:w="90" w:type="dxa"/>
-            </w:tcMar>
-          </w:tcPr>
-          <w:p>
-            <w:pPr>
-              <w:spacing w:after="40"/>
-            </w:pPr>
-            <w:r>
-              <w:rPr>
-                <w:rFonts w:eastAsia="微软雅黑"/>
-                <w:sz w:val="18"/>
-                <w:szCs w:val="18"/>
-              </w:rPr>
-              <w:t>聚类、校准和学习型排序变体</w:t>
-            </w:r>
-          </w:p>
-        </w:tc>
-      </w:tr>
-      <w:tr>
-        <w:tc>
-          <w:tcPr>
-            <w:tcW w:w="1900" w:type="dxa"/>
-            <w:tcMar>
-              <w:top w:w="60" w:type="dxa"/>
-              <w:left w:w="90" w:type="dxa"/>
-              <w:bottom w:w="60" w:type="dxa"/>
-              <w:right w:w="90" w:type="dxa"/>
-            </w:tcMar>
-          </w:tcPr>
-          <w:p>
-            <w:pPr>
-              <w:spacing w:after="40"/>
-            </w:pPr>
-            <w:r>
-              <w:rPr>
-                <w:rFonts w:eastAsia="微软雅黑"/>
-                <w:sz w:val="18"/>
-                <w:szCs w:val="18"/>
-              </w:rPr>
-              <w:t>编排与</w:t>
-            </w:r>
-            <w:r>
-              <w:rPr>
-                <w:rFonts w:eastAsia="微软雅黑"/>
-                <w:sz w:val="18"/>
-                <w:szCs w:val="18"/>
-              </w:rPr>
-              <w:t xml:space="preserve"> RAG</w:t>
-            </w:r>
-          </w:p>
-        </w:tc>
-        <w:tc>
-          <w:tcPr>
-            <w:tcW w:w="2600" w:type="dxa"/>
-            <w:tcMar>
-              <w:top w:w="60" w:type="dxa"/>
-              <w:left w:w="90" w:type="dxa"/>
-              <w:bottom w:w="60" w:type="dxa"/>
-              <w:right w:w="90" w:type="dxa"/>
-            </w:tcMar>
-          </w:tcPr>
-          <w:p>
-            <w:pPr>
-              <w:spacing w:after="40"/>
-            </w:pPr>
-            <w:proofErr w:type="spellStart"/>
-            <w:r>
-              <w:rPr>
-                <w:rFonts w:eastAsia="Calibri"/>
-                <w:sz w:val="18"/>
-                <w:szCs w:val="18"/>
-              </w:rPr>
-              <w:t>LangChain</w:t>
-            </w:r>
-            <w:proofErr w:type="spellEnd"/>
-          </w:p>
-        </w:tc>
-        <w:tc>
-          <w:tcPr>
-            <w:tcW w:w="4860" w:type="dxa"/>
-            <w:tcMar>
-              <w:top w:w="60" w:type="dxa"/>
-              <w:left w:w="90" w:type="dxa"/>
-              <w:bottom w:w="60" w:type="dxa"/>
-              <w:right w:w="90" w:type="dxa"/>
-            </w:tcMar>
-          </w:tcPr>
-          <w:p>
-            <w:pPr>
-              <w:spacing w:after="40"/>
-            </w:pPr>
-            <w:r>
-              <w:rPr>
-                <w:rFonts w:eastAsia="微软雅黑"/>
-                <w:sz w:val="18"/>
-                <w:szCs w:val="18"/>
-              </w:rPr>
-              <w:t>工具抽象和检索</w:t>
-            </w:r>
-            <w:r>
-              <w:rPr>
-                <w:rFonts w:eastAsia="微软雅黑"/>
-                <w:sz w:val="18"/>
-                <w:szCs w:val="18"/>
-              </w:rPr>
-              <w:t xml:space="preserve"> plumbing</w:t>
-            </w:r>
-            <w:r>
-              <w:rPr>
-                <w:rFonts w:eastAsia="微软雅黑"/>
-                <w:sz w:val="18"/>
-                <w:szCs w:val="18"/>
-              </w:rPr>
               <w:t>；避免重新实现标准组件</w:t>
             </w:r>
           </w:p>
         </w:tc>
       </w:tr>
     </w:tbl>
-    <w:bookmarkEnd w:id="21"/>
+    <w:bookmarkEnd w:id="25"/>
+    <w:commentRangeEnd w:id="24"/>
     <w:p>
-      <w:pPr>
-        <w:spacing w:after="120" w:line="276" w:lineRule="auto"/>
-      </w:pPr>
-      <w:r>
-        <w:rPr>
-          <w:rFonts w:eastAsia="微软雅黑"/>
-        </w:rPr>
-        <w:t>技术栈表保留如下，作为后续实现阶段的初步选型，并与当前前端</w:t>
-      </w:r>
-      <w:r>
-        <w:rPr>
-          <w:rFonts w:eastAsia="微软雅黑"/>
-        </w:rPr>
-        <w:t xml:space="preserve"> demo </w:t>
-      </w:r>
-      <w:r>
-        <w:rPr>
-          <w:rFonts w:eastAsia="微软雅黑"/>
-        </w:rPr>
-        <w:t>保持一致。</w:t>
-      </w:r>
-    </w:p>
-    <w:p>
-      <w:r>
-        <w:br w:type="page"/>
-      </w:r>
-    </w:p>
-    <w:p>
-      <w:pPr>
-        <w:pStyle w:val="1"/>
-        <w:spacing w:before="360" w:after="140"/>
-      </w:pPr>
-      <w:bookmarkStart w:id="22" w:name="_Toc239856105"/>
-      <w:r>
-        <w:rPr>
-          <w:rFonts w:eastAsia="微软雅黑"/>
-          <w:b/>
-          <w:bCs/>
-          <w:color w:val="1F3864"/>
-          <w:sz w:val="30"/>
-          <w:szCs w:val="30"/>
-        </w:rPr>
-        <w:lastRenderedPageBreak/>
-        <w:t>7</w:t>
-      </w:r>
-      <w:proofErr w:type="gramStart"/>
-      <w:r>
-        <w:rPr>
-          <w:rFonts w:eastAsia="微软雅黑"/>
-          <w:b/>
-          <w:bCs/>
-          <w:color w:val="1F3864"/>
-          <w:sz w:val="30"/>
-          <w:szCs w:val="30"/>
-        </w:rPr>
-        <w:t xml:space="preserve">. </w:t>
-      </w:r>
-      <w:r>
-        <w:rPr>
-          <w:rFonts w:eastAsia="微软雅黑"/>
-          <w:b/>
-          <w:bCs/>
-          <w:color w:val="1F3864"/>
-          <w:sz w:val="30"/>
-          <w:szCs w:val="30"/>
-        </w:rPr>
-        <w:t>实施</w:t>
-      </w:r>
-      <w:proofErr w:type="gramEnd"/>
-      <w:r>
-        <w:rPr>
-          <w:rFonts w:eastAsia="微软雅黑"/>
-          <w:b/>
-          <w:bCs/>
-          <w:color w:val="1F3864"/>
-          <w:sz w:val="30"/>
-          <w:szCs w:val="30"/>
-        </w:rPr>
-        <w:t>计划</w:t>
-      </w:r>
-      <w:bookmarkEnd w:id="22"/>
-    </w:p>
-    <w:p>
-      <w:pPr>
-        <w:spacing w:after="120" w:line="276" w:lineRule="auto"/>
-      </w:pPr>
-      <w:r>
-        <w:rPr>
-          <w:rFonts w:eastAsia="微软雅黑"/>
-        </w:rPr>
-        <w:t>此处概述后续开发节奏；完整细节可在最终报告中展开。</w:t>
-      </w:r>
-    </w:p>
-    <w:p>
-      <w:pPr>
-        <w:spacing w:after="160"/>
-      </w:pPr>
-    </w:p>
-    <w:tbl>
-      <w:tblPr>
-        <w:tblW w:w="9360" w:type="dxa"/>
-        <w:tblBorders>
-          <w:top w:val="single" w:sz="4" w:space="0" w:color="auto"/>
-          <w:left w:val="single" w:sz="4" w:space="0" w:color="auto"/>
-          <w:bottom w:val="single" w:sz="4" w:space="0" w:color="auto"/>
-          <w:right w:val="single" w:sz="4" w:space="0" w:color="auto"/>
-          <w:insideH w:val="single" w:sz="4" w:space="0" w:color="auto"/>
-          <w:insideV w:val="single" w:sz="4" w:space="0" w:color="auto"/>
-        </w:tblBorders>
-        <w:tblCellMar>
-          <w:left w:w="10" w:type="dxa"/>
-          <w:right w:w="10" w:type="dxa"/>
-        </w:tblCellMar>
-        <w:tblLook w:val="04A0" w:firstRow="1" w:lastRow="0" w:firstColumn="1" w:lastColumn="0" w:noHBand="0" w:noVBand="1"/>
-      </w:tblPr>
-      <w:tblGrid>
-        <w:gridCol w:w="1700"/>
-        <w:gridCol w:w="1700"/>
-        <w:gridCol w:w="5960"/>
-      </w:tblGrid>
-      <w:tr>
-        <w:trPr>
-          <w:tblHeader/>
-        </w:trPr>
-        <w:tc>
-          <w:tcPr>
-            <w:tcW w:w="1700" w:type="dxa"/>
-            <w:shd w:val="clear" w:color="auto" w:fill="DEEAF6"/>
-            <w:tcMar>
-              <w:top w:w="60" w:type="dxa"/>
-              <w:left w:w="90" w:type="dxa"/>
-              <w:bottom w:w="60" w:type="dxa"/>
-              <w:right w:w="90" w:type="dxa"/>
-            </w:tcMar>
-          </w:tcPr>
-          <w:p>
-            <w:pPr>
-              <w:spacing w:after="40"/>
-            </w:pPr>
-            <w:r>
-              <w:rPr>
-                <w:rFonts w:eastAsia="微软雅黑"/>
-                <w:b/>
-                <w:bCs/>
-                <w:sz w:val="19"/>
-                <w:szCs w:val="19"/>
-              </w:rPr>
-              <w:t>阶段</w:t>
-            </w:r>
-          </w:p>
-        </w:tc>
-        <w:tc>
-          <w:tcPr>
-            <w:tcW w:w="1700" w:type="dxa"/>
-            <w:shd w:val="clear" w:color="auto" w:fill="DEEAF6"/>
-            <w:tcMar>
-              <w:top w:w="60" w:type="dxa"/>
-              <w:left w:w="90" w:type="dxa"/>
-              <w:bottom w:w="60" w:type="dxa"/>
-              <w:right w:w="90" w:type="dxa"/>
-            </w:tcMar>
-          </w:tcPr>
-          <w:p>
-            <w:pPr>
-              <w:spacing w:after="40"/>
-            </w:pPr>
-            <w:r>
-              <w:rPr>
-                <w:rFonts w:eastAsia="微软雅黑"/>
-                <w:b/>
-                <w:bCs/>
-                <w:sz w:val="19"/>
-                <w:szCs w:val="19"/>
-              </w:rPr>
-              <w:t>周期</w:t>
-            </w:r>
-          </w:p>
-        </w:tc>
-        <w:tc>
-          <w:tcPr>
-            <w:tcW w:w="5960" w:type="dxa"/>
-            <w:shd w:val="clear" w:color="auto" w:fill="DEEAF6"/>
-            <w:tcMar>
-              <w:top w:w="60" w:type="dxa"/>
-              <w:left w:w="90" w:type="dxa"/>
-              <w:bottom w:w="60" w:type="dxa"/>
-              <w:right w:w="90" w:type="dxa"/>
-            </w:tcMar>
-          </w:tcPr>
-          <w:p>
-            <w:pPr>
-              <w:spacing w:after="40"/>
-            </w:pPr>
-            <w:r>
-              <w:rPr>
-                <w:rFonts w:eastAsia="微软雅黑"/>
-                <w:b/>
-                <w:bCs/>
-                <w:sz w:val="19"/>
-                <w:szCs w:val="19"/>
-              </w:rPr>
-              <w:t>交付物</w:t>
-            </w:r>
-          </w:p>
-        </w:tc>
-      </w:tr>
-      <w:tr>
-        <w:tc>
-          <w:tcPr>
-            <w:tcW w:w="1700" w:type="dxa"/>
-            <w:tcMar>
-              <w:top w:w="60" w:type="dxa"/>
-              <w:left w:w="90" w:type="dxa"/>
-              <w:bottom w:w="60" w:type="dxa"/>
-              <w:right w:w="90" w:type="dxa"/>
-            </w:tcMar>
-          </w:tcPr>
-          <w:p>
-            <w:pPr>
-              <w:spacing w:after="40"/>
-            </w:pPr>
-            <w:r>
-              <w:rPr>
-                <w:rFonts w:eastAsia="微软雅黑"/>
-                <w:sz w:val="19"/>
-                <w:szCs w:val="19"/>
-              </w:rPr>
-              <w:t>提案</w:t>
-            </w:r>
-          </w:p>
-        </w:tc>
-        <w:tc>
-          <w:tcPr>
-            <w:tcW w:w="1700" w:type="dxa"/>
-            <w:tcMar>
-              <w:top w:w="60" w:type="dxa"/>
-              <w:left w:w="90" w:type="dxa"/>
-              <w:bottom w:w="60" w:type="dxa"/>
-              <w:right w:w="90" w:type="dxa"/>
-            </w:tcMar>
-          </w:tcPr>
-          <w:p>
-            <w:pPr>
-              <w:spacing w:after="40"/>
-            </w:pPr>
-            <w:proofErr w:type="gramStart"/>
-            <w:r>
-              <w:rPr>
-                <w:rFonts w:eastAsia="微软雅黑"/>
-                <w:sz w:val="19"/>
-                <w:szCs w:val="19"/>
-              </w:rPr>
-              <w:t>至</w:t>
-            </w:r>
-            <w:r>
-              <w:rPr>
-                <w:rFonts w:eastAsia="微软雅黑"/>
-                <w:sz w:val="19"/>
-                <w:szCs w:val="19"/>
-              </w:rPr>
-              <w:t xml:space="preserve"> 2026 </w:t>
-            </w:r>
-            <w:r>
-              <w:rPr>
-                <w:rFonts w:eastAsia="微软雅黑"/>
-                <w:sz w:val="19"/>
-                <w:szCs w:val="19"/>
-              </w:rPr>
-              <w:t>年</w:t>
-            </w:r>
-            <w:r>
-              <w:rPr>
-                <w:rFonts w:eastAsia="微软雅黑"/>
-                <w:sz w:val="19"/>
-                <w:szCs w:val="19"/>
-              </w:rPr>
-              <w:t xml:space="preserve"> </w:t>
-            </w:r>
-            <w:proofErr w:type="gramEnd"/>
-            <w:r>
-              <w:rPr>
-                <w:rFonts w:eastAsia="微软雅黑"/>
-                <w:sz w:val="19"/>
-                <w:szCs w:val="19"/>
-              </w:rPr>
-              <w:t xml:space="preserve">9 </w:t>
-            </w:r>
-            <w:proofErr w:type="gramStart"/>
-            <w:r>
-              <w:rPr>
-                <w:rFonts w:eastAsia="微软雅黑"/>
-                <w:sz w:val="19"/>
-                <w:szCs w:val="19"/>
-              </w:rPr>
-              <w:t>月</w:t>
-            </w:r>
-            <w:r>
-              <w:rPr>
-                <w:rFonts w:eastAsia="微软雅黑"/>
-                <w:sz w:val="19"/>
-                <w:szCs w:val="19"/>
-              </w:rPr>
-              <w:t xml:space="preserve"> 13 </w:t>
-            </w:r>
-            <w:proofErr w:type="gramEnd"/>
-            <w:r>
-              <w:rPr>
-                <w:rFonts w:eastAsia="微软雅黑"/>
-                <w:sz w:val="19"/>
-                <w:szCs w:val="19"/>
-              </w:rPr>
-              <w:t>日</w:t>
-            </w:r>
-          </w:p>
-        </w:tc>
-        <w:tc>
-          <w:tcPr>
-            <w:tcW w:w="5960" w:type="dxa"/>
-            <w:tcMar>
-              <w:top w:w="60" w:type="dxa"/>
-              <w:left w:w="90" w:type="dxa"/>
-              <w:bottom w:w="60" w:type="dxa"/>
-              <w:right w:w="90" w:type="dxa"/>
-            </w:tcMar>
-          </w:tcPr>
-          <w:p>
-            <w:pPr>
-              <w:spacing w:after="40"/>
-            </w:pPr>
-            <w:r>
-              <w:rPr>
-                <w:rFonts w:eastAsia="微软雅黑"/>
-                <w:sz w:val="19"/>
-                <w:szCs w:val="19"/>
-              </w:rPr>
-              <w:t>数据来源可行性验证；提案文档和展示；最小端到端演示</w:t>
-            </w:r>
-          </w:p>
-        </w:tc>
-      </w:tr>
-      <w:tr>
-        <w:tc>
-          <w:tcPr>
-            <w:tcW w:w="1700" w:type="dxa"/>
-            <w:shd w:val="clear" w:color="auto" w:fill="F2F2F2"/>
-            <w:tcMar>
-              <w:top w:w="60" w:type="dxa"/>
-              <w:left w:w="90" w:type="dxa"/>
-              <w:bottom w:w="60" w:type="dxa"/>
-              <w:right w:w="90" w:type="dxa"/>
-            </w:tcMar>
-          </w:tcPr>
-          <w:p>
-            <w:pPr>
-              <w:spacing w:after="40"/>
-            </w:pPr>
-            <w:r>
-              <w:rPr>
-                <w:rFonts w:eastAsia="微软雅黑"/>
-                <w:sz w:val="19"/>
-                <w:szCs w:val="19"/>
-              </w:rPr>
-              <w:t xml:space="preserve">P1 </w:t>
-            </w:r>
-            <w:r>
-              <w:rPr>
-                <w:rFonts w:eastAsia="微软雅黑"/>
-                <w:sz w:val="19"/>
-                <w:szCs w:val="19"/>
-              </w:rPr>
-              <w:t>数据流水线</w:t>
-            </w:r>
-          </w:p>
-        </w:tc>
-        <w:tc>
-          <w:tcPr>
-            <w:tcW w:w="1700" w:type="dxa"/>
-            <w:shd w:val="clear" w:color="auto" w:fill="F2F2F2"/>
-            <w:tcMar>
-              <w:top w:w="60" w:type="dxa"/>
-              <w:left w:w="90" w:type="dxa"/>
-              <w:bottom w:w="60" w:type="dxa"/>
-              <w:right w:w="90" w:type="dxa"/>
-            </w:tcMar>
-          </w:tcPr>
-          <w:p>
-            <w:pPr>
-              <w:spacing w:after="40"/>
-            </w:pPr>
-            <w:r>
-              <w:rPr>
-                <w:rFonts w:eastAsia="微软雅黑"/>
-                <w:sz w:val="19"/>
-                <w:szCs w:val="19"/>
-              </w:rPr>
-              <w:t xml:space="preserve">9 </w:t>
-            </w:r>
-            <w:proofErr w:type="gramStart"/>
-            <w:r>
-              <w:rPr>
-                <w:rFonts w:eastAsia="微软雅黑"/>
-                <w:sz w:val="19"/>
-                <w:szCs w:val="19"/>
-              </w:rPr>
-              <w:t>月</w:t>
-            </w:r>
-            <w:r>
-              <w:rPr>
-                <w:rFonts w:eastAsia="微软雅黑"/>
-                <w:sz w:val="19"/>
-                <w:szCs w:val="19"/>
-              </w:rPr>
-              <w:t xml:space="preserve"> 14</w:t>
-            </w:r>
-            <w:proofErr w:type="gramEnd"/>
-            <w:r>
-              <w:rPr>
-                <w:rFonts w:eastAsia="微软雅黑"/>
-                <w:sz w:val="19"/>
-                <w:szCs w:val="19"/>
-              </w:rPr>
-              <w:t xml:space="preserve">-20 </w:t>
-            </w:r>
-            <w:r>
-              <w:rPr>
-                <w:rFonts w:eastAsia="微软雅黑"/>
-                <w:sz w:val="19"/>
-                <w:szCs w:val="19"/>
-              </w:rPr>
-              <w:t>日</w:t>
-            </w:r>
-          </w:p>
-        </w:tc>
-        <w:tc>
-          <w:tcPr>
-            <w:tcW w:w="5960" w:type="dxa"/>
-            <w:shd w:val="clear" w:color="auto" w:fill="F2F2F2"/>
-            <w:tcMar>
-              <w:top w:w="60" w:type="dxa"/>
-              <w:left w:w="90" w:type="dxa"/>
-              <w:bottom w:w="60" w:type="dxa"/>
-              <w:right w:w="90" w:type="dxa"/>
-            </w:tcMar>
-          </w:tcPr>
-          <w:p>
-            <w:pPr>
-              <w:spacing w:after="40"/>
-            </w:pPr>
-            <w:r>
-              <w:rPr>
-                <w:rFonts w:eastAsia="微软雅黑" w:hint="eastAsia"/>
-                <w:sz w:val="19"/>
-                <w:szCs w:val="19"/>
-              </w:rPr>
-              <w:t>收集</w:t>
-            </w:r>
-            <w:r>
-              <w:rPr>
-                <w:rFonts w:eastAsia="微软雅黑"/>
-                <w:sz w:val="19"/>
-                <w:szCs w:val="19"/>
-              </w:rPr>
-              <w:t>岗位</w:t>
-            </w:r>
-            <w:r>
-              <w:rPr>
-                <w:rFonts w:eastAsia="微软雅黑" w:hint="eastAsia"/>
-                <w:sz w:val="19"/>
-                <w:szCs w:val="19"/>
-              </w:rPr>
-              <w:t>信息</w:t>
-            </w:r>
-            <w:r>
-              <w:rPr>
-                <w:rFonts w:eastAsia="微软雅黑"/>
-                <w:sz w:val="19"/>
-                <w:szCs w:val="19"/>
-              </w:rPr>
-              <w:t>；实现抽取；度量抽取质量</w:t>
-            </w:r>
-          </w:p>
-        </w:tc>
-      </w:tr>
-      <w:tr>
-        <w:tc>
-          <w:tcPr>
-            <w:tcW w:w="1700" w:type="dxa"/>
-            <w:tcMar>
-              <w:top w:w="60" w:type="dxa"/>
-              <w:left w:w="90" w:type="dxa"/>
-              <w:bottom w:w="60" w:type="dxa"/>
-              <w:right w:w="90" w:type="dxa"/>
-            </w:tcMar>
-          </w:tcPr>
-          <w:p>
-            <w:pPr>
-              <w:spacing w:after="40"/>
-            </w:pPr>
-            <w:r>
-              <w:rPr>
-                <w:rFonts w:eastAsia="微软雅黑"/>
-                <w:sz w:val="19"/>
-                <w:szCs w:val="19"/>
-              </w:rPr>
-              <w:t xml:space="preserve">P2 </w:t>
-            </w:r>
-            <w:r>
-              <w:rPr>
-                <w:rFonts w:eastAsia="微软雅黑"/>
-                <w:sz w:val="19"/>
-                <w:szCs w:val="19"/>
-              </w:rPr>
-              <w:t>核心推理</w:t>
-            </w:r>
-          </w:p>
-        </w:tc>
-        <w:tc>
-          <w:tcPr>
-            <w:tcW w:w="1700" w:type="dxa"/>
-            <w:tcMar>
-              <w:top w:w="60" w:type="dxa"/>
-              <w:left w:w="90" w:type="dxa"/>
-              <w:bottom w:w="60" w:type="dxa"/>
-              <w:right w:w="90" w:type="dxa"/>
-            </w:tcMar>
-          </w:tcPr>
-          <w:p>
-            <w:pPr>
-              <w:spacing w:after="40"/>
-            </w:pPr>
-            <w:r>
-              <w:rPr>
-                <w:rFonts w:eastAsia="微软雅黑"/>
-                <w:sz w:val="19"/>
-                <w:szCs w:val="19"/>
-              </w:rPr>
-              <w:t xml:space="preserve">9 </w:t>
-            </w:r>
-            <w:proofErr w:type="gramStart"/>
-            <w:r>
-              <w:rPr>
-                <w:rFonts w:eastAsia="微软雅黑"/>
-                <w:sz w:val="19"/>
-                <w:szCs w:val="19"/>
-              </w:rPr>
-              <w:t>月</w:t>
-            </w:r>
-            <w:r>
-              <w:rPr>
-                <w:rFonts w:eastAsia="微软雅黑"/>
-                <w:sz w:val="19"/>
-                <w:szCs w:val="19"/>
-              </w:rPr>
-              <w:t xml:space="preserve"> 21</w:t>
-            </w:r>
-            <w:proofErr w:type="gramEnd"/>
-            <w:r>
-              <w:rPr>
-                <w:rFonts w:eastAsia="微软雅黑"/>
-                <w:sz w:val="19"/>
-                <w:szCs w:val="19"/>
-              </w:rPr>
-              <w:t xml:space="preserve">-27 </w:t>
-            </w:r>
-            <w:r>
-              <w:rPr>
-                <w:rFonts w:eastAsia="微软雅黑"/>
-                <w:sz w:val="19"/>
-                <w:szCs w:val="19"/>
-              </w:rPr>
-              <w:t>日</w:t>
-            </w:r>
-          </w:p>
-        </w:tc>
-        <w:tc>
-          <w:tcPr>
-            <w:tcW w:w="5960" w:type="dxa"/>
-            <w:tcMar>
-              <w:top w:w="60" w:type="dxa"/>
-              <w:left w:w="90" w:type="dxa"/>
-              <w:bottom w:w="60" w:type="dxa"/>
-              <w:right w:w="90" w:type="dxa"/>
-            </w:tcMar>
-          </w:tcPr>
-          <w:p>
-            <w:pPr>
-              <w:spacing w:after="40"/>
-            </w:pPr>
-            <w:r>
-              <w:rPr>
-                <w:rFonts w:eastAsia="微软雅黑"/>
-                <w:sz w:val="19"/>
-                <w:szCs w:val="19"/>
-              </w:rPr>
-              <w:t>规则引擎、混合评分和知识图谱可运行；通过</w:t>
-            </w:r>
-            <w:r>
-              <w:rPr>
-                <w:rFonts w:eastAsia="微软雅黑"/>
-                <w:sz w:val="19"/>
-                <w:szCs w:val="19"/>
-              </w:rPr>
-              <w:t xml:space="preserve"> CLI </w:t>
-            </w:r>
-            <w:r>
-              <w:rPr>
-                <w:rFonts w:eastAsia="微软雅黑"/>
-                <w:sz w:val="19"/>
-                <w:szCs w:val="19"/>
-              </w:rPr>
-              <w:t>实现带解释的端到端排序</w:t>
-            </w:r>
-          </w:p>
-        </w:tc>
-      </w:tr>
-      <w:tr>
-        <w:tc>
-          <w:tcPr>
-            <w:tcW w:w="1700" w:type="dxa"/>
-            <w:shd w:val="clear" w:color="auto" w:fill="F2F2F2"/>
-            <w:tcMar>
-              <w:top w:w="60" w:type="dxa"/>
-              <w:left w:w="90" w:type="dxa"/>
-              <w:bottom w:w="60" w:type="dxa"/>
-              <w:right w:w="90" w:type="dxa"/>
-            </w:tcMar>
-          </w:tcPr>
-          <w:p>
-            <w:pPr>
-              <w:spacing w:after="40"/>
-            </w:pPr>
-            <w:r>
-              <w:rPr>
-                <w:rFonts w:eastAsia="微软雅黑"/>
-                <w:sz w:val="19"/>
-                <w:szCs w:val="19"/>
-              </w:rPr>
-              <w:t xml:space="preserve">P3 </w:t>
-            </w:r>
-            <w:r>
-              <w:rPr>
-                <w:rFonts w:eastAsia="微软雅黑"/>
-                <w:sz w:val="19"/>
-                <w:szCs w:val="19"/>
-              </w:rPr>
-              <w:t>生成</w:t>
-            </w:r>
-          </w:p>
-        </w:tc>
-        <w:tc>
-          <w:tcPr>
-            <w:tcW w:w="1700" w:type="dxa"/>
-            <w:shd w:val="clear" w:color="auto" w:fill="F2F2F2"/>
-            <w:tcMar>
-              <w:top w:w="60" w:type="dxa"/>
-              <w:left w:w="90" w:type="dxa"/>
-              <w:bottom w:w="60" w:type="dxa"/>
-              <w:right w:w="90" w:type="dxa"/>
-            </w:tcMar>
-          </w:tcPr>
-          <w:p>
-            <w:pPr>
-              <w:spacing w:after="40"/>
-            </w:pPr>
-            <w:r>
-              <w:rPr>
-                <w:rFonts w:eastAsia="微软雅黑"/>
-                <w:sz w:val="19"/>
-                <w:szCs w:val="19"/>
-              </w:rPr>
-              <w:t xml:space="preserve">9 </w:t>
-            </w:r>
-            <w:proofErr w:type="gramStart"/>
-            <w:r>
-              <w:rPr>
-                <w:rFonts w:eastAsia="微软雅黑"/>
-                <w:sz w:val="19"/>
-                <w:szCs w:val="19"/>
-              </w:rPr>
-              <w:t>月</w:t>
-            </w:r>
-            <w:r>
-              <w:rPr>
-                <w:rFonts w:eastAsia="微软雅黑"/>
-                <w:sz w:val="19"/>
-                <w:szCs w:val="19"/>
-              </w:rPr>
-              <w:t xml:space="preserve"> 28 </w:t>
-            </w:r>
-            <w:proofErr w:type="gramEnd"/>
-            <w:r>
-              <w:rPr>
-                <w:rFonts w:eastAsia="微软雅黑"/>
-                <w:sz w:val="19"/>
-                <w:szCs w:val="19"/>
-              </w:rPr>
-              <w:t>日</w:t>
-            </w:r>
-            <w:r>
-              <w:rPr>
-                <w:rFonts w:eastAsia="微软雅黑"/>
-                <w:sz w:val="19"/>
-                <w:szCs w:val="19"/>
-              </w:rPr>
-              <w:t xml:space="preserve">-10 </w:t>
-            </w:r>
-            <w:proofErr w:type="gramStart"/>
-            <w:r>
-              <w:rPr>
-                <w:rFonts w:eastAsia="微软雅黑"/>
-                <w:sz w:val="19"/>
-                <w:szCs w:val="19"/>
-              </w:rPr>
-              <w:t>月</w:t>
-            </w:r>
-            <w:r>
-              <w:rPr>
-                <w:rFonts w:eastAsia="微软雅黑"/>
-                <w:sz w:val="19"/>
-                <w:szCs w:val="19"/>
-              </w:rPr>
-              <w:t xml:space="preserve"> 4 </w:t>
-            </w:r>
-            <w:proofErr w:type="gramEnd"/>
-            <w:r>
-              <w:rPr>
-                <w:rFonts w:eastAsia="微软雅黑"/>
-                <w:sz w:val="19"/>
-                <w:szCs w:val="19"/>
-              </w:rPr>
-              <w:t>日</w:t>
-            </w:r>
-          </w:p>
-        </w:tc>
-        <w:tc>
-          <w:tcPr>
-            <w:tcW w:w="5960" w:type="dxa"/>
-            <w:shd w:val="clear" w:color="auto" w:fill="F2F2F2"/>
-            <w:tcMar>
-              <w:top w:w="60" w:type="dxa"/>
-              <w:left w:w="90" w:type="dxa"/>
-              <w:bottom w:w="60" w:type="dxa"/>
-              <w:right w:w="90" w:type="dxa"/>
-            </w:tcMar>
-          </w:tcPr>
-          <w:p>
-            <w:pPr>
-              <w:spacing w:after="40"/>
-            </w:pPr>
-            <w:r>
-              <w:rPr>
-                <w:rFonts w:eastAsia="微软雅黑"/>
-                <w:sz w:val="19"/>
-                <w:szCs w:val="19"/>
-              </w:rPr>
-              <w:t>带事实验证的简历改写；模拟面试问题生成；范围冻结</w:t>
-            </w:r>
-          </w:p>
-        </w:tc>
-      </w:tr>
-      <w:tr>
-        <w:tc>
-          <w:tcPr>
-            <w:tcW w:w="1700" w:type="dxa"/>
-            <w:tcMar>
-              <w:top w:w="60" w:type="dxa"/>
-              <w:left w:w="90" w:type="dxa"/>
-              <w:bottom w:w="60" w:type="dxa"/>
-              <w:right w:w="90" w:type="dxa"/>
-            </w:tcMar>
-          </w:tcPr>
-          <w:p>
-            <w:pPr>
-              <w:spacing w:after="40"/>
-            </w:pPr>
-            <w:r>
-              <w:rPr>
-                <w:rFonts w:eastAsia="微软雅黑"/>
-                <w:sz w:val="19"/>
-                <w:szCs w:val="19"/>
-              </w:rPr>
-              <w:t xml:space="preserve">P4 </w:t>
-            </w:r>
-            <w:r>
-              <w:rPr>
-                <w:rFonts w:eastAsia="微软雅黑"/>
-                <w:sz w:val="19"/>
-                <w:szCs w:val="19"/>
-              </w:rPr>
-              <w:t>优化与</w:t>
-            </w:r>
-            <w:r>
-              <w:rPr>
-                <w:rFonts w:eastAsia="微软雅黑"/>
-                <w:sz w:val="19"/>
-                <w:szCs w:val="19"/>
-              </w:rPr>
-              <w:t xml:space="preserve"> UI</w:t>
-            </w:r>
-          </w:p>
-        </w:tc>
-        <w:tc>
-          <w:tcPr>
-            <w:tcW w:w="1700" w:type="dxa"/>
-            <w:tcMar>
-              <w:top w:w="60" w:type="dxa"/>
-              <w:left w:w="90" w:type="dxa"/>
-              <w:bottom w:w="60" w:type="dxa"/>
-              <w:right w:w="90" w:type="dxa"/>
-            </w:tcMar>
-          </w:tcPr>
-          <w:p>
-            <w:pPr>
-              <w:spacing w:after="40"/>
-            </w:pPr>
-            <w:r>
-              <w:rPr>
-                <w:rFonts w:eastAsia="微软雅黑"/>
-                <w:sz w:val="19"/>
-                <w:szCs w:val="19"/>
-              </w:rPr>
-              <w:t xml:space="preserve">10 </w:t>
-            </w:r>
-            <w:proofErr w:type="gramStart"/>
-            <w:r>
-              <w:rPr>
-                <w:rFonts w:eastAsia="微软雅黑"/>
-                <w:sz w:val="19"/>
-                <w:szCs w:val="19"/>
-              </w:rPr>
-              <w:t>月</w:t>
-            </w:r>
-            <w:r>
-              <w:rPr>
-                <w:rFonts w:eastAsia="微软雅黑"/>
-                <w:sz w:val="19"/>
-                <w:szCs w:val="19"/>
-              </w:rPr>
-              <w:t xml:space="preserve"> 5</w:t>
-            </w:r>
-            <w:proofErr w:type="gramEnd"/>
-            <w:r>
-              <w:rPr>
-                <w:rFonts w:eastAsia="微软雅黑"/>
-                <w:sz w:val="19"/>
-                <w:szCs w:val="19"/>
-              </w:rPr>
-              <w:t xml:space="preserve">-11 </w:t>
-            </w:r>
-            <w:r>
-              <w:rPr>
-                <w:rFonts w:eastAsia="微软雅黑"/>
-                <w:sz w:val="19"/>
-                <w:szCs w:val="19"/>
-              </w:rPr>
-              <w:t>日</w:t>
-            </w:r>
-          </w:p>
-        </w:tc>
-        <w:tc>
-          <w:tcPr>
-            <w:tcW w:w="5960" w:type="dxa"/>
-            <w:tcMar>
-              <w:top w:w="60" w:type="dxa"/>
-              <w:left w:w="90" w:type="dxa"/>
-              <w:bottom w:w="60" w:type="dxa"/>
-              <w:right w:w="90" w:type="dxa"/>
-            </w:tcMar>
-          </w:tcPr>
-          <w:p>
-            <w:pPr>
-              <w:spacing w:after="40"/>
-            </w:pPr>
-            <w:r>
-              <w:rPr>
-                <w:rFonts w:eastAsia="微软雅黑"/>
-                <w:sz w:val="19"/>
-                <w:szCs w:val="19"/>
-              </w:rPr>
-              <w:t>目标岗位进度跟踪；前端界面；后端</w:t>
-            </w:r>
-            <w:r>
-              <w:rPr>
-                <w:rFonts w:eastAsia="微软雅黑"/>
-                <w:sz w:val="19"/>
-                <w:szCs w:val="19"/>
-              </w:rPr>
-              <w:t xml:space="preserve"> API </w:t>
-            </w:r>
-            <w:r>
-              <w:rPr>
-                <w:rFonts w:eastAsia="微软雅黑"/>
-                <w:sz w:val="19"/>
-                <w:szCs w:val="19"/>
-              </w:rPr>
-              <w:t>编排；可演示系统</w:t>
-            </w:r>
-          </w:p>
-        </w:tc>
-      </w:tr>
-      <w:tr>
-        <w:tc>
-          <w:tcPr>
-            <w:tcW w:w="1700" w:type="dxa"/>
-            <w:shd w:val="clear" w:color="auto" w:fill="F2F2F2"/>
-            <w:tcMar>
-              <w:top w:w="60" w:type="dxa"/>
-              <w:left w:w="90" w:type="dxa"/>
-              <w:bottom w:w="60" w:type="dxa"/>
-              <w:right w:w="90" w:type="dxa"/>
-            </w:tcMar>
-          </w:tcPr>
-          <w:p>
-            <w:pPr>
-              <w:spacing w:after="40"/>
-            </w:pPr>
-            <w:r>
-              <w:rPr>
-                <w:rFonts w:eastAsia="微软雅黑"/>
-                <w:sz w:val="19"/>
-                <w:szCs w:val="19"/>
-              </w:rPr>
-              <w:t xml:space="preserve">P5 </w:t>
-            </w:r>
-            <w:r>
-              <w:rPr>
-                <w:rFonts w:eastAsia="微软雅黑"/>
-                <w:sz w:val="19"/>
-                <w:szCs w:val="19"/>
-              </w:rPr>
-              <w:t>评估</w:t>
-            </w:r>
-          </w:p>
-        </w:tc>
-        <w:tc>
-          <w:tcPr>
-            <w:tcW w:w="1700" w:type="dxa"/>
-            <w:shd w:val="clear" w:color="auto" w:fill="F2F2F2"/>
-            <w:tcMar>
-              <w:top w:w="60" w:type="dxa"/>
-              <w:left w:w="90" w:type="dxa"/>
-              <w:bottom w:w="60" w:type="dxa"/>
-              <w:right w:w="90" w:type="dxa"/>
-            </w:tcMar>
-          </w:tcPr>
-          <w:p>
-            <w:pPr>
-              <w:spacing w:after="40"/>
-            </w:pPr>
-            <w:r>
-              <w:rPr>
-                <w:rFonts w:eastAsia="微软雅黑"/>
-                <w:sz w:val="19"/>
-                <w:szCs w:val="19"/>
-              </w:rPr>
-              <w:t xml:space="preserve">10 </w:t>
-            </w:r>
-            <w:proofErr w:type="gramStart"/>
-            <w:r>
-              <w:rPr>
-                <w:rFonts w:eastAsia="微软雅黑"/>
-                <w:sz w:val="19"/>
-                <w:szCs w:val="19"/>
-              </w:rPr>
-              <w:t>月</w:t>
-            </w:r>
-            <w:r>
-              <w:rPr>
-                <w:rFonts w:eastAsia="微软雅黑"/>
-                <w:sz w:val="19"/>
-                <w:szCs w:val="19"/>
-              </w:rPr>
-              <w:t xml:space="preserve"> 12</w:t>
-            </w:r>
-            <w:proofErr w:type="gramEnd"/>
-            <w:r>
-              <w:rPr>
-                <w:rFonts w:eastAsia="微软雅黑"/>
-                <w:sz w:val="19"/>
-                <w:szCs w:val="19"/>
-              </w:rPr>
-              <w:t xml:space="preserve">-18 </w:t>
-            </w:r>
-            <w:r>
-              <w:rPr>
-                <w:rFonts w:eastAsia="微软雅黑"/>
-                <w:sz w:val="19"/>
-                <w:szCs w:val="19"/>
-              </w:rPr>
-              <w:t>日</w:t>
-            </w:r>
-          </w:p>
-        </w:tc>
-        <w:tc>
-          <w:tcPr>
-            <w:tcW w:w="5960" w:type="dxa"/>
-            <w:shd w:val="clear" w:color="auto" w:fill="F2F2F2"/>
-            <w:tcMar>
-              <w:top w:w="60" w:type="dxa"/>
-              <w:left w:w="90" w:type="dxa"/>
-              <w:bottom w:w="60" w:type="dxa"/>
-              <w:right w:w="90" w:type="dxa"/>
-            </w:tcMar>
-          </w:tcPr>
-          <w:p>
-            <w:pPr>
-              <w:spacing w:after="40"/>
-            </w:pPr>
-            <w:r>
-              <w:rPr>
-                <w:rFonts w:eastAsia="微软雅黑"/>
-                <w:sz w:val="19"/>
-                <w:szCs w:val="19"/>
-              </w:rPr>
-              <w:t>完成全部实验；完成消融；起草报告</w:t>
-            </w:r>
-          </w:p>
-        </w:tc>
-      </w:tr>
-      <w:tr>
-        <w:tc>
-          <w:tcPr>
-            <w:tcW w:w="1700" w:type="dxa"/>
-            <w:tcMar>
-              <w:top w:w="60" w:type="dxa"/>
-              <w:left w:w="90" w:type="dxa"/>
-              <w:bottom w:w="60" w:type="dxa"/>
-              <w:right w:w="90" w:type="dxa"/>
-            </w:tcMar>
-          </w:tcPr>
-          <w:p>
-            <w:pPr>
-              <w:spacing w:after="40"/>
-            </w:pPr>
-            <w:r>
-              <w:rPr>
-                <w:rFonts w:eastAsia="微软雅黑"/>
-                <w:sz w:val="19"/>
-                <w:szCs w:val="19"/>
-              </w:rPr>
-              <w:t xml:space="preserve">P6 </w:t>
-            </w:r>
-            <w:r>
-              <w:rPr>
-                <w:rFonts w:eastAsia="微软雅黑"/>
-                <w:sz w:val="19"/>
-                <w:szCs w:val="19"/>
-              </w:rPr>
-              <w:t>交付</w:t>
-            </w:r>
-          </w:p>
-        </w:tc>
-        <w:tc>
-          <w:tcPr>
-            <w:tcW w:w="1700" w:type="dxa"/>
-            <w:tcMar>
-              <w:top w:w="60" w:type="dxa"/>
-              <w:left w:w="90" w:type="dxa"/>
-              <w:bottom w:w="60" w:type="dxa"/>
-              <w:right w:w="90" w:type="dxa"/>
-            </w:tcMar>
-          </w:tcPr>
-          <w:p>
-            <w:pPr>
-              <w:spacing w:after="40"/>
-            </w:pPr>
-            <w:r>
-              <w:rPr>
-                <w:rFonts w:eastAsia="微软雅黑"/>
-                <w:sz w:val="19"/>
-                <w:szCs w:val="19"/>
-              </w:rPr>
-              <w:t xml:space="preserve">10 </w:t>
-            </w:r>
-            <w:proofErr w:type="gramStart"/>
-            <w:r>
-              <w:rPr>
-                <w:rFonts w:eastAsia="微软雅黑"/>
-                <w:sz w:val="19"/>
-                <w:szCs w:val="19"/>
-              </w:rPr>
-              <w:t>月</w:t>
-            </w:r>
-            <w:r>
-              <w:rPr>
-                <w:rFonts w:eastAsia="微软雅黑"/>
-                <w:sz w:val="19"/>
-                <w:szCs w:val="19"/>
-              </w:rPr>
-              <w:t xml:space="preserve"> 19</w:t>
-            </w:r>
-            <w:proofErr w:type="gramEnd"/>
-            <w:r>
-              <w:rPr>
-                <w:rFonts w:eastAsia="微软雅黑"/>
-                <w:sz w:val="19"/>
-                <w:szCs w:val="19"/>
-              </w:rPr>
-              <w:t xml:space="preserve">-25 </w:t>
-            </w:r>
-            <w:r>
-              <w:rPr>
-                <w:rFonts w:eastAsia="微软雅黑"/>
-                <w:sz w:val="19"/>
-                <w:szCs w:val="19"/>
-              </w:rPr>
-              <w:t>日</w:t>
-            </w:r>
-          </w:p>
-        </w:tc>
-        <w:tc>
-          <w:tcPr>
-            <w:tcW w:w="5960" w:type="dxa"/>
-            <w:tcMar>
-              <w:top w:w="60" w:type="dxa"/>
-              <w:left w:w="90" w:type="dxa"/>
-              <w:bottom w:w="60" w:type="dxa"/>
-              <w:right w:w="90" w:type="dxa"/>
-            </w:tcMar>
-          </w:tcPr>
-          <w:p>
-            <w:pPr>
-              <w:spacing w:after="40"/>
-            </w:pPr>
-            <w:r>
-              <w:rPr>
-                <w:rFonts w:eastAsia="微软雅黑"/>
-                <w:sz w:val="19"/>
-                <w:szCs w:val="19"/>
-              </w:rPr>
-              <w:t>录制视频；用户指南；仓库打包并提交</w:t>
-            </w:r>
-          </w:p>
-        </w:tc>
-      </w:tr>
-    </w:tbl>
-    <w:p>
-      <w:pPr>
-        <w:pStyle w:val="1"/>
-        <w:spacing w:before="360" w:after="140"/>
-      </w:pPr>
-      <w:bookmarkStart w:id="23" w:name="_Toc239856106"/>
-      <w:r>
-        <w:rPr>
-          <w:rFonts w:eastAsia="微软雅黑"/>
-          <w:b/>
-          <w:bCs/>
-          <w:color w:val="1F3864"/>
-          <w:sz w:val="30"/>
-          <w:szCs w:val="30"/>
-        </w:rPr>
-        <w:t>8</w:t>
-      </w:r>
-      <w:proofErr w:type="gramStart"/>
-      <w:r>
-        <w:rPr>
-          <w:rFonts w:eastAsia="微软雅黑"/>
-          <w:b/>
-          <w:bCs/>
-          <w:color w:val="1F3864"/>
-          <w:sz w:val="30"/>
-          <w:szCs w:val="30"/>
-        </w:rPr>
-        <w:t xml:space="preserve">. </w:t>
-      </w:r>
-      <w:r>
-        <w:rPr>
-          <w:rFonts w:eastAsia="微软雅黑"/>
-          <w:b/>
-          <w:bCs/>
-          <w:color w:val="1F3864"/>
-          <w:sz w:val="30"/>
-          <w:szCs w:val="30"/>
-        </w:rPr>
-        <w:t>评估</w:t>
-      </w:r>
-      <w:proofErr w:type="gramEnd"/>
-      <w:r>
-        <w:rPr>
-          <w:rFonts w:eastAsia="微软雅黑"/>
-          <w:b/>
-          <w:bCs/>
-          <w:color w:val="1F3864"/>
-          <w:sz w:val="30"/>
-          <w:szCs w:val="30"/>
-        </w:rPr>
-        <w:t>计划</w:t>
-      </w:r>
-      <w:bookmarkEnd w:id="23"/>
-    </w:p>
-    <w:tbl>
-      <w:tblPr>
-        <w:tblW w:w="9360" w:type="dxa"/>
-        <w:tblBorders>
-          <w:top w:val="single" w:sz="4" w:space="0" w:color="auto"/>
-          <w:left w:val="single" w:sz="4" w:space="0" w:color="auto"/>
-          <w:bottom w:val="single" w:sz="4" w:space="0" w:color="auto"/>
-          <w:right w:val="single" w:sz="4" w:space="0" w:color="auto"/>
-          <w:insideH w:val="single" w:sz="4" w:space="0" w:color="auto"/>
-          <w:insideV w:val="single" w:sz="4" w:space="0" w:color="auto"/>
-        </w:tblBorders>
-        <w:tblCellMar>
-          <w:left w:w="10" w:type="dxa"/>
-          <w:right w:w="10" w:type="dxa"/>
-        </w:tblCellMar>
-        <w:tblLook w:val="04A0" w:firstRow="1" w:lastRow="0" w:firstColumn="1" w:lastColumn="0" w:noHBand="0" w:noVBand="1"/>
-      </w:tblPr>
-      <w:tblGrid>
-        <w:gridCol w:w="1398"/>
-        <w:gridCol w:w="2909"/>
-        <w:gridCol w:w="5053"/>
-      </w:tblGrid>
-      <w:tr>
-        <w:trPr>
-          <w:tblHeader/>
-        </w:trPr>
-        <w:tc>
-          <w:tcPr>
-            <w:tcW w:w="600" w:type="dxa"/>
-            <w:shd w:val="clear" w:color="auto" w:fill="DEEAF6"/>
-            <w:tcMar>
-              <w:top w:w="60" w:type="dxa"/>
-              <w:left w:w="90" w:type="dxa"/>
-              <w:bottom w:w="60" w:type="dxa"/>
-              <w:right w:w="90" w:type="dxa"/>
-            </w:tcMar>
-          </w:tcPr>
-          <w:p>
-            <w:pPr>
-              <w:spacing w:after="40"/>
-            </w:pPr>
-            <w:r>
-              <w:rPr>
-                <w:rFonts w:eastAsia="微软雅黑"/>
-                <w:b/>
-                <w:bCs/>
-                <w:sz w:val="18"/>
-                <w:szCs w:val="18"/>
-              </w:rPr>
-              <w:t>模型或算法</w:t>
-            </w:r>
-          </w:p>
-        </w:tc>
-        <w:tc>
-          <w:tcPr>
-            <w:tcW w:w="1900" w:type="dxa"/>
-            <w:shd w:val="clear" w:color="auto" w:fill="DEEAF6"/>
-            <w:tcMar>
-              <w:top w:w="60" w:type="dxa"/>
-              <w:left w:w="90" w:type="dxa"/>
-              <w:bottom w:w="60" w:type="dxa"/>
-              <w:right w:w="90" w:type="dxa"/>
-            </w:tcMar>
-          </w:tcPr>
-          <w:p>
-            <w:pPr>
-              <w:spacing w:after="40"/>
-            </w:pPr>
-            <w:r>
-              <w:rPr>
-                <w:rFonts w:eastAsia="微软雅黑"/>
-                <w:b/>
-                <w:bCs/>
-                <w:sz w:val="18"/>
-                <w:szCs w:val="18"/>
-              </w:rPr>
-              <w:t>对应评估方法</w:t>
-            </w:r>
-          </w:p>
-        </w:tc>
-        <w:tc>
-          <w:tcPr>
-            <w:tcW w:w="3300" w:type="dxa"/>
-            <w:shd w:val="clear" w:color="auto" w:fill="DEEAF6"/>
-            <w:tcMar>
-              <w:top w:w="60" w:type="dxa"/>
-              <w:left w:w="90" w:type="dxa"/>
-              <w:bottom w:w="60" w:type="dxa"/>
-              <w:right w:w="90" w:type="dxa"/>
-            </w:tcMar>
-          </w:tcPr>
-          <w:p>
-            <w:pPr>
-              <w:spacing w:after="40"/>
-            </w:pPr>
-            <w:r>
-              <w:rPr>
-                <w:rFonts w:eastAsia="微软雅黑"/>
-                <w:b/>
-                <w:bCs/>
-                <w:sz w:val="18"/>
-                <w:szCs w:val="18"/>
-              </w:rPr>
-              <w:t>用途</w:t>
-            </w:r>
-          </w:p>
-        </w:tc>
-      </w:tr>
-      <w:tr>
-        <w:tc>
-          <w:tcPr>
-            <w:tcW w:w="600" w:type="dxa"/>
-            <w:tcMar>
-              <w:top w:w="60" w:type="dxa"/>
-              <w:left w:w="90" w:type="dxa"/>
-              <w:bottom w:w="60" w:type="dxa"/>
-              <w:right w:w="90" w:type="dxa"/>
-            </w:tcMar>
-          </w:tcPr>
-          <w:p>
-            <w:pPr>
-              <w:spacing w:after="40"/>
-            </w:pPr>
-            <w:proofErr w:type="spellStart"/>
-            <w:r>
-              <w:rPr>
-                <w:rFonts w:eastAsia="微软雅黑"/>
-                <w:sz w:val="18"/>
-                <w:szCs w:val="18"/>
-              </w:rPr>
-              <w:t>spaCy</w:t>
-            </w:r>
-            <w:proofErr w:type="spellEnd"/>
-            <w:r>
-              <w:rPr>
-                <w:rFonts w:eastAsia="微软雅黑"/>
-                <w:sz w:val="18"/>
-                <w:szCs w:val="18"/>
-              </w:rPr>
-              <w:t xml:space="preserve"> + </w:t>
-            </w:r>
-            <w:r>
-              <w:rPr>
-                <w:rFonts w:eastAsia="微软雅黑"/>
-                <w:sz w:val="18"/>
-                <w:szCs w:val="18"/>
-              </w:rPr>
-              <w:t>技能词典</w:t>
-            </w:r>
-            <w:r>
-              <w:rPr>
-                <w:rFonts w:eastAsia="微软雅黑"/>
-                <w:sz w:val="18"/>
-                <w:szCs w:val="18"/>
-              </w:rPr>
-              <w:t xml:space="preserve"> + LLM </w:t>
-            </w:r>
-            <w:r>
-              <w:rPr>
-                <w:rFonts w:eastAsia="微软雅黑"/>
-                <w:sz w:val="18"/>
-                <w:szCs w:val="18"/>
-              </w:rPr>
-              <w:t>抽取回退</w:t>
-            </w:r>
-          </w:p>
-        </w:tc>
-        <w:tc>
-          <w:tcPr>
-            <w:tcW w:w="1900" w:type="dxa"/>
-            <w:tcMar>
-              <w:top w:w="60" w:type="dxa"/>
-              <w:left w:w="90" w:type="dxa"/>
-              <w:bottom w:w="60" w:type="dxa"/>
-              <w:right w:w="90" w:type="dxa"/>
-            </w:tcMar>
-          </w:tcPr>
-          <w:p>
-            <w:pPr>
-              <w:spacing w:after="40"/>
-            </w:pPr>
-            <w:r>
-              <w:rPr>
-                <w:rFonts w:eastAsia="微软雅黑"/>
-                <w:sz w:val="18"/>
-                <w:szCs w:val="18"/>
-              </w:rPr>
-              <w:t>选取样例</w:t>
-            </w:r>
-            <w:r>
-              <w:rPr>
-                <w:rFonts w:eastAsia="微软雅黑"/>
-                <w:sz w:val="18"/>
-                <w:szCs w:val="18"/>
-              </w:rPr>
-              <w:t xml:space="preserve"> JD </w:t>
-            </w:r>
-            <w:r>
-              <w:rPr>
-                <w:rFonts w:eastAsia="微软雅黑"/>
-                <w:sz w:val="18"/>
-                <w:szCs w:val="18"/>
-              </w:rPr>
-              <w:t>和简历，由人工检查抽取出的技能、职责、学历和约束是否准确。</w:t>
-            </w:r>
-          </w:p>
-        </w:tc>
-        <w:tc>
-          <w:tcPr>
-            <w:tcW w:w="3300" w:type="dxa"/>
-            <w:tcMar>
-              <w:top w:w="60" w:type="dxa"/>
-              <w:left w:w="90" w:type="dxa"/>
-              <w:bottom w:w="60" w:type="dxa"/>
-              <w:right w:w="90" w:type="dxa"/>
-            </w:tcMar>
-          </w:tcPr>
-          <w:p>
-            <w:pPr>
-              <w:spacing w:after="40"/>
-            </w:pPr>
-            <w:r>
-              <w:rPr>
-                <w:rFonts w:eastAsia="微软雅黑"/>
-                <w:sz w:val="18"/>
-                <w:szCs w:val="18"/>
-              </w:rPr>
-              <w:t>评估简历解析和</w:t>
-            </w:r>
-            <w:r>
-              <w:rPr>
-                <w:rFonts w:eastAsia="微软雅黑"/>
-                <w:sz w:val="18"/>
-                <w:szCs w:val="18"/>
-              </w:rPr>
-              <w:t xml:space="preserve"> JD </w:t>
-            </w:r>
-            <w:r>
-              <w:rPr>
-                <w:rFonts w:eastAsia="微软雅黑"/>
-                <w:sz w:val="18"/>
-                <w:szCs w:val="18"/>
-              </w:rPr>
-              <w:t>分析是否能支撑后续推荐。</w:t>
-            </w:r>
-          </w:p>
-        </w:tc>
-      </w:tr>
-      <w:tr>
-        <w:tc>
-          <w:tcPr>
-            <w:tcW w:w="600" w:type="dxa"/>
-            <w:shd w:val="clear" w:color="auto" w:fill="F2F2F2"/>
-            <w:tcMar>
-              <w:top w:w="60" w:type="dxa"/>
-              <w:left w:w="90" w:type="dxa"/>
-              <w:bottom w:w="60" w:type="dxa"/>
-              <w:right w:w="90" w:type="dxa"/>
-            </w:tcMar>
-          </w:tcPr>
-          <w:p>
-            <w:pPr>
-              <w:spacing w:after="40"/>
-            </w:pPr>
-            <w:r>
-              <w:rPr>
-                <w:rFonts w:eastAsia="微软雅黑"/>
-                <w:sz w:val="18"/>
-                <w:szCs w:val="18"/>
-              </w:rPr>
-              <w:t>TF-IDF</w:t>
-            </w:r>
-            <w:r>
-              <w:rPr>
-                <w:rFonts w:eastAsia="微软雅黑"/>
-                <w:sz w:val="18"/>
-                <w:szCs w:val="18"/>
-              </w:rPr>
-              <w:t>、</w:t>
-            </w:r>
-            <w:r>
-              <w:rPr>
-                <w:rFonts w:eastAsia="微软雅黑"/>
-                <w:sz w:val="18"/>
-                <w:szCs w:val="18"/>
-              </w:rPr>
-              <w:t xml:space="preserve">Sentence-BERT </w:t>
-            </w:r>
-            <w:r>
-              <w:rPr>
-                <w:rFonts w:eastAsia="微软雅黑"/>
-                <w:sz w:val="18"/>
-                <w:szCs w:val="18"/>
-              </w:rPr>
-              <w:t>与混合排序</w:t>
-            </w:r>
-          </w:p>
-        </w:tc>
-        <w:tc>
-          <w:tcPr>
-            <w:tcW w:w="1900" w:type="dxa"/>
-            <w:shd w:val="clear" w:color="auto" w:fill="F2F2F2"/>
-            <w:tcMar>
-              <w:top w:w="60" w:type="dxa"/>
-              <w:left w:w="90" w:type="dxa"/>
-              <w:bottom w:w="60" w:type="dxa"/>
-              <w:right w:w="90" w:type="dxa"/>
-            </w:tcMar>
-          </w:tcPr>
-          <w:p>
-            <w:pPr>
-              <w:spacing w:after="40"/>
-            </w:pPr>
-            <w:r>
-              <w:rPr>
-                <w:rFonts w:eastAsia="微软雅黑"/>
-                <w:sz w:val="18"/>
-                <w:szCs w:val="18"/>
-              </w:rPr>
-              <w:t>比较不同排序方法给出的岗位列表，并由团队根据学生画像判断推荐顺序是否合理。</w:t>
-            </w:r>
-          </w:p>
-        </w:tc>
-        <w:tc>
-          <w:tcPr>
-            <w:tcW w:w="3300" w:type="dxa"/>
-            <w:shd w:val="clear" w:color="auto" w:fill="F2F2F2"/>
-            <w:tcMar>
-              <w:top w:w="60" w:type="dxa"/>
-              <w:left w:w="90" w:type="dxa"/>
-              <w:bottom w:w="60" w:type="dxa"/>
-              <w:right w:w="90" w:type="dxa"/>
-            </w:tcMar>
-          </w:tcPr>
-          <w:p>
-            <w:pPr>
-              <w:spacing w:after="40"/>
-            </w:pPr>
-            <w:r>
-              <w:rPr>
-                <w:rFonts w:eastAsia="微软雅黑"/>
-                <w:sz w:val="18"/>
-                <w:szCs w:val="18"/>
-              </w:rPr>
-              <w:t>评估岗位推荐模块的有效性。</w:t>
-            </w:r>
-          </w:p>
-        </w:tc>
-      </w:tr>
-      <w:tr>
-        <w:tc>
-          <w:tcPr>
-            <w:tcW w:w="600" w:type="dxa"/>
-            <w:tcMar>
-              <w:top w:w="60" w:type="dxa"/>
-              <w:left w:w="90" w:type="dxa"/>
-              <w:bottom w:w="60" w:type="dxa"/>
-              <w:right w:w="90" w:type="dxa"/>
-            </w:tcMar>
-          </w:tcPr>
-          <w:p>
-            <w:pPr>
-              <w:spacing w:after="40"/>
-            </w:pPr>
-            <w:r>
-              <w:rPr>
-                <w:rFonts w:eastAsia="微软雅黑"/>
-                <w:sz w:val="18"/>
-                <w:szCs w:val="18"/>
-              </w:rPr>
-              <w:t>技能知识图谱与</w:t>
-            </w:r>
-            <w:r>
-              <w:rPr>
-                <w:rFonts w:eastAsia="微软雅黑"/>
-                <w:sz w:val="18"/>
-                <w:szCs w:val="18"/>
-              </w:rPr>
-              <w:t xml:space="preserve"> </w:t>
-            </w:r>
-            <w:proofErr w:type="spellStart"/>
-            <w:r>
-              <w:rPr>
-                <w:rFonts w:eastAsia="微软雅黑"/>
-                <w:sz w:val="18"/>
-                <w:szCs w:val="18"/>
-              </w:rPr>
-              <w:t>PyKEEN</w:t>
-            </w:r>
-            <w:proofErr w:type="spellEnd"/>
-          </w:p>
-        </w:tc>
-        <w:tc>
-          <w:tcPr>
-            <w:tcW w:w="1900" w:type="dxa"/>
-            <w:tcMar>
-              <w:top w:w="60" w:type="dxa"/>
-              <w:left w:w="90" w:type="dxa"/>
-              <w:bottom w:w="60" w:type="dxa"/>
-              <w:right w:w="90" w:type="dxa"/>
-            </w:tcMar>
-          </w:tcPr>
-          <w:p>
-            <w:pPr>
-              <w:spacing w:after="40"/>
-            </w:pPr>
-            <w:r>
-              <w:rPr>
-                <w:rFonts w:eastAsia="微软雅黑"/>
-                <w:sz w:val="18"/>
-                <w:szCs w:val="18"/>
-              </w:rPr>
-              <w:t>抽样检查技能别名、相近技能和上下位关系，并比较加入图谱前后的技能差距解释。</w:t>
-            </w:r>
-          </w:p>
-        </w:tc>
-        <w:tc>
-          <w:tcPr>
-            <w:tcW w:w="3300" w:type="dxa"/>
-            <w:tcMar>
-              <w:top w:w="60" w:type="dxa"/>
-              <w:left w:w="90" w:type="dxa"/>
-              <w:bottom w:w="60" w:type="dxa"/>
-              <w:right w:w="90" w:type="dxa"/>
-            </w:tcMar>
-          </w:tcPr>
-          <w:p>
-            <w:pPr>
-              <w:spacing w:after="40"/>
-            </w:pPr>
-            <w:r>
-              <w:rPr>
-                <w:rFonts w:eastAsia="微软雅黑"/>
-                <w:sz w:val="18"/>
-                <w:szCs w:val="18"/>
-              </w:rPr>
-              <w:t>评估技能关系推理是否能区分可迁移差距和硬差距。</w:t>
-            </w:r>
-          </w:p>
-        </w:tc>
-      </w:tr>
-      <w:tr>
-        <w:tc>
-          <w:tcPr>
-            <w:tcW w:w="600" w:type="dxa"/>
-            <w:shd w:val="clear" w:color="auto" w:fill="F2F2F2"/>
-            <w:tcMar>
-              <w:top w:w="60" w:type="dxa"/>
-              <w:left w:w="90" w:type="dxa"/>
-              <w:bottom w:w="60" w:type="dxa"/>
-              <w:right w:w="90" w:type="dxa"/>
-            </w:tcMar>
-          </w:tcPr>
-          <w:p>
-            <w:pPr>
-              <w:spacing w:after="40"/>
-            </w:pPr>
-            <w:r>
-              <w:rPr>
-                <w:rFonts w:eastAsia="微软雅黑"/>
-                <w:sz w:val="18"/>
-                <w:szCs w:val="18"/>
-              </w:rPr>
-              <w:t>规则引擎</w:t>
-            </w:r>
-          </w:p>
-        </w:tc>
-        <w:tc>
-          <w:tcPr>
-            <w:tcW w:w="1900" w:type="dxa"/>
-            <w:shd w:val="clear" w:color="auto" w:fill="F2F2F2"/>
-            <w:tcMar>
-              <w:top w:w="60" w:type="dxa"/>
-              <w:left w:w="90" w:type="dxa"/>
-              <w:bottom w:w="60" w:type="dxa"/>
-              <w:right w:w="90" w:type="dxa"/>
-            </w:tcMar>
-          </w:tcPr>
-          <w:p>
-            <w:pPr>
-              <w:spacing w:after="40"/>
-            </w:pPr>
-            <w:r>
-              <w:rPr>
-                <w:rFonts w:eastAsia="微软雅黑"/>
-                <w:sz w:val="18"/>
-                <w:szCs w:val="18"/>
-              </w:rPr>
-              <w:t>设计典型学生画像和</w:t>
-            </w:r>
-            <w:r>
-              <w:rPr>
-                <w:rFonts w:eastAsia="微软雅黑"/>
-                <w:sz w:val="18"/>
-                <w:szCs w:val="18"/>
-              </w:rPr>
-              <w:t xml:space="preserve"> JD </w:t>
-            </w:r>
-            <w:r>
-              <w:rPr>
-                <w:rFonts w:eastAsia="微软雅黑"/>
-                <w:sz w:val="18"/>
-                <w:szCs w:val="18"/>
-              </w:rPr>
-              <w:t>案例，检查系统是否正确处理地点、学历、工作准证和截止日期等约束。</w:t>
-            </w:r>
-          </w:p>
-        </w:tc>
-        <w:tc>
-          <w:tcPr>
-            <w:tcW w:w="3300" w:type="dxa"/>
-            <w:shd w:val="clear" w:color="auto" w:fill="F2F2F2"/>
-            <w:tcMar>
-              <w:top w:w="60" w:type="dxa"/>
-              <w:left w:w="90" w:type="dxa"/>
-              <w:bottom w:w="60" w:type="dxa"/>
-              <w:right w:w="90" w:type="dxa"/>
-            </w:tcMar>
-          </w:tcPr>
-          <w:p>
-            <w:pPr>
-              <w:spacing w:after="40"/>
-            </w:pPr>
-            <w:r>
-              <w:rPr>
-                <w:rFonts w:eastAsia="微软雅黑"/>
-                <w:sz w:val="18"/>
-                <w:szCs w:val="18"/>
-              </w:rPr>
-              <w:t>评估硬约束筛选是否可靠。</w:t>
-            </w:r>
-          </w:p>
-        </w:tc>
-      </w:tr>
-      <w:tr>
-        <w:tc>
-          <w:tcPr>
-            <w:tcW w:w="600" w:type="dxa"/>
-            <w:tcMar>
-              <w:top w:w="60" w:type="dxa"/>
-              <w:left w:w="90" w:type="dxa"/>
-              <w:bottom w:w="60" w:type="dxa"/>
-              <w:right w:w="90" w:type="dxa"/>
-            </w:tcMar>
-          </w:tcPr>
-          <w:p>
-            <w:pPr>
-              <w:spacing w:after="40"/>
-            </w:pPr>
-            <w:r>
-              <w:rPr>
-                <w:rFonts w:eastAsia="微软雅黑"/>
-                <w:sz w:val="18"/>
-                <w:szCs w:val="18"/>
-              </w:rPr>
-              <w:t>受事实约束的</w:t>
-            </w:r>
-            <w:r>
-              <w:rPr>
-                <w:rFonts w:eastAsia="微软雅黑"/>
-                <w:sz w:val="18"/>
-                <w:szCs w:val="18"/>
-              </w:rPr>
-              <w:t xml:space="preserve"> LLM </w:t>
-            </w:r>
-            <w:r>
-              <w:rPr>
-                <w:rFonts w:eastAsia="微软雅黑"/>
-                <w:sz w:val="18"/>
-                <w:szCs w:val="18"/>
-              </w:rPr>
-              <w:t>简历改写</w:t>
-            </w:r>
-          </w:p>
-        </w:tc>
-        <w:tc>
-          <w:tcPr>
-            <w:tcW w:w="1900" w:type="dxa"/>
-            <w:tcMar>
-              <w:top w:w="60" w:type="dxa"/>
-              <w:left w:w="90" w:type="dxa"/>
-              <w:bottom w:w="60" w:type="dxa"/>
-              <w:right w:w="90" w:type="dxa"/>
-            </w:tcMar>
-          </w:tcPr>
-          <w:p>
-            <w:pPr>
-              <w:spacing w:after="40"/>
-            </w:pPr>
-            <w:r>
-              <w:rPr>
-                <w:rFonts w:eastAsia="微软雅黑"/>
-                <w:sz w:val="18"/>
-                <w:szCs w:val="18"/>
-              </w:rPr>
-              <w:t>对比原简历、目标</w:t>
-            </w:r>
-            <w:r>
-              <w:rPr>
-                <w:rFonts w:eastAsia="微软雅黑"/>
-                <w:sz w:val="18"/>
-                <w:szCs w:val="18"/>
-              </w:rPr>
-              <w:t xml:space="preserve"> JD </w:t>
-            </w:r>
-            <w:r>
-              <w:rPr>
-                <w:rFonts w:eastAsia="微软雅黑"/>
-                <w:sz w:val="18"/>
-                <w:szCs w:val="18"/>
-              </w:rPr>
-              <w:t>和改写结果，人工检查是否保留事实、突出相关经历并避免新增未经支持的信息。</w:t>
-            </w:r>
-          </w:p>
-        </w:tc>
-        <w:tc>
-          <w:tcPr>
-            <w:tcW w:w="3300" w:type="dxa"/>
-            <w:tcMar>
-              <w:top w:w="60" w:type="dxa"/>
-              <w:left w:w="90" w:type="dxa"/>
-              <w:bottom w:w="60" w:type="dxa"/>
-              <w:right w:w="90" w:type="dxa"/>
-            </w:tcMar>
-          </w:tcPr>
-          <w:p>
-            <w:pPr>
-              <w:spacing w:after="40"/>
-            </w:pPr>
-            <w:r>
-              <w:rPr>
-                <w:rFonts w:eastAsia="微软雅黑"/>
-                <w:sz w:val="18"/>
-                <w:szCs w:val="18"/>
-              </w:rPr>
-              <w:t>评估简历优化模块的可信度。</w:t>
-            </w:r>
-          </w:p>
-        </w:tc>
-      </w:tr>
-      <w:tr>
-        <w:tc>
-          <w:tcPr>
-            <w:tcW w:w="600" w:type="dxa"/>
-            <w:shd w:val="clear" w:color="auto" w:fill="F2F2F2"/>
-            <w:tcMar>
-              <w:top w:w="60" w:type="dxa"/>
-              <w:left w:w="90" w:type="dxa"/>
-              <w:bottom w:w="60" w:type="dxa"/>
-              <w:right w:w="90" w:type="dxa"/>
-            </w:tcMar>
-          </w:tcPr>
-          <w:p>
-            <w:pPr>
-              <w:spacing w:after="40"/>
-            </w:pPr>
-            <w:r>
-              <w:rPr>
-                <w:rFonts w:eastAsia="微软雅黑"/>
-                <w:sz w:val="18"/>
-                <w:szCs w:val="18"/>
-              </w:rPr>
-              <w:t>基础申请计划规则</w:t>
-            </w:r>
-          </w:p>
-        </w:tc>
-        <w:tc>
-          <w:tcPr>
-            <w:tcW w:w="1900" w:type="dxa"/>
-            <w:shd w:val="clear" w:color="auto" w:fill="F2F2F2"/>
-            <w:tcMar>
-              <w:top w:w="60" w:type="dxa"/>
-              <w:left w:w="90" w:type="dxa"/>
-              <w:bottom w:w="60" w:type="dxa"/>
-              <w:right w:w="90" w:type="dxa"/>
-            </w:tcMar>
-          </w:tcPr>
-          <w:p>
-            <w:pPr>
-              <w:spacing w:after="40"/>
-            </w:pPr>
-            <w:r>
-              <w:rPr>
-                <w:rFonts w:eastAsia="微软雅黑"/>
-                <w:sz w:val="18"/>
-                <w:szCs w:val="18"/>
-              </w:rPr>
-              <w:t>将目标岗位进度、截止日期和时间预算形成下一步行动建议，并由团</w:t>
-            </w:r>
-            <w:r>
-              <w:rPr>
-                <w:rFonts w:eastAsia="微软雅黑"/>
-                <w:sz w:val="18"/>
-                <w:szCs w:val="18"/>
-              </w:rPr>
-              <w:lastRenderedPageBreak/>
-              <w:t>队检查建议是否符合</w:t>
-            </w:r>
-            <w:r>
-              <w:rPr>
-                <w:rFonts w:eastAsia="微软雅黑"/>
-                <w:sz w:val="18"/>
-                <w:szCs w:val="18"/>
-              </w:rPr>
-              <w:t xml:space="preserve"> demo </w:t>
-            </w:r>
-            <w:r>
-              <w:rPr>
-                <w:rFonts w:eastAsia="微软雅黑"/>
-                <w:sz w:val="18"/>
-                <w:szCs w:val="18"/>
-              </w:rPr>
-              <w:t>流程。</w:t>
-            </w:r>
-          </w:p>
-        </w:tc>
-        <w:tc>
-          <w:tcPr>
-            <w:tcW w:w="3300" w:type="dxa"/>
-            <w:shd w:val="clear" w:color="auto" w:fill="F2F2F2"/>
-            <w:tcMar>
-              <w:top w:w="60" w:type="dxa"/>
-              <w:left w:w="90" w:type="dxa"/>
-              <w:bottom w:w="60" w:type="dxa"/>
-              <w:right w:w="90" w:type="dxa"/>
-            </w:tcMar>
-          </w:tcPr>
-          <w:p>
-            <w:pPr>
-              <w:spacing w:after="40"/>
-            </w:pPr>
-            <w:r>
-              <w:rPr>
-                <w:rFonts w:eastAsia="微软雅黑"/>
-                <w:sz w:val="18"/>
-                <w:szCs w:val="18"/>
-              </w:rPr>
-              <w:lastRenderedPageBreak/>
-              <w:t>评估申请计划与目标岗位跟踪模块的可用性。</w:t>
-            </w:r>
-          </w:p>
-        </w:tc>
-      </w:tr>
-      <w:tr>
-        <w:tc>
-          <w:tcPr>
-            <w:tcW w:w="600" w:type="dxa"/>
-            <w:tcMar>
-              <w:top w:w="60" w:type="dxa"/>
-              <w:left w:w="90" w:type="dxa"/>
-              <w:bottom w:w="60" w:type="dxa"/>
-              <w:right w:w="90" w:type="dxa"/>
-            </w:tcMar>
-          </w:tcPr>
-          <w:p>
-            <w:pPr>
-              <w:spacing w:after="40"/>
-            </w:pPr>
-            <w:r>
-              <w:rPr>
-                <w:rFonts w:eastAsia="微软雅黑"/>
-                <w:sz w:val="18"/>
-                <w:szCs w:val="18"/>
-              </w:rPr>
-              <w:t>视频模拟面试原型</w:t>
-            </w:r>
-          </w:p>
-        </w:tc>
-        <w:tc>
-          <w:tcPr>
-            <w:tcW w:w="1900" w:type="dxa"/>
-            <w:tcMar>
-              <w:top w:w="60" w:type="dxa"/>
-              <w:left w:w="90" w:type="dxa"/>
-              <w:bottom w:w="60" w:type="dxa"/>
-              <w:right w:w="90" w:type="dxa"/>
-            </w:tcMar>
-          </w:tcPr>
-          <w:p>
-            <w:pPr>
-              <w:spacing w:after="40"/>
-            </w:pPr>
-            <w:r>
-              <w:rPr>
-                <w:rFonts w:eastAsia="微软雅黑"/>
-                <w:sz w:val="18"/>
-                <w:szCs w:val="18"/>
-              </w:rPr>
-              <w:t>根据目标</w:t>
-            </w:r>
-            <w:r>
-              <w:rPr>
-                <w:rFonts w:eastAsia="微软雅黑"/>
-                <w:sz w:val="18"/>
-                <w:szCs w:val="18"/>
-              </w:rPr>
-              <w:t xml:space="preserve"> JD</w:t>
-            </w:r>
-            <w:r>
-              <w:rPr>
-                <w:rFonts w:eastAsia="微软雅黑"/>
-                <w:sz w:val="18"/>
-                <w:szCs w:val="18"/>
-              </w:rPr>
-              <w:t>、岗位技能和简历内容生成题库、作答记录和反馈建议，由团队检查内容是否贴合岗位且不偏离学生背景。</w:t>
-            </w:r>
-          </w:p>
-        </w:tc>
-        <w:tc>
-          <w:tcPr>
-            <w:tcW w:w="3300" w:type="dxa"/>
-            <w:tcMar>
-              <w:top w:w="60" w:type="dxa"/>
-              <w:left w:w="90" w:type="dxa"/>
-              <w:bottom w:w="60" w:type="dxa"/>
-              <w:right w:w="90" w:type="dxa"/>
-            </w:tcMar>
-          </w:tcPr>
-          <w:p>
-            <w:pPr>
-              <w:spacing w:after="40"/>
-            </w:pPr>
-            <w:r>
-              <w:rPr>
-                <w:rFonts w:eastAsia="微软雅黑"/>
-                <w:sz w:val="18"/>
-                <w:szCs w:val="18"/>
-              </w:rPr>
-              <w:t>评估面试准备与反馈内容是否实用。</w:t>
-            </w:r>
-          </w:p>
-        </w:tc>
-      </w:tr>
-    </w:tbl>
-    <w:p>
-      <w:pPr>
-        <w:pStyle w:val="af"/>
-        <w:spacing w:after="70" w:line="276" w:lineRule="auto"/>
-      </w:pPr>
+      <w:r>
+        <w:rPr>
+          <w:rStyle w:val="af0"/>
+        </w:rPr>
+        <w:commentReference w:id="24"/>
+      </w:r>
     </w:p>
     <w:sectPr>
-      <w:footerReference w:type="default" r:id="rId8"/>
+      <w:footerReference w:type="default" r:id="rId12"/>
       <w:pgSz w:w="11906" w:h="16838"/>
       <w:pgMar w:top="1080" w:right="1080" w:bottom="1080" w:left="1080" w:header="708" w:footer="708" w:gutter="0"/>
       <w:cols w:space="720"/>
@@ -12683,6 +9866,147 @@
     </w:sectPr>
   </w:body>
 </w:document>
+</file>
+
+<file path=word/comments.xml><?xml version="1.0" encoding="utf-8"?>
+<w:comments xmlns:wpc="http://schemas.microsoft.com/office/word/2010/wordprocessingCanvas" xmlns:cx="http://schemas.microsoft.com/office/drawing/2014/chartex" xmlns:cx1="http://schemas.microsoft.com/office/drawing/2015/9/8/chartex" xmlns:cx2="http://schemas.microsoft.com/office/drawing/2015/10/21/chartex" xmlns:cx3="http://schemas.microsoft.com/office/drawing/2016/5/9/chartex" xmlns:cx4="http://schemas.microsoft.com/office/drawing/2016/5/10/chartex" xmlns:cx5="http://schemas.microsoft.com/office/drawing/2016/5/11/chartex" xmlns:cx6="http://schemas.microsoft.com/office/drawing/2016/5/12/chartex" xmlns:cx7="http://schemas.microsoft.com/office/drawing/2016/5/13/chartex" xmlns:cx8="http://schemas.microsoft.com/office/drawing/2016/5/14/chartex" xmlns:mc="http://schemas.openxmlformats.org/markup-compatibility/2006" xmlns:aink="http://schemas.microsoft.com/office/drawing/2016/ink" xmlns:am3d="http://schemas.microsoft.com/office/drawing/2017/model3d" xmlns:o="urn:schemas-microsoft-com:office:office" xmlns:oel="http://schemas.microsoft.com/office/2019/extlst" xmlns:r="http://schemas.openxmlformats.org/officeDocument/2006/relationships" xmlns:m="http://schemas.openxmlformats.org/officeDocument/2006/math" xmlns:v="urn:schemas-microsoft-com:vml" xmlns:wp14="http://schemas.microsoft.com/office/word/2010/wordprocessingDrawing" xmlns:wp="http://schemas.openxmlformats.org/drawingml/2006/wordprocessingDrawing" xmlns:w10="urn:schemas-microsoft-com:office:word" xmlns:w="http://schemas.openxmlformats.org/wordprocessingml/2006/main" xmlns:w14="http://schemas.microsoft.com/office/word/2010/wordml" xmlns:w15="http://schemas.microsoft.com/office/word/2012/wordml" xmlns:w16cex="http://schemas.microsoft.com/office/word/2018/wordml/cex" xmlns:w16cid="http://schemas.microsoft.com/office/word/2016/wordml/cid" xmlns:w16="http://schemas.microsoft.com/office/word/2018/wordml" xmlns:w16du="http://schemas.microsoft.com/office/word/2023/wordml/word16du" xmlns:w16sdtdh="http://schemas.microsoft.com/office/word/2020/wordml/sdtdatahash" xmlns:w16sdtfl="http://schemas.microsoft.com/office/word/2024/wordml/sdtformatlock" xmlns:w16se="http://schemas.microsoft.com/office/word/2015/wordml/symex" xmlns:wpg="http://schemas.microsoft.com/office/word/2010/wordprocessingGroup" xmlns:wpi="http://schemas.microsoft.com/office/word/2010/wordprocessingInk" xmlns:wne="http://schemas.microsoft.com/office/word/2006/wordml" xmlns:wps="http://schemas.microsoft.com/office/word/2010/wordprocessingShape" mc:Ignorable="w14 w15 w16se w16cid w16 w16cex w16sdtdh w16sdtfl w16du wp14">
+  <w:comment w:id="0" w:author="Sun Wenjing" w:date="2026-09-09T16:17:00Z" w:initials="WS">
+    <w:p>
+      <w:pPr>
+        <w:pStyle w:val="af1"/>
+      </w:pPr>
+      <w:r>
+        <w:rPr>
+          <w:rStyle w:val="af0"/>
+        </w:rPr>
+        <w:annotationRef/>
+      </w:r>
+      <w:r>
+        <w:rPr>
+          <w:rFonts w:hint="eastAsia"/>
+        </w:rPr>
+        <w:t>不要用表格，用文字形式，只要标题，组号：</w:t>
+      </w:r>
+      <w:r>
+        <w:t>28</w:t>
+      </w:r>
+      <w:r>
+        <w:rPr>
+          <w:rFonts w:hint="eastAsia"/>
+        </w:rPr>
+        <w:t>和小组成员</w:t>
+      </w:r>
+    </w:p>
+  </w:comment>
+  <w:comment w:id="8" w:author="Sun Wenjing" w:date="2026-09-09T15:54:00Z" w:initials="WS">
+    <w:p>
+      <w:pPr>
+        <w:pStyle w:val="af1"/>
+      </w:pPr>
+      <w:r>
+        <w:rPr>
+          <w:rStyle w:val="af0"/>
+        </w:rPr>
+        <w:annotationRef/>
+      </w:r>
+      <w:r>
+        <w:rPr>
+          <w:rFonts w:hint="eastAsia"/>
+        </w:rPr>
+        <w:t>用</w:t>
+      </w:r>
+      <w:r>
+        <w:rPr>
+          <w:rFonts w:hint="eastAsia"/>
+        </w:rPr>
+        <w:t>IT-CareerPilot-Typical-User-Flow-preview</w:t>
+      </w:r>
+      <w:r>
+        <w:rPr>
+          <w:rFonts w:hint="eastAsia"/>
+        </w:rPr>
+        <w:t>流程图替代说明。</w:t>
+      </w:r>
+    </w:p>
+  </w:comment>
+  <w:comment w:id="21" w:author="Sun Wenjing" w:date="2026-09-09T15:57:00Z" w:initials="WS">
+    <w:p>
+      <w:pPr>
+        <w:pStyle w:val="af1"/>
+      </w:pPr>
+      <w:r>
+        <w:rPr>
+          <w:rStyle w:val="af0"/>
+        </w:rPr>
+        <w:annotationRef/>
+      </w:r>
+      <w:r>
+        <w:rPr>
+          <w:rFonts w:hint="eastAsia"/>
+        </w:rPr>
+        <w:t>用</w:t>
+      </w:r>
+      <w:r>
+        <w:rPr>
+          <w:rFonts w:hint="eastAsia"/>
+        </w:rPr>
+        <w:t>IT CareerPilot Architecture EN</w:t>
+      </w:r>
+      <w:r>
+        <w:rPr>
+          <w:rFonts w:hint="eastAsia"/>
+        </w:rPr>
+        <w:t>架构图代替原来的架构图，并参考新版的架构图生成说明文字</w:t>
+      </w:r>
+    </w:p>
+  </w:comment>
+  <w:comment w:id="24" w:author="Sun Wenjing" w:date="2026-09-09T15:58:00Z" w:initials="WS">
+    <w:p>
+      <w:pPr>
+        <w:pStyle w:val="af1"/>
+      </w:pPr>
+      <w:r>
+        <w:rPr>
+          <w:rStyle w:val="af0"/>
+        </w:rPr>
+        <w:annotationRef/>
+      </w:r>
+      <w:r>
+        <w:rPr>
+          <w:rFonts w:hint="eastAsia"/>
+        </w:rPr>
+        <w:t>整个系统数据部分只需要放架构图和每一层架构对应的说明即可，不需要表格式的技术栈。</w:t>
+      </w:r>
+    </w:p>
+  </w:comment>
+</w:comments>
+</file>
+
+<file path=word/commentsExtended.xml><?xml version="1.0" encoding="utf-8"?>
+<w15:commentsEx xmlns:wpc="http://schemas.microsoft.com/office/word/2010/wordprocessingCanvas" xmlns:cx="http://schemas.microsoft.com/office/drawing/2014/chartex" xmlns:cx1="http://schemas.microsoft.com/office/drawing/2015/9/8/chartex" xmlns:cx2="http://schemas.microsoft.com/office/drawing/2015/10/21/chartex" xmlns:cx3="http://schemas.microsoft.com/office/drawing/2016/5/9/chartex" xmlns:cx4="http://schemas.microsoft.com/office/drawing/2016/5/10/chartex" xmlns:cx5="http://schemas.microsoft.com/office/drawing/2016/5/11/chartex" xmlns:cx6="http://schemas.microsoft.com/office/drawing/2016/5/12/chartex" xmlns:cx7="http://schemas.microsoft.com/office/drawing/2016/5/13/chartex" xmlns:cx8="http://schemas.microsoft.com/office/drawing/2016/5/14/chartex" xmlns:mc="http://schemas.openxmlformats.org/markup-compatibility/2006" xmlns:aink="http://schemas.microsoft.com/office/drawing/2016/ink" xmlns:am3d="http://schemas.microsoft.com/office/drawing/2017/model3d" xmlns:o="urn:schemas-microsoft-com:office:office" xmlns:oel="http://schemas.microsoft.com/office/2019/extlst" xmlns:r="http://schemas.openxmlformats.org/officeDocument/2006/relationships" xmlns:m="http://schemas.openxmlformats.org/officeDocument/2006/math" xmlns:v="urn:schemas-microsoft-com:vml" xmlns:wp14="http://schemas.microsoft.com/office/word/2010/wordprocessingDrawing" xmlns:wp="http://schemas.openxmlformats.org/drawingml/2006/wordprocessingDrawing" xmlns:w10="urn:schemas-microsoft-com:office:word" xmlns:w="http://schemas.openxmlformats.org/wordprocessingml/2006/main" xmlns:w14="http://schemas.microsoft.com/office/word/2010/wordml" xmlns:w15="http://schemas.microsoft.com/office/word/2012/wordml" xmlns:w16cex="http://schemas.microsoft.com/office/word/2018/wordml/cex" xmlns:w16cid="http://schemas.microsoft.com/office/word/2016/wordml/cid" xmlns:w16="http://schemas.microsoft.com/office/word/2018/wordml" xmlns:w16du="http://schemas.microsoft.com/office/word/2023/wordml/word16du" xmlns:w16sdtdh="http://schemas.microsoft.com/office/word/2020/wordml/sdtdatahash" xmlns:w16sdtfl="http://schemas.microsoft.com/office/word/2024/wordml/sdtformatlock" xmlns:w16se="http://schemas.microsoft.com/office/word/2015/wordml/symex" xmlns:wpg="http://schemas.microsoft.com/office/word/2010/wordprocessingGroup" xmlns:wpi="http://schemas.microsoft.com/office/word/2010/wordprocessingInk" xmlns:wne="http://schemas.microsoft.com/office/word/2006/wordml" xmlns:wps="http://schemas.microsoft.com/office/word/2010/wordprocessingShape" mc:Ignorable="w14 w15 w16se w16cid w16 w16cex w16sdtdh w16sdtfl w16du wp14">
+  <w15:commentEx w15:paraId="2C625652" w15:done="0"/>
+  <w15:commentEx w15:paraId="2608A10B" w15:done="0"/>
+  <w15:commentEx w15:paraId="261D1AAA" w15:done="0"/>
+  <w15:commentEx w15:paraId="2669058A" w15:done="0"/>
+</w15:commentsEx>
+</file>
+
+<file path=word/commentsExtensible.xml><?xml version="1.0" encoding="utf-8"?>
+<w16cex:commentsExtensible xmlns:wpc="http://schemas.microsoft.com/office/word/2010/wordprocessingCanvas" xmlns:cx="http://schemas.microsoft.com/office/drawing/2014/chartex" xmlns:cx1="http://schemas.microsoft.com/office/drawing/2015/9/8/chartex" xmlns:cx2="http://schemas.microsoft.com/office/drawing/2015/10/21/chartex" xmlns:cx3="http://schemas.microsoft.com/office/drawing/2016/5/9/chartex" xmlns:cx4="http://schemas.microsoft.com/office/drawing/2016/5/10/chartex" xmlns:cx5="http://schemas.microsoft.com/office/drawing/2016/5/11/chartex" xmlns:cx6="http://schemas.microsoft.com/office/drawing/2016/5/12/chartex" xmlns:cx7="http://schemas.microsoft.com/office/drawing/2016/5/13/chartex" xmlns:cx8="http://schemas.microsoft.com/office/drawing/2016/5/14/chartex" xmlns:cr="http://schemas.microsoft.com/office/comments/2020/reactions" xmlns:mc="http://schemas.openxmlformats.org/markup-compatibility/2006" xmlns:aink="http://schemas.microsoft.com/office/drawing/2016/ink" xmlns:am3d="http://schemas.microsoft.com/office/drawing/2017/model3d" xmlns:o="urn:schemas-microsoft-com:office:office" xmlns:oel="http://schemas.microsoft.com/office/2019/extlst" xmlns:r="http://schemas.openxmlformats.org/officeDocument/2006/relationships" xmlns:m="http://schemas.openxmlformats.org/officeDocument/2006/math" xmlns:v="urn:schemas-microsoft-com:vml" xmlns:wp14="http://schemas.microsoft.com/office/word/2010/wordprocessingDrawing" xmlns:wp="http://schemas.openxmlformats.org/drawingml/2006/wordprocessingDrawing" xmlns:w10="urn:schemas-microsoft-com:office:word" xmlns:w="http://schemas.openxmlformats.org/wordprocessingml/2006/main" xmlns:w14="http://schemas.microsoft.com/office/word/2010/wordml" xmlns:w15="http://schemas.microsoft.com/office/word/2012/wordml" xmlns:w16cex="http://schemas.microsoft.com/office/word/2018/wordml/cex" xmlns:w16cid="http://schemas.microsoft.com/office/word/2016/wordml/cid" xmlns:w16="http://schemas.microsoft.com/office/word/2018/wordml" xmlns:w16du="http://schemas.microsoft.com/office/word/2023/wordml/word16du" xmlns:w16sdtdh="http://schemas.microsoft.com/office/word/2020/wordml/sdtdatahash" xmlns:w16sdtfl="http://schemas.microsoft.com/office/word/2024/wordml/sdtformatlock" xmlns:w16se="http://schemas.microsoft.com/office/word/2015/wordml/symex" xmlns:wpg="http://schemas.microsoft.com/office/word/2010/wordprocessingGroup" xmlns:wpi="http://schemas.microsoft.com/office/word/2010/wordprocessingInk" xmlns:wne="http://schemas.microsoft.com/office/word/2006/wordml" xmlns:wps="http://schemas.microsoft.com/office/word/2010/wordprocessingShape" mc:Ignorable="w14 w15 w16se w16cid w16 w16cex w16sdtdh w16sdtfl cr w16du wp14">
+  <w16cex:commentExtensible w16cex:durableId="63D6E6F6" w16cex:dateUtc="2026-09-09T08:17:00Z"/>
+  <w16cex:commentExtensible w16cex:durableId="46C605F2" w16cex:dateUtc="2026-09-09T07:54:00Z"/>
+  <w16cex:commentExtensible w16cex:durableId="4FDAD01C" w16cex:dateUtc="2026-09-09T07:57:00Z"/>
+  <w16cex:commentExtensible w16cex:durableId="7A44FF03" w16cex:dateUtc="2026-09-09T07:58:00Z"/>
+</w16cex:commentsExtensible>
+</file>
+
+<file path=word/commentsIds.xml><?xml version="1.0" encoding="utf-8"?>
+<w16cid:commentsIds xmlns:wpc="http://schemas.microsoft.com/office/word/2010/wordprocessingCanvas" xmlns:cx="http://schemas.microsoft.com/office/drawing/2014/chartex" xmlns:cx1="http://schemas.microsoft.com/office/drawing/2015/9/8/chartex" xmlns:cx2="http://schemas.microsoft.com/office/drawing/2015/10/21/chartex" xmlns:cx3="http://schemas.microsoft.com/office/drawing/2016/5/9/chartex" xmlns:cx4="http://schemas.microsoft.com/office/drawing/2016/5/10/chartex" xmlns:cx5="http://schemas.microsoft.com/office/drawing/2016/5/11/chartex" xmlns:cx6="http://schemas.microsoft.com/office/drawing/2016/5/12/chartex" xmlns:cx7="http://schemas.microsoft.com/office/drawing/2016/5/13/chartex" xmlns:cx8="http://schemas.microsoft.com/office/drawing/2016/5/14/chartex" xmlns:mc="http://schemas.openxmlformats.org/markup-compatibility/2006" xmlns:aink="http://schemas.microsoft.com/office/drawing/2016/ink" xmlns:am3d="http://schemas.microsoft.com/office/drawing/2017/model3d" xmlns:o="urn:schemas-microsoft-com:office:office" xmlns:oel="http://schemas.microsoft.com/office/2019/extlst" xmlns:r="http://schemas.openxmlformats.org/officeDocument/2006/relationships" xmlns:m="http://schemas.openxmlformats.org/officeDocument/2006/math" xmlns:v="urn:schemas-microsoft-com:vml" xmlns:wp14="http://schemas.microsoft.com/office/word/2010/wordprocessingDrawing" xmlns:wp="http://schemas.openxmlformats.org/drawingml/2006/wordprocessingDrawing" xmlns:w10="urn:schemas-microsoft-com:office:word" xmlns:w="http://schemas.openxmlformats.org/wordprocessingml/2006/main" xmlns:w14="http://schemas.microsoft.com/office/word/2010/wordml" xmlns:w15="http://schemas.microsoft.com/office/word/2012/wordml" xmlns:w16cex="http://schemas.microsoft.com/office/word/2018/wordml/cex" xmlns:w16cid="http://schemas.microsoft.com/office/word/2016/wordml/cid" xmlns:w16="http://schemas.microsoft.com/office/word/2018/wordml" xmlns:w16du="http://schemas.microsoft.com/office/word/2023/wordml/word16du" xmlns:w16sdtdh="http://schemas.microsoft.com/office/word/2020/wordml/sdtdatahash" xmlns:w16sdtfl="http://schemas.microsoft.com/office/word/2024/wordml/sdtformatlock" xmlns:w16se="http://schemas.microsoft.com/office/word/2015/wordml/symex" xmlns:wpg="http://schemas.microsoft.com/office/word/2010/wordprocessingGroup" xmlns:wpi="http://schemas.microsoft.com/office/word/2010/wordprocessingInk" xmlns:wne="http://schemas.microsoft.com/office/word/2006/wordml" xmlns:wps="http://schemas.microsoft.com/office/word/2010/wordprocessingShape" mc:Ignorable="w14 w15 w16se w16cid w16 w16cex w16sdtdh w16sdtfl w16du wp14">
+  <w16cid:commentId w16cid:paraId="2C625652" w16cid:durableId="63D6E6F6"/>
+  <w16cid:commentId w16cid:paraId="2608A10B" w16cid:durableId="46C605F2"/>
+  <w16cid:commentId w16cid:paraId="261D1AAA" w16cid:durableId="4FDAD01C"/>
+  <w16cid:commentId w16cid:paraId="2669058A" w16cid:durableId="7A44FF03"/>
+</w16cid:commentsIds>
 </file>
 
 <file path=word/endnotes.xml><?xml version="1.0" encoding="utf-8"?>
@@ -12710,7 +10034,6 @@
     <w:pPr>
       <w:jc w:val="center"/>
     </w:pPr>
-    <w:proofErr w:type="gramStart"/>
     <w:r>
       <w:rPr>
         <w:rFonts w:eastAsia="微软雅黑"/>
@@ -12736,27 +10059,7 @@
         <w:sz w:val="17"/>
         <w:szCs w:val="17"/>
       </w:rPr>
-      <w:t>页</w:t>
-    </w:r>
-    <w:proofErr w:type="gramEnd"/>
-    <w:r>
-      <w:rPr>
-        <w:rFonts w:eastAsia="微软雅黑"/>
-        <w:color w:val="808080"/>
-        <w:sz w:val="17"/>
-        <w:szCs w:val="17"/>
-      </w:rPr>
-      <w:t>，</w:t>
-    </w:r>
-    <w:proofErr w:type="gramStart"/>
-    <w:r>
-      <w:rPr>
-        <w:rFonts w:eastAsia="微软雅黑"/>
-        <w:color w:val="808080"/>
-        <w:sz w:val="17"/>
-        <w:szCs w:val="17"/>
-      </w:rPr>
-      <w:t>共</w:t>
+      <w:t>页，共</w:t>
     </w:r>
     <w:r>
       <w:rPr>
@@ -12776,7 +10079,6 @@
       </w:rPr>
       <w:t>页</w:t>
     </w:r>
-    <w:proofErr w:type="gramEnd"/>
   </w:p>
 </w:ftr>
 </file>
@@ -12927,6 +10229,14 @@
     </w:lvlOverride>
   </w:num>
 </w:numbering>
+</file>
+
+<file path=word/people.xml><?xml version="1.0" encoding="utf-8"?>
+<w15:people xmlns:wpc="http://schemas.microsoft.com/office/word/2010/wordprocessingCanvas" xmlns:cx="http://schemas.microsoft.com/office/drawing/2014/chartex" xmlns:cx1="http://schemas.microsoft.com/office/drawing/2015/9/8/chartex" xmlns:cx2="http://schemas.microsoft.com/office/drawing/2015/10/21/chartex" xmlns:cx3="http://schemas.microsoft.com/office/drawing/2016/5/9/chartex" xmlns:cx4="http://schemas.microsoft.com/office/drawing/2016/5/10/chartex" xmlns:cx5="http://schemas.microsoft.com/office/drawing/2016/5/11/chartex" xmlns:cx6="http://schemas.microsoft.com/office/drawing/2016/5/12/chartex" xmlns:cx7="http://schemas.microsoft.com/office/drawing/2016/5/13/chartex" xmlns:cx8="http://schemas.microsoft.com/office/drawing/2016/5/14/chartex" xmlns:mc="http://schemas.openxmlformats.org/markup-compatibility/2006" xmlns:aink="http://schemas.microsoft.com/office/drawing/2016/ink" xmlns:am3d="http://schemas.microsoft.com/office/drawing/2017/model3d" xmlns:o="urn:schemas-microsoft-com:office:office" xmlns:oel="http://schemas.microsoft.com/office/2019/extlst" xmlns:r="http://schemas.openxmlformats.org/officeDocument/2006/relationships" xmlns:m="http://schemas.openxmlformats.org/officeDocument/2006/math" xmlns:v="urn:schemas-microsoft-com:vml" xmlns:wp14="http://schemas.microsoft.com/office/word/2010/wordprocessingDrawing" xmlns:wp="http://schemas.openxmlformats.org/drawingml/2006/wordprocessingDrawing" xmlns:w10="urn:schemas-microsoft-com:office:word" xmlns:w="http://schemas.openxmlformats.org/wordprocessingml/2006/main" xmlns:w14="http://schemas.microsoft.com/office/word/2010/wordml" xmlns:w15="http://schemas.microsoft.com/office/word/2012/wordml" xmlns:w16cex="http://schemas.microsoft.com/office/word/2018/wordml/cex" xmlns:w16cid="http://schemas.microsoft.com/office/word/2016/wordml/cid" xmlns:w16="http://schemas.microsoft.com/office/word/2018/wordml" xmlns:w16du="http://schemas.microsoft.com/office/word/2023/wordml/word16du" xmlns:w16sdtdh="http://schemas.microsoft.com/office/word/2020/wordml/sdtdatahash" xmlns:w16sdtfl="http://schemas.microsoft.com/office/word/2024/wordml/sdtformatlock" xmlns:w16se="http://schemas.microsoft.com/office/word/2015/wordml/symex" xmlns:wpg="http://schemas.microsoft.com/office/word/2010/wordprocessingGroup" xmlns:wpi="http://schemas.microsoft.com/office/word/2010/wordprocessingInk" xmlns:wne="http://schemas.microsoft.com/office/word/2006/wordml" xmlns:wps="http://schemas.microsoft.com/office/word/2010/wordprocessingShape" mc:Ignorable="w14 w15 w16se w16cid w16 w16cex w16sdtdh w16sdtfl w16du wp14">
+  <w15:person w15:author="Sun Wenjing">
+    <w15:presenceInfo w15:providerId="AD" w15:userId="S::e1538441@u.nus.edu::9bc9582b-3ba8-44be-8bef-d6496fc1292a"/>
+  </w15:person>
+</w15:people>
 </file>
 
 <file path=word/styles.xml><?xml version="1.0" encoding="utf-8"?>
